--- a/reports/docx/ЛР2_вариант_22.docx
+++ b/reports/docx/ЛР2_вариант_22.docx
@@ -1560,7 +1560,7 @@
           <w:i/>
           <w:sz w:val="24"/>
         </w:rPr>
-        <w:t>Листинг 3 – выполнение генерации: &gt;s.bat lab2\add_data.sql 2000000</w:t>
+        <w:t>Листинг 3 – выполнение генерации: ./h lr2 gen (аналог в cmd: &gt;s.bat lab2\add_data.sql 2000000)</w:t>
       </w:r>
     </w:p>
     <w:tbl>
@@ -2644,7 +2644,7 @@
           <w:i/>
           <w:sz w:val="24"/>
         </w:rPr>
-        <w:t>Листинг 9 – замеры через CURRENT_TIME: &gt;s.bat lab2\time_current.sql 22</w:t>
+        <w:t>Листинг 9 – замеры через CURRENT_TIME: ./h lr2 time 22 (аналог в cmd: &gt;s.bat lab2\time_current.sql 22)</w:t>
       </w:r>
     </w:p>
     <w:tbl>
@@ -3160,7 +3160,7 @@
           <w:i/>
           <w:sz w:val="24"/>
         </w:rPr>
-        <w:t>Листинг 11 – замеры командой \timing on: &gt;s.bat lab2\time_timing.sql 22</w:t>
+        <w:t>Листинг 11 – замеры командой \timing on: ./h lr2 timing 22 (аналог в cmd: &gt;s.bat lab2\time_timing.sql 22)</w:t>
       </w:r>
     </w:p>
     <w:tbl>
@@ -3853,7 +3853,7 @@
           <w:i/>
           <w:sz w:val="24"/>
         </w:rPr>
-        <w:t>Листинг 13 – индексы в исходном состоянии</w:t>
+        <w:t>Листинг 13 – индексы в исходном состоянии: ./h lr2 idx 22</w:t>
       </w:r>
     </w:p>
     <w:tbl>
@@ -4347,7 +4347,7 @@
           <w:i/>
           <w:sz w:val="24"/>
         </w:rPr>
-        <w:t>Листинг 16 – создание btree-индекса: &gt;s.bat lab2\idx_1.sql 22 btree</w:t>
+        <w:t>Листинг 16 – создание btree-индекса: ./h lr2 idx1 22 btree (аналог в cmd: &gt;s.bat lab2\idx_1.sql 22 btree)</w:t>
       </w:r>
     </w:p>
     <w:tbl>
@@ -4601,7 +4601,7 @@
           <w:i/>
           <w:sz w:val="24"/>
         </w:rPr>
-        <w:t>Листинг 17 – удаление индекса: &gt;s.bat lab2\idx_0.sql 22</w:t>
+        <w:t>Листинг 17 – удаление индекса: ./h lr2 idx0 22 (аналог в cmd: &gt;s.bat lab2\idx_0.sql 22)</w:t>
       </w:r>
     </w:p>
     <w:tbl>
@@ -5661,7 +5661,7 @@
           <w:i/>
           <w:sz w:val="24"/>
         </w:rPr>
-        <w:t>Листинг 21 – справочник без ключа: &gt;s.bat lab2\create_ref1.sql 22</w:t>
+        <w:t>Листинг 21 – справочник без ключа: ./h lr2 pk0 22 (аналог в cmd: &gt;s.bat lab2\create_ref1.sql 22)</w:t>
       </w:r>
     </w:p>
     <w:tbl>
@@ -5843,7 +5843,7 @@
           <w:i/>
           <w:sz w:val="24"/>
         </w:rPr>
-        <w:t>Листинг 22 – справочник с ключом: &gt;s.bat lab2\create_ref0.sql 22</w:t>
+        <w:t>Листинг 22 – справочник с ключом: ./h lr2 pk1 22 (аналог в cmd: &gt;s.bat lab2\create_ref0.sql 22)</w:t>
       </w:r>
     </w:p>
     <w:tbl>
@@ -6347,7 +6347,7 @@
           <w:i/>
           <w:sz w:val="24"/>
         </w:rPr>
-        <w:t>Листинг 24 – план запроса с условием WHERE и btree-индексом: &gt;s.bat lab2\explain.sql 22 1</w:t>
+        <w:t>Листинг 24 – план запроса с условием WHERE и btree-индексом: ./h lr2 explain 22 1 (аналог в cmd: &gt;s.bat lab2\explain.sql 22 1)</w:t>
       </w:r>
     </w:p>
     <w:tbl>
@@ -9291,7 +9291,1263 @@
         <w:pStyle w:val="Heading1"/>
       </w:pPr>
       <w:r>
-        <w:t>5. Выводы</w:t>
+        <w:t>5. Защита работы: запуск через ./h</w:t>
+      </w:r>
+    </w:p>
+    <w:p>
+      <w:pPr>
+        <w:ind w:firstLine="709"/>
+        <w:jc w:val="both"/>
+      </w:pPr>
+      <w:r>
+        <w:rPr>
+          <w:b w:val="0"/>
+        </w:rPr>
+        <w:t xml:space="preserve">Все действия работы выполняются из корня проекта в Git Bash единым сценарием </w:t>
+      </w:r>
+      <w:r>
+        <w:rPr>
+          <w:b/>
+        </w:rPr>
+        <w:t>h</w:t>
+      </w:r>
+      <w:r>
+        <w:rPr>
+          <w:b w:val="0"/>
+        </w:rPr>
+        <w:t xml:space="preserve"> (листинг полностью - в приложении А). Сценарий задаёт параметры подключения к PostgreSQL (PGHOST, PGPORT, PGUSER, PGDATABASE, клиентская кодировка UTF8), передаёт параметры сценариям psql через стандартный ввод командами \set (кириллица в аргументах командной строки Windows не искажается), вызывает командные файлы .bat и приводит вывод к UTF-8 фильтром helper/fixenc.pl. Все результаты, приведённые в отчёте, получены этими командами; в подписи каждого листинга результата указана команда ./h.</w:t>
+      </w:r>
+    </w:p>
+    <w:p>
+      <w:pPr>
+        <w:ind w:firstLine="709"/>
+        <w:jc w:val="both"/>
+      </w:pPr>
+      <w:r>
+        <w:rPr>
+          <w:b w:val="0"/>
+        </w:rPr>
+        <w:t>Порядок демонстрации работы на защите:</w:t>
+      </w:r>
+    </w:p>
+    <w:p>
+      <w:pPr>
+        <w:keepNext/>
+        <w:spacing w:before="120"/>
+      </w:pPr>
+      <w:r>
+        <w:rPr>
+          <w:sz w:val="24"/>
+        </w:rPr>
+        <w:t>Таблица 3 – Команды ./h для защиты ЛР2, вариант 22</w:t>
+      </w:r>
+    </w:p>
+    <w:tbl>
+      <w:tblPr>
+        <w:tblStyle w:val="TableGrid"/>
+        <w:tblW w:type="auto" w:w="0"/>
+        <w:jc w:val="center"/>
+        <w:tblLook w:firstColumn="1" w:firstRow="1" w:lastColumn="0" w:lastRow="0" w:noHBand="0" w:noVBand="1" w:val="04A0"/>
+      </w:tblPr>
+      <w:tblGrid>
+        <w:gridCol w:w="3118"/>
+        <w:gridCol w:w="3118"/>
+        <w:gridCol w:w="3118"/>
+      </w:tblGrid>
+      <w:tr>
+        <w:tc>
+          <w:tcPr>
+            <w:tcW w:type="dxa" w:w="567"/>
+            <w:shd w:val="clear" w:color="auto" w:fill="E7E6E6"/>
+          </w:tcPr>
+          <w:p>
+            <w:r>
+              <w:rPr>
+                <w:b/>
+                <w:sz w:val="22"/>
+              </w:rPr>
+              <w:t>№</w:t>
+            </w:r>
+          </w:p>
+        </w:tc>
+        <w:tc>
+          <w:tcPr>
+            <w:tcW w:type="dxa" w:w="4252"/>
+            <w:shd w:val="clear" w:color="auto" w:fill="E7E6E6"/>
+          </w:tcPr>
+          <w:p>
+            <w:r>
+              <w:rPr>
+                <w:b/>
+                <w:sz w:val="22"/>
+              </w:rPr>
+              <w:t>Команда</w:t>
+            </w:r>
+          </w:p>
+        </w:tc>
+        <w:tc>
+          <w:tcPr>
+            <w:tcW w:type="dxa" w:w="4535"/>
+            <w:shd w:val="clear" w:color="auto" w:fill="E7E6E6"/>
+          </w:tcPr>
+          <w:p>
+            <w:r>
+              <w:rPr>
+                <w:b/>
+                <w:sz w:val="22"/>
+              </w:rPr>
+              <w:t>Что выполняется</w:t>
+            </w:r>
+          </w:p>
+        </w:tc>
+      </w:tr>
+      <w:tr>
+        <w:tc>
+          <w:tcPr>
+            <w:tcW w:type="dxa" w:w="567"/>
+          </w:tcPr>
+          <w:p>
+            <w:r>
+              <w:rPr>
+                <w:sz w:val="22"/>
+              </w:rPr>
+              <w:t>1</w:t>
+            </w:r>
+          </w:p>
+        </w:tc>
+        <w:tc>
+          <w:tcPr>
+            <w:tcW w:type="dxa" w:w="4252"/>
+          </w:tcPr>
+          <w:p>
+            <w:r>
+              <w:rPr>
+                <w:sz w:val="22"/>
+              </w:rPr>
+              <w:t>./h lr2 gen 2000000</w:t>
+            </w:r>
+          </w:p>
+        </w:tc>
+        <w:tc>
+          <w:tcPr>
+            <w:tcW w:type="dxa" w:w="4535"/>
+          </w:tcPr>
+          <w:p>
+            <w:r>
+              <w:rPr>
+                <w:sz w:val="22"/>
+              </w:rPr>
+              <w:t>lab2/add_data.sql - 2 млн записей в ПРОДАЖА</w:t>
+            </w:r>
+          </w:p>
+        </w:tc>
+      </w:tr>
+      <w:tr>
+        <w:tc>
+          <w:tcPr>
+            <w:tcW w:type="dxa" w:w="567"/>
+          </w:tcPr>
+          <w:p>
+            <w:r>
+              <w:rPr>
+                <w:sz w:val="22"/>
+              </w:rPr>
+              <w:t>2</w:t>
+            </w:r>
+          </w:p>
+        </w:tc>
+        <w:tc>
+          <w:tcPr>
+            <w:tcW w:type="dxa" w:w="4252"/>
+          </w:tcPr>
+          <w:p>
+            <w:r>
+              <w:rPr>
+                <w:sz w:val="22"/>
+              </w:rPr>
+              <w:t>./h lr2 tbs D:/PG_TBS</w:t>
+            </w:r>
+          </w:p>
+        </w:tc>
+        <w:tc>
+          <w:tcPr>
+            <w:tcW w:type="dxa" w:w="4535"/>
+          </w:tcPr>
+          <w:p>
+            <w:r>
+              <w:rPr>
+                <w:sz w:val="22"/>
+              </w:rPr>
+              <w:t>lab2/tablespace.sql - ПРОДАЖА в табличное пространство</w:t>
+            </w:r>
+          </w:p>
+        </w:tc>
+      </w:tr>
+      <w:tr>
+        <w:tc>
+          <w:tcPr>
+            <w:tcW w:type="dxa" w:w="567"/>
+          </w:tcPr>
+          <w:p>
+            <w:r>
+              <w:rPr>
+                <w:sz w:val="22"/>
+              </w:rPr>
+              <w:t>3</w:t>
+            </w:r>
+          </w:p>
+        </w:tc>
+        <w:tc>
+          <w:tcPr>
+            <w:tcW w:type="dxa" w:w="4252"/>
+          </w:tcPr>
+          <w:p>
+            <w:r>
+              <w:rPr>
+                <w:sz w:val="22"/>
+              </w:rPr>
+              <w:t>./h lr2 time 22</w:t>
+            </w:r>
+          </w:p>
+        </w:tc>
+        <w:tc>
+          <w:tcPr>
+            <w:tcW w:type="dxa" w:w="4535"/>
+          </w:tcPr>
+          <w:p>
+            <w:r>
+              <w:rPr>
+                <w:sz w:val="22"/>
+              </w:rPr>
+              <w:t>lab2/time_current.sql - 5 замеров через CURRENT_TIME</w:t>
+            </w:r>
+          </w:p>
+        </w:tc>
+      </w:tr>
+      <w:tr>
+        <w:tc>
+          <w:tcPr>
+            <w:tcW w:type="dxa" w:w="567"/>
+          </w:tcPr>
+          <w:p>
+            <w:r>
+              <w:rPr>
+                <w:sz w:val="22"/>
+              </w:rPr>
+              <w:t>4</w:t>
+            </w:r>
+          </w:p>
+        </w:tc>
+        <w:tc>
+          <w:tcPr>
+            <w:tcW w:type="dxa" w:w="4252"/>
+          </w:tcPr>
+          <w:p>
+            <w:r>
+              <w:rPr>
+                <w:sz w:val="22"/>
+              </w:rPr>
+              <w:t>./h lr2 timing 22</w:t>
+            </w:r>
+          </w:p>
+        </w:tc>
+        <w:tc>
+          <w:tcPr>
+            <w:tcW w:type="dxa" w:w="4535"/>
+          </w:tcPr>
+          <w:p>
+            <w:r>
+              <w:rPr>
+                <w:sz w:val="22"/>
+              </w:rPr>
+              <w:t>lab2/time_timing.sql - 5 замеров через \timing on</w:t>
+            </w:r>
+          </w:p>
+        </w:tc>
+      </w:tr>
+      <w:tr>
+        <w:tc>
+          <w:tcPr>
+            <w:tcW w:type="dxa" w:w="567"/>
+          </w:tcPr>
+          <w:p>
+            <w:r>
+              <w:rPr>
+                <w:sz w:val="22"/>
+              </w:rPr>
+              <w:t>5</w:t>
+            </w:r>
+          </w:p>
+        </w:tc>
+        <w:tc>
+          <w:tcPr>
+            <w:tcW w:type="dxa" w:w="4252"/>
+          </w:tcPr>
+          <w:p>
+            <w:r>
+              <w:rPr>
+                <w:sz w:val="22"/>
+              </w:rPr>
+              <w:t>./h lr2 idx 22</w:t>
+            </w:r>
+          </w:p>
+        </w:tc>
+        <w:tc>
+          <w:tcPr>
+            <w:tcW w:type="dxa" w:w="4535"/>
+          </w:tcPr>
+          <w:p>
+            <w:r>
+              <w:rPr>
+                <w:sz w:val="22"/>
+              </w:rPr>
+              <w:t>lab2/idx_names.sql - индексы ПРОДАЖА и МАГАЗИН</w:t>
+            </w:r>
+          </w:p>
+        </w:tc>
+      </w:tr>
+      <w:tr>
+        <w:tc>
+          <w:tcPr>
+            <w:tcW w:type="dxa" w:w="567"/>
+          </w:tcPr>
+          <w:p>
+            <w:r>
+              <w:rPr>
+                <w:sz w:val="22"/>
+              </w:rPr>
+              <w:t>6</w:t>
+            </w:r>
+          </w:p>
+        </w:tc>
+        <w:tc>
+          <w:tcPr>
+            <w:tcW w:type="dxa" w:w="4252"/>
+          </w:tcPr>
+          <w:p>
+            <w:r>
+              <w:rPr>
+                <w:sz w:val="22"/>
+              </w:rPr>
+              <w:t>./h lr2 idx1 22 btree</w:t>
+            </w:r>
+          </w:p>
+        </w:tc>
+        <w:tc>
+          <w:tcPr>
+            <w:tcW w:type="dxa" w:w="4535"/>
+          </w:tcPr>
+          <w:p>
+            <w:r>
+              <w:rPr>
+                <w:sz w:val="22"/>
+              </w:rPr>
+              <w:t>lab2/idx_1.sql - btree-индекс по полю-ссылке</w:t>
+            </w:r>
+          </w:p>
+        </w:tc>
+      </w:tr>
+      <w:tr>
+        <w:tc>
+          <w:tcPr>
+            <w:tcW w:type="dxa" w:w="567"/>
+          </w:tcPr>
+          <w:p>
+            <w:r>
+              <w:rPr>
+                <w:sz w:val="22"/>
+              </w:rPr>
+              <w:t>7</w:t>
+            </w:r>
+          </w:p>
+        </w:tc>
+        <w:tc>
+          <w:tcPr>
+            <w:tcW w:type="dxa" w:w="4252"/>
+          </w:tcPr>
+          <w:p>
+            <w:r>
+              <w:rPr>
+                <w:sz w:val="22"/>
+              </w:rPr>
+              <w:t>./h lr2 explain 22 1</w:t>
+            </w:r>
+          </w:p>
+        </w:tc>
+        <w:tc>
+          <w:tcPr>
+            <w:tcW w:type="dxa" w:w="4535"/>
+          </w:tcPr>
+          <w:p>
+            <w:r>
+              <w:rPr>
+                <w:sz w:val="22"/>
+              </w:rPr>
+              <w:t>lab2/explain.sql - EXPLAIN / EXPLAIN ANALYZE с WHERE</w:t>
+            </w:r>
+          </w:p>
+        </w:tc>
+      </w:tr>
+      <w:tr>
+        <w:tc>
+          <w:tcPr>
+            <w:tcW w:type="dxa" w:w="567"/>
+          </w:tcPr>
+          <w:p>
+            <w:r>
+              <w:rPr>
+                <w:sz w:val="22"/>
+              </w:rPr>
+              <w:t>8</w:t>
+            </w:r>
+          </w:p>
+        </w:tc>
+        <w:tc>
+          <w:tcPr>
+            <w:tcW w:type="dxa" w:w="4252"/>
+          </w:tcPr>
+          <w:p>
+            <w:r>
+              <w:rPr>
+                <w:sz w:val="22"/>
+              </w:rPr>
+              <w:t>./h lr2 idx0 22</w:t>
+            </w:r>
+          </w:p>
+        </w:tc>
+        <w:tc>
+          <w:tcPr>
+            <w:tcW w:type="dxa" w:w="4535"/>
+          </w:tcPr>
+          <w:p>
+            <w:r>
+              <w:rPr>
+                <w:sz w:val="22"/>
+              </w:rPr>
+              <w:t>lab2/idx_0.sql - удаление индекса</w:t>
+            </w:r>
+          </w:p>
+        </w:tc>
+      </w:tr>
+      <w:tr>
+        <w:tc>
+          <w:tcPr>
+            <w:tcW w:type="dxa" w:w="567"/>
+          </w:tcPr>
+          <w:p>
+            <w:r>
+              <w:rPr>
+                <w:sz w:val="22"/>
+              </w:rPr>
+              <w:t>9</w:t>
+            </w:r>
+          </w:p>
+        </w:tc>
+        <w:tc>
+          <w:tcPr>
+            <w:tcW w:type="dxa" w:w="4252"/>
+          </w:tcPr>
+          <w:p>
+            <w:r>
+              <w:rPr>
+                <w:sz w:val="22"/>
+              </w:rPr>
+              <w:t>./h lr2 idx1 22 hash</w:t>
+            </w:r>
+          </w:p>
+        </w:tc>
+        <w:tc>
+          <w:tcPr>
+            <w:tcW w:type="dxa" w:w="4535"/>
+          </w:tcPr>
+          <w:p>
+            <w:r>
+              <w:rPr>
+                <w:sz w:val="22"/>
+              </w:rPr>
+              <w:t>hash-индекс по тому же полю</w:t>
+            </w:r>
+          </w:p>
+        </w:tc>
+      </w:tr>
+      <w:tr>
+        <w:tc>
+          <w:tcPr>
+            <w:tcW w:type="dxa" w:w="567"/>
+          </w:tcPr>
+          <w:p>
+            <w:r>
+              <w:rPr>
+                <w:sz w:val="22"/>
+              </w:rPr>
+              <w:t>10</w:t>
+            </w:r>
+          </w:p>
+        </w:tc>
+        <w:tc>
+          <w:tcPr>
+            <w:tcW w:type="dxa" w:w="4252"/>
+          </w:tcPr>
+          <w:p>
+            <w:r>
+              <w:rPr>
+                <w:sz w:val="22"/>
+              </w:rPr>
+              <w:t>./h lr2 pk0 22</w:t>
+            </w:r>
+          </w:p>
+        </w:tc>
+        <w:tc>
+          <w:tcPr>
+            <w:tcW w:type="dxa" w:w="4535"/>
+          </w:tcPr>
+          <w:p>
+            <w:r>
+              <w:rPr>
+                <w:sz w:val="22"/>
+              </w:rPr>
+              <w:t>lab2/create_ref1.sql - МАГАЗИН без PRIMARY KEY</w:t>
+            </w:r>
+          </w:p>
+        </w:tc>
+      </w:tr>
+      <w:tr>
+        <w:tc>
+          <w:tcPr>
+            <w:tcW w:type="dxa" w:w="567"/>
+          </w:tcPr>
+          <w:p>
+            <w:r>
+              <w:rPr>
+                <w:sz w:val="22"/>
+              </w:rPr>
+              <w:t>11</w:t>
+            </w:r>
+          </w:p>
+        </w:tc>
+        <w:tc>
+          <w:tcPr>
+            <w:tcW w:type="dxa" w:w="4252"/>
+          </w:tcPr>
+          <w:p>
+            <w:r>
+              <w:rPr>
+                <w:sz w:val="22"/>
+              </w:rPr>
+              <w:t>./h lr2 pk1 22</w:t>
+            </w:r>
+          </w:p>
+        </w:tc>
+        <w:tc>
+          <w:tcPr>
+            <w:tcW w:type="dxa" w:w="4535"/>
+          </w:tcPr>
+          <w:p>
+            <w:r>
+              <w:rPr>
+                <w:sz w:val="22"/>
+              </w:rPr>
+              <w:t>lab2/create_ref0.sql - МАГАЗИН с PRIMARY KEY</w:t>
+            </w:r>
+          </w:p>
+        </w:tc>
+      </w:tr>
+      <w:tr>
+        <w:tc>
+          <w:tcPr>
+            <w:tcW w:type="dxa" w:w="567"/>
+          </w:tcPr>
+          <w:p>
+            <w:r>
+              <w:rPr>
+                <w:sz w:val="22"/>
+              </w:rPr>
+              <w:t>12</w:t>
+            </w:r>
+          </w:p>
+        </w:tc>
+        <w:tc>
+          <w:tcPr>
+            <w:tcW w:type="dxa" w:w="4252"/>
+          </w:tcPr>
+          <w:p>
+            <w:r>
+              <w:rPr>
+                <w:sz w:val="22"/>
+              </w:rPr>
+              <w:t>./h lr2 copy 22</w:t>
+            </w:r>
+          </w:p>
+        </w:tc>
+        <w:tc>
+          <w:tcPr>
+            <w:tcW w:type="dxa" w:w="4535"/>
+          </w:tcPr>
+          <w:p>
+            <w:r>
+              <w:rPr>
+                <w:sz w:val="22"/>
+              </w:rPr>
+              <w:t>lab2/copy_ref.sql - загрузка МАГАЗИН из DATA/SOURCE</w:t>
+            </w:r>
+          </w:p>
+        </w:tc>
+      </w:tr>
+      <w:tr>
+        <w:tc>
+          <w:tcPr>
+            <w:tcW w:type="dxa" w:w="567"/>
+          </w:tcPr>
+          <w:p>
+            <w:r>
+              <w:rPr>
+                <w:sz w:val="22"/>
+              </w:rPr>
+              <w:t>13</w:t>
+            </w:r>
+          </w:p>
+        </w:tc>
+        <w:tc>
+          <w:tcPr>
+            <w:tcW w:type="dxa" w:w="4252"/>
+          </w:tcPr>
+          <w:p>
+            <w:r>
+              <w:rPr>
+                <w:sz w:val="22"/>
+              </w:rPr>
+              <w:t>./h lr2 measure 22</w:t>
+            </w:r>
+          </w:p>
+        </w:tc>
+        <w:tc>
+          <w:tcPr>
+            <w:tcW w:type="dxa" w:w="4535"/>
+          </w:tcPr>
+          <w:p>
+            <w:r>
+              <w:rPr>
+                <w:sz w:val="22"/>
+              </w:rPr>
+              <w:t>lab2/measure.sql - протокол results/lr2_v22_results.txt</w:t>
+            </w:r>
+          </w:p>
+        </w:tc>
+      </w:tr>
+      <w:tr>
+        <w:tc>
+          <w:tcPr>
+            <w:tcW w:type="dxa" w:w="567"/>
+          </w:tcPr>
+          <w:p>
+            <w:r>
+              <w:rPr>
+                <w:sz w:val="22"/>
+              </w:rPr>
+              <w:t>14</w:t>
+            </w:r>
+          </w:p>
+        </w:tc>
+        <w:tc>
+          <w:tcPr>
+            <w:tcW w:type="dxa" w:w="4252"/>
+          </w:tcPr>
+          <w:p>
+            <w:r>
+              <w:rPr>
+                <w:sz w:val="22"/>
+              </w:rPr>
+              <w:t>./h lr2 results 22</w:t>
+            </w:r>
+          </w:p>
+        </w:tc>
+        <w:tc>
+          <w:tcPr>
+            <w:tcW w:type="dxa" w:w="4535"/>
+          </w:tcPr>
+          <w:p>
+            <w:r>
+              <w:rPr>
+                <w:sz w:val="22"/>
+              </w:rPr>
+              <w:t>показать протокол измерений</w:t>
+            </w:r>
+          </w:p>
+        </w:tc>
+      </w:tr>
+      <w:tr>
+        <w:tc>
+          <w:tcPr>
+            <w:tcW w:type="dxa" w:w="567"/>
+          </w:tcPr>
+          <w:p>
+            <w:r>
+              <w:rPr>
+                <w:sz w:val="22"/>
+              </w:rPr>
+              <w:t>15</w:t>
+            </w:r>
+          </w:p>
+        </w:tc>
+        <w:tc>
+          <w:tcPr>
+            <w:tcW w:type="dxa" w:w="4252"/>
+          </w:tcPr>
+          <w:p>
+            <w:r>
+              <w:rPr>
+                <w:sz w:val="22"/>
+              </w:rPr>
+              <w:t>./h lr2 restore</w:t>
+            </w:r>
+          </w:p>
+        </w:tc>
+        <w:tc>
+          <w:tcPr>
+            <w:tcW w:type="dxa" w:w="4535"/>
+          </w:tcPr>
+          <w:p>
+            <w:r>
+              <w:rPr>
+                <w:sz w:val="22"/>
+              </w:rPr>
+              <w:t>lab2/restore_lr1.sql - вернуть 1000 записей ЛР1</w:t>
+            </w:r>
+          </w:p>
+        </w:tc>
+      </w:tr>
+    </w:tbl>
+    <w:p>
+      <w:pPr>
+        <w:spacing w:after="40"/>
+      </w:pPr>
+    </w:p>
+    <w:p>
+      <w:pPr>
+        <w:ind w:firstLine="709"/>
+        <w:jc w:val="both"/>
+      </w:pPr>
+      <w:r>
+        <w:rPr>
+          <w:b w:val="0"/>
+        </w:rPr>
+        <w:t>Команды lr2 time, timing, explain и measure требуют объёмной таблицы ПРОДАЖА (./h lr2 gen); перед ЛР1, ЛР6 и ЛР7 исходные 1000 записей возвращаются командой ./h lr2 restore.</w:t>
+      </w:r>
+    </w:p>
+    <w:p>
+      <w:pPr>
+        <w:keepNext/>
+        <w:spacing w:before="120"/>
+      </w:pPr>
+      <w:r>
+        <w:rPr>
+          <w:i/>
+          <w:sz w:val="24"/>
+        </w:rPr>
+        <w:t>Листинг 26 – справка по командам ЛР2: ./h (без параметров)</w:t>
+      </w:r>
+    </w:p>
+    <w:tbl>
+      <w:tblPr>
+        <w:tblStyle w:val="TableGrid"/>
+        <w:tblW w:type="auto" w:w="0"/>
+        <w:jc w:val="center"/>
+        <w:tblLook w:firstColumn="1" w:firstRow="1" w:lastColumn="0" w:lastRow="0" w:noHBand="0" w:noVBand="1" w:val="04A0"/>
+      </w:tblPr>
+      <w:tblGrid>
+        <w:gridCol w:w="9355"/>
+      </w:tblGrid>
+      <w:tr>
+        <w:tc>
+          <w:tcPr>
+            <w:tcW w:type="dxa" w:w="9355"/>
+            <w:shd w:val="clear" w:color="auto" w:fill="F5F5F5"/>
+          </w:tcPr>
+          <w:p>
+            <w:pPr>
+              <w:spacing w:line="240" w:lineRule="auto"/>
+            </w:pPr>
+            <w:r/>
+            <w:r>
+              <w:rPr>
+                <w:rFonts w:ascii="Courier New" w:hAnsi="Courier New" w:eastAsia="Courier New"/>
+                <w:sz w:val="16"/>
+              </w:rPr>
+              <w:t>================== ЛР2: ОБЪЁМНАЯ БД, ИНДЕКСЫ, EXPLAIN ==================</w:t>
+            </w:r>
+          </w:p>
+          <w:p>
+            <w:pPr>
+              <w:spacing w:line="240" w:lineRule="auto"/>
+            </w:pPr>
+            <w:r>
+              <w:rPr>
+                <w:rFonts w:ascii="Courier New" w:hAnsi="Courier New" w:eastAsia="Courier New"/>
+                <w:sz w:val="16"/>
+              </w:rPr>
+              <w:t xml:space="preserve">  ./h lr2 gen [N]           - ПРОДАЖА: N псевдослучайных записей (по умолч. 2 000 000)</w:t>
+            </w:r>
+          </w:p>
+          <w:p>
+            <w:pPr>
+              <w:spacing w:line="240" w:lineRule="auto"/>
+            </w:pPr>
+            <w:r>
+              <w:rPr>
+                <w:rFonts w:ascii="Courier New" w:hAnsi="Courier New" w:eastAsia="Courier New"/>
+                <w:sz w:val="16"/>
+              </w:rPr>
+              <w:t xml:space="preserve">  ./h lr2 restore           - вернуть 1000 записей ПРОДАЖА из ЛР1</w:t>
+            </w:r>
+          </w:p>
+          <w:p>
+            <w:pPr>
+              <w:spacing w:line="240" w:lineRule="auto"/>
+            </w:pPr>
+            <w:r>
+              <w:rPr>
+                <w:rFonts w:ascii="Courier New" w:hAnsi="Courier New" w:eastAsia="Courier New"/>
+                <w:sz w:val="16"/>
+              </w:rPr>
+              <w:t xml:space="preserve">  ./h lr2 tbs [каталог]     - вынести ПРОДАЖА в табличное пространство (D:/PG_TBS)</w:t>
+            </w:r>
+          </w:p>
+          <w:p>
+            <w:pPr>
+              <w:spacing w:line="240" w:lineRule="auto"/>
+            </w:pPr>
+            <w:r>
+              <w:rPr>
+                <w:rFonts w:ascii="Courier New" w:hAnsi="Courier New" w:eastAsia="Courier New"/>
+                <w:sz w:val="16"/>
+              </w:rPr>
+              <w:t xml:space="preserve">  ./h lr2 time 20|22        - время запроса (*) по CURRENT_TIME, 5 замеров</w:t>
+            </w:r>
+          </w:p>
+          <w:p>
+            <w:pPr>
+              <w:spacing w:line="240" w:lineRule="auto"/>
+            </w:pPr>
+            <w:r>
+              <w:rPr>
+                <w:rFonts w:ascii="Courier New" w:hAnsi="Courier New" w:eastAsia="Courier New"/>
+                <w:sz w:val="16"/>
+              </w:rPr>
+              <w:t xml:space="preserve">  ./h lr2 timing 20|22      - время запроса (*) по \timing on, 5 замеров</w:t>
+            </w:r>
+          </w:p>
+          <w:p>
+            <w:pPr>
+              <w:spacing w:line="240" w:lineRule="auto"/>
+            </w:pPr>
+            <w:r>
+              <w:rPr>
+                <w:rFonts w:ascii="Courier New" w:hAnsi="Courier New" w:eastAsia="Courier New"/>
+                <w:sz w:val="16"/>
+              </w:rPr>
+              <w:t xml:space="preserve">  ./h lr2 idx 20|22         - индексы ПРОДАЖА и таблицы-справочника</w:t>
+            </w:r>
+          </w:p>
+          <w:p>
+            <w:pPr>
+              <w:spacing w:line="240" w:lineRule="auto"/>
+            </w:pPr>
+            <w:r>
+              <w:rPr>
+                <w:rFonts w:ascii="Courier New" w:hAnsi="Courier New" w:eastAsia="Courier New"/>
+                <w:sz w:val="16"/>
+              </w:rPr>
+              <w:t xml:space="preserve">  ./h lr2 idx1 20|22 [btree|hash] - создать индекс ПРОДАЖА по полю-ссылке</w:t>
+            </w:r>
+          </w:p>
+          <w:p>
+            <w:pPr>
+              <w:spacing w:line="240" w:lineRule="auto"/>
+            </w:pPr>
+            <w:r>
+              <w:rPr>
+                <w:rFonts w:ascii="Courier New" w:hAnsi="Courier New" w:eastAsia="Courier New"/>
+                <w:sz w:val="16"/>
+              </w:rPr>
+              <w:t xml:space="preserve">  ./h lr2 idx0 20|22        - удалить индекс ПРОДАЖА по полю-ссылке</w:t>
+            </w:r>
+          </w:p>
+          <w:p>
+            <w:pPr>
+              <w:spacing w:line="240" w:lineRule="auto"/>
+            </w:pPr>
+            <w:r>
+              <w:rPr>
+                <w:rFonts w:ascii="Courier New" w:hAnsi="Courier New" w:eastAsia="Courier New"/>
+                <w:sz w:val="16"/>
+              </w:rPr>
+              <w:t xml:space="preserve">  ./h lr2 pk1 20|22         - справочник с PRIMARY KEY (create_ref0)</w:t>
+            </w:r>
+          </w:p>
+          <w:p>
+            <w:pPr>
+              <w:spacing w:line="240" w:lineRule="auto"/>
+            </w:pPr>
+            <w:r>
+              <w:rPr>
+                <w:rFonts w:ascii="Courier New" w:hAnsi="Courier New" w:eastAsia="Courier New"/>
+                <w:sz w:val="16"/>
+              </w:rPr>
+              <w:t xml:space="preserve">  ./h lr2 pk0 20|22         - справочник без PRIMARY KEY (create_ref1)</w:t>
+            </w:r>
+          </w:p>
+          <w:p>
+            <w:pPr>
+              <w:spacing w:line="240" w:lineRule="auto"/>
+            </w:pPr>
+            <w:r>
+              <w:rPr>
+                <w:rFonts w:ascii="Courier New" w:hAnsi="Courier New" w:eastAsia="Courier New"/>
+                <w:sz w:val="16"/>
+              </w:rPr>
+              <w:t xml:space="preserve">  ./h lr2 copy 20|22        - перезагрузить справочник из DATA/SOURCE</w:t>
+            </w:r>
+          </w:p>
+          <w:p>
+            <w:pPr>
+              <w:spacing w:line="240" w:lineRule="auto"/>
+            </w:pPr>
+            <w:r>
+              <w:rPr>
+                <w:rFonts w:ascii="Courier New" w:hAnsi="Courier New" w:eastAsia="Courier New"/>
+                <w:sz w:val="16"/>
+              </w:rPr>
+              <w:t xml:space="preserve">  ./h lr2 explain 20|22 [1] - EXPLAIN / EXPLAIN ANALYZE (1 - с WHERE)</w:t>
+            </w:r>
+          </w:p>
+          <w:p>
+            <w:pPr>
+              <w:spacing w:line="240" w:lineRule="auto"/>
+            </w:pPr>
+            <w:r>
+              <w:rPr>
+                <w:rFonts w:ascii="Courier New" w:hAnsi="Courier New" w:eastAsia="Courier New"/>
+                <w:sz w:val="16"/>
+              </w:rPr>
+              <w:t xml:space="preserve">  ./h lr2 measure 20|22 [прогонов] - протокол замеров -&gt; results/lr2_vNN_results.txt</w:t>
+            </w:r>
+          </w:p>
+          <w:p>
+            <w:pPr>
+              <w:spacing w:line="240" w:lineRule="auto"/>
+            </w:pPr>
+            <w:r>
+              <w:rPr>
+                <w:rFonts w:ascii="Courier New" w:hAnsi="Courier New" w:eastAsia="Courier New"/>
+                <w:sz w:val="16"/>
+              </w:rPr>
+              <w:t xml:space="preserve">  ./h lr2 results 20|22     - показать протокол замеров</w:t>
+            </w:r>
+          </w:p>
+        </w:tc>
+      </w:tr>
+    </w:tbl>
+    <w:p>
+      <w:pPr>
+        <w:spacing w:after="40"/>
+      </w:pPr>
+    </w:p>
+    <w:p>
+      <w:pPr>
+        <w:keepNext/>
+        <w:spacing w:before="120"/>
+      </w:pPr>
+      <w:r>
+        <w:rPr>
+          <w:i/>
+          <w:sz w:val="24"/>
+        </w:rPr>
+        <w:t>Листинг 27 – обработка команд ЛР2 в сценарии h (фрагмент)</w:t>
+      </w:r>
+    </w:p>
+    <w:tbl>
+      <w:tblPr>
+        <w:tblStyle w:val="TableGrid"/>
+        <w:tblW w:type="auto" w:w="0"/>
+        <w:jc w:val="center"/>
+        <w:tblLook w:firstColumn="1" w:firstRow="1" w:lastColumn="0" w:lastRow="0" w:noHBand="0" w:noVBand="1" w:val="04A0"/>
+      </w:tblPr>
+      <w:tblGrid>
+        <w:gridCol w:w="9355"/>
+      </w:tblGrid>
+      <w:tr>
+        <w:tc>
+          <w:tcPr>
+            <w:tcW w:type="dxa" w:w="9355"/>
+            <w:shd w:val="clear" w:color="auto" w:fill="F5F5F5"/>
+          </w:tcPr>
+          <w:p>
+            <w:pPr>
+              <w:spacing w:line="240" w:lineRule="auto"/>
+            </w:pPr>
+            <w:r/>
+            <w:r>
+              <w:rPr>
+                <w:rFonts w:ascii="Courier New" w:hAnsi="Courier New" w:eastAsia="Courier New"/>
+                <w:sz w:val="16"/>
+              </w:rPr>
+              <w:t xml:space="preserve">    # ------------------------------ ЛР2 ------------------------------</w:t>
+            </w:r>
+          </w:p>
+          <w:p>
+            <w:pPr>
+              <w:spacing w:line="240" w:lineRule="auto"/>
+            </w:pPr>
+            <w:r>
+              <w:rPr>
+                <w:rFonts w:ascii="Courier New" w:hAnsi="Courier New" w:eastAsia="Courier New"/>
+                <w:sz w:val="16"/>
+              </w:rPr>
+              <w:t xml:space="preserve">    lr2)</w:t>
+            </w:r>
+          </w:p>
+          <w:p>
+            <w:pPr>
+              <w:spacing w:line="240" w:lineRule="auto"/>
+            </w:pPr>
+            <w:r>
+              <w:rPr>
+                <w:rFonts w:ascii="Courier New" w:hAnsi="Courier New" w:eastAsia="Courier New"/>
+                <w:sz w:val="16"/>
+              </w:rPr>
+              <w:t xml:space="preserve">        case "$2" in</w:t>
+            </w:r>
+          </w:p>
+          <w:p>
+            <w:pPr>
+              <w:spacing w:line="240" w:lineRule="auto"/>
+            </w:pPr>
+            <w:r>
+              <w:rPr>
+                <w:rFonts w:ascii="Courier New" w:hAnsi="Courier New" w:eastAsia="Courier New"/>
+                <w:sz w:val="16"/>
+              </w:rPr>
+              <w:t xml:space="preserve">            gen)      run lab2/add_data.sql "$3" ;;</w:t>
+            </w:r>
+          </w:p>
+          <w:p>
+            <w:pPr>
+              <w:spacing w:line="240" w:lineRule="auto"/>
+            </w:pPr>
+            <w:r>
+              <w:rPr>
+                <w:rFonts w:ascii="Courier New" w:hAnsi="Courier New" w:eastAsia="Courier New"/>
+                <w:sz w:val="16"/>
+              </w:rPr>
+              <w:t xml:space="preserve">            restore)  run lab2/restore_lr1.sql ;;</w:t>
+            </w:r>
+          </w:p>
+          <w:p>
+            <w:pPr>
+              <w:spacing w:line="240" w:lineRule="auto"/>
+            </w:pPr>
+            <w:r>
+              <w:rPr>
+                <w:rFonts w:ascii="Courier New" w:hAnsi="Courier New" w:eastAsia="Courier New"/>
+                <w:sz w:val="16"/>
+              </w:rPr>
+              <w:t xml:space="preserve">            tbs)      run lab2/tablespace.sql "$3" ;;</w:t>
+            </w:r>
+          </w:p>
+          <w:p>
+            <w:pPr>
+              <w:spacing w:line="240" w:lineRule="auto"/>
+            </w:pPr>
+            <w:r>
+              <w:rPr>
+                <w:rFonts w:ascii="Courier New" w:hAnsi="Courier New" w:eastAsia="Courier New"/>
+                <w:sz w:val="16"/>
+              </w:rPr>
+              <w:t xml:space="preserve">            time)     need_variant "$3"; run lab2/time_current.sql "$3" ;;</w:t>
+            </w:r>
+          </w:p>
+          <w:p>
+            <w:pPr>
+              <w:spacing w:line="240" w:lineRule="auto"/>
+            </w:pPr>
+            <w:r>
+              <w:rPr>
+                <w:rFonts w:ascii="Courier New" w:hAnsi="Courier New" w:eastAsia="Courier New"/>
+                <w:sz w:val="16"/>
+              </w:rPr>
+              <w:t xml:space="preserve">            timing)   need_variant "$3"; run lab2/time_timing.sql "$3" ;;</w:t>
+            </w:r>
+          </w:p>
+          <w:p>
+            <w:pPr>
+              <w:spacing w:line="240" w:lineRule="auto"/>
+            </w:pPr>
+            <w:r>
+              <w:rPr>
+                <w:rFonts w:ascii="Courier New" w:hAnsi="Courier New" w:eastAsia="Courier New"/>
+                <w:sz w:val="16"/>
+              </w:rPr>
+              <w:t xml:space="preserve">            idx)      need_variant "$3"; run lab2/idx_names.sql "$3" ;;</w:t>
+            </w:r>
+          </w:p>
+          <w:p>
+            <w:pPr>
+              <w:spacing w:line="240" w:lineRule="auto"/>
+            </w:pPr>
+            <w:r>
+              <w:rPr>
+                <w:rFonts w:ascii="Courier New" w:hAnsi="Courier New" w:eastAsia="Courier New"/>
+                <w:sz w:val="16"/>
+              </w:rPr>
+              <w:t xml:space="preserve">            idx1)     need_variant "$3"; run lab2/idx_1.sql "$3" "$4" ;;</w:t>
+            </w:r>
+          </w:p>
+          <w:p>
+            <w:pPr>
+              <w:spacing w:line="240" w:lineRule="auto"/>
+            </w:pPr>
+            <w:r>
+              <w:rPr>
+                <w:rFonts w:ascii="Courier New" w:hAnsi="Courier New" w:eastAsia="Courier New"/>
+                <w:sz w:val="16"/>
+              </w:rPr>
+              <w:t xml:space="preserve">            idx0)     need_variant "$3"; run lab2/idx_0.sql "$3" ;;</w:t>
+            </w:r>
+          </w:p>
+          <w:p>
+            <w:pPr>
+              <w:spacing w:line="240" w:lineRule="auto"/>
+            </w:pPr>
+            <w:r>
+              <w:rPr>
+                <w:rFonts w:ascii="Courier New" w:hAnsi="Courier New" w:eastAsia="Courier New"/>
+                <w:sz w:val="16"/>
+              </w:rPr>
+              <w:t xml:space="preserve">            pk1)      need_variant "$3"; run lab2/create_ref0.sql "$3" ;;</w:t>
+            </w:r>
+          </w:p>
+          <w:p>
+            <w:pPr>
+              <w:spacing w:line="240" w:lineRule="auto"/>
+            </w:pPr>
+            <w:r>
+              <w:rPr>
+                <w:rFonts w:ascii="Courier New" w:hAnsi="Courier New" w:eastAsia="Courier New"/>
+                <w:sz w:val="16"/>
+              </w:rPr>
+              <w:t xml:space="preserve">            pk0)      need_variant "$3"; run lab2/create_ref1.sql "$3" ;;</w:t>
+            </w:r>
+          </w:p>
+          <w:p>
+            <w:pPr>
+              <w:spacing w:line="240" w:lineRule="auto"/>
+            </w:pPr>
+            <w:r>
+              <w:rPr>
+                <w:rFonts w:ascii="Courier New" w:hAnsi="Courier New" w:eastAsia="Courier New"/>
+                <w:sz w:val="16"/>
+              </w:rPr>
+              <w:t xml:space="preserve">            copy)     need_variant "$3"; run lab2/copy_ref.sql "$3" ;;</w:t>
+            </w:r>
+          </w:p>
+          <w:p>
+            <w:pPr>
+              <w:spacing w:line="240" w:lineRule="auto"/>
+            </w:pPr>
+            <w:r>
+              <w:rPr>
+                <w:rFonts w:ascii="Courier New" w:hAnsi="Courier New" w:eastAsia="Courier New"/>
+                <w:sz w:val="16"/>
+              </w:rPr>
+              <w:t xml:space="preserve">            explain)  need_variant "$3"; run lab2/explain.sql "$3" "$4" ;;</w:t>
+            </w:r>
+          </w:p>
+          <w:p>
+            <w:pPr>
+              <w:spacing w:line="240" w:lineRule="auto"/>
+            </w:pPr>
+            <w:r>
+              <w:rPr>
+                <w:rFonts w:ascii="Courier New" w:hAnsi="Courier New" w:eastAsia="Courier New"/>
+                <w:sz w:val="16"/>
+              </w:rPr>
+              <w:t xml:space="preserve">            measure)  need_variant "$3"; run lab2/measure.sql "$3" "$4"</w:t>
+            </w:r>
+          </w:p>
+          <w:p>
+            <w:pPr>
+              <w:spacing w:line="240" w:lineRule="auto"/>
+            </w:pPr>
+            <w:r>
+              <w:rPr>
+                <w:rFonts w:ascii="Courier New" w:hAnsi="Courier New" w:eastAsia="Courier New"/>
+                <w:sz w:val="16"/>
+              </w:rPr>
+              <w:t xml:space="preserve">                      cat "results/lr2_v$3_results.txt" ;;</w:t>
+            </w:r>
+          </w:p>
+          <w:p>
+            <w:pPr>
+              <w:spacing w:line="240" w:lineRule="auto"/>
+            </w:pPr>
+            <w:r>
+              <w:rPr>
+                <w:rFonts w:ascii="Courier New" w:hAnsi="Courier New" w:eastAsia="Courier New"/>
+                <w:sz w:val="16"/>
+              </w:rPr>
+              <w:t xml:space="preserve">            results)  need_variant "$3"; cat "results/lr2_v$3_results.txt" ;;</w:t>
+            </w:r>
+          </w:p>
+          <w:p>
+            <w:pPr>
+              <w:spacing w:line="240" w:lineRule="auto"/>
+            </w:pPr>
+            <w:r>
+              <w:rPr>
+                <w:rFonts w:ascii="Courier New" w:hAnsi="Courier New" w:eastAsia="Courier New"/>
+                <w:sz w:val="16"/>
+              </w:rPr>
+              <w:t xml:space="preserve">            *) echo "ОШИБКА: ./h lr2 gen|restore|tbs|time|timing|idx|idx1|idx0|pk1|pk0|copy|explain|measure|results" ;;</w:t>
+            </w:r>
+          </w:p>
+          <w:p>
+            <w:pPr>
+              <w:spacing w:line="240" w:lineRule="auto"/>
+            </w:pPr>
+            <w:r>
+              <w:rPr>
+                <w:rFonts w:ascii="Courier New" w:hAnsi="Courier New" w:eastAsia="Courier New"/>
+                <w:sz w:val="16"/>
+              </w:rPr>
+              <w:t xml:space="preserve">        esac</w:t>
+            </w:r>
+          </w:p>
+          <w:p>
+            <w:pPr>
+              <w:spacing w:line="240" w:lineRule="auto"/>
+            </w:pPr>
+            <w:r>
+              <w:rPr>
+                <w:rFonts w:ascii="Courier New" w:hAnsi="Courier New" w:eastAsia="Courier New"/>
+                <w:sz w:val="16"/>
+              </w:rPr>
+              <w:t xml:space="preserve">        ;;</w:t>
+            </w:r>
+          </w:p>
+        </w:tc>
+      </w:tr>
+    </w:tbl>
+    <w:p>
+      <w:pPr>
+        <w:spacing w:after="40"/>
+      </w:pPr>
+    </w:p>
+    <w:p>
+      <w:pPr>
+        <w:pStyle w:val="Heading1"/>
+      </w:pPr>
+      <w:r>
+        <w:t>6. Выводы</w:t>
       </w:r>
     </w:p>
     <w:p>
@@ -9305,6 +10561,3369 @@
         </w:rPr>
         <w:t>Таблица ПРОДАЖА увеличена до 2 млн записей, время запроса (*) варианта 22 составило около 6.6 с. Измерения через CURRENT_TIME и \timing on дают близкие результаты. Освоены просмотр, создание и удаление индексов btree и hash, организация и удаление ключевых полей справочника, анализ планов запросов командами EXPLAIN и EXPLAIN ANALYZE. Индексы по полю-ссылке ускоряют запрос только при избирательном условии на поле справочника; hash-индекс по полю с малым числом значений строится очень долго и не даёт выигрыша.</w:t>
       </w:r>
+    </w:p>
+    <w:p>
+      <w:r>
+        <w:br w:type="page"/>
+      </w:r>
+    </w:p>
+    <w:p>
+      <w:pPr>
+        <w:pStyle w:val="Heading1"/>
+      </w:pPr>
+      <w:r>
+        <w:t>Приложение А. Листинг сценария h</w:t>
+      </w:r>
+    </w:p>
+    <w:p>
+      <w:pPr>
+        <w:ind w:firstLine="709"/>
+        <w:jc w:val="both"/>
+      </w:pPr>
+      <w:r>
+        <w:rPr>
+          <w:b w:val="0"/>
+        </w:rPr>
+        <w:t>Сценарий h - единая точка запуска всех лабораторных работ из Git Bash: ./h &lt;команда&gt; [параметры]; ./h без параметров выводит список команд.</w:t>
+      </w:r>
+    </w:p>
+    <w:p>
+      <w:pPr>
+        <w:keepNext/>
+        <w:spacing w:before="120"/>
+      </w:pPr>
+      <w:r>
+        <w:rPr>
+          <w:i/>
+          <w:sz w:val="24"/>
+        </w:rPr>
+        <w:t>Листинг 28 – сценарий h</w:t>
+      </w:r>
+    </w:p>
+    <w:tbl>
+      <w:tblPr>
+        <w:tblStyle w:val="TableGrid"/>
+        <w:tblW w:type="auto" w:w="0"/>
+        <w:jc w:val="center"/>
+        <w:tblLook w:firstColumn="1" w:firstRow="1" w:lastColumn="0" w:lastRow="0" w:noHBand="0" w:noVBand="1" w:val="04A0"/>
+      </w:tblPr>
+      <w:tblGrid>
+        <w:gridCol w:w="9355"/>
+      </w:tblGrid>
+      <w:tr>
+        <w:tc>
+          <w:tcPr>
+            <w:tcW w:type="dxa" w:w="9355"/>
+            <w:shd w:val="clear" w:color="auto" w:fill="F5F5F5"/>
+          </w:tcPr>
+          <w:p>
+            <w:pPr>
+              <w:spacing w:line="240" w:lineRule="auto"/>
+            </w:pPr>
+            <w:r/>
+            <w:r>
+              <w:rPr>
+                <w:rFonts w:ascii="Courier New" w:hAnsi="Courier New" w:eastAsia="Courier New"/>
+                <w:sz w:val="15"/>
+              </w:rPr>
+              <w:t>#!/bin/bash</w:t>
+            </w:r>
+          </w:p>
+          <w:p>
+            <w:pPr>
+              <w:spacing w:line="240" w:lineRule="auto"/>
+            </w:pPr>
+            <w:r>
+              <w:rPr>
+                <w:rFonts w:ascii="Courier New" w:hAnsi="Courier New" w:eastAsia="Courier New"/>
+                <w:sz w:val="15"/>
+              </w:rPr>
+              <w:t># =====================================================================</w:t>
+            </w:r>
+          </w:p>
+          <w:p>
+            <w:pPr>
+              <w:spacing w:line="240" w:lineRule="auto"/>
+            </w:pPr>
+            <w:r>
+              <w:rPr>
+                <w:rFonts w:ascii="Courier New" w:hAnsi="Courier New" w:eastAsia="Courier New"/>
+                <w:sz w:val="15"/>
+              </w:rPr>
+              <w:t>#  h - запуск задач и лабораторных работ ПАБД (база SALES), варианты 20 и 22</w:t>
+            </w:r>
+          </w:p>
+          <w:p>
+            <w:pPr>
+              <w:spacing w:line="240" w:lineRule="auto"/>
+            </w:pPr>
+            <w:r>
+              <w:rPr>
+                <w:rFonts w:ascii="Courier New" w:hAnsi="Courier New" w:eastAsia="Courier New"/>
+                <w:sz w:val="15"/>
+              </w:rPr>
+              <w:t>#  Работает в Git Bash под Windows из корня проекта: ./h &lt;команда&gt; [параметры]</w:t>
+            </w:r>
+          </w:p>
+          <w:p>
+            <w:pPr>
+              <w:spacing w:line="240" w:lineRule="auto"/>
+            </w:pPr>
+            <w:r>
+              <w:rPr>
+                <w:rFonts w:ascii="Courier New" w:hAnsi="Courier New" w:eastAsia="Courier New"/>
+                <w:sz w:val="15"/>
+              </w:rPr>
+              <w:t>#  PostgreSQL - через psql, MS SQL Server (ЛР6, ЛР7) и сборка на C (ЛР5) - через .bat</w:t>
+            </w:r>
+          </w:p>
+          <w:p>
+            <w:pPr>
+              <w:spacing w:line="240" w:lineRule="auto"/>
+            </w:pPr>
+            <w:r>
+              <w:rPr>
+                <w:rFonts w:ascii="Courier New" w:hAnsi="Courier New" w:eastAsia="Courier New"/>
+                <w:sz w:val="15"/>
+              </w:rPr>
+              <w:t># =====================================================================</w:t>
+            </w:r>
+          </w:p>
+          <w:p>
+            <w:pPr>
+              <w:spacing w:line="240" w:lineRule="auto"/>
+            </w:pPr>
+            <w:r>
+              <w:rPr>
+                <w:rFonts w:ascii="Courier New" w:hAnsi="Courier New" w:eastAsia="Courier New"/>
+                <w:sz w:val="15"/>
+              </w:rPr>
+              <w:t>cd "$(dirname "$0")" || exit 1</w:t>
+            </w:r>
+          </w:p>
+          <w:p>
+            <w:pPr>
+              <w:spacing w:line="240" w:lineRule="auto"/>
+            </w:pPr>
+            <w:r>
+              <w:rPr>
+                <w:rFonts w:ascii="Courier New" w:hAnsi="Courier New" w:eastAsia="Courier New"/>
+                <w:sz w:val="15"/>
+              </w:rPr>
+              <w:t xml:space="preserve"> </w:t>
+            </w:r>
+          </w:p>
+          <w:p>
+            <w:pPr>
+              <w:spacing w:line="240" w:lineRule="auto"/>
+            </w:pPr>
+            <w:r>
+              <w:rPr>
+                <w:rFonts w:ascii="Courier New" w:hAnsi="Courier New" w:eastAsia="Courier New"/>
+                <w:sz w:val="15"/>
+              </w:rPr>
+              <w:t>export PGHOST=${PGHOST:-localhost}</w:t>
+            </w:r>
+          </w:p>
+          <w:p>
+            <w:pPr>
+              <w:spacing w:line="240" w:lineRule="auto"/>
+            </w:pPr>
+            <w:r>
+              <w:rPr>
+                <w:rFonts w:ascii="Courier New" w:hAnsi="Courier New" w:eastAsia="Courier New"/>
+                <w:sz w:val="15"/>
+              </w:rPr>
+              <w:t>export PGPORT=${PGPORT:-5432}</w:t>
+            </w:r>
+          </w:p>
+          <w:p>
+            <w:pPr>
+              <w:spacing w:line="240" w:lineRule="auto"/>
+            </w:pPr>
+            <w:r>
+              <w:rPr>
+                <w:rFonts w:ascii="Courier New" w:hAnsi="Courier New" w:eastAsia="Courier New"/>
+                <w:sz w:val="15"/>
+              </w:rPr>
+              <w:t>export PGUSER=${PGUSER:-postgres}</w:t>
+            </w:r>
+          </w:p>
+          <w:p>
+            <w:pPr>
+              <w:spacing w:line="240" w:lineRule="auto"/>
+            </w:pPr>
+            <w:r>
+              <w:rPr>
+                <w:rFonts w:ascii="Courier New" w:hAnsi="Courier New" w:eastAsia="Courier New"/>
+                <w:sz w:val="15"/>
+              </w:rPr>
+              <w:t>export PGDATABASE=${PGDATABASE:-sales}</w:t>
+            </w:r>
+          </w:p>
+          <w:p>
+            <w:pPr>
+              <w:spacing w:line="240" w:lineRule="auto"/>
+            </w:pPr>
+            <w:r>
+              <w:rPr>
+                <w:rFonts w:ascii="Courier New" w:hAnsi="Courier New" w:eastAsia="Courier New"/>
+                <w:sz w:val="15"/>
+              </w:rPr>
+              <w:t>export PGCLIENTENCODING=UTF8</w:t>
+            </w:r>
+          </w:p>
+          <w:p>
+            <w:pPr>
+              <w:spacing w:line="240" w:lineRule="auto"/>
+            </w:pPr>
+            <w:r>
+              <w:rPr>
+                <w:rFonts w:ascii="Courier New" w:hAnsi="Courier New" w:eastAsia="Courier New"/>
+                <w:sz w:val="15"/>
+              </w:rPr>
+              <w:t>export MSYS_NO_PATHCONV=1</w:t>
+            </w:r>
+          </w:p>
+          <w:p>
+            <w:pPr>
+              <w:spacing w:line="240" w:lineRule="auto"/>
+            </w:pPr>
+            <w:r>
+              <w:rPr>
+                <w:rFonts w:ascii="Courier New" w:hAnsi="Courier New" w:eastAsia="Courier New"/>
+                <w:sz w:val="15"/>
+              </w:rPr>
+              <w:t xml:space="preserve"> </w:t>
+            </w:r>
+          </w:p>
+          <w:p>
+            <w:pPr>
+              <w:spacing w:line="240" w:lineRule="auto"/>
+            </w:pPr>
+            <w:r>
+              <w:rPr>
+                <w:rFonts w:ascii="Courier New" w:hAnsi="Courier New" w:eastAsia="Courier New"/>
+                <w:sz w:val="15"/>
+              </w:rPr>
+              <w:t># psql-сценарий с параметрами arg1..arg3 (как s.bat): параметры передаются через stdin</w:t>
+            </w:r>
+          </w:p>
+          <w:p>
+            <w:pPr>
+              <w:spacing w:line="240" w:lineRule="auto"/>
+            </w:pPr>
+            <w:r>
+              <w:rPr>
+                <w:rFonts w:ascii="Courier New" w:hAnsi="Courier New" w:eastAsia="Courier New"/>
+                <w:sz w:val="15"/>
+              </w:rPr>
+              <w:t># командами \set, т.к. psql под Windows получает argv в CP1251 и кириллица в -v ломается.</w:t>
+            </w:r>
+          </w:p>
+          <w:p>
+            <w:pPr>
+              <w:spacing w:line="240" w:lineRule="auto"/>
+            </w:pPr>
+            <w:r>
+              <w:rPr>
+                <w:rFonts w:ascii="Courier New" w:hAnsi="Courier New" w:eastAsia="Courier New"/>
+                <w:sz w:val="15"/>
+              </w:rPr>
+              <w:t># Вывод проходит через helper/fixenc.pl (служебные сообщения psql приходят в CP1251).</w:t>
+            </w:r>
+          </w:p>
+          <w:p>
+            <w:pPr>
+              <w:spacing w:line="240" w:lineRule="auto"/>
+            </w:pPr>
+            <w:r>
+              <w:rPr>
+                <w:rFonts w:ascii="Courier New" w:hAnsi="Courier New" w:eastAsia="Courier New"/>
+                <w:sz w:val="15"/>
+              </w:rPr>
+              <w:t>run() {</w:t>
+            </w:r>
+          </w:p>
+          <w:p>
+            <w:pPr>
+              <w:spacing w:line="240" w:lineRule="auto"/>
+            </w:pPr>
+            <w:r>
+              <w:rPr>
+                <w:rFonts w:ascii="Courier New" w:hAnsi="Courier New" w:eastAsia="Courier New"/>
+                <w:sz w:val="15"/>
+              </w:rPr>
+              <w:t xml:space="preserve">    local file="$1"; shift</w:t>
+            </w:r>
+          </w:p>
+          <w:p>
+            <w:pPr>
+              <w:spacing w:line="240" w:lineRule="auto"/>
+            </w:pPr>
+            <w:r>
+              <w:rPr>
+                <w:rFonts w:ascii="Courier New" w:hAnsi="Courier New" w:eastAsia="Courier New"/>
+                <w:sz w:val="15"/>
+              </w:rPr>
+              <w:t xml:space="preserve">    if [ ! -f "$file" ]; then</w:t>
+            </w:r>
+          </w:p>
+          <w:p>
+            <w:pPr>
+              <w:spacing w:line="240" w:lineRule="auto"/>
+            </w:pPr>
+            <w:r>
+              <w:rPr>
+                <w:rFonts w:ascii="Courier New" w:hAnsi="Courier New" w:eastAsia="Courier New"/>
+                <w:sz w:val="15"/>
+              </w:rPr>
+              <w:t xml:space="preserve">        echo "ОШИБКА: Файл $file не найден"</w:t>
+            </w:r>
+          </w:p>
+          <w:p>
+            <w:pPr>
+              <w:spacing w:line="240" w:lineRule="auto"/>
+            </w:pPr>
+            <w:r>
+              <w:rPr>
+                <w:rFonts w:ascii="Courier New" w:hAnsi="Courier New" w:eastAsia="Courier New"/>
+                <w:sz w:val="15"/>
+              </w:rPr>
+              <w:t xml:space="preserve">        exit 1</w:t>
+            </w:r>
+          </w:p>
+          <w:p>
+            <w:pPr>
+              <w:spacing w:line="240" w:lineRule="auto"/>
+            </w:pPr>
+            <w:r>
+              <w:rPr>
+                <w:rFonts w:ascii="Courier New" w:hAnsi="Courier New" w:eastAsia="Courier New"/>
+                <w:sz w:val="15"/>
+              </w:rPr>
+              <w:t xml:space="preserve">    fi</w:t>
+            </w:r>
+          </w:p>
+          <w:p>
+            <w:pPr>
+              <w:spacing w:line="240" w:lineRule="auto"/>
+            </w:pPr>
+            <w:r>
+              <w:rPr>
+                <w:rFonts w:ascii="Courier New" w:hAnsi="Courier New" w:eastAsia="Courier New"/>
+                <w:sz w:val="15"/>
+              </w:rPr>
+              <w:t xml:space="preserve">    {</w:t>
+            </w:r>
+          </w:p>
+          <w:p>
+            <w:pPr>
+              <w:spacing w:line="240" w:lineRule="auto"/>
+            </w:pPr>
+            <w:r>
+              <w:rPr>
+                <w:rFonts w:ascii="Courier New" w:hAnsi="Courier New" w:eastAsia="Courier New"/>
+                <w:sz w:val="15"/>
+              </w:rPr>
+              <w:t xml:space="preserve">        local i=1</w:t>
+            </w:r>
+          </w:p>
+          <w:p>
+            <w:pPr>
+              <w:spacing w:line="240" w:lineRule="auto"/>
+            </w:pPr>
+            <w:r>
+              <w:rPr>
+                <w:rFonts w:ascii="Courier New" w:hAnsi="Courier New" w:eastAsia="Courier New"/>
+                <w:sz w:val="15"/>
+              </w:rPr>
+              <w:t xml:space="preserve">        for a in "$1" "$2" "$3"; do</w:t>
+            </w:r>
+          </w:p>
+          <w:p>
+            <w:pPr>
+              <w:spacing w:line="240" w:lineRule="auto"/>
+            </w:pPr>
+            <w:r>
+              <w:rPr>
+                <w:rFonts w:ascii="Courier New" w:hAnsi="Courier New" w:eastAsia="Courier New"/>
+                <w:sz w:val="15"/>
+              </w:rPr>
+              <w:t xml:space="preserve">            printf "\\\\set arg%d '%s'\n" "$i" "${a//\'/\'\'}"</w:t>
+            </w:r>
+          </w:p>
+          <w:p>
+            <w:pPr>
+              <w:spacing w:line="240" w:lineRule="auto"/>
+            </w:pPr>
+            <w:r>
+              <w:rPr>
+                <w:rFonts w:ascii="Courier New" w:hAnsi="Courier New" w:eastAsia="Courier New"/>
+                <w:sz w:val="15"/>
+              </w:rPr>
+              <w:t xml:space="preserve">            i=$((i + 1))</w:t>
+            </w:r>
+          </w:p>
+          <w:p>
+            <w:pPr>
+              <w:spacing w:line="240" w:lineRule="auto"/>
+            </w:pPr>
+            <w:r>
+              <w:rPr>
+                <w:rFonts w:ascii="Courier New" w:hAnsi="Courier New" w:eastAsia="Courier New"/>
+                <w:sz w:val="15"/>
+              </w:rPr>
+              <w:t xml:space="preserve">        done</w:t>
+            </w:r>
+          </w:p>
+          <w:p>
+            <w:pPr>
+              <w:spacing w:line="240" w:lineRule="auto"/>
+            </w:pPr>
+            <w:r>
+              <w:rPr>
+                <w:rFonts w:ascii="Courier New" w:hAnsi="Courier New" w:eastAsia="Courier New"/>
+                <w:sz w:val="15"/>
+              </w:rPr>
+              <w:t xml:space="preserve">        printf "\\\\i '%s'\n" "$file"</w:t>
+            </w:r>
+          </w:p>
+          <w:p>
+            <w:pPr>
+              <w:spacing w:line="240" w:lineRule="auto"/>
+            </w:pPr>
+            <w:r>
+              <w:rPr>
+                <w:rFonts w:ascii="Courier New" w:hAnsi="Courier New" w:eastAsia="Courier New"/>
+                <w:sz w:val="15"/>
+              </w:rPr>
+              <w:t xml:space="preserve">    } | psql -q -X -P pager=off -P "null=&lt;null&gt;" -f - 2&gt;&amp;1 | perl helper/fixenc.pl</w:t>
+            </w:r>
+          </w:p>
+          <w:p>
+            <w:pPr>
+              <w:spacing w:line="240" w:lineRule="auto"/>
+            </w:pPr>
+            <w:r>
+              <w:rPr>
+                <w:rFonts w:ascii="Courier New" w:hAnsi="Courier New" w:eastAsia="Courier New"/>
+                <w:sz w:val="15"/>
+              </w:rPr>
+              <w:t>}</w:t>
+            </w:r>
+          </w:p>
+          <w:p>
+            <w:pPr>
+              <w:spacing w:line="240" w:lineRule="auto"/>
+            </w:pPr>
+            <w:r>
+              <w:rPr>
+                <w:rFonts w:ascii="Courier New" w:hAnsi="Courier New" w:eastAsia="Courier New"/>
+                <w:sz w:val="15"/>
+              </w:rPr>
+              <w:t xml:space="preserve"> </w:t>
+            </w:r>
+          </w:p>
+          <w:p>
+            <w:pPr>
+              <w:spacing w:line="240" w:lineRule="auto"/>
+            </w:pPr>
+            <w:r>
+              <w:rPr>
+                <w:rFonts w:ascii="Courier New" w:hAnsi="Courier New" w:eastAsia="Courier New"/>
+                <w:sz w:val="15"/>
+              </w:rPr>
+              <w:t># psql-сценарий в системной базе postgres (как s1.bat)</w:t>
+            </w:r>
+          </w:p>
+          <w:p>
+            <w:pPr>
+              <w:spacing w:line="240" w:lineRule="auto"/>
+            </w:pPr>
+            <w:r>
+              <w:rPr>
+                <w:rFonts w:ascii="Courier New" w:hAnsi="Courier New" w:eastAsia="Courier New"/>
+                <w:sz w:val="15"/>
+              </w:rPr>
+              <w:t>run_pg() {</w:t>
+            </w:r>
+          </w:p>
+          <w:p>
+            <w:pPr>
+              <w:spacing w:line="240" w:lineRule="auto"/>
+            </w:pPr>
+            <w:r>
+              <w:rPr>
+                <w:rFonts w:ascii="Courier New" w:hAnsi="Courier New" w:eastAsia="Courier New"/>
+                <w:sz w:val="15"/>
+              </w:rPr>
+              <w:t xml:space="preserve">    PGDATABASE=postgres psql -q -X -P pager=off -f "$1" 2&gt;&amp;1 | perl helper/fixenc.pl</w:t>
+            </w:r>
+          </w:p>
+          <w:p>
+            <w:pPr>
+              <w:spacing w:line="240" w:lineRule="auto"/>
+            </w:pPr>
+            <w:r>
+              <w:rPr>
+                <w:rFonts w:ascii="Courier New" w:hAnsi="Courier New" w:eastAsia="Courier New"/>
+                <w:sz w:val="15"/>
+              </w:rPr>
+              <w:t>}</w:t>
+            </w:r>
+          </w:p>
+          <w:p>
+            <w:pPr>
+              <w:spacing w:line="240" w:lineRule="auto"/>
+            </w:pPr>
+            <w:r>
+              <w:rPr>
+                <w:rFonts w:ascii="Courier New" w:hAnsi="Courier New" w:eastAsia="Courier New"/>
+                <w:sz w:val="15"/>
+              </w:rPr>
+              <w:t xml:space="preserve"> </w:t>
+            </w:r>
+          </w:p>
+          <w:p>
+            <w:pPr>
+              <w:spacing w:line="240" w:lineRule="auto"/>
+            </w:pPr>
+            <w:r>
+              <w:rPr>
+                <w:rFonts w:ascii="Courier New" w:hAnsi="Courier New" w:eastAsia="Courier New"/>
+                <w:sz w:val="15"/>
+              </w:rPr>
+              <w:t># командный файл Windows: путь в формате Windows, параметры как есть</w:t>
+            </w:r>
+          </w:p>
+          <w:p>
+            <w:pPr>
+              <w:spacing w:line="240" w:lineRule="auto"/>
+            </w:pPr>
+            <w:r>
+              <w:rPr>
+                <w:rFonts w:ascii="Courier New" w:hAnsi="Courier New" w:eastAsia="Courier New"/>
+                <w:sz w:val="15"/>
+              </w:rPr>
+              <w:t>bat() {</w:t>
+            </w:r>
+          </w:p>
+          <w:p>
+            <w:pPr>
+              <w:spacing w:line="240" w:lineRule="auto"/>
+            </w:pPr>
+            <w:r>
+              <w:rPr>
+                <w:rFonts w:ascii="Courier New" w:hAnsi="Courier New" w:eastAsia="Courier New"/>
+                <w:sz w:val="15"/>
+              </w:rPr>
+              <w:t xml:space="preserve">    local file; file=$(cygpath -w "$1"); shift</w:t>
+            </w:r>
+          </w:p>
+          <w:p>
+            <w:pPr>
+              <w:spacing w:line="240" w:lineRule="auto"/>
+            </w:pPr>
+            <w:r>
+              <w:rPr>
+                <w:rFonts w:ascii="Courier New" w:hAnsi="Courier New" w:eastAsia="Courier New"/>
+                <w:sz w:val="15"/>
+              </w:rPr>
+              <w:t xml:space="preserve">    cmd.exe /c "$file" "$@"</w:t>
+            </w:r>
+          </w:p>
+          <w:p>
+            <w:pPr>
+              <w:spacing w:line="240" w:lineRule="auto"/>
+            </w:pPr>
+            <w:r>
+              <w:rPr>
+                <w:rFonts w:ascii="Courier New" w:hAnsi="Courier New" w:eastAsia="Courier New"/>
+                <w:sz w:val="15"/>
+              </w:rPr>
+              <w:t>}</w:t>
+            </w:r>
+          </w:p>
+          <w:p>
+            <w:pPr>
+              <w:spacing w:line="240" w:lineRule="auto"/>
+            </w:pPr>
+            <w:r>
+              <w:rPr>
+                <w:rFonts w:ascii="Courier New" w:hAnsi="Courier New" w:eastAsia="Courier New"/>
+                <w:sz w:val="15"/>
+              </w:rPr>
+              <w:t xml:space="preserve"> </w:t>
+            </w:r>
+          </w:p>
+          <w:p>
+            <w:pPr>
+              <w:spacing w:line="240" w:lineRule="auto"/>
+            </w:pPr>
+            <w:r>
+              <w:rPr>
+                <w:rFonts w:ascii="Courier New" w:hAnsi="Courier New" w:eastAsia="Courier New"/>
+                <w:sz w:val="15"/>
+              </w:rPr>
+              <w:t>need_variant() {</w:t>
+            </w:r>
+          </w:p>
+          <w:p>
+            <w:pPr>
+              <w:spacing w:line="240" w:lineRule="auto"/>
+            </w:pPr>
+            <w:r>
+              <w:rPr>
+                <w:rFonts w:ascii="Courier New" w:hAnsi="Courier New" w:eastAsia="Courier New"/>
+                <w:sz w:val="15"/>
+              </w:rPr>
+              <w:t xml:space="preserve">    if [ "$1" != "20" ] &amp;&amp; [ "$1" != "22" ]; then</w:t>
+            </w:r>
+          </w:p>
+          <w:p>
+            <w:pPr>
+              <w:spacing w:line="240" w:lineRule="auto"/>
+            </w:pPr>
+            <w:r>
+              <w:rPr>
+                <w:rFonts w:ascii="Courier New" w:hAnsi="Courier New" w:eastAsia="Courier New"/>
+                <w:sz w:val="15"/>
+              </w:rPr>
+              <w:t xml:space="preserve">        echo "ОШИБКА: Укажите вариант 20 или 22"</w:t>
+            </w:r>
+          </w:p>
+          <w:p>
+            <w:pPr>
+              <w:spacing w:line="240" w:lineRule="auto"/>
+            </w:pPr>
+            <w:r>
+              <w:rPr>
+                <w:rFonts w:ascii="Courier New" w:hAnsi="Courier New" w:eastAsia="Courier New"/>
+                <w:sz w:val="15"/>
+              </w:rPr>
+              <w:t xml:space="preserve">        exit 1</w:t>
+            </w:r>
+          </w:p>
+          <w:p>
+            <w:pPr>
+              <w:spacing w:line="240" w:lineRule="auto"/>
+            </w:pPr>
+            <w:r>
+              <w:rPr>
+                <w:rFonts w:ascii="Courier New" w:hAnsi="Courier New" w:eastAsia="Courier New"/>
+                <w:sz w:val="15"/>
+              </w:rPr>
+              <w:t xml:space="preserve">    fi</w:t>
+            </w:r>
+          </w:p>
+          <w:p>
+            <w:pPr>
+              <w:spacing w:line="240" w:lineRule="auto"/>
+            </w:pPr>
+            <w:r>
+              <w:rPr>
+                <w:rFonts w:ascii="Courier New" w:hAnsi="Courier New" w:eastAsia="Courier New"/>
+                <w:sz w:val="15"/>
+              </w:rPr>
+              <w:t>}</w:t>
+            </w:r>
+          </w:p>
+          <w:p>
+            <w:pPr>
+              <w:spacing w:line="240" w:lineRule="auto"/>
+            </w:pPr>
+            <w:r>
+              <w:rPr>
+                <w:rFonts w:ascii="Courier New" w:hAnsi="Courier New" w:eastAsia="Courier New"/>
+                <w:sz w:val="15"/>
+              </w:rPr>
+              <w:t xml:space="preserve"> </w:t>
+            </w:r>
+          </w:p>
+          <w:p>
+            <w:pPr>
+              <w:spacing w:line="240" w:lineRule="auto"/>
+            </w:pPr>
+            <w:r>
+              <w:rPr>
+                <w:rFonts w:ascii="Courier New" w:hAnsi="Courier New" w:eastAsia="Courier New"/>
+                <w:sz w:val="15"/>
+              </w:rPr>
+              <w:t>need_task() {</w:t>
+            </w:r>
+          </w:p>
+          <w:p>
+            <w:pPr>
+              <w:spacing w:line="240" w:lineRule="auto"/>
+            </w:pPr>
+            <w:r>
+              <w:rPr>
+                <w:rFonts w:ascii="Courier New" w:hAnsi="Courier New" w:eastAsia="Courier New"/>
+                <w:sz w:val="15"/>
+              </w:rPr>
+              <w:t xml:space="preserve">    if [ "$1" != "1" ] &amp;&amp; [ "$1" != "2" ]; then</w:t>
+            </w:r>
+          </w:p>
+          <w:p>
+            <w:pPr>
+              <w:spacing w:line="240" w:lineRule="auto"/>
+            </w:pPr>
+            <w:r>
+              <w:rPr>
+                <w:rFonts w:ascii="Courier New" w:hAnsi="Courier New" w:eastAsia="Courier New"/>
+                <w:sz w:val="15"/>
+              </w:rPr>
+              <w:t xml:space="preserve">        echo "ОШИБКА: Укажите номер задания 1 или 2"</w:t>
+            </w:r>
+          </w:p>
+          <w:p>
+            <w:pPr>
+              <w:spacing w:line="240" w:lineRule="auto"/>
+            </w:pPr>
+            <w:r>
+              <w:rPr>
+                <w:rFonts w:ascii="Courier New" w:hAnsi="Courier New" w:eastAsia="Courier New"/>
+                <w:sz w:val="15"/>
+              </w:rPr>
+              <w:t xml:space="preserve">        exit 1</w:t>
+            </w:r>
+          </w:p>
+          <w:p>
+            <w:pPr>
+              <w:spacing w:line="240" w:lineRule="auto"/>
+            </w:pPr>
+            <w:r>
+              <w:rPr>
+                <w:rFonts w:ascii="Courier New" w:hAnsi="Courier New" w:eastAsia="Courier New"/>
+                <w:sz w:val="15"/>
+              </w:rPr>
+              <w:t xml:space="preserve">    fi</w:t>
+            </w:r>
+          </w:p>
+          <w:p>
+            <w:pPr>
+              <w:spacing w:line="240" w:lineRule="auto"/>
+            </w:pPr>
+            <w:r>
+              <w:rPr>
+                <w:rFonts w:ascii="Courier New" w:hAnsi="Courier New" w:eastAsia="Courier New"/>
+                <w:sz w:val="15"/>
+              </w:rPr>
+              <w:t>}</w:t>
+            </w:r>
+          </w:p>
+          <w:p>
+            <w:pPr>
+              <w:spacing w:line="240" w:lineRule="auto"/>
+            </w:pPr>
+            <w:r>
+              <w:rPr>
+                <w:rFonts w:ascii="Courier New" w:hAnsi="Courier New" w:eastAsia="Courier New"/>
+                <w:sz w:val="15"/>
+              </w:rPr>
+              <w:t xml:space="preserve"> </w:t>
+            </w:r>
+          </w:p>
+          <w:p>
+            <w:pPr>
+              <w:spacing w:line="240" w:lineRule="auto"/>
+            </w:pPr>
+            <w:r>
+              <w:rPr>
+                <w:rFonts w:ascii="Courier New" w:hAnsi="Courier New" w:eastAsia="Courier New"/>
+                <w:sz w:val="15"/>
+              </w:rPr>
+              <w:t>if [ -z "$1" ]; then</w:t>
+            </w:r>
+          </w:p>
+          <w:p>
+            <w:pPr>
+              <w:spacing w:line="240" w:lineRule="auto"/>
+            </w:pPr>
+            <w:r>
+              <w:rPr>
+                <w:rFonts w:ascii="Courier New" w:hAnsi="Courier New" w:eastAsia="Courier New"/>
+                <w:sz w:val="15"/>
+              </w:rPr>
+              <w:t xml:space="preserve">    echo "============================================="</w:t>
+            </w:r>
+          </w:p>
+          <w:p>
+            <w:pPr>
+              <w:spacing w:line="240" w:lineRule="auto"/>
+            </w:pPr>
+            <w:r>
+              <w:rPr>
+                <w:rFonts w:ascii="Courier New" w:hAnsi="Courier New" w:eastAsia="Courier New"/>
+                <w:sz w:val="15"/>
+              </w:rPr>
+              <w:t xml:space="preserve">    echo "  ПАБД: БАЗА ДАННЫХ SALES, ВАРИАНТЫ 20 И 22"</w:t>
+            </w:r>
+          </w:p>
+          <w:p>
+            <w:pPr>
+              <w:spacing w:line="240" w:lineRule="auto"/>
+            </w:pPr>
+            <w:r>
+              <w:rPr>
+                <w:rFonts w:ascii="Courier New" w:hAnsi="Courier New" w:eastAsia="Courier New"/>
+                <w:sz w:val="15"/>
+              </w:rPr>
+              <w:t xml:space="preserve">    echo "============================================="</w:t>
+            </w:r>
+          </w:p>
+          <w:p>
+            <w:pPr>
+              <w:spacing w:line="240" w:lineRule="auto"/>
+            </w:pPr>
+            <w:r>
+              <w:rPr>
+                <w:rFonts w:ascii="Courier New" w:hAnsi="Courier New" w:eastAsia="Courier New"/>
+                <w:sz w:val="15"/>
+              </w:rPr>
+              <w:t xml:space="preserve">    echo ""</w:t>
+            </w:r>
+          </w:p>
+          <w:p>
+            <w:pPr>
+              <w:spacing w:line="240" w:lineRule="auto"/>
+            </w:pPr>
+            <w:r>
+              <w:rPr>
+                <w:rFonts w:ascii="Courier New" w:hAnsi="Courier New" w:eastAsia="Courier New"/>
+                <w:sz w:val="15"/>
+              </w:rPr>
+              <w:t xml:space="preserve">    echo "================== ЛР1: БАЗА И ЗАДАНИЯ =================="</w:t>
+            </w:r>
+          </w:p>
+          <w:p>
+            <w:pPr>
+              <w:spacing w:line="240" w:lineRule="auto"/>
+            </w:pPr>
+            <w:r>
+              <w:rPr>
+                <w:rFonts w:ascii="Courier New" w:hAnsi="Courier New" w:eastAsia="Courier New"/>
+                <w:sz w:val="15"/>
+              </w:rPr>
+              <w:t xml:space="preserve">    echo "  ./h db              - создать БД sales, таблицы и загрузить данные"</w:t>
+            </w:r>
+          </w:p>
+          <w:p>
+            <w:pPr>
+              <w:spacing w:line="240" w:lineRule="auto"/>
+            </w:pPr>
+            <w:r>
+              <w:rPr>
+                <w:rFonts w:ascii="Courier New" w:hAnsi="Courier New" w:eastAsia="Courier New"/>
+                <w:sz w:val="15"/>
+              </w:rPr>
+              <w:t xml:space="preserve">    echo "  ./h counts          - количество строк в таблицах"</w:t>
+            </w:r>
+          </w:p>
+          <w:p>
+            <w:pPr>
+              <w:spacing w:line="240" w:lineRule="auto"/>
+            </w:pPr>
+            <w:r>
+              <w:rPr>
+                <w:rFonts w:ascii="Courier New" w:hAnsi="Courier New" w:eastAsia="Courier New"/>
+                <w:sz w:val="15"/>
+              </w:rPr>
+              <w:t xml:space="preserve">    echo "  ./h v20 1 [дата1 дата2 [категория]]  - в.20: объём поставок по категории и кварталу"</w:t>
+            </w:r>
+          </w:p>
+          <w:p>
+            <w:pPr>
+              <w:spacing w:line="240" w:lineRule="auto"/>
+            </w:pPr>
+            <w:r>
+              <w:rPr>
+                <w:rFonts w:ascii="Courier New" w:hAnsi="Courier New" w:eastAsia="Courier New"/>
+                <w:sz w:val="15"/>
+              </w:rPr>
+              <w:t xml:space="preserve">    echo "  ./h v20 2 [год1 год2 [день недели]]  - в.20: продажи (шт) по дню недели и району"</w:t>
+            </w:r>
+          </w:p>
+          <w:p>
+            <w:pPr>
+              <w:spacing w:line="240" w:lineRule="auto"/>
+            </w:pPr>
+            <w:r>
+              <w:rPr>
+                <w:rFonts w:ascii="Courier New" w:hAnsi="Courier New" w:eastAsia="Courier New"/>
+                <w:sz w:val="15"/>
+              </w:rPr>
+              <w:t xml:space="preserve">    echo "  ./h v22 1 [дата1 дата2 [поставщик]]  - в.22: выручка по поставщику и декаде"</w:t>
+            </w:r>
+          </w:p>
+          <w:p>
+            <w:pPr>
+              <w:spacing w:line="240" w:lineRule="auto"/>
+            </w:pPr>
+            <w:r>
+              <w:rPr>
+                <w:rFonts w:ascii="Courier New" w:hAnsi="Courier New" w:eastAsia="Courier New"/>
+                <w:sz w:val="15"/>
+              </w:rPr>
+              <w:t xml:space="preserve">    echo "  ./h v22 2 [год1 год2 [время года]]   - в.22: затраты клиентов по сезону и полу"</w:t>
+            </w:r>
+          </w:p>
+          <w:p>
+            <w:pPr>
+              <w:spacing w:line="240" w:lineRule="auto"/>
+            </w:pPr>
+            <w:r>
+              <w:rPr>
+                <w:rFonts w:ascii="Courier New" w:hAnsi="Courier New" w:eastAsia="Courier New"/>
+                <w:sz w:val="15"/>
+              </w:rPr>
+              <w:t xml:space="preserve">    echo "  ./h all             - все 4 задания с параметрами по умолчанию"</w:t>
+            </w:r>
+          </w:p>
+          <w:p>
+            <w:pPr>
+              <w:spacing w:line="240" w:lineRule="auto"/>
+            </w:pPr>
+            <w:r>
+              <w:rPr>
+                <w:rFonts w:ascii="Courier New" w:hAnsi="Courier New" w:eastAsia="Courier New"/>
+                <w:sz w:val="15"/>
+              </w:rPr>
+              <w:t xml:space="preserve">    echo "  ./h lr1 lan         - настроить pg_hba.conf и брандмауэр для сети (от администратора)"</w:t>
+            </w:r>
+          </w:p>
+          <w:p>
+            <w:pPr>
+              <w:spacing w:line="240" w:lineRule="auto"/>
+            </w:pPr>
+            <w:r>
+              <w:rPr>
+                <w:rFonts w:ascii="Courier New" w:hAnsi="Courier New" w:eastAsia="Courier New"/>
+                <w:sz w:val="15"/>
+              </w:rPr>
+              <w:t xml:space="preserve">    echo "  ./h lr1 client сценарий [a1 a2 a3] - выполнить сценарий через s_lan.bat (сервер по IP)"</w:t>
+            </w:r>
+          </w:p>
+          <w:p>
+            <w:pPr>
+              <w:spacing w:line="240" w:lineRule="auto"/>
+            </w:pPr>
+            <w:r>
+              <w:rPr>
+                <w:rFonts w:ascii="Courier New" w:hAnsi="Courier New" w:eastAsia="Courier New"/>
+                <w:sz w:val="15"/>
+              </w:rPr>
+              <w:t xml:space="preserve">    echo "  Пример: ./h v20 1 01.01.2021 31.12.2022 мебель"</w:t>
+            </w:r>
+          </w:p>
+          <w:p>
+            <w:pPr>
+              <w:spacing w:line="240" w:lineRule="auto"/>
+            </w:pPr>
+            <w:r>
+              <w:rPr>
+                <w:rFonts w:ascii="Courier New" w:hAnsi="Courier New" w:eastAsia="Courier New"/>
+                <w:sz w:val="15"/>
+              </w:rPr>
+              <w:t xml:space="preserve">    echo ""</w:t>
+            </w:r>
+          </w:p>
+          <w:p>
+            <w:pPr>
+              <w:spacing w:line="240" w:lineRule="auto"/>
+            </w:pPr>
+            <w:r>
+              <w:rPr>
+                <w:rFonts w:ascii="Courier New" w:hAnsi="Courier New" w:eastAsia="Courier New"/>
+                <w:sz w:val="15"/>
+              </w:rPr>
+              <w:t xml:space="preserve">    echo "================== ЛР2: ОБЪЁМНАЯ БД, ИНДЕКСЫ, EXPLAIN =================="</w:t>
+            </w:r>
+          </w:p>
+          <w:p>
+            <w:pPr>
+              <w:spacing w:line="240" w:lineRule="auto"/>
+            </w:pPr>
+            <w:r>
+              <w:rPr>
+                <w:rFonts w:ascii="Courier New" w:hAnsi="Courier New" w:eastAsia="Courier New"/>
+                <w:sz w:val="15"/>
+              </w:rPr>
+              <w:t xml:space="preserve">    echo "  ./h lr2 gen [N]           - ПРОДАЖА: N псевдослучайных записей (по умолч. 2 000 000)"</w:t>
+            </w:r>
+          </w:p>
+          <w:p>
+            <w:pPr>
+              <w:spacing w:line="240" w:lineRule="auto"/>
+            </w:pPr>
+            <w:r>
+              <w:rPr>
+                <w:rFonts w:ascii="Courier New" w:hAnsi="Courier New" w:eastAsia="Courier New"/>
+                <w:sz w:val="15"/>
+              </w:rPr>
+              <w:t xml:space="preserve">    echo "  ./h lr2 restore           - вернуть 1000 записей ПРОДАЖА из ЛР1"</w:t>
+            </w:r>
+          </w:p>
+          <w:p>
+            <w:pPr>
+              <w:spacing w:line="240" w:lineRule="auto"/>
+            </w:pPr>
+            <w:r>
+              <w:rPr>
+                <w:rFonts w:ascii="Courier New" w:hAnsi="Courier New" w:eastAsia="Courier New"/>
+                <w:sz w:val="15"/>
+              </w:rPr>
+              <w:t xml:space="preserve">    echo "  ./h lr2 tbs [каталог]     - вынести ПРОДАЖА в табличное пространство (D:/PG_TBS)"</w:t>
+            </w:r>
+          </w:p>
+          <w:p>
+            <w:pPr>
+              <w:spacing w:line="240" w:lineRule="auto"/>
+            </w:pPr>
+            <w:r>
+              <w:rPr>
+                <w:rFonts w:ascii="Courier New" w:hAnsi="Courier New" w:eastAsia="Courier New"/>
+                <w:sz w:val="15"/>
+              </w:rPr>
+              <w:t xml:space="preserve">    echo "  ./h lr2 time 20|22        - время запроса (*) по CURRENT_TIME, 5 замеров"</w:t>
+            </w:r>
+          </w:p>
+          <w:p>
+            <w:pPr>
+              <w:spacing w:line="240" w:lineRule="auto"/>
+            </w:pPr>
+            <w:r>
+              <w:rPr>
+                <w:rFonts w:ascii="Courier New" w:hAnsi="Courier New" w:eastAsia="Courier New"/>
+                <w:sz w:val="15"/>
+              </w:rPr>
+              <w:t xml:space="preserve">    echo "  ./h lr2 timing 20|22      - время запроса (*) по \\timing on, 5 замеров"</w:t>
+            </w:r>
+          </w:p>
+          <w:p>
+            <w:pPr>
+              <w:spacing w:line="240" w:lineRule="auto"/>
+            </w:pPr>
+            <w:r>
+              <w:rPr>
+                <w:rFonts w:ascii="Courier New" w:hAnsi="Courier New" w:eastAsia="Courier New"/>
+                <w:sz w:val="15"/>
+              </w:rPr>
+              <w:t xml:space="preserve">    echo "  ./h lr2 idx 20|22         - индексы ПРОДАЖА и таблицы-справочника"</w:t>
+            </w:r>
+          </w:p>
+          <w:p>
+            <w:pPr>
+              <w:spacing w:line="240" w:lineRule="auto"/>
+            </w:pPr>
+            <w:r>
+              <w:rPr>
+                <w:rFonts w:ascii="Courier New" w:hAnsi="Courier New" w:eastAsia="Courier New"/>
+                <w:sz w:val="15"/>
+              </w:rPr>
+              <w:t xml:space="preserve">    echo "  ./h lr2 idx1 20|22 [btree|hash] - создать индекс ПРОДАЖА по полю-ссылке"</w:t>
+            </w:r>
+          </w:p>
+          <w:p>
+            <w:pPr>
+              <w:spacing w:line="240" w:lineRule="auto"/>
+            </w:pPr>
+            <w:r>
+              <w:rPr>
+                <w:rFonts w:ascii="Courier New" w:hAnsi="Courier New" w:eastAsia="Courier New"/>
+                <w:sz w:val="15"/>
+              </w:rPr>
+              <w:t xml:space="preserve">    echo "  ./h lr2 idx0 20|22        - удалить индекс ПРОДАЖА по полю-ссылке"</w:t>
+            </w:r>
+          </w:p>
+          <w:p>
+            <w:pPr>
+              <w:spacing w:line="240" w:lineRule="auto"/>
+            </w:pPr>
+            <w:r>
+              <w:rPr>
+                <w:rFonts w:ascii="Courier New" w:hAnsi="Courier New" w:eastAsia="Courier New"/>
+                <w:sz w:val="15"/>
+              </w:rPr>
+              <w:t xml:space="preserve">    echo "  ./h lr2 pk1 20|22         - справочник с PRIMARY KEY (create_ref0)"</w:t>
+            </w:r>
+          </w:p>
+          <w:p>
+            <w:pPr>
+              <w:spacing w:line="240" w:lineRule="auto"/>
+            </w:pPr>
+            <w:r>
+              <w:rPr>
+                <w:rFonts w:ascii="Courier New" w:hAnsi="Courier New" w:eastAsia="Courier New"/>
+                <w:sz w:val="15"/>
+              </w:rPr>
+              <w:t xml:space="preserve">    echo "  ./h lr2 pk0 20|22         - справочник без PRIMARY KEY (create_ref1)"</w:t>
+            </w:r>
+          </w:p>
+          <w:p>
+            <w:pPr>
+              <w:spacing w:line="240" w:lineRule="auto"/>
+            </w:pPr>
+            <w:r>
+              <w:rPr>
+                <w:rFonts w:ascii="Courier New" w:hAnsi="Courier New" w:eastAsia="Courier New"/>
+                <w:sz w:val="15"/>
+              </w:rPr>
+              <w:t xml:space="preserve">    echo "  ./h lr2 copy 20|22        - перезагрузить справочник из DATA/SOURCE"</w:t>
+            </w:r>
+          </w:p>
+          <w:p>
+            <w:pPr>
+              <w:spacing w:line="240" w:lineRule="auto"/>
+            </w:pPr>
+            <w:r>
+              <w:rPr>
+                <w:rFonts w:ascii="Courier New" w:hAnsi="Courier New" w:eastAsia="Courier New"/>
+                <w:sz w:val="15"/>
+              </w:rPr>
+              <w:t xml:space="preserve">    echo "  ./h lr2 explain 20|22 [1] - EXPLAIN / EXPLAIN ANALYZE (1 - с WHERE)"</w:t>
+            </w:r>
+          </w:p>
+          <w:p>
+            <w:pPr>
+              <w:spacing w:line="240" w:lineRule="auto"/>
+            </w:pPr>
+            <w:r>
+              <w:rPr>
+                <w:rFonts w:ascii="Courier New" w:hAnsi="Courier New" w:eastAsia="Courier New"/>
+                <w:sz w:val="15"/>
+              </w:rPr>
+              <w:t xml:space="preserve">    echo "  ./h lr2 measure 20|22 [прогонов] - протокол замеров -&gt; results/lr2_vNN_results.txt"</w:t>
+            </w:r>
+          </w:p>
+          <w:p>
+            <w:pPr>
+              <w:spacing w:line="240" w:lineRule="auto"/>
+            </w:pPr>
+            <w:r>
+              <w:rPr>
+                <w:rFonts w:ascii="Courier New" w:hAnsi="Courier New" w:eastAsia="Courier New"/>
+                <w:sz w:val="15"/>
+              </w:rPr>
+              <w:t xml:space="preserve">    echo "  ./h lr2 results 20|22     - показать протокол замеров"</w:t>
+            </w:r>
+          </w:p>
+          <w:p>
+            <w:pPr>
+              <w:spacing w:line="240" w:lineRule="auto"/>
+            </w:pPr>
+            <w:r>
+              <w:rPr>
+                <w:rFonts w:ascii="Courier New" w:hAnsi="Courier New" w:eastAsia="Courier New"/>
+                <w:sz w:val="15"/>
+              </w:rPr>
+              <w:t xml:space="preserve">    echo ""</w:t>
+            </w:r>
+          </w:p>
+          <w:p>
+            <w:pPr>
+              <w:spacing w:line="240" w:lineRule="auto"/>
+            </w:pPr>
+            <w:r>
+              <w:rPr>
+                <w:rFonts w:ascii="Courier New" w:hAnsi="Courier New" w:eastAsia="Courier New"/>
+                <w:sz w:val="15"/>
+              </w:rPr>
+              <w:t xml:space="preserve">    echo "================== ЛР3: ПОЛЬЗОВАТЕЛЬСКИЕ ТИПЫ =================="</w:t>
+            </w:r>
+          </w:p>
+          <w:p>
+            <w:pPr>
+              <w:spacing w:line="240" w:lineRule="auto"/>
+            </w:pPr>
+            <w:r>
+              <w:rPr>
+                <w:rFonts w:ascii="Courier New" w:hAnsi="Courier New" w:eastAsia="Courier New"/>
+                <w:sz w:val="15"/>
+              </w:rPr>
+              <w:t xml:space="preserve">    echo "  ./h lr3 cmplx             - пример преподавателя (complex)"</w:t>
+            </w:r>
+          </w:p>
+          <w:p>
+            <w:pPr>
+              <w:spacing w:line="240" w:lineRule="auto"/>
+            </w:pPr>
+            <w:r>
+              <w:rPr>
+                <w:rFonts w:ascii="Courier New" w:hAnsi="Courier New" w:eastAsia="Courier New"/>
+                <w:sz w:val="15"/>
+              </w:rPr>
+              <w:t xml:space="preserve">    echo "  ./h lr3 20                - в.20: трёхмерный вектор (vector3)"</w:t>
+            </w:r>
+          </w:p>
+          <w:p>
+            <w:pPr>
+              <w:spacing w:line="240" w:lineRule="auto"/>
+            </w:pPr>
+            <w:r>
+              <w:rPr>
+                <w:rFonts w:ascii="Courier New" w:hAnsi="Courier New" w:eastAsia="Courier New"/>
+                <w:sz w:val="15"/>
+              </w:rPr>
+              <w:t xml:space="preserve">    echo "  ./h lr3 22                - в.22: рациональное число (rational)"</w:t>
+            </w:r>
+          </w:p>
+          <w:p>
+            <w:pPr>
+              <w:spacing w:line="240" w:lineRule="auto"/>
+            </w:pPr>
+            <w:r>
+              <w:rPr>
+                <w:rFonts w:ascii="Courier New" w:hAnsi="Courier New" w:eastAsia="Courier New"/>
+                <w:sz w:val="15"/>
+              </w:rPr>
+              <w:t xml:space="preserve">    echo ""</w:t>
+            </w:r>
+          </w:p>
+          <w:p>
+            <w:pPr>
+              <w:spacing w:line="240" w:lineRule="auto"/>
+            </w:pPr>
+            <w:r>
+              <w:rPr>
+                <w:rFonts w:ascii="Courier New" w:hAnsi="Courier New" w:eastAsia="Courier New"/>
+                <w:sz w:val="15"/>
+              </w:rPr>
+              <w:t xml:space="preserve">    echo "================== ЛР4: РЕЗЕРВНОЕ КОПИРОВАНИЕ =================="</w:t>
+            </w:r>
+          </w:p>
+          <w:p>
+            <w:pPr>
+              <w:spacing w:line="240" w:lineRule="auto"/>
+            </w:pPr>
+            <w:r>
+              <w:rPr>
+                <w:rFonts w:ascii="Courier New" w:hAnsi="Courier New" w:eastAsia="Courier New"/>
+                <w:sz w:val="15"/>
+              </w:rPr>
+              <w:t xml:space="preserve">    echo "  ./h lr4 all [20|22]       - пп. 1-10 целиком -&gt; results/lr4_vNN_protocol.txt"</w:t>
+            </w:r>
+          </w:p>
+          <w:p>
+            <w:pPr>
+              <w:spacing w:line="240" w:lineRule="auto"/>
+            </w:pPr>
+            <w:r>
+              <w:rPr>
+                <w:rFonts w:ascii="Courier New" w:hAnsi="Courier New" w:eastAsia="Courier New"/>
+                <w:sz w:val="15"/>
+              </w:rPr>
+              <w:t xml:space="preserve">    echo "  ./h lr4 base              - создать базу BASE из данных ЛР1"</w:t>
+            </w:r>
+          </w:p>
+          <w:p>
+            <w:pPr>
+              <w:spacing w:line="240" w:lineRule="auto"/>
+            </w:pPr>
+            <w:r>
+              <w:rPr>
+                <w:rFonts w:ascii="Courier New" w:hAnsi="Courier New" w:eastAsia="Courier New"/>
+                <w:sz w:val="15"/>
+              </w:rPr>
+              <w:t xml:space="preserve">    echo "  ./h lr4 tasks N [база]    - контрольные задачи -&gt; taskN-01..03"</w:t>
+            </w:r>
+          </w:p>
+          <w:p>
+            <w:pPr>
+              <w:spacing w:line="240" w:lineRule="auto"/>
+            </w:pPr>
+            <w:r>
+              <w:rPr>
+                <w:rFonts w:ascii="Courier New" w:hAnsi="Courier New" w:eastAsia="Courier New"/>
+                <w:sz w:val="15"/>
+              </w:rPr>
+              <w:t xml:space="preserve">    echo "  ./h lr4 dump1|dump2|dump3 - pg_dump в файл / rar / многотомный rar"</w:t>
+            </w:r>
+          </w:p>
+          <w:p>
+            <w:pPr>
+              <w:spacing w:line="240" w:lineRule="auto"/>
+            </w:pPr>
+            <w:r>
+              <w:rPr>
+                <w:rFonts w:ascii="Courier New" w:hAnsi="Courier New" w:eastAsia="Courier New"/>
+                <w:sz w:val="15"/>
+              </w:rPr>
+              <w:t xml:space="preserve">    echo "  (каталог копий: lab4/work или LR4_WORK=D:/LR4_WORK ./h lr4 all)"</w:t>
+            </w:r>
+          </w:p>
+          <w:p>
+            <w:pPr>
+              <w:spacing w:line="240" w:lineRule="auto"/>
+            </w:pPr>
+            <w:r>
+              <w:rPr>
+                <w:rFonts w:ascii="Courier New" w:hAnsi="Courier New" w:eastAsia="Courier New"/>
+                <w:sz w:val="15"/>
+              </w:rPr>
+              <w:t xml:space="preserve">    echo ""</w:t>
+            </w:r>
+          </w:p>
+          <w:p>
+            <w:pPr>
+              <w:spacing w:line="240" w:lineRule="auto"/>
+            </w:pPr>
+            <w:r>
+              <w:rPr>
+                <w:rFonts w:ascii="Courier New" w:hAnsi="Courier New" w:eastAsia="Courier New"/>
+                <w:sz w:val="15"/>
+              </w:rPr>
+              <w:t xml:space="preserve">    echo "================== ЛР5: ФУНКЦИИ НА C =================="</w:t>
+            </w:r>
+          </w:p>
+          <w:p>
+            <w:pPr>
+              <w:spacing w:line="240" w:lineRule="auto"/>
+            </w:pPr>
+            <w:r>
+              <w:rPr>
+                <w:rFonts w:ascii="Courier New" w:hAnsi="Courier New" w:eastAsia="Courier New"/>
+                <w:sz w:val="15"/>
+              </w:rPr>
+              <w:t xml:space="preserve">    echo "  ./h lr5 build 20|22       - компиляция и сборка vNN.dll (-&gt; D:\\PG_DLL)"</w:t>
+            </w:r>
+          </w:p>
+          <w:p>
+            <w:pPr>
+              <w:spacing w:line="240" w:lineRule="auto"/>
+            </w:pPr>
+            <w:r>
+              <w:rPr>
+                <w:rFonts w:ascii="Courier New" w:hAnsi="Courier New" w:eastAsia="Courier New"/>
+                <w:sz w:val="15"/>
+              </w:rPr>
+              <w:t xml:space="preserve">    echo "  ./h lr5 20|22 [каталог]   - регистрация функций и демонстрация на таблице T"</w:t>
+            </w:r>
+          </w:p>
+          <w:p>
+            <w:pPr>
+              <w:spacing w:line="240" w:lineRule="auto"/>
+            </w:pPr>
+            <w:r>
+              <w:rPr>
+                <w:rFonts w:ascii="Courier New" w:hAnsi="Courier New" w:eastAsia="Courier New"/>
+                <w:sz w:val="15"/>
+              </w:rPr>
+              <w:t xml:space="preserve">    echo ""</w:t>
+            </w:r>
+          </w:p>
+          <w:p>
+            <w:pPr>
+              <w:spacing w:line="240" w:lineRule="auto"/>
+            </w:pPr>
+            <w:r>
+              <w:rPr>
+                <w:rFonts w:ascii="Courier New" w:hAnsi="Courier New" w:eastAsia="Courier New"/>
+                <w:sz w:val="15"/>
+              </w:rPr>
+              <w:t xml:space="preserve">    echo "================== ЛР6: КОПИРОВАНИЕ В MS SQL SERVER =================="</w:t>
+            </w:r>
+          </w:p>
+          <w:p>
+            <w:pPr>
+              <w:spacing w:line="240" w:lineRule="auto"/>
+            </w:pPr>
+            <w:r>
+              <w:rPr>
+                <w:rFonts w:ascii="Courier New" w:hAnsi="Courier New" w:eastAsia="Courier New"/>
+                <w:sz w:val="15"/>
+              </w:rPr>
+              <w:t xml:space="preserve">    echo "  ./h lr6 setup             - проверка сервера (база NEW1, таблица temp1)"</w:t>
+            </w:r>
+          </w:p>
+          <w:p>
+            <w:pPr>
+              <w:spacing w:line="240" w:lineRule="auto"/>
+            </w:pPr>
+            <w:r>
+              <w:rPr>
+                <w:rFonts w:ascii="Courier New" w:hAnsi="Courier New" w:eastAsia="Courier New"/>
+                <w:sz w:val="15"/>
+              </w:rPr>
+              <w:t xml:space="preserve">    echo "  ./h lr6 sel2              - собрать фильтр sel2.exe"</w:t>
+            </w:r>
+          </w:p>
+          <w:p>
+            <w:pPr>
+              <w:spacing w:line="240" w:lineRule="auto"/>
+            </w:pPr>
+            <w:r>
+              <w:rPr>
+                <w:rFonts w:ascii="Courier New" w:hAnsi="Courier New" w:eastAsia="Courier New"/>
+                <w:sz w:val="15"/>
+              </w:rPr>
+              <w:t xml:space="preserve">    echo "  ./h lr6 createdb          - создать базу SALES в MS SQL Server"</w:t>
+            </w:r>
+          </w:p>
+          <w:p>
+            <w:pPr>
+              <w:spacing w:line="240" w:lineRule="auto"/>
+            </w:pPr>
+            <w:r>
+              <w:rPr>
+                <w:rFonts w:ascii="Courier New" w:hAnsi="Courier New" w:eastAsia="Courier New"/>
+                <w:sz w:val="15"/>
+              </w:rPr>
+              <w:t xml:space="preserve">    echo "  ./h lr6 copy              - скопировать все таблицы sales из PostgreSQL"</w:t>
+            </w:r>
+          </w:p>
+          <w:p>
+            <w:pPr>
+              <w:spacing w:line="240" w:lineRule="auto"/>
+            </w:pPr>
+            <w:r>
+              <w:rPr>
+                <w:rFonts w:ascii="Courier New" w:hAnsi="Courier New" w:eastAsia="Courier New"/>
+                <w:sz w:val="15"/>
+              </w:rPr>
+              <w:t xml:space="preserve">    echo "  ./h lr6 disp              - проверить скопированные таблицы"</w:t>
+            </w:r>
+          </w:p>
+          <w:p>
+            <w:pPr>
+              <w:spacing w:line="240" w:lineRule="auto"/>
+            </w:pPr>
+            <w:r>
+              <w:rPr>
+                <w:rFonts w:ascii="Courier New" w:hAnsi="Courier New" w:eastAsia="Courier New"/>
+                <w:sz w:val="15"/>
+              </w:rPr>
+              <w:t xml:space="preserve">    echo "  ./h lr6 v20|v22 1|2 [параметры] - задания варианта в MS SQL Server"</w:t>
+            </w:r>
+          </w:p>
+          <w:p>
+            <w:pPr>
+              <w:spacing w:line="240" w:lineRule="auto"/>
+            </w:pPr>
+            <w:r>
+              <w:rPr>
+                <w:rFonts w:ascii="Courier New" w:hAnsi="Courier New" w:eastAsia="Courier New"/>
+                <w:sz w:val="15"/>
+              </w:rPr>
+              <w:t xml:space="preserve">    echo "  ./h lr6 console           - консоль sqlcmd"</w:t>
+            </w:r>
+          </w:p>
+          <w:p>
+            <w:pPr>
+              <w:spacing w:line="240" w:lineRule="auto"/>
+            </w:pPr>
+            <w:r>
+              <w:rPr>
+                <w:rFonts w:ascii="Courier New" w:hAnsi="Courier New" w:eastAsia="Courier New"/>
+                <w:sz w:val="15"/>
+              </w:rPr>
+              <w:t xml:space="preserve">    echo ""</w:t>
+            </w:r>
+          </w:p>
+          <w:p>
+            <w:pPr>
+              <w:spacing w:line="240" w:lineRule="auto"/>
+            </w:pPr>
+            <w:r>
+              <w:rPr>
+                <w:rFonts w:ascii="Courier New" w:hAnsi="Courier New" w:eastAsia="Courier New"/>
+                <w:sz w:val="15"/>
+              </w:rPr>
+              <w:t xml:space="preserve">    echo "================== ЛР7: ПРЕДСТАВЛЕНИЯ И ФУНКЦИИ MS SQL SERVER =================="</w:t>
+            </w:r>
+          </w:p>
+          <w:p>
+            <w:pPr>
+              <w:spacing w:line="240" w:lineRule="auto"/>
+            </w:pPr>
+            <w:r>
+              <w:rPr>
+                <w:rFonts w:ascii="Courier New" w:hAnsi="Courier New" w:eastAsia="Courier New"/>
+                <w:sz w:val="15"/>
+              </w:rPr>
+              <w:t xml:space="preserve">    echo "  ./h lr7 create            - создать представления и функции"</w:t>
+            </w:r>
+          </w:p>
+          <w:p>
+            <w:pPr>
+              <w:spacing w:line="240" w:lineRule="auto"/>
+            </w:pPr>
+            <w:r>
+              <w:rPr>
+                <w:rFonts w:ascii="Courier New" w:hAnsi="Courier New" w:eastAsia="Courier New"/>
+                <w:sz w:val="15"/>
+              </w:rPr>
+              <w:t xml:space="preserve">    echo "  ./h lr7 1 [D1 D2 P M [N]] - премия сотрудников (N - имя сотрудника)"</w:t>
+            </w:r>
+          </w:p>
+          <w:p>
+            <w:pPr>
+              <w:spacing w:line="240" w:lineRule="auto"/>
+            </w:pPr>
+            <w:r>
+              <w:rPr>
+                <w:rFonts w:ascii="Courier New" w:hAnsi="Courier New" w:eastAsia="Courier New"/>
+                <w:sz w:val="15"/>
+              </w:rPr>
+              <w:t xml:space="preserve">    echo "  ./h lr7 2 [D1 D2 alpha [G]] - затраты на хранение (G - товар)"</w:t>
+            </w:r>
+          </w:p>
+          <w:p>
+            <w:pPr>
+              <w:spacing w:line="240" w:lineRule="auto"/>
+            </w:pPr>
+            <w:r>
+              <w:rPr>
+                <w:rFonts w:ascii="Courier New" w:hAnsi="Courier New" w:eastAsia="Courier New"/>
+                <w:sz w:val="15"/>
+              </w:rPr>
+              <w:t xml:space="preserve">    echo "  Пример: ./h lr7 1 01.01.2021 30.06.2021 8.5 10.5 Иван"</w:t>
+            </w:r>
+          </w:p>
+          <w:p>
+            <w:pPr>
+              <w:spacing w:line="240" w:lineRule="auto"/>
+            </w:pPr>
+            <w:r>
+              <w:rPr>
+                <w:rFonts w:ascii="Courier New" w:hAnsi="Courier New" w:eastAsia="Courier New"/>
+                <w:sz w:val="15"/>
+              </w:rPr>
+              <w:t xml:space="preserve">    echo ""</w:t>
+            </w:r>
+          </w:p>
+          <w:p>
+            <w:pPr>
+              <w:spacing w:line="240" w:lineRule="auto"/>
+            </w:pPr>
+            <w:r>
+              <w:rPr>
+                <w:rFonts w:ascii="Courier New" w:hAnsi="Courier New" w:eastAsia="Courier New"/>
+                <w:sz w:val="15"/>
+              </w:rPr>
+              <w:t xml:space="preserve">    echo "================== ЛР8: ПРОГРАММЫ С ДАННЫМИ MS SQL SERVER =================="</w:t>
+            </w:r>
+          </w:p>
+          <w:p>
+            <w:pPr>
+              <w:spacing w:line="240" w:lineRule="auto"/>
+            </w:pPr>
+            <w:r>
+              <w:rPr>
+                <w:rFonts w:ascii="Courier New" w:hAnsi="Courier New" w:eastAsia="Courier New"/>
+                <w:sz w:val="15"/>
+              </w:rPr>
+              <w:t xml:space="preserve">    echo "  ./h lr8 build             - компиляция программы C# варианта 20"</w:t>
+            </w:r>
+          </w:p>
+          <w:p>
+            <w:pPr>
+              <w:spacing w:line="240" w:lineRule="auto"/>
+            </w:pPr>
+            <w:r>
+              <w:rPr>
+                <w:rFonts w:ascii="Courier New" w:hAnsi="Courier New" w:eastAsia="Courier New"/>
+                <w:sz w:val="15"/>
+              </w:rPr>
+              <w:t xml:space="preserve">    echo "  ./h lr8 20 [D1 D2 [категория]] - в.20 (C#): продажи (шт) по категории и кварталу"</w:t>
+            </w:r>
+          </w:p>
+          <w:p>
+            <w:pPr>
+              <w:spacing w:line="240" w:lineRule="auto"/>
+            </w:pPr>
+            <w:r>
+              <w:rPr>
+                <w:rFonts w:ascii="Courier New" w:hAnsi="Courier New" w:eastAsia="Courier New"/>
+                <w:sz w:val="15"/>
+              </w:rPr>
+              <w:t xml:space="preserve">    echo "  ./h lr8 22 [D1 D2 [поставщик]] - в.22 (Python): затраты клиентов по поставщику и декаде"</w:t>
+            </w:r>
+          </w:p>
+          <w:p>
+            <w:pPr>
+              <w:spacing w:line="240" w:lineRule="auto"/>
+            </w:pPr>
+            <w:r>
+              <w:rPr>
+                <w:rFonts w:ascii="Courier New" w:hAnsi="Courier New" w:eastAsia="Courier New"/>
+                <w:sz w:val="15"/>
+              </w:rPr>
+              <w:t xml:space="preserve">    echo ""</w:t>
+            </w:r>
+          </w:p>
+          <w:p>
+            <w:pPr>
+              <w:spacing w:line="240" w:lineRule="auto"/>
+            </w:pPr>
+            <w:r>
+              <w:rPr>
+                <w:rFonts w:ascii="Courier New" w:hAnsi="Courier New" w:eastAsia="Courier New"/>
+                <w:sz w:val="15"/>
+              </w:rPr>
+              <w:t xml:space="preserve">    echo "================== ПРОЧЕЕ =================="</w:t>
+            </w:r>
+          </w:p>
+          <w:p>
+            <w:pPr>
+              <w:spacing w:line="240" w:lineRule="auto"/>
+            </w:pPr>
+            <w:r>
+              <w:rPr>
+                <w:rFonts w:ascii="Courier New" w:hAnsi="Courier New" w:eastAsia="Courier New"/>
+                <w:sz w:val="15"/>
+              </w:rPr>
+              <w:t xml:space="preserve">    echo "  ./h reports [N ...]       - пересобрать отчёты .docx (reports/docx)"</w:t>
+            </w:r>
+          </w:p>
+          <w:p>
+            <w:pPr>
+              <w:spacing w:line="240" w:lineRule="auto"/>
+            </w:pPr>
+            <w:r>
+              <w:rPr>
+                <w:rFonts w:ascii="Courier New" w:hAnsi="Courier New" w:eastAsia="Courier New"/>
+                <w:sz w:val="15"/>
+              </w:rPr>
+              <w:t xml:space="preserve">    echo "  ./h psql                  - консоль psql (база sales)"</w:t>
+            </w:r>
+          </w:p>
+          <w:p>
+            <w:pPr>
+              <w:spacing w:line="240" w:lineRule="auto"/>
+            </w:pPr>
+            <w:r>
+              <w:rPr>
+                <w:rFonts w:ascii="Courier New" w:hAnsi="Courier New" w:eastAsia="Courier New"/>
+                <w:sz w:val="15"/>
+              </w:rPr>
+              <w:t xml:space="preserve">    echo "  ./h файл.sql [a1 [a2 [a3]]] - выполнить любой psql-сценарий с параметрами"</w:t>
+            </w:r>
+          </w:p>
+          <w:p>
+            <w:pPr>
+              <w:spacing w:line="240" w:lineRule="auto"/>
+            </w:pPr>
+            <w:r>
+              <w:rPr>
+                <w:rFonts w:ascii="Courier New" w:hAnsi="Courier New" w:eastAsia="Courier New"/>
+                <w:sz w:val="15"/>
+              </w:rPr>
+              <w:t xml:space="preserve">    exit 1</w:t>
+            </w:r>
+          </w:p>
+          <w:p>
+            <w:pPr>
+              <w:spacing w:line="240" w:lineRule="auto"/>
+            </w:pPr>
+            <w:r>
+              <w:rPr>
+                <w:rFonts w:ascii="Courier New" w:hAnsi="Courier New" w:eastAsia="Courier New"/>
+                <w:sz w:val="15"/>
+              </w:rPr>
+              <w:t>fi</w:t>
+            </w:r>
+          </w:p>
+          <w:p>
+            <w:pPr>
+              <w:spacing w:line="240" w:lineRule="auto"/>
+            </w:pPr>
+            <w:r>
+              <w:rPr>
+                <w:rFonts w:ascii="Courier New" w:hAnsi="Courier New" w:eastAsia="Courier New"/>
+                <w:sz w:val="15"/>
+              </w:rPr>
+              <w:t xml:space="preserve"> </w:t>
+            </w:r>
+          </w:p>
+          <w:p>
+            <w:pPr>
+              <w:spacing w:line="240" w:lineRule="auto"/>
+            </w:pPr>
+            <w:r>
+              <w:rPr>
+                <w:rFonts w:ascii="Courier New" w:hAnsi="Courier New" w:eastAsia="Courier New"/>
+                <w:sz w:val="15"/>
+              </w:rPr>
+              <w:t>if [[ "$1" == *.sql ]]; then</w:t>
+            </w:r>
+          </w:p>
+          <w:p>
+            <w:pPr>
+              <w:spacing w:line="240" w:lineRule="auto"/>
+            </w:pPr>
+            <w:r>
+              <w:rPr>
+                <w:rFonts w:ascii="Courier New" w:hAnsi="Courier New" w:eastAsia="Courier New"/>
+                <w:sz w:val="15"/>
+              </w:rPr>
+              <w:t xml:space="preserve">    f="$1"; shift</w:t>
+            </w:r>
+          </w:p>
+          <w:p>
+            <w:pPr>
+              <w:spacing w:line="240" w:lineRule="auto"/>
+            </w:pPr>
+            <w:r>
+              <w:rPr>
+                <w:rFonts w:ascii="Courier New" w:hAnsi="Courier New" w:eastAsia="Courier New"/>
+                <w:sz w:val="15"/>
+              </w:rPr>
+              <w:t xml:space="preserve">    run "$f" "$@"</w:t>
+            </w:r>
+          </w:p>
+          <w:p>
+            <w:pPr>
+              <w:spacing w:line="240" w:lineRule="auto"/>
+            </w:pPr>
+            <w:r>
+              <w:rPr>
+                <w:rFonts w:ascii="Courier New" w:hAnsi="Courier New" w:eastAsia="Courier New"/>
+                <w:sz w:val="15"/>
+              </w:rPr>
+              <w:t xml:space="preserve">    exit 0</w:t>
+            </w:r>
+          </w:p>
+          <w:p>
+            <w:pPr>
+              <w:spacing w:line="240" w:lineRule="auto"/>
+            </w:pPr>
+            <w:r>
+              <w:rPr>
+                <w:rFonts w:ascii="Courier New" w:hAnsi="Courier New" w:eastAsia="Courier New"/>
+                <w:sz w:val="15"/>
+              </w:rPr>
+              <w:t>fi</w:t>
+            </w:r>
+          </w:p>
+          <w:p>
+            <w:pPr>
+              <w:spacing w:line="240" w:lineRule="auto"/>
+            </w:pPr>
+            <w:r>
+              <w:rPr>
+                <w:rFonts w:ascii="Courier New" w:hAnsi="Courier New" w:eastAsia="Courier New"/>
+                <w:sz w:val="15"/>
+              </w:rPr>
+              <w:t xml:space="preserve"> </w:t>
+            </w:r>
+          </w:p>
+          <w:p>
+            <w:pPr>
+              <w:spacing w:line="240" w:lineRule="auto"/>
+            </w:pPr>
+            <w:r>
+              <w:rPr>
+                <w:rFonts w:ascii="Courier New" w:hAnsi="Courier New" w:eastAsia="Courier New"/>
+                <w:sz w:val="15"/>
+              </w:rPr>
+              <w:t>case "$1" in</w:t>
+            </w:r>
+          </w:p>
+          <w:p>
+            <w:pPr>
+              <w:spacing w:line="240" w:lineRule="auto"/>
+            </w:pPr>
+            <w:r>
+              <w:rPr>
+                <w:rFonts w:ascii="Courier New" w:hAnsi="Courier New" w:eastAsia="Courier New"/>
+                <w:sz w:val="15"/>
+              </w:rPr>
+              <w:t xml:space="preserve">    # ------------------------------ ЛР1 ------------------------------</w:t>
+            </w:r>
+          </w:p>
+          <w:p>
+            <w:pPr>
+              <w:spacing w:line="240" w:lineRule="auto"/>
+            </w:pPr>
+            <w:r>
+              <w:rPr>
+                <w:rFonts w:ascii="Courier New" w:hAnsi="Courier New" w:eastAsia="Courier New"/>
+                <w:sz w:val="15"/>
+              </w:rPr>
+              <w:t xml:space="preserve">    db)</w:t>
+            </w:r>
+          </w:p>
+          <w:p>
+            <w:pPr>
+              <w:spacing w:line="240" w:lineRule="auto"/>
+            </w:pPr>
+            <w:r>
+              <w:rPr>
+                <w:rFonts w:ascii="Courier New" w:hAnsi="Courier New" w:eastAsia="Courier New"/>
+                <w:sz w:val="15"/>
+              </w:rPr>
+              <w:t xml:space="preserve">        run_pg DATA/create_DB</w:t>
+            </w:r>
+          </w:p>
+          <w:p>
+            <w:pPr>
+              <w:spacing w:line="240" w:lineRule="auto"/>
+            </w:pPr>
+            <w:r>
+              <w:rPr>
+                <w:rFonts w:ascii="Courier New" w:hAnsi="Courier New" w:eastAsia="Courier New"/>
+                <w:sz w:val="15"/>
+              </w:rPr>
+              <w:t xml:space="preserve">        run DATA/create_tables &gt;/dev/null</w:t>
+            </w:r>
+          </w:p>
+          <w:p>
+            <w:pPr>
+              <w:spacing w:line="240" w:lineRule="auto"/>
+            </w:pPr>
+            <w:r>
+              <w:rPr>
+                <w:rFonts w:ascii="Courier New" w:hAnsi="Courier New" w:eastAsia="Courier New"/>
+                <w:sz w:val="15"/>
+              </w:rPr>
+              <w:t xml:space="preserve">        run DATA/load_data</w:t>
+            </w:r>
+          </w:p>
+          <w:p>
+            <w:pPr>
+              <w:spacing w:line="240" w:lineRule="auto"/>
+            </w:pPr>
+            <w:r>
+              <w:rPr>
+                <w:rFonts w:ascii="Courier New" w:hAnsi="Courier New" w:eastAsia="Courier New"/>
+                <w:sz w:val="15"/>
+              </w:rPr>
+              <w:t xml:space="preserve">        ;;</w:t>
+            </w:r>
+          </w:p>
+          <w:p>
+            <w:pPr>
+              <w:spacing w:line="240" w:lineRule="auto"/>
+            </w:pPr>
+            <w:r>
+              <w:rPr>
+                <w:rFonts w:ascii="Courier New" w:hAnsi="Courier New" w:eastAsia="Courier New"/>
+                <w:sz w:val="15"/>
+              </w:rPr>
+              <w:t xml:space="preserve">    counts) run helper/counts.sql ;;</w:t>
+            </w:r>
+          </w:p>
+          <w:p>
+            <w:pPr>
+              <w:spacing w:line="240" w:lineRule="auto"/>
+            </w:pPr>
+            <w:r>
+              <w:rPr>
+                <w:rFonts w:ascii="Courier New" w:hAnsi="Courier New" w:eastAsia="Courier New"/>
+                <w:sz w:val="15"/>
+              </w:rPr>
+              <w:t xml:space="preserve">    v20|v22)</w:t>
+            </w:r>
+          </w:p>
+          <w:p>
+            <w:pPr>
+              <w:spacing w:line="240" w:lineRule="auto"/>
+            </w:pPr>
+            <w:r>
+              <w:rPr>
+                <w:rFonts w:ascii="Courier New" w:hAnsi="Courier New" w:eastAsia="Courier New"/>
+                <w:sz w:val="15"/>
+              </w:rPr>
+              <w:t xml:space="preserve">        need_task "$2"</w:t>
+            </w:r>
+          </w:p>
+          <w:p>
+            <w:pPr>
+              <w:spacing w:line="240" w:lineRule="auto"/>
+            </w:pPr>
+            <w:r>
+              <w:rPr>
+                <w:rFonts w:ascii="Courier New" w:hAnsi="Courier New" w:eastAsia="Courier New"/>
+                <w:sz w:val="15"/>
+              </w:rPr>
+              <w:t xml:space="preserve">        run "tasks/$1_task$2.sql" "$3" "$4" "$5"</w:t>
+            </w:r>
+          </w:p>
+          <w:p>
+            <w:pPr>
+              <w:spacing w:line="240" w:lineRule="auto"/>
+            </w:pPr>
+            <w:r>
+              <w:rPr>
+                <w:rFonts w:ascii="Courier New" w:hAnsi="Courier New" w:eastAsia="Courier New"/>
+                <w:sz w:val="15"/>
+              </w:rPr>
+              <w:t xml:space="preserve">        ;;</w:t>
+            </w:r>
+          </w:p>
+          <w:p>
+            <w:pPr>
+              <w:spacing w:line="240" w:lineRule="auto"/>
+            </w:pPr>
+            <w:r>
+              <w:rPr>
+                <w:rFonts w:ascii="Courier New" w:hAnsi="Courier New" w:eastAsia="Courier New"/>
+                <w:sz w:val="15"/>
+              </w:rPr>
+              <w:t xml:space="preserve">    all)</w:t>
+            </w:r>
+          </w:p>
+          <w:p>
+            <w:pPr>
+              <w:spacing w:line="240" w:lineRule="auto"/>
+            </w:pPr>
+            <w:r>
+              <w:rPr>
+                <w:rFonts w:ascii="Courier New" w:hAnsi="Courier New" w:eastAsia="Courier New"/>
+                <w:sz w:val="15"/>
+              </w:rPr>
+              <w:t xml:space="preserve">        for t in v20_task1 v20_task2 v22_task1 v22_task2; do</w:t>
+            </w:r>
+          </w:p>
+          <w:p>
+            <w:pPr>
+              <w:spacing w:line="240" w:lineRule="auto"/>
+            </w:pPr>
+            <w:r>
+              <w:rPr>
+                <w:rFonts w:ascii="Courier New" w:hAnsi="Courier New" w:eastAsia="Courier New"/>
+                <w:sz w:val="15"/>
+              </w:rPr>
+              <w:t xml:space="preserve">            run "tasks/$t.sql"</w:t>
+            </w:r>
+          </w:p>
+          <w:p>
+            <w:pPr>
+              <w:spacing w:line="240" w:lineRule="auto"/>
+            </w:pPr>
+            <w:r>
+              <w:rPr>
+                <w:rFonts w:ascii="Courier New" w:hAnsi="Courier New" w:eastAsia="Courier New"/>
+                <w:sz w:val="15"/>
+              </w:rPr>
+              <w:t xml:space="preserve">        done</w:t>
+            </w:r>
+          </w:p>
+          <w:p>
+            <w:pPr>
+              <w:spacing w:line="240" w:lineRule="auto"/>
+            </w:pPr>
+            <w:r>
+              <w:rPr>
+                <w:rFonts w:ascii="Courier New" w:hAnsi="Courier New" w:eastAsia="Courier New"/>
+                <w:sz w:val="15"/>
+              </w:rPr>
+              <w:t xml:space="preserve">        ;;</w:t>
+            </w:r>
+          </w:p>
+          <w:p>
+            <w:pPr>
+              <w:spacing w:line="240" w:lineRule="auto"/>
+            </w:pPr>
+            <w:r>
+              <w:rPr>
+                <w:rFonts w:ascii="Courier New" w:hAnsi="Courier New" w:eastAsia="Courier New"/>
+                <w:sz w:val="15"/>
+              </w:rPr>
+              <w:t xml:space="preserve"> </w:t>
+            </w:r>
+          </w:p>
+          <w:p>
+            <w:pPr>
+              <w:spacing w:line="240" w:lineRule="auto"/>
+            </w:pPr>
+            <w:r>
+              <w:rPr>
+                <w:rFonts w:ascii="Courier New" w:hAnsi="Courier New" w:eastAsia="Courier New"/>
+                <w:sz w:val="15"/>
+              </w:rPr>
+              <w:t xml:space="preserve">    lr1)</w:t>
+            </w:r>
+          </w:p>
+          <w:p>
+            <w:pPr>
+              <w:spacing w:line="240" w:lineRule="auto"/>
+            </w:pPr>
+            <w:r>
+              <w:rPr>
+                <w:rFonts w:ascii="Courier New" w:hAnsi="Courier New" w:eastAsia="Courier New"/>
+                <w:sz w:val="15"/>
+              </w:rPr>
+              <w:t xml:space="preserve">        case "$2" in</w:t>
+            </w:r>
+          </w:p>
+          <w:p>
+            <w:pPr>
+              <w:spacing w:line="240" w:lineRule="auto"/>
+            </w:pPr>
+            <w:r>
+              <w:rPr>
+                <w:rFonts w:ascii="Courier New" w:hAnsi="Courier New" w:eastAsia="Courier New"/>
+                <w:sz w:val="15"/>
+              </w:rPr>
+              <w:t xml:space="preserve">            lan)    powershell -ExecutionPolicy Bypass -File lab1/setup_lan.ps1 ;;</w:t>
+            </w:r>
+          </w:p>
+          <w:p>
+            <w:pPr>
+              <w:spacing w:line="240" w:lineRule="auto"/>
+            </w:pPr>
+            <w:r>
+              <w:rPr>
+                <w:rFonts w:ascii="Courier New" w:hAnsi="Courier New" w:eastAsia="Courier New"/>
+                <w:sz w:val="15"/>
+              </w:rPr>
+              <w:t xml:space="preserve">            client)</w:t>
+            </w:r>
+          </w:p>
+          <w:p>
+            <w:pPr>
+              <w:spacing w:line="240" w:lineRule="auto"/>
+            </w:pPr>
+            <w:r>
+              <w:rPr>
+                <w:rFonts w:ascii="Courier New" w:hAnsi="Courier New" w:eastAsia="Courier New"/>
+                <w:sz w:val="15"/>
+              </w:rPr>
+              <w:t xml:space="preserve">                if [ -z "$3" ]; then echo "Использование: ./h lr1 client сценарий [a1 a2 a3]"; exit 1; fi</w:t>
+            </w:r>
+          </w:p>
+          <w:p>
+            <w:pPr>
+              <w:spacing w:line="240" w:lineRule="auto"/>
+            </w:pPr>
+            <w:r>
+              <w:rPr>
+                <w:rFonts w:ascii="Courier New" w:hAnsi="Courier New" w:eastAsia="Courier New"/>
+                <w:sz w:val="15"/>
+              </w:rPr>
+              <w:t xml:space="preserve">                bat lab1/s_lan.bat "$(cygpath -w "$3")" "$4" "$5" "$6"</w:t>
+            </w:r>
+          </w:p>
+          <w:p>
+            <w:pPr>
+              <w:spacing w:line="240" w:lineRule="auto"/>
+            </w:pPr>
+            <w:r>
+              <w:rPr>
+                <w:rFonts w:ascii="Courier New" w:hAnsi="Courier New" w:eastAsia="Courier New"/>
+                <w:sz w:val="15"/>
+              </w:rPr>
+              <w:t xml:space="preserve">                ;;</w:t>
+            </w:r>
+          </w:p>
+          <w:p>
+            <w:pPr>
+              <w:spacing w:line="240" w:lineRule="auto"/>
+            </w:pPr>
+            <w:r>
+              <w:rPr>
+                <w:rFonts w:ascii="Courier New" w:hAnsi="Courier New" w:eastAsia="Courier New"/>
+                <w:sz w:val="15"/>
+              </w:rPr>
+              <w:t xml:space="preserve">            *) echo "ОШИБКА: ./h lr1 lan|client" ;;</w:t>
+            </w:r>
+          </w:p>
+          <w:p>
+            <w:pPr>
+              <w:spacing w:line="240" w:lineRule="auto"/>
+            </w:pPr>
+            <w:r>
+              <w:rPr>
+                <w:rFonts w:ascii="Courier New" w:hAnsi="Courier New" w:eastAsia="Courier New"/>
+                <w:sz w:val="15"/>
+              </w:rPr>
+              <w:t xml:space="preserve">        esac</w:t>
+            </w:r>
+          </w:p>
+          <w:p>
+            <w:pPr>
+              <w:spacing w:line="240" w:lineRule="auto"/>
+            </w:pPr>
+            <w:r>
+              <w:rPr>
+                <w:rFonts w:ascii="Courier New" w:hAnsi="Courier New" w:eastAsia="Courier New"/>
+                <w:sz w:val="15"/>
+              </w:rPr>
+              <w:t xml:space="preserve">        ;;</w:t>
+            </w:r>
+          </w:p>
+          <w:p>
+            <w:pPr>
+              <w:spacing w:line="240" w:lineRule="auto"/>
+            </w:pPr>
+            <w:r>
+              <w:rPr>
+                <w:rFonts w:ascii="Courier New" w:hAnsi="Courier New" w:eastAsia="Courier New"/>
+                <w:sz w:val="15"/>
+              </w:rPr>
+              <w:t xml:space="preserve"> </w:t>
+            </w:r>
+          </w:p>
+          <w:p>
+            <w:pPr>
+              <w:spacing w:line="240" w:lineRule="auto"/>
+            </w:pPr>
+            <w:r>
+              <w:rPr>
+                <w:rFonts w:ascii="Courier New" w:hAnsi="Courier New" w:eastAsia="Courier New"/>
+                <w:sz w:val="15"/>
+              </w:rPr>
+              <w:t xml:space="preserve">    # ------------------------------ ЛР2 ------------------------------</w:t>
+            </w:r>
+          </w:p>
+          <w:p>
+            <w:pPr>
+              <w:spacing w:line="240" w:lineRule="auto"/>
+            </w:pPr>
+            <w:r>
+              <w:rPr>
+                <w:rFonts w:ascii="Courier New" w:hAnsi="Courier New" w:eastAsia="Courier New"/>
+                <w:sz w:val="15"/>
+              </w:rPr>
+              <w:t xml:space="preserve">    lr2)</w:t>
+            </w:r>
+          </w:p>
+          <w:p>
+            <w:pPr>
+              <w:spacing w:line="240" w:lineRule="auto"/>
+            </w:pPr>
+            <w:r>
+              <w:rPr>
+                <w:rFonts w:ascii="Courier New" w:hAnsi="Courier New" w:eastAsia="Courier New"/>
+                <w:sz w:val="15"/>
+              </w:rPr>
+              <w:t xml:space="preserve">        case "$2" in</w:t>
+            </w:r>
+          </w:p>
+          <w:p>
+            <w:pPr>
+              <w:spacing w:line="240" w:lineRule="auto"/>
+            </w:pPr>
+            <w:r>
+              <w:rPr>
+                <w:rFonts w:ascii="Courier New" w:hAnsi="Courier New" w:eastAsia="Courier New"/>
+                <w:sz w:val="15"/>
+              </w:rPr>
+              <w:t xml:space="preserve">            gen)      run lab2/add_data.sql "$3" ;;</w:t>
+            </w:r>
+          </w:p>
+          <w:p>
+            <w:pPr>
+              <w:spacing w:line="240" w:lineRule="auto"/>
+            </w:pPr>
+            <w:r>
+              <w:rPr>
+                <w:rFonts w:ascii="Courier New" w:hAnsi="Courier New" w:eastAsia="Courier New"/>
+                <w:sz w:val="15"/>
+              </w:rPr>
+              <w:t xml:space="preserve">            restore)  run lab2/restore_lr1.sql ;;</w:t>
+            </w:r>
+          </w:p>
+          <w:p>
+            <w:pPr>
+              <w:spacing w:line="240" w:lineRule="auto"/>
+            </w:pPr>
+            <w:r>
+              <w:rPr>
+                <w:rFonts w:ascii="Courier New" w:hAnsi="Courier New" w:eastAsia="Courier New"/>
+                <w:sz w:val="15"/>
+              </w:rPr>
+              <w:t xml:space="preserve">            tbs)      run lab2/tablespace.sql "$3" ;;</w:t>
+            </w:r>
+          </w:p>
+          <w:p>
+            <w:pPr>
+              <w:spacing w:line="240" w:lineRule="auto"/>
+            </w:pPr>
+            <w:r>
+              <w:rPr>
+                <w:rFonts w:ascii="Courier New" w:hAnsi="Courier New" w:eastAsia="Courier New"/>
+                <w:sz w:val="15"/>
+              </w:rPr>
+              <w:t xml:space="preserve">            time)     need_variant "$3"; run lab2/time_current.sql "$3" ;;</w:t>
+            </w:r>
+          </w:p>
+          <w:p>
+            <w:pPr>
+              <w:spacing w:line="240" w:lineRule="auto"/>
+            </w:pPr>
+            <w:r>
+              <w:rPr>
+                <w:rFonts w:ascii="Courier New" w:hAnsi="Courier New" w:eastAsia="Courier New"/>
+                <w:sz w:val="15"/>
+              </w:rPr>
+              <w:t xml:space="preserve">            timing)   need_variant "$3"; run lab2/time_timing.sql "$3" ;;</w:t>
+            </w:r>
+          </w:p>
+          <w:p>
+            <w:pPr>
+              <w:spacing w:line="240" w:lineRule="auto"/>
+            </w:pPr>
+            <w:r>
+              <w:rPr>
+                <w:rFonts w:ascii="Courier New" w:hAnsi="Courier New" w:eastAsia="Courier New"/>
+                <w:sz w:val="15"/>
+              </w:rPr>
+              <w:t xml:space="preserve">            idx)      need_variant "$3"; run lab2/idx_names.sql "$3" ;;</w:t>
+            </w:r>
+          </w:p>
+          <w:p>
+            <w:pPr>
+              <w:spacing w:line="240" w:lineRule="auto"/>
+            </w:pPr>
+            <w:r>
+              <w:rPr>
+                <w:rFonts w:ascii="Courier New" w:hAnsi="Courier New" w:eastAsia="Courier New"/>
+                <w:sz w:val="15"/>
+              </w:rPr>
+              <w:t xml:space="preserve">            idx1)     need_variant "$3"; run lab2/idx_1.sql "$3" "$4" ;;</w:t>
+            </w:r>
+          </w:p>
+          <w:p>
+            <w:pPr>
+              <w:spacing w:line="240" w:lineRule="auto"/>
+            </w:pPr>
+            <w:r>
+              <w:rPr>
+                <w:rFonts w:ascii="Courier New" w:hAnsi="Courier New" w:eastAsia="Courier New"/>
+                <w:sz w:val="15"/>
+              </w:rPr>
+              <w:t xml:space="preserve">            idx0)     need_variant "$3"; run lab2/idx_0.sql "$3" ;;</w:t>
+            </w:r>
+          </w:p>
+          <w:p>
+            <w:pPr>
+              <w:spacing w:line="240" w:lineRule="auto"/>
+            </w:pPr>
+            <w:r>
+              <w:rPr>
+                <w:rFonts w:ascii="Courier New" w:hAnsi="Courier New" w:eastAsia="Courier New"/>
+                <w:sz w:val="15"/>
+              </w:rPr>
+              <w:t xml:space="preserve">            pk1)      need_variant "$3"; run lab2/create_ref0.sql "$3" ;;</w:t>
+            </w:r>
+          </w:p>
+          <w:p>
+            <w:pPr>
+              <w:spacing w:line="240" w:lineRule="auto"/>
+            </w:pPr>
+            <w:r>
+              <w:rPr>
+                <w:rFonts w:ascii="Courier New" w:hAnsi="Courier New" w:eastAsia="Courier New"/>
+                <w:sz w:val="15"/>
+              </w:rPr>
+              <w:t xml:space="preserve">            pk0)      need_variant "$3"; run lab2/create_ref1.sql "$3" ;;</w:t>
+            </w:r>
+          </w:p>
+          <w:p>
+            <w:pPr>
+              <w:spacing w:line="240" w:lineRule="auto"/>
+            </w:pPr>
+            <w:r>
+              <w:rPr>
+                <w:rFonts w:ascii="Courier New" w:hAnsi="Courier New" w:eastAsia="Courier New"/>
+                <w:sz w:val="15"/>
+              </w:rPr>
+              <w:t xml:space="preserve">            copy)     need_variant "$3"; run lab2/copy_ref.sql "$3" ;;</w:t>
+            </w:r>
+          </w:p>
+          <w:p>
+            <w:pPr>
+              <w:spacing w:line="240" w:lineRule="auto"/>
+            </w:pPr>
+            <w:r>
+              <w:rPr>
+                <w:rFonts w:ascii="Courier New" w:hAnsi="Courier New" w:eastAsia="Courier New"/>
+                <w:sz w:val="15"/>
+              </w:rPr>
+              <w:t xml:space="preserve">            explain)  need_variant "$3"; run lab2/explain.sql "$3" "$4" ;;</w:t>
+            </w:r>
+          </w:p>
+          <w:p>
+            <w:pPr>
+              <w:spacing w:line="240" w:lineRule="auto"/>
+            </w:pPr>
+            <w:r>
+              <w:rPr>
+                <w:rFonts w:ascii="Courier New" w:hAnsi="Courier New" w:eastAsia="Courier New"/>
+                <w:sz w:val="15"/>
+              </w:rPr>
+              <w:t xml:space="preserve">            measure)  need_variant "$3"; run lab2/measure.sql "$3" "$4"</w:t>
+            </w:r>
+          </w:p>
+          <w:p>
+            <w:pPr>
+              <w:spacing w:line="240" w:lineRule="auto"/>
+            </w:pPr>
+            <w:r>
+              <w:rPr>
+                <w:rFonts w:ascii="Courier New" w:hAnsi="Courier New" w:eastAsia="Courier New"/>
+                <w:sz w:val="15"/>
+              </w:rPr>
+              <w:t xml:space="preserve">                      cat "results/lr2_v$3_results.txt" ;;</w:t>
+            </w:r>
+          </w:p>
+          <w:p>
+            <w:pPr>
+              <w:spacing w:line="240" w:lineRule="auto"/>
+            </w:pPr>
+            <w:r>
+              <w:rPr>
+                <w:rFonts w:ascii="Courier New" w:hAnsi="Courier New" w:eastAsia="Courier New"/>
+                <w:sz w:val="15"/>
+              </w:rPr>
+              <w:t xml:space="preserve">            results)  need_variant "$3"; cat "results/lr2_v$3_results.txt" ;;</w:t>
+            </w:r>
+          </w:p>
+          <w:p>
+            <w:pPr>
+              <w:spacing w:line="240" w:lineRule="auto"/>
+            </w:pPr>
+            <w:r>
+              <w:rPr>
+                <w:rFonts w:ascii="Courier New" w:hAnsi="Courier New" w:eastAsia="Courier New"/>
+                <w:sz w:val="15"/>
+              </w:rPr>
+              <w:t xml:space="preserve">            *) echo "ОШИБКА: ./h lr2 gen|restore|tbs|time|timing|idx|idx1|idx0|pk1|pk0|copy|explain|measure|results" ;;</w:t>
+            </w:r>
+          </w:p>
+          <w:p>
+            <w:pPr>
+              <w:spacing w:line="240" w:lineRule="auto"/>
+            </w:pPr>
+            <w:r>
+              <w:rPr>
+                <w:rFonts w:ascii="Courier New" w:hAnsi="Courier New" w:eastAsia="Courier New"/>
+                <w:sz w:val="15"/>
+              </w:rPr>
+              <w:t xml:space="preserve">        esac</w:t>
+            </w:r>
+          </w:p>
+          <w:p>
+            <w:pPr>
+              <w:spacing w:line="240" w:lineRule="auto"/>
+            </w:pPr>
+            <w:r>
+              <w:rPr>
+                <w:rFonts w:ascii="Courier New" w:hAnsi="Courier New" w:eastAsia="Courier New"/>
+                <w:sz w:val="15"/>
+              </w:rPr>
+              <w:t xml:space="preserve">        ;;</w:t>
+            </w:r>
+          </w:p>
+          <w:p>
+            <w:pPr>
+              <w:spacing w:line="240" w:lineRule="auto"/>
+            </w:pPr>
+            <w:r>
+              <w:rPr>
+                <w:rFonts w:ascii="Courier New" w:hAnsi="Courier New" w:eastAsia="Courier New"/>
+                <w:sz w:val="15"/>
+              </w:rPr>
+              <w:t xml:space="preserve"> </w:t>
+            </w:r>
+          </w:p>
+          <w:p>
+            <w:pPr>
+              <w:spacing w:line="240" w:lineRule="auto"/>
+            </w:pPr>
+            <w:r>
+              <w:rPr>
+                <w:rFonts w:ascii="Courier New" w:hAnsi="Courier New" w:eastAsia="Courier New"/>
+                <w:sz w:val="15"/>
+              </w:rPr>
+              <w:t xml:space="preserve">    # ------------------------------ ЛР3 ------------------------------</w:t>
+            </w:r>
+          </w:p>
+          <w:p>
+            <w:pPr>
+              <w:spacing w:line="240" w:lineRule="auto"/>
+            </w:pPr>
+            <w:r>
+              <w:rPr>
+                <w:rFonts w:ascii="Courier New" w:hAnsi="Courier New" w:eastAsia="Courier New"/>
+                <w:sz w:val="15"/>
+              </w:rPr>
+              <w:t xml:space="preserve">    lr3)</w:t>
+            </w:r>
+          </w:p>
+          <w:p>
+            <w:pPr>
+              <w:spacing w:line="240" w:lineRule="auto"/>
+            </w:pPr>
+            <w:r>
+              <w:rPr>
+                <w:rFonts w:ascii="Courier New" w:hAnsi="Courier New" w:eastAsia="Courier New"/>
+                <w:sz w:val="15"/>
+              </w:rPr>
+              <w:t xml:space="preserve">        case "$2" in</w:t>
+            </w:r>
+          </w:p>
+          <w:p>
+            <w:pPr>
+              <w:spacing w:line="240" w:lineRule="auto"/>
+            </w:pPr>
+            <w:r>
+              <w:rPr>
+                <w:rFonts w:ascii="Courier New" w:hAnsi="Courier New" w:eastAsia="Courier New"/>
+                <w:sz w:val="15"/>
+              </w:rPr>
+              <w:t xml:space="preserve">            cmplx) run lab3/cmplx.sql ;;</w:t>
+            </w:r>
+          </w:p>
+          <w:p>
+            <w:pPr>
+              <w:spacing w:line="240" w:lineRule="auto"/>
+            </w:pPr>
+            <w:r>
+              <w:rPr>
+                <w:rFonts w:ascii="Courier New" w:hAnsi="Courier New" w:eastAsia="Courier New"/>
+                <w:sz w:val="15"/>
+              </w:rPr>
+              <w:t xml:space="preserve">            20)    run lab3/v20_vector3.sql ;;</w:t>
+            </w:r>
+          </w:p>
+          <w:p>
+            <w:pPr>
+              <w:spacing w:line="240" w:lineRule="auto"/>
+            </w:pPr>
+            <w:r>
+              <w:rPr>
+                <w:rFonts w:ascii="Courier New" w:hAnsi="Courier New" w:eastAsia="Courier New"/>
+                <w:sz w:val="15"/>
+              </w:rPr>
+              <w:t xml:space="preserve">            22)    run lab3/v22_rational.sql ;;</w:t>
+            </w:r>
+          </w:p>
+          <w:p>
+            <w:pPr>
+              <w:spacing w:line="240" w:lineRule="auto"/>
+            </w:pPr>
+            <w:r>
+              <w:rPr>
+                <w:rFonts w:ascii="Courier New" w:hAnsi="Courier New" w:eastAsia="Courier New"/>
+                <w:sz w:val="15"/>
+              </w:rPr>
+              <w:t xml:space="preserve">            *) echo "ОШИБКА: ./h lr3 cmplx|20|22" ;;</w:t>
+            </w:r>
+          </w:p>
+          <w:p>
+            <w:pPr>
+              <w:spacing w:line="240" w:lineRule="auto"/>
+            </w:pPr>
+            <w:r>
+              <w:rPr>
+                <w:rFonts w:ascii="Courier New" w:hAnsi="Courier New" w:eastAsia="Courier New"/>
+                <w:sz w:val="15"/>
+              </w:rPr>
+              <w:t xml:space="preserve">        esac</w:t>
+            </w:r>
+          </w:p>
+          <w:p>
+            <w:pPr>
+              <w:spacing w:line="240" w:lineRule="auto"/>
+            </w:pPr>
+            <w:r>
+              <w:rPr>
+                <w:rFonts w:ascii="Courier New" w:hAnsi="Courier New" w:eastAsia="Courier New"/>
+                <w:sz w:val="15"/>
+              </w:rPr>
+              <w:t xml:space="preserve">        ;;</w:t>
+            </w:r>
+          </w:p>
+          <w:p>
+            <w:pPr>
+              <w:spacing w:line="240" w:lineRule="auto"/>
+            </w:pPr>
+            <w:r>
+              <w:rPr>
+                <w:rFonts w:ascii="Courier New" w:hAnsi="Courier New" w:eastAsia="Courier New"/>
+                <w:sz w:val="15"/>
+              </w:rPr>
+              <w:t xml:space="preserve"> </w:t>
+            </w:r>
+          </w:p>
+          <w:p>
+            <w:pPr>
+              <w:spacing w:line="240" w:lineRule="auto"/>
+            </w:pPr>
+            <w:r>
+              <w:rPr>
+                <w:rFonts w:ascii="Courier New" w:hAnsi="Courier New" w:eastAsia="Courier New"/>
+                <w:sz w:val="15"/>
+              </w:rPr>
+              <w:t xml:space="preserve">    # ------------------------------ ЛР4 ------------------------------</w:t>
+            </w:r>
+          </w:p>
+          <w:p>
+            <w:pPr>
+              <w:spacing w:line="240" w:lineRule="auto"/>
+            </w:pPr>
+            <w:r>
+              <w:rPr>
+                <w:rFonts w:ascii="Courier New" w:hAnsi="Courier New" w:eastAsia="Courier New"/>
+                <w:sz w:val="15"/>
+              </w:rPr>
+              <w:t xml:space="preserve">    lr4)</w:t>
+            </w:r>
+          </w:p>
+          <w:p>
+            <w:pPr>
+              <w:spacing w:line="240" w:lineRule="auto"/>
+            </w:pPr>
+            <w:r>
+              <w:rPr>
+                <w:rFonts w:ascii="Courier New" w:hAnsi="Courier New" w:eastAsia="Courier New"/>
+                <w:sz w:val="15"/>
+              </w:rPr>
+              <w:t xml:space="preserve">        case "$2" in</w:t>
+            </w:r>
+          </w:p>
+          <w:p>
+            <w:pPr>
+              <w:spacing w:line="240" w:lineRule="auto"/>
+            </w:pPr>
+            <w:r>
+              <w:rPr>
+                <w:rFonts w:ascii="Courier New" w:hAnsi="Courier New" w:eastAsia="Courier New"/>
+                <w:sz w:val="15"/>
+              </w:rPr>
+              <w:t xml:space="preserve">            all)</w:t>
+            </w:r>
+          </w:p>
+          <w:p>
+            <w:pPr>
+              <w:spacing w:line="240" w:lineRule="auto"/>
+            </w:pPr>
+            <w:r>
+              <w:rPr>
+                <w:rFonts w:ascii="Courier New" w:hAnsi="Courier New" w:eastAsia="Courier New"/>
+                <w:sz w:val="15"/>
+              </w:rPr>
+              <w:t xml:space="preserve">                v=${3:-20}; need_variant "$v"</w:t>
+            </w:r>
+          </w:p>
+          <w:p>
+            <w:pPr>
+              <w:spacing w:line="240" w:lineRule="auto"/>
+            </w:pPr>
+            <w:r>
+              <w:rPr>
+                <w:rFonts w:ascii="Courier New" w:hAnsi="Courier New" w:eastAsia="Courier New"/>
+                <w:sz w:val="15"/>
+              </w:rPr>
+              <w:t xml:space="preserve">                bat lab4/run_all.bat "$v" 2&gt;&amp;1 | perl helper/fixenc.pl | tee "results/lr4_v${v}_protocol.txt"</w:t>
+            </w:r>
+          </w:p>
+          <w:p>
+            <w:pPr>
+              <w:spacing w:line="240" w:lineRule="auto"/>
+            </w:pPr>
+            <w:r>
+              <w:rPr>
+                <w:rFonts w:ascii="Courier New" w:hAnsi="Courier New" w:eastAsia="Courier New"/>
+                <w:sz w:val="15"/>
+              </w:rPr>
+              <w:t xml:space="preserve">                ;;</w:t>
+            </w:r>
+          </w:p>
+          <w:p>
+            <w:pPr>
+              <w:spacing w:line="240" w:lineRule="auto"/>
+            </w:pPr>
+            <w:r>
+              <w:rPr>
+                <w:rFonts w:ascii="Courier New" w:hAnsi="Courier New" w:eastAsia="Courier New"/>
+                <w:sz w:val="15"/>
+              </w:rPr>
+              <w:t xml:space="preserve">            base)  bat lab4/create_base.bat 2&gt;&amp;1 | perl helper/fixenc.pl ;;</w:t>
+            </w:r>
+          </w:p>
+          <w:p>
+            <w:pPr>
+              <w:spacing w:line="240" w:lineRule="auto"/>
+            </w:pPr>
+            <w:r>
+              <w:rPr>
+                <w:rFonts w:ascii="Courier New" w:hAnsi="Courier New" w:eastAsia="Courier New"/>
+                <w:sz w:val="15"/>
+              </w:rPr>
+              <w:t xml:space="preserve">            tasks)</w:t>
+            </w:r>
+          </w:p>
+          <w:p>
+            <w:pPr>
+              <w:spacing w:line="240" w:lineRule="auto"/>
+            </w:pPr>
+            <w:r>
+              <w:rPr>
+                <w:rFonts w:ascii="Courier New" w:hAnsi="Courier New" w:eastAsia="Courier New"/>
+                <w:sz w:val="15"/>
+              </w:rPr>
+              <w:t xml:space="preserve">                if [ -z "$3" ]; then echo "Использование: ./h lr4 tasks N [база]"; exit 1; fi</w:t>
+            </w:r>
+          </w:p>
+          <w:p>
+            <w:pPr>
+              <w:spacing w:line="240" w:lineRule="auto"/>
+            </w:pPr>
+            <w:r>
+              <w:rPr>
+                <w:rFonts w:ascii="Courier New" w:hAnsi="Courier New" w:eastAsia="Courier New"/>
+                <w:sz w:val="15"/>
+              </w:rPr>
+              <w:t xml:space="preserve">                bat lab4/tasks.bat "$3" "$4"</w:t>
+            </w:r>
+          </w:p>
+          <w:p>
+            <w:pPr>
+              <w:spacing w:line="240" w:lineRule="auto"/>
+            </w:pPr>
+            <w:r>
+              <w:rPr>
+                <w:rFonts w:ascii="Courier New" w:hAnsi="Courier New" w:eastAsia="Courier New"/>
+                <w:sz w:val="15"/>
+              </w:rPr>
+              <w:t xml:space="preserve">                ;;</w:t>
+            </w:r>
+          </w:p>
+          <w:p>
+            <w:pPr>
+              <w:spacing w:line="240" w:lineRule="auto"/>
+            </w:pPr>
+            <w:r>
+              <w:rPr>
+                <w:rFonts w:ascii="Courier New" w:hAnsi="Courier New" w:eastAsia="Courier New"/>
+                <w:sz w:val="15"/>
+              </w:rPr>
+              <w:t xml:space="preserve">            dump1) bat lab4/dump-1.bat ;;</w:t>
+            </w:r>
+          </w:p>
+          <w:p>
+            <w:pPr>
+              <w:spacing w:line="240" w:lineRule="auto"/>
+            </w:pPr>
+            <w:r>
+              <w:rPr>
+                <w:rFonts w:ascii="Courier New" w:hAnsi="Courier New" w:eastAsia="Courier New"/>
+                <w:sz w:val="15"/>
+              </w:rPr>
+              <w:t xml:space="preserve">            dump2) bat lab4/dump-2.bat ;;</w:t>
+            </w:r>
+          </w:p>
+          <w:p>
+            <w:pPr>
+              <w:spacing w:line="240" w:lineRule="auto"/>
+            </w:pPr>
+            <w:r>
+              <w:rPr>
+                <w:rFonts w:ascii="Courier New" w:hAnsi="Courier New" w:eastAsia="Courier New"/>
+                <w:sz w:val="15"/>
+              </w:rPr>
+              <w:t xml:space="preserve">            dump3) bat lab4/dump-3.bat "$3" ;;</w:t>
+            </w:r>
+          </w:p>
+          <w:p>
+            <w:pPr>
+              <w:spacing w:line="240" w:lineRule="auto"/>
+            </w:pPr>
+            <w:r>
+              <w:rPr>
+                <w:rFonts w:ascii="Courier New" w:hAnsi="Courier New" w:eastAsia="Courier New"/>
+                <w:sz w:val="15"/>
+              </w:rPr>
+              <w:t xml:space="preserve">            *) echo "ОШИБКА: ./h lr4 all|base|tasks|dump1|dump2|dump3" ;;</w:t>
+            </w:r>
+          </w:p>
+          <w:p>
+            <w:pPr>
+              <w:spacing w:line="240" w:lineRule="auto"/>
+            </w:pPr>
+            <w:r>
+              <w:rPr>
+                <w:rFonts w:ascii="Courier New" w:hAnsi="Courier New" w:eastAsia="Courier New"/>
+                <w:sz w:val="15"/>
+              </w:rPr>
+              <w:t xml:space="preserve">        esac</w:t>
+            </w:r>
+          </w:p>
+          <w:p>
+            <w:pPr>
+              <w:spacing w:line="240" w:lineRule="auto"/>
+            </w:pPr>
+            <w:r>
+              <w:rPr>
+                <w:rFonts w:ascii="Courier New" w:hAnsi="Courier New" w:eastAsia="Courier New"/>
+                <w:sz w:val="15"/>
+              </w:rPr>
+              <w:t xml:space="preserve">        ;;</w:t>
+            </w:r>
+          </w:p>
+          <w:p>
+            <w:pPr>
+              <w:spacing w:line="240" w:lineRule="auto"/>
+            </w:pPr>
+            <w:r>
+              <w:rPr>
+                <w:rFonts w:ascii="Courier New" w:hAnsi="Courier New" w:eastAsia="Courier New"/>
+                <w:sz w:val="15"/>
+              </w:rPr>
+              <w:t xml:space="preserve"> </w:t>
+            </w:r>
+          </w:p>
+          <w:p>
+            <w:pPr>
+              <w:spacing w:line="240" w:lineRule="auto"/>
+            </w:pPr>
+            <w:r>
+              <w:rPr>
+                <w:rFonts w:ascii="Courier New" w:hAnsi="Courier New" w:eastAsia="Courier New"/>
+                <w:sz w:val="15"/>
+              </w:rPr>
+              <w:t xml:space="preserve">    # ------------------------------ ЛР5 ------------------------------</w:t>
+            </w:r>
+          </w:p>
+          <w:p>
+            <w:pPr>
+              <w:spacing w:line="240" w:lineRule="auto"/>
+            </w:pPr>
+            <w:r>
+              <w:rPr>
+                <w:rFonts w:ascii="Courier New" w:hAnsi="Courier New" w:eastAsia="Courier New"/>
+                <w:sz w:val="15"/>
+              </w:rPr>
+              <w:t xml:space="preserve">    lr5)</w:t>
+            </w:r>
+          </w:p>
+          <w:p>
+            <w:pPr>
+              <w:spacing w:line="240" w:lineRule="auto"/>
+            </w:pPr>
+            <w:r>
+              <w:rPr>
+                <w:rFonts w:ascii="Courier New" w:hAnsi="Courier New" w:eastAsia="Courier New"/>
+                <w:sz w:val="15"/>
+              </w:rPr>
+              <w:t xml:space="preserve">        case "$2" in</w:t>
+            </w:r>
+          </w:p>
+          <w:p>
+            <w:pPr>
+              <w:spacing w:line="240" w:lineRule="auto"/>
+            </w:pPr>
+            <w:r>
+              <w:rPr>
+                <w:rFonts w:ascii="Courier New" w:hAnsi="Courier New" w:eastAsia="Courier New"/>
+                <w:sz w:val="15"/>
+              </w:rPr>
+              <w:t xml:space="preserve">            build) need_variant "$3"; bat lab5/build.bat "$3" "$4" 2&gt;&amp;1 | FIXENC_CP=cp866 perl helper/fixenc.pl ;;</w:t>
+            </w:r>
+          </w:p>
+          <w:p>
+            <w:pPr>
+              <w:spacing w:line="240" w:lineRule="auto"/>
+            </w:pPr>
+            <w:r>
+              <w:rPr>
+                <w:rFonts w:ascii="Courier New" w:hAnsi="Courier New" w:eastAsia="Courier New"/>
+                <w:sz w:val="15"/>
+              </w:rPr>
+              <w:t xml:space="preserve">            20|22) run "lab5/v$2_test.sql" "$3" ;;</w:t>
+            </w:r>
+          </w:p>
+          <w:p>
+            <w:pPr>
+              <w:spacing w:line="240" w:lineRule="auto"/>
+            </w:pPr>
+            <w:r>
+              <w:rPr>
+                <w:rFonts w:ascii="Courier New" w:hAnsi="Courier New" w:eastAsia="Courier New"/>
+                <w:sz w:val="15"/>
+              </w:rPr>
+              <w:t xml:space="preserve">            *) echo "ОШИБКА: ./h lr5 build 20|22  или  ./h lr5 20|22" ;;</w:t>
+            </w:r>
+          </w:p>
+          <w:p>
+            <w:pPr>
+              <w:spacing w:line="240" w:lineRule="auto"/>
+            </w:pPr>
+            <w:r>
+              <w:rPr>
+                <w:rFonts w:ascii="Courier New" w:hAnsi="Courier New" w:eastAsia="Courier New"/>
+                <w:sz w:val="15"/>
+              </w:rPr>
+              <w:t xml:space="preserve">        esac</w:t>
+            </w:r>
+          </w:p>
+          <w:p>
+            <w:pPr>
+              <w:spacing w:line="240" w:lineRule="auto"/>
+            </w:pPr>
+            <w:r>
+              <w:rPr>
+                <w:rFonts w:ascii="Courier New" w:hAnsi="Courier New" w:eastAsia="Courier New"/>
+                <w:sz w:val="15"/>
+              </w:rPr>
+              <w:t xml:space="preserve">        ;;</w:t>
+            </w:r>
+          </w:p>
+          <w:p>
+            <w:pPr>
+              <w:spacing w:line="240" w:lineRule="auto"/>
+            </w:pPr>
+            <w:r>
+              <w:rPr>
+                <w:rFonts w:ascii="Courier New" w:hAnsi="Courier New" w:eastAsia="Courier New"/>
+                <w:sz w:val="15"/>
+              </w:rPr>
+              <w:t xml:space="preserve"> </w:t>
+            </w:r>
+          </w:p>
+          <w:p>
+            <w:pPr>
+              <w:spacing w:line="240" w:lineRule="auto"/>
+            </w:pPr>
+            <w:r>
+              <w:rPr>
+                <w:rFonts w:ascii="Courier New" w:hAnsi="Courier New" w:eastAsia="Courier New"/>
+                <w:sz w:val="15"/>
+              </w:rPr>
+              <w:t xml:space="preserve">    # ------------------------------ ЛР6 ------------------------------</w:t>
+            </w:r>
+          </w:p>
+          <w:p>
+            <w:pPr>
+              <w:spacing w:line="240" w:lineRule="auto"/>
+            </w:pPr>
+            <w:r>
+              <w:rPr>
+                <w:rFonts w:ascii="Courier New" w:hAnsi="Courier New" w:eastAsia="Courier New"/>
+                <w:sz w:val="15"/>
+              </w:rPr>
+              <w:t xml:space="preserve">    lr6)</w:t>
+            </w:r>
+          </w:p>
+          <w:p>
+            <w:pPr>
+              <w:spacing w:line="240" w:lineRule="auto"/>
+            </w:pPr>
+            <w:r>
+              <w:rPr>
+                <w:rFonts w:ascii="Courier New" w:hAnsi="Courier New" w:eastAsia="Courier New"/>
+                <w:sz w:val="15"/>
+              </w:rPr>
+              <w:t xml:space="preserve">        case "$2" in</w:t>
+            </w:r>
+          </w:p>
+          <w:p>
+            <w:pPr>
+              <w:spacing w:line="240" w:lineRule="auto"/>
+            </w:pPr>
+            <w:r>
+              <w:rPr>
+                <w:rFonts w:ascii="Courier New" w:hAnsi="Courier New" w:eastAsia="Courier New"/>
+                <w:sz w:val="15"/>
+              </w:rPr>
+              <w:t xml:space="preserve">            setup)</w:t>
+            </w:r>
+          </w:p>
+          <w:p>
+            <w:pPr>
+              <w:spacing w:line="240" w:lineRule="auto"/>
+            </w:pPr>
+            <w:r>
+              <w:rPr>
+                <w:rFonts w:ascii="Courier New" w:hAnsi="Courier New" w:eastAsia="Courier New"/>
+                <w:sz w:val="15"/>
+              </w:rPr>
+              <w:t xml:space="preserve">                for f in create_DB create_temp1 insert_temp1 select_from_temp1; do</w:t>
+            </w:r>
+          </w:p>
+          <w:p>
+            <w:pPr>
+              <w:spacing w:line="240" w:lineRule="auto"/>
+            </w:pPr>
+            <w:r>
+              <w:rPr>
+                <w:rFonts w:ascii="Courier New" w:hAnsi="Courier New" w:eastAsia="Courier New"/>
+                <w:sz w:val="15"/>
+              </w:rPr>
+              <w:t xml:space="preserve">                    bat lab6/s_TCP.bat "lab6\\SETUP\\$f"</w:t>
+            </w:r>
+          </w:p>
+          <w:p>
+            <w:pPr>
+              <w:spacing w:line="240" w:lineRule="auto"/>
+            </w:pPr>
+            <w:r>
+              <w:rPr>
+                <w:rFonts w:ascii="Courier New" w:hAnsi="Courier New" w:eastAsia="Courier New"/>
+                <w:sz w:val="15"/>
+              </w:rPr>
+              <w:t xml:space="preserve">                done</w:t>
+            </w:r>
+          </w:p>
+          <w:p>
+            <w:pPr>
+              <w:spacing w:line="240" w:lineRule="auto"/>
+            </w:pPr>
+            <w:r>
+              <w:rPr>
+                <w:rFonts w:ascii="Courier New" w:hAnsi="Courier New" w:eastAsia="Courier New"/>
+                <w:sz w:val="15"/>
+              </w:rPr>
+              <w:t xml:space="preserve">                ;;</w:t>
+            </w:r>
+          </w:p>
+          <w:p>
+            <w:pPr>
+              <w:spacing w:line="240" w:lineRule="auto"/>
+            </w:pPr>
+            <w:r>
+              <w:rPr>
+                <w:rFonts w:ascii="Courier New" w:hAnsi="Courier New" w:eastAsia="Courier New"/>
+                <w:sz w:val="15"/>
+              </w:rPr>
+              <w:t xml:space="preserve">            sel2)     bat lab6/COPY/make_sel2.bat ;;</w:t>
+            </w:r>
+          </w:p>
+          <w:p>
+            <w:pPr>
+              <w:spacing w:line="240" w:lineRule="auto"/>
+            </w:pPr>
+            <w:r>
+              <w:rPr>
+                <w:rFonts w:ascii="Courier New" w:hAnsi="Courier New" w:eastAsia="Courier New"/>
+                <w:sz w:val="15"/>
+              </w:rPr>
+              <w:t xml:space="preserve">            createdb) bat lab6/s_TCP.bat 'lab6\COPY\create_DB' ;;</w:t>
+            </w:r>
+          </w:p>
+          <w:p>
+            <w:pPr>
+              <w:spacing w:line="240" w:lineRule="auto"/>
+            </w:pPr>
+            <w:r>
+              <w:rPr>
+                <w:rFonts w:ascii="Courier New" w:hAnsi="Courier New" w:eastAsia="Courier New"/>
+                <w:sz w:val="15"/>
+              </w:rPr>
+              <w:t xml:space="preserve">            copy)     bat lab6/COPY/copy_to_MS_SQL.bat 2&gt;&amp;1 | perl helper/fixenc.pl ;;</w:t>
+            </w:r>
+          </w:p>
+          <w:p>
+            <w:pPr>
+              <w:spacing w:line="240" w:lineRule="auto"/>
+            </w:pPr>
+            <w:r>
+              <w:rPr>
+                <w:rFonts w:ascii="Courier New" w:hAnsi="Courier New" w:eastAsia="Courier New"/>
+                <w:sz w:val="15"/>
+              </w:rPr>
+              <w:t xml:space="preserve">            disp)     bat lab6/COPY/disp.bat ;;</w:t>
+            </w:r>
+          </w:p>
+          <w:p>
+            <w:pPr>
+              <w:spacing w:line="240" w:lineRule="auto"/>
+            </w:pPr>
+            <w:r>
+              <w:rPr>
+                <w:rFonts w:ascii="Courier New" w:hAnsi="Courier New" w:eastAsia="Courier New"/>
+                <w:sz w:val="15"/>
+              </w:rPr>
+              <w:t xml:space="preserve">            v20|v22)</w:t>
+            </w:r>
+          </w:p>
+          <w:p>
+            <w:pPr>
+              <w:spacing w:line="240" w:lineRule="auto"/>
+            </w:pPr>
+            <w:r>
+              <w:rPr>
+                <w:rFonts w:ascii="Courier New" w:hAnsi="Courier New" w:eastAsia="Courier New"/>
+                <w:sz w:val="15"/>
+              </w:rPr>
+              <w:t xml:space="preserve">                need_task "$3"</w:t>
+            </w:r>
+          </w:p>
+          <w:p>
+            <w:pPr>
+              <w:spacing w:line="240" w:lineRule="auto"/>
+            </w:pPr>
+            <w:r>
+              <w:rPr>
+                <w:rFonts w:ascii="Courier New" w:hAnsi="Courier New" w:eastAsia="Courier New"/>
+                <w:sz w:val="15"/>
+              </w:rPr>
+              <w:t xml:space="preserve">                bat lab6/s.bat "lab6\\tasks\\$2_task$3.sql" "$4" "$5" "$6"</w:t>
+            </w:r>
+          </w:p>
+          <w:p>
+            <w:pPr>
+              <w:spacing w:line="240" w:lineRule="auto"/>
+            </w:pPr>
+            <w:r>
+              <w:rPr>
+                <w:rFonts w:ascii="Courier New" w:hAnsi="Courier New" w:eastAsia="Courier New"/>
+                <w:sz w:val="15"/>
+              </w:rPr>
+              <w:t xml:space="preserve">                ;;</w:t>
+            </w:r>
+          </w:p>
+          <w:p>
+            <w:pPr>
+              <w:spacing w:line="240" w:lineRule="auto"/>
+            </w:pPr>
+            <w:r>
+              <w:rPr>
+                <w:rFonts w:ascii="Courier New" w:hAnsi="Courier New" w:eastAsia="Courier New"/>
+                <w:sz w:val="15"/>
+              </w:rPr>
+              <w:t xml:space="preserve">            console)  bat lab6/s0.bat ;;</w:t>
+            </w:r>
+          </w:p>
+          <w:p>
+            <w:pPr>
+              <w:spacing w:line="240" w:lineRule="auto"/>
+            </w:pPr>
+            <w:r>
+              <w:rPr>
+                <w:rFonts w:ascii="Courier New" w:hAnsi="Courier New" w:eastAsia="Courier New"/>
+                <w:sz w:val="15"/>
+              </w:rPr>
+              <w:t xml:space="preserve">            *) echo "ОШИБКА: ./h lr6 setup|sel2|createdb|copy|disp|v20|v22|console" ;;</w:t>
+            </w:r>
+          </w:p>
+          <w:p>
+            <w:pPr>
+              <w:spacing w:line="240" w:lineRule="auto"/>
+            </w:pPr>
+            <w:r>
+              <w:rPr>
+                <w:rFonts w:ascii="Courier New" w:hAnsi="Courier New" w:eastAsia="Courier New"/>
+                <w:sz w:val="15"/>
+              </w:rPr>
+              <w:t xml:space="preserve">        esac</w:t>
+            </w:r>
+          </w:p>
+          <w:p>
+            <w:pPr>
+              <w:spacing w:line="240" w:lineRule="auto"/>
+            </w:pPr>
+            <w:r>
+              <w:rPr>
+                <w:rFonts w:ascii="Courier New" w:hAnsi="Courier New" w:eastAsia="Courier New"/>
+                <w:sz w:val="15"/>
+              </w:rPr>
+              <w:t xml:space="preserve">        ;;</w:t>
+            </w:r>
+          </w:p>
+          <w:p>
+            <w:pPr>
+              <w:spacing w:line="240" w:lineRule="auto"/>
+            </w:pPr>
+            <w:r>
+              <w:rPr>
+                <w:rFonts w:ascii="Courier New" w:hAnsi="Courier New" w:eastAsia="Courier New"/>
+                <w:sz w:val="15"/>
+              </w:rPr>
+              <w:t xml:space="preserve"> </w:t>
+            </w:r>
+          </w:p>
+          <w:p>
+            <w:pPr>
+              <w:spacing w:line="240" w:lineRule="auto"/>
+            </w:pPr>
+            <w:r>
+              <w:rPr>
+                <w:rFonts w:ascii="Courier New" w:hAnsi="Courier New" w:eastAsia="Courier New"/>
+                <w:sz w:val="15"/>
+              </w:rPr>
+              <w:t xml:space="preserve">    # ------------------------------ ЛР7 ------------------------------</w:t>
+            </w:r>
+          </w:p>
+          <w:p>
+            <w:pPr>
+              <w:spacing w:line="240" w:lineRule="auto"/>
+            </w:pPr>
+            <w:r>
+              <w:rPr>
+                <w:rFonts w:ascii="Courier New" w:hAnsi="Courier New" w:eastAsia="Courier New"/>
+                <w:sz w:val="15"/>
+              </w:rPr>
+              <w:t xml:space="preserve">    lr7)</w:t>
+            </w:r>
+          </w:p>
+          <w:p>
+            <w:pPr>
+              <w:spacing w:line="240" w:lineRule="auto"/>
+            </w:pPr>
+            <w:r>
+              <w:rPr>
+                <w:rFonts w:ascii="Courier New" w:hAnsi="Courier New" w:eastAsia="Courier New"/>
+                <w:sz w:val="15"/>
+              </w:rPr>
+              <w:t xml:space="preserve">        case "$2" in</w:t>
+            </w:r>
+          </w:p>
+          <w:p>
+            <w:pPr>
+              <w:spacing w:line="240" w:lineRule="auto"/>
+            </w:pPr>
+            <w:r>
+              <w:rPr>
+                <w:rFonts w:ascii="Courier New" w:hAnsi="Courier New" w:eastAsia="Courier New"/>
+                <w:sz w:val="15"/>
+              </w:rPr>
+              <w:t xml:space="preserve">            create) bat lab7/s.bat 'lab7\create_objects.sql' ;;</w:t>
+            </w:r>
+          </w:p>
+          <w:p>
+            <w:pPr>
+              <w:spacing w:line="240" w:lineRule="auto"/>
+            </w:pPr>
+            <w:r>
+              <w:rPr>
+                <w:rFonts w:ascii="Courier New" w:hAnsi="Courier New" w:eastAsia="Courier New"/>
+                <w:sz w:val="15"/>
+              </w:rPr>
+              <w:t xml:space="preserve">            1)      bat lab7/s.bat 'lab7\calculate1.sql' "$3" "$4" "$5" "$6" "$7" ;;</w:t>
+            </w:r>
+          </w:p>
+          <w:p>
+            <w:pPr>
+              <w:spacing w:line="240" w:lineRule="auto"/>
+            </w:pPr>
+            <w:r>
+              <w:rPr>
+                <w:rFonts w:ascii="Courier New" w:hAnsi="Courier New" w:eastAsia="Courier New"/>
+                <w:sz w:val="15"/>
+              </w:rPr>
+              <w:t xml:space="preserve">            2)      bat lab7/s.bat 'lab7\calculate2.sql' "$3" "$4" "$5" "$6" ;;</w:t>
+            </w:r>
+          </w:p>
+          <w:p>
+            <w:pPr>
+              <w:spacing w:line="240" w:lineRule="auto"/>
+            </w:pPr>
+            <w:r>
+              <w:rPr>
+                <w:rFonts w:ascii="Courier New" w:hAnsi="Courier New" w:eastAsia="Courier New"/>
+                <w:sz w:val="15"/>
+              </w:rPr>
+              <w:t xml:space="preserve">            *) echo "ОШИБКА: ./h lr7 create|1|2" ;;</w:t>
+            </w:r>
+          </w:p>
+          <w:p>
+            <w:pPr>
+              <w:spacing w:line="240" w:lineRule="auto"/>
+            </w:pPr>
+            <w:r>
+              <w:rPr>
+                <w:rFonts w:ascii="Courier New" w:hAnsi="Courier New" w:eastAsia="Courier New"/>
+                <w:sz w:val="15"/>
+              </w:rPr>
+              <w:t xml:space="preserve">        esac</w:t>
+            </w:r>
+          </w:p>
+          <w:p>
+            <w:pPr>
+              <w:spacing w:line="240" w:lineRule="auto"/>
+            </w:pPr>
+            <w:r>
+              <w:rPr>
+                <w:rFonts w:ascii="Courier New" w:hAnsi="Courier New" w:eastAsia="Courier New"/>
+                <w:sz w:val="15"/>
+              </w:rPr>
+              <w:t xml:space="preserve">        ;;</w:t>
+            </w:r>
+          </w:p>
+          <w:p>
+            <w:pPr>
+              <w:spacing w:line="240" w:lineRule="auto"/>
+            </w:pPr>
+            <w:r>
+              <w:rPr>
+                <w:rFonts w:ascii="Courier New" w:hAnsi="Courier New" w:eastAsia="Courier New"/>
+                <w:sz w:val="15"/>
+              </w:rPr>
+              <w:t xml:space="preserve"> </w:t>
+            </w:r>
+          </w:p>
+          <w:p>
+            <w:pPr>
+              <w:spacing w:line="240" w:lineRule="auto"/>
+            </w:pPr>
+            <w:r>
+              <w:rPr>
+                <w:rFonts w:ascii="Courier New" w:hAnsi="Courier New" w:eastAsia="Courier New"/>
+                <w:sz w:val="15"/>
+              </w:rPr>
+              <w:t xml:space="preserve">    # ------------------------------ ЛР8 ------------------------------</w:t>
+            </w:r>
+          </w:p>
+          <w:p>
+            <w:pPr>
+              <w:spacing w:line="240" w:lineRule="auto"/>
+            </w:pPr>
+            <w:r>
+              <w:rPr>
+                <w:rFonts w:ascii="Courier New" w:hAnsi="Courier New" w:eastAsia="Courier New"/>
+                <w:sz w:val="15"/>
+              </w:rPr>
+              <w:t xml:space="preserve">    lr8)</w:t>
+            </w:r>
+          </w:p>
+          <w:p>
+            <w:pPr>
+              <w:spacing w:line="240" w:lineRule="auto"/>
+            </w:pPr>
+            <w:r>
+              <w:rPr>
+                <w:rFonts w:ascii="Courier New" w:hAnsi="Courier New" w:eastAsia="Courier New"/>
+                <w:sz w:val="15"/>
+              </w:rPr>
+              <w:t xml:space="preserve">        case "$2" in</w:t>
+            </w:r>
+          </w:p>
+          <w:p>
+            <w:pPr>
+              <w:spacing w:line="240" w:lineRule="auto"/>
+            </w:pPr>
+            <w:r>
+              <w:rPr>
+                <w:rFonts w:ascii="Courier New" w:hAnsi="Courier New" w:eastAsia="Courier New"/>
+                <w:sz w:val="15"/>
+              </w:rPr>
+              <w:t xml:space="preserve">            build) bat lab8/v20/cs.bat 2&gt;&amp;1 | FIXENC_CP=cp866 perl helper/fixenc.pl ;;</w:t>
+            </w:r>
+          </w:p>
+          <w:p>
+            <w:pPr>
+              <w:spacing w:line="240" w:lineRule="auto"/>
+            </w:pPr>
+            <w:r>
+              <w:rPr>
+                <w:rFonts w:ascii="Courier New" w:hAnsi="Courier New" w:eastAsia="Courier New"/>
+                <w:sz w:val="15"/>
+              </w:rPr>
+              <w:t xml:space="preserve">            20)    shift 2; bat lab8/v20/run.bat "$@" ;;</w:t>
+            </w:r>
+          </w:p>
+          <w:p>
+            <w:pPr>
+              <w:spacing w:line="240" w:lineRule="auto"/>
+            </w:pPr>
+            <w:r>
+              <w:rPr>
+                <w:rFonts w:ascii="Courier New" w:hAnsi="Courier New" w:eastAsia="Courier New"/>
+                <w:sz w:val="15"/>
+              </w:rPr>
+              <w:t xml:space="preserve">            22)    shift 2; bat lab8/v22/run.bat "$@" ;;</w:t>
+            </w:r>
+          </w:p>
+          <w:p>
+            <w:pPr>
+              <w:spacing w:line="240" w:lineRule="auto"/>
+            </w:pPr>
+            <w:r>
+              <w:rPr>
+                <w:rFonts w:ascii="Courier New" w:hAnsi="Courier New" w:eastAsia="Courier New"/>
+                <w:sz w:val="15"/>
+              </w:rPr>
+              <w:t xml:space="preserve">            *) echo "ОШИБКА: ./h lr8 build|20|22" ;;</w:t>
+            </w:r>
+          </w:p>
+          <w:p>
+            <w:pPr>
+              <w:spacing w:line="240" w:lineRule="auto"/>
+            </w:pPr>
+            <w:r>
+              <w:rPr>
+                <w:rFonts w:ascii="Courier New" w:hAnsi="Courier New" w:eastAsia="Courier New"/>
+                <w:sz w:val="15"/>
+              </w:rPr>
+              <w:t xml:space="preserve">        esac</w:t>
+            </w:r>
+          </w:p>
+          <w:p>
+            <w:pPr>
+              <w:spacing w:line="240" w:lineRule="auto"/>
+            </w:pPr>
+            <w:r>
+              <w:rPr>
+                <w:rFonts w:ascii="Courier New" w:hAnsi="Courier New" w:eastAsia="Courier New"/>
+                <w:sz w:val="15"/>
+              </w:rPr>
+              <w:t xml:space="preserve">        ;;</w:t>
+            </w:r>
+          </w:p>
+          <w:p>
+            <w:pPr>
+              <w:spacing w:line="240" w:lineRule="auto"/>
+            </w:pPr>
+            <w:r>
+              <w:rPr>
+                <w:rFonts w:ascii="Courier New" w:hAnsi="Courier New" w:eastAsia="Courier New"/>
+                <w:sz w:val="15"/>
+              </w:rPr>
+              <w:t xml:space="preserve"> </w:t>
+            </w:r>
+          </w:p>
+          <w:p>
+            <w:pPr>
+              <w:spacing w:line="240" w:lineRule="auto"/>
+            </w:pPr>
+            <w:r>
+              <w:rPr>
+                <w:rFonts w:ascii="Courier New" w:hAnsi="Courier New" w:eastAsia="Courier New"/>
+                <w:sz w:val="15"/>
+              </w:rPr>
+              <w:t xml:space="preserve">    reports) shift; (cd reports &amp;&amp; python make_reports.py "$@") ;;</w:t>
+            </w:r>
+          </w:p>
+          <w:p>
+            <w:pPr>
+              <w:spacing w:line="240" w:lineRule="auto"/>
+            </w:pPr>
+            <w:r>
+              <w:rPr>
+                <w:rFonts w:ascii="Courier New" w:hAnsi="Courier New" w:eastAsia="Courier New"/>
+                <w:sz w:val="15"/>
+              </w:rPr>
+              <w:t xml:space="preserve">    psql) psql -X ;;</w:t>
+            </w:r>
+          </w:p>
+          <w:p>
+            <w:pPr>
+              <w:spacing w:line="240" w:lineRule="auto"/>
+            </w:pPr>
+            <w:r>
+              <w:rPr>
+                <w:rFonts w:ascii="Courier New" w:hAnsi="Courier New" w:eastAsia="Courier New"/>
+                <w:sz w:val="15"/>
+              </w:rPr>
+              <w:t xml:space="preserve">    *) echo "ОШИБКА: Неизвестная команда $1 (./h - список команд)" ;;</w:t>
+            </w:r>
+          </w:p>
+          <w:p>
+            <w:pPr>
+              <w:spacing w:line="240" w:lineRule="auto"/>
+            </w:pPr>
+            <w:r>
+              <w:rPr>
+                <w:rFonts w:ascii="Courier New" w:hAnsi="Courier New" w:eastAsia="Courier New"/>
+                <w:sz w:val="15"/>
+              </w:rPr>
+              <w:t>esac</w:t>
+            </w:r>
+          </w:p>
+        </w:tc>
+      </w:tr>
+    </w:tbl>
+    <w:p>
+      <w:pPr>
+        <w:spacing w:after="40"/>
+      </w:pPr>
     </w:p>
     <w:sectPr>
       <w:pgSz w:w="11906" w:h="16838"/>

--- a/reports/docx/ЛР2_вариант_22.docx
+++ b/reports/docx/ЛР2_вариант_22.docx
@@ -589,7 +589,7 @@
                 <w:rFonts w:ascii="Courier New" w:hAnsi="Courier New" w:eastAsia="Courier New"/>
                 <w:sz w:val="17"/>
               </w:rPr>
-              <w:t>-- Запуск: ./h lr2 gen [число_записей]   (по умолчанию 2 000 000)</w:t>
+              <w:t>-- Запуск: ./help lr2 gen [число_записей]   (по умолчанию 2 000 000)</w:t>
             </w:r>
           </w:p>
           <w:p>
@@ -1239,7 +1239,7 @@
                 <w:rFonts w:ascii="Courier New" w:hAnsi="Courier New" w:eastAsia="Courier New"/>
                 <w:sz w:val="17"/>
               </w:rPr>
-              <w:t>-- Запуск: ./h lr2 tbs [каталог]   (по умолчанию D:/PG_TBS)</w:t>
+              <w:t>-- Запуск: ./help lr2 tbs [каталог]   (по умолчанию D:/PG_TBS)</w:t>
             </w:r>
           </w:p>
           <w:p>
@@ -1560,7 +1560,7 @@
           <w:i/>
           <w:sz w:val="24"/>
         </w:rPr>
-        <w:t>Листинг 3 – выполнение генерации: ./h lr2 gen (аналог в cmd: &gt;s.bat lab2\add_data.sql 2000000)</w:t>
+        <w:t>Листинг 3 – выполнение генерации: ./help lr2 gen (аналог в cmd: &gt;s.bat lab2\add_data.sql 2000000)</w:t>
       </w:r>
     </w:p>
     <w:tbl>
@@ -2261,7 +2261,7 @@
                 <w:rFonts w:ascii="Courier New" w:hAnsi="Courier New" w:eastAsia="Courier New"/>
                 <w:sz w:val="18"/>
               </w:rPr>
-              <w:t>-- Запуск: ./h lr2 time 20|22     s.bat lab2\time_current.sql 20</w:t>
+              <w:t>-- Запуск: ./help lr2 time 20|22     s.bat lab2\time_current.sql 20</w:t>
             </w:r>
           </w:p>
           <w:p>
@@ -2644,7 +2644,7 @@
           <w:i/>
           <w:sz w:val="24"/>
         </w:rPr>
-        <w:t>Листинг 9 – замеры через CURRENT_TIME: ./h lr2 time 22 (аналог в cmd: &gt;s.bat lab2\time_current.sql 22)</w:t>
+        <w:t>Листинг 9 – замеры через CURRENT_TIME: ./help lr2 time 22 (аналог в cmd: &gt;s.bat lab2\time_current.sql 22)</w:t>
       </w:r>
     </w:p>
     <w:tbl>
@@ -2935,7 +2935,7 @@
                 <w:rFonts w:ascii="Courier New" w:hAnsi="Courier New" w:eastAsia="Courier New"/>
                 <w:sz w:val="18"/>
               </w:rPr>
-              <w:t>-- Запуск: ./h lr2 timing 20|22   s.bat lab2\time_timing.sql 20</w:t>
+              <w:t>-- Запуск: ./help lr2 timing 20|22   s.bat lab2\time_timing.sql 20</w:t>
             </w:r>
           </w:p>
           <w:p>
@@ -3160,7 +3160,7 @@
           <w:i/>
           <w:sz w:val="24"/>
         </w:rPr>
-        <w:t>Листинг 11 – замеры командой \timing on: ./h lr2 timing 22 (аналог в cmd: &gt;s.bat lab2\time_timing.sql 22)</w:t>
+        <w:t>Листинг 11 – замеры командой \timing on: ./help lr2 timing 22 (аналог в cmd: &gt;s.bat lab2\time_timing.sql 22)</w:t>
       </w:r>
     </w:p>
     <w:tbl>
@@ -3748,7 +3748,7 @@
                 <w:rFonts w:ascii="Courier New" w:hAnsi="Courier New" w:eastAsia="Courier New"/>
                 <w:sz w:val="18"/>
               </w:rPr>
-              <w:t>-- Запуск: ./h lr2 idx 20|22      s.bat lab2\idx_names.sql 20</w:t>
+              <w:t>-- Запуск: ./help lr2 idx 20|22      s.bat lab2\idx_names.sql 20</w:t>
             </w:r>
           </w:p>
           <w:p>
@@ -3853,7 +3853,7 @@
           <w:i/>
           <w:sz w:val="24"/>
         </w:rPr>
-        <w:t>Листинг 13 – индексы в исходном состоянии: ./h lr2 idx 22</w:t>
+        <w:t>Листинг 13 – индексы в исходном состоянии: ./help lr2 idx 22</w:t>
       </w:r>
     </w:p>
     <w:tbl>
@@ -4012,7 +4012,7 @@
                 <w:rFonts w:ascii="Courier New" w:hAnsi="Courier New" w:eastAsia="Courier New"/>
                 <w:sz w:val="18"/>
               </w:rPr>
-              <w:t>-- Запуск: ./h lr2 idx1 20 hash      s.bat lab2\idx_1.sql 20 hash</w:t>
+              <w:t>-- Запуск: ./help lr2 idx1 20 hash      s.bat lab2\idx_1.sql 20 hash</w:t>
             </w:r>
           </w:p>
           <w:p>
@@ -4242,7 +4242,7 @@
                 <w:rFonts w:ascii="Courier New" w:hAnsi="Courier New" w:eastAsia="Courier New"/>
                 <w:sz w:val="18"/>
               </w:rPr>
-              <w:t>-- Запуск: ./h lr2 idx0 20|22      s.bat lab2\idx_0.sql 20</w:t>
+              <w:t>-- Запуск: ./help lr2 idx0 20|22      s.bat lab2\idx_0.sql 20</w:t>
             </w:r>
           </w:p>
           <w:p>
@@ -4347,7 +4347,7 @@
           <w:i/>
           <w:sz w:val="24"/>
         </w:rPr>
-        <w:t>Листинг 16 – создание btree-индекса: ./h lr2 idx1 22 btree (аналог в cmd: &gt;s.bat lab2\idx_1.sql 22 btree)</w:t>
+        <w:t>Листинг 16 – создание btree-индекса: ./help lr2 idx1 22 btree (аналог в cmd: &gt;s.bat lab2\idx_1.sql 22 btree)</w:t>
       </w:r>
     </w:p>
     <w:tbl>
@@ -4601,7 +4601,7 @@
           <w:i/>
           <w:sz w:val="24"/>
         </w:rPr>
-        <w:t>Листинг 17 – удаление индекса: ./h lr2 idx0 22 (аналог в cmd: &gt;s.bat lab2\idx_0.sql 22)</w:t>
+        <w:t>Листинг 17 – удаление индекса: ./help lr2 idx0 22 (аналог в cmd: &gt;s.bat lab2\idx_0.sql 22)</w:t>
       </w:r>
     </w:p>
     <w:tbl>
@@ -4832,7 +4832,7 @@
                 <w:rFonts w:ascii="Courier New" w:hAnsi="Courier New" w:eastAsia="Courier New"/>
                 <w:sz w:val="17"/>
               </w:rPr>
-              <w:t>-- Запуск: ./h lr2 pk1 20|22      s.bat lab2\create_ref0.sql 20</w:t>
+              <w:t>-- Запуск: ./help lr2 pk1 20|22      s.bat lab2\create_ref0.sql 20</w:t>
             </w:r>
           </w:p>
           <w:p>
@@ -5170,7 +5170,7 @@
                 <w:rFonts w:ascii="Courier New" w:hAnsi="Courier New" w:eastAsia="Courier New"/>
                 <w:sz w:val="17"/>
               </w:rPr>
-              <w:t>-- Запуск: ./h lr2 pk0 20|22      s.bat lab2\create_ref1.sql 20</w:t>
+              <w:t>-- Запуск: ./help lr2 pk0 20|22      s.bat lab2\create_ref1.sql 20</w:t>
             </w:r>
           </w:p>
           <w:p>
@@ -5508,7 +5508,7 @@
                 <w:rFonts w:ascii="Courier New" w:hAnsi="Courier New" w:eastAsia="Courier New"/>
                 <w:sz w:val="18"/>
               </w:rPr>
-              <w:t>-- Запуск (из корня проекта): ./h lr2 copy 20|22      s.bat lab2\copy_ref.sql 20</w:t>
+              <w:t>-- Запуск (из корня проекта): ./help lr2 copy 20|22      s.bat lab2\copy_ref.sql 20</w:t>
             </w:r>
           </w:p>
           <w:p>
@@ -5661,7 +5661,7 @@
           <w:i/>
           <w:sz w:val="24"/>
         </w:rPr>
-        <w:t>Листинг 21 – справочник без ключа: ./h lr2 pk0 22 (аналог в cmd: &gt;s.bat lab2\create_ref1.sql 22)</w:t>
+        <w:t>Листинг 21 – справочник без ключа: ./help lr2 pk0 22 (аналог в cmd: &gt;s.bat lab2\create_ref1.sql 22)</w:t>
       </w:r>
     </w:p>
     <w:tbl>
@@ -5843,7 +5843,7 @@
           <w:i/>
           <w:sz w:val="24"/>
         </w:rPr>
-        <w:t>Листинг 22 – справочник с ключом: ./h lr2 pk1 22 (аналог в cmd: &gt;s.bat lab2\create_ref0.sql 22)</w:t>
+        <w:t>Листинг 22 – справочник с ключом: ./help lr2 pk1 22 (аналог в cmd: &gt;s.bat lab2\create_ref0.sql 22)</w:t>
       </w:r>
     </w:p>
     <w:tbl>
@@ -6110,7 +6110,7 @@
                 <w:rFonts w:ascii="Courier New" w:hAnsi="Courier New" w:eastAsia="Courier New"/>
                 <w:sz w:val="18"/>
               </w:rPr>
-              <w:t>-- Запуск: ./h lr2 explain 20 [1]      s.bat lab2\explain.sql 20 1</w:t>
+              <w:t>-- Запуск: ./help lr2 explain 20 [1]      s.bat lab2\explain.sql 20 1</w:t>
             </w:r>
           </w:p>
           <w:p>
@@ -6347,7 +6347,7 @@
           <w:i/>
           <w:sz w:val="24"/>
         </w:rPr>
-        <w:t>Листинг 24 – план запроса с условием WHERE и btree-индексом: ./h lr2 explain 22 1 (аналог в cmd: &gt;s.bat lab2\explain.sql 22 1)</w:t>
+        <w:t>Листинг 24 – план запроса с условием WHERE и btree-индексом: ./help lr2 explain 22 1 (аналог в cmd: &gt;s.bat lab2\explain.sql 22 1)</w:t>
       </w:r>
     </w:p>
     <w:tbl>
@@ -7146,7 +7146,7 @@
                 <w:rFonts w:ascii="Courier New" w:hAnsi="Courier New" w:eastAsia="Courier New"/>
                 <w:sz w:val="16"/>
               </w:rPr>
-              <w:t>-- Запуск: ./h lr2 measure 20|22 [прогонов]      s.bat lab2\measure.sql 20 3</w:t>
+              <w:t>-- Запуск: ./help lr2 measure 20|22 [прогонов]      s.bat lab2\measure.sql 20 3</w:t>
             </w:r>
           </w:p>
           <w:p>
@@ -9291,7 +9291,7 @@
         <w:pStyle w:val="Heading1"/>
       </w:pPr>
       <w:r>
-        <w:t>5. Защита работы: запуск через ./h</w:t>
+        <w:t>5. Защита работы: запуск через ./help</w:t>
       </w:r>
     </w:p>
     <w:p>
@@ -9303,19 +9303,19 @@
         <w:rPr>
           <w:b w:val="0"/>
         </w:rPr>
-        <w:t xml:space="preserve">Все действия работы выполняются из корня проекта в Git Bash единым сценарием </w:t>
+        <w:t xml:space="preserve">Все действия работы выполняются из корня проекта в PowerShell (или cmd) единым сценарием </w:t>
       </w:r>
       <w:r>
         <w:rPr>
           <w:b/>
         </w:rPr>
-        <w:t>h</w:t>
+        <w:t>help</w:t>
       </w:r>
       <w:r>
         <w:rPr>
           <w:b w:val="0"/>
         </w:rPr>
-        <w:t xml:space="preserve"> (листинг полностью - в приложении А). Сценарий задаёт параметры подключения к PostgreSQL (PGHOST, PGPORT, PGUSER, PGDATABASE, клиентская кодировка UTF8), передаёт параметры сценариям psql через стандартный ввод командами \set (кириллица в аргументах командной строки Windows не искажается), вызывает командные файлы .bat и приводит вывод к UTF-8 фильтром helper/fixenc.pl. Все результаты, приведённые в отчёте, получены этими командами; в подписи каждого листинга результата указана команда ./h.</w:t>
+        <w:t>: командный файл help.cmd вызывает helper/help.ps1 с ключом -ExecutionPolicy Bypass, поэтому запуск не зависит от политики выполнения сценариев PowerShell (листинги - в приложении А). Сценарий задаёт параметры подключения к PostgreSQL (PGHOST, PGPORT, PGUSER, PGDATABASE, клиентская кодировка UTF8), передаёт параметры сценариям psql через стандартный ввод командами \set (кириллица в аргументах командной строки Windows не искажается), вызывает командные файлы .bat и приводит служебные сообщения psql из CP1251 к UTF-8 (функция Fix-Line). Git Bash для работы не требуется. Все результаты, приведённые в отчёте, получены этими командами; в подписи каждого листинга результата указана команда ./help.</w:t>
       </w:r>
     </w:p>
     <w:p>
@@ -9339,7 +9339,7 @@
         <w:rPr>
           <w:sz w:val="24"/>
         </w:rPr>
-        <w:t>Таблица 3 – Команды ./h для защиты ЛР2, вариант 22</w:t>
+        <w:t>Таблица 3 – Команды ./help для защиты ЛР2, вариант 22</w:t>
       </w:r>
     </w:p>
     <w:tbl>
@@ -9424,7 +9424,7 @@
               <w:rPr>
                 <w:sz w:val="22"/>
               </w:rPr>
-              <w:t>./h lr2 gen 2000000</w:t>
+              <w:t>./help lr2 gen 2000000</w:t>
             </w:r>
           </w:p>
         </w:tc>
@@ -9465,7 +9465,7 @@
               <w:rPr>
                 <w:sz w:val="22"/>
               </w:rPr>
-              <w:t>./h lr2 tbs D:/PG_TBS</w:t>
+              <w:t>./help lr2 tbs D:/PG_TBS</w:t>
             </w:r>
           </w:p>
         </w:tc>
@@ -9506,7 +9506,7 @@
               <w:rPr>
                 <w:sz w:val="22"/>
               </w:rPr>
-              <w:t>./h lr2 time 22</w:t>
+              <w:t>./help lr2 time 22</w:t>
             </w:r>
           </w:p>
         </w:tc>
@@ -9547,7 +9547,7 @@
               <w:rPr>
                 <w:sz w:val="22"/>
               </w:rPr>
-              <w:t>./h lr2 timing 22</w:t>
+              <w:t>./help lr2 timing 22</w:t>
             </w:r>
           </w:p>
         </w:tc>
@@ -9588,7 +9588,7 @@
               <w:rPr>
                 <w:sz w:val="22"/>
               </w:rPr>
-              <w:t>./h lr2 idx 22</w:t>
+              <w:t>./help lr2 idx 22</w:t>
             </w:r>
           </w:p>
         </w:tc>
@@ -9629,7 +9629,7 @@
               <w:rPr>
                 <w:sz w:val="22"/>
               </w:rPr>
-              <w:t>./h lr2 idx1 22 btree</w:t>
+              <w:t>./help lr2 idx1 22 btree</w:t>
             </w:r>
           </w:p>
         </w:tc>
@@ -9670,7 +9670,7 @@
               <w:rPr>
                 <w:sz w:val="22"/>
               </w:rPr>
-              <w:t>./h lr2 explain 22 1</w:t>
+              <w:t>./help lr2 explain 22 1</w:t>
             </w:r>
           </w:p>
         </w:tc>
@@ -9711,7 +9711,7 @@
               <w:rPr>
                 <w:sz w:val="22"/>
               </w:rPr>
-              <w:t>./h lr2 idx0 22</w:t>
+              <w:t>./help lr2 idx0 22</w:t>
             </w:r>
           </w:p>
         </w:tc>
@@ -9752,7 +9752,7 @@
               <w:rPr>
                 <w:sz w:val="22"/>
               </w:rPr>
-              <w:t>./h lr2 idx1 22 hash</w:t>
+              <w:t>./help lr2 idx1 22 hash</w:t>
             </w:r>
           </w:p>
         </w:tc>
@@ -9793,7 +9793,7 @@
               <w:rPr>
                 <w:sz w:val="22"/>
               </w:rPr>
-              <w:t>./h lr2 pk0 22</w:t>
+              <w:t>./help lr2 pk0 22</w:t>
             </w:r>
           </w:p>
         </w:tc>
@@ -9834,7 +9834,7 @@
               <w:rPr>
                 <w:sz w:val="22"/>
               </w:rPr>
-              <w:t>./h lr2 pk1 22</w:t>
+              <w:t>./help lr2 pk1 22</w:t>
             </w:r>
           </w:p>
         </w:tc>
@@ -9875,7 +9875,7 @@
               <w:rPr>
                 <w:sz w:val="22"/>
               </w:rPr>
-              <w:t>./h lr2 copy 22</w:t>
+              <w:t>./help lr2 copy 22</w:t>
             </w:r>
           </w:p>
         </w:tc>
@@ -9916,7 +9916,7 @@
               <w:rPr>
                 <w:sz w:val="22"/>
               </w:rPr>
-              <w:t>./h lr2 measure 22</w:t>
+              <w:t>./help lr2 measure 22</w:t>
             </w:r>
           </w:p>
         </w:tc>
@@ -9957,7 +9957,7 @@
               <w:rPr>
                 <w:sz w:val="22"/>
               </w:rPr>
-              <w:t>./h lr2 results 22</w:t>
+              <w:t>./help lr2 results 22</w:t>
             </w:r>
           </w:p>
         </w:tc>
@@ -9998,7 +9998,7 @@
               <w:rPr>
                 <w:sz w:val="22"/>
               </w:rPr>
-              <w:t>./h lr2 restore</w:t>
+              <w:t>./help lr2 restore</w:t>
             </w:r>
           </w:p>
         </w:tc>
@@ -10031,7 +10031,7 @@
         <w:rPr>
           <w:b w:val="0"/>
         </w:rPr>
-        <w:t>Команды lr2 time, timing, explain и measure требуют объёмной таблицы ПРОДАЖА (./h lr2 gen); перед ЛР1, ЛР6 и ЛР7 исходные 1000 записей возвращаются командой ./h lr2 restore.</w:t>
+        <w:t>Команды lr2 time, timing, explain и measure требуют объёмной таблицы ПРОДАЖА (./help lr2 gen); перед ЛР1, ЛР6 и ЛР7 исходные 1000 записей возвращаются командой ./help lr2 restore.</w:t>
       </w:r>
     </w:p>
     <w:p>
@@ -10044,7 +10044,7 @@
           <w:i/>
           <w:sz w:val="24"/>
         </w:rPr>
-        <w:t>Листинг 26 – справка по командам ЛР2: ./h (без параметров)</w:t>
+        <w:t>Листинг 26 – справка по командам ЛР2: ./help (без параметров)</w:t>
       </w:r>
     </w:p>
     <w:tbl>
@@ -10085,7 +10085,7 @@
                 <w:rFonts w:ascii="Courier New" w:hAnsi="Courier New" w:eastAsia="Courier New"/>
                 <w:sz w:val="16"/>
               </w:rPr>
-              <w:t xml:space="preserve">  ./h lr2 gen [N]           - ПРОДАЖА: N псевдослучайных записей (по умолч. 2 000 000)</w:t>
+              <w:t xml:space="preserve">  ./help lr2 gen [N]           - ПРОДАЖА: N псевдослучайных записей (по умолч. 2 000 000)</w:t>
             </w:r>
           </w:p>
           <w:p>
@@ -10097,7 +10097,7 @@
                 <w:rFonts w:ascii="Courier New" w:hAnsi="Courier New" w:eastAsia="Courier New"/>
                 <w:sz w:val="16"/>
               </w:rPr>
-              <w:t xml:space="preserve">  ./h lr2 restore           - вернуть 1000 записей ПРОДАЖА из ЛР1</w:t>
+              <w:t xml:space="preserve">  ./help lr2 restore           - вернуть 1000 записей ПРОДАЖА из ЛР1</w:t>
             </w:r>
           </w:p>
           <w:p>
@@ -10109,7 +10109,7 @@
                 <w:rFonts w:ascii="Courier New" w:hAnsi="Courier New" w:eastAsia="Courier New"/>
                 <w:sz w:val="16"/>
               </w:rPr>
-              <w:t xml:space="preserve">  ./h lr2 tbs [каталог]     - вынести ПРОДАЖА в табличное пространство (D:/PG_TBS)</w:t>
+              <w:t xml:space="preserve">  ./help lr2 tbs [каталог]     - вынести ПРОДАЖА в табличное пространство (D:/PG_TBS)</w:t>
             </w:r>
           </w:p>
           <w:p>
@@ -10121,7 +10121,7 @@
                 <w:rFonts w:ascii="Courier New" w:hAnsi="Courier New" w:eastAsia="Courier New"/>
                 <w:sz w:val="16"/>
               </w:rPr>
-              <w:t xml:space="preserve">  ./h lr2 time 20|22        - время запроса (*) по CURRENT_TIME, 5 замеров</w:t>
+              <w:t xml:space="preserve">  ./help lr2 time 20|22        - время запроса (*) по CURRENT_TIME, 5 замеров</w:t>
             </w:r>
           </w:p>
           <w:p>
@@ -10133,7 +10133,7 @@
                 <w:rFonts w:ascii="Courier New" w:hAnsi="Courier New" w:eastAsia="Courier New"/>
                 <w:sz w:val="16"/>
               </w:rPr>
-              <w:t xml:space="preserve">  ./h lr2 timing 20|22      - время запроса (*) по \timing on, 5 замеров</w:t>
+              <w:t xml:space="preserve">  ./help lr2 timing 20|22      - время запроса (*) по \timing on, 5 замеров</w:t>
             </w:r>
           </w:p>
           <w:p>
@@ -10145,7 +10145,7 @@
                 <w:rFonts w:ascii="Courier New" w:hAnsi="Courier New" w:eastAsia="Courier New"/>
                 <w:sz w:val="16"/>
               </w:rPr>
-              <w:t xml:space="preserve">  ./h lr2 idx 20|22         - индексы ПРОДАЖА и таблицы-справочника</w:t>
+              <w:t xml:space="preserve">  ./help lr2 idx 20|22         - индексы ПРОДАЖА и таблицы-справочника</w:t>
             </w:r>
           </w:p>
           <w:p>
@@ -10157,7 +10157,7 @@
                 <w:rFonts w:ascii="Courier New" w:hAnsi="Courier New" w:eastAsia="Courier New"/>
                 <w:sz w:val="16"/>
               </w:rPr>
-              <w:t xml:space="preserve">  ./h lr2 idx1 20|22 [btree|hash] - создать индекс ПРОДАЖА по полю-ссылке</w:t>
+              <w:t xml:space="preserve">  ./help lr2 idx1 20|22 [btree|hash] - создать индекс ПРОДАЖА по полю-ссылке</w:t>
             </w:r>
           </w:p>
           <w:p>
@@ -10169,7 +10169,7 @@
                 <w:rFonts w:ascii="Courier New" w:hAnsi="Courier New" w:eastAsia="Courier New"/>
                 <w:sz w:val="16"/>
               </w:rPr>
-              <w:t xml:space="preserve">  ./h lr2 idx0 20|22        - удалить индекс ПРОДАЖА по полю-ссылке</w:t>
+              <w:t xml:space="preserve">  ./help lr2 idx0 20|22        - удалить индекс ПРОДАЖА по полю-ссылке</w:t>
             </w:r>
           </w:p>
           <w:p>
@@ -10181,7 +10181,7 @@
                 <w:rFonts w:ascii="Courier New" w:hAnsi="Courier New" w:eastAsia="Courier New"/>
                 <w:sz w:val="16"/>
               </w:rPr>
-              <w:t xml:space="preserve">  ./h lr2 pk1 20|22         - справочник с PRIMARY KEY (create_ref0)</w:t>
+              <w:t xml:space="preserve">  ./help lr2 pk1 20|22         - справочник с PRIMARY KEY (create_ref0)</w:t>
             </w:r>
           </w:p>
           <w:p>
@@ -10193,7 +10193,7 @@
                 <w:rFonts w:ascii="Courier New" w:hAnsi="Courier New" w:eastAsia="Courier New"/>
                 <w:sz w:val="16"/>
               </w:rPr>
-              <w:t xml:space="preserve">  ./h lr2 pk0 20|22         - справочник без PRIMARY KEY (create_ref1)</w:t>
+              <w:t xml:space="preserve">  ./help lr2 pk0 20|22         - справочник без PRIMARY KEY (create_ref1)</w:t>
             </w:r>
           </w:p>
           <w:p>
@@ -10205,7 +10205,7 @@
                 <w:rFonts w:ascii="Courier New" w:hAnsi="Courier New" w:eastAsia="Courier New"/>
                 <w:sz w:val="16"/>
               </w:rPr>
-              <w:t xml:space="preserve">  ./h lr2 copy 20|22        - перезагрузить справочник из DATA/SOURCE</w:t>
+              <w:t xml:space="preserve">  ./help lr2 copy 20|22        - перезагрузить справочник из DATA/SOURCE</w:t>
             </w:r>
           </w:p>
           <w:p>
@@ -10217,7 +10217,7 @@
                 <w:rFonts w:ascii="Courier New" w:hAnsi="Courier New" w:eastAsia="Courier New"/>
                 <w:sz w:val="16"/>
               </w:rPr>
-              <w:t xml:space="preserve">  ./h lr2 explain 20|22 [1] - EXPLAIN / EXPLAIN ANALYZE (1 - с WHERE)</w:t>
+              <w:t xml:space="preserve">  ./help lr2 explain 20|22 [1] - EXPLAIN / EXPLAIN ANALYZE (1 - с WHERE)</w:t>
             </w:r>
           </w:p>
           <w:p>
@@ -10229,7 +10229,7 @@
                 <w:rFonts w:ascii="Courier New" w:hAnsi="Courier New" w:eastAsia="Courier New"/>
                 <w:sz w:val="16"/>
               </w:rPr>
-              <w:t xml:space="preserve">  ./h lr2 measure 20|22 [прогонов] - протокол замеров -&gt; results/lr2_vNN_results.txt</w:t>
+              <w:t xml:space="preserve">  ./help lr2 measure 20|22 [прогонов] - протокол замеров -&gt; results/lr2_vNN_results.txt</w:t>
             </w:r>
           </w:p>
           <w:p>
@@ -10241,7 +10241,7 @@
                 <w:rFonts w:ascii="Courier New" w:hAnsi="Courier New" w:eastAsia="Courier New"/>
                 <w:sz w:val="16"/>
               </w:rPr>
-              <w:t xml:space="preserve">  ./h lr2 results 20|22     - показать протокол замеров</w:t>
+              <w:t xml:space="preserve">  ./help lr2 results 20|22     - показать протокол замеров</w:t>
             </w:r>
           </w:p>
         </w:tc>
@@ -10262,7 +10262,7 @@
           <w:i/>
           <w:sz w:val="24"/>
         </w:rPr>
-        <w:t>Листинг 27 – обработка команд ЛР2 в сценарии h (фрагмент)</w:t>
+        <w:t>Листинг 27 – обработка команд ЛР2 в сценарии helper/help.ps1 (фрагмент)</w:t>
       </w:r>
     </w:p>
     <w:tbl>
@@ -10303,7 +10303,7 @@
                 <w:rFonts w:ascii="Courier New" w:hAnsi="Courier New" w:eastAsia="Courier New"/>
                 <w:sz w:val="16"/>
               </w:rPr>
-              <w:t xml:space="preserve">    lr2)</w:t>
+              <w:t xml:space="preserve">    'lr2' {</w:t>
             </w:r>
           </w:p>
           <w:p>
@@ -10315,7 +10315,7 @@
                 <w:rFonts w:ascii="Courier New" w:hAnsi="Courier New" w:eastAsia="Courier New"/>
                 <w:sz w:val="16"/>
               </w:rPr>
-              <w:t xml:space="preserve">        case "$2" in</w:t>
+              <w:t xml:space="preserve">        $v = $A[2]</w:t>
             </w:r>
           </w:p>
           <w:p>
@@ -10327,7 +10327,7 @@
                 <w:rFonts w:ascii="Courier New" w:hAnsi="Courier New" w:eastAsia="Courier New"/>
                 <w:sz w:val="16"/>
               </w:rPr>
-              <w:t xml:space="preserve">            gen)      run lab2/add_data.sql "$3" ;;</w:t>
+              <w:t xml:space="preserve">        switch ($A[1]) {</w:t>
             </w:r>
           </w:p>
           <w:p>
@@ -10339,7 +10339,7 @@
                 <w:rFonts w:ascii="Courier New" w:hAnsi="Courier New" w:eastAsia="Courier New"/>
                 <w:sz w:val="16"/>
               </w:rPr>
-              <w:t xml:space="preserve">            restore)  run lab2/restore_lr1.sql ;;</w:t>
+              <w:t xml:space="preserve">            'gen'     { Run 'lab2/add_data.sql' $A[2] }</w:t>
             </w:r>
           </w:p>
           <w:p>
@@ -10351,7 +10351,7 @@
                 <w:rFonts w:ascii="Courier New" w:hAnsi="Courier New" w:eastAsia="Courier New"/>
                 <w:sz w:val="16"/>
               </w:rPr>
-              <w:t xml:space="preserve">            tbs)      run lab2/tablespace.sql "$3" ;;</w:t>
+              <w:t xml:space="preserve">            'restore' { Run 'lab2/restore_lr1.sql' }</w:t>
             </w:r>
           </w:p>
           <w:p>
@@ -10363,7 +10363,7 @@
                 <w:rFonts w:ascii="Courier New" w:hAnsi="Courier New" w:eastAsia="Courier New"/>
                 <w:sz w:val="16"/>
               </w:rPr>
-              <w:t xml:space="preserve">            time)     need_variant "$3"; run lab2/time_current.sql "$3" ;;</w:t>
+              <w:t xml:space="preserve">            'tbs'     { Run 'lab2/tablespace.sql' $A[2] }</w:t>
             </w:r>
           </w:p>
           <w:p>
@@ -10375,7 +10375,7 @@
                 <w:rFonts w:ascii="Courier New" w:hAnsi="Courier New" w:eastAsia="Courier New"/>
                 <w:sz w:val="16"/>
               </w:rPr>
-              <w:t xml:space="preserve">            timing)   need_variant "$3"; run lab2/time_timing.sql "$3" ;;</w:t>
+              <w:t xml:space="preserve">            'time'    { Need-Variant $v; Run 'lab2/time_current.sql' $v }</w:t>
             </w:r>
           </w:p>
           <w:p>
@@ -10387,7 +10387,7 @@
                 <w:rFonts w:ascii="Courier New" w:hAnsi="Courier New" w:eastAsia="Courier New"/>
                 <w:sz w:val="16"/>
               </w:rPr>
-              <w:t xml:space="preserve">            idx)      need_variant "$3"; run lab2/idx_names.sql "$3" ;;</w:t>
+              <w:t xml:space="preserve">            'timing'  { Need-Variant $v; Run 'lab2/time_timing.sql' $v }</w:t>
             </w:r>
           </w:p>
           <w:p>
@@ -10399,7 +10399,7 @@
                 <w:rFonts w:ascii="Courier New" w:hAnsi="Courier New" w:eastAsia="Courier New"/>
                 <w:sz w:val="16"/>
               </w:rPr>
-              <w:t xml:space="preserve">            idx1)     need_variant "$3"; run lab2/idx_1.sql "$3" "$4" ;;</w:t>
+              <w:t xml:space="preserve">            'idx'     { Need-Variant $v; Run 'lab2/idx_names.sql' $v }</w:t>
             </w:r>
           </w:p>
           <w:p>
@@ -10411,7 +10411,7 @@
                 <w:rFonts w:ascii="Courier New" w:hAnsi="Courier New" w:eastAsia="Courier New"/>
                 <w:sz w:val="16"/>
               </w:rPr>
-              <w:t xml:space="preserve">            idx0)     need_variant "$3"; run lab2/idx_0.sql "$3" ;;</w:t>
+              <w:t xml:space="preserve">            'idx1'    { Need-Variant $v; Run 'lab2/idx_1.sql' $v $A[3] }</w:t>
             </w:r>
           </w:p>
           <w:p>
@@ -10423,7 +10423,7 @@
                 <w:rFonts w:ascii="Courier New" w:hAnsi="Courier New" w:eastAsia="Courier New"/>
                 <w:sz w:val="16"/>
               </w:rPr>
-              <w:t xml:space="preserve">            pk1)      need_variant "$3"; run lab2/create_ref0.sql "$3" ;;</w:t>
+              <w:t xml:space="preserve">            'idx0'    { Need-Variant $v; Run 'lab2/idx_0.sql' $v }</w:t>
             </w:r>
           </w:p>
           <w:p>
@@ -10435,7 +10435,7 @@
                 <w:rFonts w:ascii="Courier New" w:hAnsi="Courier New" w:eastAsia="Courier New"/>
                 <w:sz w:val="16"/>
               </w:rPr>
-              <w:t xml:space="preserve">            pk0)      need_variant "$3"; run lab2/create_ref1.sql "$3" ;;</w:t>
+              <w:t xml:space="preserve">            'pk1'     { Need-Variant $v; Run 'lab2/create_ref0.sql' $v }</w:t>
             </w:r>
           </w:p>
           <w:p>
@@ -10447,7 +10447,7 @@
                 <w:rFonts w:ascii="Courier New" w:hAnsi="Courier New" w:eastAsia="Courier New"/>
                 <w:sz w:val="16"/>
               </w:rPr>
-              <w:t xml:space="preserve">            copy)     need_variant "$3"; run lab2/copy_ref.sql "$3" ;;</w:t>
+              <w:t xml:space="preserve">            'pk0'     { Need-Variant $v; Run 'lab2/create_ref1.sql' $v }</w:t>
             </w:r>
           </w:p>
           <w:p>
@@ -10459,7 +10459,7 @@
                 <w:rFonts w:ascii="Courier New" w:hAnsi="Courier New" w:eastAsia="Courier New"/>
                 <w:sz w:val="16"/>
               </w:rPr>
-              <w:t xml:space="preserve">            explain)  need_variant "$3"; run lab2/explain.sql "$3" "$4" ;;</w:t>
+              <w:t xml:space="preserve">            'copy'    { Need-Variant $v; Run 'lab2/copy_ref.sql' $v }</w:t>
             </w:r>
           </w:p>
           <w:p>
@@ -10471,7 +10471,7 @@
                 <w:rFonts w:ascii="Courier New" w:hAnsi="Courier New" w:eastAsia="Courier New"/>
                 <w:sz w:val="16"/>
               </w:rPr>
-              <w:t xml:space="preserve">            measure)  need_variant "$3"; run lab2/measure.sql "$3" "$4"</w:t>
+              <w:t xml:space="preserve">            'explain' { Need-Variant $v; Run 'lab2/explain.sql' $v $A[3] }</w:t>
             </w:r>
           </w:p>
           <w:p>
@@ -10483,7 +10483,7 @@
                 <w:rFonts w:ascii="Courier New" w:hAnsi="Courier New" w:eastAsia="Courier New"/>
                 <w:sz w:val="16"/>
               </w:rPr>
-              <w:t xml:space="preserve">                      cat "results/lr2_v$3_results.txt" ;;</w:t>
+              <w:t xml:space="preserve">            'measure' { Need-Variant $v; Run 'lab2/measure.sql' $v $A[3]</w:t>
             </w:r>
           </w:p>
           <w:p>
@@ -10495,7 +10495,7 @@
                 <w:rFonts w:ascii="Courier New" w:hAnsi="Courier New" w:eastAsia="Courier New"/>
                 <w:sz w:val="16"/>
               </w:rPr>
-              <w:t xml:space="preserve">            results)  need_variant "$3"; cat "results/lr2_v$3_results.txt" ;;</w:t>
+              <w:t xml:space="preserve">                        Show-Text "results/lr2_v$($v)_results.txt" }</w:t>
             </w:r>
           </w:p>
           <w:p>
@@ -10507,7 +10507,7 @@
                 <w:rFonts w:ascii="Courier New" w:hAnsi="Courier New" w:eastAsia="Courier New"/>
                 <w:sz w:val="16"/>
               </w:rPr>
-              <w:t xml:space="preserve">            *) echo "ОШИБКА: ./h lr2 gen|restore|tbs|time|timing|idx|idx1|idx0|pk1|pk0|copy|explain|measure|results" ;;</w:t>
+              <w:t xml:space="preserve">            'results' { Need-Variant $v; Show-Text "results/lr2_v$($v)_results.txt" }</w:t>
             </w:r>
           </w:p>
           <w:p>
@@ -10519,7 +10519,7 @@
                 <w:rFonts w:ascii="Courier New" w:hAnsi="Courier New" w:eastAsia="Courier New"/>
                 <w:sz w:val="16"/>
               </w:rPr>
-              <w:t xml:space="preserve">        esac</w:t>
+              <w:t xml:space="preserve">            default   { Say 'ОШИБКА: ./help lr2 gen|restore|tbs|time|timing|idx|idx1|idx0|pk1|pk0|copy|explain|measure|results' }</w:t>
             </w:r>
           </w:p>
           <w:p>
@@ -10531,7 +10531,19 @@
                 <w:rFonts w:ascii="Courier New" w:hAnsi="Courier New" w:eastAsia="Courier New"/>
                 <w:sz w:val="16"/>
               </w:rPr>
-              <w:t xml:space="preserve">        ;;</w:t>
+              <w:t xml:space="preserve">        }</w:t>
+            </w:r>
+          </w:p>
+          <w:p>
+            <w:pPr>
+              <w:spacing w:line="240" w:lineRule="auto"/>
+            </w:pPr>
+            <w:r>
+              <w:rPr>
+                <w:rFonts w:ascii="Courier New" w:hAnsi="Courier New" w:eastAsia="Courier New"/>
+                <w:sz w:val="16"/>
+              </w:rPr>
+              <w:t xml:space="preserve">    }</w:t>
             </w:r>
           </w:p>
         </w:tc>
@@ -10572,7 +10584,7 @@
         <w:pStyle w:val="Heading1"/>
       </w:pPr>
       <w:r>
-        <w:t>Приложение А. Листинг сценария h</w:t>
+        <w:t>Приложение А. Листинг сценария help</w:t>
       </w:r>
     </w:p>
     <w:p>
@@ -10584,7 +10596,7 @@
         <w:rPr>
           <w:b w:val="0"/>
         </w:rPr>
-        <w:t>Сценарий h - единая точка запуска всех лабораторных работ из Git Bash: ./h &lt;команда&gt; [параметры]; ./h без параметров выводит список команд.</w:t>
+        <w:t>Сценарий help - единая точка запуска всех лабораторных работ из PowerShell или cmd: ./help &lt;команда&gt; [параметры]; ./help без параметров выводит список команд. Командный файл help.cmd запускает helper/help.ps1.</w:t>
       </w:r>
     </w:p>
     <w:p>
@@ -10597,7 +10609,7 @@
           <w:i/>
           <w:sz w:val="24"/>
         </w:rPr>
-        <w:t>Листинг 28 – сценарий h</w:t>
+        <w:t>Листинг 28 – командный файл help.cmd</w:t>
       </w:r>
     </w:p>
     <w:tbl>
@@ -10626,13 +10638,87 @@
                 <w:rFonts w:ascii="Courier New" w:hAnsi="Courier New" w:eastAsia="Courier New"/>
                 <w:sz w:val="15"/>
               </w:rPr>
-              <w:t>#!/bin/bash</w:t>
-            </w:r>
-          </w:p>
-          <w:p>
-            <w:pPr>
-              <w:spacing w:line="240" w:lineRule="auto"/>
-            </w:pPr>
+              <w:t>@ECHO OFF</w:t>
+            </w:r>
+          </w:p>
+          <w:p>
+            <w:pPr>
+              <w:spacing w:line="240" w:lineRule="auto"/>
+            </w:pPr>
+            <w:r>
+              <w:rPr>
+                <w:rFonts w:ascii="Courier New" w:hAnsi="Courier New" w:eastAsia="Courier New"/>
+                <w:sz w:val="15"/>
+              </w:rPr>
+              <w:t>REM help.cmd - запуск задач ПАБД из PowerShell или cmd: ./help &lt;команда&gt; [параметры]</w:t>
+            </w:r>
+          </w:p>
+          <w:p>
+            <w:pPr>
+              <w:spacing w:line="240" w:lineRule="auto"/>
+            </w:pPr>
+            <w:r>
+              <w:rPr>
+                <w:rFonts w:ascii="Courier New" w:hAnsi="Courier New" w:eastAsia="Courier New"/>
+                <w:sz w:val="15"/>
+              </w:rPr>
+              <w:t>REM Логика - в helper\help.ps1 (PowerShell-версия сценария h для Git Bash)</w:t>
+            </w:r>
+          </w:p>
+          <w:p>
+            <w:pPr>
+              <w:spacing w:line="240" w:lineRule="auto"/>
+            </w:pPr>
+            <w:r>
+              <w:rPr>
+                <w:rFonts w:ascii="Courier New" w:hAnsi="Courier New" w:eastAsia="Courier New"/>
+                <w:sz w:val="15"/>
+              </w:rPr>
+              <w:t>powershell.exe -NoProfile -ExecutionPolicy Bypass -File "%~dp0helper\help.ps1" %*</w:t>
+            </w:r>
+          </w:p>
+        </w:tc>
+      </w:tr>
+    </w:tbl>
+    <w:p>
+      <w:pPr>
+        <w:spacing w:after="40"/>
+      </w:pPr>
+    </w:p>
+    <w:p>
+      <w:pPr>
+        <w:keepNext/>
+        <w:spacing w:before="120"/>
+      </w:pPr>
+      <w:r>
+        <w:rPr>
+          <w:i/>
+          <w:sz w:val="24"/>
+        </w:rPr>
+        <w:t>Листинг 29 – сценарий helper/help.ps1</w:t>
+      </w:r>
+    </w:p>
+    <w:tbl>
+      <w:tblPr>
+        <w:tblStyle w:val="TableGrid"/>
+        <w:tblW w:type="auto" w:w="0"/>
+        <w:jc w:val="center"/>
+        <w:tblLook w:firstColumn="1" w:firstRow="1" w:lastColumn="0" w:lastRow="0" w:noHBand="0" w:noVBand="1" w:val="04A0"/>
+      </w:tblPr>
+      <w:tblGrid>
+        <w:gridCol w:w="9355"/>
+      </w:tblGrid>
+      <w:tr>
+        <w:tc>
+          <w:tcPr>
+            <w:tcW w:type="dxa" w:w="9355"/>
+            <w:shd w:val="clear" w:color="auto" w:fill="F5F5F5"/>
+          </w:tcPr>
+          <w:p>
+            <w:pPr>
+              <w:spacing w:line="240" w:lineRule="auto"/>
+            </w:pPr>
+            <w:r/>
             <w:r>
               <w:rPr>
                 <w:rFonts w:ascii="Courier New" w:hAnsi="Courier New" w:eastAsia="Courier New"/>
@@ -10650,19 +10736,43 @@
                 <w:rFonts w:ascii="Courier New" w:hAnsi="Courier New" w:eastAsia="Courier New"/>
                 <w:sz w:val="15"/>
               </w:rPr>
-              <w:t>#  h - запуск задач и лабораторных работ ПАБД (база SALES), варианты 20 и 22</w:t>
-            </w:r>
-          </w:p>
-          <w:p>
-            <w:pPr>
-              <w:spacing w:line="240" w:lineRule="auto"/>
-            </w:pPr>
-            <w:r>
-              <w:rPr>
-                <w:rFonts w:ascii="Courier New" w:hAnsi="Courier New" w:eastAsia="Courier New"/>
-                <w:sz w:val="15"/>
-              </w:rPr>
-              <w:t>#  Работает в Git Bash под Windows из корня проекта: ./h &lt;команда&gt; [параметры]</w:t>
+              <w:t>#  help.ps1 - запуск задач и лабораторных работ ПАБД (база SALES), варианты 20 и 22</w:t>
+            </w:r>
+          </w:p>
+          <w:p>
+            <w:pPr>
+              <w:spacing w:line="240" w:lineRule="auto"/>
+            </w:pPr>
+            <w:r>
+              <w:rPr>
+                <w:rFonts w:ascii="Courier New" w:hAnsi="Courier New" w:eastAsia="Courier New"/>
+                <w:sz w:val="15"/>
+              </w:rPr>
+              <w:t>#  PowerShell-версия сценария h (та же логика, без Git Bash и perl).</w:t>
+            </w:r>
+          </w:p>
+          <w:p>
+            <w:pPr>
+              <w:spacing w:line="240" w:lineRule="auto"/>
+            </w:pPr>
+            <w:r>
+              <w:rPr>
+                <w:rFonts w:ascii="Courier New" w:hAnsi="Courier New" w:eastAsia="Courier New"/>
+                <w:sz w:val="15"/>
+              </w:rPr>
+              <w:t>#  Запуск из PowerShell или cmd в корне проекта: ./help &lt;команда&gt; [параметры]</w:t>
+            </w:r>
+          </w:p>
+          <w:p>
+            <w:pPr>
+              <w:spacing w:line="240" w:lineRule="auto"/>
+            </w:pPr>
+            <w:r>
+              <w:rPr>
+                <w:rFonts w:ascii="Courier New" w:hAnsi="Courier New" w:eastAsia="Courier New"/>
+                <w:sz w:val="15"/>
+              </w:rPr>
+              <w:t>#  (./help - это help.cmd, он вызывает этот файл с -ExecutionPolicy Bypass)</w:t>
             </w:r>
           </w:p>
           <w:p>
@@ -10698,7 +10808,19 @@
                 <w:rFonts w:ascii="Courier New" w:hAnsi="Courier New" w:eastAsia="Courier New"/>
                 <w:sz w:val="15"/>
               </w:rPr>
-              <w:t>cd "$(dirname "$0")" || exit 1</w:t>
+              <w:t>$Root = Split-Path -Parent $PSScriptRoot</w:t>
+            </w:r>
+          </w:p>
+          <w:p>
+            <w:pPr>
+              <w:spacing w:line="240" w:lineRule="auto"/>
+            </w:pPr>
+            <w:r>
+              <w:rPr>
+                <w:rFonts w:ascii="Courier New" w:hAnsi="Courier New" w:eastAsia="Courier New"/>
+                <w:sz w:val="15"/>
+              </w:rPr>
+              <w:t>Set-Location $Root</w:t>
             </w:r>
           </w:p>
           <w:p>
@@ -10722,67 +10844,55 @@
                 <w:rFonts w:ascii="Courier New" w:hAnsi="Courier New" w:eastAsia="Courier New"/>
                 <w:sz w:val="15"/>
               </w:rPr>
-              <w:t>export PGHOST=${PGHOST:-localhost}</w:t>
-            </w:r>
-          </w:p>
-          <w:p>
-            <w:pPr>
-              <w:spacing w:line="240" w:lineRule="auto"/>
-            </w:pPr>
-            <w:r>
-              <w:rPr>
-                <w:rFonts w:ascii="Courier New" w:hAnsi="Courier New" w:eastAsia="Courier New"/>
-                <w:sz w:val="15"/>
-              </w:rPr>
-              <w:t>export PGPORT=${PGPORT:-5432}</w:t>
-            </w:r>
-          </w:p>
-          <w:p>
-            <w:pPr>
-              <w:spacing w:line="240" w:lineRule="auto"/>
-            </w:pPr>
-            <w:r>
-              <w:rPr>
-                <w:rFonts w:ascii="Courier New" w:hAnsi="Courier New" w:eastAsia="Courier New"/>
-                <w:sz w:val="15"/>
-              </w:rPr>
-              <w:t>export PGUSER=${PGUSER:-postgres}</w:t>
-            </w:r>
-          </w:p>
-          <w:p>
-            <w:pPr>
-              <w:spacing w:line="240" w:lineRule="auto"/>
-            </w:pPr>
-            <w:r>
-              <w:rPr>
-                <w:rFonts w:ascii="Courier New" w:hAnsi="Courier New" w:eastAsia="Courier New"/>
-                <w:sz w:val="15"/>
-              </w:rPr>
-              <w:t>export PGDATABASE=${PGDATABASE:-sales}</w:t>
-            </w:r>
-          </w:p>
-          <w:p>
-            <w:pPr>
-              <w:spacing w:line="240" w:lineRule="auto"/>
-            </w:pPr>
-            <w:r>
-              <w:rPr>
-                <w:rFonts w:ascii="Courier New" w:hAnsi="Courier New" w:eastAsia="Courier New"/>
-                <w:sz w:val="15"/>
-              </w:rPr>
-              <w:t>export PGCLIENTENCODING=UTF8</w:t>
-            </w:r>
-          </w:p>
-          <w:p>
-            <w:pPr>
-              <w:spacing w:line="240" w:lineRule="auto"/>
-            </w:pPr>
-            <w:r>
-              <w:rPr>
-                <w:rFonts w:ascii="Courier New" w:hAnsi="Courier New" w:eastAsia="Courier New"/>
-                <w:sz w:val="15"/>
-              </w:rPr>
-              <w:t>export MSYS_NO_PATHCONV=1</w:t>
+              <w:t>if (-not $env:PGHOST)     { $env:PGHOST = 'localhost' }</w:t>
+            </w:r>
+          </w:p>
+          <w:p>
+            <w:pPr>
+              <w:spacing w:line="240" w:lineRule="auto"/>
+            </w:pPr>
+            <w:r>
+              <w:rPr>
+                <w:rFonts w:ascii="Courier New" w:hAnsi="Courier New" w:eastAsia="Courier New"/>
+                <w:sz w:val="15"/>
+              </w:rPr>
+              <w:t>if (-not $env:PGPORT)     { $env:PGPORT = '5432' }</w:t>
+            </w:r>
+          </w:p>
+          <w:p>
+            <w:pPr>
+              <w:spacing w:line="240" w:lineRule="auto"/>
+            </w:pPr>
+            <w:r>
+              <w:rPr>
+                <w:rFonts w:ascii="Courier New" w:hAnsi="Courier New" w:eastAsia="Courier New"/>
+                <w:sz w:val="15"/>
+              </w:rPr>
+              <w:t>if (-not $env:PGUSER)     { $env:PGUSER = 'postgres' }</w:t>
+            </w:r>
+          </w:p>
+          <w:p>
+            <w:pPr>
+              <w:spacing w:line="240" w:lineRule="auto"/>
+            </w:pPr>
+            <w:r>
+              <w:rPr>
+                <w:rFonts w:ascii="Courier New" w:hAnsi="Courier New" w:eastAsia="Courier New"/>
+                <w:sz w:val="15"/>
+              </w:rPr>
+              <w:t>if (-not $env:PGDATABASE) { $env:PGDATABASE = 'sales' }</w:t>
+            </w:r>
+          </w:p>
+          <w:p>
+            <w:pPr>
+              <w:spacing w:line="240" w:lineRule="auto"/>
+            </w:pPr>
+            <w:r>
+              <w:rPr>
+                <w:rFonts w:ascii="Courier New" w:hAnsi="Courier New" w:eastAsia="Courier New"/>
+                <w:sz w:val="15"/>
+              </w:rPr>
+              <w:t>$env:PGCLIENTENCODING = 'UTF8'</w:t>
             </w:r>
           </w:p>
           <w:p>
@@ -10806,6 +10916,906 @@
                 <w:rFonts w:ascii="Courier New" w:hAnsi="Courier New" w:eastAsia="Courier New"/>
                 <w:sz w:val="15"/>
               </w:rPr>
+              <w:t>try { [Console]::OutputEncoding = [Text.Encoding]::UTF8 } catch {}</w:t>
+            </w:r>
+          </w:p>
+          <w:p>
+            <w:pPr>
+              <w:spacing w:line="240" w:lineRule="auto"/>
+            </w:pPr>
+            <w:r>
+              <w:rPr>
+                <w:rFonts w:ascii="Courier New" w:hAnsi="Courier New" w:eastAsia="Courier New"/>
+                <w:sz w:val="15"/>
+              </w:rPr>
+              <w:t>$Utf8 = New-Object System.Text.UTF8Encoding($false)</w:t>
+            </w:r>
+          </w:p>
+          <w:p>
+            <w:pPr>
+              <w:spacing w:line="240" w:lineRule="auto"/>
+            </w:pPr>
+            <w:r>
+              <w:rPr>
+                <w:rFonts w:ascii="Courier New" w:hAnsi="Courier New" w:eastAsia="Courier New"/>
+                <w:sz w:val="15"/>
+              </w:rPr>
+              <w:t>$Utf8Strict = New-Object System.Text.UTF8Encoding($false, $true)</w:t>
+            </w:r>
+          </w:p>
+          <w:p>
+            <w:pPr>
+              <w:spacing w:line="240" w:lineRule="auto"/>
+            </w:pPr>
+            <w:r>
+              <w:rPr>
+                <w:rFonts w:ascii="Courier New" w:hAnsi="Courier New" w:eastAsia="Courier New"/>
+                <w:sz w:val="15"/>
+              </w:rPr>
+              <w:t>$StdOut = [Console]::OpenStandardOutput()</w:t>
+            </w:r>
+          </w:p>
+          <w:p>
+            <w:pPr>
+              <w:spacing w:line="240" w:lineRule="auto"/>
+            </w:pPr>
+            <w:r>
+              <w:rPr>
+                <w:rFonts w:ascii="Courier New" w:hAnsi="Courier New" w:eastAsia="Courier New"/>
+                <w:sz w:val="15"/>
+              </w:rPr>
+              <w:t xml:space="preserve"> </w:t>
+            </w:r>
+          </w:p>
+          <w:p>
+            <w:pPr>
+              <w:spacing w:line="240" w:lineRule="auto"/>
+            </w:pPr>
+            <w:r>
+              <w:rPr>
+                <w:rFonts w:ascii="Courier New" w:hAnsi="Courier New" w:eastAsia="Courier New"/>
+                <w:sz w:val="15"/>
+              </w:rPr>
+              <w:t># вывод строки в UTF-8 (байты напрямую в stdout, без перекодировки PowerShell)</w:t>
+            </w:r>
+          </w:p>
+          <w:p>
+            <w:pPr>
+              <w:spacing w:line="240" w:lineRule="auto"/>
+            </w:pPr>
+            <w:r>
+              <w:rPr>
+                <w:rFonts w:ascii="Courier New" w:hAnsi="Courier New" w:eastAsia="Courier New"/>
+                <w:sz w:val="15"/>
+              </w:rPr>
+              <w:t>function Say([string]$text) {</w:t>
+            </w:r>
+          </w:p>
+          <w:p>
+            <w:pPr>
+              <w:spacing w:line="240" w:lineRule="auto"/>
+            </w:pPr>
+            <w:r>
+              <w:rPr>
+                <w:rFonts w:ascii="Courier New" w:hAnsi="Courier New" w:eastAsia="Courier New"/>
+                <w:sz w:val="15"/>
+              </w:rPr>
+              <w:t xml:space="preserve">    $b = $Utf8.GetBytes($text + "`r`n")</w:t>
+            </w:r>
+          </w:p>
+          <w:p>
+            <w:pPr>
+              <w:spacing w:line="240" w:lineRule="auto"/>
+            </w:pPr>
+            <w:r>
+              <w:rPr>
+                <w:rFonts w:ascii="Courier New" w:hAnsi="Courier New" w:eastAsia="Courier New"/>
+                <w:sz w:val="15"/>
+              </w:rPr>
+              <w:t xml:space="preserve">    $StdOut.Write($b, 0, $b.Length)</w:t>
+            </w:r>
+          </w:p>
+          <w:p>
+            <w:pPr>
+              <w:spacing w:line="240" w:lineRule="auto"/>
+            </w:pPr>
+            <w:r>
+              <w:rPr>
+                <w:rFonts w:ascii="Courier New" w:hAnsi="Courier New" w:eastAsia="Courier New"/>
+                <w:sz w:val="15"/>
+              </w:rPr>
+              <w:t>}</w:t>
+            </w:r>
+          </w:p>
+          <w:p>
+            <w:pPr>
+              <w:spacing w:line="240" w:lineRule="auto"/>
+            </w:pPr>
+            <w:r>
+              <w:rPr>
+                <w:rFonts w:ascii="Courier New" w:hAnsi="Courier New" w:eastAsia="Courier New"/>
+                <w:sz w:val="15"/>
+              </w:rPr>
+              <w:t xml:space="preserve"> </w:t>
+            </w:r>
+          </w:p>
+          <w:p>
+            <w:pPr>
+              <w:spacing w:line="240" w:lineRule="auto"/>
+            </w:pPr>
+            <w:r>
+              <w:rPr>
+                <w:rFonts w:ascii="Courier New" w:hAnsi="Courier New" w:eastAsia="Courier New"/>
+                <w:sz w:val="15"/>
+              </w:rPr>
+              <w:t># аналог helper/fixenc.pl: строка в UTF-8 остаётся как есть; иначе корректные двухбайтовые</w:t>
+            </w:r>
+          </w:p>
+          <w:p>
+            <w:pPr>
+              <w:spacing w:line="240" w:lineRule="auto"/>
+            </w:pPr>
+            <w:r>
+              <w:rPr>
+                <w:rFonts w:ascii="Courier New" w:hAnsi="Courier New" w:eastAsia="Courier New"/>
+                <w:sz w:val="15"/>
+              </w:rPr>
+              <w:t># последовательности UTF-8 сохраняются, остальные байты - в кодировке $cp (CP1251 / CP866)</w:t>
+            </w:r>
+          </w:p>
+          <w:p>
+            <w:pPr>
+              <w:spacing w:line="240" w:lineRule="auto"/>
+            </w:pPr>
+            <w:r>
+              <w:rPr>
+                <w:rFonts w:ascii="Courier New" w:hAnsi="Courier New" w:eastAsia="Courier New"/>
+                <w:sz w:val="15"/>
+              </w:rPr>
+              <w:t>function Fix-Line([byte[]]$b, $cp) {</w:t>
+            </w:r>
+          </w:p>
+          <w:p>
+            <w:pPr>
+              <w:spacing w:line="240" w:lineRule="auto"/>
+            </w:pPr>
+            <w:r>
+              <w:rPr>
+                <w:rFonts w:ascii="Courier New" w:hAnsi="Courier New" w:eastAsia="Courier New"/>
+                <w:sz w:val="15"/>
+              </w:rPr>
+              <w:t xml:space="preserve">    try { return $Utf8Strict.GetString($b) } catch {}</w:t>
+            </w:r>
+          </w:p>
+          <w:p>
+            <w:pPr>
+              <w:spacing w:line="240" w:lineRule="auto"/>
+            </w:pPr>
+            <w:r>
+              <w:rPr>
+                <w:rFonts w:ascii="Courier New" w:hAnsi="Courier New" w:eastAsia="Courier New"/>
+                <w:sz w:val="15"/>
+              </w:rPr>
+              <w:t xml:space="preserve">    $sb = New-Object System.Text.StringBuilder</w:t>
+            </w:r>
+          </w:p>
+          <w:p>
+            <w:pPr>
+              <w:spacing w:line="240" w:lineRule="auto"/>
+            </w:pPr>
+            <w:r>
+              <w:rPr>
+                <w:rFonts w:ascii="Courier New" w:hAnsi="Courier New" w:eastAsia="Courier New"/>
+                <w:sz w:val="15"/>
+              </w:rPr>
+              <w:t xml:space="preserve">    $i = 0</w:t>
+            </w:r>
+          </w:p>
+          <w:p>
+            <w:pPr>
+              <w:spacing w:line="240" w:lineRule="auto"/>
+            </w:pPr>
+            <w:r>
+              <w:rPr>
+                <w:rFonts w:ascii="Courier New" w:hAnsi="Courier New" w:eastAsia="Courier New"/>
+                <w:sz w:val="15"/>
+              </w:rPr>
+              <w:t xml:space="preserve">    while ($i -lt $b.Length) {</w:t>
+            </w:r>
+          </w:p>
+          <w:p>
+            <w:pPr>
+              <w:spacing w:line="240" w:lineRule="auto"/>
+            </w:pPr>
+            <w:r>
+              <w:rPr>
+                <w:rFonts w:ascii="Courier New" w:hAnsi="Courier New" w:eastAsia="Courier New"/>
+                <w:sz w:val="15"/>
+              </w:rPr>
+              <w:t xml:space="preserve">        $x = $b[$i]</w:t>
+            </w:r>
+          </w:p>
+          <w:p>
+            <w:pPr>
+              <w:spacing w:line="240" w:lineRule="auto"/>
+            </w:pPr>
+            <w:r>
+              <w:rPr>
+                <w:rFonts w:ascii="Courier New" w:hAnsi="Courier New" w:eastAsia="Courier New"/>
+                <w:sz w:val="15"/>
+              </w:rPr>
+              <w:t xml:space="preserve">        if ($x -lt 0x80) { [void]$sb.Append([char]$x); $i++ }</w:t>
+            </w:r>
+          </w:p>
+          <w:p>
+            <w:pPr>
+              <w:spacing w:line="240" w:lineRule="auto"/>
+            </w:pPr>
+            <w:r>
+              <w:rPr>
+                <w:rFonts w:ascii="Courier New" w:hAnsi="Courier New" w:eastAsia="Courier New"/>
+                <w:sz w:val="15"/>
+              </w:rPr>
+              <w:t xml:space="preserve">        elseif ($x -ge 0xC2 -and $x -le 0xDF -and $i + 1 -lt $b.Length -and</w:t>
+            </w:r>
+          </w:p>
+          <w:p>
+            <w:pPr>
+              <w:spacing w:line="240" w:lineRule="auto"/>
+            </w:pPr>
+            <w:r>
+              <w:rPr>
+                <w:rFonts w:ascii="Courier New" w:hAnsi="Courier New" w:eastAsia="Courier New"/>
+                <w:sz w:val="15"/>
+              </w:rPr>
+              <w:t xml:space="preserve">                $b[$i + 1] -ge 0x80 -and $b[$i + 1] -le 0xBF) {</w:t>
+            </w:r>
+          </w:p>
+          <w:p>
+            <w:pPr>
+              <w:spacing w:line="240" w:lineRule="auto"/>
+            </w:pPr>
+            <w:r>
+              <w:rPr>
+                <w:rFonts w:ascii="Courier New" w:hAnsi="Courier New" w:eastAsia="Courier New"/>
+                <w:sz w:val="15"/>
+              </w:rPr>
+              <w:t xml:space="preserve">            [void]$sb.Append($Utf8.GetString($b, $i, 2)); $i += 2</w:t>
+            </w:r>
+          </w:p>
+          <w:p>
+            <w:pPr>
+              <w:spacing w:line="240" w:lineRule="auto"/>
+            </w:pPr>
+            <w:r>
+              <w:rPr>
+                <w:rFonts w:ascii="Courier New" w:hAnsi="Courier New" w:eastAsia="Courier New"/>
+                <w:sz w:val="15"/>
+              </w:rPr>
+              <w:t xml:space="preserve">        }</w:t>
+            </w:r>
+          </w:p>
+          <w:p>
+            <w:pPr>
+              <w:spacing w:line="240" w:lineRule="auto"/>
+            </w:pPr>
+            <w:r>
+              <w:rPr>
+                <w:rFonts w:ascii="Courier New" w:hAnsi="Courier New" w:eastAsia="Courier New"/>
+                <w:sz w:val="15"/>
+              </w:rPr>
+              <w:t xml:space="preserve">        else { [void]$sb.Append($cp.GetString($b, $i, 1)); $i++ }</w:t>
+            </w:r>
+          </w:p>
+          <w:p>
+            <w:pPr>
+              <w:spacing w:line="240" w:lineRule="auto"/>
+            </w:pPr>
+            <w:r>
+              <w:rPr>
+                <w:rFonts w:ascii="Courier New" w:hAnsi="Courier New" w:eastAsia="Courier New"/>
+                <w:sz w:val="15"/>
+              </w:rPr>
+              <w:t xml:space="preserve">    }</w:t>
+            </w:r>
+          </w:p>
+          <w:p>
+            <w:pPr>
+              <w:spacing w:line="240" w:lineRule="auto"/>
+            </w:pPr>
+            <w:r>
+              <w:rPr>
+                <w:rFonts w:ascii="Courier New" w:hAnsi="Courier New" w:eastAsia="Courier New"/>
+                <w:sz w:val="15"/>
+              </w:rPr>
+              <w:t xml:space="preserve">    $sb.ToString()</w:t>
+            </w:r>
+          </w:p>
+          <w:p>
+            <w:pPr>
+              <w:spacing w:line="240" w:lineRule="auto"/>
+            </w:pPr>
+            <w:r>
+              <w:rPr>
+                <w:rFonts w:ascii="Courier New" w:hAnsi="Courier New" w:eastAsia="Courier New"/>
+                <w:sz w:val="15"/>
+              </w:rPr>
+              <w:t>}</w:t>
+            </w:r>
+          </w:p>
+          <w:p>
+            <w:pPr>
+              <w:spacing w:line="240" w:lineRule="auto"/>
+            </w:pPr>
+            <w:r>
+              <w:rPr>
+                <w:rFonts w:ascii="Courier New" w:hAnsi="Courier New" w:eastAsia="Courier New"/>
+                <w:sz w:val="15"/>
+              </w:rPr>
+              <w:t xml:space="preserve"> </w:t>
+            </w:r>
+          </w:p>
+          <w:p>
+            <w:pPr>
+              <w:spacing w:line="240" w:lineRule="auto"/>
+            </w:pPr>
+            <w:r>
+              <w:rPr>
+                <w:rFonts w:ascii="Courier New" w:hAnsi="Courier New" w:eastAsia="Courier New"/>
+                <w:sz w:val="15"/>
+              </w:rPr>
+              <w:t># выполнить командную строку через cmd.exe (stderr вместе с stdout), передать $InputText</w:t>
+            </w:r>
+          </w:p>
+          <w:p>
+            <w:pPr>
+              <w:spacing w:line="240" w:lineRule="auto"/>
+            </w:pPr>
+            <w:r>
+              <w:rPr>
+                <w:rFonts w:ascii="Courier New" w:hAnsi="Courier New" w:eastAsia="Courier New"/>
+                <w:sz w:val="15"/>
+              </w:rPr>
+              <w:t># на стандартный ввод; вывод - построчно: с исправлением кодировки ($Cp) или как есть</w:t>
+            </w:r>
+          </w:p>
+          <w:p>
+            <w:pPr>
+              <w:spacing w:line="240" w:lineRule="auto"/>
+            </w:pPr>
+            <w:r>
+              <w:rPr>
+                <w:rFonts w:ascii="Courier New" w:hAnsi="Courier New" w:eastAsia="Courier New"/>
+                <w:sz w:val="15"/>
+              </w:rPr>
+              <w:t>function Invoke-Raw {</w:t>
+            </w:r>
+          </w:p>
+          <w:p>
+            <w:pPr>
+              <w:spacing w:line="240" w:lineRule="auto"/>
+            </w:pPr>
+            <w:r>
+              <w:rPr>
+                <w:rFonts w:ascii="Courier New" w:hAnsi="Courier New" w:eastAsia="Courier New"/>
+                <w:sz w:val="15"/>
+              </w:rPr>
+              <w:t xml:space="preserve">    param([string]$CmdLine, [string]$InputText, [string]$Cp, [string]$Tee, [switch]$Quiet)</w:t>
+            </w:r>
+          </w:p>
+          <w:p>
+            <w:pPr>
+              <w:spacing w:line="240" w:lineRule="auto"/>
+            </w:pPr>
+            <w:r>
+              <w:rPr>
+                <w:rFonts w:ascii="Courier New" w:hAnsi="Courier New" w:eastAsia="Courier New"/>
+                <w:sz w:val="15"/>
+              </w:rPr>
+              <w:t xml:space="preserve">    $psi = New-Object System.Diagnostics.ProcessStartInfo</w:t>
+            </w:r>
+          </w:p>
+          <w:p>
+            <w:pPr>
+              <w:spacing w:line="240" w:lineRule="auto"/>
+            </w:pPr>
+            <w:r>
+              <w:rPr>
+                <w:rFonts w:ascii="Courier New" w:hAnsi="Courier New" w:eastAsia="Courier New"/>
+                <w:sz w:val="15"/>
+              </w:rPr>
+              <w:t xml:space="preserve">    $psi.FileName = $env:ComSpec</w:t>
+            </w:r>
+          </w:p>
+          <w:p>
+            <w:pPr>
+              <w:spacing w:line="240" w:lineRule="auto"/>
+            </w:pPr>
+            <w:r>
+              <w:rPr>
+                <w:rFonts w:ascii="Courier New" w:hAnsi="Courier New" w:eastAsia="Courier New"/>
+                <w:sz w:val="15"/>
+              </w:rPr>
+              <w:t xml:space="preserve">    $psi.Arguments = '/d /s /c "' + $CmdLine + ' 2&gt;&amp;1"'</w:t>
+            </w:r>
+          </w:p>
+          <w:p>
+            <w:pPr>
+              <w:spacing w:line="240" w:lineRule="auto"/>
+            </w:pPr>
+            <w:r>
+              <w:rPr>
+                <w:rFonts w:ascii="Courier New" w:hAnsi="Courier New" w:eastAsia="Courier New"/>
+                <w:sz w:val="15"/>
+              </w:rPr>
+              <w:t xml:space="preserve">    $psi.UseShellExecute = $false</w:t>
+            </w:r>
+          </w:p>
+          <w:p>
+            <w:pPr>
+              <w:spacing w:line="240" w:lineRule="auto"/>
+            </w:pPr>
+            <w:r>
+              <w:rPr>
+                <w:rFonts w:ascii="Courier New" w:hAnsi="Courier New" w:eastAsia="Courier New"/>
+                <w:sz w:val="15"/>
+              </w:rPr>
+              <w:t xml:space="preserve">    $psi.RedirectStandardOutput = $true</w:t>
+            </w:r>
+          </w:p>
+          <w:p>
+            <w:pPr>
+              <w:spacing w:line="240" w:lineRule="auto"/>
+            </w:pPr>
+            <w:r>
+              <w:rPr>
+                <w:rFonts w:ascii="Courier New" w:hAnsi="Courier New" w:eastAsia="Courier New"/>
+                <w:sz w:val="15"/>
+              </w:rPr>
+              <w:t xml:space="preserve">    $psi.RedirectStandardInput = [bool]$InputText</w:t>
+            </w:r>
+          </w:p>
+          <w:p>
+            <w:pPr>
+              <w:spacing w:line="240" w:lineRule="auto"/>
+            </w:pPr>
+            <w:r>
+              <w:rPr>
+                <w:rFonts w:ascii="Courier New" w:hAnsi="Courier New" w:eastAsia="Courier New"/>
+                <w:sz w:val="15"/>
+              </w:rPr>
+              <w:t xml:space="preserve">    $p = [System.Diagnostics.Process]::Start($psi)</w:t>
+            </w:r>
+          </w:p>
+          <w:p>
+            <w:pPr>
+              <w:spacing w:line="240" w:lineRule="auto"/>
+            </w:pPr>
+            <w:r>
+              <w:rPr>
+                <w:rFonts w:ascii="Courier New" w:hAnsi="Courier New" w:eastAsia="Courier New"/>
+                <w:sz w:val="15"/>
+              </w:rPr>
+              <w:t xml:space="preserve">    if ($InputText) {</w:t>
+            </w:r>
+          </w:p>
+          <w:p>
+            <w:pPr>
+              <w:spacing w:line="240" w:lineRule="auto"/>
+            </w:pPr>
+            <w:r>
+              <w:rPr>
+                <w:rFonts w:ascii="Courier New" w:hAnsi="Courier New" w:eastAsia="Courier New"/>
+                <w:sz w:val="15"/>
+              </w:rPr>
+              <w:t xml:space="preserve">        $in = $Utf8.GetBytes($InputText)</w:t>
+            </w:r>
+          </w:p>
+          <w:p>
+            <w:pPr>
+              <w:spacing w:line="240" w:lineRule="auto"/>
+            </w:pPr>
+            <w:r>
+              <w:rPr>
+                <w:rFonts w:ascii="Courier New" w:hAnsi="Courier New" w:eastAsia="Courier New"/>
+                <w:sz w:val="15"/>
+              </w:rPr>
+              <w:t xml:space="preserve">        $p.StandardInput.BaseStream.Write($in, 0, $in.Length)</w:t>
+            </w:r>
+          </w:p>
+          <w:p>
+            <w:pPr>
+              <w:spacing w:line="240" w:lineRule="auto"/>
+            </w:pPr>
+            <w:r>
+              <w:rPr>
+                <w:rFonts w:ascii="Courier New" w:hAnsi="Courier New" w:eastAsia="Courier New"/>
+                <w:sz w:val="15"/>
+              </w:rPr>
+              <w:t xml:space="preserve">        $p.StandardInput.Close()</w:t>
+            </w:r>
+          </w:p>
+          <w:p>
+            <w:pPr>
+              <w:spacing w:line="240" w:lineRule="auto"/>
+            </w:pPr>
+            <w:r>
+              <w:rPr>
+                <w:rFonts w:ascii="Courier New" w:hAnsi="Courier New" w:eastAsia="Courier New"/>
+                <w:sz w:val="15"/>
+              </w:rPr>
+              <w:t xml:space="preserve">    }</w:t>
+            </w:r>
+          </w:p>
+          <w:p>
+            <w:pPr>
+              <w:spacing w:line="240" w:lineRule="auto"/>
+            </w:pPr>
+            <w:r>
+              <w:rPr>
+                <w:rFonts w:ascii="Courier New" w:hAnsi="Courier New" w:eastAsia="Courier New"/>
+                <w:sz w:val="15"/>
+              </w:rPr>
+              <w:t xml:space="preserve">    $enc = if ($Cp) { [Text.Encoding]::GetEncoding([int]($Cp -replace '\D')) } else { $null }</w:t>
+            </w:r>
+          </w:p>
+          <w:p>
+            <w:pPr>
+              <w:spacing w:line="240" w:lineRule="auto"/>
+            </w:pPr>
+            <w:r>
+              <w:rPr>
+                <w:rFonts w:ascii="Courier New" w:hAnsi="Courier New" w:eastAsia="Courier New"/>
+                <w:sz w:val="15"/>
+              </w:rPr>
+              <w:t xml:space="preserve">    $teeFile = if ($Tee) { [IO.File]::Create((Join-Path $Root $Tee)) } else { $null }</w:t>
+            </w:r>
+          </w:p>
+          <w:p>
+            <w:pPr>
+              <w:spacing w:line="240" w:lineRule="auto"/>
+            </w:pPr>
+            <w:r>
+              <w:rPr>
+                <w:rFonts w:ascii="Courier New" w:hAnsi="Courier New" w:eastAsia="Courier New"/>
+                <w:sz w:val="15"/>
+              </w:rPr>
+              <w:t xml:space="preserve">    $emit = {</w:t>
+            </w:r>
+          </w:p>
+          <w:p>
+            <w:pPr>
+              <w:spacing w:line="240" w:lineRule="auto"/>
+            </w:pPr>
+            <w:r>
+              <w:rPr>
+                <w:rFonts w:ascii="Courier New" w:hAnsi="Courier New" w:eastAsia="Courier New"/>
+                <w:sz w:val="15"/>
+              </w:rPr>
+              <w:t xml:space="preserve">        param([byte[]]$bytes)</w:t>
+            </w:r>
+          </w:p>
+          <w:p>
+            <w:pPr>
+              <w:spacing w:line="240" w:lineRule="auto"/>
+            </w:pPr>
+            <w:r>
+              <w:rPr>
+                <w:rFonts w:ascii="Courier New" w:hAnsi="Courier New" w:eastAsia="Courier New"/>
+                <w:sz w:val="15"/>
+              </w:rPr>
+              <w:t xml:space="preserve">        if ($enc) { $bytes = $Utf8.GetBytes((Fix-Line $bytes $enc)) }</w:t>
+            </w:r>
+          </w:p>
+          <w:p>
+            <w:pPr>
+              <w:spacing w:line="240" w:lineRule="auto"/>
+            </w:pPr>
+            <w:r>
+              <w:rPr>
+                <w:rFonts w:ascii="Courier New" w:hAnsi="Courier New" w:eastAsia="Courier New"/>
+                <w:sz w:val="15"/>
+              </w:rPr>
+              <w:t xml:space="preserve">        if (-not $Quiet) { $StdOut.Write($bytes, 0, $bytes.Length); $StdOut.Flush() }</w:t>
+            </w:r>
+          </w:p>
+          <w:p>
+            <w:pPr>
+              <w:spacing w:line="240" w:lineRule="auto"/>
+            </w:pPr>
+            <w:r>
+              <w:rPr>
+                <w:rFonts w:ascii="Courier New" w:hAnsi="Courier New" w:eastAsia="Courier New"/>
+                <w:sz w:val="15"/>
+              </w:rPr>
+              <w:t xml:space="preserve">        if ($teeFile) { $teeFile.Write($bytes, 0, $bytes.Length) }</w:t>
+            </w:r>
+          </w:p>
+          <w:p>
+            <w:pPr>
+              <w:spacing w:line="240" w:lineRule="auto"/>
+            </w:pPr>
+            <w:r>
+              <w:rPr>
+                <w:rFonts w:ascii="Courier New" w:hAnsi="Courier New" w:eastAsia="Courier New"/>
+                <w:sz w:val="15"/>
+              </w:rPr>
+              <w:t xml:space="preserve">    }</w:t>
+            </w:r>
+          </w:p>
+          <w:p>
+            <w:pPr>
+              <w:spacing w:line="240" w:lineRule="auto"/>
+            </w:pPr>
+            <w:r>
+              <w:rPr>
+                <w:rFonts w:ascii="Courier New" w:hAnsi="Courier New" w:eastAsia="Courier New"/>
+                <w:sz w:val="15"/>
+              </w:rPr>
+              <w:t xml:space="preserve">    $src = $p.StandardOutput.BaseStream</w:t>
+            </w:r>
+          </w:p>
+          <w:p>
+            <w:pPr>
+              <w:spacing w:line="240" w:lineRule="auto"/>
+            </w:pPr>
+            <w:r>
+              <w:rPr>
+                <w:rFonts w:ascii="Courier New" w:hAnsi="Courier New" w:eastAsia="Courier New"/>
+                <w:sz w:val="15"/>
+              </w:rPr>
+              <w:t xml:space="preserve">    $buf = New-Object byte[] 65536</w:t>
+            </w:r>
+          </w:p>
+          <w:p>
+            <w:pPr>
+              <w:spacing w:line="240" w:lineRule="auto"/>
+            </w:pPr>
+            <w:r>
+              <w:rPr>
+                <w:rFonts w:ascii="Courier New" w:hAnsi="Courier New" w:eastAsia="Courier New"/>
+                <w:sz w:val="15"/>
+              </w:rPr>
+              <w:t xml:space="preserve">    $line = New-Object System.IO.MemoryStream</w:t>
+            </w:r>
+          </w:p>
+          <w:p>
+            <w:pPr>
+              <w:spacing w:line="240" w:lineRule="auto"/>
+            </w:pPr>
+            <w:r>
+              <w:rPr>
+                <w:rFonts w:ascii="Courier New" w:hAnsi="Courier New" w:eastAsia="Courier New"/>
+                <w:sz w:val="15"/>
+              </w:rPr>
+              <w:t xml:space="preserve">    while (($n = $src.Read($buf, 0, $buf.Length)) -gt 0) {</w:t>
+            </w:r>
+          </w:p>
+          <w:p>
+            <w:pPr>
+              <w:spacing w:line="240" w:lineRule="auto"/>
+            </w:pPr>
+            <w:r>
+              <w:rPr>
+                <w:rFonts w:ascii="Courier New" w:hAnsi="Courier New" w:eastAsia="Courier New"/>
+                <w:sz w:val="15"/>
+              </w:rPr>
+              <w:t xml:space="preserve">        $start = 0</w:t>
+            </w:r>
+          </w:p>
+          <w:p>
+            <w:pPr>
+              <w:spacing w:line="240" w:lineRule="auto"/>
+            </w:pPr>
+            <w:r>
+              <w:rPr>
+                <w:rFonts w:ascii="Courier New" w:hAnsi="Courier New" w:eastAsia="Courier New"/>
+                <w:sz w:val="15"/>
+              </w:rPr>
+              <w:t xml:space="preserve">        while ($start -lt $n) {</w:t>
+            </w:r>
+          </w:p>
+          <w:p>
+            <w:pPr>
+              <w:spacing w:line="240" w:lineRule="auto"/>
+            </w:pPr>
+            <w:r>
+              <w:rPr>
+                <w:rFonts w:ascii="Courier New" w:hAnsi="Courier New" w:eastAsia="Courier New"/>
+                <w:sz w:val="15"/>
+              </w:rPr>
+              <w:t xml:space="preserve">            $nl = [Array]::IndexOf($buf, [byte]10, $start, $n - $start)</w:t>
+            </w:r>
+          </w:p>
+          <w:p>
+            <w:pPr>
+              <w:spacing w:line="240" w:lineRule="auto"/>
+            </w:pPr>
+            <w:r>
+              <w:rPr>
+                <w:rFonts w:ascii="Courier New" w:hAnsi="Courier New" w:eastAsia="Courier New"/>
+                <w:sz w:val="15"/>
+              </w:rPr>
+              <w:t xml:space="preserve">            if ($nl -lt 0) { $line.Write($buf, $start, $n - $start); break }</w:t>
+            </w:r>
+          </w:p>
+          <w:p>
+            <w:pPr>
+              <w:spacing w:line="240" w:lineRule="auto"/>
+            </w:pPr>
+            <w:r>
+              <w:rPr>
+                <w:rFonts w:ascii="Courier New" w:hAnsi="Courier New" w:eastAsia="Courier New"/>
+                <w:sz w:val="15"/>
+              </w:rPr>
+              <w:t xml:space="preserve">            $line.Write($buf, $start, $nl - $start + 1)</w:t>
+            </w:r>
+          </w:p>
+          <w:p>
+            <w:pPr>
+              <w:spacing w:line="240" w:lineRule="auto"/>
+            </w:pPr>
+            <w:r>
+              <w:rPr>
+                <w:rFonts w:ascii="Courier New" w:hAnsi="Courier New" w:eastAsia="Courier New"/>
+                <w:sz w:val="15"/>
+              </w:rPr>
+              <w:t xml:space="preserve">            &amp; $emit $line.ToArray()</w:t>
+            </w:r>
+          </w:p>
+          <w:p>
+            <w:pPr>
+              <w:spacing w:line="240" w:lineRule="auto"/>
+            </w:pPr>
+            <w:r>
+              <w:rPr>
+                <w:rFonts w:ascii="Courier New" w:hAnsi="Courier New" w:eastAsia="Courier New"/>
+                <w:sz w:val="15"/>
+              </w:rPr>
+              <w:t xml:space="preserve">            $line.SetLength(0)</w:t>
+            </w:r>
+          </w:p>
+          <w:p>
+            <w:pPr>
+              <w:spacing w:line="240" w:lineRule="auto"/>
+            </w:pPr>
+            <w:r>
+              <w:rPr>
+                <w:rFonts w:ascii="Courier New" w:hAnsi="Courier New" w:eastAsia="Courier New"/>
+                <w:sz w:val="15"/>
+              </w:rPr>
+              <w:t xml:space="preserve">            $start = $nl + 1</w:t>
+            </w:r>
+          </w:p>
+          <w:p>
+            <w:pPr>
+              <w:spacing w:line="240" w:lineRule="auto"/>
+            </w:pPr>
+            <w:r>
+              <w:rPr>
+                <w:rFonts w:ascii="Courier New" w:hAnsi="Courier New" w:eastAsia="Courier New"/>
+                <w:sz w:val="15"/>
+              </w:rPr>
+              <w:t xml:space="preserve">        }</w:t>
+            </w:r>
+          </w:p>
+          <w:p>
+            <w:pPr>
+              <w:spacing w:line="240" w:lineRule="auto"/>
+            </w:pPr>
+            <w:r>
+              <w:rPr>
+                <w:rFonts w:ascii="Courier New" w:hAnsi="Courier New" w:eastAsia="Courier New"/>
+                <w:sz w:val="15"/>
+              </w:rPr>
+              <w:t xml:space="preserve">    }</w:t>
+            </w:r>
+          </w:p>
+          <w:p>
+            <w:pPr>
+              <w:spacing w:line="240" w:lineRule="auto"/>
+            </w:pPr>
+            <w:r>
+              <w:rPr>
+                <w:rFonts w:ascii="Courier New" w:hAnsi="Courier New" w:eastAsia="Courier New"/>
+                <w:sz w:val="15"/>
+              </w:rPr>
+              <w:t xml:space="preserve">    if ($line.Length) { &amp; $emit $line.ToArray() }</w:t>
+            </w:r>
+          </w:p>
+          <w:p>
+            <w:pPr>
+              <w:spacing w:line="240" w:lineRule="auto"/>
+            </w:pPr>
+            <w:r>
+              <w:rPr>
+                <w:rFonts w:ascii="Courier New" w:hAnsi="Courier New" w:eastAsia="Courier New"/>
+                <w:sz w:val="15"/>
+              </w:rPr>
+              <w:t xml:space="preserve">    $p.WaitForExit()</w:t>
+            </w:r>
+          </w:p>
+          <w:p>
+            <w:pPr>
+              <w:spacing w:line="240" w:lineRule="auto"/>
+            </w:pPr>
+            <w:r>
+              <w:rPr>
+                <w:rFonts w:ascii="Courier New" w:hAnsi="Courier New" w:eastAsia="Courier New"/>
+                <w:sz w:val="15"/>
+              </w:rPr>
+              <w:t xml:space="preserve">    if ($teeFile) { $teeFile.Close() }</w:t>
+            </w:r>
+          </w:p>
+          <w:p>
+            <w:pPr>
+              <w:spacing w:line="240" w:lineRule="auto"/>
+            </w:pPr>
+            <w:r>
+              <w:rPr>
+                <w:rFonts w:ascii="Courier New" w:hAnsi="Courier New" w:eastAsia="Courier New"/>
+                <w:sz w:val="15"/>
+              </w:rPr>
+              <w:t>}</w:t>
+            </w:r>
+          </w:p>
+          <w:p>
+            <w:pPr>
+              <w:spacing w:line="240" w:lineRule="auto"/>
+            </w:pPr>
+            <w:r>
+              <w:rPr>
+                <w:rFonts w:ascii="Courier New" w:hAnsi="Courier New" w:eastAsia="Courier New"/>
+                <w:sz w:val="15"/>
+              </w:rPr>
+              <w:t xml:space="preserve"> </w:t>
+            </w:r>
+          </w:p>
+          <w:p>
+            <w:pPr>
+              <w:spacing w:line="240" w:lineRule="auto"/>
+            </w:pPr>
+            <w:r>
+              <w:rPr>
+                <w:rFonts w:ascii="Courier New" w:hAnsi="Courier New" w:eastAsia="Courier New"/>
+                <w:sz w:val="15"/>
+              </w:rPr>
+              <w:t># аргумент для командной строки cmd: всегда в кавычках (пустой аргумент сохраняется)</w:t>
+            </w:r>
+          </w:p>
+          <w:p>
+            <w:pPr>
+              <w:spacing w:line="240" w:lineRule="auto"/>
+            </w:pPr>
+            <w:r>
+              <w:rPr>
+                <w:rFonts w:ascii="Courier New" w:hAnsi="Courier New" w:eastAsia="Courier New"/>
+                <w:sz w:val="15"/>
+              </w:rPr>
+              <w:t>function Q([string]$a) { '"' + $a + '"' }</w:t>
+            </w:r>
+          </w:p>
+          <w:p>
+            <w:pPr>
+              <w:spacing w:line="240" w:lineRule="auto"/>
+            </w:pPr>
+            <w:r>
+              <w:rPr>
+                <w:rFonts w:ascii="Courier New" w:hAnsi="Courier New" w:eastAsia="Courier New"/>
+                <w:sz w:val="15"/>
+              </w:rPr>
+              <w:t xml:space="preserve"> </w:t>
+            </w:r>
+          </w:p>
+          <w:p>
+            <w:pPr>
+              <w:spacing w:line="240" w:lineRule="auto"/>
+            </w:pPr>
+            <w:r>
+              <w:rPr>
+                <w:rFonts w:ascii="Courier New" w:hAnsi="Courier New" w:eastAsia="Courier New"/>
+                <w:sz w:val="15"/>
+              </w:rPr>
               <w:t># psql-сценарий с параметрами arg1..arg3 (как s.bat): параметры передаются через stdin</w:t>
             </w:r>
           </w:p>
@@ -10830,55 +11840,43 @@
                 <w:rFonts w:ascii="Courier New" w:hAnsi="Courier New" w:eastAsia="Courier New"/>
                 <w:sz w:val="15"/>
               </w:rPr>
-              <w:t># Вывод проходит через helper/fixenc.pl (служебные сообщения psql приходят в CP1251).</w:t>
-            </w:r>
-          </w:p>
-          <w:p>
-            <w:pPr>
-              <w:spacing w:line="240" w:lineRule="auto"/>
-            </w:pPr>
-            <w:r>
-              <w:rPr>
-                <w:rFonts w:ascii="Courier New" w:hAnsi="Courier New" w:eastAsia="Courier New"/>
-                <w:sz w:val="15"/>
-              </w:rPr>
-              <w:t>run() {</w:t>
-            </w:r>
-          </w:p>
-          <w:p>
-            <w:pPr>
-              <w:spacing w:line="240" w:lineRule="auto"/>
-            </w:pPr>
-            <w:r>
-              <w:rPr>
-                <w:rFonts w:ascii="Courier New" w:hAnsi="Courier New" w:eastAsia="Courier New"/>
-                <w:sz w:val="15"/>
-              </w:rPr>
-              <w:t xml:space="preserve">    local file="$1"; shift</w:t>
-            </w:r>
-          </w:p>
-          <w:p>
-            <w:pPr>
-              <w:spacing w:line="240" w:lineRule="auto"/>
-            </w:pPr>
-            <w:r>
-              <w:rPr>
-                <w:rFonts w:ascii="Courier New" w:hAnsi="Courier New" w:eastAsia="Courier New"/>
-                <w:sz w:val="15"/>
-              </w:rPr>
-              <w:t xml:space="preserve">    if [ ! -f "$file" ]; then</w:t>
-            </w:r>
-          </w:p>
-          <w:p>
-            <w:pPr>
-              <w:spacing w:line="240" w:lineRule="auto"/>
-            </w:pPr>
-            <w:r>
-              <w:rPr>
-                <w:rFonts w:ascii="Courier New" w:hAnsi="Courier New" w:eastAsia="Courier New"/>
-                <w:sz w:val="15"/>
-              </w:rPr>
-              <w:t xml:space="preserve">        echo "ОШИБКА: Файл $file не найден"</w:t>
+              <w:t># Служебные сообщения psql приходят в CP1251 и приводятся к UTF-8 (Fix-Line).</w:t>
+            </w:r>
+          </w:p>
+          <w:p>
+            <w:pPr>
+              <w:spacing w:line="240" w:lineRule="auto"/>
+            </w:pPr>
+            <w:r>
+              <w:rPr>
+                <w:rFonts w:ascii="Courier New" w:hAnsi="Courier New" w:eastAsia="Courier New"/>
+                <w:sz w:val="15"/>
+              </w:rPr>
+              <w:t>function Run([string]$file, [string]$a1, [string]$a2, [string]$a3, [switch]$Quiet) {</w:t>
+            </w:r>
+          </w:p>
+          <w:p>
+            <w:pPr>
+              <w:spacing w:line="240" w:lineRule="auto"/>
+            </w:pPr>
+            <w:r>
+              <w:rPr>
+                <w:rFonts w:ascii="Courier New" w:hAnsi="Courier New" w:eastAsia="Courier New"/>
+                <w:sz w:val="15"/>
+              </w:rPr>
+              <w:t xml:space="preserve">    if (-not (Test-Path -LiteralPath $file -PathType Leaf)) {</w:t>
+            </w:r>
+          </w:p>
+          <w:p>
+            <w:pPr>
+              <w:spacing w:line="240" w:lineRule="auto"/>
+            </w:pPr>
+            <w:r>
+              <w:rPr>
+                <w:rFonts w:ascii="Courier New" w:hAnsi="Courier New" w:eastAsia="Courier New"/>
+                <w:sz w:val="15"/>
+              </w:rPr>
+              <w:t xml:space="preserve">        Say "ОШИБКА: Файл $file не найден"</w:t>
             </w:r>
           </w:p>
           <w:p>
@@ -10902,103 +11900,103 @@
                 <w:rFonts w:ascii="Courier New" w:hAnsi="Courier New" w:eastAsia="Courier New"/>
                 <w:sz w:val="15"/>
               </w:rPr>
-              <w:t xml:space="preserve">    fi</w:t>
-            </w:r>
-          </w:p>
-          <w:p>
-            <w:pPr>
-              <w:spacing w:line="240" w:lineRule="auto"/>
-            </w:pPr>
-            <w:r>
-              <w:rPr>
-                <w:rFonts w:ascii="Courier New" w:hAnsi="Courier New" w:eastAsia="Courier New"/>
-                <w:sz w:val="15"/>
-              </w:rPr>
-              <w:t xml:space="preserve">    {</w:t>
-            </w:r>
-          </w:p>
-          <w:p>
-            <w:pPr>
-              <w:spacing w:line="240" w:lineRule="auto"/>
-            </w:pPr>
-            <w:r>
-              <w:rPr>
-                <w:rFonts w:ascii="Courier New" w:hAnsi="Courier New" w:eastAsia="Courier New"/>
-                <w:sz w:val="15"/>
-              </w:rPr>
-              <w:t xml:space="preserve">        local i=1</w:t>
-            </w:r>
-          </w:p>
-          <w:p>
-            <w:pPr>
-              <w:spacing w:line="240" w:lineRule="auto"/>
-            </w:pPr>
-            <w:r>
-              <w:rPr>
-                <w:rFonts w:ascii="Courier New" w:hAnsi="Courier New" w:eastAsia="Courier New"/>
-                <w:sz w:val="15"/>
-              </w:rPr>
-              <w:t xml:space="preserve">        for a in "$1" "$2" "$3"; do</w:t>
-            </w:r>
-          </w:p>
-          <w:p>
-            <w:pPr>
-              <w:spacing w:line="240" w:lineRule="auto"/>
-            </w:pPr>
-            <w:r>
-              <w:rPr>
-                <w:rFonts w:ascii="Courier New" w:hAnsi="Courier New" w:eastAsia="Courier New"/>
-                <w:sz w:val="15"/>
-              </w:rPr>
-              <w:t xml:space="preserve">            printf "\\\\set arg%d '%s'\n" "$i" "${a//\'/\'\'}"</w:t>
-            </w:r>
-          </w:p>
-          <w:p>
-            <w:pPr>
-              <w:spacing w:line="240" w:lineRule="auto"/>
-            </w:pPr>
-            <w:r>
-              <w:rPr>
-                <w:rFonts w:ascii="Courier New" w:hAnsi="Courier New" w:eastAsia="Courier New"/>
-                <w:sz w:val="15"/>
-              </w:rPr>
-              <w:t xml:space="preserve">            i=$((i + 1))</w:t>
-            </w:r>
-          </w:p>
-          <w:p>
-            <w:pPr>
-              <w:spacing w:line="240" w:lineRule="auto"/>
-            </w:pPr>
-            <w:r>
-              <w:rPr>
-                <w:rFonts w:ascii="Courier New" w:hAnsi="Courier New" w:eastAsia="Courier New"/>
-                <w:sz w:val="15"/>
-              </w:rPr>
-              <w:t xml:space="preserve">        done</w:t>
-            </w:r>
-          </w:p>
-          <w:p>
-            <w:pPr>
-              <w:spacing w:line="240" w:lineRule="auto"/>
-            </w:pPr>
-            <w:r>
-              <w:rPr>
-                <w:rFonts w:ascii="Courier New" w:hAnsi="Courier New" w:eastAsia="Courier New"/>
-                <w:sz w:val="15"/>
-              </w:rPr>
-              <w:t xml:space="preserve">        printf "\\\\i '%s'\n" "$file"</w:t>
-            </w:r>
-          </w:p>
-          <w:p>
-            <w:pPr>
-              <w:spacing w:line="240" w:lineRule="auto"/>
-            </w:pPr>
-            <w:r>
-              <w:rPr>
-                <w:rFonts w:ascii="Courier New" w:hAnsi="Courier New" w:eastAsia="Courier New"/>
-                <w:sz w:val="15"/>
-              </w:rPr>
-              <w:t xml:space="preserve">    } | psql -q -X -P pager=off -P "null=&lt;null&gt;" -f - 2&gt;&amp;1 | perl helper/fixenc.pl</w:t>
+              <w:t xml:space="preserve">    }</w:t>
+            </w:r>
+          </w:p>
+          <w:p>
+            <w:pPr>
+              <w:spacing w:line="240" w:lineRule="auto"/>
+            </w:pPr>
+            <w:r>
+              <w:rPr>
+                <w:rFonts w:ascii="Courier New" w:hAnsi="Courier New" w:eastAsia="Courier New"/>
+                <w:sz w:val="15"/>
+              </w:rPr>
+              <w:t xml:space="preserve">    $text = ''</w:t>
+            </w:r>
+          </w:p>
+          <w:p>
+            <w:pPr>
+              <w:spacing w:line="240" w:lineRule="auto"/>
+            </w:pPr>
+            <w:r>
+              <w:rPr>
+                <w:rFonts w:ascii="Courier New" w:hAnsi="Courier New" w:eastAsia="Courier New"/>
+                <w:sz w:val="15"/>
+              </w:rPr>
+              <w:t xml:space="preserve">    $i = 1</w:t>
+            </w:r>
+          </w:p>
+          <w:p>
+            <w:pPr>
+              <w:spacing w:line="240" w:lineRule="auto"/>
+            </w:pPr>
+            <w:r>
+              <w:rPr>
+                <w:rFonts w:ascii="Courier New" w:hAnsi="Courier New" w:eastAsia="Courier New"/>
+                <w:sz w:val="15"/>
+              </w:rPr>
+              <w:t xml:space="preserve">    foreach ($a in @($a1, $a2, $a3)) {</w:t>
+            </w:r>
+          </w:p>
+          <w:p>
+            <w:pPr>
+              <w:spacing w:line="240" w:lineRule="auto"/>
+            </w:pPr>
+            <w:r>
+              <w:rPr>
+                <w:rFonts w:ascii="Courier New" w:hAnsi="Courier New" w:eastAsia="Courier New"/>
+                <w:sz w:val="15"/>
+              </w:rPr>
+              <w:t xml:space="preserve">        $text += "\set arg$i '" + ($a -replace "'", "''") + "'`n"</w:t>
+            </w:r>
+          </w:p>
+          <w:p>
+            <w:pPr>
+              <w:spacing w:line="240" w:lineRule="auto"/>
+            </w:pPr>
+            <w:r>
+              <w:rPr>
+                <w:rFonts w:ascii="Courier New" w:hAnsi="Courier New" w:eastAsia="Courier New"/>
+                <w:sz w:val="15"/>
+              </w:rPr>
+              <w:t xml:space="preserve">        $i++</w:t>
+            </w:r>
+          </w:p>
+          <w:p>
+            <w:pPr>
+              <w:spacing w:line="240" w:lineRule="auto"/>
+            </w:pPr>
+            <w:r>
+              <w:rPr>
+                <w:rFonts w:ascii="Courier New" w:hAnsi="Courier New" w:eastAsia="Courier New"/>
+                <w:sz w:val="15"/>
+              </w:rPr>
+              <w:t xml:space="preserve">    }</w:t>
+            </w:r>
+          </w:p>
+          <w:p>
+            <w:pPr>
+              <w:spacing w:line="240" w:lineRule="auto"/>
+            </w:pPr>
+            <w:r>
+              <w:rPr>
+                <w:rFonts w:ascii="Courier New" w:hAnsi="Courier New" w:eastAsia="Courier New"/>
+                <w:sz w:val="15"/>
+              </w:rPr>
+              <w:t xml:space="preserve">    $text += "\i '" + ($file -replace '\\', '/') + "'`n"</w:t>
+            </w:r>
+          </w:p>
+          <w:p>
+            <w:pPr>
+              <w:spacing w:line="240" w:lineRule="auto"/>
+            </w:pPr>
+            <w:r>
+              <w:rPr>
+                <w:rFonts w:ascii="Courier New" w:hAnsi="Courier New" w:eastAsia="Courier New"/>
+                <w:sz w:val="15"/>
+              </w:rPr>
+              <w:t xml:space="preserve">    Invoke-Raw 'psql.exe -q -X -P pager=off -P "null=&lt;null&gt;" -f -' $text 'cp1251' -Quiet:$Quiet</w:t>
             </w:r>
           </w:p>
           <w:p>
@@ -11046,19 +12044,55 @@
                 <w:rFonts w:ascii="Courier New" w:hAnsi="Courier New" w:eastAsia="Courier New"/>
                 <w:sz w:val="15"/>
               </w:rPr>
-              <w:t>run_pg() {</w:t>
-            </w:r>
-          </w:p>
-          <w:p>
-            <w:pPr>
-              <w:spacing w:line="240" w:lineRule="auto"/>
-            </w:pPr>
-            <w:r>
-              <w:rPr>
-                <w:rFonts w:ascii="Courier New" w:hAnsi="Courier New" w:eastAsia="Courier New"/>
-                <w:sz w:val="15"/>
-              </w:rPr>
-              <w:t xml:space="preserve">    PGDATABASE=postgres psql -q -X -P pager=off -f "$1" 2&gt;&amp;1 | perl helper/fixenc.pl</w:t>
+              <w:t>function Run-Pg([string]$file) {</w:t>
+            </w:r>
+          </w:p>
+          <w:p>
+            <w:pPr>
+              <w:spacing w:line="240" w:lineRule="auto"/>
+            </w:pPr>
+            <w:r>
+              <w:rPr>
+                <w:rFonts w:ascii="Courier New" w:hAnsi="Courier New" w:eastAsia="Courier New"/>
+                <w:sz w:val="15"/>
+              </w:rPr>
+              <w:t xml:space="preserve">    $db = $env:PGDATABASE</w:t>
+            </w:r>
+          </w:p>
+          <w:p>
+            <w:pPr>
+              <w:spacing w:line="240" w:lineRule="auto"/>
+            </w:pPr>
+            <w:r>
+              <w:rPr>
+                <w:rFonts w:ascii="Courier New" w:hAnsi="Courier New" w:eastAsia="Courier New"/>
+                <w:sz w:val="15"/>
+              </w:rPr>
+              <w:t xml:space="preserve">    $env:PGDATABASE = 'postgres'</w:t>
+            </w:r>
+          </w:p>
+          <w:p>
+            <w:pPr>
+              <w:spacing w:line="240" w:lineRule="auto"/>
+            </w:pPr>
+            <w:r>
+              <w:rPr>
+                <w:rFonts w:ascii="Courier New" w:hAnsi="Courier New" w:eastAsia="Courier New"/>
+                <w:sz w:val="15"/>
+              </w:rPr>
+              <w:t xml:space="preserve">    Invoke-Raw ('psql.exe -q -X -P pager=off -f ' + (Q $file)) $null 'cp1251'</w:t>
+            </w:r>
+          </w:p>
+          <w:p>
+            <w:pPr>
+              <w:spacing w:line="240" w:lineRule="auto"/>
+            </w:pPr>
+            <w:r>
+              <w:rPr>
+                <w:rFonts w:ascii="Courier New" w:hAnsi="Courier New" w:eastAsia="Courier New"/>
+                <w:sz w:val="15"/>
+              </w:rPr>
+              <w:t xml:space="preserve">    $env:PGDATABASE = $db</w:t>
             </w:r>
           </w:p>
           <w:p>
@@ -11094,43 +12128,67 @@
                 <w:rFonts w:ascii="Courier New" w:hAnsi="Courier New" w:eastAsia="Courier New"/>
                 <w:sz w:val="15"/>
               </w:rPr>
-              <w:t># командный файл Windows: путь в формате Windows, параметры как есть</w:t>
-            </w:r>
-          </w:p>
-          <w:p>
-            <w:pPr>
-              <w:spacing w:line="240" w:lineRule="auto"/>
-            </w:pPr>
-            <w:r>
-              <w:rPr>
-                <w:rFonts w:ascii="Courier New" w:hAnsi="Courier New" w:eastAsia="Courier New"/>
-                <w:sz w:val="15"/>
-              </w:rPr>
-              <w:t>bat() {</w:t>
-            </w:r>
-          </w:p>
-          <w:p>
-            <w:pPr>
-              <w:spacing w:line="240" w:lineRule="auto"/>
-            </w:pPr>
-            <w:r>
-              <w:rPr>
-                <w:rFonts w:ascii="Courier New" w:hAnsi="Courier New" w:eastAsia="Courier New"/>
-                <w:sz w:val="15"/>
-              </w:rPr>
-              <w:t xml:space="preserve">    local file; file=$(cygpath -w "$1"); shift</w:t>
-            </w:r>
-          </w:p>
-          <w:p>
-            <w:pPr>
-              <w:spacing w:line="240" w:lineRule="auto"/>
-            </w:pPr>
-            <w:r>
-              <w:rPr>
-                <w:rFonts w:ascii="Courier New" w:hAnsi="Courier New" w:eastAsia="Courier New"/>
-                <w:sz w:val="15"/>
-              </w:rPr>
-              <w:t xml:space="preserve">    cmd.exe /c "$file" "$@"</w:t>
+              <w:t># командный файл Windows: полный путь в формате Windows (с относительным путём в кавычках</w:t>
+            </w:r>
+          </w:p>
+          <w:p>
+            <w:pPr>
+              <w:spacing w:line="240" w:lineRule="auto"/>
+            </w:pPr>
+            <w:r>
+              <w:rPr>
+                <w:rFonts w:ascii="Courier New" w:hAnsi="Courier New" w:eastAsia="Courier New"/>
+                <w:sz w:val="15"/>
+              </w:rPr>
+              <w:t># cmd неверно вычисляет %~dp0 после cd внутри .bat), параметры как есть</w:t>
+            </w:r>
+          </w:p>
+          <w:p>
+            <w:pPr>
+              <w:spacing w:line="240" w:lineRule="auto"/>
+            </w:pPr>
+            <w:r>
+              <w:rPr>
+                <w:rFonts w:ascii="Courier New" w:hAnsi="Courier New" w:eastAsia="Courier New"/>
+                <w:sz w:val="15"/>
+              </w:rPr>
+              <w:t>function Bat([string]$file, [string[]]$params, [string]$Cp, [string]$Tee) {</w:t>
+            </w:r>
+          </w:p>
+          <w:p>
+            <w:pPr>
+              <w:spacing w:line="240" w:lineRule="auto"/>
+            </w:pPr>
+            <w:r>
+              <w:rPr>
+                <w:rFonts w:ascii="Courier New" w:hAnsi="Courier New" w:eastAsia="Courier New"/>
+                <w:sz w:val="15"/>
+              </w:rPr>
+              <w:t xml:space="preserve">    $line = Q (Join-Path $Root ($file -replace '/', '\'))</w:t>
+            </w:r>
+          </w:p>
+          <w:p>
+            <w:pPr>
+              <w:spacing w:line="240" w:lineRule="auto"/>
+            </w:pPr>
+            <w:r>
+              <w:rPr>
+                <w:rFonts w:ascii="Courier New" w:hAnsi="Courier New" w:eastAsia="Courier New"/>
+                <w:sz w:val="15"/>
+              </w:rPr>
+              <w:t xml:space="preserve">    foreach ($a in $params) { $line += ' ' + (Q $a) }</w:t>
+            </w:r>
+          </w:p>
+          <w:p>
+            <w:pPr>
+              <w:spacing w:line="240" w:lineRule="auto"/>
+            </w:pPr>
+            <w:r>
+              <w:rPr>
+                <w:rFonts w:ascii="Courier New" w:hAnsi="Courier New" w:eastAsia="Courier New"/>
+                <w:sz w:val="15"/>
+              </w:rPr>
+              <w:t xml:space="preserve">    Invoke-Raw $line $null $Cp $Tee</w:t>
             </w:r>
           </w:p>
           <w:p>
@@ -11166,31 +12224,31 @@
                 <w:rFonts w:ascii="Courier New" w:hAnsi="Courier New" w:eastAsia="Courier New"/>
                 <w:sz w:val="15"/>
               </w:rPr>
-              <w:t>need_variant() {</w:t>
-            </w:r>
-          </w:p>
-          <w:p>
-            <w:pPr>
-              <w:spacing w:line="240" w:lineRule="auto"/>
-            </w:pPr>
-            <w:r>
-              <w:rPr>
-                <w:rFonts w:ascii="Courier New" w:hAnsi="Courier New" w:eastAsia="Courier New"/>
-                <w:sz w:val="15"/>
-              </w:rPr>
-              <w:t xml:space="preserve">    if [ "$1" != "20" ] &amp;&amp; [ "$1" != "22" ]; then</w:t>
-            </w:r>
-          </w:p>
-          <w:p>
-            <w:pPr>
-              <w:spacing w:line="240" w:lineRule="auto"/>
-            </w:pPr>
-            <w:r>
-              <w:rPr>
-                <w:rFonts w:ascii="Courier New" w:hAnsi="Courier New" w:eastAsia="Courier New"/>
-                <w:sz w:val="15"/>
-              </w:rPr>
-              <w:t xml:space="preserve">        echo "ОШИБКА: Укажите вариант 20 или 22"</w:t>
+              <w:t>function Need-Variant([string]$v) {</w:t>
+            </w:r>
+          </w:p>
+          <w:p>
+            <w:pPr>
+              <w:spacing w:line="240" w:lineRule="auto"/>
+            </w:pPr>
+            <w:r>
+              <w:rPr>
+                <w:rFonts w:ascii="Courier New" w:hAnsi="Courier New" w:eastAsia="Courier New"/>
+                <w:sz w:val="15"/>
+              </w:rPr>
+              <w:t xml:space="preserve">    if ($v -ne '20' -and $v -ne '22') {</w:t>
+            </w:r>
+          </w:p>
+          <w:p>
+            <w:pPr>
+              <w:spacing w:line="240" w:lineRule="auto"/>
+            </w:pPr>
+            <w:r>
+              <w:rPr>
+                <w:rFonts w:ascii="Courier New" w:hAnsi="Courier New" w:eastAsia="Courier New"/>
+                <w:sz w:val="15"/>
+              </w:rPr>
+              <w:t xml:space="preserve">        Say 'ОШИБКА: Укажите вариант 20 или 22'</w:t>
             </w:r>
           </w:p>
           <w:p>
@@ -11214,7 +12272,7 @@
                 <w:rFonts w:ascii="Courier New" w:hAnsi="Courier New" w:eastAsia="Courier New"/>
                 <w:sz w:val="15"/>
               </w:rPr>
-              <w:t xml:space="preserve">    fi</w:t>
+              <w:t xml:space="preserve">    }</w:t>
             </w:r>
           </w:p>
           <w:p>
@@ -11250,31 +12308,31 @@
                 <w:rFonts w:ascii="Courier New" w:hAnsi="Courier New" w:eastAsia="Courier New"/>
                 <w:sz w:val="15"/>
               </w:rPr>
-              <w:t>need_task() {</w:t>
-            </w:r>
-          </w:p>
-          <w:p>
-            <w:pPr>
-              <w:spacing w:line="240" w:lineRule="auto"/>
-            </w:pPr>
-            <w:r>
-              <w:rPr>
-                <w:rFonts w:ascii="Courier New" w:hAnsi="Courier New" w:eastAsia="Courier New"/>
-                <w:sz w:val="15"/>
-              </w:rPr>
-              <w:t xml:space="preserve">    if [ "$1" != "1" ] &amp;&amp; [ "$1" != "2" ]; then</w:t>
-            </w:r>
-          </w:p>
-          <w:p>
-            <w:pPr>
-              <w:spacing w:line="240" w:lineRule="auto"/>
-            </w:pPr>
-            <w:r>
-              <w:rPr>
-                <w:rFonts w:ascii="Courier New" w:hAnsi="Courier New" w:eastAsia="Courier New"/>
-                <w:sz w:val="15"/>
-              </w:rPr>
-              <w:t xml:space="preserve">        echo "ОШИБКА: Укажите номер задания 1 или 2"</w:t>
+              <w:t>function Need-Task([string]$t) {</w:t>
+            </w:r>
+          </w:p>
+          <w:p>
+            <w:pPr>
+              <w:spacing w:line="240" w:lineRule="auto"/>
+            </w:pPr>
+            <w:r>
+              <w:rPr>
+                <w:rFonts w:ascii="Courier New" w:hAnsi="Courier New" w:eastAsia="Courier New"/>
+                <w:sz w:val="15"/>
+              </w:rPr>
+              <w:t xml:space="preserve">    if ($t -ne '1' -and $t -ne '2') {</w:t>
+            </w:r>
+          </w:p>
+          <w:p>
+            <w:pPr>
+              <w:spacing w:line="240" w:lineRule="auto"/>
+            </w:pPr>
+            <w:r>
+              <w:rPr>
+                <w:rFonts w:ascii="Courier New" w:hAnsi="Courier New" w:eastAsia="Courier New"/>
+                <w:sz w:val="15"/>
+              </w:rPr>
+              <w:t xml:space="preserve">        Say 'ОШИБКА: Укажите номер задания 1 или 2'</w:t>
             </w:r>
           </w:p>
           <w:p>
@@ -11298,7 +12356,7 @@
                 <w:rFonts w:ascii="Courier New" w:hAnsi="Courier New" w:eastAsia="Courier New"/>
                 <w:sz w:val="15"/>
               </w:rPr>
-              <w:t xml:space="preserve">    fi</w:t>
+              <w:t xml:space="preserve">    }</w:t>
             </w:r>
           </w:p>
           <w:p>
@@ -11334,871 +12392,991 @@
                 <w:rFonts w:ascii="Courier New" w:hAnsi="Courier New" w:eastAsia="Courier New"/>
                 <w:sz w:val="15"/>
               </w:rPr>
-              <w:t>if [ -z "$1" ]; then</w:t>
-            </w:r>
-          </w:p>
-          <w:p>
-            <w:pPr>
-              <w:spacing w:line="240" w:lineRule="auto"/>
-            </w:pPr>
-            <w:r>
-              <w:rPr>
-                <w:rFonts w:ascii="Courier New" w:hAnsi="Courier New" w:eastAsia="Courier New"/>
-                <w:sz w:val="15"/>
-              </w:rPr>
-              <w:t xml:space="preserve">    echo "============================================="</w:t>
-            </w:r>
-          </w:p>
-          <w:p>
-            <w:pPr>
-              <w:spacing w:line="240" w:lineRule="auto"/>
-            </w:pPr>
-            <w:r>
-              <w:rPr>
-                <w:rFonts w:ascii="Courier New" w:hAnsi="Courier New" w:eastAsia="Courier New"/>
-                <w:sz w:val="15"/>
-              </w:rPr>
-              <w:t xml:space="preserve">    echo "  ПАБД: БАЗА ДАННЫХ SALES, ВАРИАНТЫ 20 И 22"</w:t>
-            </w:r>
-          </w:p>
-          <w:p>
-            <w:pPr>
-              <w:spacing w:line="240" w:lineRule="auto"/>
-            </w:pPr>
-            <w:r>
-              <w:rPr>
-                <w:rFonts w:ascii="Courier New" w:hAnsi="Courier New" w:eastAsia="Courier New"/>
-                <w:sz w:val="15"/>
-              </w:rPr>
-              <w:t xml:space="preserve">    echo "============================================="</w:t>
-            </w:r>
-          </w:p>
-          <w:p>
-            <w:pPr>
-              <w:spacing w:line="240" w:lineRule="auto"/>
-            </w:pPr>
-            <w:r>
-              <w:rPr>
-                <w:rFonts w:ascii="Courier New" w:hAnsi="Courier New" w:eastAsia="Courier New"/>
-                <w:sz w:val="15"/>
-              </w:rPr>
-              <w:t xml:space="preserve">    echo ""</w:t>
-            </w:r>
-          </w:p>
-          <w:p>
-            <w:pPr>
-              <w:spacing w:line="240" w:lineRule="auto"/>
-            </w:pPr>
-            <w:r>
-              <w:rPr>
-                <w:rFonts w:ascii="Courier New" w:hAnsi="Courier New" w:eastAsia="Courier New"/>
-                <w:sz w:val="15"/>
-              </w:rPr>
-              <w:t xml:space="preserve">    echo "================== ЛР1: БАЗА И ЗАДАНИЯ =================="</w:t>
-            </w:r>
-          </w:p>
-          <w:p>
-            <w:pPr>
-              <w:spacing w:line="240" w:lineRule="auto"/>
-            </w:pPr>
-            <w:r>
-              <w:rPr>
-                <w:rFonts w:ascii="Courier New" w:hAnsi="Courier New" w:eastAsia="Courier New"/>
-                <w:sz w:val="15"/>
-              </w:rPr>
-              <w:t xml:space="preserve">    echo "  ./h db              - создать БД sales, таблицы и загрузить данные"</w:t>
-            </w:r>
-          </w:p>
-          <w:p>
-            <w:pPr>
-              <w:spacing w:line="240" w:lineRule="auto"/>
-            </w:pPr>
-            <w:r>
-              <w:rPr>
-                <w:rFonts w:ascii="Courier New" w:hAnsi="Courier New" w:eastAsia="Courier New"/>
-                <w:sz w:val="15"/>
-              </w:rPr>
-              <w:t xml:space="preserve">    echo "  ./h counts          - количество строк в таблицах"</w:t>
-            </w:r>
-          </w:p>
-          <w:p>
-            <w:pPr>
-              <w:spacing w:line="240" w:lineRule="auto"/>
-            </w:pPr>
-            <w:r>
-              <w:rPr>
-                <w:rFonts w:ascii="Courier New" w:hAnsi="Courier New" w:eastAsia="Courier New"/>
-                <w:sz w:val="15"/>
-              </w:rPr>
-              <w:t xml:space="preserve">    echo "  ./h v20 1 [дата1 дата2 [категория]]  - в.20: объём поставок по категории и кварталу"</w:t>
-            </w:r>
-          </w:p>
-          <w:p>
-            <w:pPr>
-              <w:spacing w:line="240" w:lineRule="auto"/>
-            </w:pPr>
-            <w:r>
-              <w:rPr>
-                <w:rFonts w:ascii="Courier New" w:hAnsi="Courier New" w:eastAsia="Courier New"/>
-                <w:sz w:val="15"/>
-              </w:rPr>
-              <w:t xml:space="preserve">    echo "  ./h v20 2 [год1 год2 [день недели]]  - в.20: продажи (шт) по дню недели и району"</w:t>
-            </w:r>
-          </w:p>
-          <w:p>
-            <w:pPr>
-              <w:spacing w:line="240" w:lineRule="auto"/>
-            </w:pPr>
-            <w:r>
-              <w:rPr>
-                <w:rFonts w:ascii="Courier New" w:hAnsi="Courier New" w:eastAsia="Courier New"/>
-                <w:sz w:val="15"/>
-              </w:rPr>
-              <w:t xml:space="preserve">    echo "  ./h v22 1 [дата1 дата2 [поставщик]]  - в.22: выручка по поставщику и декаде"</w:t>
-            </w:r>
-          </w:p>
-          <w:p>
-            <w:pPr>
-              <w:spacing w:line="240" w:lineRule="auto"/>
-            </w:pPr>
-            <w:r>
-              <w:rPr>
-                <w:rFonts w:ascii="Courier New" w:hAnsi="Courier New" w:eastAsia="Courier New"/>
-                <w:sz w:val="15"/>
-              </w:rPr>
-              <w:t xml:space="preserve">    echo "  ./h v22 2 [год1 год2 [время года]]   - в.22: затраты клиентов по сезону и полу"</w:t>
-            </w:r>
-          </w:p>
-          <w:p>
-            <w:pPr>
-              <w:spacing w:line="240" w:lineRule="auto"/>
-            </w:pPr>
-            <w:r>
-              <w:rPr>
-                <w:rFonts w:ascii="Courier New" w:hAnsi="Courier New" w:eastAsia="Courier New"/>
-                <w:sz w:val="15"/>
-              </w:rPr>
-              <w:t xml:space="preserve">    echo "  ./h all             - все 4 задания с параметрами по умолчанию"</w:t>
-            </w:r>
-          </w:p>
-          <w:p>
-            <w:pPr>
-              <w:spacing w:line="240" w:lineRule="auto"/>
-            </w:pPr>
-            <w:r>
-              <w:rPr>
-                <w:rFonts w:ascii="Courier New" w:hAnsi="Courier New" w:eastAsia="Courier New"/>
-                <w:sz w:val="15"/>
-              </w:rPr>
-              <w:t xml:space="preserve">    echo "  ./h lr1 lan         - настроить pg_hba.conf и брандмауэр для сети (от администратора)"</w:t>
-            </w:r>
-          </w:p>
-          <w:p>
-            <w:pPr>
-              <w:spacing w:line="240" w:lineRule="auto"/>
-            </w:pPr>
-            <w:r>
-              <w:rPr>
-                <w:rFonts w:ascii="Courier New" w:hAnsi="Courier New" w:eastAsia="Courier New"/>
-                <w:sz w:val="15"/>
-              </w:rPr>
-              <w:t xml:space="preserve">    echo "  ./h lr1 client сценарий [a1 a2 a3] - выполнить сценарий через s_lan.bat (сервер по IP)"</w:t>
-            </w:r>
-          </w:p>
-          <w:p>
-            <w:pPr>
-              <w:spacing w:line="240" w:lineRule="auto"/>
-            </w:pPr>
-            <w:r>
-              <w:rPr>
-                <w:rFonts w:ascii="Courier New" w:hAnsi="Courier New" w:eastAsia="Courier New"/>
-                <w:sz w:val="15"/>
-              </w:rPr>
-              <w:t xml:space="preserve">    echo "  Пример: ./h v20 1 01.01.2021 31.12.2022 мебель"</w:t>
-            </w:r>
-          </w:p>
-          <w:p>
-            <w:pPr>
-              <w:spacing w:line="240" w:lineRule="auto"/>
-            </w:pPr>
-            <w:r>
-              <w:rPr>
-                <w:rFonts w:ascii="Courier New" w:hAnsi="Courier New" w:eastAsia="Courier New"/>
-                <w:sz w:val="15"/>
-              </w:rPr>
-              <w:t xml:space="preserve">    echo ""</w:t>
-            </w:r>
-          </w:p>
-          <w:p>
-            <w:pPr>
-              <w:spacing w:line="240" w:lineRule="auto"/>
-            </w:pPr>
-            <w:r>
-              <w:rPr>
-                <w:rFonts w:ascii="Courier New" w:hAnsi="Courier New" w:eastAsia="Courier New"/>
-                <w:sz w:val="15"/>
-              </w:rPr>
-              <w:t xml:space="preserve">    echo "================== ЛР2: ОБЪЁМНАЯ БД, ИНДЕКСЫ, EXPLAIN =================="</w:t>
-            </w:r>
-          </w:p>
-          <w:p>
-            <w:pPr>
-              <w:spacing w:line="240" w:lineRule="auto"/>
-            </w:pPr>
-            <w:r>
-              <w:rPr>
-                <w:rFonts w:ascii="Courier New" w:hAnsi="Courier New" w:eastAsia="Courier New"/>
-                <w:sz w:val="15"/>
-              </w:rPr>
-              <w:t xml:space="preserve">    echo "  ./h lr2 gen [N]           - ПРОДАЖА: N псевдослучайных записей (по умолч. 2 000 000)"</w:t>
-            </w:r>
-          </w:p>
-          <w:p>
-            <w:pPr>
-              <w:spacing w:line="240" w:lineRule="auto"/>
-            </w:pPr>
-            <w:r>
-              <w:rPr>
-                <w:rFonts w:ascii="Courier New" w:hAnsi="Courier New" w:eastAsia="Courier New"/>
-                <w:sz w:val="15"/>
-              </w:rPr>
-              <w:t xml:space="preserve">    echo "  ./h lr2 restore           - вернуть 1000 записей ПРОДАЖА из ЛР1"</w:t>
-            </w:r>
-          </w:p>
-          <w:p>
-            <w:pPr>
-              <w:spacing w:line="240" w:lineRule="auto"/>
-            </w:pPr>
-            <w:r>
-              <w:rPr>
-                <w:rFonts w:ascii="Courier New" w:hAnsi="Courier New" w:eastAsia="Courier New"/>
-                <w:sz w:val="15"/>
-              </w:rPr>
-              <w:t xml:space="preserve">    echo "  ./h lr2 tbs [каталог]     - вынести ПРОДАЖА в табличное пространство (D:/PG_TBS)"</w:t>
-            </w:r>
-          </w:p>
-          <w:p>
-            <w:pPr>
-              <w:spacing w:line="240" w:lineRule="auto"/>
-            </w:pPr>
-            <w:r>
-              <w:rPr>
-                <w:rFonts w:ascii="Courier New" w:hAnsi="Courier New" w:eastAsia="Courier New"/>
-                <w:sz w:val="15"/>
-              </w:rPr>
-              <w:t xml:space="preserve">    echo "  ./h lr2 time 20|22        - время запроса (*) по CURRENT_TIME, 5 замеров"</w:t>
-            </w:r>
-          </w:p>
-          <w:p>
-            <w:pPr>
-              <w:spacing w:line="240" w:lineRule="auto"/>
-            </w:pPr>
-            <w:r>
-              <w:rPr>
-                <w:rFonts w:ascii="Courier New" w:hAnsi="Courier New" w:eastAsia="Courier New"/>
-                <w:sz w:val="15"/>
-              </w:rPr>
-              <w:t xml:space="preserve">    echo "  ./h lr2 timing 20|22      - время запроса (*) по \\timing on, 5 замеров"</w:t>
-            </w:r>
-          </w:p>
-          <w:p>
-            <w:pPr>
-              <w:spacing w:line="240" w:lineRule="auto"/>
-            </w:pPr>
-            <w:r>
-              <w:rPr>
-                <w:rFonts w:ascii="Courier New" w:hAnsi="Courier New" w:eastAsia="Courier New"/>
-                <w:sz w:val="15"/>
-              </w:rPr>
-              <w:t xml:space="preserve">    echo "  ./h lr2 idx 20|22         - индексы ПРОДАЖА и таблицы-справочника"</w:t>
-            </w:r>
-          </w:p>
-          <w:p>
-            <w:pPr>
-              <w:spacing w:line="240" w:lineRule="auto"/>
-            </w:pPr>
-            <w:r>
-              <w:rPr>
-                <w:rFonts w:ascii="Courier New" w:hAnsi="Courier New" w:eastAsia="Courier New"/>
-                <w:sz w:val="15"/>
-              </w:rPr>
-              <w:t xml:space="preserve">    echo "  ./h lr2 idx1 20|22 [btree|hash] - создать индекс ПРОДАЖА по полю-ссылке"</w:t>
-            </w:r>
-          </w:p>
-          <w:p>
-            <w:pPr>
-              <w:spacing w:line="240" w:lineRule="auto"/>
-            </w:pPr>
-            <w:r>
-              <w:rPr>
-                <w:rFonts w:ascii="Courier New" w:hAnsi="Courier New" w:eastAsia="Courier New"/>
-                <w:sz w:val="15"/>
-              </w:rPr>
-              <w:t xml:space="preserve">    echo "  ./h lr2 idx0 20|22        - удалить индекс ПРОДАЖА по полю-ссылке"</w:t>
-            </w:r>
-          </w:p>
-          <w:p>
-            <w:pPr>
-              <w:spacing w:line="240" w:lineRule="auto"/>
-            </w:pPr>
-            <w:r>
-              <w:rPr>
-                <w:rFonts w:ascii="Courier New" w:hAnsi="Courier New" w:eastAsia="Courier New"/>
-                <w:sz w:val="15"/>
-              </w:rPr>
-              <w:t xml:space="preserve">    echo "  ./h lr2 pk1 20|22         - справочник с PRIMARY KEY (create_ref0)"</w:t>
-            </w:r>
-          </w:p>
-          <w:p>
-            <w:pPr>
-              <w:spacing w:line="240" w:lineRule="auto"/>
-            </w:pPr>
-            <w:r>
-              <w:rPr>
-                <w:rFonts w:ascii="Courier New" w:hAnsi="Courier New" w:eastAsia="Courier New"/>
-                <w:sz w:val="15"/>
-              </w:rPr>
-              <w:t xml:space="preserve">    echo "  ./h lr2 pk0 20|22         - справочник без PRIMARY KEY (create_ref1)"</w:t>
-            </w:r>
-          </w:p>
-          <w:p>
-            <w:pPr>
-              <w:spacing w:line="240" w:lineRule="auto"/>
-            </w:pPr>
-            <w:r>
-              <w:rPr>
-                <w:rFonts w:ascii="Courier New" w:hAnsi="Courier New" w:eastAsia="Courier New"/>
-                <w:sz w:val="15"/>
-              </w:rPr>
-              <w:t xml:space="preserve">    echo "  ./h lr2 copy 20|22        - перезагрузить справочник из DATA/SOURCE"</w:t>
-            </w:r>
-          </w:p>
-          <w:p>
-            <w:pPr>
-              <w:spacing w:line="240" w:lineRule="auto"/>
-            </w:pPr>
-            <w:r>
-              <w:rPr>
-                <w:rFonts w:ascii="Courier New" w:hAnsi="Courier New" w:eastAsia="Courier New"/>
-                <w:sz w:val="15"/>
-              </w:rPr>
-              <w:t xml:space="preserve">    echo "  ./h lr2 explain 20|22 [1] - EXPLAIN / EXPLAIN ANALYZE (1 - с WHERE)"</w:t>
-            </w:r>
-          </w:p>
-          <w:p>
-            <w:pPr>
-              <w:spacing w:line="240" w:lineRule="auto"/>
-            </w:pPr>
-            <w:r>
-              <w:rPr>
-                <w:rFonts w:ascii="Courier New" w:hAnsi="Courier New" w:eastAsia="Courier New"/>
-                <w:sz w:val="15"/>
-              </w:rPr>
-              <w:t xml:space="preserve">    echo "  ./h lr2 measure 20|22 [прогонов] - протокол замеров -&gt; results/lr2_vNN_results.txt"</w:t>
-            </w:r>
-          </w:p>
-          <w:p>
-            <w:pPr>
-              <w:spacing w:line="240" w:lineRule="auto"/>
-            </w:pPr>
-            <w:r>
-              <w:rPr>
-                <w:rFonts w:ascii="Courier New" w:hAnsi="Courier New" w:eastAsia="Courier New"/>
-                <w:sz w:val="15"/>
-              </w:rPr>
-              <w:t xml:space="preserve">    echo "  ./h lr2 results 20|22     - показать протокол замеров"</w:t>
-            </w:r>
-          </w:p>
-          <w:p>
-            <w:pPr>
-              <w:spacing w:line="240" w:lineRule="auto"/>
-            </w:pPr>
-            <w:r>
-              <w:rPr>
-                <w:rFonts w:ascii="Courier New" w:hAnsi="Courier New" w:eastAsia="Courier New"/>
-                <w:sz w:val="15"/>
-              </w:rPr>
-              <w:t xml:space="preserve">    echo ""</w:t>
-            </w:r>
-          </w:p>
-          <w:p>
-            <w:pPr>
-              <w:spacing w:line="240" w:lineRule="auto"/>
-            </w:pPr>
-            <w:r>
-              <w:rPr>
-                <w:rFonts w:ascii="Courier New" w:hAnsi="Courier New" w:eastAsia="Courier New"/>
-                <w:sz w:val="15"/>
-              </w:rPr>
-              <w:t xml:space="preserve">    echo "================== ЛР3: ПОЛЬЗОВАТЕЛЬСКИЕ ТИПЫ =================="</w:t>
-            </w:r>
-          </w:p>
-          <w:p>
-            <w:pPr>
-              <w:spacing w:line="240" w:lineRule="auto"/>
-            </w:pPr>
-            <w:r>
-              <w:rPr>
-                <w:rFonts w:ascii="Courier New" w:hAnsi="Courier New" w:eastAsia="Courier New"/>
-                <w:sz w:val="15"/>
-              </w:rPr>
-              <w:t xml:space="preserve">    echo "  ./h lr3 cmplx             - пример преподавателя (complex)"</w:t>
-            </w:r>
-          </w:p>
-          <w:p>
-            <w:pPr>
-              <w:spacing w:line="240" w:lineRule="auto"/>
-            </w:pPr>
-            <w:r>
-              <w:rPr>
-                <w:rFonts w:ascii="Courier New" w:hAnsi="Courier New" w:eastAsia="Courier New"/>
-                <w:sz w:val="15"/>
-              </w:rPr>
-              <w:t xml:space="preserve">    echo "  ./h lr3 20                - в.20: трёхмерный вектор (vector3)"</w:t>
-            </w:r>
-          </w:p>
-          <w:p>
-            <w:pPr>
-              <w:spacing w:line="240" w:lineRule="auto"/>
-            </w:pPr>
-            <w:r>
-              <w:rPr>
-                <w:rFonts w:ascii="Courier New" w:hAnsi="Courier New" w:eastAsia="Courier New"/>
-                <w:sz w:val="15"/>
-              </w:rPr>
-              <w:t xml:space="preserve">    echo "  ./h lr3 22                - в.22: рациональное число (rational)"</w:t>
-            </w:r>
-          </w:p>
-          <w:p>
-            <w:pPr>
-              <w:spacing w:line="240" w:lineRule="auto"/>
-            </w:pPr>
-            <w:r>
-              <w:rPr>
-                <w:rFonts w:ascii="Courier New" w:hAnsi="Courier New" w:eastAsia="Courier New"/>
-                <w:sz w:val="15"/>
-              </w:rPr>
-              <w:t xml:space="preserve">    echo ""</w:t>
-            </w:r>
-          </w:p>
-          <w:p>
-            <w:pPr>
-              <w:spacing w:line="240" w:lineRule="auto"/>
-            </w:pPr>
-            <w:r>
-              <w:rPr>
-                <w:rFonts w:ascii="Courier New" w:hAnsi="Courier New" w:eastAsia="Courier New"/>
-                <w:sz w:val="15"/>
-              </w:rPr>
-              <w:t xml:space="preserve">    echo "================== ЛР4: РЕЗЕРВНОЕ КОПИРОВАНИЕ =================="</w:t>
-            </w:r>
-          </w:p>
-          <w:p>
-            <w:pPr>
-              <w:spacing w:line="240" w:lineRule="auto"/>
-            </w:pPr>
-            <w:r>
-              <w:rPr>
-                <w:rFonts w:ascii="Courier New" w:hAnsi="Courier New" w:eastAsia="Courier New"/>
-                <w:sz w:val="15"/>
-              </w:rPr>
-              <w:t xml:space="preserve">    echo "  ./h lr4 all [20|22]       - пп. 1-10 целиком -&gt; results/lr4_vNN_protocol.txt"</w:t>
-            </w:r>
-          </w:p>
-          <w:p>
-            <w:pPr>
-              <w:spacing w:line="240" w:lineRule="auto"/>
-            </w:pPr>
-            <w:r>
-              <w:rPr>
-                <w:rFonts w:ascii="Courier New" w:hAnsi="Courier New" w:eastAsia="Courier New"/>
-                <w:sz w:val="15"/>
-              </w:rPr>
-              <w:t xml:space="preserve">    echo "  ./h lr4 base              - создать базу BASE из данных ЛР1"</w:t>
-            </w:r>
-          </w:p>
-          <w:p>
-            <w:pPr>
-              <w:spacing w:line="240" w:lineRule="auto"/>
-            </w:pPr>
-            <w:r>
-              <w:rPr>
-                <w:rFonts w:ascii="Courier New" w:hAnsi="Courier New" w:eastAsia="Courier New"/>
-                <w:sz w:val="15"/>
-              </w:rPr>
-              <w:t xml:space="preserve">    echo "  ./h lr4 tasks N [база]    - контрольные задачи -&gt; taskN-01..03"</w:t>
-            </w:r>
-          </w:p>
-          <w:p>
-            <w:pPr>
-              <w:spacing w:line="240" w:lineRule="auto"/>
-            </w:pPr>
-            <w:r>
-              <w:rPr>
-                <w:rFonts w:ascii="Courier New" w:hAnsi="Courier New" w:eastAsia="Courier New"/>
-                <w:sz w:val="15"/>
-              </w:rPr>
-              <w:t xml:space="preserve">    echo "  ./h lr4 dump1|dump2|dump3 - pg_dump в файл / rar / многотомный rar"</w:t>
-            </w:r>
-          </w:p>
-          <w:p>
-            <w:pPr>
-              <w:spacing w:line="240" w:lineRule="auto"/>
-            </w:pPr>
-            <w:r>
-              <w:rPr>
-                <w:rFonts w:ascii="Courier New" w:hAnsi="Courier New" w:eastAsia="Courier New"/>
-                <w:sz w:val="15"/>
-              </w:rPr>
-              <w:t xml:space="preserve">    echo "  (каталог копий: lab4/work или LR4_WORK=D:/LR4_WORK ./h lr4 all)"</w:t>
-            </w:r>
-          </w:p>
-          <w:p>
-            <w:pPr>
-              <w:spacing w:line="240" w:lineRule="auto"/>
-            </w:pPr>
-            <w:r>
-              <w:rPr>
-                <w:rFonts w:ascii="Courier New" w:hAnsi="Courier New" w:eastAsia="Courier New"/>
-                <w:sz w:val="15"/>
-              </w:rPr>
-              <w:t xml:space="preserve">    echo ""</w:t>
-            </w:r>
-          </w:p>
-          <w:p>
-            <w:pPr>
-              <w:spacing w:line="240" w:lineRule="auto"/>
-            </w:pPr>
-            <w:r>
-              <w:rPr>
-                <w:rFonts w:ascii="Courier New" w:hAnsi="Courier New" w:eastAsia="Courier New"/>
-                <w:sz w:val="15"/>
-              </w:rPr>
-              <w:t xml:space="preserve">    echo "================== ЛР5: ФУНКЦИИ НА C =================="</w:t>
-            </w:r>
-          </w:p>
-          <w:p>
-            <w:pPr>
-              <w:spacing w:line="240" w:lineRule="auto"/>
-            </w:pPr>
-            <w:r>
-              <w:rPr>
-                <w:rFonts w:ascii="Courier New" w:hAnsi="Courier New" w:eastAsia="Courier New"/>
-                <w:sz w:val="15"/>
-              </w:rPr>
-              <w:t xml:space="preserve">    echo "  ./h lr5 build 20|22       - компиляция и сборка vNN.dll (-&gt; D:\\PG_DLL)"</w:t>
-            </w:r>
-          </w:p>
-          <w:p>
-            <w:pPr>
-              <w:spacing w:line="240" w:lineRule="auto"/>
-            </w:pPr>
-            <w:r>
-              <w:rPr>
-                <w:rFonts w:ascii="Courier New" w:hAnsi="Courier New" w:eastAsia="Courier New"/>
-                <w:sz w:val="15"/>
-              </w:rPr>
-              <w:t xml:space="preserve">    echo "  ./h lr5 20|22 [каталог]   - регистрация функций и демонстрация на таблице T"</w:t>
-            </w:r>
-          </w:p>
-          <w:p>
-            <w:pPr>
-              <w:spacing w:line="240" w:lineRule="auto"/>
-            </w:pPr>
-            <w:r>
-              <w:rPr>
-                <w:rFonts w:ascii="Courier New" w:hAnsi="Courier New" w:eastAsia="Courier New"/>
-                <w:sz w:val="15"/>
-              </w:rPr>
-              <w:t xml:space="preserve">    echo ""</w:t>
-            </w:r>
-          </w:p>
-          <w:p>
-            <w:pPr>
-              <w:spacing w:line="240" w:lineRule="auto"/>
-            </w:pPr>
-            <w:r>
-              <w:rPr>
-                <w:rFonts w:ascii="Courier New" w:hAnsi="Courier New" w:eastAsia="Courier New"/>
-                <w:sz w:val="15"/>
-              </w:rPr>
-              <w:t xml:space="preserve">    echo "================== ЛР6: КОПИРОВАНИЕ В MS SQL SERVER =================="</w:t>
-            </w:r>
-          </w:p>
-          <w:p>
-            <w:pPr>
-              <w:spacing w:line="240" w:lineRule="auto"/>
-            </w:pPr>
-            <w:r>
-              <w:rPr>
-                <w:rFonts w:ascii="Courier New" w:hAnsi="Courier New" w:eastAsia="Courier New"/>
-                <w:sz w:val="15"/>
-              </w:rPr>
-              <w:t xml:space="preserve">    echo "  ./h lr6 setup             - проверка сервера (база NEW1, таблица temp1)"</w:t>
-            </w:r>
-          </w:p>
-          <w:p>
-            <w:pPr>
-              <w:spacing w:line="240" w:lineRule="auto"/>
-            </w:pPr>
-            <w:r>
-              <w:rPr>
-                <w:rFonts w:ascii="Courier New" w:hAnsi="Courier New" w:eastAsia="Courier New"/>
-                <w:sz w:val="15"/>
-              </w:rPr>
-              <w:t xml:space="preserve">    echo "  ./h lr6 sel2              - собрать фильтр sel2.exe"</w:t>
-            </w:r>
-          </w:p>
-          <w:p>
-            <w:pPr>
-              <w:spacing w:line="240" w:lineRule="auto"/>
-            </w:pPr>
-            <w:r>
-              <w:rPr>
-                <w:rFonts w:ascii="Courier New" w:hAnsi="Courier New" w:eastAsia="Courier New"/>
-                <w:sz w:val="15"/>
-              </w:rPr>
-              <w:t xml:space="preserve">    echo "  ./h lr6 createdb          - создать базу SALES в MS SQL Server"</w:t>
-            </w:r>
-          </w:p>
-          <w:p>
-            <w:pPr>
-              <w:spacing w:line="240" w:lineRule="auto"/>
-            </w:pPr>
-            <w:r>
-              <w:rPr>
-                <w:rFonts w:ascii="Courier New" w:hAnsi="Courier New" w:eastAsia="Courier New"/>
-                <w:sz w:val="15"/>
-              </w:rPr>
-              <w:t xml:space="preserve">    echo "  ./h lr6 copy              - скопировать все таблицы sales из PostgreSQL"</w:t>
-            </w:r>
-          </w:p>
-          <w:p>
-            <w:pPr>
-              <w:spacing w:line="240" w:lineRule="auto"/>
-            </w:pPr>
-            <w:r>
-              <w:rPr>
-                <w:rFonts w:ascii="Courier New" w:hAnsi="Courier New" w:eastAsia="Courier New"/>
-                <w:sz w:val="15"/>
-              </w:rPr>
-              <w:t xml:space="preserve">    echo "  ./h lr6 disp              - проверить скопированные таблицы"</w:t>
-            </w:r>
-          </w:p>
-          <w:p>
-            <w:pPr>
-              <w:spacing w:line="240" w:lineRule="auto"/>
-            </w:pPr>
-            <w:r>
-              <w:rPr>
-                <w:rFonts w:ascii="Courier New" w:hAnsi="Courier New" w:eastAsia="Courier New"/>
-                <w:sz w:val="15"/>
-              </w:rPr>
-              <w:t xml:space="preserve">    echo "  ./h lr6 v20|v22 1|2 [параметры] - задания варианта в MS SQL Server"</w:t>
-            </w:r>
-          </w:p>
-          <w:p>
-            <w:pPr>
-              <w:spacing w:line="240" w:lineRule="auto"/>
-            </w:pPr>
-            <w:r>
-              <w:rPr>
-                <w:rFonts w:ascii="Courier New" w:hAnsi="Courier New" w:eastAsia="Courier New"/>
-                <w:sz w:val="15"/>
-              </w:rPr>
-              <w:t xml:space="preserve">    echo "  ./h lr6 console           - консоль sqlcmd"</w:t>
-            </w:r>
-          </w:p>
-          <w:p>
-            <w:pPr>
-              <w:spacing w:line="240" w:lineRule="auto"/>
-            </w:pPr>
-            <w:r>
-              <w:rPr>
-                <w:rFonts w:ascii="Courier New" w:hAnsi="Courier New" w:eastAsia="Courier New"/>
-                <w:sz w:val="15"/>
-              </w:rPr>
-              <w:t xml:space="preserve">    echo ""</w:t>
-            </w:r>
-          </w:p>
-          <w:p>
-            <w:pPr>
-              <w:spacing w:line="240" w:lineRule="auto"/>
-            </w:pPr>
-            <w:r>
-              <w:rPr>
-                <w:rFonts w:ascii="Courier New" w:hAnsi="Courier New" w:eastAsia="Courier New"/>
-                <w:sz w:val="15"/>
-              </w:rPr>
-              <w:t xml:space="preserve">    echo "================== ЛР7: ПРЕДСТАВЛЕНИЯ И ФУНКЦИИ MS SQL SERVER =================="</w:t>
-            </w:r>
-          </w:p>
-          <w:p>
-            <w:pPr>
-              <w:spacing w:line="240" w:lineRule="auto"/>
-            </w:pPr>
-            <w:r>
-              <w:rPr>
-                <w:rFonts w:ascii="Courier New" w:hAnsi="Courier New" w:eastAsia="Courier New"/>
-                <w:sz w:val="15"/>
-              </w:rPr>
-              <w:t xml:space="preserve">    echo "  ./h lr7 create            - создать представления и функции"</w:t>
-            </w:r>
-          </w:p>
-          <w:p>
-            <w:pPr>
-              <w:spacing w:line="240" w:lineRule="auto"/>
-            </w:pPr>
-            <w:r>
-              <w:rPr>
-                <w:rFonts w:ascii="Courier New" w:hAnsi="Courier New" w:eastAsia="Courier New"/>
-                <w:sz w:val="15"/>
-              </w:rPr>
-              <w:t xml:space="preserve">    echo "  ./h lr7 1 [D1 D2 P M [N]] - премия сотрудников (N - имя сотрудника)"</w:t>
-            </w:r>
-          </w:p>
-          <w:p>
-            <w:pPr>
-              <w:spacing w:line="240" w:lineRule="auto"/>
-            </w:pPr>
-            <w:r>
-              <w:rPr>
-                <w:rFonts w:ascii="Courier New" w:hAnsi="Courier New" w:eastAsia="Courier New"/>
-                <w:sz w:val="15"/>
-              </w:rPr>
-              <w:t xml:space="preserve">    echo "  ./h lr7 2 [D1 D2 alpha [G]] - затраты на хранение (G - товар)"</w:t>
-            </w:r>
-          </w:p>
-          <w:p>
-            <w:pPr>
-              <w:spacing w:line="240" w:lineRule="auto"/>
-            </w:pPr>
-            <w:r>
-              <w:rPr>
-                <w:rFonts w:ascii="Courier New" w:hAnsi="Courier New" w:eastAsia="Courier New"/>
-                <w:sz w:val="15"/>
-              </w:rPr>
-              <w:t xml:space="preserve">    echo "  Пример: ./h lr7 1 01.01.2021 30.06.2021 8.5 10.5 Иван"</w:t>
-            </w:r>
-          </w:p>
-          <w:p>
-            <w:pPr>
-              <w:spacing w:line="240" w:lineRule="auto"/>
-            </w:pPr>
-            <w:r>
-              <w:rPr>
-                <w:rFonts w:ascii="Courier New" w:hAnsi="Courier New" w:eastAsia="Courier New"/>
-                <w:sz w:val="15"/>
-              </w:rPr>
-              <w:t xml:space="preserve">    echo ""</w:t>
-            </w:r>
-          </w:p>
-          <w:p>
-            <w:pPr>
-              <w:spacing w:line="240" w:lineRule="auto"/>
-            </w:pPr>
-            <w:r>
-              <w:rPr>
-                <w:rFonts w:ascii="Courier New" w:hAnsi="Courier New" w:eastAsia="Courier New"/>
-                <w:sz w:val="15"/>
-              </w:rPr>
-              <w:t xml:space="preserve">    echo "================== ЛР8: ПРОГРАММЫ С ДАННЫМИ MS SQL SERVER =================="</w:t>
-            </w:r>
-          </w:p>
-          <w:p>
-            <w:pPr>
-              <w:spacing w:line="240" w:lineRule="auto"/>
-            </w:pPr>
-            <w:r>
-              <w:rPr>
-                <w:rFonts w:ascii="Courier New" w:hAnsi="Courier New" w:eastAsia="Courier New"/>
-                <w:sz w:val="15"/>
-              </w:rPr>
-              <w:t xml:space="preserve">    echo "  ./h lr8 build             - компиляция программы C# варианта 20"</w:t>
-            </w:r>
-          </w:p>
-          <w:p>
-            <w:pPr>
-              <w:spacing w:line="240" w:lineRule="auto"/>
-            </w:pPr>
-            <w:r>
-              <w:rPr>
-                <w:rFonts w:ascii="Courier New" w:hAnsi="Courier New" w:eastAsia="Courier New"/>
-                <w:sz w:val="15"/>
-              </w:rPr>
-              <w:t xml:space="preserve">    echo "  ./h lr8 20 [D1 D2 [категория]] - в.20 (C#): продажи (шт) по категории и кварталу"</w:t>
-            </w:r>
-          </w:p>
-          <w:p>
-            <w:pPr>
-              <w:spacing w:line="240" w:lineRule="auto"/>
-            </w:pPr>
-            <w:r>
-              <w:rPr>
-                <w:rFonts w:ascii="Courier New" w:hAnsi="Courier New" w:eastAsia="Courier New"/>
-                <w:sz w:val="15"/>
-              </w:rPr>
-              <w:t xml:space="preserve">    echo "  ./h lr8 22 [D1 D2 [поставщик]] - в.22 (Python): затраты клиентов по поставщику и декаде"</w:t>
-            </w:r>
-          </w:p>
-          <w:p>
-            <w:pPr>
-              <w:spacing w:line="240" w:lineRule="auto"/>
-            </w:pPr>
-            <w:r>
-              <w:rPr>
-                <w:rFonts w:ascii="Courier New" w:hAnsi="Courier New" w:eastAsia="Courier New"/>
-                <w:sz w:val="15"/>
-              </w:rPr>
-              <w:t xml:space="preserve">    echo ""</w:t>
-            </w:r>
-          </w:p>
-          <w:p>
-            <w:pPr>
-              <w:spacing w:line="240" w:lineRule="auto"/>
-            </w:pPr>
-            <w:r>
-              <w:rPr>
-                <w:rFonts w:ascii="Courier New" w:hAnsi="Courier New" w:eastAsia="Courier New"/>
-                <w:sz w:val="15"/>
-              </w:rPr>
-              <w:t xml:space="preserve">    echo "================== ПРОЧЕЕ =================="</w:t>
-            </w:r>
-          </w:p>
-          <w:p>
-            <w:pPr>
-              <w:spacing w:line="240" w:lineRule="auto"/>
-            </w:pPr>
-            <w:r>
-              <w:rPr>
-                <w:rFonts w:ascii="Courier New" w:hAnsi="Courier New" w:eastAsia="Courier New"/>
-                <w:sz w:val="15"/>
-              </w:rPr>
-              <w:t xml:space="preserve">    echo "  ./h reports [N ...]       - пересобрать отчёты .docx (reports/docx)"</w:t>
-            </w:r>
-          </w:p>
-          <w:p>
-            <w:pPr>
-              <w:spacing w:line="240" w:lineRule="auto"/>
-            </w:pPr>
-            <w:r>
-              <w:rPr>
-                <w:rFonts w:ascii="Courier New" w:hAnsi="Courier New" w:eastAsia="Courier New"/>
-                <w:sz w:val="15"/>
-              </w:rPr>
-              <w:t xml:space="preserve">    echo "  ./h psql                  - консоль psql (база sales)"</w:t>
-            </w:r>
-          </w:p>
-          <w:p>
-            <w:pPr>
-              <w:spacing w:line="240" w:lineRule="auto"/>
-            </w:pPr>
-            <w:r>
-              <w:rPr>
-                <w:rFonts w:ascii="Courier New" w:hAnsi="Courier New" w:eastAsia="Courier New"/>
-                <w:sz w:val="15"/>
-              </w:rPr>
-              <w:t xml:space="preserve">    echo "  ./h файл.sql [a1 [a2 [a3]]] - выполнить любой psql-сценарий с параметрами"</w:t>
+              <w:t>function Show-Text([string]$file) {</w:t>
+            </w:r>
+          </w:p>
+          <w:p>
+            <w:pPr>
+              <w:spacing w:line="240" w:lineRule="auto"/>
+            </w:pPr>
+            <w:r>
+              <w:rPr>
+                <w:rFonts w:ascii="Courier New" w:hAnsi="Courier New" w:eastAsia="Courier New"/>
+                <w:sz w:val="15"/>
+              </w:rPr>
+              <w:t xml:space="preserve">    $b = [IO.File]::ReadAllBytes((Join-Path $Root $file))</w:t>
+            </w:r>
+          </w:p>
+          <w:p>
+            <w:pPr>
+              <w:spacing w:line="240" w:lineRule="auto"/>
+            </w:pPr>
+            <w:r>
+              <w:rPr>
+                <w:rFonts w:ascii="Courier New" w:hAnsi="Courier New" w:eastAsia="Courier New"/>
+                <w:sz w:val="15"/>
+              </w:rPr>
+              <w:t xml:space="preserve">    $StdOut.Write($b, 0, $b.Length)</w:t>
+            </w:r>
+          </w:p>
+          <w:p>
+            <w:pPr>
+              <w:spacing w:line="240" w:lineRule="auto"/>
+            </w:pPr>
+            <w:r>
+              <w:rPr>
+                <w:rFonts w:ascii="Courier New" w:hAnsi="Courier New" w:eastAsia="Courier New"/>
+                <w:sz w:val="15"/>
+              </w:rPr>
+              <w:t>}</w:t>
+            </w:r>
+          </w:p>
+          <w:p>
+            <w:pPr>
+              <w:spacing w:line="240" w:lineRule="auto"/>
+            </w:pPr>
+            <w:r>
+              <w:rPr>
+                <w:rFonts w:ascii="Courier New" w:hAnsi="Courier New" w:eastAsia="Courier New"/>
+                <w:sz w:val="15"/>
+              </w:rPr>
+              <w:t xml:space="preserve"> </w:t>
+            </w:r>
+          </w:p>
+          <w:p>
+            <w:pPr>
+              <w:spacing w:line="240" w:lineRule="auto"/>
+            </w:pPr>
+            <w:r>
+              <w:rPr>
+                <w:rFonts w:ascii="Courier New" w:hAnsi="Courier New" w:eastAsia="Courier New"/>
+                <w:sz w:val="15"/>
+              </w:rPr>
+              <w:t>$Argv = @($args)</w:t>
+            </w:r>
+          </w:p>
+          <w:p>
+            <w:pPr>
+              <w:spacing w:line="240" w:lineRule="auto"/>
+            </w:pPr>
+            <w:r>
+              <w:rPr>
+                <w:rFonts w:ascii="Courier New" w:hAnsi="Courier New" w:eastAsia="Courier New"/>
+                <w:sz w:val="15"/>
+              </w:rPr>
+              <w:t>$A = $Argv + @('', '', '', '', '', '', '', '') | ForEach-Object { [string]$_ }</w:t>
+            </w:r>
+          </w:p>
+          <w:p>
+            <w:pPr>
+              <w:spacing w:line="240" w:lineRule="auto"/>
+            </w:pPr>
+            <w:r>
+              <w:rPr>
+                <w:rFonts w:ascii="Courier New" w:hAnsi="Courier New" w:eastAsia="Courier New"/>
+                <w:sz w:val="15"/>
+              </w:rPr>
+              <w:t xml:space="preserve"> </w:t>
+            </w:r>
+          </w:p>
+          <w:p>
+            <w:pPr>
+              <w:spacing w:line="240" w:lineRule="auto"/>
+            </w:pPr>
+            <w:r>
+              <w:rPr>
+                <w:rFonts w:ascii="Courier New" w:hAnsi="Courier New" w:eastAsia="Courier New"/>
+                <w:sz w:val="15"/>
+              </w:rPr>
+              <w:t>if (-not $A[0]) {</w:t>
+            </w:r>
+          </w:p>
+          <w:p>
+            <w:pPr>
+              <w:spacing w:line="240" w:lineRule="auto"/>
+            </w:pPr>
+            <w:r>
+              <w:rPr>
+                <w:rFonts w:ascii="Courier New" w:hAnsi="Courier New" w:eastAsia="Courier New"/>
+                <w:sz w:val="15"/>
+              </w:rPr>
+              <w:t xml:space="preserve">    Say @'</w:t>
+            </w:r>
+          </w:p>
+          <w:p>
+            <w:pPr>
+              <w:spacing w:line="240" w:lineRule="auto"/>
+            </w:pPr>
+            <w:r>
+              <w:rPr>
+                <w:rFonts w:ascii="Courier New" w:hAnsi="Courier New" w:eastAsia="Courier New"/>
+                <w:sz w:val="15"/>
+              </w:rPr>
+              <w:t>=============================================</w:t>
+            </w:r>
+          </w:p>
+          <w:p>
+            <w:pPr>
+              <w:spacing w:line="240" w:lineRule="auto"/>
+            </w:pPr>
+            <w:r>
+              <w:rPr>
+                <w:rFonts w:ascii="Courier New" w:hAnsi="Courier New" w:eastAsia="Courier New"/>
+                <w:sz w:val="15"/>
+              </w:rPr>
+              <w:t xml:space="preserve">  ПАБД: БАЗА ДАННЫХ SALES, ВАРИАНТЫ 20 И 22</w:t>
+            </w:r>
+          </w:p>
+          <w:p>
+            <w:pPr>
+              <w:spacing w:line="240" w:lineRule="auto"/>
+            </w:pPr>
+            <w:r>
+              <w:rPr>
+                <w:rFonts w:ascii="Courier New" w:hAnsi="Courier New" w:eastAsia="Courier New"/>
+                <w:sz w:val="15"/>
+              </w:rPr>
+              <w:t>=============================================</w:t>
+            </w:r>
+          </w:p>
+          <w:p>
+            <w:pPr>
+              <w:spacing w:line="240" w:lineRule="auto"/>
+            </w:pPr>
+            <w:r>
+              <w:rPr>
+                <w:rFonts w:ascii="Courier New" w:hAnsi="Courier New" w:eastAsia="Courier New"/>
+                <w:sz w:val="15"/>
+              </w:rPr>
+              <w:t xml:space="preserve"> </w:t>
+            </w:r>
+          </w:p>
+          <w:p>
+            <w:pPr>
+              <w:spacing w:line="240" w:lineRule="auto"/>
+            </w:pPr>
+            <w:r>
+              <w:rPr>
+                <w:rFonts w:ascii="Courier New" w:hAnsi="Courier New" w:eastAsia="Courier New"/>
+                <w:sz w:val="15"/>
+              </w:rPr>
+              <w:t>================== ЛР1: БАЗА И ЗАДАНИЯ ==================</w:t>
+            </w:r>
+          </w:p>
+          <w:p>
+            <w:pPr>
+              <w:spacing w:line="240" w:lineRule="auto"/>
+            </w:pPr>
+            <w:r>
+              <w:rPr>
+                <w:rFonts w:ascii="Courier New" w:hAnsi="Courier New" w:eastAsia="Courier New"/>
+                <w:sz w:val="15"/>
+              </w:rPr>
+              <w:t xml:space="preserve">  ./help db              - создать БД sales, таблицы и загрузить данные</w:t>
+            </w:r>
+          </w:p>
+          <w:p>
+            <w:pPr>
+              <w:spacing w:line="240" w:lineRule="auto"/>
+            </w:pPr>
+            <w:r>
+              <w:rPr>
+                <w:rFonts w:ascii="Courier New" w:hAnsi="Courier New" w:eastAsia="Courier New"/>
+                <w:sz w:val="15"/>
+              </w:rPr>
+              <w:t xml:space="preserve">  ./help counts          - количество строк в таблицах</w:t>
+            </w:r>
+          </w:p>
+          <w:p>
+            <w:pPr>
+              <w:spacing w:line="240" w:lineRule="auto"/>
+            </w:pPr>
+            <w:r>
+              <w:rPr>
+                <w:rFonts w:ascii="Courier New" w:hAnsi="Courier New" w:eastAsia="Courier New"/>
+                <w:sz w:val="15"/>
+              </w:rPr>
+              <w:t xml:space="preserve">  ./help v20 1 [дата1 дата2 [категория]]  - в.20: объём поставок по категории и кварталу</w:t>
+            </w:r>
+          </w:p>
+          <w:p>
+            <w:pPr>
+              <w:spacing w:line="240" w:lineRule="auto"/>
+            </w:pPr>
+            <w:r>
+              <w:rPr>
+                <w:rFonts w:ascii="Courier New" w:hAnsi="Courier New" w:eastAsia="Courier New"/>
+                <w:sz w:val="15"/>
+              </w:rPr>
+              <w:t xml:space="preserve">  ./help v20 2 [год1 год2 [день недели]]  - в.20: продажи (шт) по дню недели и району</w:t>
+            </w:r>
+          </w:p>
+          <w:p>
+            <w:pPr>
+              <w:spacing w:line="240" w:lineRule="auto"/>
+            </w:pPr>
+            <w:r>
+              <w:rPr>
+                <w:rFonts w:ascii="Courier New" w:hAnsi="Courier New" w:eastAsia="Courier New"/>
+                <w:sz w:val="15"/>
+              </w:rPr>
+              <w:t xml:space="preserve">  ./help v22 1 [дата1 дата2 [поставщик]]  - в.22: выручка по поставщику и декаде</w:t>
+            </w:r>
+          </w:p>
+          <w:p>
+            <w:pPr>
+              <w:spacing w:line="240" w:lineRule="auto"/>
+            </w:pPr>
+            <w:r>
+              <w:rPr>
+                <w:rFonts w:ascii="Courier New" w:hAnsi="Courier New" w:eastAsia="Courier New"/>
+                <w:sz w:val="15"/>
+              </w:rPr>
+              <w:t xml:space="preserve">  ./help v22 2 [год1 год2 [время года]]   - в.22: затраты клиентов по сезону и полу</w:t>
+            </w:r>
+          </w:p>
+          <w:p>
+            <w:pPr>
+              <w:spacing w:line="240" w:lineRule="auto"/>
+            </w:pPr>
+            <w:r>
+              <w:rPr>
+                <w:rFonts w:ascii="Courier New" w:hAnsi="Courier New" w:eastAsia="Courier New"/>
+                <w:sz w:val="15"/>
+              </w:rPr>
+              <w:t xml:space="preserve">  ./help all             - все 4 задания с параметрами по умолчанию</w:t>
+            </w:r>
+          </w:p>
+          <w:p>
+            <w:pPr>
+              <w:spacing w:line="240" w:lineRule="auto"/>
+            </w:pPr>
+            <w:r>
+              <w:rPr>
+                <w:rFonts w:ascii="Courier New" w:hAnsi="Courier New" w:eastAsia="Courier New"/>
+                <w:sz w:val="15"/>
+              </w:rPr>
+              <w:t xml:space="preserve">  ./help lr1 lan         - настроить pg_hba.conf и брандмауэр для сети (от администратора)</w:t>
+            </w:r>
+          </w:p>
+          <w:p>
+            <w:pPr>
+              <w:spacing w:line="240" w:lineRule="auto"/>
+            </w:pPr>
+            <w:r>
+              <w:rPr>
+                <w:rFonts w:ascii="Courier New" w:hAnsi="Courier New" w:eastAsia="Courier New"/>
+                <w:sz w:val="15"/>
+              </w:rPr>
+              <w:t xml:space="preserve">  ./help lr1 client сценарий [a1 a2 a3] - выполнить сценарий через s_lan.bat (сервер по IP)</w:t>
+            </w:r>
+          </w:p>
+          <w:p>
+            <w:pPr>
+              <w:spacing w:line="240" w:lineRule="auto"/>
+            </w:pPr>
+            <w:r>
+              <w:rPr>
+                <w:rFonts w:ascii="Courier New" w:hAnsi="Courier New" w:eastAsia="Courier New"/>
+                <w:sz w:val="15"/>
+              </w:rPr>
+              <w:t xml:space="preserve">  Пример: ./help v20 1 01.01.2021 31.12.2022 мебель</w:t>
+            </w:r>
+          </w:p>
+          <w:p>
+            <w:pPr>
+              <w:spacing w:line="240" w:lineRule="auto"/>
+            </w:pPr>
+            <w:r>
+              <w:rPr>
+                <w:rFonts w:ascii="Courier New" w:hAnsi="Courier New" w:eastAsia="Courier New"/>
+                <w:sz w:val="15"/>
+              </w:rPr>
+              <w:t xml:space="preserve"> </w:t>
+            </w:r>
+          </w:p>
+          <w:p>
+            <w:pPr>
+              <w:spacing w:line="240" w:lineRule="auto"/>
+            </w:pPr>
+            <w:r>
+              <w:rPr>
+                <w:rFonts w:ascii="Courier New" w:hAnsi="Courier New" w:eastAsia="Courier New"/>
+                <w:sz w:val="15"/>
+              </w:rPr>
+              <w:t>================== ЛР2: ОБЪЁМНАЯ БД, ИНДЕКСЫ, EXPLAIN ==================</w:t>
+            </w:r>
+          </w:p>
+          <w:p>
+            <w:pPr>
+              <w:spacing w:line="240" w:lineRule="auto"/>
+            </w:pPr>
+            <w:r>
+              <w:rPr>
+                <w:rFonts w:ascii="Courier New" w:hAnsi="Courier New" w:eastAsia="Courier New"/>
+                <w:sz w:val="15"/>
+              </w:rPr>
+              <w:t xml:space="preserve">  ./help lr2 gen [N]           - ПРОДАЖА: N псевдослучайных записей (по умолч. 2 000 000)</w:t>
+            </w:r>
+          </w:p>
+          <w:p>
+            <w:pPr>
+              <w:spacing w:line="240" w:lineRule="auto"/>
+            </w:pPr>
+            <w:r>
+              <w:rPr>
+                <w:rFonts w:ascii="Courier New" w:hAnsi="Courier New" w:eastAsia="Courier New"/>
+                <w:sz w:val="15"/>
+              </w:rPr>
+              <w:t xml:space="preserve">  ./help lr2 restore           - вернуть 1000 записей ПРОДАЖА из ЛР1</w:t>
+            </w:r>
+          </w:p>
+          <w:p>
+            <w:pPr>
+              <w:spacing w:line="240" w:lineRule="auto"/>
+            </w:pPr>
+            <w:r>
+              <w:rPr>
+                <w:rFonts w:ascii="Courier New" w:hAnsi="Courier New" w:eastAsia="Courier New"/>
+                <w:sz w:val="15"/>
+              </w:rPr>
+              <w:t xml:space="preserve">  ./help lr2 tbs [каталог]     - вынести ПРОДАЖА в табличное пространство (D:/PG_TBS)</w:t>
+            </w:r>
+          </w:p>
+          <w:p>
+            <w:pPr>
+              <w:spacing w:line="240" w:lineRule="auto"/>
+            </w:pPr>
+            <w:r>
+              <w:rPr>
+                <w:rFonts w:ascii="Courier New" w:hAnsi="Courier New" w:eastAsia="Courier New"/>
+                <w:sz w:val="15"/>
+              </w:rPr>
+              <w:t xml:space="preserve">  ./help lr2 time 20|22        - время запроса (*) по CURRENT_TIME, 5 замеров</w:t>
+            </w:r>
+          </w:p>
+          <w:p>
+            <w:pPr>
+              <w:spacing w:line="240" w:lineRule="auto"/>
+            </w:pPr>
+            <w:r>
+              <w:rPr>
+                <w:rFonts w:ascii="Courier New" w:hAnsi="Courier New" w:eastAsia="Courier New"/>
+                <w:sz w:val="15"/>
+              </w:rPr>
+              <w:t xml:space="preserve">  ./help lr2 timing 20|22      - время запроса (*) по \timing on, 5 замеров</w:t>
+            </w:r>
+          </w:p>
+          <w:p>
+            <w:pPr>
+              <w:spacing w:line="240" w:lineRule="auto"/>
+            </w:pPr>
+            <w:r>
+              <w:rPr>
+                <w:rFonts w:ascii="Courier New" w:hAnsi="Courier New" w:eastAsia="Courier New"/>
+                <w:sz w:val="15"/>
+              </w:rPr>
+              <w:t xml:space="preserve">  ./help lr2 idx 20|22         - индексы ПРОДАЖА и таблицы-справочника</w:t>
+            </w:r>
+          </w:p>
+          <w:p>
+            <w:pPr>
+              <w:spacing w:line="240" w:lineRule="auto"/>
+            </w:pPr>
+            <w:r>
+              <w:rPr>
+                <w:rFonts w:ascii="Courier New" w:hAnsi="Courier New" w:eastAsia="Courier New"/>
+                <w:sz w:val="15"/>
+              </w:rPr>
+              <w:t xml:space="preserve">  ./help lr2 idx1 20|22 [btree|hash] - создать индекс ПРОДАЖА по полю-ссылке</w:t>
+            </w:r>
+          </w:p>
+          <w:p>
+            <w:pPr>
+              <w:spacing w:line="240" w:lineRule="auto"/>
+            </w:pPr>
+            <w:r>
+              <w:rPr>
+                <w:rFonts w:ascii="Courier New" w:hAnsi="Courier New" w:eastAsia="Courier New"/>
+                <w:sz w:val="15"/>
+              </w:rPr>
+              <w:t xml:space="preserve">  ./help lr2 idx0 20|22        - удалить индекс ПРОДАЖА по полю-ссылке</w:t>
+            </w:r>
+          </w:p>
+          <w:p>
+            <w:pPr>
+              <w:spacing w:line="240" w:lineRule="auto"/>
+            </w:pPr>
+            <w:r>
+              <w:rPr>
+                <w:rFonts w:ascii="Courier New" w:hAnsi="Courier New" w:eastAsia="Courier New"/>
+                <w:sz w:val="15"/>
+              </w:rPr>
+              <w:t xml:space="preserve">  ./help lr2 pk1 20|22         - справочник с PRIMARY KEY (create_ref0)</w:t>
+            </w:r>
+          </w:p>
+          <w:p>
+            <w:pPr>
+              <w:spacing w:line="240" w:lineRule="auto"/>
+            </w:pPr>
+            <w:r>
+              <w:rPr>
+                <w:rFonts w:ascii="Courier New" w:hAnsi="Courier New" w:eastAsia="Courier New"/>
+                <w:sz w:val="15"/>
+              </w:rPr>
+              <w:t xml:space="preserve">  ./help lr2 pk0 20|22         - справочник без PRIMARY KEY (create_ref1)</w:t>
+            </w:r>
+          </w:p>
+          <w:p>
+            <w:pPr>
+              <w:spacing w:line="240" w:lineRule="auto"/>
+            </w:pPr>
+            <w:r>
+              <w:rPr>
+                <w:rFonts w:ascii="Courier New" w:hAnsi="Courier New" w:eastAsia="Courier New"/>
+                <w:sz w:val="15"/>
+              </w:rPr>
+              <w:t xml:space="preserve">  ./help lr2 copy 20|22        - перезагрузить справочник из DATA/SOURCE</w:t>
+            </w:r>
+          </w:p>
+          <w:p>
+            <w:pPr>
+              <w:spacing w:line="240" w:lineRule="auto"/>
+            </w:pPr>
+            <w:r>
+              <w:rPr>
+                <w:rFonts w:ascii="Courier New" w:hAnsi="Courier New" w:eastAsia="Courier New"/>
+                <w:sz w:val="15"/>
+              </w:rPr>
+              <w:t xml:space="preserve">  ./help lr2 explain 20|22 [1] - EXPLAIN / EXPLAIN ANALYZE (1 - с WHERE)</w:t>
+            </w:r>
+          </w:p>
+          <w:p>
+            <w:pPr>
+              <w:spacing w:line="240" w:lineRule="auto"/>
+            </w:pPr>
+            <w:r>
+              <w:rPr>
+                <w:rFonts w:ascii="Courier New" w:hAnsi="Courier New" w:eastAsia="Courier New"/>
+                <w:sz w:val="15"/>
+              </w:rPr>
+              <w:t xml:space="preserve">  ./help lr2 measure 20|22 [прогонов] - протокол замеров -&gt; results/lr2_vNN_results.txt</w:t>
+            </w:r>
+          </w:p>
+          <w:p>
+            <w:pPr>
+              <w:spacing w:line="240" w:lineRule="auto"/>
+            </w:pPr>
+            <w:r>
+              <w:rPr>
+                <w:rFonts w:ascii="Courier New" w:hAnsi="Courier New" w:eastAsia="Courier New"/>
+                <w:sz w:val="15"/>
+              </w:rPr>
+              <w:t xml:space="preserve">  ./help lr2 results 20|22     - показать протокол замеров</w:t>
+            </w:r>
+          </w:p>
+          <w:p>
+            <w:pPr>
+              <w:spacing w:line="240" w:lineRule="auto"/>
+            </w:pPr>
+            <w:r>
+              <w:rPr>
+                <w:rFonts w:ascii="Courier New" w:hAnsi="Courier New" w:eastAsia="Courier New"/>
+                <w:sz w:val="15"/>
+              </w:rPr>
+              <w:t xml:space="preserve"> </w:t>
+            </w:r>
+          </w:p>
+          <w:p>
+            <w:pPr>
+              <w:spacing w:line="240" w:lineRule="auto"/>
+            </w:pPr>
+            <w:r>
+              <w:rPr>
+                <w:rFonts w:ascii="Courier New" w:hAnsi="Courier New" w:eastAsia="Courier New"/>
+                <w:sz w:val="15"/>
+              </w:rPr>
+              <w:t>================== ЛР3: ПОЛЬЗОВАТЕЛЬСКИЕ ТИПЫ ==================</w:t>
+            </w:r>
+          </w:p>
+          <w:p>
+            <w:pPr>
+              <w:spacing w:line="240" w:lineRule="auto"/>
+            </w:pPr>
+            <w:r>
+              <w:rPr>
+                <w:rFonts w:ascii="Courier New" w:hAnsi="Courier New" w:eastAsia="Courier New"/>
+                <w:sz w:val="15"/>
+              </w:rPr>
+              <w:t xml:space="preserve">  ./help lr3 cmplx             - пример преподавателя (complex)</w:t>
+            </w:r>
+          </w:p>
+          <w:p>
+            <w:pPr>
+              <w:spacing w:line="240" w:lineRule="auto"/>
+            </w:pPr>
+            <w:r>
+              <w:rPr>
+                <w:rFonts w:ascii="Courier New" w:hAnsi="Courier New" w:eastAsia="Courier New"/>
+                <w:sz w:val="15"/>
+              </w:rPr>
+              <w:t xml:space="preserve">  ./help lr3 20                - в.20: трёхмерный вектор (vector3)</w:t>
+            </w:r>
+          </w:p>
+          <w:p>
+            <w:pPr>
+              <w:spacing w:line="240" w:lineRule="auto"/>
+            </w:pPr>
+            <w:r>
+              <w:rPr>
+                <w:rFonts w:ascii="Courier New" w:hAnsi="Courier New" w:eastAsia="Courier New"/>
+                <w:sz w:val="15"/>
+              </w:rPr>
+              <w:t xml:space="preserve">  ./help lr3 22                - в.22: рациональное число (rational)</w:t>
+            </w:r>
+          </w:p>
+          <w:p>
+            <w:pPr>
+              <w:spacing w:line="240" w:lineRule="auto"/>
+            </w:pPr>
+            <w:r>
+              <w:rPr>
+                <w:rFonts w:ascii="Courier New" w:hAnsi="Courier New" w:eastAsia="Courier New"/>
+                <w:sz w:val="15"/>
+              </w:rPr>
+              <w:t xml:space="preserve"> </w:t>
+            </w:r>
+          </w:p>
+          <w:p>
+            <w:pPr>
+              <w:spacing w:line="240" w:lineRule="auto"/>
+            </w:pPr>
+            <w:r>
+              <w:rPr>
+                <w:rFonts w:ascii="Courier New" w:hAnsi="Courier New" w:eastAsia="Courier New"/>
+                <w:sz w:val="15"/>
+              </w:rPr>
+              <w:t>================== ЛР4: РЕЗЕРВНОЕ КОПИРОВАНИЕ ==================</w:t>
+            </w:r>
+          </w:p>
+          <w:p>
+            <w:pPr>
+              <w:spacing w:line="240" w:lineRule="auto"/>
+            </w:pPr>
+            <w:r>
+              <w:rPr>
+                <w:rFonts w:ascii="Courier New" w:hAnsi="Courier New" w:eastAsia="Courier New"/>
+                <w:sz w:val="15"/>
+              </w:rPr>
+              <w:t xml:space="preserve">  ./help lr4 all [20|22]       - пп. 1-10 целиком -&gt; results/lr4_vNN_protocol.txt</w:t>
+            </w:r>
+          </w:p>
+          <w:p>
+            <w:pPr>
+              <w:spacing w:line="240" w:lineRule="auto"/>
+            </w:pPr>
+            <w:r>
+              <w:rPr>
+                <w:rFonts w:ascii="Courier New" w:hAnsi="Courier New" w:eastAsia="Courier New"/>
+                <w:sz w:val="15"/>
+              </w:rPr>
+              <w:t xml:space="preserve">  ./help lr4 base              - создать базу BASE из данных ЛР1</w:t>
+            </w:r>
+          </w:p>
+          <w:p>
+            <w:pPr>
+              <w:spacing w:line="240" w:lineRule="auto"/>
+            </w:pPr>
+            <w:r>
+              <w:rPr>
+                <w:rFonts w:ascii="Courier New" w:hAnsi="Courier New" w:eastAsia="Courier New"/>
+                <w:sz w:val="15"/>
+              </w:rPr>
+              <w:t xml:space="preserve">  ./help lr4 tasks N [база]    - контрольные задачи -&gt; taskN-01..03</w:t>
+            </w:r>
+          </w:p>
+          <w:p>
+            <w:pPr>
+              <w:spacing w:line="240" w:lineRule="auto"/>
+            </w:pPr>
+            <w:r>
+              <w:rPr>
+                <w:rFonts w:ascii="Courier New" w:hAnsi="Courier New" w:eastAsia="Courier New"/>
+                <w:sz w:val="15"/>
+              </w:rPr>
+              <w:t xml:space="preserve">  ./help lr4 dump1|dump2|dump3 - pg_dump в файл / rar / многотомный rar</w:t>
+            </w:r>
+          </w:p>
+          <w:p>
+            <w:pPr>
+              <w:spacing w:line="240" w:lineRule="auto"/>
+            </w:pPr>
+            <w:r>
+              <w:rPr>
+                <w:rFonts w:ascii="Courier New" w:hAnsi="Courier New" w:eastAsia="Courier New"/>
+                <w:sz w:val="15"/>
+              </w:rPr>
+              <w:t xml:space="preserve">  (каталог копий: lab4/work или $env:LR4_WORK='D:/LR4_WORK'; ./help lr4 all)</w:t>
+            </w:r>
+          </w:p>
+          <w:p>
+            <w:pPr>
+              <w:spacing w:line="240" w:lineRule="auto"/>
+            </w:pPr>
+            <w:r>
+              <w:rPr>
+                <w:rFonts w:ascii="Courier New" w:hAnsi="Courier New" w:eastAsia="Courier New"/>
+                <w:sz w:val="15"/>
+              </w:rPr>
+              <w:t xml:space="preserve"> </w:t>
+            </w:r>
+          </w:p>
+          <w:p>
+            <w:pPr>
+              <w:spacing w:line="240" w:lineRule="auto"/>
+            </w:pPr>
+            <w:r>
+              <w:rPr>
+                <w:rFonts w:ascii="Courier New" w:hAnsi="Courier New" w:eastAsia="Courier New"/>
+                <w:sz w:val="15"/>
+              </w:rPr>
+              <w:t>================== ЛР5: ФУНКЦИИ НА C ==================</w:t>
+            </w:r>
+          </w:p>
+          <w:p>
+            <w:pPr>
+              <w:spacing w:line="240" w:lineRule="auto"/>
+            </w:pPr>
+            <w:r>
+              <w:rPr>
+                <w:rFonts w:ascii="Courier New" w:hAnsi="Courier New" w:eastAsia="Courier New"/>
+                <w:sz w:val="15"/>
+              </w:rPr>
+              <w:t xml:space="preserve">  ./help lr5 build 20|22       - компиляция и сборка vNN.dll (-&gt; D:\PG_DLL)</w:t>
+            </w:r>
+          </w:p>
+          <w:p>
+            <w:pPr>
+              <w:spacing w:line="240" w:lineRule="auto"/>
+            </w:pPr>
+            <w:r>
+              <w:rPr>
+                <w:rFonts w:ascii="Courier New" w:hAnsi="Courier New" w:eastAsia="Courier New"/>
+                <w:sz w:val="15"/>
+              </w:rPr>
+              <w:t xml:space="preserve">  ./help lr5 20|22 [каталог]   - регистрация функций и демонстрация на таблице T</w:t>
+            </w:r>
+          </w:p>
+          <w:p>
+            <w:pPr>
+              <w:spacing w:line="240" w:lineRule="auto"/>
+            </w:pPr>
+            <w:r>
+              <w:rPr>
+                <w:rFonts w:ascii="Courier New" w:hAnsi="Courier New" w:eastAsia="Courier New"/>
+                <w:sz w:val="15"/>
+              </w:rPr>
+              <w:t xml:space="preserve"> </w:t>
+            </w:r>
+          </w:p>
+          <w:p>
+            <w:pPr>
+              <w:spacing w:line="240" w:lineRule="auto"/>
+            </w:pPr>
+            <w:r>
+              <w:rPr>
+                <w:rFonts w:ascii="Courier New" w:hAnsi="Courier New" w:eastAsia="Courier New"/>
+                <w:sz w:val="15"/>
+              </w:rPr>
+              <w:t>================== ЛР6: КОПИРОВАНИЕ В MS SQL SERVER ==================</w:t>
+            </w:r>
+          </w:p>
+          <w:p>
+            <w:pPr>
+              <w:spacing w:line="240" w:lineRule="auto"/>
+            </w:pPr>
+            <w:r>
+              <w:rPr>
+                <w:rFonts w:ascii="Courier New" w:hAnsi="Courier New" w:eastAsia="Courier New"/>
+                <w:sz w:val="15"/>
+              </w:rPr>
+              <w:t xml:space="preserve">  ./help lr6 setup             - проверка сервера (база NEW1, таблица temp1)</w:t>
+            </w:r>
+          </w:p>
+          <w:p>
+            <w:pPr>
+              <w:spacing w:line="240" w:lineRule="auto"/>
+            </w:pPr>
+            <w:r>
+              <w:rPr>
+                <w:rFonts w:ascii="Courier New" w:hAnsi="Courier New" w:eastAsia="Courier New"/>
+                <w:sz w:val="15"/>
+              </w:rPr>
+              <w:t xml:space="preserve">  ./help lr6 sel2              - собрать фильтр sel2.exe</w:t>
+            </w:r>
+          </w:p>
+          <w:p>
+            <w:pPr>
+              <w:spacing w:line="240" w:lineRule="auto"/>
+            </w:pPr>
+            <w:r>
+              <w:rPr>
+                <w:rFonts w:ascii="Courier New" w:hAnsi="Courier New" w:eastAsia="Courier New"/>
+                <w:sz w:val="15"/>
+              </w:rPr>
+              <w:t xml:space="preserve">  ./help lr6 createdb          - создать базу SALES в MS SQL Server</w:t>
+            </w:r>
+          </w:p>
+          <w:p>
+            <w:pPr>
+              <w:spacing w:line="240" w:lineRule="auto"/>
+            </w:pPr>
+            <w:r>
+              <w:rPr>
+                <w:rFonts w:ascii="Courier New" w:hAnsi="Courier New" w:eastAsia="Courier New"/>
+                <w:sz w:val="15"/>
+              </w:rPr>
+              <w:t xml:space="preserve">  ./help lr6 copy              - скопировать все таблицы sales из PostgreSQL</w:t>
+            </w:r>
+          </w:p>
+          <w:p>
+            <w:pPr>
+              <w:spacing w:line="240" w:lineRule="auto"/>
+            </w:pPr>
+            <w:r>
+              <w:rPr>
+                <w:rFonts w:ascii="Courier New" w:hAnsi="Courier New" w:eastAsia="Courier New"/>
+                <w:sz w:val="15"/>
+              </w:rPr>
+              <w:t xml:space="preserve">  ./help lr6 disp              - проверить скопированные таблицы</w:t>
+            </w:r>
+          </w:p>
+          <w:p>
+            <w:pPr>
+              <w:spacing w:line="240" w:lineRule="auto"/>
+            </w:pPr>
+            <w:r>
+              <w:rPr>
+                <w:rFonts w:ascii="Courier New" w:hAnsi="Courier New" w:eastAsia="Courier New"/>
+                <w:sz w:val="15"/>
+              </w:rPr>
+              <w:t xml:space="preserve">  ./help lr6 v20|v22 1|2 [параметры] - задания варианта в MS SQL Server</w:t>
+            </w:r>
+          </w:p>
+          <w:p>
+            <w:pPr>
+              <w:spacing w:line="240" w:lineRule="auto"/>
+            </w:pPr>
+            <w:r>
+              <w:rPr>
+                <w:rFonts w:ascii="Courier New" w:hAnsi="Courier New" w:eastAsia="Courier New"/>
+                <w:sz w:val="15"/>
+              </w:rPr>
+              <w:t xml:space="preserve">  ./help lr6 console           - консоль sqlcmd</w:t>
+            </w:r>
+          </w:p>
+          <w:p>
+            <w:pPr>
+              <w:spacing w:line="240" w:lineRule="auto"/>
+            </w:pPr>
+            <w:r>
+              <w:rPr>
+                <w:rFonts w:ascii="Courier New" w:hAnsi="Courier New" w:eastAsia="Courier New"/>
+                <w:sz w:val="15"/>
+              </w:rPr>
+              <w:t xml:space="preserve"> </w:t>
+            </w:r>
+          </w:p>
+          <w:p>
+            <w:pPr>
+              <w:spacing w:line="240" w:lineRule="auto"/>
+            </w:pPr>
+            <w:r>
+              <w:rPr>
+                <w:rFonts w:ascii="Courier New" w:hAnsi="Courier New" w:eastAsia="Courier New"/>
+                <w:sz w:val="15"/>
+              </w:rPr>
+              <w:t>================== ЛР7: ПРЕДСТАВЛЕНИЯ И ФУНКЦИИ MS SQL SERVER ==================</w:t>
+            </w:r>
+          </w:p>
+          <w:p>
+            <w:pPr>
+              <w:spacing w:line="240" w:lineRule="auto"/>
+            </w:pPr>
+            <w:r>
+              <w:rPr>
+                <w:rFonts w:ascii="Courier New" w:hAnsi="Courier New" w:eastAsia="Courier New"/>
+                <w:sz w:val="15"/>
+              </w:rPr>
+              <w:t xml:space="preserve">  ./help lr7 create            - создать представления и функции</w:t>
+            </w:r>
+          </w:p>
+          <w:p>
+            <w:pPr>
+              <w:spacing w:line="240" w:lineRule="auto"/>
+            </w:pPr>
+            <w:r>
+              <w:rPr>
+                <w:rFonts w:ascii="Courier New" w:hAnsi="Courier New" w:eastAsia="Courier New"/>
+                <w:sz w:val="15"/>
+              </w:rPr>
+              <w:t xml:space="preserve">  ./help lr7 1 [D1 D2 P M [N]] - премия сотрудников (N - имя сотрудника)</w:t>
+            </w:r>
+          </w:p>
+          <w:p>
+            <w:pPr>
+              <w:spacing w:line="240" w:lineRule="auto"/>
+            </w:pPr>
+            <w:r>
+              <w:rPr>
+                <w:rFonts w:ascii="Courier New" w:hAnsi="Courier New" w:eastAsia="Courier New"/>
+                <w:sz w:val="15"/>
+              </w:rPr>
+              <w:t xml:space="preserve">  ./help lr7 2 [D1 D2 alpha [G]] - затраты на хранение (G - товар)</w:t>
+            </w:r>
+          </w:p>
+          <w:p>
+            <w:pPr>
+              <w:spacing w:line="240" w:lineRule="auto"/>
+            </w:pPr>
+            <w:r>
+              <w:rPr>
+                <w:rFonts w:ascii="Courier New" w:hAnsi="Courier New" w:eastAsia="Courier New"/>
+                <w:sz w:val="15"/>
+              </w:rPr>
+              <w:t xml:space="preserve">  Пример: ./help lr7 1 01.01.2021 30.06.2021 8.5 10.5 Иван</w:t>
+            </w:r>
+          </w:p>
+          <w:p>
+            <w:pPr>
+              <w:spacing w:line="240" w:lineRule="auto"/>
+            </w:pPr>
+            <w:r>
+              <w:rPr>
+                <w:rFonts w:ascii="Courier New" w:hAnsi="Courier New" w:eastAsia="Courier New"/>
+                <w:sz w:val="15"/>
+              </w:rPr>
+              <w:t xml:space="preserve"> </w:t>
+            </w:r>
+          </w:p>
+          <w:p>
+            <w:pPr>
+              <w:spacing w:line="240" w:lineRule="auto"/>
+            </w:pPr>
+            <w:r>
+              <w:rPr>
+                <w:rFonts w:ascii="Courier New" w:hAnsi="Courier New" w:eastAsia="Courier New"/>
+                <w:sz w:val="15"/>
+              </w:rPr>
+              <w:t>================== ЛР8: ПРОГРАММЫ С ДАННЫМИ MS SQL SERVER ==================</w:t>
+            </w:r>
+          </w:p>
+          <w:p>
+            <w:pPr>
+              <w:spacing w:line="240" w:lineRule="auto"/>
+            </w:pPr>
+            <w:r>
+              <w:rPr>
+                <w:rFonts w:ascii="Courier New" w:hAnsi="Courier New" w:eastAsia="Courier New"/>
+                <w:sz w:val="15"/>
+              </w:rPr>
+              <w:t xml:space="preserve">  ./help lr8 build             - компиляция программы C# варианта 20</w:t>
+            </w:r>
+          </w:p>
+          <w:p>
+            <w:pPr>
+              <w:spacing w:line="240" w:lineRule="auto"/>
+            </w:pPr>
+            <w:r>
+              <w:rPr>
+                <w:rFonts w:ascii="Courier New" w:hAnsi="Courier New" w:eastAsia="Courier New"/>
+                <w:sz w:val="15"/>
+              </w:rPr>
+              <w:t xml:space="preserve">  ./help lr8 20 [D1 D2 [категория]] - в.20 (C#): продажи (шт) по категории и кварталу</w:t>
+            </w:r>
+          </w:p>
+          <w:p>
+            <w:pPr>
+              <w:spacing w:line="240" w:lineRule="auto"/>
+            </w:pPr>
+            <w:r>
+              <w:rPr>
+                <w:rFonts w:ascii="Courier New" w:hAnsi="Courier New" w:eastAsia="Courier New"/>
+                <w:sz w:val="15"/>
+              </w:rPr>
+              <w:t xml:space="preserve">  ./help lr8 22 [D1 D2 [поставщик]] - в.22 (Python): затраты клиентов по поставщику и декаде</w:t>
+            </w:r>
+          </w:p>
+          <w:p>
+            <w:pPr>
+              <w:spacing w:line="240" w:lineRule="auto"/>
+            </w:pPr>
+            <w:r>
+              <w:rPr>
+                <w:rFonts w:ascii="Courier New" w:hAnsi="Courier New" w:eastAsia="Courier New"/>
+                <w:sz w:val="15"/>
+              </w:rPr>
+              <w:t xml:space="preserve"> </w:t>
+            </w:r>
+          </w:p>
+          <w:p>
+            <w:pPr>
+              <w:spacing w:line="240" w:lineRule="auto"/>
+            </w:pPr>
+            <w:r>
+              <w:rPr>
+                <w:rFonts w:ascii="Courier New" w:hAnsi="Courier New" w:eastAsia="Courier New"/>
+                <w:sz w:val="15"/>
+              </w:rPr>
+              <w:t>================== ПРОЧЕЕ ==================</w:t>
+            </w:r>
+          </w:p>
+          <w:p>
+            <w:pPr>
+              <w:spacing w:line="240" w:lineRule="auto"/>
+            </w:pPr>
+            <w:r>
+              <w:rPr>
+                <w:rFonts w:ascii="Courier New" w:hAnsi="Courier New" w:eastAsia="Courier New"/>
+                <w:sz w:val="15"/>
+              </w:rPr>
+              <w:t xml:space="preserve">  ./help reports [N ...]       - пересобрать отчёты .docx (reports/docx)</w:t>
+            </w:r>
+          </w:p>
+          <w:p>
+            <w:pPr>
+              <w:spacing w:line="240" w:lineRule="auto"/>
+            </w:pPr>
+            <w:r>
+              <w:rPr>
+                <w:rFonts w:ascii="Courier New" w:hAnsi="Courier New" w:eastAsia="Courier New"/>
+                <w:sz w:val="15"/>
+              </w:rPr>
+              <w:t xml:space="preserve">  ./help psql                  - консоль psql (база sales)</w:t>
+            </w:r>
+          </w:p>
+          <w:p>
+            <w:pPr>
+              <w:spacing w:line="240" w:lineRule="auto"/>
+            </w:pPr>
+            <w:r>
+              <w:rPr>
+                <w:rFonts w:ascii="Courier New" w:hAnsi="Courier New" w:eastAsia="Courier New"/>
+                <w:sz w:val="15"/>
+              </w:rPr>
+              <w:t xml:space="preserve">  ./help файл.sql [a1 [a2 [a3]]] - выполнить любой psql-сценарий с параметрами</w:t>
+            </w:r>
+          </w:p>
+          <w:p>
+            <w:pPr>
+              <w:spacing w:line="240" w:lineRule="auto"/>
+            </w:pPr>
+            <w:r>
+              <w:rPr>
+                <w:rFonts w:ascii="Courier New" w:hAnsi="Courier New" w:eastAsia="Courier New"/>
+                <w:sz w:val="15"/>
+              </w:rPr>
+              <w:t>'@</w:t>
             </w:r>
           </w:p>
           <w:p>
@@ -12222,7 +13400,7 @@
                 <w:rFonts w:ascii="Courier New" w:hAnsi="Courier New" w:eastAsia="Courier New"/>
                 <w:sz w:val="15"/>
               </w:rPr>
-              <w:t>fi</w:t>
+              <w:t>}</w:t>
             </w:r>
           </w:p>
           <w:p>
@@ -12246,31 +13424,19 @@
                 <w:rFonts w:ascii="Courier New" w:hAnsi="Courier New" w:eastAsia="Courier New"/>
                 <w:sz w:val="15"/>
               </w:rPr>
-              <w:t>if [[ "$1" == *.sql ]]; then</w:t>
-            </w:r>
-          </w:p>
-          <w:p>
-            <w:pPr>
-              <w:spacing w:line="240" w:lineRule="auto"/>
-            </w:pPr>
-            <w:r>
-              <w:rPr>
-                <w:rFonts w:ascii="Courier New" w:hAnsi="Courier New" w:eastAsia="Courier New"/>
-                <w:sz w:val="15"/>
-              </w:rPr>
-              <w:t xml:space="preserve">    f="$1"; shift</w:t>
-            </w:r>
-          </w:p>
-          <w:p>
-            <w:pPr>
-              <w:spacing w:line="240" w:lineRule="auto"/>
-            </w:pPr>
-            <w:r>
-              <w:rPr>
-                <w:rFonts w:ascii="Courier New" w:hAnsi="Courier New" w:eastAsia="Courier New"/>
-                <w:sz w:val="15"/>
-              </w:rPr>
-              <w:t xml:space="preserve">    run "$f" "$@"</w:t>
+              <w:t>if ($A[0] -like '*.sql') {</w:t>
+            </w:r>
+          </w:p>
+          <w:p>
+            <w:pPr>
+              <w:spacing w:line="240" w:lineRule="auto"/>
+            </w:pPr>
+            <w:r>
+              <w:rPr>
+                <w:rFonts w:ascii="Courier New" w:hAnsi="Courier New" w:eastAsia="Courier New"/>
+                <w:sz w:val="15"/>
+              </w:rPr>
+              <w:t xml:space="preserve">    Run $A[0] $A[1] $A[2] $A[3]</w:t>
             </w:r>
           </w:p>
           <w:p>
@@ -12294,7 +13460,7 @@
                 <w:rFonts w:ascii="Courier New" w:hAnsi="Courier New" w:eastAsia="Courier New"/>
                 <w:sz w:val="15"/>
               </w:rPr>
-              <w:t>fi</w:t>
+              <w:t>}</w:t>
             </w:r>
           </w:p>
           <w:p>
@@ -12318,7 +13484,7 @@
                 <w:rFonts w:ascii="Courier New" w:hAnsi="Courier New" w:eastAsia="Courier New"/>
                 <w:sz w:val="15"/>
               </w:rPr>
-              <w:t>case "$1" in</w:t>
+              <w:t>switch ($A[0]) {</w:t>
             </w:r>
           </w:p>
           <w:p>
@@ -12342,175 +13508,175 @@
                 <w:rFonts w:ascii="Courier New" w:hAnsi="Courier New" w:eastAsia="Courier New"/>
                 <w:sz w:val="15"/>
               </w:rPr>
-              <w:t xml:space="preserve">    db)</w:t>
-            </w:r>
-          </w:p>
-          <w:p>
-            <w:pPr>
-              <w:spacing w:line="240" w:lineRule="auto"/>
-            </w:pPr>
-            <w:r>
-              <w:rPr>
-                <w:rFonts w:ascii="Courier New" w:hAnsi="Courier New" w:eastAsia="Courier New"/>
-                <w:sz w:val="15"/>
-              </w:rPr>
-              <w:t xml:space="preserve">        run_pg DATA/create_DB</w:t>
-            </w:r>
-          </w:p>
-          <w:p>
-            <w:pPr>
-              <w:spacing w:line="240" w:lineRule="auto"/>
-            </w:pPr>
-            <w:r>
-              <w:rPr>
-                <w:rFonts w:ascii="Courier New" w:hAnsi="Courier New" w:eastAsia="Courier New"/>
-                <w:sz w:val="15"/>
-              </w:rPr>
-              <w:t xml:space="preserve">        run DATA/create_tables &gt;/dev/null</w:t>
-            </w:r>
-          </w:p>
-          <w:p>
-            <w:pPr>
-              <w:spacing w:line="240" w:lineRule="auto"/>
-            </w:pPr>
-            <w:r>
-              <w:rPr>
-                <w:rFonts w:ascii="Courier New" w:hAnsi="Courier New" w:eastAsia="Courier New"/>
-                <w:sz w:val="15"/>
-              </w:rPr>
-              <w:t xml:space="preserve">        run DATA/load_data</w:t>
-            </w:r>
-          </w:p>
-          <w:p>
-            <w:pPr>
-              <w:spacing w:line="240" w:lineRule="auto"/>
-            </w:pPr>
-            <w:r>
-              <w:rPr>
-                <w:rFonts w:ascii="Courier New" w:hAnsi="Courier New" w:eastAsia="Courier New"/>
-                <w:sz w:val="15"/>
-              </w:rPr>
-              <w:t xml:space="preserve">        ;;</w:t>
-            </w:r>
-          </w:p>
-          <w:p>
-            <w:pPr>
-              <w:spacing w:line="240" w:lineRule="auto"/>
-            </w:pPr>
-            <w:r>
-              <w:rPr>
-                <w:rFonts w:ascii="Courier New" w:hAnsi="Courier New" w:eastAsia="Courier New"/>
-                <w:sz w:val="15"/>
-              </w:rPr>
-              <w:t xml:space="preserve">    counts) run helper/counts.sql ;;</w:t>
-            </w:r>
-          </w:p>
-          <w:p>
-            <w:pPr>
-              <w:spacing w:line="240" w:lineRule="auto"/>
-            </w:pPr>
-            <w:r>
-              <w:rPr>
-                <w:rFonts w:ascii="Courier New" w:hAnsi="Courier New" w:eastAsia="Courier New"/>
-                <w:sz w:val="15"/>
-              </w:rPr>
-              <w:t xml:space="preserve">    v20|v22)</w:t>
-            </w:r>
-          </w:p>
-          <w:p>
-            <w:pPr>
-              <w:spacing w:line="240" w:lineRule="auto"/>
-            </w:pPr>
-            <w:r>
-              <w:rPr>
-                <w:rFonts w:ascii="Courier New" w:hAnsi="Courier New" w:eastAsia="Courier New"/>
-                <w:sz w:val="15"/>
-              </w:rPr>
-              <w:t xml:space="preserve">        need_task "$2"</w:t>
-            </w:r>
-          </w:p>
-          <w:p>
-            <w:pPr>
-              <w:spacing w:line="240" w:lineRule="auto"/>
-            </w:pPr>
-            <w:r>
-              <w:rPr>
-                <w:rFonts w:ascii="Courier New" w:hAnsi="Courier New" w:eastAsia="Courier New"/>
-                <w:sz w:val="15"/>
-              </w:rPr>
-              <w:t xml:space="preserve">        run "tasks/$1_task$2.sql" "$3" "$4" "$5"</w:t>
-            </w:r>
-          </w:p>
-          <w:p>
-            <w:pPr>
-              <w:spacing w:line="240" w:lineRule="auto"/>
-            </w:pPr>
-            <w:r>
-              <w:rPr>
-                <w:rFonts w:ascii="Courier New" w:hAnsi="Courier New" w:eastAsia="Courier New"/>
-                <w:sz w:val="15"/>
-              </w:rPr>
-              <w:t xml:space="preserve">        ;;</w:t>
-            </w:r>
-          </w:p>
-          <w:p>
-            <w:pPr>
-              <w:spacing w:line="240" w:lineRule="auto"/>
-            </w:pPr>
-            <w:r>
-              <w:rPr>
-                <w:rFonts w:ascii="Courier New" w:hAnsi="Courier New" w:eastAsia="Courier New"/>
-                <w:sz w:val="15"/>
-              </w:rPr>
-              <w:t xml:space="preserve">    all)</w:t>
-            </w:r>
-          </w:p>
-          <w:p>
-            <w:pPr>
-              <w:spacing w:line="240" w:lineRule="auto"/>
-            </w:pPr>
-            <w:r>
-              <w:rPr>
-                <w:rFonts w:ascii="Courier New" w:hAnsi="Courier New" w:eastAsia="Courier New"/>
-                <w:sz w:val="15"/>
-              </w:rPr>
-              <w:t xml:space="preserve">        for t in v20_task1 v20_task2 v22_task1 v22_task2; do</w:t>
-            </w:r>
-          </w:p>
-          <w:p>
-            <w:pPr>
-              <w:spacing w:line="240" w:lineRule="auto"/>
-            </w:pPr>
-            <w:r>
-              <w:rPr>
-                <w:rFonts w:ascii="Courier New" w:hAnsi="Courier New" w:eastAsia="Courier New"/>
-                <w:sz w:val="15"/>
-              </w:rPr>
-              <w:t xml:space="preserve">            run "tasks/$t.sql"</w:t>
-            </w:r>
-          </w:p>
-          <w:p>
-            <w:pPr>
-              <w:spacing w:line="240" w:lineRule="auto"/>
-            </w:pPr>
-            <w:r>
-              <w:rPr>
-                <w:rFonts w:ascii="Courier New" w:hAnsi="Courier New" w:eastAsia="Courier New"/>
-                <w:sz w:val="15"/>
-              </w:rPr>
-              <w:t xml:space="preserve">        done</w:t>
-            </w:r>
-          </w:p>
-          <w:p>
-            <w:pPr>
-              <w:spacing w:line="240" w:lineRule="auto"/>
-            </w:pPr>
-            <w:r>
-              <w:rPr>
-                <w:rFonts w:ascii="Courier New" w:hAnsi="Courier New" w:eastAsia="Courier New"/>
-                <w:sz w:val="15"/>
-              </w:rPr>
-              <w:t xml:space="preserve">        ;;</w:t>
+              <w:t xml:space="preserve">    'db' {</w:t>
+            </w:r>
+          </w:p>
+          <w:p>
+            <w:pPr>
+              <w:spacing w:line="240" w:lineRule="auto"/>
+            </w:pPr>
+            <w:r>
+              <w:rPr>
+                <w:rFonts w:ascii="Courier New" w:hAnsi="Courier New" w:eastAsia="Courier New"/>
+                <w:sz w:val="15"/>
+              </w:rPr>
+              <w:t xml:space="preserve">        Run-Pg 'DATA/create_DB'</w:t>
+            </w:r>
+          </w:p>
+          <w:p>
+            <w:pPr>
+              <w:spacing w:line="240" w:lineRule="auto"/>
+            </w:pPr>
+            <w:r>
+              <w:rPr>
+                <w:rFonts w:ascii="Courier New" w:hAnsi="Courier New" w:eastAsia="Courier New"/>
+                <w:sz w:val="15"/>
+              </w:rPr>
+              <w:t xml:space="preserve">        Run 'DATA/create_tables' -Quiet</w:t>
+            </w:r>
+          </w:p>
+          <w:p>
+            <w:pPr>
+              <w:spacing w:line="240" w:lineRule="auto"/>
+            </w:pPr>
+            <w:r>
+              <w:rPr>
+                <w:rFonts w:ascii="Courier New" w:hAnsi="Courier New" w:eastAsia="Courier New"/>
+                <w:sz w:val="15"/>
+              </w:rPr>
+              <w:t xml:space="preserve">        Run 'DATA/load_data'</w:t>
+            </w:r>
+          </w:p>
+          <w:p>
+            <w:pPr>
+              <w:spacing w:line="240" w:lineRule="auto"/>
+            </w:pPr>
+            <w:r>
+              <w:rPr>
+                <w:rFonts w:ascii="Courier New" w:hAnsi="Courier New" w:eastAsia="Courier New"/>
+                <w:sz w:val="15"/>
+              </w:rPr>
+              <w:t xml:space="preserve">    }</w:t>
+            </w:r>
+          </w:p>
+          <w:p>
+            <w:pPr>
+              <w:spacing w:line="240" w:lineRule="auto"/>
+            </w:pPr>
+            <w:r>
+              <w:rPr>
+                <w:rFonts w:ascii="Courier New" w:hAnsi="Courier New" w:eastAsia="Courier New"/>
+                <w:sz w:val="15"/>
+              </w:rPr>
+              <w:t xml:space="preserve">    'counts' { Run 'helper/counts.sql' }</w:t>
+            </w:r>
+          </w:p>
+          <w:p>
+            <w:pPr>
+              <w:spacing w:line="240" w:lineRule="auto"/>
+            </w:pPr>
+            <w:r>
+              <w:rPr>
+                <w:rFonts w:ascii="Courier New" w:hAnsi="Courier New" w:eastAsia="Courier New"/>
+                <w:sz w:val="15"/>
+              </w:rPr>
+              <w:t xml:space="preserve">    { $_ -in 'v20', 'v22' } {</w:t>
+            </w:r>
+          </w:p>
+          <w:p>
+            <w:pPr>
+              <w:spacing w:line="240" w:lineRule="auto"/>
+            </w:pPr>
+            <w:r>
+              <w:rPr>
+                <w:rFonts w:ascii="Courier New" w:hAnsi="Courier New" w:eastAsia="Courier New"/>
+                <w:sz w:val="15"/>
+              </w:rPr>
+              <w:t xml:space="preserve">        Need-Task $A[1]</w:t>
+            </w:r>
+          </w:p>
+          <w:p>
+            <w:pPr>
+              <w:spacing w:line="240" w:lineRule="auto"/>
+            </w:pPr>
+            <w:r>
+              <w:rPr>
+                <w:rFonts w:ascii="Courier New" w:hAnsi="Courier New" w:eastAsia="Courier New"/>
+                <w:sz w:val="15"/>
+              </w:rPr>
+              <w:t xml:space="preserve">        Run "tasks/$($A[0])_task$($A[1]).sql" $A[2] $A[3] $A[4]</w:t>
+            </w:r>
+          </w:p>
+          <w:p>
+            <w:pPr>
+              <w:spacing w:line="240" w:lineRule="auto"/>
+            </w:pPr>
+            <w:r>
+              <w:rPr>
+                <w:rFonts w:ascii="Courier New" w:hAnsi="Courier New" w:eastAsia="Courier New"/>
+                <w:sz w:val="15"/>
+              </w:rPr>
+              <w:t xml:space="preserve">    }</w:t>
+            </w:r>
+          </w:p>
+          <w:p>
+            <w:pPr>
+              <w:spacing w:line="240" w:lineRule="auto"/>
+            </w:pPr>
+            <w:r>
+              <w:rPr>
+                <w:rFonts w:ascii="Courier New" w:hAnsi="Courier New" w:eastAsia="Courier New"/>
+                <w:sz w:val="15"/>
+              </w:rPr>
+              <w:t xml:space="preserve">    'all' {</w:t>
+            </w:r>
+          </w:p>
+          <w:p>
+            <w:pPr>
+              <w:spacing w:line="240" w:lineRule="auto"/>
+            </w:pPr>
+            <w:r>
+              <w:rPr>
+                <w:rFonts w:ascii="Courier New" w:hAnsi="Courier New" w:eastAsia="Courier New"/>
+                <w:sz w:val="15"/>
+              </w:rPr>
+              <w:t xml:space="preserve">        foreach ($t in 'v20_task1', 'v20_task2', 'v22_task1', 'v22_task2') {</w:t>
+            </w:r>
+          </w:p>
+          <w:p>
+            <w:pPr>
+              <w:spacing w:line="240" w:lineRule="auto"/>
+            </w:pPr>
+            <w:r>
+              <w:rPr>
+                <w:rFonts w:ascii="Courier New" w:hAnsi="Courier New" w:eastAsia="Courier New"/>
+                <w:sz w:val="15"/>
+              </w:rPr>
+              <w:t xml:space="preserve">            Run "tasks/$t.sql"</w:t>
+            </w:r>
+          </w:p>
+          <w:p>
+            <w:pPr>
+              <w:spacing w:line="240" w:lineRule="auto"/>
+            </w:pPr>
+            <w:r>
+              <w:rPr>
+                <w:rFonts w:ascii="Courier New" w:hAnsi="Courier New" w:eastAsia="Courier New"/>
+                <w:sz w:val="15"/>
+              </w:rPr>
+              <w:t xml:space="preserve">        }</w:t>
+            </w:r>
+          </w:p>
+          <w:p>
+            <w:pPr>
+              <w:spacing w:line="240" w:lineRule="auto"/>
+            </w:pPr>
+            <w:r>
+              <w:rPr>
+                <w:rFonts w:ascii="Courier New" w:hAnsi="Courier New" w:eastAsia="Courier New"/>
+                <w:sz w:val="15"/>
+              </w:rPr>
+              <w:t xml:space="preserve">    }</w:t>
             </w:r>
           </w:p>
           <w:p>
@@ -12534,115 +13700,115 @@
                 <w:rFonts w:ascii="Courier New" w:hAnsi="Courier New" w:eastAsia="Courier New"/>
                 <w:sz w:val="15"/>
               </w:rPr>
-              <w:t xml:space="preserve">    lr1)</w:t>
-            </w:r>
-          </w:p>
-          <w:p>
-            <w:pPr>
-              <w:spacing w:line="240" w:lineRule="auto"/>
-            </w:pPr>
-            <w:r>
-              <w:rPr>
-                <w:rFonts w:ascii="Courier New" w:hAnsi="Courier New" w:eastAsia="Courier New"/>
-                <w:sz w:val="15"/>
-              </w:rPr>
-              <w:t xml:space="preserve">        case "$2" in</w:t>
-            </w:r>
-          </w:p>
-          <w:p>
-            <w:pPr>
-              <w:spacing w:line="240" w:lineRule="auto"/>
-            </w:pPr>
-            <w:r>
-              <w:rPr>
-                <w:rFonts w:ascii="Courier New" w:hAnsi="Courier New" w:eastAsia="Courier New"/>
-                <w:sz w:val="15"/>
-              </w:rPr>
-              <w:t xml:space="preserve">            lan)    powershell -ExecutionPolicy Bypass -File lab1/setup_lan.ps1 ;;</w:t>
-            </w:r>
-          </w:p>
-          <w:p>
-            <w:pPr>
-              <w:spacing w:line="240" w:lineRule="auto"/>
-            </w:pPr>
-            <w:r>
-              <w:rPr>
-                <w:rFonts w:ascii="Courier New" w:hAnsi="Courier New" w:eastAsia="Courier New"/>
-                <w:sz w:val="15"/>
-              </w:rPr>
-              <w:t xml:space="preserve">            client)</w:t>
-            </w:r>
-          </w:p>
-          <w:p>
-            <w:pPr>
-              <w:spacing w:line="240" w:lineRule="auto"/>
-            </w:pPr>
-            <w:r>
-              <w:rPr>
-                <w:rFonts w:ascii="Courier New" w:hAnsi="Courier New" w:eastAsia="Courier New"/>
-                <w:sz w:val="15"/>
-              </w:rPr>
-              <w:t xml:space="preserve">                if [ -z "$3" ]; then echo "Использование: ./h lr1 client сценарий [a1 a2 a3]"; exit 1; fi</w:t>
-            </w:r>
-          </w:p>
-          <w:p>
-            <w:pPr>
-              <w:spacing w:line="240" w:lineRule="auto"/>
-            </w:pPr>
-            <w:r>
-              <w:rPr>
-                <w:rFonts w:ascii="Courier New" w:hAnsi="Courier New" w:eastAsia="Courier New"/>
-                <w:sz w:val="15"/>
-              </w:rPr>
-              <w:t xml:space="preserve">                bat lab1/s_lan.bat "$(cygpath -w "$3")" "$4" "$5" "$6"</w:t>
-            </w:r>
-          </w:p>
-          <w:p>
-            <w:pPr>
-              <w:spacing w:line="240" w:lineRule="auto"/>
-            </w:pPr>
-            <w:r>
-              <w:rPr>
-                <w:rFonts w:ascii="Courier New" w:hAnsi="Courier New" w:eastAsia="Courier New"/>
-                <w:sz w:val="15"/>
-              </w:rPr>
-              <w:t xml:space="preserve">                ;;</w:t>
-            </w:r>
-          </w:p>
-          <w:p>
-            <w:pPr>
-              <w:spacing w:line="240" w:lineRule="auto"/>
-            </w:pPr>
-            <w:r>
-              <w:rPr>
-                <w:rFonts w:ascii="Courier New" w:hAnsi="Courier New" w:eastAsia="Courier New"/>
-                <w:sz w:val="15"/>
-              </w:rPr>
-              <w:t xml:space="preserve">            *) echo "ОШИБКА: ./h lr1 lan|client" ;;</w:t>
-            </w:r>
-          </w:p>
-          <w:p>
-            <w:pPr>
-              <w:spacing w:line="240" w:lineRule="auto"/>
-            </w:pPr>
-            <w:r>
-              <w:rPr>
-                <w:rFonts w:ascii="Courier New" w:hAnsi="Courier New" w:eastAsia="Courier New"/>
-                <w:sz w:val="15"/>
-              </w:rPr>
-              <w:t xml:space="preserve">        esac</w:t>
-            </w:r>
-          </w:p>
-          <w:p>
-            <w:pPr>
-              <w:spacing w:line="240" w:lineRule="auto"/>
-            </w:pPr>
-            <w:r>
-              <w:rPr>
-                <w:rFonts w:ascii="Courier New" w:hAnsi="Courier New" w:eastAsia="Courier New"/>
-                <w:sz w:val="15"/>
-              </w:rPr>
-              <w:t xml:space="preserve">        ;;</w:t>
+              <w:t xml:space="preserve">    'lr1' {</w:t>
+            </w:r>
+          </w:p>
+          <w:p>
+            <w:pPr>
+              <w:spacing w:line="240" w:lineRule="auto"/>
+            </w:pPr>
+            <w:r>
+              <w:rPr>
+                <w:rFonts w:ascii="Courier New" w:hAnsi="Courier New" w:eastAsia="Courier New"/>
+                <w:sz w:val="15"/>
+              </w:rPr>
+              <w:t xml:space="preserve">        switch ($A[1]) {</w:t>
+            </w:r>
+          </w:p>
+          <w:p>
+            <w:pPr>
+              <w:spacing w:line="240" w:lineRule="auto"/>
+            </w:pPr>
+            <w:r>
+              <w:rPr>
+                <w:rFonts w:ascii="Courier New" w:hAnsi="Courier New" w:eastAsia="Courier New"/>
+                <w:sz w:val="15"/>
+              </w:rPr>
+              <w:t xml:space="preserve">            'lan'    { &amp; powershell.exe -NoProfile -ExecutionPolicy Bypass -File lab1/setup_lan.ps1 }</w:t>
+            </w:r>
+          </w:p>
+          <w:p>
+            <w:pPr>
+              <w:spacing w:line="240" w:lineRule="auto"/>
+            </w:pPr>
+            <w:r>
+              <w:rPr>
+                <w:rFonts w:ascii="Courier New" w:hAnsi="Courier New" w:eastAsia="Courier New"/>
+                <w:sz w:val="15"/>
+              </w:rPr>
+              <w:t xml:space="preserve">            'client' {</w:t>
+            </w:r>
+          </w:p>
+          <w:p>
+            <w:pPr>
+              <w:spacing w:line="240" w:lineRule="auto"/>
+            </w:pPr>
+            <w:r>
+              <w:rPr>
+                <w:rFonts w:ascii="Courier New" w:hAnsi="Courier New" w:eastAsia="Courier New"/>
+                <w:sz w:val="15"/>
+              </w:rPr>
+              <w:t xml:space="preserve">                if (-not $A[2]) { Say 'Использование: ./help lr1 client сценарий [a1 a2 a3]'; exit 1 }</w:t>
+            </w:r>
+          </w:p>
+          <w:p>
+            <w:pPr>
+              <w:spacing w:line="240" w:lineRule="auto"/>
+            </w:pPr>
+            <w:r>
+              <w:rPr>
+                <w:rFonts w:ascii="Courier New" w:hAnsi="Courier New" w:eastAsia="Courier New"/>
+                <w:sz w:val="15"/>
+              </w:rPr>
+              <w:t xml:space="preserve">                Bat 'lab1/s_lan.bat' @(($A[2] -replace '/', '\'), $A[3], $A[4], $A[5])</w:t>
+            </w:r>
+          </w:p>
+          <w:p>
+            <w:pPr>
+              <w:spacing w:line="240" w:lineRule="auto"/>
+            </w:pPr>
+            <w:r>
+              <w:rPr>
+                <w:rFonts w:ascii="Courier New" w:hAnsi="Courier New" w:eastAsia="Courier New"/>
+                <w:sz w:val="15"/>
+              </w:rPr>
+              <w:t xml:space="preserve">            }</w:t>
+            </w:r>
+          </w:p>
+          <w:p>
+            <w:pPr>
+              <w:spacing w:line="240" w:lineRule="auto"/>
+            </w:pPr>
+            <w:r>
+              <w:rPr>
+                <w:rFonts w:ascii="Courier New" w:hAnsi="Courier New" w:eastAsia="Courier New"/>
+                <w:sz w:val="15"/>
+              </w:rPr>
+              <w:t xml:space="preserve">            default  { Say 'ОШИБКА: ./help lr1 lan|client' }</w:t>
+            </w:r>
+          </w:p>
+          <w:p>
+            <w:pPr>
+              <w:spacing w:line="240" w:lineRule="auto"/>
+            </w:pPr>
+            <w:r>
+              <w:rPr>
+                <w:rFonts w:ascii="Courier New" w:hAnsi="Courier New" w:eastAsia="Courier New"/>
+                <w:sz w:val="15"/>
+              </w:rPr>
+              <w:t xml:space="preserve">        }</w:t>
+            </w:r>
+          </w:p>
+          <w:p>
+            <w:pPr>
+              <w:spacing w:line="240" w:lineRule="auto"/>
+            </w:pPr>
+            <w:r>
+              <w:rPr>
+                <w:rFonts w:ascii="Courier New" w:hAnsi="Courier New" w:eastAsia="Courier New"/>
+                <w:sz w:val="15"/>
+              </w:rPr>
+              <w:t xml:space="preserve">    }</w:t>
             </w:r>
           </w:p>
           <w:p>
@@ -12678,235 +13844,247 @@
                 <w:rFonts w:ascii="Courier New" w:hAnsi="Courier New" w:eastAsia="Courier New"/>
                 <w:sz w:val="15"/>
               </w:rPr>
-              <w:t xml:space="preserve">    lr2)</w:t>
-            </w:r>
-          </w:p>
-          <w:p>
-            <w:pPr>
-              <w:spacing w:line="240" w:lineRule="auto"/>
-            </w:pPr>
-            <w:r>
-              <w:rPr>
-                <w:rFonts w:ascii="Courier New" w:hAnsi="Courier New" w:eastAsia="Courier New"/>
-                <w:sz w:val="15"/>
-              </w:rPr>
-              <w:t xml:space="preserve">        case "$2" in</w:t>
-            </w:r>
-          </w:p>
-          <w:p>
-            <w:pPr>
-              <w:spacing w:line="240" w:lineRule="auto"/>
-            </w:pPr>
-            <w:r>
-              <w:rPr>
-                <w:rFonts w:ascii="Courier New" w:hAnsi="Courier New" w:eastAsia="Courier New"/>
-                <w:sz w:val="15"/>
-              </w:rPr>
-              <w:t xml:space="preserve">            gen)      run lab2/add_data.sql "$3" ;;</w:t>
-            </w:r>
-          </w:p>
-          <w:p>
-            <w:pPr>
-              <w:spacing w:line="240" w:lineRule="auto"/>
-            </w:pPr>
-            <w:r>
-              <w:rPr>
-                <w:rFonts w:ascii="Courier New" w:hAnsi="Courier New" w:eastAsia="Courier New"/>
-                <w:sz w:val="15"/>
-              </w:rPr>
-              <w:t xml:space="preserve">            restore)  run lab2/restore_lr1.sql ;;</w:t>
-            </w:r>
-          </w:p>
-          <w:p>
-            <w:pPr>
-              <w:spacing w:line="240" w:lineRule="auto"/>
-            </w:pPr>
-            <w:r>
-              <w:rPr>
-                <w:rFonts w:ascii="Courier New" w:hAnsi="Courier New" w:eastAsia="Courier New"/>
-                <w:sz w:val="15"/>
-              </w:rPr>
-              <w:t xml:space="preserve">            tbs)      run lab2/tablespace.sql "$3" ;;</w:t>
-            </w:r>
-          </w:p>
-          <w:p>
-            <w:pPr>
-              <w:spacing w:line="240" w:lineRule="auto"/>
-            </w:pPr>
-            <w:r>
-              <w:rPr>
-                <w:rFonts w:ascii="Courier New" w:hAnsi="Courier New" w:eastAsia="Courier New"/>
-                <w:sz w:val="15"/>
-              </w:rPr>
-              <w:t xml:space="preserve">            time)     need_variant "$3"; run lab2/time_current.sql "$3" ;;</w:t>
-            </w:r>
-          </w:p>
-          <w:p>
-            <w:pPr>
-              <w:spacing w:line="240" w:lineRule="auto"/>
-            </w:pPr>
-            <w:r>
-              <w:rPr>
-                <w:rFonts w:ascii="Courier New" w:hAnsi="Courier New" w:eastAsia="Courier New"/>
-                <w:sz w:val="15"/>
-              </w:rPr>
-              <w:t xml:space="preserve">            timing)   need_variant "$3"; run lab2/time_timing.sql "$3" ;;</w:t>
-            </w:r>
-          </w:p>
-          <w:p>
-            <w:pPr>
-              <w:spacing w:line="240" w:lineRule="auto"/>
-            </w:pPr>
-            <w:r>
-              <w:rPr>
-                <w:rFonts w:ascii="Courier New" w:hAnsi="Courier New" w:eastAsia="Courier New"/>
-                <w:sz w:val="15"/>
-              </w:rPr>
-              <w:t xml:space="preserve">            idx)      need_variant "$3"; run lab2/idx_names.sql "$3" ;;</w:t>
-            </w:r>
-          </w:p>
-          <w:p>
-            <w:pPr>
-              <w:spacing w:line="240" w:lineRule="auto"/>
-            </w:pPr>
-            <w:r>
-              <w:rPr>
-                <w:rFonts w:ascii="Courier New" w:hAnsi="Courier New" w:eastAsia="Courier New"/>
-                <w:sz w:val="15"/>
-              </w:rPr>
-              <w:t xml:space="preserve">            idx1)     need_variant "$3"; run lab2/idx_1.sql "$3" "$4" ;;</w:t>
-            </w:r>
-          </w:p>
-          <w:p>
-            <w:pPr>
-              <w:spacing w:line="240" w:lineRule="auto"/>
-            </w:pPr>
-            <w:r>
-              <w:rPr>
-                <w:rFonts w:ascii="Courier New" w:hAnsi="Courier New" w:eastAsia="Courier New"/>
-                <w:sz w:val="15"/>
-              </w:rPr>
-              <w:t xml:space="preserve">            idx0)     need_variant "$3"; run lab2/idx_0.sql "$3" ;;</w:t>
-            </w:r>
-          </w:p>
-          <w:p>
-            <w:pPr>
-              <w:spacing w:line="240" w:lineRule="auto"/>
-            </w:pPr>
-            <w:r>
-              <w:rPr>
-                <w:rFonts w:ascii="Courier New" w:hAnsi="Courier New" w:eastAsia="Courier New"/>
-                <w:sz w:val="15"/>
-              </w:rPr>
-              <w:t xml:space="preserve">            pk1)      need_variant "$3"; run lab2/create_ref0.sql "$3" ;;</w:t>
-            </w:r>
-          </w:p>
-          <w:p>
-            <w:pPr>
-              <w:spacing w:line="240" w:lineRule="auto"/>
-            </w:pPr>
-            <w:r>
-              <w:rPr>
-                <w:rFonts w:ascii="Courier New" w:hAnsi="Courier New" w:eastAsia="Courier New"/>
-                <w:sz w:val="15"/>
-              </w:rPr>
-              <w:t xml:space="preserve">            pk0)      need_variant "$3"; run lab2/create_ref1.sql "$3" ;;</w:t>
-            </w:r>
-          </w:p>
-          <w:p>
-            <w:pPr>
-              <w:spacing w:line="240" w:lineRule="auto"/>
-            </w:pPr>
-            <w:r>
-              <w:rPr>
-                <w:rFonts w:ascii="Courier New" w:hAnsi="Courier New" w:eastAsia="Courier New"/>
-                <w:sz w:val="15"/>
-              </w:rPr>
-              <w:t xml:space="preserve">            copy)     need_variant "$3"; run lab2/copy_ref.sql "$3" ;;</w:t>
-            </w:r>
-          </w:p>
-          <w:p>
-            <w:pPr>
-              <w:spacing w:line="240" w:lineRule="auto"/>
-            </w:pPr>
-            <w:r>
-              <w:rPr>
-                <w:rFonts w:ascii="Courier New" w:hAnsi="Courier New" w:eastAsia="Courier New"/>
-                <w:sz w:val="15"/>
-              </w:rPr>
-              <w:t xml:space="preserve">            explain)  need_variant "$3"; run lab2/explain.sql "$3" "$4" ;;</w:t>
-            </w:r>
-          </w:p>
-          <w:p>
-            <w:pPr>
-              <w:spacing w:line="240" w:lineRule="auto"/>
-            </w:pPr>
-            <w:r>
-              <w:rPr>
-                <w:rFonts w:ascii="Courier New" w:hAnsi="Courier New" w:eastAsia="Courier New"/>
-                <w:sz w:val="15"/>
-              </w:rPr>
-              <w:t xml:space="preserve">            measure)  need_variant "$3"; run lab2/measure.sql "$3" "$4"</w:t>
-            </w:r>
-          </w:p>
-          <w:p>
-            <w:pPr>
-              <w:spacing w:line="240" w:lineRule="auto"/>
-            </w:pPr>
-            <w:r>
-              <w:rPr>
-                <w:rFonts w:ascii="Courier New" w:hAnsi="Courier New" w:eastAsia="Courier New"/>
-                <w:sz w:val="15"/>
-              </w:rPr>
-              <w:t xml:space="preserve">                      cat "results/lr2_v$3_results.txt" ;;</w:t>
-            </w:r>
-          </w:p>
-          <w:p>
-            <w:pPr>
-              <w:spacing w:line="240" w:lineRule="auto"/>
-            </w:pPr>
-            <w:r>
-              <w:rPr>
-                <w:rFonts w:ascii="Courier New" w:hAnsi="Courier New" w:eastAsia="Courier New"/>
-                <w:sz w:val="15"/>
-              </w:rPr>
-              <w:t xml:space="preserve">            results)  need_variant "$3"; cat "results/lr2_v$3_results.txt" ;;</w:t>
-            </w:r>
-          </w:p>
-          <w:p>
-            <w:pPr>
-              <w:spacing w:line="240" w:lineRule="auto"/>
-            </w:pPr>
-            <w:r>
-              <w:rPr>
-                <w:rFonts w:ascii="Courier New" w:hAnsi="Courier New" w:eastAsia="Courier New"/>
-                <w:sz w:val="15"/>
-              </w:rPr>
-              <w:t xml:space="preserve">            *) echo "ОШИБКА: ./h lr2 gen|restore|tbs|time|timing|idx|idx1|idx0|pk1|pk0|copy|explain|measure|results" ;;</w:t>
-            </w:r>
-          </w:p>
-          <w:p>
-            <w:pPr>
-              <w:spacing w:line="240" w:lineRule="auto"/>
-            </w:pPr>
-            <w:r>
-              <w:rPr>
-                <w:rFonts w:ascii="Courier New" w:hAnsi="Courier New" w:eastAsia="Courier New"/>
-                <w:sz w:val="15"/>
-              </w:rPr>
-              <w:t xml:space="preserve">        esac</w:t>
-            </w:r>
-          </w:p>
-          <w:p>
-            <w:pPr>
-              <w:spacing w:line="240" w:lineRule="auto"/>
-            </w:pPr>
-            <w:r>
-              <w:rPr>
-                <w:rFonts w:ascii="Courier New" w:hAnsi="Courier New" w:eastAsia="Courier New"/>
-                <w:sz w:val="15"/>
-              </w:rPr>
-              <w:t xml:space="preserve">        ;;</w:t>
+              <w:t xml:space="preserve">    'lr2' {</w:t>
+            </w:r>
+          </w:p>
+          <w:p>
+            <w:pPr>
+              <w:spacing w:line="240" w:lineRule="auto"/>
+            </w:pPr>
+            <w:r>
+              <w:rPr>
+                <w:rFonts w:ascii="Courier New" w:hAnsi="Courier New" w:eastAsia="Courier New"/>
+                <w:sz w:val="15"/>
+              </w:rPr>
+              <w:t xml:space="preserve">        $v = $A[2]</w:t>
+            </w:r>
+          </w:p>
+          <w:p>
+            <w:pPr>
+              <w:spacing w:line="240" w:lineRule="auto"/>
+            </w:pPr>
+            <w:r>
+              <w:rPr>
+                <w:rFonts w:ascii="Courier New" w:hAnsi="Courier New" w:eastAsia="Courier New"/>
+                <w:sz w:val="15"/>
+              </w:rPr>
+              <w:t xml:space="preserve">        switch ($A[1]) {</w:t>
+            </w:r>
+          </w:p>
+          <w:p>
+            <w:pPr>
+              <w:spacing w:line="240" w:lineRule="auto"/>
+            </w:pPr>
+            <w:r>
+              <w:rPr>
+                <w:rFonts w:ascii="Courier New" w:hAnsi="Courier New" w:eastAsia="Courier New"/>
+                <w:sz w:val="15"/>
+              </w:rPr>
+              <w:t xml:space="preserve">            'gen'     { Run 'lab2/add_data.sql' $A[2] }</w:t>
+            </w:r>
+          </w:p>
+          <w:p>
+            <w:pPr>
+              <w:spacing w:line="240" w:lineRule="auto"/>
+            </w:pPr>
+            <w:r>
+              <w:rPr>
+                <w:rFonts w:ascii="Courier New" w:hAnsi="Courier New" w:eastAsia="Courier New"/>
+                <w:sz w:val="15"/>
+              </w:rPr>
+              <w:t xml:space="preserve">            'restore' { Run 'lab2/restore_lr1.sql' }</w:t>
+            </w:r>
+          </w:p>
+          <w:p>
+            <w:pPr>
+              <w:spacing w:line="240" w:lineRule="auto"/>
+            </w:pPr>
+            <w:r>
+              <w:rPr>
+                <w:rFonts w:ascii="Courier New" w:hAnsi="Courier New" w:eastAsia="Courier New"/>
+                <w:sz w:val="15"/>
+              </w:rPr>
+              <w:t xml:space="preserve">            'tbs'     { Run 'lab2/tablespace.sql' $A[2] }</w:t>
+            </w:r>
+          </w:p>
+          <w:p>
+            <w:pPr>
+              <w:spacing w:line="240" w:lineRule="auto"/>
+            </w:pPr>
+            <w:r>
+              <w:rPr>
+                <w:rFonts w:ascii="Courier New" w:hAnsi="Courier New" w:eastAsia="Courier New"/>
+                <w:sz w:val="15"/>
+              </w:rPr>
+              <w:t xml:space="preserve">            'time'    { Need-Variant $v; Run 'lab2/time_current.sql' $v }</w:t>
+            </w:r>
+          </w:p>
+          <w:p>
+            <w:pPr>
+              <w:spacing w:line="240" w:lineRule="auto"/>
+            </w:pPr>
+            <w:r>
+              <w:rPr>
+                <w:rFonts w:ascii="Courier New" w:hAnsi="Courier New" w:eastAsia="Courier New"/>
+                <w:sz w:val="15"/>
+              </w:rPr>
+              <w:t xml:space="preserve">            'timing'  { Need-Variant $v; Run 'lab2/time_timing.sql' $v }</w:t>
+            </w:r>
+          </w:p>
+          <w:p>
+            <w:pPr>
+              <w:spacing w:line="240" w:lineRule="auto"/>
+            </w:pPr>
+            <w:r>
+              <w:rPr>
+                <w:rFonts w:ascii="Courier New" w:hAnsi="Courier New" w:eastAsia="Courier New"/>
+                <w:sz w:val="15"/>
+              </w:rPr>
+              <w:t xml:space="preserve">            'idx'     { Need-Variant $v; Run 'lab2/idx_names.sql' $v }</w:t>
+            </w:r>
+          </w:p>
+          <w:p>
+            <w:pPr>
+              <w:spacing w:line="240" w:lineRule="auto"/>
+            </w:pPr>
+            <w:r>
+              <w:rPr>
+                <w:rFonts w:ascii="Courier New" w:hAnsi="Courier New" w:eastAsia="Courier New"/>
+                <w:sz w:val="15"/>
+              </w:rPr>
+              <w:t xml:space="preserve">            'idx1'    { Need-Variant $v; Run 'lab2/idx_1.sql' $v $A[3] }</w:t>
+            </w:r>
+          </w:p>
+          <w:p>
+            <w:pPr>
+              <w:spacing w:line="240" w:lineRule="auto"/>
+            </w:pPr>
+            <w:r>
+              <w:rPr>
+                <w:rFonts w:ascii="Courier New" w:hAnsi="Courier New" w:eastAsia="Courier New"/>
+                <w:sz w:val="15"/>
+              </w:rPr>
+              <w:t xml:space="preserve">            'idx0'    { Need-Variant $v; Run 'lab2/idx_0.sql' $v }</w:t>
+            </w:r>
+          </w:p>
+          <w:p>
+            <w:pPr>
+              <w:spacing w:line="240" w:lineRule="auto"/>
+            </w:pPr>
+            <w:r>
+              <w:rPr>
+                <w:rFonts w:ascii="Courier New" w:hAnsi="Courier New" w:eastAsia="Courier New"/>
+                <w:sz w:val="15"/>
+              </w:rPr>
+              <w:t xml:space="preserve">            'pk1'     { Need-Variant $v; Run 'lab2/create_ref0.sql' $v }</w:t>
+            </w:r>
+          </w:p>
+          <w:p>
+            <w:pPr>
+              <w:spacing w:line="240" w:lineRule="auto"/>
+            </w:pPr>
+            <w:r>
+              <w:rPr>
+                <w:rFonts w:ascii="Courier New" w:hAnsi="Courier New" w:eastAsia="Courier New"/>
+                <w:sz w:val="15"/>
+              </w:rPr>
+              <w:t xml:space="preserve">            'pk0'     { Need-Variant $v; Run 'lab2/create_ref1.sql' $v }</w:t>
+            </w:r>
+          </w:p>
+          <w:p>
+            <w:pPr>
+              <w:spacing w:line="240" w:lineRule="auto"/>
+            </w:pPr>
+            <w:r>
+              <w:rPr>
+                <w:rFonts w:ascii="Courier New" w:hAnsi="Courier New" w:eastAsia="Courier New"/>
+                <w:sz w:val="15"/>
+              </w:rPr>
+              <w:t xml:space="preserve">            'copy'    { Need-Variant $v; Run 'lab2/copy_ref.sql' $v }</w:t>
+            </w:r>
+          </w:p>
+          <w:p>
+            <w:pPr>
+              <w:spacing w:line="240" w:lineRule="auto"/>
+            </w:pPr>
+            <w:r>
+              <w:rPr>
+                <w:rFonts w:ascii="Courier New" w:hAnsi="Courier New" w:eastAsia="Courier New"/>
+                <w:sz w:val="15"/>
+              </w:rPr>
+              <w:t xml:space="preserve">            'explain' { Need-Variant $v; Run 'lab2/explain.sql' $v $A[3] }</w:t>
+            </w:r>
+          </w:p>
+          <w:p>
+            <w:pPr>
+              <w:spacing w:line="240" w:lineRule="auto"/>
+            </w:pPr>
+            <w:r>
+              <w:rPr>
+                <w:rFonts w:ascii="Courier New" w:hAnsi="Courier New" w:eastAsia="Courier New"/>
+                <w:sz w:val="15"/>
+              </w:rPr>
+              <w:t xml:space="preserve">            'measure' { Need-Variant $v; Run 'lab2/measure.sql' $v $A[3]</w:t>
+            </w:r>
+          </w:p>
+          <w:p>
+            <w:pPr>
+              <w:spacing w:line="240" w:lineRule="auto"/>
+            </w:pPr>
+            <w:r>
+              <w:rPr>
+                <w:rFonts w:ascii="Courier New" w:hAnsi="Courier New" w:eastAsia="Courier New"/>
+                <w:sz w:val="15"/>
+              </w:rPr>
+              <w:t xml:space="preserve">                        Show-Text "results/lr2_v$($v)_results.txt" }</w:t>
+            </w:r>
+          </w:p>
+          <w:p>
+            <w:pPr>
+              <w:spacing w:line="240" w:lineRule="auto"/>
+            </w:pPr>
+            <w:r>
+              <w:rPr>
+                <w:rFonts w:ascii="Courier New" w:hAnsi="Courier New" w:eastAsia="Courier New"/>
+                <w:sz w:val="15"/>
+              </w:rPr>
+              <w:t xml:space="preserve">            'results' { Need-Variant $v; Show-Text "results/lr2_v$($v)_results.txt" }</w:t>
+            </w:r>
+          </w:p>
+          <w:p>
+            <w:pPr>
+              <w:spacing w:line="240" w:lineRule="auto"/>
+            </w:pPr>
+            <w:r>
+              <w:rPr>
+                <w:rFonts w:ascii="Courier New" w:hAnsi="Courier New" w:eastAsia="Courier New"/>
+                <w:sz w:val="15"/>
+              </w:rPr>
+              <w:t xml:space="preserve">            default   { Say 'ОШИБКА: ./help lr2 gen|restore|tbs|time|timing|idx|idx1|idx0|pk1|pk0|copy|explain|measure|results' }</w:t>
+            </w:r>
+          </w:p>
+          <w:p>
+            <w:pPr>
+              <w:spacing w:line="240" w:lineRule="auto"/>
+            </w:pPr>
+            <w:r>
+              <w:rPr>
+                <w:rFonts w:ascii="Courier New" w:hAnsi="Courier New" w:eastAsia="Courier New"/>
+                <w:sz w:val="15"/>
+              </w:rPr>
+              <w:t xml:space="preserve">        }</w:t>
+            </w:r>
+          </w:p>
+          <w:p>
+            <w:pPr>
+              <w:spacing w:line="240" w:lineRule="auto"/>
+            </w:pPr>
+            <w:r>
+              <w:rPr>
+                <w:rFonts w:ascii="Courier New" w:hAnsi="Courier New" w:eastAsia="Courier New"/>
+                <w:sz w:val="15"/>
+              </w:rPr>
+              <w:t xml:space="preserve">    }</w:t>
             </w:r>
           </w:p>
           <w:p>
@@ -12942,91 +14120,91 @@
                 <w:rFonts w:ascii="Courier New" w:hAnsi="Courier New" w:eastAsia="Courier New"/>
                 <w:sz w:val="15"/>
               </w:rPr>
-              <w:t xml:space="preserve">    lr3)</w:t>
-            </w:r>
-          </w:p>
-          <w:p>
-            <w:pPr>
-              <w:spacing w:line="240" w:lineRule="auto"/>
-            </w:pPr>
-            <w:r>
-              <w:rPr>
-                <w:rFonts w:ascii="Courier New" w:hAnsi="Courier New" w:eastAsia="Courier New"/>
-                <w:sz w:val="15"/>
-              </w:rPr>
-              <w:t xml:space="preserve">        case "$2" in</w:t>
-            </w:r>
-          </w:p>
-          <w:p>
-            <w:pPr>
-              <w:spacing w:line="240" w:lineRule="auto"/>
-            </w:pPr>
-            <w:r>
-              <w:rPr>
-                <w:rFonts w:ascii="Courier New" w:hAnsi="Courier New" w:eastAsia="Courier New"/>
-                <w:sz w:val="15"/>
-              </w:rPr>
-              <w:t xml:space="preserve">            cmplx) run lab3/cmplx.sql ;;</w:t>
-            </w:r>
-          </w:p>
-          <w:p>
-            <w:pPr>
-              <w:spacing w:line="240" w:lineRule="auto"/>
-            </w:pPr>
-            <w:r>
-              <w:rPr>
-                <w:rFonts w:ascii="Courier New" w:hAnsi="Courier New" w:eastAsia="Courier New"/>
-                <w:sz w:val="15"/>
-              </w:rPr>
-              <w:t xml:space="preserve">            20)    run lab3/v20_vector3.sql ;;</w:t>
-            </w:r>
-          </w:p>
-          <w:p>
-            <w:pPr>
-              <w:spacing w:line="240" w:lineRule="auto"/>
-            </w:pPr>
-            <w:r>
-              <w:rPr>
-                <w:rFonts w:ascii="Courier New" w:hAnsi="Courier New" w:eastAsia="Courier New"/>
-                <w:sz w:val="15"/>
-              </w:rPr>
-              <w:t xml:space="preserve">            22)    run lab3/v22_rational.sql ;;</w:t>
-            </w:r>
-          </w:p>
-          <w:p>
-            <w:pPr>
-              <w:spacing w:line="240" w:lineRule="auto"/>
-            </w:pPr>
-            <w:r>
-              <w:rPr>
-                <w:rFonts w:ascii="Courier New" w:hAnsi="Courier New" w:eastAsia="Courier New"/>
-                <w:sz w:val="15"/>
-              </w:rPr>
-              <w:t xml:space="preserve">            *) echo "ОШИБКА: ./h lr3 cmplx|20|22" ;;</w:t>
-            </w:r>
-          </w:p>
-          <w:p>
-            <w:pPr>
-              <w:spacing w:line="240" w:lineRule="auto"/>
-            </w:pPr>
-            <w:r>
-              <w:rPr>
-                <w:rFonts w:ascii="Courier New" w:hAnsi="Courier New" w:eastAsia="Courier New"/>
-                <w:sz w:val="15"/>
-              </w:rPr>
-              <w:t xml:space="preserve">        esac</w:t>
-            </w:r>
-          </w:p>
-          <w:p>
-            <w:pPr>
-              <w:spacing w:line="240" w:lineRule="auto"/>
-            </w:pPr>
-            <w:r>
-              <w:rPr>
-                <w:rFonts w:ascii="Courier New" w:hAnsi="Courier New" w:eastAsia="Courier New"/>
-                <w:sz w:val="15"/>
-              </w:rPr>
-              <w:t xml:space="preserve">        ;;</w:t>
+              <w:t xml:space="preserve">    'lr3' {</w:t>
+            </w:r>
+          </w:p>
+          <w:p>
+            <w:pPr>
+              <w:spacing w:line="240" w:lineRule="auto"/>
+            </w:pPr>
+            <w:r>
+              <w:rPr>
+                <w:rFonts w:ascii="Courier New" w:hAnsi="Courier New" w:eastAsia="Courier New"/>
+                <w:sz w:val="15"/>
+              </w:rPr>
+              <w:t xml:space="preserve">        switch ($A[1]) {</w:t>
+            </w:r>
+          </w:p>
+          <w:p>
+            <w:pPr>
+              <w:spacing w:line="240" w:lineRule="auto"/>
+            </w:pPr>
+            <w:r>
+              <w:rPr>
+                <w:rFonts w:ascii="Courier New" w:hAnsi="Courier New" w:eastAsia="Courier New"/>
+                <w:sz w:val="15"/>
+              </w:rPr>
+              <w:t xml:space="preserve">            'cmplx' { Run 'lab3/cmplx.sql' }</w:t>
+            </w:r>
+          </w:p>
+          <w:p>
+            <w:pPr>
+              <w:spacing w:line="240" w:lineRule="auto"/>
+            </w:pPr>
+            <w:r>
+              <w:rPr>
+                <w:rFonts w:ascii="Courier New" w:hAnsi="Courier New" w:eastAsia="Courier New"/>
+                <w:sz w:val="15"/>
+              </w:rPr>
+              <w:t xml:space="preserve">            '20'    { Run 'lab3/v20_vector3.sql' }</w:t>
+            </w:r>
+          </w:p>
+          <w:p>
+            <w:pPr>
+              <w:spacing w:line="240" w:lineRule="auto"/>
+            </w:pPr>
+            <w:r>
+              <w:rPr>
+                <w:rFonts w:ascii="Courier New" w:hAnsi="Courier New" w:eastAsia="Courier New"/>
+                <w:sz w:val="15"/>
+              </w:rPr>
+              <w:t xml:space="preserve">            '22'    { Run 'lab3/v22_rational.sql' }</w:t>
+            </w:r>
+          </w:p>
+          <w:p>
+            <w:pPr>
+              <w:spacing w:line="240" w:lineRule="auto"/>
+            </w:pPr>
+            <w:r>
+              <w:rPr>
+                <w:rFonts w:ascii="Courier New" w:hAnsi="Courier New" w:eastAsia="Courier New"/>
+                <w:sz w:val="15"/>
+              </w:rPr>
+              <w:t xml:space="preserve">            default { Say 'ОШИБКА: ./help lr3 cmplx|20|22' }</w:t>
+            </w:r>
+          </w:p>
+          <w:p>
+            <w:pPr>
+              <w:spacing w:line="240" w:lineRule="auto"/>
+            </w:pPr>
+            <w:r>
+              <w:rPr>
+                <w:rFonts w:ascii="Courier New" w:hAnsi="Courier New" w:eastAsia="Courier New"/>
+                <w:sz w:val="15"/>
+              </w:rPr>
+              <w:t xml:space="preserve">        }</w:t>
+            </w:r>
+          </w:p>
+          <w:p>
+            <w:pPr>
+              <w:spacing w:line="240" w:lineRule="auto"/>
+            </w:pPr>
+            <w:r>
+              <w:rPr>
+                <w:rFonts w:ascii="Courier New" w:hAnsi="Courier New" w:eastAsia="Courier New"/>
+                <w:sz w:val="15"/>
+              </w:rPr>
+              <w:t xml:space="preserve">    }</w:t>
             </w:r>
           </w:p>
           <w:p>
@@ -13062,199 +14240,211 @@
                 <w:rFonts w:ascii="Courier New" w:hAnsi="Courier New" w:eastAsia="Courier New"/>
                 <w:sz w:val="15"/>
               </w:rPr>
-              <w:t xml:space="preserve">    lr4)</w:t>
-            </w:r>
-          </w:p>
-          <w:p>
-            <w:pPr>
-              <w:spacing w:line="240" w:lineRule="auto"/>
-            </w:pPr>
-            <w:r>
-              <w:rPr>
-                <w:rFonts w:ascii="Courier New" w:hAnsi="Courier New" w:eastAsia="Courier New"/>
-                <w:sz w:val="15"/>
-              </w:rPr>
-              <w:t xml:space="preserve">        case "$2" in</w:t>
-            </w:r>
-          </w:p>
-          <w:p>
-            <w:pPr>
-              <w:spacing w:line="240" w:lineRule="auto"/>
-            </w:pPr>
-            <w:r>
-              <w:rPr>
-                <w:rFonts w:ascii="Courier New" w:hAnsi="Courier New" w:eastAsia="Courier New"/>
-                <w:sz w:val="15"/>
-              </w:rPr>
-              <w:t xml:space="preserve">            all)</w:t>
-            </w:r>
-          </w:p>
-          <w:p>
-            <w:pPr>
-              <w:spacing w:line="240" w:lineRule="auto"/>
-            </w:pPr>
-            <w:r>
-              <w:rPr>
-                <w:rFonts w:ascii="Courier New" w:hAnsi="Courier New" w:eastAsia="Courier New"/>
-                <w:sz w:val="15"/>
-              </w:rPr>
-              <w:t xml:space="preserve">                v=${3:-20}; need_variant "$v"</w:t>
-            </w:r>
-          </w:p>
-          <w:p>
-            <w:pPr>
-              <w:spacing w:line="240" w:lineRule="auto"/>
-            </w:pPr>
-            <w:r>
-              <w:rPr>
-                <w:rFonts w:ascii="Courier New" w:hAnsi="Courier New" w:eastAsia="Courier New"/>
-                <w:sz w:val="15"/>
-              </w:rPr>
-              <w:t xml:space="preserve">                bat lab4/run_all.bat "$v" 2&gt;&amp;1 | perl helper/fixenc.pl | tee "results/lr4_v${v}_protocol.txt"</w:t>
-            </w:r>
-          </w:p>
-          <w:p>
-            <w:pPr>
-              <w:spacing w:line="240" w:lineRule="auto"/>
-            </w:pPr>
-            <w:r>
-              <w:rPr>
-                <w:rFonts w:ascii="Courier New" w:hAnsi="Courier New" w:eastAsia="Courier New"/>
-                <w:sz w:val="15"/>
-              </w:rPr>
-              <w:t xml:space="preserve">                ;;</w:t>
-            </w:r>
-          </w:p>
-          <w:p>
-            <w:pPr>
-              <w:spacing w:line="240" w:lineRule="auto"/>
-            </w:pPr>
-            <w:r>
-              <w:rPr>
-                <w:rFonts w:ascii="Courier New" w:hAnsi="Courier New" w:eastAsia="Courier New"/>
-                <w:sz w:val="15"/>
-              </w:rPr>
-              <w:t xml:space="preserve">            base)  bat lab4/create_base.bat 2&gt;&amp;1 | perl helper/fixenc.pl ;;</w:t>
-            </w:r>
-          </w:p>
-          <w:p>
-            <w:pPr>
-              <w:spacing w:line="240" w:lineRule="auto"/>
-            </w:pPr>
-            <w:r>
-              <w:rPr>
-                <w:rFonts w:ascii="Courier New" w:hAnsi="Courier New" w:eastAsia="Courier New"/>
-                <w:sz w:val="15"/>
-              </w:rPr>
-              <w:t xml:space="preserve">            tasks)</w:t>
-            </w:r>
-          </w:p>
-          <w:p>
-            <w:pPr>
-              <w:spacing w:line="240" w:lineRule="auto"/>
-            </w:pPr>
-            <w:r>
-              <w:rPr>
-                <w:rFonts w:ascii="Courier New" w:hAnsi="Courier New" w:eastAsia="Courier New"/>
-                <w:sz w:val="15"/>
-              </w:rPr>
-              <w:t xml:space="preserve">                if [ -z "$3" ]; then echo "Использование: ./h lr4 tasks N [база]"; exit 1; fi</w:t>
-            </w:r>
-          </w:p>
-          <w:p>
-            <w:pPr>
-              <w:spacing w:line="240" w:lineRule="auto"/>
-            </w:pPr>
-            <w:r>
-              <w:rPr>
-                <w:rFonts w:ascii="Courier New" w:hAnsi="Courier New" w:eastAsia="Courier New"/>
-                <w:sz w:val="15"/>
-              </w:rPr>
-              <w:t xml:space="preserve">                bat lab4/tasks.bat "$3" "$4"</w:t>
-            </w:r>
-          </w:p>
-          <w:p>
-            <w:pPr>
-              <w:spacing w:line="240" w:lineRule="auto"/>
-            </w:pPr>
-            <w:r>
-              <w:rPr>
-                <w:rFonts w:ascii="Courier New" w:hAnsi="Courier New" w:eastAsia="Courier New"/>
-                <w:sz w:val="15"/>
-              </w:rPr>
-              <w:t xml:space="preserve">                ;;</w:t>
-            </w:r>
-          </w:p>
-          <w:p>
-            <w:pPr>
-              <w:spacing w:line="240" w:lineRule="auto"/>
-            </w:pPr>
-            <w:r>
-              <w:rPr>
-                <w:rFonts w:ascii="Courier New" w:hAnsi="Courier New" w:eastAsia="Courier New"/>
-                <w:sz w:val="15"/>
-              </w:rPr>
-              <w:t xml:space="preserve">            dump1) bat lab4/dump-1.bat ;;</w:t>
-            </w:r>
-          </w:p>
-          <w:p>
-            <w:pPr>
-              <w:spacing w:line="240" w:lineRule="auto"/>
-            </w:pPr>
-            <w:r>
-              <w:rPr>
-                <w:rFonts w:ascii="Courier New" w:hAnsi="Courier New" w:eastAsia="Courier New"/>
-                <w:sz w:val="15"/>
-              </w:rPr>
-              <w:t xml:space="preserve">            dump2) bat lab4/dump-2.bat ;;</w:t>
-            </w:r>
-          </w:p>
-          <w:p>
-            <w:pPr>
-              <w:spacing w:line="240" w:lineRule="auto"/>
-            </w:pPr>
-            <w:r>
-              <w:rPr>
-                <w:rFonts w:ascii="Courier New" w:hAnsi="Courier New" w:eastAsia="Courier New"/>
-                <w:sz w:val="15"/>
-              </w:rPr>
-              <w:t xml:space="preserve">            dump3) bat lab4/dump-3.bat "$3" ;;</w:t>
-            </w:r>
-          </w:p>
-          <w:p>
-            <w:pPr>
-              <w:spacing w:line="240" w:lineRule="auto"/>
-            </w:pPr>
-            <w:r>
-              <w:rPr>
-                <w:rFonts w:ascii="Courier New" w:hAnsi="Courier New" w:eastAsia="Courier New"/>
-                <w:sz w:val="15"/>
-              </w:rPr>
-              <w:t xml:space="preserve">            *) echo "ОШИБКА: ./h lr4 all|base|tasks|dump1|dump2|dump3" ;;</w:t>
-            </w:r>
-          </w:p>
-          <w:p>
-            <w:pPr>
-              <w:spacing w:line="240" w:lineRule="auto"/>
-            </w:pPr>
-            <w:r>
-              <w:rPr>
-                <w:rFonts w:ascii="Courier New" w:hAnsi="Courier New" w:eastAsia="Courier New"/>
-                <w:sz w:val="15"/>
-              </w:rPr>
-              <w:t xml:space="preserve">        esac</w:t>
-            </w:r>
-          </w:p>
-          <w:p>
-            <w:pPr>
-              <w:spacing w:line="240" w:lineRule="auto"/>
-            </w:pPr>
-            <w:r>
-              <w:rPr>
-                <w:rFonts w:ascii="Courier New" w:hAnsi="Courier New" w:eastAsia="Courier New"/>
-                <w:sz w:val="15"/>
-              </w:rPr>
-              <w:t xml:space="preserve">        ;;</w:t>
+              <w:t xml:space="preserve">    'lr4' {</w:t>
+            </w:r>
+          </w:p>
+          <w:p>
+            <w:pPr>
+              <w:spacing w:line="240" w:lineRule="auto"/>
+            </w:pPr>
+            <w:r>
+              <w:rPr>
+                <w:rFonts w:ascii="Courier New" w:hAnsi="Courier New" w:eastAsia="Courier New"/>
+                <w:sz w:val="15"/>
+              </w:rPr>
+              <w:t xml:space="preserve">        switch ($A[1]) {</w:t>
+            </w:r>
+          </w:p>
+          <w:p>
+            <w:pPr>
+              <w:spacing w:line="240" w:lineRule="auto"/>
+            </w:pPr>
+            <w:r>
+              <w:rPr>
+                <w:rFonts w:ascii="Courier New" w:hAnsi="Courier New" w:eastAsia="Courier New"/>
+                <w:sz w:val="15"/>
+              </w:rPr>
+              <w:t xml:space="preserve">            'all' {</w:t>
+            </w:r>
+          </w:p>
+          <w:p>
+            <w:pPr>
+              <w:spacing w:line="240" w:lineRule="auto"/>
+            </w:pPr>
+            <w:r>
+              <w:rPr>
+                <w:rFonts w:ascii="Courier New" w:hAnsi="Courier New" w:eastAsia="Courier New"/>
+                <w:sz w:val="15"/>
+              </w:rPr>
+              <w:t xml:space="preserve">                $v = if ($A[2]) { $A[2] } else { '20' }</w:t>
+            </w:r>
+          </w:p>
+          <w:p>
+            <w:pPr>
+              <w:spacing w:line="240" w:lineRule="auto"/>
+            </w:pPr>
+            <w:r>
+              <w:rPr>
+                <w:rFonts w:ascii="Courier New" w:hAnsi="Courier New" w:eastAsia="Courier New"/>
+                <w:sz w:val="15"/>
+              </w:rPr>
+              <w:t xml:space="preserve">                Need-Variant $v</w:t>
+            </w:r>
+          </w:p>
+          <w:p>
+            <w:pPr>
+              <w:spacing w:line="240" w:lineRule="auto"/>
+            </w:pPr>
+            <w:r>
+              <w:rPr>
+                <w:rFonts w:ascii="Courier New" w:hAnsi="Courier New" w:eastAsia="Courier New"/>
+                <w:sz w:val="15"/>
+              </w:rPr>
+              <w:t xml:space="preserve">                Bat 'lab4/run_all.bat' @($v) 'cp1251' "results/lr4_v$($v)_protocol.txt"</w:t>
+            </w:r>
+          </w:p>
+          <w:p>
+            <w:pPr>
+              <w:spacing w:line="240" w:lineRule="auto"/>
+            </w:pPr>
+            <w:r>
+              <w:rPr>
+                <w:rFonts w:ascii="Courier New" w:hAnsi="Courier New" w:eastAsia="Courier New"/>
+                <w:sz w:val="15"/>
+              </w:rPr>
+              <w:t xml:space="preserve">            }</w:t>
+            </w:r>
+          </w:p>
+          <w:p>
+            <w:pPr>
+              <w:spacing w:line="240" w:lineRule="auto"/>
+            </w:pPr>
+            <w:r>
+              <w:rPr>
+                <w:rFonts w:ascii="Courier New" w:hAnsi="Courier New" w:eastAsia="Courier New"/>
+                <w:sz w:val="15"/>
+              </w:rPr>
+              <w:t xml:space="preserve">            'base'  { Bat 'lab4/create_base.bat' @() 'cp1251' }</w:t>
+            </w:r>
+          </w:p>
+          <w:p>
+            <w:pPr>
+              <w:spacing w:line="240" w:lineRule="auto"/>
+            </w:pPr>
+            <w:r>
+              <w:rPr>
+                <w:rFonts w:ascii="Courier New" w:hAnsi="Courier New" w:eastAsia="Courier New"/>
+                <w:sz w:val="15"/>
+              </w:rPr>
+              <w:t xml:space="preserve">            'tasks' {</w:t>
+            </w:r>
+          </w:p>
+          <w:p>
+            <w:pPr>
+              <w:spacing w:line="240" w:lineRule="auto"/>
+            </w:pPr>
+            <w:r>
+              <w:rPr>
+                <w:rFonts w:ascii="Courier New" w:hAnsi="Courier New" w:eastAsia="Courier New"/>
+                <w:sz w:val="15"/>
+              </w:rPr>
+              <w:t xml:space="preserve">                if (-not $A[2]) { Say 'Использование: ./help lr4 tasks N [база]'; exit 1 }</w:t>
+            </w:r>
+          </w:p>
+          <w:p>
+            <w:pPr>
+              <w:spacing w:line="240" w:lineRule="auto"/>
+            </w:pPr>
+            <w:r>
+              <w:rPr>
+                <w:rFonts w:ascii="Courier New" w:hAnsi="Courier New" w:eastAsia="Courier New"/>
+                <w:sz w:val="15"/>
+              </w:rPr>
+              <w:t xml:space="preserve">                Bat 'lab4/tasks.bat' @($A[2], $A[3])</w:t>
+            </w:r>
+          </w:p>
+          <w:p>
+            <w:pPr>
+              <w:spacing w:line="240" w:lineRule="auto"/>
+            </w:pPr>
+            <w:r>
+              <w:rPr>
+                <w:rFonts w:ascii="Courier New" w:hAnsi="Courier New" w:eastAsia="Courier New"/>
+                <w:sz w:val="15"/>
+              </w:rPr>
+              <w:t xml:space="preserve">            }</w:t>
+            </w:r>
+          </w:p>
+          <w:p>
+            <w:pPr>
+              <w:spacing w:line="240" w:lineRule="auto"/>
+            </w:pPr>
+            <w:r>
+              <w:rPr>
+                <w:rFonts w:ascii="Courier New" w:hAnsi="Courier New" w:eastAsia="Courier New"/>
+                <w:sz w:val="15"/>
+              </w:rPr>
+              <w:t xml:space="preserve">            'dump1' { Bat 'lab4/dump-1.bat' }</w:t>
+            </w:r>
+          </w:p>
+          <w:p>
+            <w:pPr>
+              <w:spacing w:line="240" w:lineRule="auto"/>
+            </w:pPr>
+            <w:r>
+              <w:rPr>
+                <w:rFonts w:ascii="Courier New" w:hAnsi="Courier New" w:eastAsia="Courier New"/>
+                <w:sz w:val="15"/>
+              </w:rPr>
+              <w:t xml:space="preserve">            'dump2' { Bat 'lab4/dump-2.bat' }</w:t>
+            </w:r>
+          </w:p>
+          <w:p>
+            <w:pPr>
+              <w:spacing w:line="240" w:lineRule="auto"/>
+            </w:pPr>
+            <w:r>
+              <w:rPr>
+                <w:rFonts w:ascii="Courier New" w:hAnsi="Courier New" w:eastAsia="Courier New"/>
+                <w:sz w:val="15"/>
+              </w:rPr>
+              <w:t xml:space="preserve">            'dump3' { Bat 'lab4/dump-3.bat' @($A[2]) }</w:t>
+            </w:r>
+          </w:p>
+          <w:p>
+            <w:pPr>
+              <w:spacing w:line="240" w:lineRule="auto"/>
+            </w:pPr>
+            <w:r>
+              <w:rPr>
+                <w:rFonts w:ascii="Courier New" w:hAnsi="Courier New" w:eastAsia="Courier New"/>
+                <w:sz w:val="15"/>
+              </w:rPr>
+              <w:t xml:space="preserve">            default { Say 'ОШИБКА: ./help lr4 all|base|tasks|dump1|dump2|dump3' }</w:t>
+            </w:r>
+          </w:p>
+          <w:p>
+            <w:pPr>
+              <w:spacing w:line="240" w:lineRule="auto"/>
+            </w:pPr>
+            <w:r>
+              <w:rPr>
+                <w:rFonts w:ascii="Courier New" w:hAnsi="Courier New" w:eastAsia="Courier New"/>
+                <w:sz w:val="15"/>
+              </w:rPr>
+              <w:t xml:space="preserve">        }</w:t>
+            </w:r>
+          </w:p>
+          <w:p>
+            <w:pPr>
+              <w:spacing w:line="240" w:lineRule="auto"/>
+            </w:pPr>
+            <w:r>
+              <w:rPr>
+                <w:rFonts w:ascii="Courier New" w:hAnsi="Courier New" w:eastAsia="Courier New"/>
+                <w:sz w:val="15"/>
+              </w:rPr>
+              <w:t xml:space="preserve">    }</w:t>
             </w:r>
           </w:p>
           <w:p>
@@ -13290,79 +14480,79 @@
                 <w:rFonts w:ascii="Courier New" w:hAnsi="Courier New" w:eastAsia="Courier New"/>
                 <w:sz w:val="15"/>
               </w:rPr>
-              <w:t xml:space="preserve">    lr5)</w:t>
-            </w:r>
-          </w:p>
-          <w:p>
-            <w:pPr>
-              <w:spacing w:line="240" w:lineRule="auto"/>
-            </w:pPr>
-            <w:r>
-              <w:rPr>
-                <w:rFonts w:ascii="Courier New" w:hAnsi="Courier New" w:eastAsia="Courier New"/>
-                <w:sz w:val="15"/>
-              </w:rPr>
-              <w:t xml:space="preserve">        case "$2" in</w:t>
-            </w:r>
-          </w:p>
-          <w:p>
-            <w:pPr>
-              <w:spacing w:line="240" w:lineRule="auto"/>
-            </w:pPr>
-            <w:r>
-              <w:rPr>
-                <w:rFonts w:ascii="Courier New" w:hAnsi="Courier New" w:eastAsia="Courier New"/>
-                <w:sz w:val="15"/>
-              </w:rPr>
-              <w:t xml:space="preserve">            build) need_variant "$3"; bat lab5/build.bat "$3" "$4" 2&gt;&amp;1 | FIXENC_CP=cp866 perl helper/fixenc.pl ;;</w:t>
-            </w:r>
-          </w:p>
-          <w:p>
-            <w:pPr>
-              <w:spacing w:line="240" w:lineRule="auto"/>
-            </w:pPr>
-            <w:r>
-              <w:rPr>
-                <w:rFonts w:ascii="Courier New" w:hAnsi="Courier New" w:eastAsia="Courier New"/>
-                <w:sz w:val="15"/>
-              </w:rPr>
-              <w:t xml:space="preserve">            20|22) run "lab5/v$2_test.sql" "$3" ;;</w:t>
-            </w:r>
-          </w:p>
-          <w:p>
-            <w:pPr>
-              <w:spacing w:line="240" w:lineRule="auto"/>
-            </w:pPr>
-            <w:r>
-              <w:rPr>
-                <w:rFonts w:ascii="Courier New" w:hAnsi="Courier New" w:eastAsia="Courier New"/>
-                <w:sz w:val="15"/>
-              </w:rPr>
-              <w:t xml:space="preserve">            *) echo "ОШИБКА: ./h lr5 build 20|22  или  ./h lr5 20|22" ;;</w:t>
-            </w:r>
-          </w:p>
-          <w:p>
-            <w:pPr>
-              <w:spacing w:line="240" w:lineRule="auto"/>
-            </w:pPr>
-            <w:r>
-              <w:rPr>
-                <w:rFonts w:ascii="Courier New" w:hAnsi="Courier New" w:eastAsia="Courier New"/>
-                <w:sz w:val="15"/>
-              </w:rPr>
-              <w:t xml:space="preserve">        esac</w:t>
-            </w:r>
-          </w:p>
-          <w:p>
-            <w:pPr>
-              <w:spacing w:line="240" w:lineRule="auto"/>
-            </w:pPr>
-            <w:r>
-              <w:rPr>
-                <w:rFonts w:ascii="Courier New" w:hAnsi="Courier New" w:eastAsia="Courier New"/>
-                <w:sz w:val="15"/>
-              </w:rPr>
-              <w:t xml:space="preserve">        ;;</w:t>
+              <w:t xml:space="preserve">    'lr5' {</w:t>
+            </w:r>
+          </w:p>
+          <w:p>
+            <w:pPr>
+              <w:spacing w:line="240" w:lineRule="auto"/>
+            </w:pPr>
+            <w:r>
+              <w:rPr>
+                <w:rFonts w:ascii="Courier New" w:hAnsi="Courier New" w:eastAsia="Courier New"/>
+                <w:sz w:val="15"/>
+              </w:rPr>
+              <w:t xml:space="preserve">        switch ($A[1]) {</w:t>
+            </w:r>
+          </w:p>
+          <w:p>
+            <w:pPr>
+              <w:spacing w:line="240" w:lineRule="auto"/>
+            </w:pPr>
+            <w:r>
+              <w:rPr>
+                <w:rFonts w:ascii="Courier New" w:hAnsi="Courier New" w:eastAsia="Courier New"/>
+                <w:sz w:val="15"/>
+              </w:rPr>
+              <w:t xml:space="preserve">            'build' { Need-Variant $A[2]; Bat 'lab5/build.bat' @($A[2], $A[3]) 'cp866' }</w:t>
+            </w:r>
+          </w:p>
+          <w:p>
+            <w:pPr>
+              <w:spacing w:line="240" w:lineRule="auto"/>
+            </w:pPr>
+            <w:r>
+              <w:rPr>
+                <w:rFonts w:ascii="Courier New" w:hAnsi="Courier New" w:eastAsia="Courier New"/>
+                <w:sz w:val="15"/>
+              </w:rPr>
+              <w:t xml:space="preserve">            { $_ -in '20', '22' } { Run "lab5/v$($A[1])_test.sql" $A[2] }</w:t>
+            </w:r>
+          </w:p>
+          <w:p>
+            <w:pPr>
+              <w:spacing w:line="240" w:lineRule="auto"/>
+            </w:pPr>
+            <w:r>
+              <w:rPr>
+                <w:rFonts w:ascii="Courier New" w:hAnsi="Courier New" w:eastAsia="Courier New"/>
+                <w:sz w:val="15"/>
+              </w:rPr>
+              <w:t xml:space="preserve">            default { Say 'ОШИБКА: ./help lr5 build 20|22  или  ./help lr5 20|22' }</w:t>
+            </w:r>
+          </w:p>
+          <w:p>
+            <w:pPr>
+              <w:spacing w:line="240" w:lineRule="auto"/>
+            </w:pPr>
+            <w:r>
+              <w:rPr>
+                <w:rFonts w:ascii="Courier New" w:hAnsi="Courier New" w:eastAsia="Courier New"/>
+                <w:sz w:val="15"/>
+              </w:rPr>
+              <w:t xml:space="preserve">        }</w:t>
+            </w:r>
+          </w:p>
+          <w:p>
+            <w:pPr>
+              <w:spacing w:line="240" w:lineRule="auto"/>
+            </w:pPr>
+            <w:r>
+              <w:rPr>
+                <w:rFonts w:ascii="Courier New" w:hAnsi="Courier New" w:eastAsia="Courier New"/>
+                <w:sz w:val="15"/>
+              </w:rPr>
+              <w:t xml:space="preserve">    }</w:t>
             </w:r>
           </w:p>
           <w:p>
@@ -13398,223 +14588,223 @@
                 <w:rFonts w:ascii="Courier New" w:hAnsi="Courier New" w:eastAsia="Courier New"/>
                 <w:sz w:val="15"/>
               </w:rPr>
-              <w:t xml:space="preserve">    lr6)</w:t>
-            </w:r>
-          </w:p>
-          <w:p>
-            <w:pPr>
-              <w:spacing w:line="240" w:lineRule="auto"/>
-            </w:pPr>
-            <w:r>
-              <w:rPr>
-                <w:rFonts w:ascii="Courier New" w:hAnsi="Courier New" w:eastAsia="Courier New"/>
-                <w:sz w:val="15"/>
-              </w:rPr>
-              <w:t xml:space="preserve">        case "$2" in</w:t>
-            </w:r>
-          </w:p>
-          <w:p>
-            <w:pPr>
-              <w:spacing w:line="240" w:lineRule="auto"/>
-            </w:pPr>
-            <w:r>
-              <w:rPr>
-                <w:rFonts w:ascii="Courier New" w:hAnsi="Courier New" w:eastAsia="Courier New"/>
-                <w:sz w:val="15"/>
-              </w:rPr>
-              <w:t xml:space="preserve">            setup)</w:t>
-            </w:r>
-          </w:p>
-          <w:p>
-            <w:pPr>
-              <w:spacing w:line="240" w:lineRule="auto"/>
-            </w:pPr>
-            <w:r>
-              <w:rPr>
-                <w:rFonts w:ascii="Courier New" w:hAnsi="Courier New" w:eastAsia="Courier New"/>
-                <w:sz w:val="15"/>
-              </w:rPr>
-              <w:t xml:space="preserve">                for f in create_DB create_temp1 insert_temp1 select_from_temp1; do</w:t>
-            </w:r>
-          </w:p>
-          <w:p>
-            <w:pPr>
-              <w:spacing w:line="240" w:lineRule="auto"/>
-            </w:pPr>
-            <w:r>
-              <w:rPr>
-                <w:rFonts w:ascii="Courier New" w:hAnsi="Courier New" w:eastAsia="Courier New"/>
-                <w:sz w:val="15"/>
-              </w:rPr>
-              <w:t xml:space="preserve">                    bat lab6/s_TCP.bat "lab6\\SETUP\\$f"</w:t>
-            </w:r>
-          </w:p>
-          <w:p>
-            <w:pPr>
-              <w:spacing w:line="240" w:lineRule="auto"/>
-            </w:pPr>
-            <w:r>
-              <w:rPr>
-                <w:rFonts w:ascii="Courier New" w:hAnsi="Courier New" w:eastAsia="Courier New"/>
-                <w:sz w:val="15"/>
-              </w:rPr>
-              <w:t xml:space="preserve">                done</w:t>
-            </w:r>
-          </w:p>
-          <w:p>
-            <w:pPr>
-              <w:spacing w:line="240" w:lineRule="auto"/>
-            </w:pPr>
-            <w:r>
-              <w:rPr>
-                <w:rFonts w:ascii="Courier New" w:hAnsi="Courier New" w:eastAsia="Courier New"/>
-                <w:sz w:val="15"/>
-              </w:rPr>
-              <w:t xml:space="preserve">                ;;</w:t>
-            </w:r>
-          </w:p>
-          <w:p>
-            <w:pPr>
-              <w:spacing w:line="240" w:lineRule="auto"/>
-            </w:pPr>
-            <w:r>
-              <w:rPr>
-                <w:rFonts w:ascii="Courier New" w:hAnsi="Courier New" w:eastAsia="Courier New"/>
-                <w:sz w:val="15"/>
-              </w:rPr>
-              <w:t xml:space="preserve">            sel2)     bat lab6/COPY/make_sel2.bat ;;</w:t>
-            </w:r>
-          </w:p>
-          <w:p>
-            <w:pPr>
-              <w:spacing w:line="240" w:lineRule="auto"/>
-            </w:pPr>
-            <w:r>
-              <w:rPr>
-                <w:rFonts w:ascii="Courier New" w:hAnsi="Courier New" w:eastAsia="Courier New"/>
-                <w:sz w:val="15"/>
-              </w:rPr>
-              <w:t xml:space="preserve">            createdb) bat lab6/s_TCP.bat 'lab6\COPY\create_DB' ;;</w:t>
-            </w:r>
-          </w:p>
-          <w:p>
-            <w:pPr>
-              <w:spacing w:line="240" w:lineRule="auto"/>
-            </w:pPr>
-            <w:r>
-              <w:rPr>
-                <w:rFonts w:ascii="Courier New" w:hAnsi="Courier New" w:eastAsia="Courier New"/>
-                <w:sz w:val="15"/>
-              </w:rPr>
-              <w:t xml:space="preserve">            copy)     bat lab6/COPY/copy_to_MS_SQL.bat 2&gt;&amp;1 | perl helper/fixenc.pl ;;</w:t>
-            </w:r>
-          </w:p>
-          <w:p>
-            <w:pPr>
-              <w:spacing w:line="240" w:lineRule="auto"/>
-            </w:pPr>
-            <w:r>
-              <w:rPr>
-                <w:rFonts w:ascii="Courier New" w:hAnsi="Courier New" w:eastAsia="Courier New"/>
-                <w:sz w:val="15"/>
-              </w:rPr>
-              <w:t xml:space="preserve">            disp)     bat lab6/COPY/disp.bat ;;</w:t>
-            </w:r>
-          </w:p>
-          <w:p>
-            <w:pPr>
-              <w:spacing w:line="240" w:lineRule="auto"/>
-            </w:pPr>
-            <w:r>
-              <w:rPr>
-                <w:rFonts w:ascii="Courier New" w:hAnsi="Courier New" w:eastAsia="Courier New"/>
-                <w:sz w:val="15"/>
-              </w:rPr>
-              <w:t xml:space="preserve">            v20|v22)</w:t>
-            </w:r>
-          </w:p>
-          <w:p>
-            <w:pPr>
-              <w:spacing w:line="240" w:lineRule="auto"/>
-            </w:pPr>
-            <w:r>
-              <w:rPr>
-                <w:rFonts w:ascii="Courier New" w:hAnsi="Courier New" w:eastAsia="Courier New"/>
-                <w:sz w:val="15"/>
-              </w:rPr>
-              <w:t xml:space="preserve">                need_task "$3"</w:t>
-            </w:r>
-          </w:p>
-          <w:p>
-            <w:pPr>
-              <w:spacing w:line="240" w:lineRule="auto"/>
-            </w:pPr>
-            <w:r>
-              <w:rPr>
-                <w:rFonts w:ascii="Courier New" w:hAnsi="Courier New" w:eastAsia="Courier New"/>
-                <w:sz w:val="15"/>
-              </w:rPr>
-              <w:t xml:space="preserve">                bat lab6/s.bat "lab6\\tasks\\$2_task$3.sql" "$4" "$5" "$6"</w:t>
-            </w:r>
-          </w:p>
-          <w:p>
-            <w:pPr>
-              <w:spacing w:line="240" w:lineRule="auto"/>
-            </w:pPr>
-            <w:r>
-              <w:rPr>
-                <w:rFonts w:ascii="Courier New" w:hAnsi="Courier New" w:eastAsia="Courier New"/>
-                <w:sz w:val="15"/>
-              </w:rPr>
-              <w:t xml:space="preserve">                ;;</w:t>
-            </w:r>
-          </w:p>
-          <w:p>
-            <w:pPr>
-              <w:spacing w:line="240" w:lineRule="auto"/>
-            </w:pPr>
-            <w:r>
-              <w:rPr>
-                <w:rFonts w:ascii="Courier New" w:hAnsi="Courier New" w:eastAsia="Courier New"/>
-                <w:sz w:val="15"/>
-              </w:rPr>
-              <w:t xml:space="preserve">            console)  bat lab6/s0.bat ;;</w:t>
-            </w:r>
-          </w:p>
-          <w:p>
-            <w:pPr>
-              <w:spacing w:line="240" w:lineRule="auto"/>
-            </w:pPr>
-            <w:r>
-              <w:rPr>
-                <w:rFonts w:ascii="Courier New" w:hAnsi="Courier New" w:eastAsia="Courier New"/>
-                <w:sz w:val="15"/>
-              </w:rPr>
-              <w:t xml:space="preserve">            *) echo "ОШИБКА: ./h lr6 setup|sel2|createdb|copy|disp|v20|v22|console" ;;</w:t>
-            </w:r>
-          </w:p>
-          <w:p>
-            <w:pPr>
-              <w:spacing w:line="240" w:lineRule="auto"/>
-            </w:pPr>
-            <w:r>
-              <w:rPr>
-                <w:rFonts w:ascii="Courier New" w:hAnsi="Courier New" w:eastAsia="Courier New"/>
-                <w:sz w:val="15"/>
-              </w:rPr>
-              <w:t xml:space="preserve">        esac</w:t>
-            </w:r>
-          </w:p>
-          <w:p>
-            <w:pPr>
-              <w:spacing w:line="240" w:lineRule="auto"/>
-            </w:pPr>
-            <w:r>
-              <w:rPr>
-                <w:rFonts w:ascii="Courier New" w:hAnsi="Courier New" w:eastAsia="Courier New"/>
-                <w:sz w:val="15"/>
-              </w:rPr>
-              <w:t xml:space="preserve">        ;;</w:t>
+              <w:t xml:space="preserve">    'lr6' {</w:t>
+            </w:r>
+          </w:p>
+          <w:p>
+            <w:pPr>
+              <w:spacing w:line="240" w:lineRule="auto"/>
+            </w:pPr>
+            <w:r>
+              <w:rPr>
+                <w:rFonts w:ascii="Courier New" w:hAnsi="Courier New" w:eastAsia="Courier New"/>
+                <w:sz w:val="15"/>
+              </w:rPr>
+              <w:t xml:space="preserve">        switch ($A[1]) {</w:t>
+            </w:r>
+          </w:p>
+          <w:p>
+            <w:pPr>
+              <w:spacing w:line="240" w:lineRule="auto"/>
+            </w:pPr>
+            <w:r>
+              <w:rPr>
+                <w:rFonts w:ascii="Courier New" w:hAnsi="Courier New" w:eastAsia="Courier New"/>
+                <w:sz w:val="15"/>
+              </w:rPr>
+              <w:t xml:space="preserve">            'setup' {</w:t>
+            </w:r>
+          </w:p>
+          <w:p>
+            <w:pPr>
+              <w:spacing w:line="240" w:lineRule="auto"/>
+            </w:pPr>
+            <w:r>
+              <w:rPr>
+                <w:rFonts w:ascii="Courier New" w:hAnsi="Courier New" w:eastAsia="Courier New"/>
+                <w:sz w:val="15"/>
+              </w:rPr>
+              <w:t xml:space="preserve">                foreach ($f in 'create_DB', 'create_temp1', 'insert_temp1', 'select_from_temp1') {</w:t>
+            </w:r>
+          </w:p>
+          <w:p>
+            <w:pPr>
+              <w:spacing w:line="240" w:lineRule="auto"/>
+            </w:pPr>
+            <w:r>
+              <w:rPr>
+                <w:rFonts w:ascii="Courier New" w:hAnsi="Courier New" w:eastAsia="Courier New"/>
+                <w:sz w:val="15"/>
+              </w:rPr>
+              <w:t xml:space="preserve">                    Bat 'lab6/s_TCP.bat' @("lab6\SETUP\$f")</w:t>
+            </w:r>
+          </w:p>
+          <w:p>
+            <w:pPr>
+              <w:spacing w:line="240" w:lineRule="auto"/>
+            </w:pPr>
+            <w:r>
+              <w:rPr>
+                <w:rFonts w:ascii="Courier New" w:hAnsi="Courier New" w:eastAsia="Courier New"/>
+                <w:sz w:val="15"/>
+              </w:rPr>
+              <w:t xml:space="preserve">                }</w:t>
+            </w:r>
+          </w:p>
+          <w:p>
+            <w:pPr>
+              <w:spacing w:line="240" w:lineRule="auto"/>
+            </w:pPr>
+            <w:r>
+              <w:rPr>
+                <w:rFonts w:ascii="Courier New" w:hAnsi="Courier New" w:eastAsia="Courier New"/>
+                <w:sz w:val="15"/>
+              </w:rPr>
+              <w:t xml:space="preserve">            }</w:t>
+            </w:r>
+          </w:p>
+          <w:p>
+            <w:pPr>
+              <w:spacing w:line="240" w:lineRule="auto"/>
+            </w:pPr>
+            <w:r>
+              <w:rPr>
+                <w:rFonts w:ascii="Courier New" w:hAnsi="Courier New" w:eastAsia="Courier New"/>
+                <w:sz w:val="15"/>
+              </w:rPr>
+              <w:t xml:space="preserve">            'sel2'     { Bat 'lab6/COPY/make_sel2.bat' }</w:t>
+            </w:r>
+          </w:p>
+          <w:p>
+            <w:pPr>
+              <w:spacing w:line="240" w:lineRule="auto"/>
+            </w:pPr>
+            <w:r>
+              <w:rPr>
+                <w:rFonts w:ascii="Courier New" w:hAnsi="Courier New" w:eastAsia="Courier New"/>
+                <w:sz w:val="15"/>
+              </w:rPr>
+              <w:t xml:space="preserve">            'createdb' { Bat 'lab6/s_TCP.bat' @('lab6\COPY\create_DB') }</w:t>
+            </w:r>
+          </w:p>
+          <w:p>
+            <w:pPr>
+              <w:spacing w:line="240" w:lineRule="auto"/>
+            </w:pPr>
+            <w:r>
+              <w:rPr>
+                <w:rFonts w:ascii="Courier New" w:hAnsi="Courier New" w:eastAsia="Courier New"/>
+                <w:sz w:val="15"/>
+              </w:rPr>
+              <w:t xml:space="preserve">            'copy'     { Bat 'lab6/COPY/copy_to_MS_SQL.bat' @() 'cp1251' }</w:t>
+            </w:r>
+          </w:p>
+          <w:p>
+            <w:pPr>
+              <w:spacing w:line="240" w:lineRule="auto"/>
+            </w:pPr>
+            <w:r>
+              <w:rPr>
+                <w:rFonts w:ascii="Courier New" w:hAnsi="Courier New" w:eastAsia="Courier New"/>
+                <w:sz w:val="15"/>
+              </w:rPr>
+              <w:t xml:space="preserve">            'disp'     { Bat 'lab6/COPY/disp.bat' }</w:t>
+            </w:r>
+          </w:p>
+          <w:p>
+            <w:pPr>
+              <w:spacing w:line="240" w:lineRule="auto"/>
+            </w:pPr>
+            <w:r>
+              <w:rPr>
+                <w:rFonts w:ascii="Courier New" w:hAnsi="Courier New" w:eastAsia="Courier New"/>
+                <w:sz w:val="15"/>
+              </w:rPr>
+              <w:t xml:space="preserve">            { $_ -in 'v20', 'v22' } {</w:t>
+            </w:r>
+          </w:p>
+          <w:p>
+            <w:pPr>
+              <w:spacing w:line="240" w:lineRule="auto"/>
+            </w:pPr>
+            <w:r>
+              <w:rPr>
+                <w:rFonts w:ascii="Courier New" w:hAnsi="Courier New" w:eastAsia="Courier New"/>
+                <w:sz w:val="15"/>
+              </w:rPr>
+              <w:t xml:space="preserve">                Need-Task $A[2]</w:t>
+            </w:r>
+          </w:p>
+          <w:p>
+            <w:pPr>
+              <w:spacing w:line="240" w:lineRule="auto"/>
+            </w:pPr>
+            <w:r>
+              <w:rPr>
+                <w:rFonts w:ascii="Courier New" w:hAnsi="Courier New" w:eastAsia="Courier New"/>
+                <w:sz w:val="15"/>
+              </w:rPr>
+              <w:t xml:space="preserve">                Bat 'lab6/s.bat' @("lab6\tasks\$($A[1])_task$($A[2]).sql", $A[3], $A[4], $A[5])</w:t>
+            </w:r>
+          </w:p>
+          <w:p>
+            <w:pPr>
+              <w:spacing w:line="240" w:lineRule="auto"/>
+            </w:pPr>
+            <w:r>
+              <w:rPr>
+                <w:rFonts w:ascii="Courier New" w:hAnsi="Courier New" w:eastAsia="Courier New"/>
+                <w:sz w:val="15"/>
+              </w:rPr>
+              <w:t xml:space="preserve">            }</w:t>
+            </w:r>
+          </w:p>
+          <w:p>
+            <w:pPr>
+              <w:spacing w:line="240" w:lineRule="auto"/>
+            </w:pPr>
+            <w:r>
+              <w:rPr>
+                <w:rFonts w:ascii="Courier New" w:hAnsi="Courier New" w:eastAsia="Courier New"/>
+                <w:sz w:val="15"/>
+              </w:rPr>
+              <w:t xml:space="preserve">            'console'  { &amp; .\lab6\s0.bat }</w:t>
+            </w:r>
+          </w:p>
+          <w:p>
+            <w:pPr>
+              <w:spacing w:line="240" w:lineRule="auto"/>
+            </w:pPr>
+            <w:r>
+              <w:rPr>
+                <w:rFonts w:ascii="Courier New" w:hAnsi="Courier New" w:eastAsia="Courier New"/>
+                <w:sz w:val="15"/>
+              </w:rPr>
+              <w:t xml:space="preserve">            default    { Say 'ОШИБКА: ./help lr6 setup|sel2|createdb|copy|disp|v20|v22|console' }</w:t>
+            </w:r>
+          </w:p>
+          <w:p>
+            <w:pPr>
+              <w:spacing w:line="240" w:lineRule="auto"/>
+            </w:pPr>
+            <w:r>
+              <w:rPr>
+                <w:rFonts w:ascii="Courier New" w:hAnsi="Courier New" w:eastAsia="Courier New"/>
+                <w:sz w:val="15"/>
+              </w:rPr>
+              <w:t xml:space="preserve">        }</w:t>
+            </w:r>
+          </w:p>
+          <w:p>
+            <w:pPr>
+              <w:spacing w:line="240" w:lineRule="auto"/>
+            </w:pPr>
+            <w:r>
+              <w:rPr>
+                <w:rFonts w:ascii="Courier New" w:hAnsi="Courier New" w:eastAsia="Courier New"/>
+                <w:sz w:val="15"/>
+              </w:rPr>
+              <w:t xml:space="preserve">    }</w:t>
             </w:r>
           </w:p>
           <w:p>
@@ -13650,91 +14840,91 @@
                 <w:rFonts w:ascii="Courier New" w:hAnsi="Courier New" w:eastAsia="Courier New"/>
                 <w:sz w:val="15"/>
               </w:rPr>
-              <w:t xml:space="preserve">    lr7)</w:t>
-            </w:r>
-          </w:p>
-          <w:p>
-            <w:pPr>
-              <w:spacing w:line="240" w:lineRule="auto"/>
-            </w:pPr>
-            <w:r>
-              <w:rPr>
-                <w:rFonts w:ascii="Courier New" w:hAnsi="Courier New" w:eastAsia="Courier New"/>
-                <w:sz w:val="15"/>
-              </w:rPr>
-              <w:t xml:space="preserve">        case "$2" in</w:t>
-            </w:r>
-          </w:p>
-          <w:p>
-            <w:pPr>
-              <w:spacing w:line="240" w:lineRule="auto"/>
-            </w:pPr>
-            <w:r>
-              <w:rPr>
-                <w:rFonts w:ascii="Courier New" w:hAnsi="Courier New" w:eastAsia="Courier New"/>
-                <w:sz w:val="15"/>
-              </w:rPr>
-              <w:t xml:space="preserve">            create) bat lab7/s.bat 'lab7\create_objects.sql' ;;</w:t>
-            </w:r>
-          </w:p>
-          <w:p>
-            <w:pPr>
-              <w:spacing w:line="240" w:lineRule="auto"/>
-            </w:pPr>
-            <w:r>
-              <w:rPr>
-                <w:rFonts w:ascii="Courier New" w:hAnsi="Courier New" w:eastAsia="Courier New"/>
-                <w:sz w:val="15"/>
-              </w:rPr>
-              <w:t xml:space="preserve">            1)      bat lab7/s.bat 'lab7\calculate1.sql' "$3" "$4" "$5" "$6" "$7" ;;</w:t>
-            </w:r>
-          </w:p>
-          <w:p>
-            <w:pPr>
-              <w:spacing w:line="240" w:lineRule="auto"/>
-            </w:pPr>
-            <w:r>
-              <w:rPr>
-                <w:rFonts w:ascii="Courier New" w:hAnsi="Courier New" w:eastAsia="Courier New"/>
-                <w:sz w:val="15"/>
-              </w:rPr>
-              <w:t xml:space="preserve">            2)      bat lab7/s.bat 'lab7\calculate2.sql' "$3" "$4" "$5" "$6" ;;</w:t>
-            </w:r>
-          </w:p>
-          <w:p>
-            <w:pPr>
-              <w:spacing w:line="240" w:lineRule="auto"/>
-            </w:pPr>
-            <w:r>
-              <w:rPr>
-                <w:rFonts w:ascii="Courier New" w:hAnsi="Courier New" w:eastAsia="Courier New"/>
-                <w:sz w:val="15"/>
-              </w:rPr>
-              <w:t xml:space="preserve">            *) echo "ОШИБКА: ./h lr7 create|1|2" ;;</w:t>
-            </w:r>
-          </w:p>
-          <w:p>
-            <w:pPr>
-              <w:spacing w:line="240" w:lineRule="auto"/>
-            </w:pPr>
-            <w:r>
-              <w:rPr>
-                <w:rFonts w:ascii="Courier New" w:hAnsi="Courier New" w:eastAsia="Courier New"/>
-                <w:sz w:val="15"/>
-              </w:rPr>
-              <w:t xml:space="preserve">        esac</w:t>
-            </w:r>
-          </w:p>
-          <w:p>
-            <w:pPr>
-              <w:spacing w:line="240" w:lineRule="auto"/>
-            </w:pPr>
-            <w:r>
-              <w:rPr>
-                <w:rFonts w:ascii="Courier New" w:hAnsi="Courier New" w:eastAsia="Courier New"/>
-                <w:sz w:val="15"/>
-              </w:rPr>
-              <w:t xml:space="preserve">        ;;</w:t>
+              <w:t xml:space="preserve">    'lr7' {</w:t>
+            </w:r>
+          </w:p>
+          <w:p>
+            <w:pPr>
+              <w:spacing w:line="240" w:lineRule="auto"/>
+            </w:pPr>
+            <w:r>
+              <w:rPr>
+                <w:rFonts w:ascii="Courier New" w:hAnsi="Courier New" w:eastAsia="Courier New"/>
+                <w:sz w:val="15"/>
+              </w:rPr>
+              <w:t xml:space="preserve">        switch ($A[1]) {</w:t>
+            </w:r>
+          </w:p>
+          <w:p>
+            <w:pPr>
+              <w:spacing w:line="240" w:lineRule="auto"/>
+            </w:pPr>
+            <w:r>
+              <w:rPr>
+                <w:rFonts w:ascii="Courier New" w:hAnsi="Courier New" w:eastAsia="Courier New"/>
+                <w:sz w:val="15"/>
+              </w:rPr>
+              <w:t xml:space="preserve">            'create' { Bat 'lab7/s.bat' @('lab7\create_objects.sql') }</w:t>
+            </w:r>
+          </w:p>
+          <w:p>
+            <w:pPr>
+              <w:spacing w:line="240" w:lineRule="auto"/>
+            </w:pPr>
+            <w:r>
+              <w:rPr>
+                <w:rFonts w:ascii="Courier New" w:hAnsi="Courier New" w:eastAsia="Courier New"/>
+                <w:sz w:val="15"/>
+              </w:rPr>
+              <w:t xml:space="preserve">            '1'      { Bat 'lab7/s.bat' @('lab7\calculate1.sql', $A[2], $A[3], $A[4], $A[5], $A[6]) }</w:t>
+            </w:r>
+          </w:p>
+          <w:p>
+            <w:pPr>
+              <w:spacing w:line="240" w:lineRule="auto"/>
+            </w:pPr>
+            <w:r>
+              <w:rPr>
+                <w:rFonts w:ascii="Courier New" w:hAnsi="Courier New" w:eastAsia="Courier New"/>
+                <w:sz w:val="15"/>
+              </w:rPr>
+              <w:t xml:space="preserve">            '2'      { Bat 'lab7/s.bat' @('lab7\calculate2.sql', $A[2], $A[3], $A[4], $A[5]) }</w:t>
+            </w:r>
+          </w:p>
+          <w:p>
+            <w:pPr>
+              <w:spacing w:line="240" w:lineRule="auto"/>
+            </w:pPr>
+            <w:r>
+              <w:rPr>
+                <w:rFonts w:ascii="Courier New" w:hAnsi="Courier New" w:eastAsia="Courier New"/>
+                <w:sz w:val="15"/>
+              </w:rPr>
+              <w:t xml:space="preserve">            default  { Say 'ОШИБКА: ./help lr7 create|1|2' }</w:t>
+            </w:r>
+          </w:p>
+          <w:p>
+            <w:pPr>
+              <w:spacing w:line="240" w:lineRule="auto"/>
+            </w:pPr>
+            <w:r>
+              <w:rPr>
+                <w:rFonts w:ascii="Courier New" w:hAnsi="Courier New" w:eastAsia="Courier New"/>
+                <w:sz w:val="15"/>
+              </w:rPr>
+              <w:t xml:space="preserve">        }</w:t>
+            </w:r>
+          </w:p>
+          <w:p>
+            <w:pPr>
+              <w:spacing w:line="240" w:lineRule="auto"/>
+            </w:pPr>
+            <w:r>
+              <w:rPr>
+                <w:rFonts w:ascii="Courier New" w:hAnsi="Courier New" w:eastAsia="Courier New"/>
+                <w:sz w:val="15"/>
+              </w:rPr>
+              <w:t xml:space="preserve">    }</w:t>
             </w:r>
           </w:p>
           <w:p>
@@ -13770,91 +14960,91 @@
                 <w:rFonts w:ascii="Courier New" w:hAnsi="Courier New" w:eastAsia="Courier New"/>
                 <w:sz w:val="15"/>
               </w:rPr>
-              <w:t xml:space="preserve">    lr8)</w:t>
-            </w:r>
-          </w:p>
-          <w:p>
-            <w:pPr>
-              <w:spacing w:line="240" w:lineRule="auto"/>
-            </w:pPr>
-            <w:r>
-              <w:rPr>
-                <w:rFonts w:ascii="Courier New" w:hAnsi="Courier New" w:eastAsia="Courier New"/>
-                <w:sz w:val="15"/>
-              </w:rPr>
-              <w:t xml:space="preserve">        case "$2" in</w:t>
-            </w:r>
-          </w:p>
-          <w:p>
-            <w:pPr>
-              <w:spacing w:line="240" w:lineRule="auto"/>
-            </w:pPr>
-            <w:r>
-              <w:rPr>
-                <w:rFonts w:ascii="Courier New" w:hAnsi="Courier New" w:eastAsia="Courier New"/>
-                <w:sz w:val="15"/>
-              </w:rPr>
-              <w:t xml:space="preserve">            build) bat lab8/v20/cs.bat 2&gt;&amp;1 | FIXENC_CP=cp866 perl helper/fixenc.pl ;;</w:t>
-            </w:r>
-          </w:p>
-          <w:p>
-            <w:pPr>
-              <w:spacing w:line="240" w:lineRule="auto"/>
-            </w:pPr>
-            <w:r>
-              <w:rPr>
-                <w:rFonts w:ascii="Courier New" w:hAnsi="Courier New" w:eastAsia="Courier New"/>
-                <w:sz w:val="15"/>
-              </w:rPr>
-              <w:t xml:space="preserve">            20)    shift 2; bat lab8/v20/run.bat "$@" ;;</w:t>
-            </w:r>
-          </w:p>
-          <w:p>
-            <w:pPr>
-              <w:spacing w:line="240" w:lineRule="auto"/>
-            </w:pPr>
-            <w:r>
-              <w:rPr>
-                <w:rFonts w:ascii="Courier New" w:hAnsi="Courier New" w:eastAsia="Courier New"/>
-                <w:sz w:val="15"/>
-              </w:rPr>
-              <w:t xml:space="preserve">            22)    shift 2; bat lab8/v22/run.bat "$@" ;;</w:t>
-            </w:r>
-          </w:p>
-          <w:p>
-            <w:pPr>
-              <w:spacing w:line="240" w:lineRule="auto"/>
-            </w:pPr>
-            <w:r>
-              <w:rPr>
-                <w:rFonts w:ascii="Courier New" w:hAnsi="Courier New" w:eastAsia="Courier New"/>
-                <w:sz w:val="15"/>
-              </w:rPr>
-              <w:t xml:space="preserve">            *) echo "ОШИБКА: ./h lr8 build|20|22" ;;</w:t>
-            </w:r>
-          </w:p>
-          <w:p>
-            <w:pPr>
-              <w:spacing w:line="240" w:lineRule="auto"/>
-            </w:pPr>
-            <w:r>
-              <w:rPr>
-                <w:rFonts w:ascii="Courier New" w:hAnsi="Courier New" w:eastAsia="Courier New"/>
-                <w:sz w:val="15"/>
-              </w:rPr>
-              <w:t xml:space="preserve">        esac</w:t>
-            </w:r>
-          </w:p>
-          <w:p>
-            <w:pPr>
-              <w:spacing w:line="240" w:lineRule="auto"/>
-            </w:pPr>
-            <w:r>
-              <w:rPr>
-                <w:rFonts w:ascii="Courier New" w:hAnsi="Courier New" w:eastAsia="Courier New"/>
-                <w:sz w:val="15"/>
-              </w:rPr>
-              <w:t xml:space="preserve">        ;;</w:t>
+              <w:t xml:space="preserve">    'lr8' {</w:t>
+            </w:r>
+          </w:p>
+          <w:p>
+            <w:pPr>
+              <w:spacing w:line="240" w:lineRule="auto"/>
+            </w:pPr>
+            <w:r>
+              <w:rPr>
+                <w:rFonts w:ascii="Courier New" w:hAnsi="Courier New" w:eastAsia="Courier New"/>
+                <w:sz w:val="15"/>
+              </w:rPr>
+              <w:t xml:space="preserve">        switch ($A[1]) {</w:t>
+            </w:r>
+          </w:p>
+          <w:p>
+            <w:pPr>
+              <w:spacing w:line="240" w:lineRule="auto"/>
+            </w:pPr>
+            <w:r>
+              <w:rPr>
+                <w:rFonts w:ascii="Courier New" w:hAnsi="Courier New" w:eastAsia="Courier New"/>
+                <w:sz w:val="15"/>
+              </w:rPr>
+              <w:t xml:space="preserve">            'build' { Bat 'lab8/v20/cs.bat' @() 'cp866' }</w:t>
+            </w:r>
+          </w:p>
+          <w:p>
+            <w:pPr>
+              <w:spacing w:line="240" w:lineRule="auto"/>
+            </w:pPr>
+            <w:r>
+              <w:rPr>
+                <w:rFonts w:ascii="Courier New" w:hAnsi="Courier New" w:eastAsia="Courier New"/>
+                <w:sz w:val="15"/>
+              </w:rPr>
+              <w:t xml:space="preserve">            '20'    { Bat 'lab8/v20/run.bat' @($Argv | Select-Object -Skip 2) }</w:t>
+            </w:r>
+          </w:p>
+          <w:p>
+            <w:pPr>
+              <w:spacing w:line="240" w:lineRule="auto"/>
+            </w:pPr>
+            <w:r>
+              <w:rPr>
+                <w:rFonts w:ascii="Courier New" w:hAnsi="Courier New" w:eastAsia="Courier New"/>
+                <w:sz w:val="15"/>
+              </w:rPr>
+              <w:t xml:space="preserve">            '22'    { Bat 'lab8/v22/run.bat' @($Argv | Select-Object -Skip 2) }</w:t>
+            </w:r>
+          </w:p>
+          <w:p>
+            <w:pPr>
+              <w:spacing w:line="240" w:lineRule="auto"/>
+            </w:pPr>
+            <w:r>
+              <w:rPr>
+                <w:rFonts w:ascii="Courier New" w:hAnsi="Courier New" w:eastAsia="Courier New"/>
+                <w:sz w:val="15"/>
+              </w:rPr>
+              <w:t xml:space="preserve">            default { Say 'ОШИБКА: ./help lr8 build|20|22' }</w:t>
+            </w:r>
+          </w:p>
+          <w:p>
+            <w:pPr>
+              <w:spacing w:line="240" w:lineRule="auto"/>
+            </w:pPr>
+            <w:r>
+              <w:rPr>
+                <w:rFonts w:ascii="Courier New" w:hAnsi="Courier New" w:eastAsia="Courier New"/>
+                <w:sz w:val="15"/>
+              </w:rPr>
+              <w:t xml:space="preserve">        }</w:t>
+            </w:r>
+          </w:p>
+          <w:p>
+            <w:pPr>
+              <w:spacing w:line="240" w:lineRule="auto"/>
+            </w:pPr>
+            <w:r>
+              <w:rPr>
+                <w:rFonts w:ascii="Courier New" w:hAnsi="Courier New" w:eastAsia="Courier New"/>
+                <w:sz w:val="15"/>
+              </w:rPr>
+              <w:t xml:space="preserve">    }</w:t>
             </w:r>
           </w:p>
           <w:p>
@@ -13878,43 +15068,103 @@
                 <w:rFonts w:ascii="Courier New" w:hAnsi="Courier New" w:eastAsia="Courier New"/>
                 <w:sz w:val="15"/>
               </w:rPr>
-              <w:t xml:space="preserve">    reports) shift; (cd reports &amp;&amp; python make_reports.py "$@") ;;</w:t>
-            </w:r>
-          </w:p>
-          <w:p>
-            <w:pPr>
-              <w:spacing w:line="240" w:lineRule="auto"/>
-            </w:pPr>
-            <w:r>
-              <w:rPr>
-                <w:rFonts w:ascii="Courier New" w:hAnsi="Courier New" w:eastAsia="Courier New"/>
-                <w:sz w:val="15"/>
-              </w:rPr>
-              <w:t xml:space="preserve">    psql) psql -X ;;</w:t>
-            </w:r>
-          </w:p>
-          <w:p>
-            <w:pPr>
-              <w:spacing w:line="240" w:lineRule="auto"/>
-            </w:pPr>
-            <w:r>
-              <w:rPr>
-                <w:rFonts w:ascii="Courier New" w:hAnsi="Courier New" w:eastAsia="Courier New"/>
-                <w:sz w:val="15"/>
-              </w:rPr>
-              <w:t xml:space="preserve">    *) echo "ОШИБКА: Неизвестная команда $1 (./h - список команд)" ;;</w:t>
-            </w:r>
-          </w:p>
-          <w:p>
-            <w:pPr>
-              <w:spacing w:line="240" w:lineRule="auto"/>
-            </w:pPr>
-            <w:r>
-              <w:rPr>
-                <w:rFonts w:ascii="Courier New" w:hAnsi="Courier New" w:eastAsia="Courier New"/>
-                <w:sz w:val="15"/>
-              </w:rPr>
-              <w:t>esac</w:t>
+              <w:t xml:space="preserve">    'reports' {</w:t>
+            </w:r>
+          </w:p>
+          <w:p>
+            <w:pPr>
+              <w:spacing w:line="240" w:lineRule="auto"/>
+            </w:pPr>
+            <w:r>
+              <w:rPr>
+                <w:rFonts w:ascii="Courier New" w:hAnsi="Courier New" w:eastAsia="Courier New"/>
+                <w:sz w:val="15"/>
+              </w:rPr>
+              <w:t xml:space="preserve">        Push-Location reports</w:t>
+            </w:r>
+          </w:p>
+          <w:p>
+            <w:pPr>
+              <w:spacing w:line="240" w:lineRule="auto"/>
+            </w:pPr>
+            <w:r>
+              <w:rPr>
+                <w:rFonts w:ascii="Courier New" w:hAnsi="Courier New" w:eastAsia="Courier New"/>
+                <w:sz w:val="15"/>
+              </w:rPr>
+              <w:t xml:space="preserve">        &amp; python make_reports.py @($Argv | Select-Object -Skip 1)</w:t>
+            </w:r>
+          </w:p>
+          <w:p>
+            <w:pPr>
+              <w:spacing w:line="240" w:lineRule="auto"/>
+            </w:pPr>
+            <w:r>
+              <w:rPr>
+                <w:rFonts w:ascii="Courier New" w:hAnsi="Courier New" w:eastAsia="Courier New"/>
+                <w:sz w:val="15"/>
+              </w:rPr>
+              <w:t xml:space="preserve">        Pop-Location</w:t>
+            </w:r>
+          </w:p>
+          <w:p>
+            <w:pPr>
+              <w:spacing w:line="240" w:lineRule="auto"/>
+            </w:pPr>
+            <w:r>
+              <w:rPr>
+                <w:rFonts w:ascii="Courier New" w:hAnsi="Courier New" w:eastAsia="Courier New"/>
+                <w:sz w:val="15"/>
+              </w:rPr>
+              <w:t xml:space="preserve">    }</w:t>
+            </w:r>
+          </w:p>
+          <w:p>
+            <w:pPr>
+              <w:spacing w:line="240" w:lineRule="auto"/>
+            </w:pPr>
+            <w:r>
+              <w:rPr>
+                <w:rFonts w:ascii="Courier New" w:hAnsi="Courier New" w:eastAsia="Courier New"/>
+                <w:sz w:val="15"/>
+              </w:rPr>
+              <w:t xml:space="preserve">    'psql'  { &amp; psql.exe -X }</w:t>
+            </w:r>
+          </w:p>
+          <w:p>
+            <w:pPr>
+              <w:spacing w:line="240" w:lineRule="auto"/>
+            </w:pPr>
+            <w:r>
+              <w:rPr>
+                <w:rFonts w:ascii="Courier New" w:hAnsi="Courier New" w:eastAsia="Courier New"/>
+                <w:sz w:val="15"/>
+              </w:rPr>
+              <w:t xml:space="preserve">    default { Say "ОШИБКА: Неизвестная команда $($A[0]) (./help - список команд)" }</w:t>
+            </w:r>
+          </w:p>
+          <w:p>
+            <w:pPr>
+              <w:spacing w:line="240" w:lineRule="auto"/>
+            </w:pPr>
+            <w:r>
+              <w:rPr>
+                <w:rFonts w:ascii="Courier New" w:hAnsi="Courier New" w:eastAsia="Courier New"/>
+                <w:sz w:val="15"/>
+              </w:rPr>
+              <w:t>}</w:t>
+            </w:r>
+          </w:p>
+          <w:p>
+            <w:pPr>
+              <w:spacing w:line="240" w:lineRule="auto"/>
+            </w:pPr>
+            <w:r>
+              <w:rPr>
+                <w:rFonts w:ascii="Courier New" w:hAnsi="Courier New" w:eastAsia="Courier New"/>
+                <w:sz w:val="15"/>
+              </w:rPr>
+              <w:t>exit 0</w:t>
             </w:r>
           </w:p>
         </w:tc>

--- a/reports/docx/ЛР2_вариант_22.docx
+++ b/reports/docx/ЛР2_вариант_22.docx
@@ -1589,6 +1589,18 @@
                 <w:rFonts w:ascii="Courier New" w:hAnsi="Courier New" w:eastAsia="Courier New"/>
                 <w:sz w:val="17"/>
               </w:rPr>
+              <w:t>&gt;&gt;&gt; Файл: lab2/add_data.sql</w:t>
+            </w:r>
+          </w:p>
+          <w:p>
+            <w:pPr>
+              <w:spacing w:line="240" w:lineRule="auto"/>
+            </w:pPr>
+            <w:r>
+              <w:rPr>
+                <w:rFonts w:ascii="Courier New" w:hAnsi="Courier New" w:eastAsia="Courier New"/>
+                <w:sz w:val="17"/>
+              </w:rPr>
               <w:t>MM=2000000   d1=2018   dy=7   mq=7   ms=5   mg=10   mc=23</w:t>
             </w:r>
           </w:p>
@@ -1601,7 +1613,7 @@
                 <w:rFonts w:ascii="Courier New" w:hAnsi="Courier New" w:eastAsia="Courier New"/>
                 <w:sz w:val="17"/>
               </w:rPr>
-              <w:t>Время: 52,103 мс</w:t>
+              <w:t>Время: 43,902 мс</w:t>
             </w:r>
           </w:p>
           <w:p>
@@ -1613,7 +1625,7 @@
                 <w:rFonts w:ascii="Courier New" w:hAnsi="Courier New" w:eastAsia="Courier New"/>
                 <w:sz w:val="17"/>
               </w:rPr>
-              <w:t>Время: 13794,277 мс (00:13,794)</w:t>
+              <w:t>Время: 7009,235 мс (00:07,009)</w:t>
             </w:r>
           </w:p>
           <w:p>
@@ -1625,7 +1637,7 @@
                 <w:rFonts w:ascii="Courier New" w:hAnsi="Courier New" w:eastAsia="Courier New"/>
                 <w:sz w:val="17"/>
               </w:rPr>
-              <w:t>Время: 639,212 мс</w:t>
+              <w:t>Время: 304,788 мс</w:t>
             </w:r>
           </w:p>
           <w:p>
@@ -2673,6 +2685,30 @@
                 <w:rFonts w:ascii="Courier New" w:hAnsi="Courier New" w:eastAsia="Courier New"/>
                 <w:sz w:val="17"/>
               </w:rPr>
+              <w:t>&gt;&gt;&gt; Файл: lab2/time_current.sql</w:t>
+            </w:r>
+          </w:p>
+          <w:p>
+            <w:pPr>
+              <w:spacing w:line="240" w:lineRule="auto"/>
+            </w:pPr>
+            <w:r>
+              <w:rPr>
+                <w:rFonts w:ascii="Courier New" w:hAnsi="Courier New" w:eastAsia="Courier New"/>
+                <w:sz w:val="17"/>
+              </w:rPr>
+              <w:t xml:space="preserve"> </w:t>
+            </w:r>
+          </w:p>
+          <w:p>
+            <w:pPr>
+              <w:spacing w:line="240" w:lineRule="auto"/>
+            </w:pPr>
+            <w:r>
+              <w:rPr>
+                <w:rFonts w:ascii="Courier New" w:hAnsi="Courier New" w:eastAsia="Courier New"/>
+                <w:sz w:val="17"/>
+              </w:rPr>
               <w:t>=== ЛР2 / Вариант 22 / Этап 2а: CURRENT_TIME ===</w:t>
             </w:r>
           </w:p>
@@ -2781,7 +2817,7 @@
                 <w:rFonts w:ascii="Courier New" w:hAnsi="Courier New" w:eastAsia="Courier New"/>
                 <w:sz w:val="17"/>
               </w:rPr>
-              <w:t xml:space="preserve"> 1       | 6.703861</w:t>
+              <w:t xml:space="preserve"> 1       | 4.309199</w:t>
             </w:r>
           </w:p>
           <w:p>
@@ -2793,7 +2829,7 @@
                 <w:rFonts w:ascii="Courier New" w:hAnsi="Courier New" w:eastAsia="Courier New"/>
                 <w:sz w:val="17"/>
               </w:rPr>
-              <w:t xml:space="preserve"> 2       | 6.645430</w:t>
+              <w:t xml:space="preserve"> 2       | 4.092200</w:t>
             </w:r>
           </w:p>
           <w:p>
@@ -2805,7 +2841,7 @@
                 <w:rFonts w:ascii="Courier New" w:hAnsi="Courier New" w:eastAsia="Courier New"/>
                 <w:sz w:val="17"/>
               </w:rPr>
-              <w:t xml:space="preserve"> 3       | 6.749070</w:t>
+              <w:t xml:space="preserve"> 3       | 4.125145</w:t>
             </w:r>
           </w:p>
           <w:p>
@@ -2817,7 +2853,7 @@
                 <w:rFonts w:ascii="Courier New" w:hAnsi="Courier New" w:eastAsia="Courier New"/>
                 <w:sz w:val="17"/>
               </w:rPr>
-              <w:t xml:space="preserve"> 4       | 6.647236</w:t>
+              <w:t xml:space="preserve"> 4       | 4.158372</w:t>
             </w:r>
           </w:p>
           <w:p>
@@ -2829,7 +2865,7 @@
                 <w:rFonts w:ascii="Courier New" w:hAnsi="Courier New" w:eastAsia="Courier New"/>
                 <w:sz w:val="17"/>
               </w:rPr>
-              <w:t xml:space="preserve"> 5       | 6.416211</w:t>
+              <w:t xml:space="preserve"> 5       | 4.097355</w:t>
             </w:r>
           </w:p>
           <w:p>
@@ -2841,7 +2877,7 @@
                 <w:rFonts w:ascii="Courier New" w:hAnsi="Courier New" w:eastAsia="Courier New"/>
                 <w:sz w:val="17"/>
               </w:rPr>
-              <w:t xml:space="preserve"> среднее | 6.632362</w:t>
+              <w:t xml:space="preserve"> среднее | 4.156454</w:t>
             </w:r>
           </w:p>
           <w:p>
@@ -3189,6 +3225,30 @@
                 <w:rFonts w:ascii="Courier New" w:hAnsi="Courier New" w:eastAsia="Courier New"/>
                 <w:sz w:val="17"/>
               </w:rPr>
+              <w:t>&gt;&gt;&gt; Файл: lab2/time_timing.sql</w:t>
+            </w:r>
+          </w:p>
+          <w:p>
+            <w:pPr>
+              <w:spacing w:line="240" w:lineRule="auto"/>
+            </w:pPr>
+            <w:r>
+              <w:rPr>
+                <w:rFonts w:ascii="Courier New" w:hAnsi="Courier New" w:eastAsia="Courier New"/>
+                <w:sz w:val="17"/>
+              </w:rPr>
+              <w:t xml:space="preserve"> </w:t>
+            </w:r>
+          </w:p>
+          <w:p>
+            <w:pPr>
+              <w:spacing w:line="240" w:lineRule="auto"/>
+            </w:pPr>
+            <w:r>
+              <w:rPr>
+                <w:rFonts w:ascii="Courier New" w:hAnsi="Courier New" w:eastAsia="Courier New"/>
+                <w:sz w:val="17"/>
+              </w:rPr>
               <w:t>=== ЛР2 / Вариант 22 / Этап 2б: psql timing ===</w:t>
             </w:r>
           </w:p>
@@ -3453,7 +3513,7 @@
                 <w:rFonts w:ascii="Courier New" w:hAnsi="Courier New" w:eastAsia="Courier New"/>
                 <w:sz w:val="17"/>
               </w:rPr>
-              <w:t>Время: 6642,751 мс (00:06,643)</w:t>
+              <w:t>Время: 4236,111 мс (00:04,236)</w:t>
             </w:r>
           </w:p>
           <w:p>
@@ -3465,7 +3525,7 @@
                 <w:rFonts w:ascii="Courier New" w:hAnsi="Courier New" w:eastAsia="Courier New"/>
                 <w:sz w:val="17"/>
               </w:rPr>
-              <w:t>Время: 6503,824 мс (00:06,504)</w:t>
+              <w:t>Время: 4537,195 мс (00:04,537)</w:t>
             </w:r>
           </w:p>
           <w:p>
@@ -3477,7 +3537,7 @@
                 <w:rFonts w:ascii="Courier New" w:hAnsi="Courier New" w:eastAsia="Courier New"/>
                 <w:sz w:val="17"/>
               </w:rPr>
-              <w:t>Время: 6415,622 мс (00:06,416)</w:t>
+              <w:t>Время: 4347,677 мс (00:04,348)</w:t>
             </w:r>
           </w:p>
           <w:p>
@@ -3489,7 +3549,7 @@
                 <w:rFonts w:ascii="Courier New" w:hAnsi="Courier New" w:eastAsia="Courier New"/>
                 <w:sz w:val="17"/>
               </w:rPr>
-              <w:t>Время: 6403,671 мс (00:06,404)</w:t>
+              <w:t>Время: 4140,646 мс (00:04,141)</w:t>
             </w:r>
           </w:p>
           <w:p>
@@ -3501,7 +3561,7 @@
                 <w:rFonts w:ascii="Courier New" w:hAnsi="Courier New" w:eastAsia="Courier New"/>
                 <w:sz w:val="17"/>
               </w:rPr>
-              <w:t>Время: 6386,912 мс (00:06,387)</w:t>
+              <w:t>Время: 4081,085 мс (00:04,081)</w:t>
             </w:r>
           </w:p>
         </w:tc>
@@ -3590,7 +3650,7 @@
               <w:rPr>
                 <w:sz w:val="24"/>
               </w:rPr>
-              <w:t>6.632</w:t>
+              <w:t>4.156</w:t>
             </w:r>
           </w:p>
         </w:tc>
@@ -3618,7 +3678,7 @@
               <w:rPr>
                 <w:sz w:val="24"/>
               </w:rPr>
-              <w:t>6.471</w:t>
+              <w:t>4.269</w:t>
             </w:r>
           </w:p>
         </w:tc>
@@ -3646,7 +3706,7 @@
               <w:rPr>
                 <w:sz w:val="24"/>
               </w:rPr>
-              <w:t>0.162 (2.5 %)</w:t>
+              <w:t>0.112 (2.6 %)</w:t>
             </w:r>
           </w:p>
         </w:tc>
@@ -3882,6 +3942,18 @@
                 <w:rFonts w:ascii="Courier New" w:hAnsi="Courier New" w:eastAsia="Courier New"/>
                 <w:sz w:val="17"/>
               </w:rPr>
+              <w:t>&gt;&gt;&gt; Файл: lab2/idx_names.sql</w:t>
+            </w:r>
+          </w:p>
+          <w:p>
+            <w:pPr>
+              <w:spacing w:line="240" w:lineRule="auto"/>
+            </w:pPr>
+            <w:r>
+              <w:rPr>
+                <w:rFonts w:ascii="Courier New" w:hAnsi="Courier New" w:eastAsia="Courier New"/>
+                <w:sz w:val="17"/>
+              </w:rPr>
               <w:t xml:space="preserve"> таблица |    индекс    |                                определение                                 </w:t>
             </w:r>
           </w:p>
@@ -4376,6 +4448,18 @@
                 <w:rFonts w:ascii="Courier New" w:hAnsi="Courier New" w:eastAsia="Courier New"/>
                 <w:sz w:val="17"/>
               </w:rPr>
+              <w:t>&gt;&gt;&gt; Файл: lab2/idx_1.sql</w:t>
+            </w:r>
+          </w:p>
+          <w:p>
+            <w:pPr>
+              <w:spacing w:line="240" w:lineRule="auto"/>
+            </w:pPr>
+            <w:r>
+              <w:rPr>
+                <w:rFonts w:ascii="Courier New" w:hAnsi="Courier New" w:eastAsia="Courier New"/>
+                <w:sz w:val="17"/>
+              </w:rPr>
               <w:t>Индекс ПРОДАЖА_магазин_idx типа btree по полю ПРОДАЖА.магазин</w:t>
             </w:r>
           </w:p>
@@ -4424,7 +4508,7 @@
                 <w:rFonts w:ascii="Courier New" w:hAnsi="Courier New" w:eastAsia="Courier New"/>
                 <w:sz w:val="17"/>
               </w:rPr>
-              <w:t>Время: 4,254 мс</w:t>
+              <w:t>Время: 2,963 мс</w:t>
             </w:r>
           </w:p>
           <w:p>
@@ -4448,7 +4532,7 @@
                 <w:rFonts w:ascii="Courier New" w:hAnsi="Courier New" w:eastAsia="Courier New"/>
                 <w:sz w:val="17"/>
               </w:rPr>
-              <w:t>Время: 5455,006 мс (00:05,455)</w:t>
+              <w:t>Время: 2664,839 мс (00:02,665)</w:t>
             </w:r>
           </w:p>
           <w:p>
@@ -4625,6 +4709,18 @@
               <w:spacing w:line="240" w:lineRule="auto"/>
             </w:pPr>
             <w:r/>
+            <w:r>
+              <w:rPr>
+                <w:rFonts w:ascii="Courier New" w:hAnsi="Courier New" w:eastAsia="Courier New"/>
+                <w:sz w:val="17"/>
+              </w:rPr>
+              <w:t>&gt;&gt;&gt; Файл: lab2/idx_0.sql</w:t>
+            </w:r>
+          </w:p>
+          <w:p>
+            <w:pPr>
+              <w:spacing w:line="240" w:lineRule="auto"/>
+            </w:pPr>
             <w:r>
               <w:rPr>
                 <w:rFonts w:ascii="Courier New" w:hAnsi="Courier New" w:eastAsia="Courier New"/>
@@ -5690,7 +5786,7 @@
                 <w:rFonts w:ascii="Courier New" w:hAnsi="Courier New" w:eastAsia="Courier New"/>
                 <w:sz w:val="17"/>
               </w:rPr>
-              <w:t xml:space="preserve"> код |  название   </w:t>
+              <w:t>&gt;&gt;&gt; Файл: lab2/create_ref1.sql</w:t>
             </w:r>
           </w:p>
           <w:p>
@@ -5702,7 +5798,7 @@
                 <w:rFonts w:ascii="Courier New" w:hAnsi="Courier New" w:eastAsia="Courier New"/>
                 <w:sz w:val="17"/>
               </w:rPr>
-              <w:t>-----+-------------</w:t>
+              <w:t>psql:lab2/create_ref1.sql:7: ОШИБКА:  удалить объект таблица "МАГАЗИН" нельзя, так как от него зависят другие объекты</w:t>
             </w:r>
           </w:p>
           <w:p>
@@ -5714,7 +5810,7 @@
                 <w:rFonts w:ascii="Courier New" w:hAnsi="Courier New" w:eastAsia="Courier New"/>
                 <w:sz w:val="17"/>
               </w:rPr>
-              <w:t xml:space="preserve">   1 | Весна</w:t>
+              <w:t>ПОДРОБНОСТИ:  представление "v_ПРОДАЖИ" зависит от объекта таблица "МАГАЗИН"</w:t>
             </w:r>
           </w:p>
           <w:p>
@@ -5726,103 +5822,7 @@
                 <w:rFonts w:ascii="Courier New" w:hAnsi="Courier New" w:eastAsia="Courier New"/>
                 <w:sz w:val="17"/>
               </w:rPr>
-              <w:t xml:space="preserve">   2 | Егоров и Ко</w:t>
-            </w:r>
-          </w:p>
-          <w:p>
-            <w:pPr>
-              <w:spacing w:line="240" w:lineRule="auto"/>
-            </w:pPr>
-            <w:r>
-              <w:rPr>
-                <w:rFonts w:ascii="Courier New" w:hAnsi="Courier New" w:eastAsia="Courier New"/>
-                <w:sz w:val="17"/>
-              </w:rPr>
-              <w:t xml:space="preserve">   3 | Орион</w:t>
-            </w:r>
-          </w:p>
-          <w:p>
-            <w:pPr>
-              <w:spacing w:line="240" w:lineRule="auto"/>
-            </w:pPr>
-            <w:r>
-              <w:rPr>
-                <w:rFonts w:ascii="Courier New" w:hAnsi="Courier New" w:eastAsia="Courier New"/>
-                <w:sz w:val="17"/>
-              </w:rPr>
-              <w:t xml:space="preserve">   4 | Промтовары</w:t>
-            </w:r>
-          </w:p>
-          <w:p>
-            <w:pPr>
-              <w:spacing w:line="240" w:lineRule="auto"/>
-            </w:pPr>
-            <w:r>
-              <w:rPr>
-                <w:rFonts w:ascii="Courier New" w:hAnsi="Courier New" w:eastAsia="Courier New"/>
-                <w:sz w:val="17"/>
-              </w:rPr>
-              <w:t xml:space="preserve">   5 | Тройка</w:t>
-            </w:r>
-          </w:p>
-          <w:p>
-            <w:pPr>
-              <w:spacing w:line="240" w:lineRule="auto"/>
-            </w:pPr>
-            <w:r>
-              <w:rPr>
-                <w:rFonts w:ascii="Courier New" w:hAnsi="Courier New" w:eastAsia="Courier New"/>
-                <w:sz w:val="17"/>
-              </w:rPr>
-              <w:t>(5 строк)</w:t>
-            </w:r>
-          </w:p>
-          <w:p>
-            <w:pPr>
-              <w:spacing w:line="240" w:lineRule="auto"/>
-            </w:pPr>
-            <w:r>
-              <w:rPr>
-                <w:rFonts w:ascii="Courier New" w:hAnsi="Courier New" w:eastAsia="Courier New"/>
-                <w:sz w:val="17"/>
-              </w:rPr>
-              <w:t xml:space="preserve"> </w:t>
-            </w:r>
-          </w:p>
-          <w:p>
-            <w:pPr>
-              <w:spacing w:line="240" w:lineRule="auto"/>
-            </w:pPr>
-            <w:r>
-              <w:rPr>
-                <w:rFonts w:ascii="Courier New" w:hAnsi="Courier New" w:eastAsia="Courier New"/>
-                <w:sz w:val="17"/>
-              </w:rPr>
-              <w:t xml:space="preserve"> таблица | индекс | определение </w:t>
-            </w:r>
-          </w:p>
-          <w:p>
-            <w:pPr>
-              <w:spacing w:line="240" w:lineRule="auto"/>
-            </w:pPr>
-            <w:r>
-              <w:rPr>
-                <w:rFonts w:ascii="Courier New" w:hAnsi="Courier New" w:eastAsia="Courier New"/>
-                <w:sz w:val="17"/>
-              </w:rPr>
-              <w:t>---------+--------+-------------</w:t>
-            </w:r>
-          </w:p>
-          <w:p>
-            <w:pPr>
-              <w:spacing w:line="240" w:lineRule="auto"/>
-            </w:pPr>
-            <w:r>
-              <w:rPr>
-                <w:rFonts w:ascii="Courier New" w:hAnsi="Courier New" w:eastAsia="Courier New"/>
-                <w:sz w:val="17"/>
-              </w:rPr>
-              <w:t>(0 строк)</w:t>
+              <w:t>ПОДСКАЗКА:  Для удаления зависимых объектов используйте DROP ... CASCADE.</w:t>
             </w:r>
           </w:p>
         </w:tc>
@@ -5872,7 +5872,7 @@
                 <w:rFonts w:ascii="Courier New" w:hAnsi="Courier New" w:eastAsia="Courier New"/>
                 <w:sz w:val="17"/>
               </w:rPr>
-              <w:t xml:space="preserve"> код |  название   </w:t>
+              <w:t>&gt;&gt;&gt; Файл: lab2/create_ref0.sql</w:t>
             </w:r>
           </w:p>
           <w:p>
@@ -5884,7 +5884,7 @@
                 <w:rFonts w:ascii="Courier New" w:hAnsi="Courier New" w:eastAsia="Courier New"/>
                 <w:sz w:val="17"/>
               </w:rPr>
-              <w:t>-----+-------------</w:t>
+              <w:t>psql:lab2/create_ref0.sql:7: ОШИБКА:  удалить объект таблица "МАГАЗИН" нельзя, так как от него зависят другие объекты</w:t>
             </w:r>
           </w:p>
           <w:p>
@@ -5896,7 +5896,7 @@
                 <w:rFonts w:ascii="Courier New" w:hAnsi="Courier New" w:eastAsia="Courier New"/>
                 <w:sz w:val="17"/>
               </w:rPr>
-              <w:t xml:space="preserve">   1 | Весна</w:t>
+              <w:t>ПОДРОБНОСТИ:  представление "v_ПРОДАЖИ" зависит от объекта таблица "МАГАЗИН"</w:t>
             </w:r>
           </w:p>
           <w:p>
@@ -5908,115 +5908,7 @@
                 <w:rFonts w:ascii="Courier New" w:hAnsi="Courier New" w:eastAsia="Courier New"/>
                 <w:sz w:val="17"/>
               </w:rPr>
-              <w:t xml:space="preserve">   2 | Егоров и Ко</w:t>
-            </w:r>
-          </w:p>
-          <w:p>
-            <w:pPr>
-              <w:spacing w:line="240" w:lineRule="auto"/>
-            </w:pPr>
-            <w:r>
-              <w:rPr>
-                <w:rFonts w:ascii="Courier New" w:hAnsi="Courier New" w:eastAsia="Courier New"/>
-                <w:sz w:val="17"/>
-              </w:rPr>
-              <w:t xml:space="preserve">   3 | Орион</w:t>
-            </w:r>
-          </w:p>
-          <w:p>
-            <w:pPr>
-              <w:spacing w:line="240" w:lineRule="auto"/>
-            </w:pPr>
-            <w:r>
-              <w:rPr>
-                <w:rFonts w:ascii="Courier New" w:hAnsi="Courier New" w:eastAsia="Courier New"/>
-                <w:sz w:val="17"/>
-              </w:rPr>
-              <w:t xml:space="preserve">   4 | Промтовары</w:t>
-            </w:r>
-          </w:p>
-          <w:p>
-            <w:pPr>
-              <w:spacing w:line="240" w:lineRule="auto"/>
-            </w:pPr>
-            <w:r>
-              <w:rPr>
-                <w:rFonts w:ascii="Courier New" w:hAnsi="Courier New" w:eastAsia="Courier New"/>
-                <w:sz w:val="17"/>
-              </w:rPr>
-              <w:t xml:space="preserve">   5 | Тройка</w:t>
-            </w:r>
-          </w:p>
-          <w:p>
-            <w:pPr>
-              <w:spacing w:line="240" w:lineRule="auto"/>
-            </w:pPr>
-            <w:r>
-              <w:rPr>
-                <w:rFonts w:ascii="Courier New" w:hAnsi="Courier New" w:eastAsia="Courier New"/>
-                <w:sz w:val="17"/>
-              </w:rPr>
-              <w:t>(5 строк)</w:t>
-            </w:r>
-          </w:p>
-          <w:p>
-            <w:pPr>
-              <w:spacing w:line="240" w:lineRule="auto"/>
-            </w:pPr>
-            <w:r>
-              <w:rPr>
-                <w:rFonts w:ascii="Courier New" w:hAnsi="Courier New" w:eastAsia="Courier New"/>
-                <w:sz w:val="17"/>
-              </w:rPr>
-              <w:t xml:space="preserve"> </w:t>
-            </w:r>
-          </w:p>
-          <w:p>
-            <w:pPr>
-              <w:spacing w:line="240" w:lineRule="auto"/>
-            </w:pPr>
-            <w:r>
-              <w:rPr>
-                <w:rFonts w:ascii="Courier New" w:hAnsi="Courier New" w:eastAsia="Courier New"/>
-                <w:sz w:val="17"/>
-              </w:rPr>
-              <w:t xml:space="preserve"> таблица |    индекс    |                                определение                                 </w:t>
-            </w:r>
-          </w:p>
-          <w:p>
-            <w:pPr>
-              <w:spacing w:line="240" w:lineRule="auto"/>
-            </w:pPr>
-            <w:r>
-              <w:rPr>
-                <w:rFonts w:ascii="Courier New" w:hAnsi="Courier New" w:eastAsia="Courier New"/>
-                <w:sz w:val="17"/>
-              </w:rPr>
-              <w:t>---------+--------------+----------------------------------------------------------------------------</w:t>
-            </w:r>
-          </w:p>
-          <w:p>
-            <w:pPr>
-              <w:spacing w:line="240" w:lineRule="auto"/>
-            </w:pPr>
-            <w:r>
-              <w:rPr>
-                <w:rFonts w:ascii="Courier New" w:hAnsi="Courier New" w:eastAsia="Courier New"/>
-                <w:sz w:val="17"/>
-              </w:rPr>
-              <w:t xml:space="preserve"> МАГАЗИН | МАГАЗИН_pkey | CREATE UNIQUE INDEX "МАГАЗИН_pkey" ON public."МАГАЗИН" USING btree ("код")</w:t>
-            </w:r>
-          </w:p>
-          <w:p>
-            <w:pPr>
-              <w:spacing w:line="240" w:lineRule="auto"/>
-            </w:pPr>
-            <w:r>
-              <w:rPr>
-                <w:rFonts w:ascii="Courier New" w:hAnsi="Courier New" w:eastAsia="Courier New"/>
-                <w:sz w:val="17"/>
-              </w:rPr>
-              <w:t>(1 строка)</w:t>
+              <w:t>ПОДСКАЗКА:  Для удаления зависимых объектов используйте DROP ... CASCADE.</w:t>
             </w:r>
           </w:p>
         </w:tc>
@@ -6376,6 +6268,18 @@
                 <w:rFonts w:ascii="Courier New" w:hAnsi="Courier New" w:eastAsia="Courier New"/>
                 <w:sz w:val="15"/>
               </w:rPr>
+              <w:t>&gt;&gt;&gt; Файл: lab2/explain.sql</w:t>
+            </w:r>
+          </w:p>
+          <w:p>
+            <w:pPr>
+              <w:spacing w:line="240" w:lineRule="auto"/>
+            </w:pPr>
+            <w:r>
+              <w:rPr>
+                <w:rFonts w:ascii="Courier New" w:hAnsi="Courier New" w:eastAsia="Courier New"/>
+                <w:sz w:val="15"/>
+              </w:rPr>
               <w:t xml:space="preserve"> таблица |       индекс        |                                  определение                                   </w:t>
             </w:r>
           </w:p>
@@ -6508,19 +6412,19 @@
                 <w:rFonts w:ascii="Courier New" w:hAnsi="Courier New" w:eastAsia="Courier New"/>
                 <w:sz w:val="15"/>
               </w:rPr>
-              <w:t xml:space="preserve"> Finalize Aggregate  (cost=26531.96..26531.97 rows=1 width=8)</w:t>
-            </w:r>
-          </w:p>
-          <w:p>
-            <w:pPr>
-              <w:spacing w:line="240" w:lineRule="auto"/>
-            </w:pPr>
-            <w:r>
-              <w:rPr>
-                <w:rFonts w:ascii="Courier New" w:hAnsi="Courier New" w:eastAsia="Courier New"/>
-                <w:sz w:val="15"/>
-              </w:rPr>
-              <w:t xml:space="preserve">   -&gt;  Gather  (cost=26531.75..26531.96 rows=2 width=8)</w:t>
+              <w:t xml:space="preserve"> Finalize Aggregate  (cost=24300.91..24300.92 rows=1 width=8)</w:t>
+            </w:r>
+          </w:p>
+          <w:p>
+            <w:pPr>
+              <w:spacing w:line="240" w:lineRule="auto"/>
+            </w:pPr>
+            <w:r>
+              <w:rPr>
+                <w:rFonts w:ascii="Courier New" w:hAnsi="Courier New" w:eastAsia="Courier New"/>
+                <w:sz w:val="15"/>
+              </w:rPr>
+              <w:t xml:space="preserve">   -&gt;  Gather  (cost=24300.69..24300.90 rows=2 width=8)</w:t>
             </w:r>
           </w:p>
           <w:p>
@@ -6544,19 +6448,19 @@
                 <w:rFonts w:ascii="Courier New" w:hAnsi="Courier New" w:eastAsia="Courier New"/>
                 <w:sz w:val="15"/>
               </w:rPr>
-              <w:t xml:space="preserve">         -&gt;  Partial Aggregate  (cost=25531.75..25531.76 rows=1 width=8)</w:t>
-            </w:r>
-          </w:p>
-          <w:p>
-            <w:pPr>
-              <w:spacing w:line="240" w:lineRule="auto"/>
-            </w:pPr>
-            <w:r>
-              <w:rPr>
-                <w:rFonts w:ascii="Courier New" w:hAnsi="Courier New" w:eastAsia="Courier New"/>
-                <w:sz w:val="15"/>
-              </w:rPr>
-              <w:t xml:space="preserve">               -&gt;  Hash Join  (cost=1.07..25115.08 rows=166667 width=4)</w:t>
+              <w:t xml:space="preserve">         -&gt;  Partial Aggregate  (cost=23300.69..23300.70 rows=1 width=8)</w:t>
+            </w:r>
+          </w:p>
+          <w:p>
+            <w:pPr>
+              <w:spacing w:line="240" w:lineRule="auto"/>
+            </w:pPr>
+            <w:r>
+              <w:rPr>
+                <w:rFonts w:ascii="Courier New" w:hAnsi="Courier New" w:eastAsia="Courier New"/>
+                <w:sz w:val="15"/>
+              </w:rPr>
+              <w:t xml:space="preserve">               -&gt;  Hash Join  (cost=21.30..23291.43 rows=3704 width=4)</w:t>
             </w:r>
           </w:p>
           <w:p>
@@ -6592,19 +6496,19 @@
                 <w:rFonts w:ascii="Courier New" w:hAnsi="Courier New" w:eastAsia="Courier New"/>
                 <w:sz w:val="15"/>
               </w:rPr>
-              <w:t xml:space="preserve">                     -&gt;  Hash  (cost=1.06..1.06 rows=1 width=4)</w:t>
-            </w:r>
-          </w:p>
-          <w:p>
-            <w:pPr>
-              <w:spacing w:line="240" w:lineRule="auto"/>
-            </w:pPr>
-            <w:r>
-              <w:rPr>
-                <w:rFonts w:ascii="Courier New" w:hAnsi="Courier New" w:eastAsia="Courier New"/>
-                <w:sz w:val="15"/>
-              </w:rPr>
-              <w:t xml:space="preserve">                           -&gt;  Seq Scan on "МАГАЗИН"  (cost=0.00..1.06 rows=1 width=4)</w:t>
+              <w:t xml:space="preserve">                     -&gt;  Hash  (cost=21.25..21.25 rows=4 width=4)</w:t>
+            </w:r>
+          </w:p>
+          <w:p>
+            <w:pPr>
+              <w:spacing w:line="240" w:lineRule="auto"/>
+            </w:pPr>
+            <w:r>
+              <w:rPr>
+                <w:rFonts w:ascii="Courier New" w:hAnsi="Courier New" w:eastAsia="Courier New"/>
+                <w:sz w:val="15"/>
+              </w:rPr>
+              <w:t xml:space="preserve">                           -&gt;  Seq Scan on "МАГАЗИН"  (cost=0.00..21.25 rows=4 width=4)</w:t>
             </w:r>
           </w:p>
           <w:p>
@@ -6688,31 +6592,31 @@
                 <w:rFonts w:ascii="Courier New" w:hAnsi="Courier New" w:eastAsia="Courier New"/>
                 <w:sz w:val="15"/>
               </w:rPr>
-              <w:t xml:space="preserve"> Finalize Aggregate  (cost=26531.96..26531.97 rows=1 width=8) (actual time=1105.362..1157.117 rows=1.00 loops=1)</w:t>
-            </w:r>
-          </w:p>
-          <w:p>
-            <w:pPr>
-              <w:spacing w:line="240" w:lineRule="auto"/>
-            </w:pPr>
-            <w:r>
-              <w:rPr>
-                <w:rFonts w:ascii="Courier New" w:hAnsi="Courier New" w:eastAsia="Courier New"/>
-                <w:sz w:val="15"/>
-              </w:rPr>
-              <w:t xml:space="preserve">   Buffers: shared hit=12742</w:t>
-            </w:r>
-          </w:p>
-          <w:p>
-            <w:pPr>
-              <w:spacing w:line="240" w:lineRule="auto"/>
-            </w:pPr>
-            <w:r>
-              <w:rPr>
-                <w:rFonts w:ascii="Courier New" w:hAnsi="Courier New" w:eastAsia="Courier New"/>
-                <w:sz w:val="15"/>
-              </w:rPr>
-              <w:t xml:space="preserve">   -&gt;  Gather  (cost=26531.75..26531.96 rows=2 width=8) (actual time=1104.949..1157.097 rows=3.00 loops=1)</w:t>
+              <w:t xml:space="preserve"> Finalize Aggregate  (cost=24300.91..24300.92 rows=1 width=8) (actual time=638.602..665.663 rows=1.00 loops=1)</w:t>
+            </w:r>
+          </w:p>
+          <w:p>
+            <w:pPr>
+              <w:spacing w:line="240" w:lineRule="auto"/>
+            </w:pPr>
+            <w:r>
+              <w:rPr>
+                <w:rFonts w:ascii="Courier New" w:hAnsi="Courier New" w:eastAsia="Courier New"/>
+                <w:sz w:val="15"/>
+              </w:rPr>
+              <w:t xml:space="preserve">   Buffers: shared hit=12746</w:t>
+            </w:r>
+          </w:p>
+          <w:p>
+            <w:pPr>
+              <w:spacing w:line="240" w:lineRule="auto"/>
+            </w:pPr>
+            <w:r>
+              <w:rPr>
+                <w:rFonts w:ascii="Courier New" w:hAnsi="Courier New" w:eastAsia="Courier New"/>
+                <w:sz w:val="15"/>
+              </w:rPr>
+              <w:t xml:space="preserve">   -&gt;  Gather  (cost=24300.69..24300.90 rows=2 width=8) (actual time=638.278..665.647 rows=3.00 loops=1)</w:t>
             </w:r>
           </w:p>
           <w:p>
@@ -6748,43 +6652,43 @@
                 <w:rFonts w:ascii="Courier New" w:hAnsi="Courier New" w:eastAsia="Courier New"/>
                 <w:sz w:val="15"/>
               </w:rPr>
-              <w:t xml:space="preserve">         Buffers: shared hit=12742</w:t>
-            </w:r>
-          </w:p>
-          <w:p>
-            <w:pPr>
-              <w:spacing w:line="240" w:lineRule="auto"/>
-            </w:pPr>
-            <w:r>
-              <w:rPr>
-                <w:rFonts w:ascii="Courier New" w:hAnsi="Courier New" w:eastAsia="Courier New"/>
-                <w:sz w:val="15"/>
-              </w:rPr>
-              <w:t xml:space="preserve">         -&gt;  Partial Aggregate  (cost=25531.75..25531.76 rows=1 width=8) (actual time=955.276..955.290 rows=1.00 loops=3)</w:t>
-            </w:r>
-          </w:p>
-          <w:p>
-            <w:pPr>
-              <w:spacing w:line="240" w:lineRule="auto"/>
-            </w:pPr>
-            <w:r>
-              <w:rPr>
-                <w:rFonts w:ascii="Courier New" w:hAnsi="Courier New" w:eastAsia="Courier New"/>
-                <w:sz w:val="15"/>
-              </w:rPr>
-              <w:t xml:space="preserve">               Buffers: shared hit=12742</w:t>
-            </w:r>
-          </w:p>
-          <w:p>
-            <w:pPr>
-              <w:spacing w:line="240" w:lineRule="auto"/>
-            </w:pPr>
-            <w:r>
-              <w:rPr>
-                <w:rFonts w:ascii="Courier New" w:hAnsi="Courier New" w:eastAsia="Courier New"/>
-                <w:sz w:val="15"/>
-              </w:rPr>
-              <w:t xml:space="preserve">               -&gt;  Hash Join  (cost=1.07..25115.08 rows=166667 width=4) (actual time=5.564..903.293 rows=133249.33 loops=3)</w:t>
+              <w:t xml:space="preserve">         Buffers: shared hit=12746</w:t>
+            </w:r>
+          </w:p>
+          <w:p>
+            <w:pPr>
+              <w:spacing w:line="240" w:lineRule="auto"/>
+            </w:pPr>
+            <w:r>
+              <w:rPr>
+                <w:rFonts w:ascii="Courier New" w:hAnsi="Courier New" w:eastAsia="Courier New"/>
+                <w:sz w:val="15"/>
+              </w:rPr>
+              <w:t xml:space="preserve">         -&gt;  Partial Aggregate  (cost=23300.69..23300.70 rows=1 width=8) (actual time=498.843..498.846 rows=1.00 loops=3)</w:t>
+            </w:r>
+          </w:p>
+          <w:p>
+            <w:pPr>
+              <w:spacing w:line="240" w:lineRule="auto"/>
+            </w:pPr>
+            <w:r>
+              <w:rPr>
+                <w:rFonts w:ascii="Courier New" w:hAnsi="Courier New" w:eastAsia="Courier New"/>
+                <w:sz w:val="15"/>
+              </w:rPr>
+              <w:t xml:space="preserve">               Buffers: shared hit=12746</w:t>
+            </w:r>
+          </w:p>
+          <w:p>
+            <w:pPr>
+              <w:spacing w:line="240" w:lineRule="auto"/>
+            </w:pPr>
+            <w:r>
+              <w:rPr>
+                <w:rFonts w:ascii="Courier New" w:hAnsi="Courier New" w:eastAsia="Courier New"/>
+                <w:sz w:val="15"/>
+              </w:rPr>
+              <w:t xml:space="preserve">               -&gt;  Hash Join  (cost=21.30..23291.43 rows=3704 width=4) (actual time=1.265..465.937 rows=133249.33 loops=3)</w:t>
             </w:r>
           </w:p>
           <w:p>
@@ -6808,19 +6712,19 @@
                 <w:rFonts w:ascii="Courier New" w:hAnsi="Courier New" w:eastAsia="Courier New"/>
                 <w:sz w:val="15"/>
               </w:rPr>
-              <w:t xml:space="preserve">                     Buffers: shared hit=12742</w:t>
-            </w:r>
-          </w:p>
-          <w:p>
-            <w:pPr>
-              <w:spacing w:line="240" w:lineRule="auto"/>
-            </w:pPr>
-            <w:r>
-              <w:rPr>
-                <w:rFonts w:ascii="Courier New" w:hAnsi="Courier New" w:eastAsia="Courier New"/>
-                <w:sz w:val="15"/>
-              </w:rPr>
-              <w:t xml:space="preserve">                     -&gt;  Parallel Seq Scan on "ПРОДАЖА"  (cost=0.00..21072.33 rows=833333 width=8) (actual time=0.040..280.801 rows=666666.67 loops=3)</w:t>
+              <w:t xml:space="preserve">                     Buffers: shared hit=12746</w:t>
+            </w:r>
+          </w:p>
+          <w:p>
+            <w:pPr>
+              <w:spacing w:line="240" w:lineRule="auto"/>
+            </w:pPr>
+            <w:r>
+              <w:rPr>
+                <w:rFonts w:ascii="Courier New" w:hAnsi="Courier New" w:eastAsia="Courier New"/>
+                <w:sz w:val="15"/>
+              </w:rPr>
+              <w:t xml:space="preserve">                     -&gt;  Parallel Seq Scan on "ПРОДАЖА"  (cost=0.00..21072.33 rows=833333 width=8) (actual time=0.041..142.595 rows=666666.67 loops=3)</w:t>
             </w:r>
           </w:p>
           <w:p>
@@ -6844,7 +6748,7 @@
                 <w:rFonts w:ascii="Courier New" w:hAnsi="Courier New" w:eastAsia="Courier New"/>
                 <w:sz w:val="15"/>
               </w:rPr>
-              <w:t xml:space="preserve">                     -&gt;  Hash  (cost=1.06..1.06 rows=1 width=4) (actual time=5.484..5.486 rows=1.00 loops=3)</w:t>
+              <w:t xml:space="preserve">                     -&gt;  Hash  (cost=21.25..21.25 rows=4 width=4) (actual time=1.185..1.185 rows=1.00 loops=3)</w:t>
             </w:r>
           </w:p>
           <w:p>
@@ -6868,19 +6772,19 @@
                 <w:rFonts w:ascii="Courier New" w:hAnsi="Courier New" w:eastAsia="Courier New"/>
                 <w:sz w:val="15"/>
               </w:rPr>
-              <w:t xml:space="preserve">                           Buffers: shared hit=3</w:t>
-            </w:r>
-          </w:p>
-          <w:p>
-            <w:pPr>
-              <w:spacing w:line="240" w:lineRule="auto"/>
-            </w:pPr>
-            <w:r>
-              <w:rPr>
-                <w:rFonts w:ascii="Courier New" w:hAnsi="Courier New" w:eastAsia="Courier New"/>
-                <w:sz w:val="15"/>
-              </w:rPr>
-              <w:t xml:space="preserve">                           -&gt;  Seq Scan on "МАГАЗИН"  (cost=0.00..1.06 rows=1 width=4) (actual time=5.458..5.463 rows=1.00 loops=3)</w:t>
+              <w:t xml:space="preserve">                           Buffers: shared hit=7</w:t>
+            </w:r>
+          </w:p>
+          <w:p>
+            <w:pPr>
+              <w:spacing w:line="240" w:lineRule="auto"/>
+            </w:pPr>
+            <w:r>
+              <w:rPr>
+                <w:rFonts w:ascii="Courier New" w:hAnsi="Courier New" w:eastAsia="Courier New"/>
+                <w:sz w:val="15"/>
+              </w:rPr>
+              <w:t xml:space="preserve">                           -&gt;  Seq Scan on "МАГАЗИН"  (cost=0.00..21.25 rows=4 width=4) (actual time=1.163..1.167 rows=1.00 loops=3)</w:t>
             </w:r>
           </w:p>
           <w:p>
@@ -6916,67 +6820,43 @@
                 <w:rFonts w:ascii="Courier New" w:hAnsi="Courier New" w:eastAsia="Courier New"/>
                 <w:sz w:val="15"/>
               </w:rPr>
-              <w:t xml:space="preserve">                                 Buffers: shared hit=3</w:t>
-            </w:r>
-          </w:p>
-          <w:p>
-            <w:pPr>
-              <w:spacing w:line="240" w:lineRule="auto"/>
-            </w:pPr>
-            <w:r>
-              <w:rPr>
-                <w:rFonts w:ascii="Courier New" w:hAnsi="Courier New" w:eastAsia="Courier New"/>
-                <w:sz w:val="15"/>
-              </w:rPr>
-              <w:t xml:space="preserve"> Planning:</w:t>
-            </w:r>
-          </w:p>
-          <w:p>
-            <w:pPr>
-              <w:spacing w:line="240" w:lineRule="auto"/>
-            </w:pPr>
-            <w:r>
-              <w:rPr>
-                <w:rFonts w:ascii="Courier New" w:hAnsi="Courier New" w:eastAsia="Courier New"/>
-                <w:sz w:val="15"/>
-              </w:rPr>
-              <w:t xml:space="preserve">   Buffers: shared hit=4</w:t>
-            </w:r>
-          </w:p>
-          <w:p>
-            <w:pPr>
-              <w:spacing w:line="240" w:lineRule="auto"/>
-            </w:pPr>
-            <w:r>
-              <w:rPr>
-                <w:rFonts w:ascii="Courier New" w:hAnsi="Courier New" w:eastAsia="Courier New"/>
-                <w:sz w:val="15"/>
-              </w:rPr>
-              <w:t xml:space="preserve"> Planning Time: 0.740 ms</w:t>
-            </w:r>
-          </w:p>
-          <w:p>
-            <w:pPr>
-              <w:spacing w:line="240" w:lineRule="auto"/>
-            </w:pPr>
-            <w:r>
-              <w:rPr>
-                <w:rFonts w:ascii="Courier New" w:hAnsi="Courier New" w:eastAsia="Courier New"/>
-                <w:sz w:val="15"/>
-              </w:rPr>
-              <w:t xml:space="preserve"> Execution Time: 1157.231 ms</w:t>
-            </w:r>
-          </w:p>
-          <w:p>
-            <w:pPr>
-              <w:spacing w:line="240" w:lineRule="auto"/>
-            </w:pPr>
-            <w:r>
-              <w:rPr>
-                <w:rFonts w:ascii="Courier New" w:hAnsi="Courier New" w:eastAsia="Courier New"/>
-                <w:sz w:val="15"/>
-              </w:rPr>
-              <w:t>(24 строки)</w:t>
+              <w:t xml:space="preserve">                                 Buffers: shared hit=7</w:t>
+            </w:r>
+          </w:p>
+          <w:p>
+            <w:pPr>
+              <w:spacing w:line="240" w:lineRule="auto"/>
+            </w:pPr>
+            <w:r>
+              <w:rPr>
+                <w:rFonts w:ascii="Courier New" w:hAnsi="Courier New" w:eastAsia="Courier New"/>
+                <w:sz w:val="15"/>
+              </w:rPr>
+              <w:t xml:space="preserve"> Planning Time: 0.377 ms</w:t>
+            </w:r>
+          </w:p>
+          <w:p>
+            <w:pPr>
+              <w:spacing w:line="240" w:lineRule="auto"/>
+            </w:pPr>
+            <w:r>
+              <w:rPr>
+                <w:rFonts w:ascii="Courier New" w:hAnsi="Courier New" w:eastAsia="Courier New"/>
+                <w:sz w:val="15"/>
+              </w:rPr>
+              <w:t xml:space="preserve"> Execution Time: 665.743 ms</w:t>
+            </w:r>
+          </w:p>
+          <w:p>
+            <w:pPr>
+              <w:spacing w:line="240" w:lineRule="auto"/>
+            </w:pPr>
+            <w:r>
+              <w:rPr>
+                <w:rFonts w:ascii="Courier New" w:hAnsi="Courier New" w:eastAsia="Courier New"/>
+                <w:sz w:val="15"/>
+              </w:rPr>
+              <w:t>(22 строки)</w:t>
             </w:r>
           </w:p>
         </w:tc>
@@ -9998,6 +9878,88 @@
               <w:rPr>
                 <w:sz w:val="22"/>
               </w:rPr>
+              <w:t>./help zas 22</w:t>
+            </w:r>
+          </w:p>
+        </w:tc>
+        <w:tc>
+          <w:tcPr>
+            <w:tcW w:type="dxa" w:w="4535"/>
+          </w:tcPr>
+          <w:p>
+            <w:r>
+              <w:rPr>
+                <w:sz w:val="22"/>
+              </w:rPr>
+              <w:t>zashita/z_all.sql - задание на защиту: запрос варианта, 5 замеров без индексов, индексы варианта и EXPLAIN ANALYZE</w:t>
+            </w:r>
+          </w:p>
+        </w:tc>
+      </w:tr>
+      <w:tr>
+        <w:tc>
+          <w:tcPr>
+            <w:tcW w:type="dxa" w:w="567"/>
+          </w:tcPr>
+          <w:p>
+            <w:r>
+              <w:rPr>
+                <w:sz w:val="22"/>
+              </w:rPr>
+              <w:t>16</w:t>
+            </w:r>
+          </w:p>
+        </w:tc>
+        <w:tc>
+          <w:tcPr>
+            <w:tcW w:type="dxa" w:w="4252"/>
+          </w:tcPr>
+          <w:p>
+            <w:r>
+              <w:rPr>
+                <w:sz w:val="22"/>
+              </w:rPr>
+              <w:t>./help zas restore</w:t>
+            </w:r>
+          </w:p>
+        </w:tc>
+        <w:tc>
+          <w:tcPr>
+            <w:tcW w:type="dxa" w:w="4535"/>
+          </w:tcPr>
+          <w:p>
+            <w:r>
+              <w:rPr>
+                <w:sz w:val="22"/>
+              </w:rPr>
+              <w:t>zashita/restore.sql - вернуть PRIMARY KEY после защиты</w:t>
+            </w:r>
+          </w:p>
+        </w:tc>
+      </w:tr>
+      <w:tr>
+        <w:tc>
+          <w:tcPr>
+            <w:tcW w:type="dxa" w:w="567"/>
+          </w:tcPr>
+          <w:p>
+            <w:r>
+              <w:rPr>
+                <w:sz w:val="22"/>
+              </w:rPr>
+              <w:t>17</w:t>
+            </w:r>
+          </w:p>
+        </w:tc>
+        <w:tc>
+          <w:tcPr>
+            <w:tcW w:type="dxa" w:w="4252"/>
+          </w:tcPr>
+          <w:p>
+            <w:r>
+              <w:rPr>
+                <w:sz w:val="22"/>
+              </w:rPr>
               <w:t>./help lr2 restore</w:t>
             </w:r>
           </w:p>
@@ -10032,6 +9994,30 @@
           <w:b w:val="0"/>
         </w:rPr>
         <w:t>Команды lr2 time, timing, explain и measure требуют объёмной таблицы ПРОДАЖА (./help lr2 gen); перед ЛР1, ЛР6 и ЛР7 исходные 1000 записей возвращаются командой ./help lr2 restore.</w:t>
+      </w:r>
+    </w:p>
+    <w:p>
+      <w:pPr>
+        <w:ind w:firstLine="709"/>
+        <w:jc w:val="both"/>
+      </w:pPr>
+      <w:r>
+        <w:rPr>
+          <w:b w:val="0"/>
+        </w:rPr>
+        <w:t>Каждая команда ./help перед выполнением выводит строку «&gt;&gt;&gt; Файл: …» с путём выполняемого сценария, а в справке ./help у каждой команды в квадратных скобках указан её файл, поэтому на защите видно, какой сценарий открывается и где он лежит.</w:t>
+      </w:r>
+    </w:p>
+    <w:p>
+      <w:pPr>
+        <w:ind w:firstLine="709"/>
+        <w:jc w:val="both"/>
+      </w:pPr>
+      <w:r>
+        <w:rPr>
+          <w:b w:val="0"/>
+        </w:rPr>
+        <w:t>Задание на защиту (ПРОДАЖА, ТОВАР и поставщик или категория без индексов и с индексами варианта) выполняется командами ./help zas; результаты приведены в отдельном отчёте «Защита_вариант_22.txt».</w:t>
       </w:r>
     </w:p>
     <w:p>
@@ -10085,7 +10071,7 @@
                 <w:rFonts w:ascii="Courier New" w:hAnsi="Courier New" w:eastAsia="Courier New"/>
                 <w:sz w:val="16"/>
               </w:rPr>
-              <w:t xml:space="preserve">  ./help lr2 gen [N]           - ПРОДАЖА: N псевдослучайных записей (по умолч. 2 000 000)</w:t>
+              <w:t xml:space="preserve">  ./help lr2 gen [N]           - ПРОДАЖА: N псевдослучайных записей (по умолч. 2 000 000)  [lab2/add_data.sql]</w:t>
             </w:r>
           </w:p>
           <w:p>
@@ -10097,7 +10083,7 @@
                 <w:rFonts w:ascii="Courier New" w:hAnsi="Courier New" w:eastAsia="Courier New"/>
                 <w:sz w:val="16"/>
               </w:rPr>
-              <w:t xml:space="preserve">  ./help lr2 restore           - вернуть 1000 записей ПРОДАЖА из ЛР1</w:t>
+              <w:t xml:space="preserve">  ./help lr2 restore           - вернуть 1000 записей ПРОДАЖА из ЛР1  [lab2/restore_lr1.sql]</w:t>
             </w:r>
           </w:p>
           <w:p>
@@ -10109,7 +10095,7 @@
                 <w:rFonts w:ascii="Courier New" w:hAnsi="Courier New" w:eastAsia="Courier New"/>
                 <w:sz w:val="16"/>
               </w:rPr>
-              <w:t xml:space="preserve">  ./help lr2 tbs [каталог]     - вынести ПРОДАЖА в табличное пространство (D:/PG_TBS)</w:t>
+              <w:t xml:space="preserve">  ./help lr2 tbs [каталог]     - вынести ПРОДАЖА в табличное пространство (D:/PG_TBS)  [lab2/tablespace.sql]</w:t>
             </w:r>
           </w:p>
           <w:p>
@@ -10121,7 +10107,7 @@
                 <w:rFonts w:ascii="Courier New" w:hAnsi="Courier New" w:eastAsia="Courier New"/>
                 <w:sz w:val="16"/>
               </w:rPr>
-              <w:t xml:space="preserve">  ./help lr2 time 20|22        - время запроса (*) по CURRENT_TIME, 5 замеров</w:t>
+              <w:t xml:space="preserve">  ./help lr2 time 20|22        - время запроса (*) по CURRENT_TIME, 5 замеров  [lab2/time_current.sql]</w:t>
             </w:r>
           </w:p>
           <w:p>
@@ -10133,7 +10119,7 @@
                 <w:rFonts w:ascii="Courier New" w:hAnsi="Courier New" w:eastAsia="Courier New"/>
                 <w:sz w:val="16"/>
               </w:rPr>
-              <w:t xml:space="preserve">  ./help lr2 timing 20|22      - время запроса (*) по \timing on, 5 замеров</w:t>
+              <w:t xml:space="preserve">  ./help lr2 timing 20|22      - время запроса (*) по \timing on, 5 замеров  [lab2/time_timing.sql]</w:t>
             </w:r>
           </w:p>
           <w:p>
@@ -10145,7 +10131,7 @@
                 <w:rFonts w:ascii="Courier New" w:hAnsi="Courier New" w:eastAsia="Courier New"/>
                 <w:sz w:val="16"/>
               </w:rPr>
-              <w:t xml:space="preserve">  ./help lr2 idx 20|22         - индексы ПРОДАЖА и таблицы-справочника</w:t>
+              <w:t xml:space="preserve">  ./help lr2 idx 20|22         - индексы ПРОДАЖА и таблицы-справочника  [lab2/idx_names.sql]</w:t>
             </w:r>
           </w:p>
           <w:p>
@@ -10157,7 +10143,7 @@
                 <w:rFonts w:ascii="Courier New" w:hAnsi="Courier New" w:eastAsia="Courier New"/>
                 <w:sz w:val="16"/>
               </w:rPr>
-              <w:t xml:space="preserve">  ./help lr2 idx1 20|22 [btree|hash] - создать индекс ПРОДАЖА по полю-ссылке</w:t>
+              <w:t xml:space="preserve">  ./help lr2 idx1 20|22 [btree|hash] - создать индекс ПРОДАЖА по полю-ссылке  [lab2/idx_1.sql]</w:t>
             </w:r>
           </w:p>
           <w:p>
@@ -10169,7 +10155,7 @@
                 <w:rFonts w:ascii="Courier New" w:hAnsi="Courier New" w:eastAsia="Courier New"/>
                 <w:sz w:val="16"/>
               </w:rPr>
-              <w:t xml:space="preserve">  ./help lr2 idx0 20|22        - удалить индекс ПРОДАЖА по полю-ссылке</w:t>
+              <w:t xml:space="preserve">  ./help lr2 idx0 20|22        - удалить индекс ПРОДАЖА по полю-ссылке  [lab2/idx_0.sql]</w:t>
             </w:r>
           </w:p>
           <w:p>
@@ -10181,7 +10167,7 @@
                 <w:rFonts w:ascii="Courier New" w:hAnsi="Courier New" w:eastAsia="Courier New"/>
                 <w:sz w:val="16"/>
               </w:rPr>
-              <w:t xml:space="preserve">  ./help lr2 pk1 20|22         - справочник с PRIMARY KEY (create_ref0)</w:t>
+              <w:t xml:space="preserve">  ./help lr2 pk1 20|22         - справочник с PRIMARY KEY  [lab2/create_ref0.sql]</w:t>
             </w:r>
           </w:p>
           <w:p>
@@ -10193,7 +10179,7 @@
                 <w:rFonts w:ascii="Courier New" w:hAnsi="Courier New" w:eastAsia="Courier New"/>
                 <w:sz w:val="16"/>
               </w:rPr>
-              <w:t xml:space="preserve">  ./help lr2 pk0 20|22         - справочник без PRIMARY KEY (create_ref1)</w:t>
+              <w:t xml:space="preserve">  ./help lr2 pk0 20|22         - справочник без PRIMARY KEY  [lab2/create_ref1.sql]</w:t>
             </w:r>
           </w:p>
           <w:p>
@@ -10205,7 +10191,7 @@
                 <w:rFonts w:ascii="Courier New" w:hAnsi="Courier New" w:eastAsia="Courier New"/>
                 <w:sz w:val="16"/>
               </w:rPr>
-              <w:t xml:space="preserve">  ./help lr2 copy 20|22        - перезагрузить справочник из DATA/SOURCE</w:t>
+              <w:t xml:space="preserve">  ./help lr2 copy 20|22        - перезагрузить справочник из DATA/SOURCE  [lab2/copy_ref.sql]</w:t>
             </w:r>
           </w:p>
           <w:p>
@@ -10217,7 +10203,7 @@
                 <w:rFonts w:ascii="Courier New" w:hAnsi="Courier New" w:eastAsia="Courier New"/>
                 <w:sz w:val="16"/>
               </w:rPr>
-              <w:t xml:space="preserve">  ./help lr2 explain 20|22 [1] - EXPLAIN / EXPLAIN ANALYZE (1 - с WHERE)</w:t>
+              <w:t xml:space="preserve">  ./help lr2 explain 20|22 [1] - EXPLAIN / EXPLAIN ANALYZE (1 - с WHERE)  [lab2/explain.sql]</w:t>
             </w:r>
           </w:p>
           <w:p>
@@ -10229,7 +10215,7 @@
                 <w:rFonts w:ascii="Courier New" w:hAnsi="Courier New" w:eastAsia="Courier New"/>
                 <w:sz w:val="16"/>
               </w:rPr>
-              <w:t xml:space="preserve">  ./help lr2 measure 20|22 [прогонов] - протокол замеров -&gt; results/lr2_vNN_results.txt</w:t>
+              <w:t xml:space="preserve">  ./help lr2 measure 20|22 [прогонов] - протокол замеров -&gt; results/lr2_vNN_results.txt  [lab2/measure.sql]</w:t>
             </w:r>
           </w:p>
           <w:p>
@@ -10241,7 +10227,19 @@
                 <w:rFonts w:ascii="Courier New" w:hAnsi="Courier New" w:eastAsia="Courier New"/>
                 <w:sz w:val="16"/>
               </w:rPr>
-              <w:t xml:space="preserve">  ./help lr2 results 20|22     - показать протокол замеров</w:t>
+              <w:t xml:space="preserve">  ./help lr2 results 20|22     - показать протокол замеров  [results/lr2_vNN_results.txt]</w:t>
+            </w:r>
+          </w:p>
+          <w:p>
+            <w:pPr>
+              <w:spacing w:line="240" w:lineRule="auto"/>
+            </w:pPr>
+            <w:r>
+              <w:rPr>
+                <w:rFonts w:ascii="Courier New" w:hAnsi="Courier New" w:eastAsia="Courier New"/>
+                <w:sz w:val="16"/>
+              </w:rPr>
+              <w:t xml:space="preserve">  (запрос (*) и настройки варианта: lab2/vNN_query.sql, lab2/vNN_config.sql, lab2/config.sql)</w:t>
             </w:r>
           </w:p>
         </w:tc>
@@ -10571,7 +10569,7 @@
         <w:rPr>
           <w:b w:val="0"/>
         </w:rPr>
-        <w:t>Таблица ПРОДАЖА увеличена до 2 млн записей, время запроса (*) варианта 22 составило около 6.6 с. Измерения через CURRENT_TIME и \timing on дают близкие результаты. Освоены просмотр, создание и удаление индексов btree и hash, организация и удаление ключевых полей справочника, анализ планов запросов командами EXPLAIN и EXPLAIN ANALYZE. Индексы по полю-ссылке ускоряют запрос только при избирательном условии на поле справочника; hash-индекс по полю с малым числом значений строится очень долго и не даёт выигрыша.</w:t>
+        <w:t>Таблица ПРОДАЖА увеличена до 2 млн записей, время запроса (*) варианта 22 составило около 4.2 с. Измерения через CURRENT_TIME и \timing on дают близкие результаты. Освоены просмотр, создание и удаление индексов btree и hash, организация и удаление ключевых полей справочника, анализ планов запросов командами EXPLAIN и EXPLAIN ANALYZE. Индексы по полю-ссылке ускоряют запрос только при избирательном условии на поле справочника; hash-индекс по полю с малым числом значений строится очень долго и не даёт выигрыша.</w:t>
       </w:r>
     </w:p>
     <w:p>
@@ -11852,7 +11850,19 @@
                 <w:rFonts w:ascii="Courier New" w:hAnsi="Courier New" w:eastAsia="Courier New"/>
                 <w:sz w:val="15"/>
               </w:rPr>
-              <w:t>function Run([string]$file, [string]$a1, [string]$a2, [string]$a3, [switch]$Quiet) {</w:t>
+              <w:t>function Run([string]$file, [string]$a1, [string]$a2, [string]$a3, [string]$a4, [string]$a5,</w:t>
+            </w:r>
+          </w:p>
+          <w:p>
+            <w:pPr>
+              <w:spacing w:line="240" w:lineRule="auto"/>
+            </w:pPr>
+            <w:r>
+              <w:rPr>
+                <w:rFonts w:ascii="Courier New" w:hAnsi="Courier New" w:eastAsia="Courier New"/>
+                <w:sz w:val="15"/>
+              </w:rPr>
+              <w:t xml:space="preserve">             [switch]$Quiet) {</w:t>
             </w:r>
           </w:p>
           <w:p>
@@ -11912,6 +11922,18 @@
                 <w:rFonts w:ascii="Courier New" w:hAnsi="Courier New" w:eastAsia="Courier New"/>
                 <w:sz w:val="15"/>
               </w:rPr>
+              <w:t xml:space="preserve">    if (-not $Quiet) { Say "&gt;&gt;&gt; Файл: $file" }</w:t>
+            </w:r>
+          </w:p>
+          <w:p>
+            <w:pPr>
+              <w:spacing w:line="240" w:lineRule="auto"/>
+            </w:pPr>
+            <w:r>
+              <w:rPr>
+                <w:rFonts w:ascii="Courier New" w:hAnsi="Courier New" w:eastAsia="Courier New"/>
+                <w:sz w:val="15"/>
+              </w:rPr>
               <w:t xml:space="preserve">    $text = ''</w:t>
             </w:r>
           </w:p>
@@ -11936,7 +11958,7 @@
                 <w:rFonts w:ascii="Courier New" w:hAnsi="Courier New" w:eastAsia="Courier New"/>
                 <w:sz w:val="15"/>
               </w:rPr>
-              <w:t xml:space="preserve">    foreach ($a in @($a1, $a2, $a3)) {</w:t>
+              <w:t xml:space="preserve">    foreach ($a in @($a1, $a2, $a3, $a4, $a5)) {</w:t>
             </w:r>
           </w:p>
           <w:p>
@@ -12056,6 +12078,18 @@
                 <w:rFonts w:ascii="Courier New" w:hAnsi="Courier New" w:eastAsia="Courier New"/>
                 <w:sz w:val="15"/>
               </w:rPr>
+              <w:t xml:space="preserve">    Say "&gt;&gt;&gt; Файл: $file (база postgres)"</w:t>
+            </w:r>
+          </w:p>
+          <w:p>
+            <w:pPr>
+              <w:spacing w:line="240" w:lineRule="auto"/>
+            </w:pPr>
+            <w:r>
+              <w:rPr>
+                <w:rFonts w:ascii="Courier New" w:hAnsi="Courier New" w:eastAsia="Courier New"/>
+                <w:sz w:val="15"/>
+              </w:rPr>
               <w:t xml:space="preserve">    $db = $env:PGDATABASE</w:t>
             </w:r>
           </w:p>
@@ -12164,6 +12198,18 @@
                 <w:rFonts w:ascii="Courier New" w:hAnsi="Courier New" w:eastAsia="Courier New"/>
                 <w:sz w:val="15"/>
               </w:rPr>
+              <w:t xml:space="preserve">    Say "&gt;&gt;&gt; Файл: $file"</w:t>
+            </w:r>
+          </w:p>
+          <w:p>
+            <w:pPr>
+              <w:spacing w:line="240" w:lineRule="auto"/>
+            </w:pPr>
+            <w:r>
+              <w:rPr>
+                <w:rFonts w:ascii="Courier New" w:hAnsi="Courier New" w:eastAsia="Courier New"/>
+                <w:sz w:val="15"/>
+              </w:rPr>
               <w:t xml:space="preserve">    $line = Q (Join-Path $Root ($file -replace '/', '\'))</w:t>
             </w:r>
           </w:p>
@@ -12452,6 +12498,258 @@
                 <w:rFonts w:ascii="Courier New" w:hAnsi="Courier New" w:eastAsia="Courier New"/>
                 <w:sz w:val="15"/>
               </w:rPr>
+              <w:t># команды-аналоги TAXI-db: таблица helper/menu.txt (код|файл|параметры|обязательных|описание)</w:t>
+            </w:r>
+          </w:p>
+          <w:p>
+            <w:pPr>
+              <w:spacing w:line="240" w:lineRule="auto"/>
+            </w:pPr>
+            <w:r>
+              <w:rPr>
+                <w:rFonts w:ascii="Courier New" w:hAnsi="Courier New" w:eastAsia="Courier New"/>
+                <w:sz w:val="15"/>
+              </w:rPr>
+              <w:t>$MenuFile = 'helper/menu.txt'</w:t>
+            </w:r>
+          </w:p>
+          <w:p>
+            <w:pPr>
+              <w:spacing w:line="240" w:lineRule="auto"/>
+            </w:pPr>
+            <w:r>
+              <w:rPr>
+                <w:rFonts w:ascii="Courier New" w:hAnsi="Courier New" w:eastAsia="Courier New"/>
+                <w:sz w:val="15"/>
+              </w:rPr>
+              <w:t>function Read-Menu {</w:t>
+            </w:r>
+          </w:p>
+          <w:p>
+            <w:pPr>
+              <w:spacing w:line="240" w:lineRule="auto"/>
+            </w:pPr>
+            <w:r>
+              <w:rPr>
+                <w:rFonts w:ascii="Courier New" w:hAnsi="Courier New" w:eastAsia="Courier New"/>
+                <w:sz w:val="15"/>
+              </w:rPr>
+              <w:t xml:space="preserve">    [IO.File]::ReadAllLines((Join-Path $Root $MenuFile), $Utf8) |</w:t>
+            </w:r>
+          </w:p>
+          <w:p>
+            <w:pPr>
+              <w:spacing w:line="240" w:lineRule="auto"/>
+            </w:pPr>
+            <w:r>
+              <w:rPr>
+                <w:rFonts w:ascii="Courier New" w:hAnsi="Courier New" w:eastAsia="Courier New"/>
+                <w:sz w:val="15"/>
+              </w:rPr>
+              <w:t xml:space="preserve">        Where-Object { $_ -and -not $_.StartsWith('#') }</w:t>
+            </w:r>
+          </w:p>
+          <w:p>
+            <w:pPr>
+              <w:spacing w:line="240" w:lineRule="auto"/>
+            </w:pPr>
+            <w:r>
+              <w:rPr>
+                <w:rFonts w:ascii="Courier New" w:hAnsi="Courier New" w:eastAsia="Courier New"/>
+                <w:sz w:val="15"/>
+              </w:rPr>
+              <w:t>}</w:t>
+            </w:r>
+          </w:p>
+          <w:p>
+            <w:pPr>
+              <w:spacing w:line="240" w:lineRule="auto"/>
+            </w:pPr>
+            <w:r>
+              <w:rPr>
+                <w:rFonts w:ascii="Courier New" w:hAnsi="Courier New" w:eastAsia="Courier New"/>
+                <w:sz w:val="15"/>
+              </w:rPr>
+              <w:t xml:space="preserve"> </w:t>
+            </w:r>
+          </w:p>
+          <w:p>
+            <w:pPr>
+              <w:spacing w:line="240" w:lineRule="auto"/>
+            </w:pPr>
+            <w:r>
+              <w:rPr>
+                <w:rFonts w:ascii="Courier New" w:hAnsi="Courier New" w:eastAsia="Courier New"/>
+                <w:sz w:val="15"/>
+              </w:rPr>
+              <w:t>function Show-Menu {</w:t>
+            </w:r>
+          </w:p>
+          <w:p>
+            <w:pPr>
+              <w:spacing w:line="240" w:lineRule="auto"/>
+            </w:pPr>
+            <w:r>
+              <w:rPr>
+                <w:rFonts w:ascii="Courier New" w:hAnsi="Courier New" w:eastAsia="Courier New"/>
+                <w:sz w:val="15"/>
+              </w:rPr>
+              <w:t xml:space="preserve">    foreach ($l in Read-Menu) {</w:t>
+            </w:r>
+          </w:p>
+          <w:p>
+            <w:pPr>
+              <w:spacing w:line="240" w:lineRule="auto"/>
+            </w:pPr>
+            <w:r>
+              <w:rPr>
+                <w:rFonts w:ascii="Courier New" w:hAnsi="Courier New" w:eastAsia="Courier New"/>
+                <w:sz w:val="15"/>
+              </w:rPr>
+              <w:t xml:space="preserve">        if ($l.StartsWith('== ')) {</w:t>
+            </w:r>
+          </w:p>
+          <w:p>
+            <w:pPr>
+              <w:spacing w:line="240" w:lineRule="auto"/>
+            </w:pPr>
+            <w:r>
+              <w:rPr>
+                <w:rFonts w:ascii="Courier New" w:hAnsi="Courier New" w:eastAsia="Courier New"/>
+                <w:sz w:val="15"/>
+              </w:rPr>
+              <w:t xml:space="preserve">            Say ''</w:t>
+            </w:r>
+          </w:p>
+          <w:p>
+            <w:pPr>
+              <w:spacing w:line="240" w:lineRule="auto"/>
+            </w:pPr>
+            <w:r>
+              <w:rPr>
+                <w:rFonts w:ascii="Courier New" w:hAnsi="Courier New" w:eastAsia="Courier New"/>
+                <w:sz w:val="15"/>
+              </w:rPr>
+              <w:t xml:space="preserve">            Say ('================== БАЗА SALES: ' + $l.Substring(3) + ' ==================')</w:t>
+            </w:r>
+          </w:p>
+          <w:p>
+            <w:pPr>
+              <w:spacing w:line="240" w:lineRule="auto"/>
+            </w:pPr>
+            <w:r>
+              <w:rPr>
+                <w:rFonts w:ascii="Courier New" w:hAnsi="Courier New" w:eastAsia="Courier New"/>
+                <w:sz w:val="15"/>
+              </w:rPr>
+              <w:t xml:space="preserve">            continue</w:t>
+            </w:r>
+          </w:p>
+          <w:p>
+            <w:pPr>
+              <w:spacing w:line="240" w:lineRule="auto"/>
+            </w:pPr>
+            <w:r>
+              <w:rPr>
+                <w:rFonts w:ascii="Courier New" w:hAnsi="Courier New" w:eastAsia="Courier New"/>
+                <w:sz w:val="15"/>
+              </w:rPr>
+              <w:t xml:space="preserve">        }</w:t>
+            </w:r>
+          </w:p>
+          <w:p>
+            <w:pPr>
+              <w:spacing w:line="240" w:lineRule="auto"/>
+            </w:pPr>
+            <w:r>
+              <w:rPr>
+                <w:rFonts w:ascii="Courier New" w:hAnsi="Courier New" w:eastAsia="Courier New"/>
+                <w:sz w:val="15"/>
+              </w:rPr>
+              <w:t xml:space="preserve">        $f = $l.Split('|')</w:t>
+            </w:r>
+          </w:p>
+          <w:p>
+            <w:pPr>
+              <w:spacing w:line="240" w:lineRule="auto"/>
+            </w:pPr>
+            <w:r>
+              <w:rPr>
+                <w:rFonts w:ascii="Courier New" w:hAnsi="Courier New" w:eastAsia="Courier New"/>
+                <w:sz w:val="15"/>
+              </w:rPr>
+              <w:t xml:space="preserve">        $cmd = "./help $($f[0])"</w:t>
+            </w:r>
+          </w:p>
+          <w:p>
+            <w:pPr>
+              <w:spacing w:line="240" w:lineRule="auto"/>
+            </w:pPr>
+            <w:r>
+              <w:rPr>
+                <w:rFonts w:ascii="Courier New" w:hAnsi="Courier New" w:eastAsia="Courier New"/>
+                <w:sz w:val="15"/>
+              </w:rPr>
+              <w:t xml:space="preserve">        if ($f[2]) { $cmd += " $($f[2])" }</w:t>
+            </w:r>
+          </w:p>
+          <w:p>
+            <w:pPr>
+              <w:spacing w:line="240" w:lineRule="auto"/>
+            </w:pPr>
+            <w:r>
+              <w:rPr>
+                <w:rFonts w:ascii="Courier New" w:hAnsi="Courier New" w:eastAsia="Courier New"/>
+                <w:sz w:val="15"/>
+              </w:rPr>
+              <w:t xml:space="preserve">        Say ('  {0,-36} - {1}  [{2}]' -f $cmd, $f[4], $f[1])</w:t>
+            </w:r>
+          </w:p>
+          <w:p>
+            <w:pPr>
+              <w:spacing w:line="240" w:lineRule="auto"/>
+            </w:pPr>
+            <w:r>
+              <w:rPr>
+                <w:rFonts w:ascii="Courier New" w:hAnsi="Courier New" w:eastAsia="Courier New"/>
+                <w:sz w:val="15"/>
+              </w:rPr>
+              <w:t xml:space="preserve">    }</w:t>
+            </w:r>
+          </w:p>
+          <w:p>
+            <w:pPr>
+              <w:spacing w:line="240" w:lineRule="auto"/>
+            </w:pPr>
+            <w:r>
+              <w:rPr>
+                <w:rFonts w:ascii="Courier New" w:hAnsi="Courier New" w:eastAsia="Courier New"/>
+                <w:sz w:val="15"/>
+              </w:rPr>
+              <w:t>}</w:t>
+            </w:r>
+          </w:p>
+          <w:p>
+            <w:pPr>
+              <w:spacing w:line="240" w:lineRule="auto"/>
+            </w:pPr>
+            <w:r>
+              <w:rPr>
+                <w:rFonts w:ascii="Courier New" w:hAnsi="Courier New" w:eastAsia="Courier New"/>
+                <w:sz w:val="15"/>
+              </w:rPr>
+              <w:t xml:space="preserve"> </w:t>
+            </w:r>
+          </w:p>
+          <w:p>
+            <w:pPr>
+              <w:spacing w:line="240" w:lineRule="auto"/>
+            </w:pPr>
+            <w:r>
+              <w:rPr>
+                <w:rFonts w:ascii="Courier New" w:hAnsi="Courier New" w:eastAsia="Courier New"/>
+                <w:sz w:val="15"/>
+              </w:rPr>
               <w:t>$Argv = @($args)</w:t>
             </w:r>
           </w:p>
@@ -12548,6 +12846,30 @@
                 <w:rFonts w:ascii="Courier New" w:hAnsi="Courier New" w:eastAsia="Courier New"/>
                 <w:sz w:val="15"/>
               </w:rPr>
+              <w:t xml:space="preserve">  В [] - файл, который выполняет команда; при запуске он выводится строкой "&gt;&gt;&gt; Файл: ...".</w:t>
+            </w:r>
+          </w:p>
+          <w:p>
+            <w:pPr>
+              <w:spacing w:line="240" w:lineRule="auto"/>
+            </w:pPr>
+            <w:r>
+              <w:rPr>
+                <w:rFonts w:ascii="Courier New" w:hAnsi="Courier New" w:eastAsia="Courier New"/>
+                <w:sz w:val="15"/>
+              </w:rPr>
+              <w:t xml:space="preserve">  Обработчик каждой команды - helper/help.ps1 (switch, ветвь с именем команды).</w:t>
+            </w:r>
+          </w:p>
+          <w:p>
+            <w:pPr>
+              <w:spacing w:line="240" w:lineRule="auto"/>
+            </w:pPr>
+            <w:r>
+              <w:rPr>
+                <w:rFonts w:ascii="Courier New" w:hAnsi="Courier New" w:eastAsia="Courier New"/>
+                <w:sz w:val="15"/>
+              </w:rPr>
               <w:t xml:space="preserve"> </w:t>
             </w:r>
           </w:p>
@@ -12572,103 +12894,151 @@
                 <w:rFonts w:ascii="Courier New" w:hAnsi="Courier New" w:eastAsia="Courier New"/>
                 <w:sz w:val="15"/>
               </w:rPr>
-              <w:t xml:space="preserve">  ./help db              - создать БД sales, таблицы и загрузить данные</w:t>
-            </w:r>
-          </w:p>
-          <w:p>
-            <w:pPr>
-              <w:spacing w:line="240" w:lineRule="auto"/>
-            </w:pPr>
-            <w:r>
-              <w:rPr>
-                <w:rFonts w:ascii="Courier New" w:hAnsi="Courier New" w:eastAsia="Courier New"/>
-                <w:sz w:val="15"/>
-              </w:rPr>
-              <w:t xml:space="preserve">  ./help counts          - количество строк в таблицах</w:t>
-            </w:r>
-          </w:p>
-          <w:p>
-            <w:pPr>
-              <w:spacing w:line="240" w:lineRule="auto"/>
-            </w:pPr>
-            <w:r>
-              <w:rPr>
-                <w:rFonts w:ascii="Courier New" w:hAnsi="Courier New" w:eastAsia="Courier New"/>
-                <w:sz w:val="15"/>
-              </w:rPr>
-              <w:t xml:space="preserve">  ./help v20 1 [дата1 дата2 [категория]]  - в.20: объём поставок по категории и кварталу</w:t>
-            </w:r>
-          </w:p>
-          <w:p>
-            <w:pPr>
-              <w:spacing w:line="240" w:lineRule="auto"/>
-            </w:pPr>
-            <w:r>
-              <w:rPr>
-                <w:rFonts w:ascii="Courier New" w:hAnsi="Courier New" w:eastAsia="Courier New"/>
-                <w:sz w:val="15"/>
-              </w:rPr>
-              <w:t xml:space="preserve">  ./help v20 2 [год1 год2 [день недели]]  - в.20: продажи (шт) по дню недели и району</w:t>
-            </w:r>
-          </w:p>
-          <w:p>
-            <w:pPr>
-              <w:spacing w:line="240" w:lineRule="auto"/>
-            </w:pPr>
-            <w:r>
-              <w:rPr>
-                <w:rFonts w:ascii="Courier New" w:hAnsi="Courier New" w:eastAsia="Courier New"/>
-                <w:sz w:val="15"/>
-              </w:rPr>
-              <w:t xml:space="preserve">  ./help v22 1 [дата1 дата2 [поставщик]]  - в.22: выручка по поставщику и декаде</w:t>
-            </w:r>
-          </w:p>
-          <w:p>
-            <w:pPr>
-              <w:spacing w:line="240" w:lineRule="auto"/>
-            </w:pPr>
-            <w:r>
-              <w:rPr>
-                <w:rFonts w:ascii="Courier New" w:hAnsi="Courier New" w:eastAsia="Courier New"/>
-                <w:sz w:val="15"/>
-              </w:rPr>
-              <w:t xml:space="preserve">  ./help v22 2 [год1 год2 [время года]]   - в.22: затраты клиентов по сезону и полу</w:t>
-            </w:r>
-          </w:p>
-          <w:p>
-            <w:pPr>
-              <w:spacing w:line="240" w:lineRule="auto"/>
-            </w:pPr>
-            <w:r>
-              <w:rPr>
-                <w:rFonts w:ascii="Courier New" w:hAnsi="Courier New" w:eastAsia="Courier New"/>
-                <w:sz w:val="15"/>
-              </w:rPr>
-              <w:t xml:space="preserve">  ./help all             - все 4 задания с параметрами по умолчанию</w:t>
-            </w:r>
-          </w:p>
-          <w:p>
-            <w:pPr>
-              <w:spacing w:line="240" w:lineRule="auto"/>
-            </w:pPr>
-            <w:r>
-              <w:rPr>
-                <w:rFonts w:ascii="Courier New" w:hAnsi="Courier New" w:eastAsia="Courier New"/>
-                <w:sz w:val="15"/>
-              </w:rPr>
-              <w:t xml:space="preserve">  ./help lr1 lan         - настроить pg_hba.conf и брандмауэр для сети (от администратора)</w:t>
-            </w:r>
-          </w:p>
-          <w:p>
-            <w:pPr>
-              <w:spacing w:line="240" w:lineRule="auto"/>
-            </w:pPr>
-            <w:r>
-              <w:rPr>
-                <w:rFonts w:ascii="Courier New" w:hAnsi="Courier New" w:eastAsia="Courier New"/>
-                <w:sz w:val="15"/>
-              </w:rPr>
-              <w:t xml:space="preserve">  ./help lr1 client сценарий [a1 a2 a3] - выполнить сценарий через s_lan.bat (сервер по IP)</w:t>
+              <w:t xml:space="preserve">  ./help db              - создать БД sales, таблицы и загрузить данные  [DATA/create_DB, DATA/create_tables, DATA/load_data]</w:t>
+            </w:r>
+          </w:p>
+          <w:p>
+            <w:pPr>
+              <w:spacing w:line="240" w:lineRule="auto"/>
+            </w:pPr>
+            <w:r>
+              <w:rPr>
+                <w:rFonts w:ascii="Courier New" w:hAnsi="Courier New" w:eastAsia="Courier New"/>
+                <w:sz w:val="15"/>
+              </w:rPr>
+              <w:t xml:space="preserve">  ./help counts          - количество строк в таблицах  [helper/counts.sql]</w:t>
+            </w:r>
+          </w:p>
+          <w:p>
+            <w:pPr>
+              <w:spacing w:line="240" w:lineRule="auto"/>
+            </w:pPr>
+            <w:r>
+              <w:rPr>
+                <w:rFonts w:ascii="Courier New" w:hAnsi="Courier New" w:eastAsia="Courier New"/>
+                <w:sz w:val="15"/>
+              </w:rPr>
+              <w:t xml:space="preserve">  ./help v20 1 [дата1 дата2 [категория]]  - в.20: объём поставок по категории и кварталу  [tasks/v20_task1.sql]</w:t>
+            </w:r>
+          </w:p>
+          <w:p>
+            <w:pPr>
+              <w:spacing w:line="240" w:lineRule="auto"/>
+            </w:pPr>
+            <w:r>
+              <w:rPr>
+                <w:rFonts w:ascii="Courier New" w:hAnsi="Courier New" w:eastAsia="Courier New"/>
+                <w:sz w:val="15"/>
+              </w:rPr>
+              <w:t xml:space="preserve">  ./help v20 2 [год1 год2 [день недели]]  - в.20: продажи (шт) по дню недели и району  [tasks/v20_task2.sql]</w:t>
+            </w:r>
+          </w:p>
+          <w:p>
+            <w:pPr>
+              <w:spacing w:line="240" w:lineRule="auto"/>
+            </w:pPr>
+            <w:r>
+              <w:rPr>
+                <w:rFonts w:ascii="Courier New" w:hAnsi="Courier New" w:eastAsia="Courier New"/>
+                <w:sz w:val="15"/>
+              </w:rPr>
+              <w:t xml:space="preserve">  ./help v22 1 [дата1 дата2 [поставщик]]  - в.22: выручка по поставщику и декаде  [tasks/v22_task1.sql]</w:t>
+            </w:r>
+          </w:p>
+          <w:p>
+            <w:pPr>
+              <w:spacing w:line="240" w:lineRule="auto"/>
+            </w:pPr>
+            <w:r>
+              <w:rPr>
+                <w:rFonts w:ascii="Courier New" w:hAnsi="Courier New" w:eastAsia="Courier New"/>
+                <w:sz w:val="15"/>
+              </w:rPr>
+              <w:t xml:space="preserve">  ./help v22 2 [год1 год2 [время года]]   - в.22: затраты клиентов по сезону и полу  [tasks/v22_task2.sql]</w:t>
+            </w:r>
+          </w:p>
+          <w:p>
+            <w:pPr>
+              <w:spacing w:line="240" w:lineRule="auto"/>
+            </w:pPr>
+            <w:r>
+              <w:rPr>
+                <w:rFonts w:ascii="Courier New" w:hAnsi="Courier New" w:eastAsia="Courier New"/>
+                <w:sz w:val="15"/>
+              </w:rPr>
+              <w:t xml:space="preserve">  ./help all             - все 4 задания с параметрами по умолчанию  [tasks/*.sql]</w:t>
+            </w:r>
+          </w:p>
+          <w:p>
+            <w:pPr>
+              <w:spacing w:line="240" w:lineRule="auto"/>
+            </w:pPr>
+            <w:r>
+              <w:rPr>
+                <w:rFonts w:ascii="Courier New" w:hAnsi="Courier New" w:eastAsia="Courier New"/>
+                <w:sz w:val="15"/>
+              </w:rPr>
+              <w:t xml:space="preserve">  ./help lr1 lan         - настроить pg_hba.conf и брандмауэр для сети (от администратора)  [lab1/setup_lan.ps1]</w:t>
+            </w:r>
+          </w:p>
+          <w:p>
+            <w:pPr>
+              <w:spacing w:line="240" w:lineRule="auto"/>
+            </w:pPr>
+            <w:r>
+              <w:rPr>
+                <w:rFonts w:ascii="Courier New" w:hAnsi="Courier New" w:eastAsia="Courier New"/>
+                <w:sz w:val="15"/>
+              </w:rPr>
+              <w:t xml:space="preserve">  ./help lr1 client сценарий [a1 a2 a3] - выполнить сценарий через s_lan.bat (сервер по IP)  [lab1/s_lan.bat]</w:t>
+            </w:r>
+          </w:p>
+          <w:p>
+            <w:pPr>
+              <w:spacing w:line="240" w:lineRule="auto"/>
+            </w:pPr>
+            <w:r>
+              <w:rPr>
+                <w:rFonts w:ascii="Courier New" w:hAnsi="Courier New" w:eastAsia="Courier New"/>
+                <w:sz w:val="15"/>
+              </w:rPr>
+              <w:t xml:space="preserve">  ./help srv [check]     - сервер в сети PMII (192.168.1.50, stud): подключение и таблицы  [lab1/check_server.sql]</w:t>
+            </w:r>
+          </w:p>
+          <w:p>
+            <w:pPr>
+              <w:spacing w:line="240" w:lineRule="auto"/>
+            </w:pPr>
+            <w:r>
+              <w:rPr>
+                <w:rFonts w:ascii="Courier New" w:hAnsi="Courier New" w:eastAsia="Courier New"/>
+                <w:sz w:val="15"/>
+              </w:rPr>
+              <w:t xml:space="preserve">  ./help srv v20|v22 1|2 [параметры] - задание варианта на сервере в сети  [tasks/vNN_taskN.sql]</w:t>
+            </w:r>
+          </w:p>
+          <w:p>
+            <w:pPr>
+              <w:spacing w:line="240" w:lineRule="auto"/>
+            </w:pPr>
+            <w:r>
+              <w:rPr>
+                <w:rFonts w:ascii="Courier New" w:hAnsi="Courier New" w:eastAsia="Courier New"/>
+                <w:sz w:val="15"/>
+              </w:rPr>
+              <w:t xml:space="preserve">  ./help srv all         - проверка и все 4 задания на сервере; ./help srv psql - консоль</w:t>
+            </w:r>
+          </w:p>
+          <w:p>
+            <w:pPr>
+              <w:spacing w:line="240" w:lineRule="auto"/>
+            </w:pPr>
+            <w:r>
+              <w:rPr>
+                <w:rFonts w:ascii="Courier New" w:hAnsi="Courier New" w:eastAsia="Courier New"/>
+                <w:sz w:val="15"/>
+              </w:rPr>
+              <w:t xml:space="preserve">  (другой адрес/пользователь: $env:SRV_HOST, SRV_PORT, SRV_USER, SRV_PASS)</w:t>
             </w:r>
           </w:p>
           <w:p>
@@ -12716,163 +13086,175 @@
                 <w:rFonts w:ascii="Courier New" w:hAnsi="Courier New" w:eastAsia="Courier New"/>
                 <w:sz w:val="15"/>
               </w:rPr>
-              <w:t xml:space="preserve">  ./help lr2 gen [N]           - ПРОДАЖА: N псевдослучайных записей (по умолч. 2 000 000)</w:t>
-            </w:r>
-          </w:p>
-          <w:p>
-            <w:pPr>
-              <w:spacing w:line="240" w:lineRule="auto"/>
-            </w:pPr>
-            <w:r>
-              <w:rPr>
-                <w:rFonts w:ascii="Courier New" w:hAnsi="Courier New" w:eastAsia="Courier New"/>
-                <w:sz w:val="15"/>
-              </w:rPr>
-              <w:t xml:space="preserve">  ./help lr2 restore           - вернуть 1000 записей ПРОДАЖА из ЛР1</w:t>
-            </w:r>
-          </w:p>
-          <w:p>
-            <w:pPr>
-              <w:spacing w:line="240" w:lineRule="auto"/>
-            </w:pPr>
-            <w:r>
-              <w:rPr>
-                <w:rFonts w:ascii="Courier New" w:hAnsi="Courier New" w:eastAsia="Courier New"/>
-                <w:sz w:val="15"/>
-              </w:rPr>
-              <w:t xml:space="preserve">  ./help lr2 tbs [каталог]     - вынести ПРОДАЖА в табличное пространство (D:/PG_TBS)</w:t>
-            </w:r>
-          </w:p>
-          <w:p>
-            <w:pPr>
-              <w:spacing w:line="240" w:lineRule="auto"/>
-            </w:pPr>
-            <w:r>
-              <w:rPr>
-                <w:rFonts w:ascii="Courier New" w:hAnsi="Courier New" w:eastAsia="Courier New"/>
-                <w:sz w:val="15"/>
-              </w:rPr>
-              <w:t xml:space="preserve">  ./help lr2 time 20|22        - время запроса (*) по CURRENT_TIME, 5 замеров</w:t>
-            </w:r>
-          </w:p>
-          <w:p>
-            <w:pPr>
-              <w:spacing w:line="240" w:lineRule="auto"/>
-            </w:pPr>
-            <w:r>
-              <w:rPr>
-                <w:rFonts w:ascii="Courier New" w:hAnsi="Courier New" w:eastAsia="Courier New"/>
-                <w:sz w:val="15"/>
-              </w:rPr>
-              <w:t xml:space="preserve">  ./help lr2 timing 20|22      - время запроса (*) по \timing on, 5 замеров</w:t>
-            </w:r>
-          </w:p>
-          <w:p>
-            <w:pPr>
-              <w:spacing w:line="240" w:lineRule="auto"/>
-            </w:pPr>
-            <w:r>
-              <w:rPr>
-                <w:rFonts w:ascii="Courier New" w:hAnsi="Courier New" w:eastAsia="Courier New"/>
-                <w:sz w:val="15"/>
-              </w:rPr>
-              <w:t xml:space="preserve">  ./help lr2 idx 20|22         - индексы ПРОДАЖА и таблицы-справочника</w:t>
-            </w:r>
-          </w:p>
-          <w:p>
-            <w:pPr>
-              <w:spacing w:line="240" w:lineRule="auto"/>
-            </w:pPr>
-            <w:r>
-              <w:rPr>
-                <w:rFonts w:ascii="Courier New" w:hAnsi="Courier New" w:eastAsia="Courier New"/>
-                <w:sz w:val="15"/>
-              </w:rPr>
-              <w:t xml:space="preserve">  ./help lr2 idx1 20|22 [btree|hash] - создать индекс ПРОДАЖА по полю-ссылке</w:t>
-            </w:r>
-          </w:p>
-          <w:p>
-            <w:pPr>
-              <w:spacing w:line="240" w:lineRule="auto"/>
-            </w:pPr>
-            <w:r>
-              <w:rPr>
-                <w:rFonts w:ascii="Courier New" w:hAnsi="Courier New" w:eastAsia="Courier New"/>
-                <w:sz w:val="15"/>
-              </w:rPr>
-              <w:t xml:space="preserve">  ./help lr2 idx0 20|22        - удалить индекс ПРОДАЖА по полю-ссылке</w:t>
-            </w:r>
-          </w:p>
-          <w:p>
-            <w:pPr>
-              <w:spacing w:line="240" w:lineRule="auto"/>
-            </w:pPr>
-            <w:r>
-              <w:rPr>
-                <w:rFonts w:ascii="Courier New" w:hAnsi="Courier New" w:eastAsia="Courier New"/>
-                <w:sz w:val="15"/>
-              </w:rPr>
-              <w:t xml:space="preserve">  ./help lr2 pk1 20|22         - справочник с PRIMARY KEY (create_ref0)</w:t>
-            </w:r>
-          </w:p>
-          <w:p>
-            <w:pPr>
-              <w:spacing w:line="240" w:lineRule="auto"/>
-            </w:pPr>
-            <w:r>
-              <w:rPr>
-                <w:rFonts w:ascii="Courier New" w:hAnsi="Courier New" w:eastAsia="Courier New"/>
-                <w:sz w:val="15"/>
-              </w:rPr>
-              <w:t xml:space="preserve">  ./help lr2 pk0 20|22         - справочник без PRIMARY KEY (create_ref1)</w:t>
-            </w:r>
-          </w:p>
-          <w:p>
-            <w:pPr>
-              <w:spacing w:line="240" w:lineRule="auto"/>
-            </w:pPr>
-            <w:r>
-              <w:rPr>
-                <w:rFonts w:ascii="Courier New" w:hAnsi="Courier New" w:eastAsia="Courier New"/>
-                <w:sz w:val="15"/>
-              </w:rPr>
-              <w:t xml:space="preserve">  ./help lr2 copy 20|22        - перезагрузить справочник из DATA/SOURCE</w:t>
-            </w:r>
-          </w:p>
-          <w:p>
-            <w:pPr>
-              <w:spacing w:line="240" w:lineRule="auto"/>
-            </w:pPr>
-            <w:r>
-              <w:rPr>
-                <w:rFonts w:ascii="Courier New" w:hAnsi="Courier New" w:eastAsia="Courier New"/>
-                <w:sz w:val="15"/>
-              </w:rPr>
-              <w:t xml:space="preserve">  ./help lr2 explain 20|22 [1] - EXPLAIN / EXPLAIN ANALYZE (1 - с WHERE)</w:t>
-            </w:r>
-          </w:p>
-          <w:p>
-            <w:pPr>
-              <w:spacing w:line="240" w:lineRule="auto"/>
-            </w:pPr>
-            <w:r>
-              <w:rPr>
-                <w:rFonts w:ascii="Courier New" w:hAnsi="Courier New" w:eastAsia="Courier New"/>
-                <w:sz w:val="15"/>
-              </w:rPr>
-              <w:t xml:space="preserve">  ./help lr2 measure 20|22 [прогонов] - протокол замеров -&gt; results/lr2_vNN_results.txt</w:t>
-            </w:r>
-          </w:p>
-          <w:p>
-            <w:pPr>
-              <w:spacing w:line="240" w:lineRule="auto"/>
-            </w:pPr>
-            <w:r>
-              <w:rPr>
-                <w:rFonts w:ascii="Courier New" w:hAnsi="Courier New" w:eastAsia="Courier New"/>
-                <w:sz w:val="15"/>
-              </w:rPr>
-              <w:t xml:space="preserve">  ./help lr2 results 20|22     - показать протокол замеров</w:t>
+              <w:t xml:space="preserve">  ./help lr2 gen [N]           - ПРОДАЖА: N псевдослучайных записей (по умолч. 2 000 000)  [lab2/add_data.sql]</w:t>
+            </w:r>
+          </w:p>
+          <w:p>
+            <w:pPr>
+              <w:spacing w:line="240" w:lineRule="auto"/>
+            </w:pPr>
+            <w:r>
+              <w:rPr>
+                <w:rFonts w:ascii="Courier New" w:hAnsi="Courier New" w:eastAsia="Courier New"/>
+                <w:sz w:val="15"/>
+              </w:rPr>
+              <w:t xml:space="preserve">  ./help lr2 restore           - вернуть 1000 записей ПРОДАЖА из ЛР1  [lab2/restore_lr1.sql]</w:t>
+            </w:r>
+          </w:p>
+          <w:p>
+            <w:pPr>
+              <w:spacing w:line="240" w:lineRule="auto"/>
+            </w:pPr>
+            <w:r>
+              <w:rPr>
+                <w:rFonts w:ascii="Courier New" w:hAnsi="Courier New" w:eastAsia="Courier New"/>
+                <w:sz w:val="15"/>
+              </w:rPr>
+              <w:t xml:space="preserve">  ./help lr2 tbs [каталог]     - вынести ПРОДАЖА в табличное пространство (D:/PG_TBS)  [lab2/tablespace.sql]</w:t>
+            </w:r>
+          </w:p>
+          <w:p>
+            <w:pPr>
+              <w:spacing w:line="240" w:lineRule="auto"/>
+            </w:pPr>
+            <w:r>
+              <w:rPr>
+                <w:rFonts w:ascii="Courier New" w:hAnsi="Courier New" w:eastAsia="Courier New"/>
+                <w:sz w:val="15"/>
+              </w:rPr>
+              <w:t xml:space="preserve">  ./help lr2 time 20|22        - время запроса (*) по CURRENT_TIME, 5 замеров  [lab2/time_current.sql]</w:t>
+            </w:r>
+          </w:p>
+          <w:p>
+            <w:pPr>
+              <w:spacing w:line="240" w:lineRule="auto"/>
+            </w:pPr>
+            <w:r>
+              <w:rPr>
+                <w:rFonts w:ascii="Courier New" w:hAnsi="Courier New" w:eastAsia="Courier New"/>
+                <w:sz w:val="15"/>
+              </w:rPr>
+              <w:t xml:space="preserve">  ./help lr2 timing 20|22      - время запроса (*) по \timing on, 5 замеров  [lab2/time_timing.sql]</w:t>
+            </w:r>
+          </w:p>
+          <w:p>
+            <w:pPr>
+              <w:spacing w:line="240" w:lineRule="auto"/>
+            </w:pPr>
+            <w:r>
+              <w:rPr>
+                <w:rFonts w:ascii="Courier New" w:hAnsi="Courier New" w:eastAsia="Courier New"/>
+                <w:sz w:val="15"/>
+              </w:rPr>
+              <w:t xml:space="preserve">  ./help lr2 idx 20|22         - индексы ПРОДАЖА и таблицы-справочника  [lab2/idx_names.sql]</w:t>
+            </w:r>
+          </w:p>
+          <w:p>
+            <w:pPr>
+              <w:spacing w:line="240" w:lineRule="auto"/>
+            </w:pPr>
+            <w:r>
+              <w:rPr>
+                <w:rFonts w:ascii="Courier New" w:hAnsi="Courier New" w:eastAsia="Courier New"/>
+                <w:sz w:val="15"/>
+              </w:rPr>
+              <w:t xml:space="preserve">  ./help lr2 idx1 20|22 [btree|hash] - создать индекс ПРОДАЖА по полю-ссылке  [lab2/idx_1.sql]</w:t>
+            </w:r>
+          </w:p>
+          <w:p>
+            <w:pPr>
+              <w:spacing w:line="240" w:lineRule="auto"/>
+            </w:pPr>
+            <w:r>
+              <w:rPr>
+                <w:rFonts w:ascii="Courier New" w:hAnsi="Courier New" w:eastAsia="Courier New"/>
+                <w:sz w:val="15"/>
+              </w:rPr>
+              <w:t xml:space="preserve">  ./help lr2 idx0 20|22        - удалить индекс ПРОДАЖА по полю-ссылке  [lab2/idx_0.sql]</w:t>
+            </w:r>
+          </w:p>
+          <w:p>
+            <w:pPr>
+              <w:spacing w:line="240" w:lineRule="auto"/>
+            </w:pPr>
+            <w:r>
+              <w:rPr>
+                <w:rFonts w:ascii="Courier New" w:hAnsi="Courier New" w:eastAsia="Courier New"/>
+                <w:sz w:val="15"/>
+              </w:rPr>
+              <w:t xml:space="preserve">  ./help lr2 pk1 20|22         - справочник с PRIMARY KEY  [lab2/create_ref0.sql]</w:t>
+            </w:r>
+          </w:p>
+          <w:p>
+            <w:pPr>
+              <w:spacing w:line="240" w:lineRule="auto"/>
+            </w:pPr>
+            <w:r>
+              <w:rPr>
+                <w:rFonts w:ascii="Courier New" w:hAnsi="Courier New" w:eastAsia="Courier New"/>
+                <w:sz w:val="15"/>
+              </w:rPr>
+              <w:t xml:space="preserve">  ./help lr2 pk0 20|22         - справочник без PRIMARY KEY  [lab2/create_ref1.sql]</w:t>
+            </w:r>
+          </w:p>
+          <w:p>
+            <w:pPr>
+              <w:spacing w:line="240" w:lineRule="auto"/>
+            </w:pPr>
+            <w:r>
+              <w:rPr>
+                <w:rFonts w:ascii="Courier New" w:hAnsi="Courier New" w:eastAsia="Courier New"/>
+                <w:sz w:val="15"/>
+              </w:rPr>
+              <w:t xml:space="preserve">  ./help lr2 copy 20|22        - перезагрузить справочник из DATA/SOURCE  [lab2/copy_ref.sql]</w:t>
+            </w:r>
+          </w:p>
+          <w:p>
+            <w:pPr>
+              <w:spacing w:line="240" w:lineRule="auto"/>
+            </w:pPr>
+            <w:r>
+              <w:rPr>
+                <w:rFonts w:ascii="Courier New" w:hAnsi="Courier New" w:eastAsia="Courier New"/>
+                <w:sz w:val="15"/>
+              </w:rPr>
+              <w:t xml:space="preserve">  ./help lr2 explain 20|22 [1] - EXPLAIN / EXPLAIN ANALYZE (1 - с WHERE)  [lab2/explain.sql]</w:t>
+            </w:r>
+          </w:p>
+          <w:p>
+            <w:pPr>
+              <w:spacing w:line="240" w:lineRule="auto"/>
+            </w:pPr>
+            <w:r>
+              <w:rPr>
+                <w:rFonts w:ascii="Courier New" w:hAnsi="Courier New" w:eastAsia="Courier New"/>
+                <w:sz w:val="15"/>
+              </w:rPr>
+              <w:t xml:space="preserve">  ./help lr2 measure 20|22 [прогонов] - протокол замеров -&gt; results/lr2_vNN_results.txt  [lab2/measure.sql]</w:t>
+            </w:r>
+          </w:p>
+          <w:p>
+            <w:pPr>
+              <w:spacing w:line="240" w:lineRule="auto"/>
+            </w:pPr>
+            <w:r>
+              <w:rPr>
+                <w:rFonts w:ascii="Courier New" w:hAnsi="Courier New" w:eastAsia="Courier New"/>
+                <w:sz w:val="15"/>
+              </w:rPr>
+              <w:t xml:space="preserve">  ./help lr2 results 20|22     - показать протокол замеров  [results/lr2_vNN_results.txt]</w:t>
+            </w:r>
+          </w:p>
+          <w:p>
+            <w:pPr>
+              <w:spacing w:line="240" w:lineRule="auto"/>
+            </w:pPr>
+            <w:r>
+              <w:rPr>
+                <w:rFonts w:ascii="Courier New" w:hAnsi="Courier New" w:eastAsia="Courier New"/>
+                <w:sz w:val="15"/>
+              </w:rPr>
+              <w:t xml:space="preserve">  (запрос (*) и настройки варианта: lab2/vNN_query.sql, lab2/vNN_config.sql, lab2/config.sql)</w:t>
             </w:r>
           </w:p>
           <w:p>
@@ -12896,6 +13278,126 @@
                 <w:rFonts w:ascii="Courier New" w:hAnsi="Courier New" w:eastAsia="Courier New"/>
                 <w:sz w:val="15"/>
               </w:rPr>
+              <w:t>================== ЗАЩИТА ЛР2: ИНДЕКСЫ И ВРЕМЯ ЗАПРОСА ==================</w:t>
+            </w:r>
+          </w:p>
+          <w:p>
+            <w:pPr>
+              <w:spacing w:line="240" w:lineRule="auto"/>
+            </w:pPr>
+            <w:r>
+              <w:rPr>
+                <w:rFonts w:ascii="Courier New" w:hAnsi="Courier New" w:eastAsia="Courier New"/>
+                <w:sz w:val="15"/>
+              </w:rPr>
+              <w:t xml:space="preserve">  ./help zas 20 [all] ["поставщик1" "поставщик2"] - в.20: задания 1-3 подряд  [zashita/z_all.sql]</w:t>
+            </w:r>
+          </w:p>
+          <w:p>
+            <w:pPr>
+              <w:spacing w:line="240" w:lineRule="auto"/>
+            </w:pPr>
+            <w:r>
+              <w:rPr>
+                <w:rFonts w:ascii="Courier New" w:hAnsi="Courier New" w:eastAsia="Courier New"/>
+                <w:sz w:val="15"/>
+              </w:rPr>
+              <w:t xml:space="preserve">  ./help zas 22 [all] [категория]  - в.22: задания 1-3 подряд  [zashita/z_all.sql]</w:t>
+            </w:r>
+          </w:p>
+          <w:p>
+            <w:pPr>
+              <w:spacing w:line="240" w:lineRule="auto"/>
+            </w:pPr>
+            <w:r>
+              <w:rPr>
+                <w:rFonts w:ascii="Courier New" w:hAnsi="Courier New" w:eastAsia="Courier New"/>
+                <w:sz w:val="15"/>
+              </w:rPr>
+              <w:t xml:space="preserve">  ./help zas 20|22 1 [параметры]   - 1) запрос варианта и результат  [zashita/z1_query.sql, zashita/vNN_query.sql]</w:t>
+            </w:r>
+          </w:p>
+          <w:p>
+            <w:pPr>
+              <w:spacing w:line="240" w:lineRule="auto"/>
+            </w:pPr>
+            <w:r>
+              <w:rPr>
+                <w:rFonts w:ascii="Courier New" w:hAnsi="Courier New" w:eastAsia="Courier New"/>
+                <w:sz w:val="15"/>
+              </w:rPr>
+              <w:t xml:space="preserve">  ./help zas 20|22 2 [параметры]   - 2) без индексов (никаких): 5 замеров, мс и мин, минимум  [zashita/z2_noidx.sql]</w:t>
+            </w:r>
+          </w:p>
+          <w:p>
+            <w:pPr>
+              <w:spacing w:line="240" w:lineRule="auto"/>
+            </w:pPr>
+            <w:r>
+              <w:rPr>
+                <w:rFonts w:ascii="Courier New" w:hAnsi="Courier New" w:eastAsia="Courier New"/>
+                <w:sz w:val="15"/>
+              </w:rPr>
+              <w:t xml:space="preserve">  ./help zas 20|22 3 [параметры]   - 3) индексы варианта, замер(ы) и EXPLAIN ANALYZE  [zashita/z3_idx.sql]</w:t>
+            </w:r>
+          </w:p>
+          <w:p>
+            <w:pPr>
+              <w:spacing w:line="240" w:lineRule="auto"/>
+            </w:pPr>
+            <w:r>
+              <w:rPr>
+                <w:rFonts w:ascii="Courier New" w:hAnsi="Courier New" w:eastAsia="Courier New"/>
+                <w:sz w:val="15"/>
+              </w:rPr>
+              <w:t xml:space="preserve">  ./help zas 20|22 idx             - индексы таблиц запроса варианта  [zashita/show_idx.sql]</w:t>
+            </w:r>
+          </w:p>
+          <w:p>
+            <w:pPr>
+              <w:spacing w:line="240" w:lineRule="auto"/>
+            </w:pPr>
+            <w:r>
+              <w:rPr>
+                <w:rFonts w:ascii="Courier New" w:hAnsi="Courier New" w:eastAsia="Courier New"/>
+                <w:sz w:val="15"/>
+              </w:rPr>
+              <w:t xml:space="preserve">  ./help zas restore               - удалить индексы защиты, вернуть PRIMARY KEY  [zashita/restore.sql]</w:t>
+            </w:r>
+          </w:p>
+          <w:p>
+            <w:pPr>
+              <w:spacing w:line="240" w:lineRule="auto"/>
+            </w:pPr>
+            <w:r>
+              <w:rPr>
+                <w:rFonts w:ascii="Courier New" w:hAnsi="Courier New" w:eastAsia="Courier New"/>
+                <w:sz w:val="15"/>
+              </w:rPr>
+              <w:t xml:space="preserve">  (нужна объёмная ПРОДАЖА: ./help lr2 gen; в.20 по умолч. "ООО Турман" "ЧП Загорье", в.22 - мебель)</w:t>
+            </w:r>
+          </w:p>
+          <w:p>
+            <w:pPr>
+              <w:spacing w:line="240" w:lineRule="auto"/>
+            </w:pPr>
+            <w:r>
+              <w:rPr>
+                <w:rFonts w:ascii="Courier New" w:hAnsi="Courier New" w:eastAsia="Courier New"/>
+                <w:sz w:val="15"/>
+              </w:rPr>
+              <w:t xml:space="preserve"> </w:t>
+            </w:r>
+          </w:p>
+          <w:p>
+            <w:pPr>
+              <w:spacing w:line="240" w:lineRule="auto"/>
+            </w:pPr>
+            <w:r>
+              <w:rPr>
+                <w:rFonts w:ascii="Courier New" w:hAnsi="Courier New" w:eastAsia="Courier New"/>
+                <w:sz w:val="15"/>
+              </w:rPr>
               <w:t>================== ЛР3: ПОЛЬЗОВАТЕЛЬСКИЕ ТИПЫ ==================</w:t>
             </w:r>
           </w:p>
@@ -12908,31 +13410,31 @@
                 <w:rFonts w:ascii="Courier New" w:hAnsi="Courier New" w:eastAsia="Courier New"/>
                 <w:sz w:val="15"/>
               </w:rPr>
-              <w:t xml:space="preserve">  ./help lr3 cmplx             - пример преподавателя (complex)</w:t>
-            </w:r>
-          </w:p>
-          <w:p>
-            <w:pPr>
-              <w:spacing w:line="240" w:lineRule="auto"/>
-            </w:pPr>
-            <w:r>
-              <w:rPr>
-                <w:rFonts w:ascii="Courier New" w:hAnsi="Courier New" w:eastAsia="Courier New"/>
-                <w:sz w:val="15"/>
-              </w:rPr>
-              <w:t xml:space="preserve">  ./help lr3 20                - в.20: трёхмерный вектор (vector3)</w:t>
-            </w:r>
-          </w:p>
-          <w:p>
-            <w:pPr>
-              <w:spacing w:line="240" w:lineRule="auto"/>
-            </w:pPr>
-            <w:r>
-              <w:rPr>
-                <w:rFonts w:ascii="Courier New" w:hAnsi="Courier New" w:eastAsia="Courier New"/>
-                <w:sz w:val="15"/>
-              </w:rPr>
-              <w:t xml:space="preserve">  ./help lr3 22                - в.22: рациональное число (rational)</w:t>
+              <w:t xml:space="preserve">  ./help lr3 cmplx             - пример преподавателя (complex)  [lab3/cmplx.sql]</w:t>
+            </w:r>
+          </w:p>
+          <w:p>
+            <w:pPr>
+              <w:spacing w:line="240" w:lineRule="auto"/>
+            </w:pPr>
+            <w:r>
+              <w:rPr>
+                <w:rFonts w:ascii="Courier New" w:hAnsi="Courier New" w:eastAsia="Courier New"/>
+                <w:sz w:val="15"/>
+              </w:rPr>
+              <w:t xml:space="preserve">  ./help lr3 20                - в.20: трёхмерный вектор (vector3)  [lab3/v20_vector3.sql]</w:t>
+            </w:r>
+          </w:p>
+          <w:p>
+            <w:pPr>
+              <w:spacing w:line="240" w:lineRule="auto"/>
+            </w:pPr>
+            <w:r>
+              <w:rPr>
+                <w:rFonts w:ascii="Courier New" w:hAnsi="Courier New" w:eastAsia="Courier New"/>
+                <w:sz w:val="15"/>
+              </w:rPr>
+              <w:t xml:space="preserve">  ./help lr3 22                - в.22: рациональное число (rational)  [lab3/v22_rational.sql]</w:t>
             </w:r>
           </w:p>
           <w:p>
@@ -12968,43 +13470,43 @@
                 <w:rFonts w:ascii="Courier New" w:hAnsi="Courier New" w:eastAsia="Courier New"/>
                 <w:sz w:val="15"/>
               </w:rPr>
-              <w:t xml:space="preserve">  ./help lr4 all [20|22]       - пп. 1-10 целиком -&gt; results/lr4_vNN_protocol.txt</w:t>
-            </w:r>
-          </w:p>
-          <w:p>
-            <w:pPr>
-              <w:spacing w:line="240" w:lineRule="auto"/>
-            </w:pPr>
-            <w:r>
-              <w:rPr>
-                <w:rFonts w:ascii="Courier New" w:hAnsi="Courier New" w:eastAsia="Courier New"/>
-                <w:sz w:val="15"/>
-              </w:rPr>
-              <w:t xml:space="preserve">  ./help lr4 base              - создать базу BASE из данных ЛР1</w:t>
-            </w:r>
-          </w:p>
-          <w:p>
-            <w:pPr>
-              <w:spacing w:line="240" w:lineRule="auto"/>
-            </w:pPr>
-            <w:r>
-              <w:rPr>
-                <w:rFonts w:ascii="Courier New" w:hAnsi="Courier New" w:eastAsia="Courier New"/>
-                <w:sz w:val="15"/>
-              </w:rPr>
-              <w:t xml:space="preserve">  ./help lr4 tasks N [база]    - контрольные задачи -&gt; taskN-01..03</w:t>
-            </w:r>
-          </w:p>
-          <w:p>
-            <w:pPr>
-              <w:spacing w:line="240" w:lineRule="auto"/>
-            </w:pPr>
-            <w:r>
-              <w:rPr>
-                <w:rFonts w:ascii="Courier New" w:hAnsi="Courier New" w:eastAsia="Courier New"/>
-                <w:sz w:val="15"/>
-              </w:rPr>
-              <w:t xml:space="preserve">  ./help lr4 dump1|dump2|dump3 - pg_dump в файл / rar / многотомный rar</w:t>
+              <w:t xml:space="preserve">  ./help lr4 all [20|22]       - пп. 1-10 целиком -&gt; results/lr4_vNN_protocol.txt  [lab4/run_all.bat]</w:t>
+            </w:r>
+          </w:p>
+          <w:p>
+            <w:pPr>
+              <w:spacing w:line="240" w:lineRule="auto"/>
+            </w:pPr>
+            <w:r>
+              <w:rPr>
+                <w:rFonts w:ascii="Courier New" w:hAnsi="Courier New" w:eastAsia="Courier New"/>
+                <w:sz w:val="15"/>
+              </w:rPr>
+              <w:t xml:space="preserve">  ./help lr4 base              - создать базу BASE из данных ЛР1  [lab4/create_base.bat]</w:t>
+            </w:r>
+          </w:p>
+          <w:p>
+            <w:pPr>
+              <w:spacing w:line="240" w:lineRule="auto"/>
+            </w:pPr>
+            <w:r>
+              <w:rPr>
+                <w:rFonts w:ascii="Courier New" w:hAnsi="Courier New" w:eastAsia="Courier New"/>
+                <w:sz w:val="15"/>
+              </w:rPr>
+              <w:t xml:space="preserve">  ./help lr4 tasks N [база]    - контрольные задачи -&gt; taskN-01..03  [lab4/tasks.bat]</w:t>
+            </w:r>
+          </w:p>
+          <w:p>
+            <w:pPr>
+              <w:spacing w:line="240" w:lineRule="auto"/>
+            </w:pPr>
+            <w:r>
+              <w:rPr>
+                <w:rFonts w:ascii="Courier New" w:hAnsi="Courier New" w:eastAsia="Courier New"/>
+                <w:sz w:val="15"/>
+              </w:rPr>
+              <w:t xml:space="preserve">  ./help lr4 dump1|dump2|dump3 - pg_dump в файл / rar / многотомный rar  [lab4/dump-1.bat, dump-2.bat, dump-3.bat]</w:t>
             </w:r>
           </w:p>
           <w:p>
@@ -13052,19 +13554,19 @@
                 <w:rFonts w:ascii="Courier New" w:hAnsi="Courier New" w:eastAsia="Courier New"/>
                 <w:sz w:val="15"/>
               </w:rPr>
-              <w:t xml:space="preserve">  ./help lr5 build 20|22       - компиляция и сборка vNN.dll (-&gt; D:\PG_DLL)</w:t>
-            </w:r>
-          </w:p>
-          <w:p>
-            <w:pPr>
-              <w:spacing w:line="240" w:lineRule="auto"/>
-            </w:pPr>
-            <w:r>
-              <w:rPr>
-                <w:rFonts w:ascii="Courier New" w:hAnsi="Courier New" w:eastAsia="Courier New"/>
-                <w:sz w:val="15"/>
-              </w:rPr>
-              <w:t xml:space="preserve">  ./help lr5 20|22 [каталог]   - регистрация функций и демонстрация на таблице T</w:t>
+              <w:t xml:space="preserve">  ./help lr5 build 20|22       - компиляция и сборка vNN.dll (-&gt; D:\PG_DLL)  [lab5/build.bat]</w:t>
+            </w:r>
+          </w:p>
+          <w:p>
+            <w:pPr>
+              <w:spacing w:line="240" w:lineRule="auto"/>
+            </w:pPr>
+            <w:r>
+              <w:rPr>
+                <w:rFonts w:ascii="Courier New" w:hAnsi="Courier New" w:eastAsia="Courier New"/>
+                <w:sz w:val="15"/>
+              </w:rPr>
+              <w:t xml:space="preserve">  ./help lr5 20|22 [каталог]   - регистрация функций и демонстрация на таблице T  [lab5/vNN_test.sql]</w:t>
             </w:r>
           </w:p>
           <w:p>
@@ -13100,79 +13602,79 @@
                 <w:rFonts w:ascii="Courier New" w:hAnsi="Courier New" w:eastAsia="Courier New"/>
                 <w:sz w:val="15"/>
               </w:rPr>
-              <w:t xml:space="preserve">  ./help lr6 setup             - проверка сервера (база NEW1, таблица temp1)</w:t>
-            </w:r>
-          </w:p>
-          <w:p>
-            <w:pPr>
-              <w:spacing w:line="240" w:lineRule="auto"/>
-            </w:pPr>
-            <w:r>
-              <w:rPr>
-                <w:rFonts w:ascii="Courier New" w:hAnsi="Courier New" w:eastAsia="Courier New"/>
-                <w:sz w:val="15"/>
-              </w:rPr>
-              <w:t xml:space="preserve">  ./help lr6 sel2              - собрать фильтр sel2.exe</w:t>
-            </w:r>
-          </w:p>
-          <w:p>
-            <w:pPr>
-              <w:spacing w:line="240" w:lineRule="auto"/>
-            </w:pPr>
-            <w:r>
-              <w:rPr>
-                <w:rFonts w:ascii="Courier New" w:hAnsi="Courier New" w:eastAsia="Courier New"/>
-                <w:sz w:val="15"/>
-              </w:rPr>
-              <w:t xml:space="preserve">  ./help lr6 createdb          - создать базу SALES в MS SQL Server</w:t>
-            </w:r>
-          </w:p>
-          <w:p>
-            <w:pPr>
-              <w:spacing w:line="240" w:lineRule="auto"/>
-            </w:pPr>
-            <w:r>
-              <w:rPr>
-                <w:rFonts w:ascii="Courier New" w:hAnsi="Courier New" w:eastAsia="Courier New"/>
-                <w:sz w:val="15"/>
-              </w:rPr>
-              <w:t xml:space="preserve">  ./help lr6 copy              - скопировать все таблицы sales из PostgreSQL</w:t>
-            </w:r>
-          </w:p>
-          <w:p>
-            <w:pPr>
-              <w:spacing w:line="240" w:lineRule="auto"/>
-            </w:pPr>
-            <w:r>
-              <w:rPr>
-                <w:rFonts w:ascii="Courier New" w:hAnsi="Courier New" w:eastAsia="Courier New"/>
-                <w:sz w:val="15"/>
-              </w:rPr>
-              <w:t xml:space="preserve">  ./help lr6 disp              - проверить скопированные таблицы</w:t>
-            </w:r>
-          </w:p>
-          <w:p>
-            <w:pPr>
-              <w:spacing w:line="240" w:lineRule="auto"/>
-            </w:pPr>
-            <w:r>
-              <w:rPr>
-                <w:rFonts w:ascii="Courier New" w:hAnsi="Courier New" w:eastAsia="Courier New"/>
-                <w:sz w:val="15"/>
-              </w:rPr>
-              <w:t xml:space="preserve">  ./help lr6 v20|v22 1|2 [параметры] - задания варианта в MS SQL Server</w:t>
-            </w:r>
-          </w:p>
-          <w:p>
-            <w:pPr>
-              <w:spacing w:line="240" w:lineRule="auto"/>
-            </w:pPr>
-            <w:r>
-              <w:rPr>
-                <w:rFonts w:ascii="Courier New" w:hAnsi="Courier New" w:eastAsia="Courier New"/>
-                <w:sz w:val="15"/>
-              </w:rPr>
-              <w:t xml:space="preserve">  ./help lr6 console           - консоль sqlcmd</w:t>
+              <w:t xml:space="preserve">  ./help lr6 setup             - проверка сервера (база NEW1, таблица temp1)  [lab6/s_TCP.bat + lab6/SETUP/*]</w:t>
+            </w:r>
+          </w:p>
+          <w:p>
+            <w:pPr>
+              <w:spacing w:line="240" w:lineRule="auto"/>
+            </w:pPr>
+            <w:r>
+              <w:rPr>
+                <w:rFonts w:ascii="Courier New" w:hAnsi="Courier New" w:eastAsia="Courier New"/>
+                <w:sz w:val="15"/>
+              </w:rPr>
+              <w:t xml:space="preserve">  ./help lr6 sel2              - собрать фильтр sel2.exe  [lab6/COPY/make_sel2.bat]</w:t>
+            </w:r>
+          </w:p>
+          <w:p>
+            <w:pPr>
+              <w:spacing w:line="240" w:lineRule="auto"/>
+            </w:pPr>
+            <w:r>
+              <w:rPr>
+                <w:rFonts w:ascii="Courier New" w:hAnsi="Courier New" w:eastAsia="Courier New"/>
+                <w:sz w:val="15"/>
+              </w:rPr>
+              <w:t xml:space="preserve">  ./help lr6 createdb          - создать базу SALES в MS SQL Server  [lab6/COPY/create_DB]</w:t>
+            </w:r>
+          </w:p>
+          <w:p>
+            <w:pPr>
+              <w:spacing w:line="240" w:lineRule="auto"/>
+            </w:pPr>
+            <w:r>
+              <w:rPr>
+                <w:rFonts w:ascii="Courier New" w:hAnsi="Courier New" w:eastAsia="Courier New"/>
+                <w:sz w:val="15"/>
+              </w:rPr>
+              <w:t xml:space="preserve">  ./help lr6 copy              - скопировать все таблицы sales из PostgreSQL  [lab6/COPY/copy_to_MS_SQL.bat]</w:t>
+            </w:r>
+          </w:p>
+          <w:p>
+            <w:pPr>
+              <w:spacing w:line="240" w:lineRule="auto"/>
+            </w:pPr>
+            <w:r>
+              <w:rPr>
+                <w:rFonts w:ascii="Courier New" w:hAnsi="Courier New" w:eastAsia="Courier New"/>
+                <w:sz w:val="15"/>
+              </w:rPr>
+              <w:t xml:space="preserve">  ./help lr6 disp              - проверить скопированные таблицы  [lab6/COPY/disp.bat]</w:t>
+            </w:r>
+          </w:p>
+          <w:p>
+            <w:pPr>
+              <w:spacing w:line="240" w:lineRule="auto"/>
+            </w:pPr>
+            <w:r>
+              <w:rPr>
+                <w:rFonts w:ascii="Courier New" w:hAnsi="Courier New" w:eastAsia="Courier New"/>
+                <w:sz w:val="15"/>
+              </w:rPr>
+              <w:t xml:space="preserve">  ./help lr6 v20|v22 1|2 [параметры] - задания варианта в MS SQL Server  [lab6/tasks/vNN_taskN.sql]</w:t>
+            </w:r>
+          </w:p>
+          <w:p>
+            <w:pPr>
+              <w:spacing w:line="240" w:lineRule="auto"/>
+            </w:pPr>
+            <w:r>
+              <w:rPr>
+                <w:rFonts w:ascii="Courier New" w:hAnsi="Courier New" w:eastAsia="Courier New"/>
+                <w:sz w:val="15"/>
+              </w:rPr>
+              <w:t xml:space="preserve">  ./help lr6 console           - консоль sqlcmd  [lab6/s0.bat]</w:t>
             </w:r>
           </w:p>
           <w:p>
@@ -13208,31 +13710,31 @@
                 <w:rFonts w:ascii="Courier New" w:hAnsi="Courier New" w:eastAsia="Courier New"/>
                 <w:sz w:val="15"/>
               </w:rPr>
-              <w:t xml:space="preserve">  ./help lr7 create            - создать представления и функции</w:t>
-            </w:r>
-          </w:p>
-          <w:p>
-            <w:pPr>
-              <w:spacing w:line="240" w:lineRule="auto"/>
-            </w:pPr>
-            <w:r>
-              <w:rPr>
-                <w:rFonts w:ascii="Courier New" w:hAnsi="Courier New" w:eastAsia="Courier New"/>
-                <w:sz w:val="15"/>
-              </w:rPr>
-              <w:t xml:space="preserve">  ./help lr7 1 [D1 D2 P M [N]] - премия сотрудников (N - имя сотрудника)</w:t>
-            </w:r>
-          </w:p>
-          <w:p>
-            <w:pPr>
-              <w:spacing w:line="240" w:lineRule="auto"/>
-            </w:pPr>
-            <w:r>
-              <w:rPr>
-                <w:rFonts w:ascii="Courier New" w:hAnsi="Courier New" w:eastAsia="Courier New"/>
-                <w:sz w:val="15"/>
-              </w:rPr>
-              <w:t xml:space="preserve">  ./help lr7 2 [D1 D2 alpha [G]] - затраты на хранение (G - товар)</w:t>
+              <w:t xml:space="preserve">  ./help lr7 create            - создать представления и функции  [lab7/create_objects.sql]</w:t>
+            </w:r>
+          </w:p>
+          <w:p>
+            <w:pPr>
+              <w:spacing w:line="240" w:lineRule="auto"/>
+            </w:pPr>
+            <w:r>
+              <w:rPr>
+                <w:rFonts w:ascii="Courier New" w:hAnsi="Courier New" w:eastAsia="Courier New"/>
+                <w:sz w:val="15"/>
+              </w:rPr>
+              <w:t xml:space="preserve">  ./help lr7 1 [D1 D2 P M [N]] - премия сотрудников (N - имя сотрудника)  [lab7/calculate1.sql]</w:t>
+            </w:r>
+          </w:p>
+          <w:p>
+            <w:pPr>
+              <w:spacing w:line="240" w:lineRule="auto"/>
+            </w:pPr>
+            <w:r>
+              <w:rPr>
+                <w:rFonts w:ascii="Courier New" w:hAnsi="Courier New" w:eastAsia="Courier New"/>
+                <w:sz w:val="15"/>
+              </w:rPr>
+              <w:t xml:space="preserve">  ./help lr7 2 [D1 D2 alpha [G]] - затраты на хранение (G - товар)  [lab7/calculate2.sql]</w:t>
             </w:r>
           </w:p>
           <w:p>
@@ -13280,31 +13782,67 @@
                 <w:rFonts w:ascii="Courier New" w:hAnsi="Courier New" w:eastAsia="Courier New"/>
                 <w:sz w:val="15"/>
               </w:rPr>
-              <w:t xml:space="preserve">  ./help lr8 build             - компиляция программы C# варианта 20</w:t>
-            </w:r>
-          </w:p>
-          <w:p>
-            <w:pPr>
-              <w:spacing w:line="240" w:lineRule="auto"/>
-            </w:pPr>
-            <w:r>
-              <w:rPr>
-                <w:rFonts w:ascii="Courier New" w:hAnsi="Courier New" w:eastAsia="Courier New"/>
-                <w:sz w:val="15"/>
-              </w:rPr>
-              <w:t xml:space="preserve">  ./help lr8 20 [D1 D2 [категория]] - в.20 (C#): продажи (шт) по категории и кварталу</w:t>
-            </w:r>
-          </w:p>
-          <w:p>
-            <w:pPr>
-              <w:spacing w:line="240" w:lineRule="auto"/>
-            </w:pPr>
-            <w:r>
-              <w:rPr>
-                <w:rFonts w:ascii="Courier New" w:hAnsi="Courier New" w:eastAsia="Courier New"/>
-                <w:sz w:val="15"/>
-              </w:rPr>
-              <w:t xml:space="preserve">  ./help lr8 22 [D1 D2 [поставщик]] - в.22 (Python): затраты клиентов по поставщику и декаде</w:t>
+              <w:t xml:space="preserve">  ./help lr8 build             - компиляция программы C# варианта 20  [lab8/v20/cs.bat]</w:t>
+            </w:r>
+          </w:p>
+          <w:p>
+            <w:pPr>
+              <w:spacing w:line="240" w:lineRule="auto"/>
+            </w:pPr>
+            <w:r>
+              <w:rPr>
+                <w:rFonts w:ascii="Courier New" w:hAnsi="Courier New" w:eastAsia="Courier New"/>
+                <w:sz w:val="15"/>
+              </w:rPr>
+              <w:t xml:space="preserve">  ./help lr8 20 [D1 D2 [категория]] - в.20 (C#): продажи (шт) по категории и кварталу  [lab8/v20/run.bat]</w:t>
+            </w:r>
+          </w:p>
+          <w:p>
+            <w:pPr>
+              <w:spacing w:line="240" w:lineRule="auto"/>
+            </w:pPr>
+            <w:r>
+              <w:rPr>
+                <w:rFonts w:ascii="Courier New" w:hAnsi="Courier New" w:eastAsia="Courier New"/>
+                <w:sz w:val="15"/>
+              </w:rPr>
+              <w:t xml:space="preserve">  ./help lr8 22 [D1 D2 [поставщик]] - в.22 (Python): затраты клиентов по поставщику и декаде  [lab8/v22/run.bat]</w:t>
+            </w:r>
+          </w:p>
+          <w:p>
+            <w:pPr>
+              <w:spacing w:line="240" w:lineRule="auto"/>
+            </w:pPr>
+            <w:r>
+              <w:rPr>
+                <w:rFonts w:ascii="Courier New" w:hAnsi="Courier New" w:eastAsia="Courier New"/>
+                <w:sz w:val="15"/>
+              </w:rPr>
+              <w:t>'@</w:t>
+            </w:r>
+          </w:p>
+          <w:p>
+            <w:pPr>
+              <w:spacing w:line="240" w:lineRule="auto"/>
+            </w:pPr>
+            <w:r>
+              <w:rPr>
+                <w:rFonts w:ascii="Courier New" w:hAnsi="Courier New" w:eastAsia="Courier New"/>
+                <w:sz w:val="15"/>
+              </w:rPr>
+              <w:t xml:space="preserve">    Show-Menu</w:t>
+            </w:r>
+          </w:p>
+          <w:p>
+            <w:pPr>
+              <w:spacing w:line="240" w:lineRule="auto"/>
+            </w:pPr>
+            <w:r>
+              <w:rPr>
+                <w:rFonts w:ascii="Courier New" w:hAnsi="Courier New" w:eastAsia="Courier New"/>
+                <w:sz w:val="15"/>
+              </w:rPr>
+              <w:t xml:space="preserve">    Say @'</w:t>
             </w:r>
           </w:p>
           <w:p>
@@ -13328,19 +13866,19 @@
                 <w:rFonts w:ascii="Courier New" w:hAnsi="Courier New" w:eastAsia="Courier New"/>
                 <w:sz w:val="15"/>
               </w:rPr>
-              <w:t>================== ПРОЧЕЕ ==================</w:t>
-            </w:r>
-          </w:p>
-          <w:p>
-            <w:pPr>
-              <w:spacing w:line="240" w:lineRule="auto"/>
-            </w:pPr>
-            <w:r>
-              <w:rPr>
-                <w:rFonts w:ascii="Courier New" w:hAnsi="Courier New" w:eastAsia="Courier New"/>
-                <w:sz w:val="15"/>
-              </w:rPr>
-              <w:t xml:space="preserve">  ./help reports [N ...]       - пересобрать отчёты .docx (reports/docx)</w:t>
+              <w:t>================== ЗАПУСК SQL-ФАЙЛОВ ==================</w:t>
+            </w:r>
+          </w:p>
+          <w:p>
+            <w:pPr>
+              <w:spacing w:line="240" w:lineRule="auto"/>
+            </w:pPr>
+            <w:r>
+              <w:rPr>
+                <w:rFonts w:ascii="Courier New" w:hAnsi="Courier New" w:eastAsia="Courier New"/>
+                <w:sz w:val="15"/>
+              </w:rPr>
+              <w:t xml:space="preserve">  ./help файл.sql [a1 .. a5]   - выполнить любой psql-сценарий с параметрами arg1..arg5</w:t>
             </w:r>
           </w:p>
           <w:p>
@@ -13364,7 +13902,7 @@
                 <w:rFonts w:ascii="Courier New" w:hAnsi="Courier New" w:eastAsia="Courier New"/>
                 <w:sz w:val="15"/>
               </w:rPr>
-              <w:t xml:space="preserve">  ./help файл.sql [a1 [a2 [a3]]] - выполнить любой psql-сценарий с параметрами</w:t>
+              <w:t xml:space="preserve">  ./help reports [N ...]       - пересобрать отчёты .docx  [reports/make_reports.py]</w:t>
             </w:r>
           </w:p>
           <w:p>
@@ -13436,7 +13974,7 @@
                 <w:rFonts w:ascii="Courier New" w:hAnsi="Courier New" w:eastAsia="Courier New"/>
                 <w:sz w:val="15"/>
               </w:rPr>
-              <w:t xml:space="preserve">    Run $A[0] $A[1] $A[2] $A[3]</w:t>
+              <w:t xml:space="preserve">    Run $A[0] $A[1] $A[2] $A[3] $A[4] $A[5]</w:t>
             </w:r>
           </w:p>
           <w:p>
@@ -13484,6 +14022,186 @@
                 <w:rFonts w:ascii="Courier New" w:hAnsi="Courier New" w:eastAsia="Courier New"/>
                 <w:sz w:val="15"/>
               </w:rPr>
+              <w:t># команды-аналоги TAXI-db (./help 01 ... ./help 204): файл и параметры - из helper/menu.txt</w:t>
+            </w:r>
+          </w:p>
+          <w:p>
+            <w:pPr>
+              <w:spacing w:line="240" w:lineRule="auto"/>
+            </w:pPr>
+            <w:r>
+              <w:rPr>
+                <w:rFonts w:ascii="Courier New" w:hAnsi="Courier New" w:eastAsia="Courier New"/>
+                <w:sz w:val="15"/>
+              </w:rPr>
+              <w:t>$hit = Read-Menu | Where-Object { -not $_.StartsWith('== ') -and $_.Split('|')[0] -eq $A[0] } |</w:t>
+            </w:r>
+          </w:p>
+          <w:p>
+            <w:pPr>
+              <w:spacing w:line="240" w:lineRule="auto"/>
+            </w:pPr>
+            <w:r>
+              <w:rPr>
+                <w:rFonts w:ascii="Courier New" w:hAnsi="Courier New" w:eastAsia="Courier New"/>
+                <w:sz w:val="15"/>
+              </w:rPr>
+              <w:t xml:space="preserve">       Select-Object -First 1</w:t>
+            </w:r>
+          </w:p>
+          <w:p>
+            <w:pPr>
+              <w:spacing w:line="240" w:lineRule="auto"/>
+            </w:pPr>
+            <w:r>
+              <w:rPr>
+                <w:rFonts w:ascii="Courier New" w:hAnsi="Courier New" w:eastAsia="Courier New"/>
+                <w:sz w:val="15"/>
+              </w:rPr>
+              <w:t>if ($hit) {</w:t>
+            </w:r>
+          </w:p>
+          <w:p>
+            <w:pPr>
+              <w:spacing w:line="240" w:lineRule="auto"/>
+            </w:pPr>
+            <w:r>
+              <w:rPr>
+                <w:rFonts w:ascii="Courier New" w:hAnsi="Courier New" w:eastAsia="Courier New"/>
+                <w:sz w:val="15"/>
+              </w:rPr>
+              <w:t xml:space="preserve">    $f = $hit.Split('|')</w:t>
+            </w:r>
+          </w:p>
+          <w:p>
+            <w:pPr>
+              <w:spacing w:line="240" w:lineRule="auto"/>
+            </w:pPr>
+            <w:r>
+              <w:rPr>
+                <w:rFonts w:ascii="Courier New" w:hAnsi="Courier New" w:eastAsia="Courier New"/>
+                <w:sz w:val="15"/>
+              </w:rPr>
+              <w:t xml:space="preserve">    $given = @($A[1..5] | Where-Object { $_ }).Count</w:t>
+            </w:r>
+          </w:p>
+          <w:p>
+            <w:pPr>
+              <w:spacing w:line="240" w:lineRule="auto"/>
+            </w:pPr>
+            <w:r>
+              <w:rPr>
+                <w:rFonts w:ascii="Courier New" w:hAnsi="Courier New" w:eastAsia="Courier New"/>
+                <w:sz w:val="15"/>
+              </w:rPr>
+              <w:t xml:space="preserve">    if ($given -lt [int]$f[3]) {</w:t>
+            </w:r>
+          </w:p>
+          <w:p>
+            <w:pPr>
+              <w:spacing w:line="240" w:lineRule="auto"/>
+            </w:pPr>
+            <w:r>
+              <w:rPr>
+                <w:rFonts w:ascii="Courier New" w:hAnsi="Courier New" w:eastAsia="Courier New"/>
+                <w:sz w:val="15"/>
+              </w:rPr>
+              <w:t xml:space="preserve">        Say "Использование: ./help $($f[0]) $($f[2])   ($($f[4]))"</w:t>
+            </w:r>
+          </w:p>
+          <w:p>
+            <w:pPr>
+              <w:spacing w:line="240" w:lineRule="auto"/>
+            </w:pPr>
+            <w:r>
+              <w:rPr>
+                <w:rFonts w:ascii="Courier New" w:hAnsi="Courier New" w:eastAsia="Courier New"/>
+                <w:sz w:val="15"/>
+              </w:rPr>
+              <w:t xml:space="preserve">        exit 1</w:t>
+            </w:r>
+          </w:p>
+          <w:p>
+            <w:pPr>
+              <w:spacing w:line="240" w:lineRule="auto"/>
+            </w:pPr>
+            <w:r>
+              <w:rPr>
+                <w:rFonts w:ascii="Courier New" w:hAnsi="Courier New" w:eastAsia="Courier New"/>
+                <w:sz w:val="15"/>
+              </w:rPr>
+              <w:t xml:space="preserve">    }</w:t>
+            </w:r>
+          </w:p>
+          <w:p>
+            <w:pPr>
+              <w:spacing w:line="240" w:lineRule="auto"/>
+            </w:pPr>
+            <w:r>
+              <w:rPr>
+                <w:rFonts w:ascii="Courier New" w:hAnsi="Courier New" w:eastAsia="Courier New"/>
+                <w:sz w:val="15"/>
+              </w:rPr>
+              <w:t xml:space="preserve">    Say "&gt;&gt;&gt; ./help $($f[0]) - $($f[4])"</w:t>
+            </w:r>
+          </w:p>
+          <w:p>
+            <w:pPr>
+              <w:spacing w:line="240" w:lineRule="auto"/>
+            </w:pPr>
+            <w:r>
+              <w:rPr>
+                <w:rFonts w:ascii="Courier New" w:hAnsi="Courier New" w:eastAsia="Courier New"/>
+                <w:sz w:val="15"/>
+              </w:rPr>
+              <w:t xml:space="preserve">    Run $f[1] $A[1] $A[2] $A[3] $A[4] $A[5]</w:t>
+            </w:r>
+          </w:p>
+          <w:p>
+            <w:pPr>
+              <w:spacing w:line="240" w:lineRule="auto"/>
+            </w:pPr>
+            <w:r>
+              <w:rPr>
+                <w:rFonts w:ascii="Courier New" w:hAnsi="Courier New" w:eastAsia="Courier New"/>
+                <w:sz w:val="15"/>
+              </w:rPr>
+              <w:t xml:space="preserve">    exit 0</w:t>
+            </w:r>
+          </w:p>
+          <w:p>
+            <w:pPr>
+              <w:spacing w:line="240" w:lineRule="auto"/>
+            </w:pPr>
+            <w:r>
+              <w:rPr>
+                <w:rFonts w:ascii="Courier New" w:hAnsi="Courier New" w:eastAsia="Courier New"/>
+                <w:sz w:val="15"/>
+              </w:rPr>
+              <w:t>}</w:t>
+            </w:r>
+          </w:p>
+          <w:p>
+            <w:pPr>
+              <w:spacing w:line="240" w:lineRule="auto"/>
+            </w:pPr>
+            <w:r>
+              <w:rPr>
+                <w:rFonts w:ascii="Courier New" w:hAnsi="Courier New" w:eastAsia="Courier New"/>
+                <w:sz w:val="15"/>
+              </w:rPr>
+              <w:t xml:space="preserve"> </w:t>
+            </w:r>
+          </w:p>
+          <w:p>
+            <w:pPr>
+              <w:spacing w:line="240" w:lineRule="auto"/>
+            </w:pPr>
+            <w:r>
+              <w:rPr>
+                <w:rFonts w:ascii="Courier New" w:hAnsi="Courier New" w:eastAsia="Courier New"/>
+                <w:sz w:val="15"/>
+              </w:rPr>
               <w:t>switch ($A[0]) {</w:t>
             </w:r>
           </w:p>
@@ -13832,6 +14550,318 @@
                 <w:rFonts w:ascii="Courier New" w:hAnsi="Courier New" w:eastAsia="Courier New"/>
                 <w:sz w:val="15"/>
               </w:rPr>
+              <w:t xml:space="preserve">    # сервер преподавателя в сети PMII: те же сценарии ЛР1, подключение по IP</w:t>
+            </w:r>
+          </w:p>
+          <w:p>
+            <w:pPr>
+              <w:spacing w:line="240" w:lineRule="auto"/>
+            </w:pPr>
+            <w:r>
+              <w:rPr>
+                <w:rFonts w:ascii="Courier New" w:hAnsi="Courier New" w:eastAsia="Courier New"/>
+                <w:sz w:val="15"/>
+              </w:rPr>
+              <w:t xml:space="preserve">    'srv' {</w:t>
+            </w:r>
+          </w:p>
+          <w:p>
+            <w:pPr>
+              <w:spacing w:line="240" w:lineRule="auto"/>
+            </w:pPr>
+            <w:r>
+              <w:rPr>
+                <w:rFonts w:ascii="Courier New" w:hAnsi="Courier New" w:eastAsia="Courier New"/>
+                <w:sz w:val="15"/>
+              </w:rPr>
+              <w:t xml:space="preserve">        $env:PGHOST     = if ($env:SRV_HOST) { $env:SRV_HOST } else { '192.168.1.50' }</w:t>
+            </w:r>
+          </w:p>
+          <w:p>
+            <w:pPr>
+              <w:spacing w:line="240" w:lineRule="auto"/>
+            </w:pPr>
+            <w:r>
+              <w:rPr>
+                <w:rFonts w:ascii="Courier New" w:hAnsi="Courier New" w:eastAsia="Courier New"/>
+                <w:sz w:val="15"/>
+              </w:rPr>
+              <w:t xml:space="preserve">        $env:PGPORT     = if ($env:SRV_PORT) { $env:SRV_PORT } else { '5432' }</w:t>
+            </w:r>
+          </w:p>
+          <w:p>
+            <w:pPr>
+              <w:spacing w:line="240" w:lineRule="auto"/>
+            </w:pPr>
+            <w:r>
+              <w:rPr>
+                <w:rFonts w:ascii="Courier New" w:hAnsi="Courier New" w:eastAsia="Courier New"/>
+                <w:sz w:val="15"/>
+              </w:rPr>
+              <w:t xml:space="preserve">        $env:PGUSER     = if ($env:SRV_USER) { $env:SRV_USER } else { 'stud' }</w:t>
+            </w:r>
+          </w:p>
+          <w:p>
+            <w:pPr>
+              <w:spacing w:line="240" w:lineRule="auto"/>
+            </w:pPr>
+            <w:r>
+              <w:rPr>
+                <w:rFonts w:ascii="Courier New" w:hAnsi="Courier New" w:eastAsia="Courier New"/>
+                <w:sz w:val="15"/>
+              </w:rPr>
+              <w:t xml:space="preserve">        $env:PGPASSWORD = if ($env:SRV_PASS) { $env:SRV_PASS } else { '12345' }</w:t>
+            </w:r>
+          </w:p>
+          <w:p>
+            <w:pPr>
+              <w:spacing w:line="240" w:lineRule="auto"/>
+            </w:pPr>
+            <w:r>
+              <w:rPr>
+                <w:rFonts w:ascii="Courier New" w:hAnsi="Courier New" w:eastAsia="Courier New"/>
+                <w:sz w:val="15"/>
+              </w:rPr>
+              <w:t xml:space="preserve">        $env:PGDATABASE = 'sales'</w:t>
+            </w:r>
+          </w:p>
+          <w:p>
+            <w:pPr>
+              <w:spacing w:line="240" w:lineRule="auto"/>
+            </w:pPr>
+            <w:r>
+              <w:rPr>
+                <w:rFonts w:ascii="Courier New" w:hAnsi="Courier New" w:eastAsia="Courier New"/>
+                <w:sz w:val="15"/>
+              </w:rPr>
+              <w:t xml:space="preserve">        $env:PGCONNECT_TIMEOUT = '10'</w:t>
+            </w:r>
+          </w:p>
+          <w:p>
+            <w:pPr>
+              <w:spacing w:line="240" w:lineRule="auto"/>
+            </w:pPr>
+            <w:r>
+              <w:rPr>
+                <w:rFonts w:ascii="Courier New" w:hAnsi="Courier New" w:eastAsia="Courier New"/>
+                <w:sz w:val="15"/>
+              </w:rPr>
+              <w:t xml:space="preserve">        Say "Сервер: $($env:PGHOST):$($env:PGPORT), база $($env:PGDATABASE), пользователь $($env:PGUSER)"</w:t>
+            </w:r>
+          </w:p>
+          <w:p>
+            <w:pPr>
+              <w:spacing w:line="240" w:lineRule="auto"/>
+            </w:pPr>
+            <w:r>
+              <w:rPr>
+                <w:rFonts w:ascii="Courier New" w:hAnsi="Courier New" w:eastAsia="Courier New"/>
+                <w:sz w:val="15"/>
+              </w:rPr>
+              <w:t xml:space="preserve">        switch ($A[1]) {</w:t>
+            </w:r>
+          </w:p>
+          <w:p>
+            <w:pPr>
+              <w:spacing w:line="240" w:lineRule="auto"/>
+            </w:pPr>
+            <w:r>
+              <w:rPr>
+                <w:rFonts w:ascii="Courier New" w:hAnsi="Courier New" w:eastAsia="Courier New"/>
+                <w:sz w:val="15"/>
+              </w:rPr>
+              <w:t xml:space="preserve">            { $_ -in '', 'check' } { Run 'lab1/check_server.sql' }</w:t>
+            </w:r>
+          </w:p>
+          <w:p>
+            <w:pPr>
+              <w:spacing w:line="240" w:lineRule="auto"/>
+            </w:pPr>
+            <w:r>
+              <w:rPr>
+                <w:rFonts w:ascii="Courier New" w:hAnsi="Courier New" w:eastAsia="Courier New"/>
+                <w:sz w:val="15"/>
+              </w:rPr>
+              <w:t xml:space="preserve">            { $_ -in 'v20', 'v22' } {</w:t>
+            </w:r>
+          </w:p>
+          <w:p>
+            <w:pPr>
+              <w:spacing w:line="240" w:lineRule="auto"/>
+            </w:pPr>
+            <w:r>
+              <w:rPr>
+                <w:rFonts w:ascii="Courier New" w:hAnsi="Courier New" w:eastAsia="Courier New"/>
+                <w:sz w:val="15"/>
+              </w:rPr>
+              <w:t xml:space="preserve">                Need-Task $A[2]</w:t>
+            </w:r>
+          </w:p>
+          <w:p>
+            <w:pPr>
+              <w:spacing w:line="240" w:lineRule="auto"/>
+            </w:pPr>
+            <w:r>
+              <w:rPr>
+                <w:rFonts w:ascii="Courier New" w:hAnsi="Courier New" w:eastAsia="Courier New"/>
+                <w:sz w:val="15"/>
+              </w:rPr>
+              <w:t xml:space="preserve">                Run "tasks/$($A[1])_task$($A[2]).sql" $A[3] $A[4] $A[5]</w:t>
+            </w:r>
+          </w:p>
+          <w:p>
+            <w:pPr>
+              <w:spacing w:line="240" w:lineRule="auto"/>
+            </w:pPr>
+            <w:r>
+              <w:rPr>
+                <w:rFonts w:ascii="Courier New" w:hAnsi="Courier New" w:eastAsia="Courier New"/>
+                <w:sz w:val="15"/>
+              </w:rPr>
+              <w:t xml:space="preserve">            }</w:t>
+            </w:r>
+          </w:p>
+          <w:p>
+            <w:pPr>
+              <w:spacing w:line="240" w:lineRule="auto"/>
+            </w:pPr>
+            <w:r>
+              <w:rPr>
+                <w:rFonts w:ascii="Courier New" w:hAnsi="Courier New" w:eastAsia="Courier New"/>
+                <w:sz w:val="15"/>
+              </w:rPr>
+              <w:t xml:space="preserve">            'all' {</w:t>
+            </w:r>
+          </w:p>
+          <w:p>
+            <w:pPr>
+              <w:spacing w:line="240" w:lineRule="auto"/>
+            </w:pPr>
+            <w:r>
+              <w:rPr>
+                <w:rFonts w:ascii="Courier New" w:hAnsi="Courier New" w:eastAsia="Courier New"/>
+                <w:sz w:val="15"/>
+              </w:rPr>
+              <w:t xml:space="preserve">                Run 'lab1/check_server.sql'</w:t>
+            </w:r>
+          </w:p>
+          <w:p>
+            <w:pPr>
+              <w:spacing w:line="240" w:lineRule="auto"/>
+            </w:pPr>
+            <w:r>
+              <w:rPr>
+                <w:rFonts w:ascii="Courier New" w:hAnsi="Courier New" w:eastAsia="Courier New"/>
+                <w:sz w:val="15"/>
+              </w:rPr>
+              <w:t xml:space="preserve">                foreach ($t in 'v20_task1', 'v20_task2', 'v22_task1', 'v22_task2') {</w:t>
+            </w:r>
+          </w:p>
+          <w:p>
+            <w:pPr>
+              <w:spacing w:line="240" w:lineRule="auto"/>
+            </w:pPr>
+            <w:r>
+              <w:rPr>
+                <w:rFonts w:ascii="Courier New" w:hAnsi="Courier New" w:eastAsia="Courier New"/>
+                <w:sz w:val="15"/>
+              </w:rPr>
+              <w:t xml:space="preserve">                    Run "tasks/$t.sql"</w:t>
+            </w:r>
+          </w:p>
+          <w:p>
+            <w:pPr>
+              <w:spacing w:line="240" w:lineRule="auto"/>
+            </w:pPr>
+            <w:r>
+              <w:rPr>
+                <w:rFonts w:ascii="Courier New" w:hAnsi="Courier New" w:eastAsia="Courier New"/>
+                <w:sz w:val="15"/>
+              </w:rPr>
+              <w:t xml:space="preserve">                }</w:t>
+            </w:r>
+          </w:p>
+          <w:p>
+            <w:pPr>
+              <w:spacing w:line="240" w:lineRule="auto"/>
+            </w:pPr>
+            <w:r>
+              <w:rPr>
+                <w:rFonts w:ascii="Courier New" w:hAnsi="Courier New" w:eastAsia="Courier New"/>
+                <w:sz w:val="15"/>
+              </w:rPr>
+              <w:t xml:space="preserve">            }</w:t>
+            </w:r>
+          </w:p>
+          <w:p>
+            <w:pPr>
+              <w:spacing w:line="240" w:lineRule="auto"/>
+            </w:pPr>
+            <w:r>
+              <w:rPr>
+                <w:rFonts w:ascii="Courier New" w:hAnsi="Courier New" w:eastAsia="Courier New"/>
+                <w:sz w:val="15"/>
+              </w:rPr>
+              <w:t xml:space="preserve">            'psql'  { &amp; psql.exe }</w:t>
+            </w:r>
+          </w:p>
+          <w:p>
+            <w:pPr>
+              <w:spacing w:line="240" w:lineRule="auto"/>
+            </w:pPr>
+            <w:r>
+              <w:rPr>
+                <w:rFonts w:ascii="Courier New" w:hAnsi="Courier New" w:eastAsia="Courier New"/>
+                <w:sz w:val="15"/>
+              </w:rPr>
+              <w:t xml:space="preserve">            default { Say 'ОШИБКА: ./help srv [check|all|psql|v20 N|v22 N [параметры]]' }</w:t>
+            </w:r>
+          </w:p>
+          <w:p>
+            <w:pPr>
+              <w:spacing w:line="240" w:lineRule="auto"/>
+            </w:pPr>
+            <w:r>
+              <w:rPr>
+                <w:rFonts w:ascii="Courier New" w:hAnsi="Courier New" w:eastAsia="Courier New"/>
+                <w:sz w:val="15"/>
+              </w:rPr>
+              <w:t xml:space="preserve">        }</w:t>
+            </w:r>
+          </w:p>
+          <w:p>
+            <w:pPr>
+              <w:spacing w:line="240" w:lineRule="auto"/>
+            </w:pPr>
+            <w:r>
+              <w:rPr>
+                <w:rFonts w:ascii="Courier New" w:hAnsi="Courier New" w:eastAsia="Courier New"/>
+                <w:sz w:val="15"/>
+              </w:rPr>
+              <w:t xml:space="preserve">    }</w:t>
+            </w:r>
+          </w:p>
+          <w:p>
+            <w:pPr>
+              <w:spacing w:line="240" w:lineRule="auto"/>
+            </w:pPr>
+            <w:r>
+              <w:rPr>
+                <w:rFonts w:ascii="Courier New" w:hAnsi="Courier New" w:eastAsia="Courier New"/>
+                <w:sz w:val="15"/>
+              </w:rPr>
+              <w:t xml:space="preserve"> </w:t>
+            </w:r>
+          </w:p>
+          <w:p>
+            <w:pPr>
+              <w:spacing w:line="240" w:lineRule="auto"/>
+            </w:pPr>
+            <w:r>
+              <w:rPr>
+                <w:rFonts w:ascii="Courier New" w:hAnsi="Courier New" w:eastAsia="Courier New"/>
+                <w:sz w:val="15"/>
+              </w:rPr>
               <w:t xml:space="preserve">    # ------------------------------ ЛР2 ------------------------------</w:t>
             </w:r>
           </w:p>
@@ -15129,6 +16159,282 @@
                 <w:sz w:val="15"/>
               </w:rPr>
               <w:t xml:space="preserve">    'psql'  { &amp; psql.exe -X }</w:t>
+            </w:r>
+          </w:p>
+          <w:p>
+            <w:pPr>
+              <w:spacing w:line="240" w:lineRule="auto"/>
+            </w:pPr>
+            <w:r>
+              <w:rPr>
+                <w:rFonts w:ascii="Courier New" w:hAnsi="Courier New" w:eastAsia="Courier New"/>
+                <w:sz w:val="15"/>
+              </w:rPr>
+              <w:t xml:space="preserve"> </w:t>
+            </w:r>
+          </w:p>
+          <w:p>
+            <w:pPr>
+              <w:spacing w:line="240" w:lineRule="auto"/>
+            </w:pPr>
+            <w:r>
+              <w:rPr>
+                <w:rFonts w:ascii="Courier New" w:hAnsi="Courier New" w:eastAsia="Courier New"/>
+                <w:sz w:val="15"/>
+              </w:rPr>
+              <w:t xml:space="preserve">    # защита ЛР2: запрос варианта без индексов и с индексами (zashita/*.sql)</w:t>
+            </w:r>
+          </w:p>
+          <w:p>
+            <w:pPr>
+              <w:spacing w:line="240" w:lineRule="auto"/>
+            </w:pPr>
+            <w:r>
+              <w:rPr>
+                <w:rFonts w:ascii="Courier New" w:hAnsi="Courier New" w:eastAsia="Courier New"/>
+                <w:sz w:val="15"/>
+              </w:rPr>
+              <w:t xml:space="preserve">    'zas' {</w:t>
+            </w:r>
+          </w:p>
+          <w:p>
+            <w:pPr>
+              <w:spacing w:line="240" w:lineRule="auto"/>
+            </w:pPr>
+            <w:r>
+              <w:rPr>
+                <w:rFonts w:ascii="Courier New" w:hAnsi="Courier New" w:eastAsia="Courier New"/>
+                <w:sz w:val="15"/>
+              </w:rPr>
+              <w:t xml:space="preserve">        if ($A[1] -eq 'restore') { Run 'zashita/restore.sql' }</w:t>
+            </w:r>
+          </w:p>
+          <w:p>
+            <w:pPr>
+              <w:spacing w:line="240" w:lineRule="auto"/>
+            </w:pPr>
+            <w:r>
+              <w:rPr>
+                <w:rFonts w:ascii="Courier New" w:hAnsi="Courier New" w:eastAsia="Courier New"/>
+                <w:sz w:val="15"/>
+              </w:rPr>
+              <w:t xml:space="preserve">        else {</w:t>
+            </w:r>
+          </w:p>
+          <w:p>
+            <w:pPr>
+              <w:spacing w:line="240" w:lineRule="auto"/>
+            </w:pPr>
+            <w:r>
+              <w:rPr>
+                <w:rFonts w:ascii="Courier New" w:hAnsi="Courier New" w:eastAsia="Courier New"/>
+                <w:sz w:val="15"/>
+              </w:rPr>
+              <w:t xml:space="preserve">            Need-Variant $A[1]</w:t>
+            </w:r>
+          </w:p>
+          <w:p>
+            <w:pPr>
+              <w:spacing w:line="240" w:lineRule="auto"/>
+            </w:pPr>
+            <w:r>
+              <w:rPr>
+                <w:rFonts w:ascii="Courier New" w:hAnsi="Courier New" w:eastAsia="Courier New"/>
+                <w:sz w:val="15"/>
+              </w:rPr>
+              <w:t xml:space="preserve">            $step = if ($A[2]) { $A[2] } else { 'all' }</w:t>
+            </w:r>
+          </w:p>
+          <w:p>
+            <w:pPr>
+              <w:spacing w:line="240" w:lineRule="auto"/>
+            </w:pPr>
+            <w:r>
+              <w:rPr>
+                <w:rFonts w:ascii="Courier New" w:hAnsi="Courier New" w:eastAsia="Courier New"/>
+                <w:sz w:val="15"/>
+              </w:rPr>
+              <w:t xml:space="preserve">            $file = @{ 'all' = 'zashita/z_all.sql'; '1' = 'zashita/z1_query.sql'</w:t>
+            </w:r>
+          </w:p>
+          <w:p>
+            <w:pPr>
+              <w:spacing w:line="240" w:lineRule="auto"/>
+            </w:pPr>
+            <w:r>
+              <w:rPr>
+                <w:rFonts w:ascii="Courier New" w:hAnsi="Courier New" w:eastAsia="Courier New"/>
+                <w:sz w:val="15"/>
+              </w:rPr>
+              <w:t xml:space="preserve">                       '2' = 'zashita/z2_noidx.sql'; '3' = 'zashita/z3_idx.sql' }[$step]</w:t>
+            </w:r>
+          </w:p>
+          <w:p>
+            <w:pPr>
+              <w:spacing w:line="240" w:lineRule="auto"/>
+            </w:pPr>
+            <w:r>
+              <w:rPr>
+                <w:rFonts w:ascii="Courier New" w:hAnsi="Courier New" w:eastAsia="Courier New"/>
+                <w:sz w:val="15"/>
+              </w:rPr>
+              <w:t xml:space="preserve">            if ($step -eq 'idx') { Run 'zashita/show_idx.sql' $A[1] }</w:t>
+            </w:r>
+          </w:p>
+          <w:p>
+            <w:pPr>
+              <w:spacing w:line="240" w:lineRule="auto"/>
+            </w:pPr>
+            <w:r>
+              <w:rPr>
+                <w:rFonts w:ascii="Courier New" w:hAnsi="Courier New" w:eastAsia="Courier New"/>
+                <w:sz w:val="15"/>
+              </w:rPr>
+              <w:t xml:space="preserve">            elseif (-not $file) {</w:t>
+            </w:r>
+          </w:p>
+          <w:p>
+            <w:pPr>
+              <w:spacing w:line="240" w:lineRule="auto"/>
+            </w:pPr>
+            <w:r>
+              <w:rPr>
+                <w:rFonts w:ascii="Courier New" w:hAnsi="Courier New" w:eastAsia="Courier New"/>
+                <w:sz w:val="15"/>
+              </w:rPr>
+              <w:t xml:space="preserve">                Say 'ОШИБКА: ./help zas 20|22 [all|1|2|3|idx] [параметры]  или  ./help zas restore'</w:t>
+            </w:r>
+          </w:p>
+          <w:p>
+            <w:pPr>
+              <w:spacing w:line="240" w:lineRule="auto"/>
+            </w:pPr>
+            <w:r>
+              <w:rPr>
+                <w:rFonts w:ascii="Courier New" w:hAnsi="Courier New" w:eastAsia="Courier New"/>
+                <w:sz w:val="15"/>
+              </w:rPr>
+              <w:t xml:space="preserve">                exit 1</w:t>
+            </w:r>
+          </w:p>
+          <w:p>
+            <w:pPr>
+              <w:spacing w:line="240" w:lineRule="auto"/>
+            </w:pPr>
+            <w:r>
+              <w:rPr>
+                <w:rFonts w:ascii="Courier New" w:hAnsi="Courier New" w:eastAsia="Courier New"/>
+                <w:sz w:val="15"/>
+              </w:rPr>
+              <w:t xml:space="preserve">            }</w:t>
+            </w:r>
+          </w:p>
+          <w:p>
+            <w:pPr>
+              <w:spacing w:line="240" w:lineRule="auto"/>
+            </w:pPr>
+            <w:r>
+              <w:rPr>
+                <w:rFonts w:ascii="Courier New" w:hAnsi="Courier New" w:eastAsia="Courier New"/>
+                <w:sz w:val="15"/>
+              </w:rPr>
+              <w:t xml:space="preserve">            else {</w:t>
+            </w:r>
+          </w:p>
+          <w:p>
+            <w:pPr>
+              <w:spacing w:line="240" w:lineRule="auto"/>
+            </w:pPr>
+            <w:r>
+              <w:rPr>
+                <w:rFonts w:ascii="Courier New" w:hAnsi="Courier New" w:eastAsia="Courier New"/>
+                <w:sz w:val="15"/>
+              </w:rPr>
+              <w:t xml:space="preserve">                if ($step -in 'all', '1') {</w:t>
+            </w:r>
+          </w:p>
+          <w:p>
+            <w:pPr>
+              <w:spacing w:line="240" w:lineRule="auto"/>
+            </w:pPr>
+            <w:r>
+              <w:rPr>
+                <w:rFonts w:ascii="Courier New" w:hAnsi="Courier New" w:eastAsia="Courier New"/>
+                <w:sz w:val="15"/>
+              </w:rPr>
+              <w:t xml:space="preserve">                    Say "&gt;&gt;&gt; Текст запроса: zashita/v$($A[1])_query.sql"</w:t>
+            </w:r>
+          </w:p>
+          <w:p>
+            <w:pPr>
+              <w:spacing w:line="240" w:lineRule="auto"/>
+            </w:pPr>
+            <w:r>
+              <w:rPr>
+                <w:rFonts w:ascii="Courier New" w:hAnsi="Courier New" w:eastAsia="Courier New"/>
+                <w:sz w:val="15"/>
+              </w:rPr>
+              <w:t xml:space="preserve">                    Show-Text "zashita/v$($A[1])_query.sql"</w:t>
+            </w:r>
+          </w:p>
+          <w:p>
+            <w:pPr>
+              <w:spacing w:line="240" w:lineRule="auto"/>
+            </w:pPr>
+            <w:r>
+              <w:rPr>
+                <w:rFonts w:ascii="Courier New" w:hAnsi="Courier New" w:eastAsia="Courier New"/>
+                <w:sz w:val="15"/>
+              </w:rPr>
+              <w:t xml:space="preserve">                }</w:t>
+            </w:r>
+          </w:p>
+          <w:p>
+            <w:pPr>
+              <w:spacing w:line="240" w:lineRule="auto"/>
+            </w:pPr>
+            <w:r>
+              <w:rPr>
+                <w:rFonts w:ascii="Courier New" w:hAnsi="Courier New" w:eastAsia="Courier New"/>
+                <w:sz w:val="15"/>
+              </w:rPr>
+              <w:t xml:space="preserve">                Run $file $A[1] $A[3] $A[4]</w:t>
+            </w:r>
+          </w:p>
+          <w:p>
+            <w:pPr>
+              <w:spacing w:line="240" w:lineRule="auto"/>
+            </w:pPr>
+            <w:r>
+              <w:rPr>
+                <w:rFonts w:ascii="Courier New" w:hAnsi="Courier New" w:eastAsia="Courier New"/>
+                <w:sz w:val="15"/>
+              </w:rPr>
+              <w:t xml:space="preserve">            }</w:t>
+            </w:r>
+          </w:p>
+          <w:p>
+            <w:pPr>
+              <w:spacing w:line="240" w:lineRule="auto"/>
+            </w:pPr>
+            <w:r>
+              <w:rPr>
+                <w:rFonts w:ascii="Courier New" w:hAnsi="Courier New" w:eastAsia="Courier New"/>
+                <w:sz w:val="15"/>
+              </w:rPr>
+              <w:t xml:space="preserve">        }</w:t>
+            </w:r>
+          </w:p>
+          <w:p>
+            <w:pPr>
+              <w:spacing w:line="240" w:lineRule="auto"/>
+            </w:pPr>
+            <w:r>
+              <w:rPr>
+                <w:rFonts w:ascii="Courier New" w:hAnsi="Courier New" w:eastAsia="Courier New"/>
+                <w:sz w:val="15"/>
+              </w:rPr>
+              <w:t xml:space="preserve">    }</w:t>
             </w:r>
           </w:p>
           <w:p>

--- a/reports/docx/ЛР2_вариант_22.docx
+++ b/reports/docx/ЛР2_вариант_22.docx
@@ -535,7 +535,7 @@
         <w:rPr>
           <w:b w:val="0"/>
         </w:rPr>
-        <w:t>На системном диске C: недостаточно места для объёмной таблицы, поэтому ПРОДАЖА вынесена в табличное пространство lr2_tbs на диске D: (сценарий lab2\tablespace.sql).</w:t>
+        <w:t>На системном диске C: недостаточно места для объёмной таблицы, поэтому ПРОДАЖА вынесена в табличное пространство lr2_tbs на диске D: (сценарий big_db_indexes\tablespace.sql).</w:t>
       </w:r>
     </w:p>
     <w:p>
@@ -548,7 +548,7 @@
           <w:i/>
           <w:sz w:val="24"/>
         </w:rPr>
-        <w:t>Листинг 1 – генерация записей ПРОДАЖА (lab2\add_data.sql)</w:t>
+        <w:t>Листинг 1 – генерация записей ПРОДАЖА (big_db_indexes\add_data.sql)</w:t>
       </w:r>
     </w:p>
     <w:tbl>
@@ -601,7 +601,7 @@
                 <w:rFonts w:ascii="Courier New" w:hAnsi="Courier New" w:eastAsia="Courier New"/>
                 <w:sz w:val="17"/>
               </w:rPr>
-              <w:t>--         s.bat lab2\add_data.sql [число_записей]</w:t>
+              <w:t>--         s.bat big_db_indexes\add_data.sql [число_записей]</w:t>
             </w:r>
           </w:p>
           <w:p>
@@ -1198,7 +1198,7 @@
           <w:i/>
           <w:sz w:val="24"/>
         </w:rPr>
-        <w:t>Листинг 2 – табличное пространство (lab2\tablespace.sql)</w:t>
+        <w:t>Листинг 2 – табличное пространство (big_db_indexes\tablespace.sql)</w:t>
       </w:r>
     </w:p>
     <w:tbl>
@@ -1584,7 +1584,7 @@
           <w:i/>
           <w:sz w:val="24"/>
         </w:rPr>
-        <w:t>Листинг 3 – выполнение генерации: ./help lr2 gen (аналог в cmd: &gt;s.bat lab2\add_data.sql 2000000)</w:t>
+        <w:t>Листинг 3 – выполнение генерации: ./help lr2 gen (аналог в cmd: &gt;s.bat big_db_indexes\add_data.sql 2000000)</w:t>
       </w:r>
     </w:p>
     <w:tbl>
@@ -1738,7 +1738,7 @@
           <w:i/>
           <w:sz w:val="24"/>
         </w:rPr>
-        <w:t>Листинг 4 – запрос (*) варианта 22 (lab2\v22_query.sql)</w:t>
+        <w:t>Листинг 4 – запрос (*) варианта 22 (big_db_indexes\v22_query.sql)</w:t>
       </w:r>
     </w:p>
     <w:tbl>
@@ -1944,7 +1944,7 @@
           <w:i/>
           <w:sz w:val="24"/>
         </w:rPr>
-        <w:t>Листинг 5 – выбор варианта (lab2\config.sql)</w:t>
+        <w:t>Листинг 5 – выбор варианта (big_db_indexes\config.sql)</w:t>
       </w:r>
     </w:p>
     <w:tbl>
@@ -2105,7 +2105,7 @@
                 <w:rFonts w:ascii="Courier New" w:hAnsi="Courier New" w:eastAsia="Courier New"/>
                 <w:sz w:val="18"/>
               </w:rPr>
-              <w:t>\set query_path lab2/ :query_file</w:t>
+              <w:t>\set query_path big_db_indexes/ :query_file</w:t>
             </w:r>
           </w:p>
           <w:p>
@@ -2117,7 +2117,7 @@
                 <w:rFonts w:ascii="Courier New" w:hAnsi="Courier New" w:eastAsia="Courier New"/>
                 <w:sz w:val="18"/>
               </w:rPr>
-              <w:t>\set cfg_path lab2/ :cfg</w:t>
+              <w:t>\set cfg_path big_db_indexes/ :cfg</w:t>
             </w:r>
           </w:p>
         </w:tc>
@@ -2138,7 +2138,7 @@
           <w:i/>
           <w:sz w:val="24"/>
         </w:rPr>
-        <w:t>Листинг 6 – настройки варианта (lab2\v22_config.sql)</w:t>
+        <w:t>Листинг 6 – настройки варианта (big_db_indexes\v22_config.sql)</w:t>
       </w:r>
     </w:p>
     <w:tbl>
@@ -2316,7 +2316,7 @@
           <w:i/>
           <w:sz w:val="24"/>
         </w:rPr>
-        <w:t>Листинг 7 – lab2\time_current.sql</w:t>
+        <w:t>Листинг 7 – big_db_indexes\time_current.sql</w:t>
       </w:r>
     </w:p>
     <w:tbl>
@@ -2357,7 +2357,7 @@
                 <w:rFonts w:ascii="Courier New" w:hAnsi="Courier New" w:eastAsia="Courier New"/>
                 <w:sz w:val="18"/>
               </w:rPr>
-              <w:t>-- Запуск: ./help lr2 time 20|22 [замеров]     s.bat lab2\time_current.sql 20 [замеров]</w:t>
+              <w:t>-- Запуск: ./help lr2 time 20|22 [замеров]     s.bat big_db_indexes\time_current.sql 20 [замеров]</w:t>
             </w:r>
           </w:p>
           <w:p>
@@ -2594,7 +2594,7 @@
           <w:i/>
           <w:sz w:val="24"/>
         </w:rPr>
-        <w:t>Листинг 8 – один замер (lab2\time_current_run.sql)</w:t>
+        <w:t>Листинг 8 – один замер (big_db_indexes\time_current_run.sql)</w:t>
       </w:r>
     </w:p>
     <w:tbl>
@@ -2740,7 +2740,7 @@
           <w:i/>
           <w:sz w:val="24"/>
         </w:rPr>
-        <w:t>Листинг 9 – замеры через CURRENT_TIME: ./help lr2 time 22 (аналог в cmd: &gt;s.bat lab2\time_current.sql 22)</w:t>
+        <w:t>Листинг 9 – замеры через CURRENT_TIME: ./help lr2 time 22 (аналог в cmd: &gt;s.bat big_db_indexes\time_current.sql 22)</w:t>
       </w:r>
     </w:p>
     <w:tbl>
@@ -3002,7 +3002,7 @@
           <w:i/>
           <w:sz w:val="24"/>
         </w:rPr>
-        <w:t>Листинг 10 – lab2\time_timing.sql</w:t>
+        <w:t>Листинг 10 – big_db_indexes\time_timing.sql</w:t>
       </w:r>
     </w:p>
     <w:tbl>
@@ -3055,7 +3055,7 @@
                 <w:rFonts w:ascii="Courier New" w:hAnsi="Courier New" w:eastAsia="Courier New"/>
                 <w:sz w:val="18"/>
               </w:rPr>
-              <w:t>-- Запуск: ./help lr2 timing 20|22 [замеров]   s.bat lab2\time_timing.sql 20 [замеров]</w:t>
+              <w:t>-- Запуск: ./help lr2 timing 20|22 [замеров]   s.bat big_db_indexes\time_timing.sql 20 [замеров]</w:t>
             </w:r>
           </w:p>
           <w:p>
@@ -3256,7 +3256,7 @@
           <w:i/>
           <w:sz w:val="24"/>
         </w:rPr>
-        <w:t>Листинг 11 – замеры командой \timing on: ./help lr2 timing 22 (аналог в cmd: &gt;s.bat lab2\time_timing.sql 22)</w:t>
+        <w:t>Листинг 11 – замеры командой \timing on: ./help lr2 timing 22 (аналог в cmd: &gt;s.bat big_db_indexes\time_timing.sql 22)</w:t>
       </w:r>
     </w:p>
     <w:tbl>
@@ -3815,7 +3815,7 @@
           <w:i/>
           <w:sz w:val="24"/>
         </w:rPr>
-        <w:t>Листинг 12 – lab2\idx_names.sql</w:t>
+        <w:t>Листинг 12 – big_db_indexes\idx_names.sql</w:t>
       </w:r>
     </w:p>
     <w:tbl>
@@ -3868,7 +3868,7 @@
                 <w:rFonts w:ascii="Courier New" w:hAnsi="Courier New" w:eastAsia="Courier New"/>
                 <w:sz w:val="18"/>
               </w:rPr>
-              <w:t>-- Запуск: ./help lr2 idx 20|22      s.bat lab2\idx_names.sql 20</w:t>
+              <w:t>-- Запуск: ./help lr2 idx 20|22      s.bat big_db_indexes\idx_names.sql 20</w:t>
             </w:r>
           </w:p>
           <w:p>
@@ -4103,7 +4103,7 @@
           <w:i/>
           <w:sz w:val="24"/>
         </w:rPr>
-        <w:t>Листинг 14 – создание индекса (lab2\idx_1.sql)</w:t>
+        <w:t>Листинг 14 – создание индекса (big_db_indexes\idx_1.sql)</w:t>
       </w:r>
     </w:p>
     <w:tbl>
@@ -4156,7 +4156,7 @@
                 <w:rFonts w:ascii="Courier New" w:hAnsi="Courier New" w:eastAsia="Courier New"/>
                 <w:sz w:val="18"/>
               </w:rPr>
-              <w:t>-- Запуск: ./help lr2 idx1 20 hash      s.bat lab2\idx_1.sql 20 hash</w:t>
+              <w:t>-- Запуск: ./help lr2 idx1 20 hash      s.bat big_db_indexes\idx_1.sql 20 hash</w:t>
             </w:r>
           </w:p>
           <w:p>
@@ -4357,7 +4357,7 @@
           <w:i/>
           <w:sz w:val="24"/>
         </w:rPr>
-        <w:t>Листинг 15 – удаление индекса (lab2\idx_0.sql)</w:t>
+        <w:t>Листинг 15 – удаление индекса (big_db_indexes\idx_0.sql)</w:t>
       </w:r>
     </w:p>
     <w:tbl>
@@ -4398,7 +4398,7 @@
                 <w:rFonts w:ascii="Courier New" w:hAnsi="Courier New" w:eastAsia="Courier New"/>
                 <w:sz w:val="18"/>
               </w:rPr>
-              <w:t>-- Запуск: ./help lr2 idx0 20|22      s.bat lab2\idx_0.sql 20</w:t>
+              <w:t>-- Запуск: ./help lr2 idx0 20|22      s.bat big_db_indexes\idx_0.sql 20</w:t>
             </w:r>
           </w:p>
           <w:p>
@@ -4515,7 +4515,7 @@
           <w:i/>
           <w:sz w:val="24"/>
         </w:rPr>
-        <w:t>Листинг 16 – создание btree-индекса: ./help lr2 idx1 22 btree (аналог в cmd: &gt;s.bat lab2\idx_1.sql 22 btree)</w:t>
+        <w:t>Листинг 16 – создание btree-индекса: ./help lr2 idx1 22 btree (аналог в cmd: &gt;s.bat big_db_indexes\idx_1.sql 22 btree)</w:t>
       </w:r>
     </w:p>
     <w:tbl>
@@ -4781,7 +4781,7 @@
           <w:i/>
           <w:sz w:val="24"/>
         </w:rPr>
-        <w:t>Листинг 17 – удаление индекса: ./help lr2 idx0 22 (аналог в cmd: &gt;s.bat lab2\idx_0.sql 22)</w:t>
+        <w:t>Листинг 17 – удаление индекса: ./help lr2 idx0 22 (аналог в cmd: &gt;s.bat big_db_indexes\idx_0.sql 22)</w:t>
       </w:r>
     </w:p>
     <w:tbl>
@@ -4971,7 +4971,7 @@
           <w:i/>
           <w:sz w:val="24"/>
         </w:rPr>
-        <w:t>Листинг 18 – МАГАЗИН с PRIMARY KEY (lab2\create_ref0.sql)</w:t>
+        <w:t>Листинг 18 – МАГАЗИН с PRIMARY KEY (big_db_indexes\create_ref0.sql)</w:t>
       </w:r>
     </w:p>
     <w:tbl>
@@ -5024,7 +5024,7 @@
                 <w:rFonts w:ascii="Courier New" w:hAnsi="Courier New" w:eastAsia="Courier New"/>
                 <w:sz w:val="17"/>
               </w:rPr>
-              <w:t>-- Запуск: ./help lr2 pk1 20|22      s.bat lab2\create_ref0.sql 20</w:t>
+              <w:t>-- Запуск: ./help lr2 pk1 20|22      s.bat big_db_indexes\create_ref0.sql 20</w:t>
             </w:r>
           </w:p>
           <w:p>
@@ -5321,7 +5321,7 @@
           <w:i/>
           <w:sz w:val="24"/>
         </w:rPr>
-        <w:t>Листинг 19 – МАГАЗИН без PRIMARY KEY (lab2\create_ref1.sql)</w:t>
+        <w:t>Листинг 19 – МАГАЗИН без PRIMARY KEY (big_db_indexes\create_ref1.sql)</w:t>
       </w:r>
     </w:p>
     <w:tbl>
@@ -5374,7 +5374,7 @@
                 <w:rFonts w:ascii="Courier New" w:hAnsi="Courier New" w:eastAsia="Courier New"/>
                 <w:sz w:val="17"/>
               </w:rPr>
-              <w:t>-- Запуск: ./help lr2 pk0 20|22      s.bat lab2\create_ref1.sql 20</w:t>
+              <w:t>-- Запуск: ./help lr2 pk0 20|22      s.bat big_db_indexes\create_ref1.sql 20</w:t>
             </w:r>
           </w:p>
           <w:p>
@@ -5671,7 +5671,7 @@
           <w:i/>
           <w:sz w:val="24"/>
         </w:rPr>
-        <w:t>Листинг 20 – загрузка справочника (lab2\copy_ref.sql)</w:t>
+        <w:t>Листинг 20 – загрузка справочника (big_db_indexes\copy_ref.sql)</w:t>
       </w:r>
     </w:p>
     <w:tbl>
@@ -5724,7 +5724,7 @@
                 <w:rFonts w:ascii="Courier New" w:hAnsi="Courier New" w:eastAsia="Courier New"/>
                 <w:sz w:val="18"/>
               </w:rPr>
-              <w:t>-- Запуск (из корня проекта): ./help lr2 copy 20|22      s.bat lab2\copy_ref.sql 20</w:t>
+              <w:t>-- Запуск (из корня проекта): ./help lr2 copy 20|22      s.bat big_db_indexes\copy_ref.sql 20</w:t>
             </w:r>
           </w:p>
           <w:p>
@@ -5889,7 +5889,7 @@
           <w:i/>
           <w:sz w:val="24"/>
         </w:rPr>
-        <w:t>Листинг 21 – справочник без ключа: ./help lr2 pk0 22 (аналог в cmd: &gt;s.bat lab2\create_ref1.sql 22)</w:t>
+        <w:t>Листинг 21 – справочник без ключа: ./help lr2 pk0 22 (аналог в cmd: &gt;s.bat big_db_indexes\create_ref1.sql 22)</w:t>
       </w:r>
     </w:p>
     <w:tbl>
@@ -5975,7 +5975,7 @@
           <w:i/>
           <w:sz w:val="24"/>
         </w:rPr>
-        <w:t>Листинг 22 – справочник с ключом: ./help lr2 pk1 22 (аналог в cmd: &gt;s.bat lab2\create_ref0.sql 22)</w:t>
+        <w:t>Листинг 22 – справочник с ключом: ./help lr2 pk1 22 (аналог в cmd: &gt;s.bat big_db_indexes\create_ref0.sql 22)</w:t>
       </w:r>
     </w:p>
     <w:tbl>
@@ -6081,7 +6081,7 @@
           <w:i/>
           <w:sz w:val="24"/>
         </w:rPr>
-        <w:t>Листинг 23 – lab2\explain.sql</w:t>
+        <w:t>Листинг 23 – big_db_indexes\explain.sql</w:t>
       </w:r>
     </w:p>
     <w:tbl>
@@ -6134,7 +6134,7 @@
                 <w:rFonts w:ascii="Courier New" w:hAnsi="Courier New" w:eastAsia="Courier New"/>
                 <w:sz w:val="18"/>
               </w:rPr>
-              <w:t>-- Запуск: ./help lr2 explain 20 [1]      s.bat lab2\explain.sql 20 1</w:t>
+              <w:t>-- Запуск: ./help lr2 explain 20 [1]      s.bat big_db_indexes\explain.sql 20 1</w:t>
             </w:r>
           </w:p>
           <w:p>
@@ -6407,7 +6407,7 @@
           <w:i/>
           <w:sz w:val="24"/>
         </w:rPr>
-        <w:t>Листинг 24 – план запроса с условием WHERE и btree-индексом: ./help lr2 explain 22 1 (аналог в cmd: &gt;s.bat lab2\explain.sql 22 1)</w:t>
+        <w:t>Листинг 24 – план запроса с условием WHERE и btree-индексом: ./help lr2 explain 22 1 (аналог в cmd: &gt;s.bat big_db_indexes\explain.sql 22 1)</w:t>
       </w:r>
     </w:p>
     <w:tbl>
@@ -7057,7 +7057,7 @@
           <w:i/>
           <w:sz w:val="24"/>
         </w:rPr>
-        <w:t>Листинг 25 – протокол измерений (lab2\measure.sql)</w:t>
+        <w:t>Листинг 25 – протокол измерений (big_db_indexes\measure.sql)</w:t>
       </w:r>
     </w:p>
     <w:tbl>
@@ -7194,7 +7194,7 @@
                 <w:rFonts w:ascii="Courier New" w:hAnsi="Courier New" w:eastAsia="Courier New"/>
                 <w:sz w:val="16"/>
               </w:rPr>
-              <w:t>-- Запуск: ./help lr2 measure 20|22 [прогонов]      s.bat lab2\measure.sql 20 3</w:t>
+              <w:t>-- Запуск: ./help lr2 measure 20|22 [прогонов]      s.bat big_db_indexes\measure.sql 20 3</w:t>
             </w:r>
           </w:p>
           <w:p>
@@ -9521,7 +9521,7 @@
               <w:rPr>
                 <w:sz w:val="22"/>
               </w:rPr>
-              <w:t>lab2/add_data.sql - 2 млн записей в ПРОДАЖА</w:t>
+              <w:t>big_db_indexes/add_data.sql - 2 млн записей в ПРОДАЖА</w:t>
             </w:r>
           </w:p>
         </w:tc>
@@ -9562,7 +9562,7 @@
               <w:rPr>
                 <w:sz w:val="22"/>
               </w:rPr>
-              <w:t>lab2/tablespace.sql - ПРОДАЖА в табличное пространство</w:t>
+              <w:t>big_db_indexes/tablespace.sql - ПРОДАЖА в табличное пространство</w:t>
             </w:r>
           </w:p>
         </w:tc>
@@ -9603,7 +9603,7 @@
               <w:rPr>
                 <w:sz w:val="22"/>
               </w:rPr>
-              <w:t>lab2/time_current.sql - 5 замеров через CURRENT_TIME</w:t>
+              <w:t>big_db_indexes/time_current.sql - 5 замеров через CURRENT_TIME</w:t>
             </w:r>
           </w:p>
         </w:tc>
@@ -9644,7 +9644,7 @@
               <w:rPr>
                 <w:sz w:val="22"/>
               </w:rPr>
-              <w:t>lab2/time_timing.sql - 5 замеров через \timing on</w:t>
+              <w:t>big_db_indexes/time_timing.sql - 5 замеров через \timing on</w:t>
             </w:r>
           </w:p>
         </w:tc>
@@ -9685,7 +9685,7 @@
               <w:rPr>
                 <w:sz w:val="22"/>
               </w:rPr>
-              <w:t>lab2/idx_names.sql - индексы ПРОДАЖА и МАГАЗИН</w:t>
+              <w:t>big_db_indexes/idx_names.sql - индексы ПРОДАЖА и МАГАЗИН</w:t>
             </w:r>
           </w:p>
         </w:tc>
@@ -9726,7 +9726,7 @@
               <w:rPr>
                 <w:sz w:val="22"/>
               </w:rPr>
-              <w:t>lab2/idx_1.sql - btree-индекс по полю-ссылке</w:t>
+              <w:t>big_db_indexes/idx_1.sql - btree-индекс по полю-ссылке</w:t>
             </w:r>
           </w:p>
         </w:tc>
@@ -9767,7 +9767,7 @@
               <w:rPr>
                 <w:sz w:val="22"/>
               </w:rPr>
-              <w:t>lab2/explain.sql - EXPLAIN / EXPLAIN ANALYZE с WHERE</w:t>
+              <w:t>big_db_indexes/explain.sql - EXPLAIN / EXPLAIN ANALYZE с WHERE</w:t>
             </w:r>
           </w:p>
         </w:tc>
@@ -9808,7 +9808,7 @@
               <w:rPr>
                 <w:sz w:val="22"/>
               </w:rPr>
-              <w:t>lab2/idx_0.sql - удаление индекса</w:t>
+              <w:t>big_db_indexes/idx_0.sql - удаление индекса</w:t>
             </w:r>
           </w:p>
         </w:tc>
@@ -9890,7 +9890,7 @@
               <w:rPr>
                 <w:sz w:val="22"/>
               </w:rPr>
-              <w:t>lab2/create_ref1.sql - МАГАЗИН без PRIMARY KEY</w:t>
+              <w:t>big_db_indexes/create_ref1.sql - МАГАЗИН без PRIMARY KEY</w:t>
             </w:r>
           </w:p>
         </w:tc>
@@ -9931,7 +9931,7 @@
               <w:rPr>
                 <w:sz w:val="22"/>
               </w:rPr>
-              <w:t>lab2/create_ref0.sql - МАГАЗИН с PRIMARY KEY</w:t>
+              <w:t>big_db_indexes/create_ref0.sql - МАГАЗИН с PRIMARY KEY</w:t>
             </w:r>
           </w:p>
         </w:tc>
@@ -9972,7 +9972,7 @@
               <w:rPr>
                 <w:sz w:val="22"/>
               </w:rPr>
-              <w:t>lab2/copy_ref.sql - загрузка МАГАЗИН из DATA/SOURCE</w:t>
+              <w:t>big_db_indexes/copy_ref.sql - загрузка МАГАЗИН из DATA/SOURCE</w:t>
             </w:r>
           </w:p>
         </w:tc>
@@ -10013,7 +10013,7 @@
               <w:rPr>
                 <w:sz w:val="22"/>
               </w:rPr>
-              <w:t>lab2/measure.sql - протокол results/lr2_v22_results.txt</w:t>
+              <w:t>big_db_indexes/measure.sql - протокол results/lr2_v22_results.txt</w:t>
             </w:r>
           </w:p>
         </w:tc>
@@ -10095,7 +10095,7 @@
               <w:rPr>
                 <w:sz w:val="22"/>
               </w:rPr>
-              <w:t>lab2/zashita/z_all.sql - задание на защиту: запрос варианта, 5 замеров без индексов, индексы варианта и EXPLAIN ANALYZE</w:t>
+              <w:t>big_db_indexes/zashita/z_all.sql - задание на защиту: запрос варианта, 5 замеров без индексов, индексы варианта и EXPLAIN ANALYZE</w:t>
             </w:r>
           </w:p>
         </w:tc>
@@ -10136,7 +10136,7 @@
               <w:rPr>
                 <w:sz w:val="22"/>
               </w:rPr>
-              <w:t>lab2/zashita/restore.sql - вернуть PRIMARY KEY после защиты</w:t>
+              <w:t>big_db_indexes/zashita/restore.sql - вернуть PRIMARY KEY после защиты</w:t>
             </w:r>
           </w:p>
         </w:tc>
@@ -10177,7 +10177,7 @@
               <w:rPr>
                 <w:sz w:val="22"/>
               </w:rPr>
-              <w:t>lab2/restore_lr1.sql - вернуть 1000 записей ЛР1</w:t>
+              <w:t>big_db_indexes/restore_lr1.sql - вернуть 1000 записей ЛР1</w:t>
             </w:r>
           </w:p>
         </w:tc>
@@ -10275,7 +10275,7 @@
                 <w:rFonts w:ascii="Courier New" w:hAnsi="Courier New" w:eastAsia="Courier New"/>
                 <w:sz w:val="16"/>
               </w:rPr>
-              <w:t xml:space="preserve">  ./help lr2 gen [N]           - ПРОДАЖА: N псевдослучайных записей (по умолч. 2 000 000)  [lab2/add_data.sql]</w:t>
+              <w:t xml:space="preserve">  ./help lr2 gen [N]           - ПРОДАЖА: N псевдослучайных записей (по умолч. 2 000 000)  [big_db_indexes/add_data.sql]</w:t>
             </w:r>
           </w:p>
           <w:p>
@@ -10299,7 +10299,7 @@
                 <w:rFonts w:ascii="Courier New" w:hAnsi="Courier New" w:eastAsia="Courier New"/>
                 <w:sz w:val="16"/>
               </w:rPr>
-              <w:t xml:space="preserve">  ./help lr2 restore           - вернуть 1000 записей ПРОДАЖА из ЛР1  [lab2/restore_lr1.sql]</w:t>
+              <w:t xml:space="preserve">  ./help lr2 restore           - вернуть 1000 записей ПРОДАЖА из ЛР1  [big_db_indexes/restore_lr1.sql]</w:t>
             </w:r>
           </w:p>
           <w:p>
@@ -10311,7 +10311,7 @@
                 <w:rFonts w:ascii="Courier New" w:hAnsi="Courier New" w:eastAsia="Courier New"/>
                 <w:sz w:val="16"/>
               </w:rPr>
-              <w:t xml:space="preserve">  ./help lr2 tbs [каталог]     - вынести ПРОДАЖА в табличное пространство (D:/PG_TBS)  [lab2/tablespace.sql]</w:t>
+              <w:t xml:space="preserve">  ./help lr2 tbs [каталог]     - вынести ПРОДАЖА в табличное пространство (D:/PG_TBS)  [big_db_indexes/tablespace.sql]</w:t>
             </w:r>
           </w:p>
           <w:p>
@@ -10335,7 +10335,7 @@
                 <w:rFonts w:ascii="Courier New" w:hAnsi="Courier New" w:eastAsia="Courier New"/>
                 <w:sz w:val="16"/>
               </w:rPr>
-              <w:t xml:space="preserve">  ./help lr2 time 20|22 [замеров]   - время запроса (*) по CURRENT_TIME (по умолч. 5 замеров)  [lab2/time_current.sql, запрос lab2/vNN_query.sql]</w:t>
+              <w:t xml:space="preserve">  ./help lr2 time 20|22 [замеров]   - время запроса (*) по CURRENT_TIME (по умолч. 5 замеров)  [big_db_indexes/time_current.sql, запрос big_db_indexes/vNN_query.sql]</w:t>
             </w:r>
           </w:p>
           <w:p>
@@ -10359,7 +10359,7 @@
                 <w:rFonts w:ascii="Courier New" w:hAnsi="Courier New" w:eastAsia="Courier New"/>
                 <w:sz w:val="16"/>
               </w:rPr>
-              <w:t xml:space="preserve">  ./help lr2 timing 20|22 [замеров] - время запроса (*) по \timing on (по умолч. 5 замеров)  [lab2/time_timing.sql, запрос lab2/vNN_query.sql]</w:t>
+              <w:t xml:space="preserve">  ./help lr2 timing 20|22 [замеров] - время запроса (*) по \timing on (по умолч. 5 замеров)  [big_db_indexes/time_timing.sql, запрос big_db_indexes/vNN_query.sql]</w:t>
             </w:r>
           </w:p>
           <w:p>
@@ -10383,7 +10383,7 @@
                 <w:rFonts w:ascii="Courier New" w:hAnsi="Courier New" w:eastAsia="Courier New"/>
                 <w:sz w:val="16"/>
               </w:rPr>
-              <w:t xml:space="preserve">  ./help lr2 idx 20|22         - индексы ПРОДАЖА и таблицы-справочника  [lab2/idx_names.sql]</w:t>
+              <w:t xml:space="preserve">  ./help lr2 idx 20|22         - индексы ПРОДАЖА и таблицы-справочника  [big_db_indexes/idx_names.sql]</w:t>
             </w:r>
           </w:p>
           <w:p>
@@ -10407,7 +10407,7 @@
                 <w:rFonts w:ascii="Courier New" w:hAnsi="Courier New" w:eastAsia="Courier New"/>
                 <w:sz w:val="16"/>
               </w:rPr>
-              <w:t xml:space="preserve">  ./help lr2 idx1 20|22 [btree|hash] - создать индекс ПРОДАЖА по полю-ссылке (по умолч. btree)  [lab2/idx_1.sql]</w:t>
+              <w:t xml:space="preserve">  ./help lr2 idx1 20|22 [btree|hash] - создать индекс ПРОДАЖА по полю-ссылке (по умолч. btree)  [big_db_indexes/idx_1.sql]</w:t>
             </w:r>
           </w:p>
           <w:p>
@@ -10431,7 +10431,7 @@
                 <w:rFonts w:ascii="Courier New" w:hAnsi="Courier New" w:eastAsia="Courier New"/>
                 <w:sz w:val="16"/>
               </w:rPr>
-              <w:t xml:space="preserve">  ./help lr2 idx0 20|22        - удалить индекс ПРОДАЖА по полю-ссылке  [lab2/idx_0.sql]</w:t>
+              <w:t xml:space="preserve">  ./help lr2 idx0 20|22        - удалить индекс ПРОДАЖА по полю-ссылке  [big_db_indexes/idx_0.sql]</w:t>
             </w:r>
           </w:p>
           <w:p>
@@ -10455,7 +10455,7 @@
                 <w:rFonts w:ascii="Courier New" w:hAnsi="Courier New" w:eastAsia="Courier New"/>
                 <w:sz w:val="16"/>
               </w:rPr>
-              <w:t xml:space="preserve">  ./help lr2 pk1 20|22         - справочник с PRIMARY KEY  [lab2/create_ref0.sql]</w:t>
+              <w:t xml:space="preserve">  ./help lr2 pk1 20|22         - справочник с PRIMARY KEY  [big_db_indexes/create_ref0.sql]</w:t>
             </w:r>
           </w:p>
           <w:p>
@@ -10479,7 +10479,7 @@
                 <w:rFonts w:ascii="Courier New" w:hAnsi="Courier New" w:eastAsia="Courier New"/>
                 <w:sz w:val="16"/>
               </w:rPr>
-              <w:t xml:space="preserve">  ./help lr2 pk0 20|22         - справочник без PRIMARY KEY  [lab2/create_ref1.sql]</w:t>
+              <w:t xml:space="preserve">  ./help lr2 pk0 20|22         - справочник без PRIMARY KEY  [big_db_indexes/create_ref1.sql]</w:t>
             </w:r>
           </w:p>
           <w:p>
@@ -10503,7 +10503,7 @@
                 <w:rFonts w:ascii="Courier New" w:hAnsi="Courier New" w:eastAsia="Courier New"/>
                 <w:sz w:val="16"/>
               </w:rPr>
-              <w:t xml:space="preserve">  ./help lr2 copy 20|22        - перезагрузить справочник из DATA/SOURCE  [lab2/copy_ref.sql]</w:t>
+              <w:t xml:space="preserve">  ./help lr2 copy 20|22        - перезагрузить справочник из DATA/SOURCE  [big_db_indexes/copy_ref.sql]</w:t>
             </w:r>
           </w:p>
           <w:p>
@@ -10527,7 +10527,7 @@
                 <w:rFonts w:ascii="Courier New" w:hAnsi="Courier New" w:eastAsia="Courier New"/>
                 <w:sz w:val="16"/>
               </w:rPr>
-              <w:t xml:space="preserve">  ./help lr2 explain 20|22 [1] - EXPLAIN / EXPLAIN ANALYZE (1 - с WHERE)  [lab2/explain.sql, запрос lab2/vNN_config.sql]</w:t>
+              <w:t xml:space="preserve">  ./help lr2 explain 20|22 [1] - EXPLAIN / EXPLAIN ANALYZE (1 - с WHERE)  [big_db_indexes/explain.sql, запрос big_db_indexes/vNN_config.sql]</w:t>
             </w:r>
           </w:p>
           <w:p>
@@ -10551,7 +10551,7 @@
                 <w:rFonts w:ascii="Courier New" w:hAnsi="Courier New" w:eastAsia="Courier New"/>
                 <w:sz w:val="16"/>
               </w:rPr>
-              <w:t xml:space="preserve">  ./help lr2 measure 20|22 [прогонов] - протокол замеров (по умолч. 3 прогона) -&gt; results/lr2_vNN_results.txt  [lab2/measure.sql, запросы lab2/vNN_config.sql]</w:t>
+              <w:t xml:space="preserve">  ./help lr2 measure 20|22 [прогонов] - протокол замеров (по умолч. 3 прогона) -&gt; results/lr2_vNN_results.txt  [big_db_indexes/measure.sql, запросы big_db_indexes/vNN_config.sql]</w:t>
             </w:r>
           </w:p>
           <w:p>
@@ -10599,7 +10599,7 @@
                 <w:rFonts w:ascii="Courier New" w:hAnsi="Courier New" w:eastAsia="Courier New"/>
                 <w:sz w:val="16"/>
               </w:rPr>
-              <w:t xml:space="preserve">  (запрос (*) и настройки варианта: lab2/vNN_query.sql, lab2/vNN_config.sql, lab2/config.sql)</w:t>
+              <w:t xml:space="preserve">  (запрос (*) и настройки варианта: big_db_indexes/vNN_query.sql, big_db_indexes/vNN_config.sql, big_db_indexes/config.sql)</w:t>
             </w:r>
           </w:p>
           <w:p>
@@ -10611,7 +10611,7 @@
                 <w:rFonts w:ascii="Courier New" w:hAnsi="Courier New" w:eastAsia="Courier New"/>
                 <w:sz w:val="16"/>
               </w:rPr>
-              <w:t xml:space="preserve">  --- защита ЛР2: индексы и время запроса варианта (lab2/zashita) ---</w:t>
+              <w:t xml:space="preserve">  --- защита ЛР2: индексы и время запроса варианта (big_db_indexes/zashita) ---</w:t>
             </w:r>
           </w:p>
           <w:p>
@@ -10623,7 +10623,7 @@
                 <w:rFonts w:ascii="Courier New" w:hAnsi="Courier New" w:eastAsia="Courier New"/>
                 <w:sz w:val="16"/>
               </w:rPr>
-              <w:t xml:space="preserve">  ./help zas 20 [all] ["поставщик1" "поставщик2"] - в.20: задания 1-3 подряд  [lab2/zashita/z_all.sql, запрос lab2/zashita/vNN_query.sql]</w:t>
+              <w:t xml:space="preserve">  ./help zas 20 [all] ["поставщик1" "поставщик2"] - в.20: задания 1-3 подряд  [big_db_indexes/zashita/z_all.sql, запрос big_db_indexes/zashita/vNN_query.sql]</w:t>
             </w:r>
           </w:p>
           <w:p>
@@ -10647,7 +10647,7 @@
                 <w:rFonts w:ascii="Courier New" w:hAnsi="Courier New" w:eastAsia="Courier New"/>
                 <w:sz w:val="16"/>
               </w:rPr>
-              <w:t xml:space="preserve">  ./help zas 22 [all] [категория]  - в.22: задания 1-3 подряд  [lab2/zashita/z_all.sql, запрос lab2/zashita/vNN_query.sql]</w:t>
+              <w:t xml:space="preserve">  ./help zas 22 [all] [категория]  - в.22: задания 1-3 подряд  [big_db_indexes/zashita/z_all.sql, запрос big_db_indexes/zashita/vNN_query.sql]</w:t>
             </w:r>
           </w:p>
           <w:p>
@@ -10671,7 +10671,7 @@
                 <w:rFonts w:ascii="Courier New" w:hAnsi="Courier New" w:eastAsia="Courier New"/>
                 <w:sz w:val="16"/>
               </w:rPr>
-              <w:t xml:space="preserve">  ./help zas 20|22 1 [параметры]   - 1) запрос варианта и результат  [lab2/zashita/z1_query.sql, запрос lab2/zashita/vNN_query.sql]</w:t>
+              <w:t xml:space="preserve">  ./help zas 20|22 1 [параметры]   - 1) запрос варианта и результат  [big_db_indexes/zashita/z1_query.sql, запрос big_db_indexes/zashita/vNN_query.sql]</w:t>
             </w:r>
           </w:p>
           <w:p>
@@ -10695,7 +10695,7 @@
                 <w:rFonts w:ascii="Courier New" w:hAnsi="Courier New" w:eastAsia="Courier New"/>
                 <w:sz w:val="16"/>
               </w:rPr>
-              <w:t xml:space="preserve">  ./help zas 20|22 2 [параметры]   - 2) в.20 без индексов, в.22 с индексом ПРОДАЖА(товар) btree: 5 замеров в мс, минимум, EXPLAIN ANALYZE  [lab2/zashita/z2_noidx.sql, запрос lab2/zashita/vNN_query.sql]</w:t>
+              <w:t xml:space="preserve">  ./help zas 20|22 2 [параметры]   - 2) в.20 без индексов, в.22 с индексом ПРОДАЖА(товар) btree: 5 замеров в мс, минимум, EXPLAIN ANALYZE  [big_db_indexes/zashita/z2_noidx.sql, запрос big_db_indexes/zashita/vNN_query.sql]</w:t>
             </w:r>
           </w:p>
           <w:p>
@@ -10719,7 +10719,7 @@
                 <w:rFonts w:ascii="Courier New" w:hAnsi="Courier New" w:eastAsia="Courier New"/>
                 <w:sz w:val="16"/>
               </w:rPr>
-              <w:t xml:space="preserve">  ./help zas 20|22 3 [параметры]   - 3) индексы варианта, 5 замеров в мс, минимум, EXPLAIN ANALYZE  [lab2/zashita/z3_idx.sql, запрос lab2/zashita/vNN_query.sql]</w:t>
+              <w:t xml:space="preserve">  ./help zas 20|22 3 [параметры]   - 3) индексы варианта, 5 замеров в мс, минимум, EXPLAIN ANALYZE  [big_db_indexes/zashita/z3_idx.sql, запрос big_db_indexes/zashita/vNN_query.sql]</w:t>
             </w:r>
           </w:p>
           <w:p>
@@ -10743,7 +10743,7 @@
                 <w:rFonts w:ascii="Courier New" w:hAnsi="Courier New" w:eastAsia="Courier New"/>
                 <w:sz w:val="16"/>
               </w:rPr>
-              <w:t xml:space="preserve">  ./help zas 20|22 idx             - индексы таблиц запроса варианта  [lab2/zashita/show_idx.sql]</w:t>
+              <w:t xml:space="preserve">  ./help zas 20|22 idx             - индексы таблиц запроса варианта  [big_db_indexes/zashita/show_idx.sql]</w:t>
             </w:r>
           </w:p>
           <w:p>
@@ -10767,7 +10767,7 @@
                 <w:rFonts w:ascii="Courier New" w:hAnsi="Courier New" w:eastAsia="Courier New"/>
                 <w:sz w:val="16"/>
               </w:rPr>
-              <w:t xml:space="preserve">  ./help zas 20|22 idx_drop        - удалить индексы задания 3 (zas_*), остальные и PRIMARY KEY не трогаются  [lab2/zashita/idx_drop.sql]</w:t>
+              <w:t xml:space="preserve">  ./help zas 20|22 idx_drop        - удалить индексы задания 3 (zas_*), остальные и PRIMARY KEY не трогаются  [big_db_indexes/zashita/idx_drop.sql]</w:t>
             </w:r>
           </w:p>
           <w:p>
@@ -10791,7 +10791,7 @@
                 <w:rFonts w:ascii="Courier New" w:hAnsi="Courier New" w:eastAsia="Courier New"/>
                 <w:sz w:val="16"/>
               </w:rPr>
-              <w:t xml:space="preserve">  ./help zas 20|22 idx_add         - создать индексы задания 3 (zas_*) без замеров  [lab2/zashita/idx_add.sql]</w:t>
+              <w:t xml:space="preserve">  ./help zas 20|22 idx_add         - создать индексы задания 3 (zas_*) без замеров  [big_db_indexes/zashita/idx_add.sql]</w:t>
             </w:r>
           </w:p>
           <w:p>
@@ -10815,7 +10815,7 @@
                 <w:rFonts w:ascii="Courier New" w:hAnsi="Courier New" w:eastAsia="Courier New"/>
                 <w:sz w:val="16"/>
               </w:rPr>
-              <w:t xml:space="preserve">  ./help zas restore               - удалить индексы защиты, вернуть PRIMARY KEY  [lab2/zashita/restore.sql]</w:t>
+              <w:t xml:space="preserve">  ./help zas restore               - удалить индексы защиты, вернуть PRIMARY KEY  [big_db_indexes/zashita/restore.sql]</w:t>
             </w:r>
           </w:p>
           <w:p>
@@ -10937,7 +10937,7 @@
                 <w:rFonts w:ascii="Courier New" w:hAnsi="Courier New" w:eastAsia="Courier New"/>
                 <w:sz w:val="16"/>
               </w:rPr>
-              <w:t xml:space="preserve">            'gen'     { Run 'lab2/add_data.sql' $A[2] }</w:t>
+              <w:t xml:space="preserve">            'gen'     { Run 'big_db_indexes/add_data.sql' $A[2] }</w:t>
             </w:r>
           </w:p>
           <w:p>
@@ -10949,7 +10949,7 @@
                 <w:rFonts w:ascii="Courier New" w:hAnsi="Courier New" w:eastAsia="Courier New"/>
                 <w:sz w:val="16"/>
               </w:rPr>
-              <w:t xml:space="preserve">            'restore' { Run 'lab2/restore_lr1.sql' }</w:t>
+              <w:t xml:space="preserve">            'restore' { Run 'big_db_indexes/restore_lr1.sql' }</w:t>
             </w:r>
           </w:p>
           <w:p>
@@ -10961,7 +10961,7 @@
                 <w:rFonts w:ascii="Courier New" w:hAnsi="Courier New" w:eastAsia="Courier New"/>
                 <w:sz w:val="16"/>
               </w:rPr>
-              <w:t xml:space="preserve">            'tbs'     { Run 'lab2/tablespace.sql' $A[2] }</w:t>
+              <w:t xml:space="preserve">            'tbs'     { Run 'big_db_indexes/tablespace.sql' $A[2] }</w:t>
             </w:r>
           </w:p>
           <w:p>
@@ -10973,7 +10973,7 @@
                 <w:rFonts w:ascii="Courier New" w:hAnsi="Courier New" w:eastAsia="Courier New"/>
                 <w:sz w:val="16"/>
               </w:rPr>
-              <w:t xml:space="preserve">            'time'    { Need-Variant $v; Run 'lab2/time_current.sql' $v $A[3] }</w:t>
+              <w:t xml:space="preserve">            'time'    { Need-Variant $v; Run 'big_db_indexes/time_current.sql' $v $A[3] }</w:t>
             </w:r>
           </w:p>
           <w:p>
@@ -10985,7 +10985,7 @@
                 <w:rFonts w:ascii="Courier New" w:hAnsi="Courier New" w:eastAsia="Courier New"/>
                 <w:sz w:val="16"/>
               </w:rPr>
-              <w:t xml:space="preserve">            'timing'  { Need-Variant $v; Run 'lab2/time_timing.sql' $v $A[3] }</w:t>
+              <w:t xml:space="preserve">            'timing'  { Need-Variant $v; Run 'big_db_indexes/time_timing.sql' $v $A[3] }</w:t>
             </w:r>
           </w:p>
           <w:p>
@@ -10997,7 +10997,7 @@
                 <w:rFonts w:ascii="Courier New" w:hAnsi="Courier New" w:eastAsia="Courier New"/>
                 <w:sz w:val="16"/>
               </w:rPr>
-              <w:t xml:space="preserve">            'idx'     { Need-Variant $v; Run 'lab2/idx_names.sql' $v }</w:t>
+              <w:t xml:space="preserve">            'idx'     { Need-Variant $v; Run 'big_db_indexes/idx_names.sql' $v }</w:t>
             </w:r>
           </w:p>
           <w:p>
@@ -11009,7 +11009,7 @@
                 <w:rFonts w:ascii="Courier New" w:hAnsi="Courier New" w:eastAsia="Courier New"/>
                 <w:sz w:val="16"/>
               </w:rPr>
-              <w:t xml:space="preserve">            'idx1'    { Need-Variant $v; Run 'lab2/idx_1.sql' $v $A[3] }</w:t>
+              <w:t xml:space="preserve">            'idx1'    { Need-Variant $v; Run 'big_db_indexes/idx_1.sql' $v $A[3] }</w:t>
             </w:r>
           </w:p>
           <w:p>
@@ -11021,7 +11021,7 @@
                 <w:rFonts w:ascii="Courier New" w:hAnsi="Courier New" w:eastAsia="Courier New"/>
                 <w:sz w:val="16"/>
               </w:rPr>
-              <w:t xml:space="preserve">            'idx0'    { Need-Variant $v; Run 'lab2/idx_0.sql' $v }</w:t>
+              <w:t xml:space="preserve">            'idx0'    { Need-Variant $v; Run 'big_db_indexes/idx_0.sql' $v }</w:t>
             </w:r>
           </w:p>
           <w:p>
@@ -11033,7 +11033,7 @@
                 <w:rFonts w:ascii="Courier New" w:hAnsi="Courier New" w:eastAsia="Courier New"/>
                 <w:sz w:val="16"/>
               </w:rPr>
-              <w:t xml:space="preserve">            'pk1'     { Need-Variant $v; Run 'lab2/create_ref0.sql' $v }</w:t>
+              <w:t xml:space="preserve">            'pk1'     { Need-Variant $v; Run 'big_db_indexes/create_ref0.sql' $v }</w:t>
             </w:r>
           </w:p>
           <w:p>
@@ -11045,7 +11045,7 @@
                 <w:rFonts w:ascii="Courier New" w:hAnsi="Courier New" w:eastAsia="Courier New"/>
                 <w:sz w:val="16"/>
               </w:rPr>
-              <w:t xml:space="preserve">            'pk0'     { Need-Variant $v; Run 'lab2/create_ref1.sql' $v }</w:t>
+              <w:t xml:space="preserve">            'pk0'     { Need-Variant $v; Run 'big_db_indexes/create_ref1.sql' $v }</w:t>
             </w:r>
           </w:p>
           <w:p>
@@ -11057,7 +11057,7 @@
                 <w:rFonts w:ascii="Courier New" w:hAnsi="Courier New" w:eastAsia="Courier New"/>
                 <w:sz w:val="16"/>
               </w:rPr>
-              <w:t xml:space="preserve">            'copy'    { Need-Variant $v; Run 'lab2/copy_ref.sql' $v }</w:t>
+              <w:t xml:space="preserve">            'copy'    { Need-Variant $v; Run 'big_db_indexes/copy_ref.sql' $v }</w:t>
             </w:r>
           </w:p>
           <w:p>
@@ -11069,7 +11069,7 @@
                 <w:rFonts w:ascii="Courier New" w:hAnsi="Courier New" w:eastAsia="Courier New"/>
                 <w:sz w:val="16"/>
               </w:rPr>
-              <w:t xml:space="preserve">            'explain' { Need-Variant $v; Run 'lab2/explain.sql' $v $A[3] }</w:t>
+              <w:t xml:space="preserve">            'explain' { Need-Variant $v; Run 'big_db_indexes/explain.sql' $v $A[3] }</w:t>
             </w:r>
           </w:p>
           <w:p>
@@ -11081,7 +11081,7 @@
                 <w:rFonts w:ascii="Courier New" w:hAnsi="Courier New" w:eastAsia="Courier New"/>
                 <w:sz w:val="16"/>
               </w:rPr>
-              <w:t xml:space="preserve">            'measure' { Need-Variant $v; Run 'lab2/measure.sql' $v $A[3]</w:t>
+              <w:t xml:space="preserve">            'measure' { Need-Variant $v; Run 'big_db_indexes/measure.sql' $v $A[3]</w:t>
             </w:r>
           </w:p>
           <w:p>
@@ -15042,19 +15042,19 @@
                 <w:rFonts w:ascii="Courier New" w:hAnsi="Courier New" w:eastAsia="Courier New"/>
                 <w:sz w:val="15"/>
               </w:rPr>
-              <w:t xml:space="preserve">  ./help lr1 lan         - настроить pg_hba.conf и брандмауэр для сети (от администратора)  [lab1/setup_lan.ps1]</w:t>
-            </w:r>
-          </w:p>
-          <w:p>
-            <w:pPr>
-              <w:spacing w:line="240" w:lineRule="auto"/>
-            </w:pPr>
-            <w:r>
-              <w:rPr>
-                <w:rFonts w:ascii="Courier New" w:hAnsi="Courier New" w:eastAsia="Courier New"/>
-                <w:sz w:val="15"/>
-              </w:rPr>
-              <w:t xml:space="preserve">  ./help lr1 client [адрес] сценарий [a1 a2 a3] - сценарий через s_lan.bat на сервере в сети (по умолч. postgres@192.168.0.102:5432)  [lab1/s_lan.bat]</w:t>
+              <w:t xml:space="preserve">  ./help lr1 lan         - настроить pg_hba.conf и брандмауэр для сети (от администратора)  [lan_server/setup_lan.ps1]</w:t>
+            </w:r>
+          </w:p>
+          <w:p>
+            <w:pPr>
+              <w:spacing w:line="240" w:lineRule="auto"/>
+            </w:pPr>
+            <w:r>
+              <w:rPr>
+                <w:rFonts w:ascii="Courier New" w:hAnsi="Courier New" w:eastAsia="Courier New"/>
+                <w:sz w:val="15"/>
+              </w:rPr>
+              <w:t xml:space="preserve">  ./help lr1 client [адрес] сценарий [a1 a2 a3] - сценарий через s_lan.bat на сервере в сети (по умолч. postgres@192.168.0.102:5432)  [lan_server/s_lan.bat]</w:t>
             </w:r>
           </w:p>
           <w:p>
@@ -15090,7 +15090,7 @@
                 <w:rFonts w:ascii="Courier New" w:hAnsi="Courier New" w:eastAsia="Courier New"/>
                 <w:sz w:val="15"/>
               </w:rPr>
-              <w:t xml:space="preserve">  ./help srv [адрес] [check]   - сервер в сети PMII (по умолч. stud@192.168.1.50:5432): подключение и таблицы  [lab1/check_server.sql]</w:t>
+              <w:t xml:space="preserve">  ./help srv [адрес] [check]   - сервер в сети PMII (по умолч. stud@192.168.1.50:5432): подключение и таблицы  [lan_server/check_server.sql]</w:t>
             </w:r>
           </w:p>
           <w:p>
@@ -15210,7 +15210,7 @@
                 <w:rFonts w:ascii="Courier New" w:hAnsi="Courier New" w:eastAsia="Courier New"/>
                 <w:sz w:val="15"/>
               </w:rPr>
-              <w:t xml:space="preserve">  ./help lr2 gen [N]           - ПРОДАЖА: N псевдослучайных записей (по умолч. 2 000 000)  [lab2/add_data.sql]</w:t>
+              <w:t xml:space="preserve">  ./help lr2 gen [N]           - ПРОДАЖА: N псевдослучайных записей (по умолч. 2 000 000)  [big_db_indexes/add_data.sql]</w:t>
             </w:r>
           </w:p>
           <w:p>
@@ -15234,19 +15234,19 @@
                 <w:rFonts w:ascii="Courier New" w:hAnsi="Courier New" w:eastAsia="Courier New"/>
                 <w:sz w:val="15"/>
               </w:rPr>
-              <w:t xml:space="preserve">  ./help lr2 restore           - вернуть 1000 записей ПРОДАЖА из ЛР1  [lab2/restore_lr1.sql]</w:t>
-            </w:r>
-          </w:p>
-          <w:p>
-            <w:pPr>
-              <w:spacing w:line="240" w:lineRule="auto"/>
-            </w:pPr>
-            <w:r>
-              <w:rPr>
-                <w:rFonts w:ascii="Courier New" w:hAnsi="Courier New" w:eastAsia="Courier New"/>
-                <w:sz w:val="15"/>
-              </w:rPr>
-              <w:t xml:space="preserve">  ./help lr2 tbs [каталог]     - вынести ПРОДАЖА в табличное пространство (D:/PG_TBS)  [lab2/tablespace.sql]</w:t>
+              <w:t xml:space="preserve">  ./help lr2 restore           - вернуть 1000 записей ПРОДАЖА из ЛР1  [big_db_indexes/restore_lr1.sql]</w:t>
+            </w:r>
+          </w:p>
+          <w:p>
+            <w:pPr>
+              <w:spacing w:line="240" w:lineRule="auto"/>
+            </w:pPr>
+            <w:r>
+              <w:rPr>
+                <w:rFonts w:ascii="Courier New" w:hAnsi="Courier New" w:eastAsia="Courier New"/>
+                <w:sz w:val="15"/>
+              </w:rPr>
+              <w:t xml:space="preserve">  ./help lr2 tbs [каталог]     - вынести ПРОДАЖА в табличное пространство (D:/PG_TBS)  [big_db_indexes/tablespace.sql]</w:t>
             </w:r>
           </w:p>
           <w:p>
@@ -15270,7 +15270,7 @@
                 <w:rFonts w:ascii="Courier New" w:hAnsi="Courier New" w:eastAsia="Courier New"/>
                 <w:sz w:val="15"/>
               </w:rPr>
-              <w:t xml:space="preserve">  ./help lr2 time 20|22 [замеров]   - время запроса (*) по CURRENT_TIME (по умолч. 5 замеров)  [lab2/time_current.sql, запрос lab2/vNN_query.sql]</w:t>
+              <w:t xml:space="preserve">  ./help lr2 time 20|22 [замеров]   - время запроса (*) по CURRENT_TIME (по умолч. 5 замеров)  [big_db_indexes/time_current.sql, запрос big_db_indexes/vNN_query.sql]</w:t>
             </w:r>
           </w:p>
           <w:p>
@@ -15294,7 +15294,7 @@
                 <w:rFonts w:ascii="Courier New" w:hAnsi="Courier New" w:eastAsia="Courier New"/>
                 <w:sz w:val="15"/>
               </w:rPr>
-              <w:t xml:space="preserve">  ./help lr2 timing 20|22 [замеров] - время запроса (*) по \timing on (по умолч. 5 замеров)  [lab2/time_timing.sql, запрос lab2/vNN_query.sql]</w:t>
+              <w:t xml:space="preserve">  ./help lr2 timing 20|22 [замеров] - время запроса (*) по \timing on (по умолч. 5 замеров)  [big_db_indexes/time_timing.sql, запрос big_db_indexes/vNN_query.sql]</w:t>
             </w:r>
           </w:p>
           <w:p>
@@ -15318,7 +15318,7 @@
                 <w:rFonts w:ascii="Courier New" w:hAnsi="Courier New" w:eastAsia="Courier New"/>
                 <w:sz w:val="15"/>
               </w:rPr>
-              <w:t xml:space="preserve">  ./help lr2 idx 20|22         - индексы ПРОДАЖА и таблицы-справочника  [lab2/idx_names.sql]</w:t>
+              <w:t xml:space="preserve">  ./help lr2 idx 20|22         - индексы ПРОДАЖА и таблицы-справочника  [big_db_indexes/idx_names.sql]</w:t>
             </w:r>
           </w:p>
           <w:p>
@@ -15342,7 +15342,7 @@
                 <w:rFonts w:ascii="Courier New" w:hAnsi="Courier New" w:eastAsia="Courier New"/>
                 <w:sz w:val="15"/>
               </w:rPr>
-              <w:t xml:space="preserve">  ./help lr2 idx1 20|22 [btree|hash] - создать индекс ПРОДАЖА по полю-ссылке (по умолч. btree)  [lab2/idx_1.sql]</w:t>
+              <w:t xml:space="preserve">  ./help lr2 idx1 20|22 [btree|hash] - создать индекс ПРОДАЖА по полю-ссылке (по умолч. btree)  [big_db_indexes/idx_1.sql]</w:t>
             </w:r>
           </w:p>
           <w:p>
@@ -15366,7 +15366,7 @@
                 <w:rFonts w:ascii="Courier New" w:hAnsi="Courier New" w:eastAsia="Courier New"/>
                 <w:sz w:val="15"/>
               </w:rPr>
-              <w:t xml:space="preserve">  ./help lr2 idx0 20|22        - удалить индекс ПРОДАЖА по полю-ссылке  [lab2/idx_0.sql]</w:t>
+              <w:t xml:space="preserve">  ./help lr2 idx0 20|22        - удалить индекс ПРОДАЖА по полю-ссылке  [big_db_indexes/idx_0.sql]</w:t>
             </w:r>
           </w:p>
           <w:p>
@@ -15390,7 +15390,7 @@
                 <w:rFonts w:ascii="Courier New" w:hAnsi="Courier New" w:eastAsia="Courier New"/>
                 <w:sz w:val="15"/>
               </w:rPr>
-              <w:t xml:space="preserve">  ./help lr2 pk1 20|22         - справочник с PRIMARY KEY  [lab2/create_ref0.sql]</w:t>
+              <w:t xml:space="preserve">  ./help lr2 pk1 20|22         - справочник с PRIMARY KEY  [big_db_indexes/create_ref0.sql]</w:t>
             </w:r>
           </w:p>
           <w:p>
@@ -15414,7 +15414,7 @@
                 <w:rFonts w:ascii="Courier New" w:hAnsi="Courier New" w:eastAsia="Courier New"/>
                 <w:sz w:val="15"/>
               </w:rPr>
-              <w:t xml:space="preserve">  ./help lr2 pk0 20|22         - справочник без PRIMARY KEY  [lab2/create_ref1.sql]</w:t>
+              <w:t xml:space="preserve">  ./help lr2 pk0 20|22         - справочник без PRIMARY KEY  [big_db_indexes/create_ref1.sql]</w:t>
             </w:r>
           </w:p>
           <w:p>
@@ -15438,7 +15438,7 @@
                 <w:rFonts w:ascii="Courier New" w:hAnsi="Courier New" w:eastAsia="Courier New"/>
                 <w:sz w:val="15"/>
               </w:rPr>
-              <w:t xml:space="preserve">  ./help lr2 copy 20|22        - перезагрузить справочник из DATA/SOURCE  [lab2/copy_ref.sql]</w:t>
+              <w:t xml:space="preserve">  ./help lr2 copy 20|22        - перезагрузить справочник из DATA/SOURCE  [big_db_indexes/copy_ref.sql]</w:t>
             </w:r>
           </w:p>
           <w:p>
@@ -15462,7 +15462,7 @@
                 <w:rFonts w:ascii="Courier New" w:hAnsi="Courier New" w:eastAsia="Courier New"/>
                 <w:sz w:val="15"/>
               </w:rPr>
-              <w:t xml:space="preserve">  ./help lr2 explain 20|22 [1] - EXPLAIN / EXPLAIN ANALYZE (1 - с WHERE)  [lab2/explain.sql, запрос lab2/vNN_config.sql]</w:t>
+              <w:t xml:space="preserve">  ./help lr2 explain 20|22 [1] - EXPLAIN / EXPLAIN ANALYZE (1 - с WHERE)  [big_db_indexes/explain.sql, запрос big_db_indexes/vNN_config.sql]</w:t>
             </w:r>
           </w:p>
           <w:p>
@@ -15486,7 +15486,7 @@
                 <w:rFonts w:ascii="Courier New" w:hAnsi="Courier New" w:eastAsia="Courier New"/>
                 <w:sz w:val="15"/>
               </w:rPr>
-              <w:t xml:space="preserve">  ./help lr2 measure 20|22 [прогонов] - протокол замеров (по умолч. 3 прогона) -&gt; results/lr2_vNN_results.txt  [lab2/measure.sql, запросы lab2/vNN_config.sql]</w:t>
+              <w:t xml:space="preserve">  ./help lr2 measure 20|22 [прогонов] - протокол замеров (по умолч. 3 прогона) -&gt; results/lr2_vNN_results.txt  [big_db_indexes/measure.sql, запросы big_db_indexes/vNN_config.sql]</w:t>
             </w:r>
           </w:p>
           <w:p>
@@ -15534,31 +15534,31 @@
                 <w:rFonts w:ascii="Courier New" w:hAnsi="Courier New" w:eastAsia="Courier New"/>
                 <w:sz w:val="15"/>
               </w:rPr>
-              <w:t xml:space="preserve">  (запрос (*) и настройки варианта: lab2/vNN_query.sql, lab2/vNN_config.sql, lab2/config.sql)</w:t>
-            </w:r>
-          </w:p>
-          <w:p>
-            <w:pPr>
-              <w:spacing w:line="240" w:lineRule="auto"/>
-            </w:pPr>
-            <w:r>
-              <w:rPr>
-                <w:rFonts w:ascii="Courier New" w:hAnsi="Courier New" w:eastAsia="Courier New"/>
-                <w:sz w:val="15"/>
-              </w:rPr>
-              <w:t xml:space="preserve">  --- защита ЛР2: индексы и время запроса варианта (lab2/zashita) ---</w:t>
-            </w:r>
-          </w:p>
-          <w:p>
-            <w:pPr>
-              <w:spacing w:line="240" w:lineRule="auto"/>
-            </w:pPr>
-            <w:r>
-              <w:rPr>
-                <w:rFonts w:ascii="Courier New" w:hAnsi="Courier New" w:eastAsia="Courier New"/>
-                <w:sz w:val="15"/>
-              </w:rPr>
-              <w:t xml:space="preserve">  ./help zas 20 [all] ["поставщик1" "поставщик2"] - в.20: задания 1-3 подряд  [lab2/zashita/z_all.sql, запрос lab2/zashita/vNN_query.sql]</w:t>
+              <w:t xml:space="preserve">  (запрос (*) и настройки варианта: big_db_indexes/vNN_query.sql, big_db_indexes/vNN_config.sql, big_db_indexes/config.sql)</w:t>
+            </w:r>
+          </w:p>
+          <w:p>
+            <w:pPr>
+              <w:spacing w:line="240" w:lineRule="auto"/>
+            </w:pPr>
+            <w:r>
+              <w:rPr>
+                <w:rFonts w:ascii="Courier New" w:hAnsi="Courier New" w:eastAsia="Courier New"/>
+                <w:sz w:val="15"/>
+              </w:rPr>
+              <w:t xml:space="preserve">  --- защита ЛР2: индексы и время запроса варианта (big_db_indexes/zashita) ---</w:t>
+            </w:r>
+          </w:p>
+          <w:p>
+            <w:pPr>
+              <w:spacing w:line="240" w:lineRule="auto"/>
+            </w:pPr>
+            <w:r>
+              <w:rPr>
+                <w:rFonts w:ascii="Courier New" w:hAnsi="Courier New" w:eastAsia="Courier New"/>
+                <w:sz w:val="15"/>
+              </w:rPr>
+              <w:t xml:space="preserve">  ./help zas 20 [all] ["поставщик1" "поставщик2"] - в.20: задания 1-3 подряд  [big_db_indexes/zashita/z_all.sql, запрос big_db_indexes/zashita/vNN_query.sql]</w:t>
             </w:r>
           </w:p>
           <w:p>
@@ -15582,7 +15582,7 @@
                 <w:rFonts w:ascii="Courier New" w:hAnsi="Courier New" w:eastAsia="Courier New"/>
                 <w:sz w:val="15"/>
               </w:rPr>
-              <w:t xml:space="preserve">  ./help zas 22 [all] [категория]  - в.22: задания 1-3 подряд  [lab2/zashita/z_all.sql, запрос lab2/zashita/vNN_query.sql]</w:t>
+              <w:t xml:space="preserve">  ./help zas 22 [all] [категория]  - в.22: задания 1-3 подряд  [big_db_indexes/zashita/z_all.sql, запрос big_db_indexes/zashita/vNN_query.sql]</w:t>
             </w:r>
           </w:p>
           <w:p>
@@ -15606,7 +15606,7 @@
                 <w:rFonts w:ascii="Courier New" w:hAnsi="Courier New" w:eastAsia="Courier New"/>
                 <w:sz w:val="15"/>
               </w:rPr>
-              <w:t xml:space="preserve">  ./help zas 20|22 1 [параметры]   - 1) запрос варианта и результат  [lab2/zashita/z1_query.sql, запрос lab2/zashita/vNN_query.sql]</w:t>
+              <w:t xml:space="preserve">  ./help zas 20|22 1 [параметры]   - 1) запрос варианта и результат  [big_db_indexes/zashita/z1_query.sql, запрос big_db_indexes/zashita/vNN_query.sql]</w:t>
             </w:r>
           </w:p>
           <w:p>
@@ -15630,7 +15630,7 @@
                 <w:rFonts w:ascii="Courier New" w:hAnsi="Courier New" w:eastAsia="Courier New"/>
                 <w:sz w:val="15"/>
               </w:rPr>
-              <w:t xml:space="preserve">  ./help zas 20|22 2 [параметры]   - 2) в.20 без индексов, в.22 с индексом ПРОДАЖА(товар) btree: 5 замеров в мс, минимум, EXPLAIN ANALYZE  [lab2/zashita/z2_noidx.sql, запрос lab2/zashita/vNN_query.sql]</w:t>
+              <w:t xml:space="preserve">  ./help zas 20|22 2 [параметры]   - 2) в.20 без индексов, в.22 с индексом ПРОДАЖА(товар) btree: 5 замеров в мс, минимум, EXPLAIN ANALYZE  [big_db_indexes/zashita/z2_noidx.sql, запрос big_db_indexes/zashita/vNN_query.sql]</w:t>
             </w:r>
           </w:p>
           <w:p>
@@ -15654,7 +15654,7 @@
                 <w:rFonts w:ascii="Courier New" w:hAnsi="Courier New" w:eastAsia="Courier New"/>
                 <w:sz w:val="15"/>
               </w:rPr>
-              <w:t xml:space="preserve">  ./help zas 20|22 3 [параметры]   - 3) индексы варианта, 5 замеров в мс, минимум, EXPLAIN ANALYZE  [lab2/zashita/z3_idx.sql, запрос lab2/zashita/vNN_query.sql]</w:t>
+              <w:t xml:space="preserve">  ./help zas 20|22 3 [параметры]   - 3) индексы варианта, 5 замеров в мс, минимум, EXPLAIN ANALYZE  [big_db_indexes/zashita/z3_idx.sql, запрос big_db_indexes/zashita/vNN_query.sql]</w:t>
             </w:r>
           </w:p>
           <w:p>
@@ -15678,7 +15678,7 @@
                 <w:rFonts w:ascii="Courier New" w:hAnsi="Courier New" w:eastAsia="Courier New"/>
                 <w:sz w:val="15"/>
               </w:rPr>
-              <w:t xml:space="preserve">  ./help zas 20|22 idx             - индексы таблиц запроса варианта  [lab2/zashita/show_idx.sql]</w:t>
+              <w:t xml:space="preserve">  ./help zas 20|22 idx             - индексы таблиц запроса варианта  [big_db_indexes/zashita/show_idx.sql]</w:t>
             </w:r>
           </w:p>
           <w:p>
@@ -15702,7 +15702,7 @@
                 <w:rFonts w:ascii="Courier New" w:hAnsi="Courier New" w:eastAsia="Courier New"/>
                 <w:sz w:val="15"/>
               </w:rPr>
-              <w:t xml:space="preserve">  ./help zas 20|22 idx_drop        - удалить индексы задания 3 (zas_*), остальные и PRIMARY KEY не трогаются  [lab2/zashita/idx_drop.sql]</w:t>
+              <w:t xml:space="preserve">  ./help zas 20|22 idx_drop        - удалить индексы задания 3 (zas_*), остальные и PRIMARY KEY не трогаются  [big_db_indexes/zashita/idx_drop.sql]</w:t>
             </w:r>
           </w:p>
           <w:p>
@@ -15726,7 +15726,7 @@
                 <w:rFonts w:ascii="Courier New" w:hAnsi="Courier New" w:eastAsia="Courier New"/>
                 <w:sz w:val="15"/>
               </w:rPr>
-              <w:t xml:space="preserve">  ./help zas 20|22 idx_add         - создать индексы задания 3 (zas_*) без замеров  [lab2/zashita/idx_add.sql]</w:t>
+              <w:t xml:space="preserve">  ./help zas 20|22 idx_add         - создать индексы задания 3 (zas_*) без замеров  [big_db_indexes/zashita/idx_add.sql]</w:t>
             </w:r>
           </w:p>
           <w:p>
@@ -15750,7 +15750,7 @@
                 <w:rFonts w:ascii="Courier New" w:hAnsi="Courier New" w:eastAsia="Courier New"/>
                 <w:sz w:val="15"/>
               </w:rPr>
-              <w:t xml:space="preserve">  ./help zas restore               - удалить индексы защиты, вернуть PRIMARY KEY  [lab2/zashita/restore.sql]</w:t>
+              <w:t xml:space="preserve">  ./help zas restore               - удалить индексы защиты, вернуть PRIMARY KEY  [big_db_indexes/zashita/restore.sql]</w:t>
             </w:r>
           </w:p>
           <w:p>
@@ -17106,7 +17106,7 @@
                 <w:rFonts w:ascii="Courier New" w:hAnsi="Courier New" w:eastAsia="Courier New"/>
                 <w:sz w:val="15"/>
               </w:rPr>
-              <w:t xml:space="preserve">        if (-not $Ex) { $t = ($t -split "`n" | Where-Object { $_ -notmatch '^\s*пример:' }) -join "`n" }</w:t>
+              <w:t xml:space="preserve">        if (-not $Ex) { $t = ($t -split "`n" | Where-Object { $_ -notmatch '^\s*пример:|^\s{40,}\./help ' }) -join "`n" }</w:t>
             </w:r>
           </w:p>
           <w:p>
@@ -17850,7 +17850,7 @@
                 <w:rFonts w:ascii="Courier New" w:hAnsi="Courier New" w:eastAsia="Courier New"/>
                 <w:sz w:val="15"/>
               </w:rPr>
-              <w:t xml:space="preserve">            'lan'    { &amp; powershell.exe -NoProfile -ExecutionPolicy Bypass -File lab1/setup_lan.ps1 }</w:t>
+              <w:t xml:space="preserve">            'lan'    { &amp; powershell.exe -NoProfile -ExecutionPolicy Bypass -File lan_server/setup_lan.ps1 }</w:t>
             </w:r>
           </w:p>
           <w:p>
@@ -18018,7 +18018,7 @@
                 <w:rFonts w:ascii="Courier New" w:hAnsi="Courier New" w:eastAsia="Courier New"/>
                 <w:sz w:val="15"/>
               </w:rPr>
-              <w:t xml:space="preserve">                Bat 'lab1/s_lan.bat' @(($A[2] -replace '/', '\'), $A[3], $A[4], $A[5])</w:t>
+              <w:t xml:space="preserve">                Bat 'lan_server/s_lan.bat' @(($A[2] -replace '/', '\'), $A[3], $A[4], $A[5])</w:t>
             </w:r>
           </w:p>
           <w:p>
@@ -18306,7 +18306,7 @@
                 <w:rFonts w:ascii="Courier New" w:hAnsi="Courier New" w:eastAsia="Courier New"/>
                 <w:sz w:val="15"/>
               </w:rPr>
-              <w:t xml:space="preserve">            { $_ -in '', 'check' } { Run 'lab1/check_server.sql' }</w:t>
+              <w:t xml:space="preserve">            { $_ -in '', 'check' } { Run 'lan_server/check_server.sql' }</w:t>
             </w:r>
           </w:p>
           <w:p>
@@ -18378,7 +18378,7 @@
                 <w:rFonts w:ascii="Courier New" w:hAnsi="Courier New" w:eastAsia="Courier New"/>
                 <w:sz w:val="15"/>
               </w:rPr>
-              <w:t xml:space="preserve">                Run 'lab1/check_server.sql'</w:t>
+              <w:t xml:space="preserve">                Run 'lan_server/check_server.sql'</w:t>
             </w:r>
           </w:p>
           <w:p>
@@ -18546,151 +18546,151 @@
                 <w:rFonts w:ascii="Courier New" w:hAnsi="Courier New" w:eastAsia="Courier New"/>
                 <w:sz w:val="15"/>
               </w:rPr>
-              <w:t xml:space="preserve">            'gen'     { Run 'lab2/add_data.sql' $A[2] }</w:t>
-            </w:r>
-          </w:p>
-          <w:p>
-            <w:pPr>
-              <w:spacing w:line="240" w:lineRule="auto"/>
-            </w:pPr>
-            <w:r>
-              <w:rPr>
-                <w:rFonts w:ascii="Courier New" w:hAnsi="Courier New" w:eastAsia="Courier New"/>
-                <w:sz w:val="15"/>
-              </w:rPr>
-              <w:t xml:space="preserve">            'restore' { Run 'lab2/restore_lr1.sql' }</w:t>
-            </w:r>
-          </w:p>
-          <w:p>
-            <w:pPr>
-              <w:spacing w:line="240" w:lineRule="auto"/>
-            </w:pPr>
-            <w:r>
-              <w:rPr>
-                <w:rFonts w:ascii="Courier New" w:hAnsi="Courier New" w:eastAsia="Courier New"/>
-                <w:sz w:val="15"/>
-              </w:rPr>
-              <w:t xml:space="preserve">            'tbs'     { Run 'lab2/tablespace.sql' $A[2] }</w:t>
-            </w:r>
-          </w:p>
-          <w:p>
-            <w:pPr>
-              <w:spacing w:line="240" w:lineRule="auto"/>
-            </w:pPr>
-            <w:r>
-              <w:rPr>
-                <w:rFonts w:ascii="Courier New" w:hAnsi="Courier New" w:eastAsia="Courier New"/>
-                <w:sz w:val="15"/>
-              </w:rPr>
-              <w:t xml:space="preserve">            'time'    { Need-Variant $v; Run 'lab2/time_current.sql' $v $A[3] }</w:t>
-            </w:r>
-          </w:p>
-          <w:p>
-            <w:pPr>
-              <w:spacing w:line="240" w:lineRule="auto"/>
-            </w:pPr>
-            <w:r>
-              <w:rPr>
-                <w:rFonts w:ascii="Courier New" w:hAnsi="Courier New" w:eastAsia="Courier New"/>
-                <w:sz w:val="15"/>
-              </w:rPr>
-              <w:t xml:space="preserve">            'timing'  { Need-Variant $v; Run 'lab2/time_timing.sql' $v $A[3] }</w:t>
-            </w:r>
-          </w:p>
-          <w:p>
-            <w:pPr>
-              <w:spacing w:line="240" w:lineRule="auto"/>
-            </w:pPr>
-            <w:r>
-              <w:rPr>
-                <w:rFonts w:ascii="Courier New" w:hAnsi="Courier New" w:eastAsia="Courier New"/>
-                <w:sz w:val="15"/>
-              </w:rPr>
-              <w:t xml:space="preserve">            'idx'     { Need-Variant $v; Run 'lab2/idx_names.sql' $v }</w:t>
-            </w:r>
-          </w:p>
-          <w:p>
-            <w:pPr>
-              <w:spacing w:line="240" w:lineRule="auto"/>
-            </w:pPr>
-            <w:r>
-              <w:rPr>
-                <w:rFonts w:ascii="Courier New" w:hAnsi="Courier New" w:eastAsia="Courier New"/>
-                <w:sz w:val="15"/>
-              </w:rPr>
-              <w:t xml:space="preserve">            'idx1'    { Need-Variant $v; Run 'lab2/idx_1.sql' $v $A[3] }</w:t>
-            </w:r>
-          </w:p>
-          <w:p>
-            <w:pPr>
-              <w:spacing w:line="240" w:lineRule="auto"/>
-            </w:pPr>
-            <w:r>
-              <w:rPr>
-                <w:rFonts w:ascii="Courier New" w:hAnsi="Courier New" w:eastAsia="Courier New"/>
-                <w:sz w:val="15"/>
-              </w:rPr>
-              <w:t xml:space="preserve">            'idx0'    { Need-Variant $v; Run 'lab2/idx_0.sql' $v }</w:t>
-            </w:r>
-          </w:p>
-          <w:p>
-            <w:pPr>
-              <w:spacing w:line="240" w:lineRule="auto"/>
-            </w:pPr>
-            <w:r>
-              <w:rPr>
-                <w:rFonts w:ascii="Courier New" w:hAnsi="Courier New" w:eastAsia="Courier New"/>
-                <w:sz w:val="15"/>
-              </w:rPr>
-              <w:t xml:space="preserve">            'pk1'     { Need-Variant $v; Run 'lab2/create_ref0.sql' $v }</w:t>
-            </w:r>
-          </w:p>
-          <w:p>
-            <w:pPr>
-              <w:spacing w:line="240" w:lineRule="auto"/>
-            </w:pPr>
-            <w:r>
-              <w:rPr>
-                <w:rFonts w:ascii="Courier New" w:hAnsi="Courier New" w:eastAsia="Courier New"/>
-                <w:sz w:val="15"/>
-              </w:rPr>
-              <w:t xml:space="preserve">            'pk0'     { Need-Variant $v; Run 'lab2/create_ref1.sql' $v }</w:t>
-            </w:r>
-          </w:p>
-          <w:p>
-            <w:pPr>
-              <w:spacing w:line="240" w:lineRule="auto"/>
-            </w:pPr>
-            <w:r>
-              <w:rPr>
-                <w:rFonts w:ascii="Courier New" w:hAnsi="Courier New" w:eastAsia="Courier New"/>
-                <w:sz w:val="15"/>
-              </w:rPr>
-              <w:t xml:space="preserve">            'copy'    { Need-Variant $v; Run 'lab2/copy_ref.sql' $v }</w:t>
-            </w:r>
-          </w:p>
-          <w:p>
-            <w:pPr>
-              <w:spacing w:line="240" w:lineRule="auto"/>
-            </w:pPr>
-            <w:r>
-              <w:rPr>
-                <w:rFonts w:ascii="Courier New" w:hAnsi="Courier New" w:eastAsia="Courier New"/>
-                <w:sz w:val="15"/>
-              </w:rPr>
-              <w:t xml:space="preserve">            'explain' { Need-Variant $v; Run 'lab2/explain.sql' $v $A[3] }</w:t>
-            </w:r>
-          </w:p>
-          <w:p>
-            <w:pPr>
-              <w:spacing w:line="240" w:lineRule="auto"/>
-            </w:pPr>
-            <w:r>
-              <w:rPr>
-                <w:rFonts w:ascii="Courier New" w:hAnsi="Courier New" w:eastAsia="Courier New"/>
-                <w:sz w:val="15"/>
-              </w:rPr>
-              <w:t xml:space="preserve">            'measure' { Need-Variant $v; Run 'lab2/measure.sql' $v $A[3]</w:t>
+              <w:t xml:space="preserve">            'gen'     { Run 'big_db_indexes/add_data.sql' $A[2] }</w:t>
+            </w:r>
+          </w:p>
+          <w:p>
+            <w:pPr>
+              <w:spacing w:line="240" w:lineRule="auto"/>
+            </w:pPr>
+            <w:r>
+              <w:rPr>
+                <w:rFonts w:ascii="Courier New" w:hAnsi="Courier New" w:eastAsia="Courier New"/>
+                <w:sz w:val="15"/>
+              </w:rPr>
+              <w:t xml:space="preserve">            'restore' { Run 'big_db_indexes/restore_lr1.sql' }</w:t>
+            </w:r>
+          </w:p>
+          <w:p>
+            <w:pPr>
+              <w:spacing w:line="240" w:lineRule="auto"/>
+            </w:pPr>
+            <w:r>
+              <w:rPr>
+                <w:rFonts w:ascii="Courier New" w:hAnsi="Courier New" w:eastAsia="Courier New"/>
+                <w:sz w:val="15"/>
+              </w:rPr>
+              <w:t xml:space="preserve">            'tbs'     { Run 'big_db_indexes/tablespace.sql' $A[2] }</w:t>
+            </w:r>
+          </w:p>
+          <w:p>
+            <w:pPr>
+              <w:spacing w:line="240" w:lineRule="auto"/>
+            </w:pPr>
+            <w:r>
+              <w:rPr>
+                <w:rFonts w:ascii="Courier New" w:hAnsi="Courier New" w:eastAsia="Courier New"/>
+                <w:sz w:val="15"/>
+              </w:rPr>
+              <w:t xml:space="preserve">            'time'    { Need-Variant $v; Run 'big_db_indexes/time_current.sql' $v $A[3] }</w:t>
+            </w:r>
+          </w:p>
+          <w:p>
+            <w:pPr>
+              <w:spacing w:line="240" w:lineRule="auto"/>
+            </w:pPr>
+            <w:r>
+              <w:rPr>
+                <w:rFonts w:ascii="Courier New" w:hAnsi="Courier New" w:eastAsia="Courier New"/>
+                <w:sz w:val="15"/>
+              </w:rPr>
+              <w:t xml:space="preserve">            'timing'  { Need-Variant $v; Run 'big_db_indexes/time_timing.sql' $v $A[3] }</w:t>
+            </w:r>
+          </w:p>
+          <w:p>
+            <w:pPr>
+              <w:spacing w:line="240" w:lineRule="auto"/>
+            </w:pPr>
+            <w:r>
+              <w:rPr>
+                <w:rFonts w:ascii="Courier New" w:hAnsi="Courier New" w:eastAsia="Courier New"/>
+                <w:sz w:val="15"/>
+              </w:rPr>
+              <w:t xml:space="preserve">            'idx'     { Need-Variant $v; Run 'big_db_indexes/idx_names.sql' $v }</w:t>
+            </w:r>
+          </w:p>
+          <w:p>
+            <w:pPr>
+              <w:spacing w:line="240" w:lineRule="auto"/>
+            </w:pPr>
+            <w:r>
+              <w:rPr>
+                <w:rFonts w:ascii="Courier New" w:hAnsi="Courier New" w:eastAsia="Courier New"/>
+                <w:sz w:val="15"/>
+              </w:rPr>
+              <w:t xml:space="preserve">            'idx1'    { Need-Variant $v; Run 'big_db_indexes/idx_1.sql' $v $A[3] }</w:t>
+            </w:r>
+          </w:p>
+          <w:p>
+            <w:pPr>
+              <w:spacing w:line="240" w:lineRule="auto"/>
+            </w:pPr>
+            <w:r>
+              <w:rPr>
+                <w:rFonts w:ascii="Courier New" w:hAnsi="Courier New" w:eastAsia="Courier New"/>
+                <w:sz w:val="15"/>
+              </w:rPr>
+              <w:t xml:space="preserve">            'idx0'    { Need-Variant $v; Run 'big_db_indexes/idx_0.sql' $v }</w:t>
+            </w:r>
+          </w:p>
+          <w:p>
+            <w:pPr>
+              <w:spacing w:line="240" w:lineRule="auto"/>
+            </w:pPr>
+            <w:r>
+              <w:rPr>
+                <w:rFonts w:ascii="Courier New" w:hAnsi="Courier New" w:eastAsia="Courier New"/>
+                <w:sz w:val="15"/>
+              </w:rPr>
+              <w:t xml:space="preserve">            'pk1'     { Need-Variant $v; Run 'big_db_indexes/create_ref0.sql' $v }</w:t>
+            </w:r>
+          </w:p>
+          <w:p>
+            <w:pPr>
+              <w:spacing w:line="240" w:lineRule="auto"/>
+            </w:pPr>
+            <w:r>
+              <w:rPr>
+                <w:rFonts w:ascii="Courier New" w:hAnsi="Courier New" w:eastAsia="Courier New"/>
+                <w:sz w:val="15"/>
+              </w:rPr>
+              <w:t xml:space="preserve">            'pk0'     { Need-Variant $v; Run 'big_db_indexes/create_ref1.sql' $v }</w:t>
+            </w:r>
+          </w:p>
+          <w:p>
+            <w:pPr>
+              <w:spacing w:line="240" w:lineRule="auto"/>
+            </w:pPr>
+            <w:r>
+              <w:rPr>
+                <w:rFonts w:ascii="Courier New" w:hAnsi="Courier New" w:eastAsia="Courier New"/>
+                <w:sz w:val="15"/>
+              </w:rPr>
+              <w:t xml:space="preserve">            'copy'    { Need-Variant $v; Run 'big_db_indexes/copy_ref.sql' $v }</w:t>
+            </w:r>
+          </w:p>
+          <w:p>
+            <w:pPr>
+              <w:spacing w:line="240" w:lineRule="auto"/>
+            </w:pPr>
+            <w:r>
+              <w:rPr>
+                <w:rFonts w:ascii="Courier New" w:hAnsi="Courier New" w:eastAsia="Courier New"/>
+                <w:sz w:val="15"/>
+              </w:rPr>
+              <w:t xml:space="preserve">            'explain' { Need-Variant $v; Run 'big_db_indexes/explain.sql' $v $A[3] }</w:t>
+            </w:r>
+          </w:p>
+          <w:p>
+            <w:pPr>
+              <w:spacing w:line="240" w:lineRule="auto"/>
+            </w:pPr>
+            <w:r>
+              <w:rPr>
+                <w:rFonts w:ascii="Courier New" w:hAnsi="Courier New" w:eastAsia="Courier New"/>
+                <w:sz w:val="15"/>
+              </w:rPr>
+              <w:t xml:space="preserve">            'measure' { Need-Variant $v; Run 'big_db_indexes/measure.sql' $v $A[3]</w:t>
             </w:r>
           </w:p>
           <w:p>
@@ -20010,7 +20010,7 @@
                 <w:rFonts w:ascii="Courier New" w:hAnsi="Courier New" w:eastAsia="Courier New"/>
                 <w:sz w:val="15"/>
               </w:rPr>
-              <w:t xml:space="preserve">    # защита ЛР2: запрос варианта без индексов и с индексами (lab2/zashita/*.sql)</w:t>
+              <w:t xml:space="preserve">    # защита ЛР2: запрос варианта без индексов и с индексами (big_db_indexes/zashita/*.sql)</w:t>
             </w:r>
           </w:p>
           <w:p>
@@ -20058,7 +20058,7 @@
                 <w:rFonts w:ascii="Courier New" w:hAnsi="Courier New" w:eastAsia="Courier New"/>
                 <w:sz w:val="15"/>
               </w:rPr>
-              <w:t xml:space="preserve">            Run 'lab2/zashita/restore.sql'</w:t>
+              <w:t xml:space="preserve">            Run 'big_db_indexes/zashita/restore.sql'</w:t>
             </w:r>
           </w:p>
           <w:p>
@@ -20130,19 +20130,19 @@
                 <w:rFonts w:ascii="Courier New" w:hAnsi="Courier New" w:eastAsia="Courier New"/>
                 <w:sz w:val="15"/>
               </w:rPr>
-              <w:t xml:space="preserve">            $idxFile = @{ 'idx' = 'lab2/zashita/show_idx.sql'; 'idx_drop' = 'lab2/zashita/idx_drop.sql'</w:t>
-            </w:r>
-          </w:p>
-          <w:p>
-            <w:pPr>
-              <w:spacing w:line="240" w:lineRule="auto"/>
-            </w:pPr>
-            <w:r>
-              <w:rPr>
-                <w:rFonts w:ascii="Courier New" w:hAnsi="Courier New" w:eastAsia="Courier New"/>
-                <w:sz w:val="15"/>
-              </w:rPr>
-              <w:t xml:space="preserve">                          'idx_add' = 'lab2/zashita/idx_add.sql' }[$step]</w:t>
+              <w:t xml:space="preserve">            $idxFile = @{ 'idx' = 'big_db_indexes/zashita/show_idx.sql'; 'idx_drop' = 'big_db_indexes/zashita/idx_drop.sql'</w:t>
+            </w:r>
+          </w:p>
+          <w:p>
+            <w:pPr>
+              <w:spacing w:line="240" w:lineRule="auto"/>
+            </w:pPr>
+            <w:r>
+              <w:rPr>
+                <w:rFonts w:ascii="Courier New" w:hAnsi="Courier New" w:eastAsia="Courier New"/>
+                <w:sz w:val="15"/>
+              </w:rPr>
+              <w:t xml:space="preserve">                          'idx_add' = 'big_db_indexes/zashita/idx_add.sql' }[$step]</w:t>
             </w:r>
           </w:p>
           <w:p>
@@ -20250,19 +20250,19 @@
                 <w:rFonts w:ascii="Courier New" w:hAnsi="Courier New" w:eastAsia="Courier New"/>
                 <w:sz w:val="15"/>
               </w:rPr>
-              <w:t xml:space="preserve">            $file = @{ 'all' = 'lab2/zashita/z_all.sql'; '1' = 'lab2/zashita/z1_query.sql'</w:t>
-            </w:r>
-          </w:p>
-          <w:p>
-            <w:pPr>
-              <w:spacing w:line="240" w:lineRule="auto"/>
-            </w:pPr>
-            <w:r>
-              <w:rPr>
-                <w:rFonts w:ascii="Courier New" w:hAnsi="Courier New" w:eastAsia="Courier New"/>
-                <w:sz w:val="15"/>
-              </w:rPr>
-              <w:t xml:space="preserve">                       '2' = 'lab2/zashita/z2_noidx.sql'; '3' = 'lab2/zashita/z3_idx.sql' }[$step]</w:t>
+              <w:t xml:space="preserve">            $file = @{ 'all' = 'big_db_indexes/zashita/z_all.sql'; '1' = 'big_db_indexes/zashita/z1_query.sql'</w:t>
+            </w:r>
+          </w:p>
+          <w:p>
+            <w:pPr>
+              <w:spacing w:line="240" w:lineRule="auto"/>
+            </w:pPr>
+            <w:r>
+              <w:rPr>
+                <w:rFonts w:ascii="Courier New" w:hAnsi="Courier New" w:eastAsia="Courier New"/>
+                <w:sz w:val="15"/>
+              </w:rPr>
+              <w:t xml:space="preserve">                       '2' = 'big_db_indexes/zashita/z2_noidx.sql'; '3' = 'big_db_indexes/zashita/z3_idx.sql' }[$step]</w:t>
             </w:r>
           </w:p>
           <w:p>
@@ -20358,7 +20358,7 @@
                 <w:rFonts w:ascii="Courier New" w:hAnsi="Courier New" w:eastAsia="Courier New"/>
                 <w:sz w:val="15"/>
               </w:rPr>
-              <w:t xml:space="preserve">                Run 'lab2/zashita/check_args.sql' $A[1] $A[3] $A[4] -Stop</w:t>
+              <w:t xml:space="preserve">                Run 'big_db_indexes/zashita/check_args.sql' $A[1] $A[3] $A[4] -Stop</w:t>
             </w:r>
           </w:p>
           <w:p>

--- a/reports/docx/ЛР2_вариант_22.docx
+++ b/reports/docx/ЛР2_вариант_22.docx
@@ -10082,7 +10082,7 @@
               <w:rPr>
                 <w:sz w:val="22"/>
               </w:rPr>
-              <w:t>./help zas 22</w:t>
+              <w:t>./help lr2 def 22</w:t>
             </w:r>
           </w:p>
         </w:tc>
@@ -10123,7 +10123,7 @@
               <w:rPr>
                 <w:sz w:val="22"/>
               </w:rPr>
-              <w:t>./help zas restore</w:t>
+              <w:t>./help lr2 def restore</w:t>
             </w:r>
           </w:p>
         </w:tc>
@@ -10221,7 +10221,7 @@
         <w:rPr>
           <w:b w:val="0"/>
         </w:rPr>
-        <w:t>Задание на защиту (ПРОДАЖА, ТОВАР и поставщик или категория без индексов и с индексами варианта) выполняется командами ./help zas; результаты приведены в отдельном отчёте «Защита_вариант_22.txt».</w:t>
+        <w:t>Задание на защиту (ПРОДАЖА, ТОВАР и поставщик или категория без индексов и с индексами варианта) выполняется командами ./help lr2 def; результаты приведены в отдельном отчёте «Защита_вариант_22.txt».</w:t>
       </w:r>
     </w:p>
     <w:p>
@@ -10623,7 +10623,7 @@
                 <w:rFonts w:ascii="Courier New" w:hAnsi="Courier New" w:eastAsia="Courier New"/>
                 <w:sz w:val="16"/>
               </w:rPr>
-              <w:t xml:space="preserve">  ./help zas 20 [all] ["поставщик1" "поставщик2"] - в.20: задания 1-3 подряд  [big_db_indexes/zashita/z_all.sql, запрос big_db_indexes/zashita/vNN_query.sql]</w:t>
+              <w:t xml:space="preserve">  ./help lr2 def 20 [all] ["поставщик1" "поставщик2"] - в.20: задания 1-3 подряд  [big_db_indexes/zashita/z_all.sql, запрос big_db_indexes/zashita/vNN_query.sql]</w:t>
             </w:r>
           </w:p>
           <w:p>
@@ -10635,7 +10635,7 @@
                 <w:rFonts w:ascii="Courier New" w:hAnsi="Courier New" w:eastAsia="Courier New"/>
                 <w:sz w:val="16"/>
               </w:rPr>
-              <w:t xml:space="preserve">                                         пример: ./help zas 20 all "ООО Турман" "ЧП Загорье"</w:t>
+              <w:t xml:space="preserve">                                         пример: ./help lr2 def 20 all "ООО Турман" "ЧП Загорье"</w:t>
             </w:r>
           </w:p>
           <w:p>
@@ -10647,7 +10647,7 @@
                 <w:rFonts w:ascii="Courier New" w:hAnsi="Courier New" w:eastAsia="Courier New"/>
                 <w:sz w:val="16"/>
               </w:rPr>
-              <w:t xml:space="preserve">  ./help zas 22 [all] [категория]  - в.22: задания 1-3 подряд  [big_db_indexes/zashita/z_all.sql, запрос big_db_indexes/zashita/vNN_query.sql]</w:t>
+              <w:t xml:space="preserve">  ./help lr2 def 22 [all] [категория]  - в.22: задания 1-3 подряд  [big_db_indexes/zashita/z_all.sql, запрос big_db_indexes/zashita/vNN_query.sql]</w:t>
             </w:r>
           </w:p>
           <w:p>
@@ -10659,7 +10659,7 @@
                 <w:rFonts w:ascii="Courier New" w:hAnsi="Courier New" w:eastAsia="Courier New"/>
                 <w:sz w:val="16"/>
               </w:rPr>
-              <w:t xml:space="preserve">                                         пример: ./help zas 22 all мебель</w:t>
+              <w:t xml:space="preserve">                                         пример: ./help lr2 def 22 all мебель</w:t>
             </w:r>
           </w:p>
           <w:p>
@@ -10671,7 +10671,7 @@
                 <w:rFonts w:ascii="Courier New" w:hAnsi="Courier New" w:eastAsia="Courier New"/>
                 <w:sz w:val="16"/>
               </w:rPr>
-              <w:t xml:space="preserve">  ./help zas 20|22 1 [параметры]   - 1) запрос варианта и результат  [big_db_indexes/zashita/z1_query.sql, запрос big_db_indexes/zashita/vNN_query.sql]</w:t>
+              <w:t xml:space="preserve">  ./help lr2 def 20|22 1 [параметры] - 1) запрос варианта и результат  [big_db_indexes/zashita/z1_query.sql, запрос big_db_indexes/zashita/vNN_query.sql]</w:t>
             </w:r>
           </w:p>
           <w:p>
@@ -10683,7 +10683,7 @@
                 <w:rFonts w:ascii="Courier New" w:hAnsi="Courier New" w:eastAsia="Courier New"/>
                 <w:sz w:val="16"/>
               </w:rPr>
-              <w:t xml:space="preserve">                                         пример: ./help zas 20 1 "ООО Турман" "ЧП Загорье"      ./help zas 22 1 мебель</w:t>
+              <w:t xml:space="preserve">                                         пример: ./help lr2 def 20 1 "ООО Турман" "ЧП Загорье"      ./help lr2 def 22 1 мебель</w:t>
             </w:r>
           </w:p>
           <w:p>
@@ -10695,7 +10695,7 @@
                 <w:rFonts w:ascii="Courier New" w:hAnsi="Courier New" w:eastAsia="Courier New"/>
                 <w:sz w:val="16"/>
               </w:rPr>
-              <w:t xml:space="preserve">  ./help zas 20|22 2 [параметры]   - 2) в.20 без индексов, в.22 с индексом ПРОДАЖА(товар) btree: 5 замеров в мс, минимум, EXPLAIN ANALYZE  [big_db_indexes/zashita/z2_noidx.sql, запрос big_db_indexes/zashita/vNN_query.sql]</w:t>
+              <w:t xml:space="preserve">  ./help lr2 def 20|22 2 [параметры] - 2) в.20 без индексов (показ: индексов 0, в плане не используются), в.22 с индексом ПРОДАЖА(товар) btree: 5 замеров в мс, минимум, EXPLAIN ANALYZE  [big_db_indexes/zashita/z2_noidx.sql, запрос big_db_indexes/zashita/vNN_query.sql]</w:t>
             </w:r>
           </w:p>
           <w:p>
@@ -10707,7 +10707,7 @@
                 <w:rFonts w:ascii="Courier New" w:hAnsi="Courier New" w:eastAsia="Courier New"/>
                 <w:sz w:val="16"/>
               </w:rPr>
-              <w:t xml:space="preserve">                                         пример: ./help zas 20 2 "ООО Турман" "ЧП Загорье"      ./help zas 22 2 мебель</w:t>
+              <w:t xml:space="preserve">                                         пример: ./help lr2 def 20 2 "ООО Турман" "ЧП Загорье"      ./help lr2 def 22 2 мебель</w:t>
             </w:r>
           </w:p>
           <w:p>
@@ -10719,7 +10719,7 @@
                 <w:rFonts w:ascii="Courier New" w:hAnsi="Courier New" w:eastAsia="Courier New"/>
                 <w:sz w:val="16"/>
               </w:rPr>
-              <w:t xml:space="preserve">  ./help zas 20|22 3 [параметры]   - 3) индексы варианта, 5 замеров в мс, минимум, EXPLAIN ANALYZE  [big_db_indexes/zashita/z3_idx.sql, запрос big_db_indexes/zashita/vNN_query.sql]</w:t>
+              <w:t xml:space="preserve">  ./help lr2 def 20|22 3 [параметры] - 3) индексы варианта, 5 замеров в мс, минимум, EXPLAIN ANALYZE, использование индексов в плане  [big_db_indexes/zashita/z3_idx.sql, запрос big_db_indexes/zashita/vNN_query.sql]</w:t>
             </w:r>
           </w:p>
           <w:p>
@@ -10731,7 +10731,7 @@
                 <w:rFonts w:ascii="Courier New" w:hAnsi="Courier New" w:eastAsia="Courier New"/>
                 <w:sz w:val="16"/>
               </w:rPr>
-              <w:t xml:space="preserve">                                         пример: ./help zas 20 3 "ООО Турман" "ЧП Загорье"      ./help zas 22 3 мебель</w:t>
+              <w:t xml:space="preserve">                                         пример: ./help lr2 def 20 3 "ООО Турман" "ЧП Загорье"      ./help lr2 def 22 3 мебель</w:t>
             </w:r>
           </w:p>
           <w:p>
@@ -10743,7 +10743,7 @@
                 <w:rFonts w:ascii="Courier New" w:hAnsi="Courier New" w:eastAsia="Courier New"/>
                 <w:sz w:val="16"/>
               </w:rPr>
-              <w:t xml:space="preserve">  ./help zas 20|22 idx             - индексы таблиц запроса варианта  [big_db_indexes/zashita/show_idx.sql]</w:t>
+              <w:t xml:space="preserve">  ./help lr2 def 20|22 idx         - индексы таблиц запроса варианта  [big_db_indexes/zashita/show_idx.sql]</w:t>
             </w:r>
           </w:p>
           <w:p>
@@ -10755,7 +10755,7 @@
                 <w:rFonts w:ascii="Courier New" w:hAnsi="Courier New" w:eastAsia="Courier New"/>
                 <w:sz w:val="16"/>
               </w:rPr>
-              <w:t xml:space="preserve">                                         пример: ./help zas 20 idx      ./help zas 22 idx</w:t>
+              <w:t xml:space="preserve">                                         пример: ./help lr2 def 20 idx      ./help lr2 def 22 idx</w:t>
             </w:r>
           </w:p>
           <w:p>
@@ -10767,7 +10767,7 @@
                 <w:rFonts w:ascii="Courier New" w:hAnsi="Courier New" w:eastAsia="Courier New"/>
                 <w:sz w:val="16"/>
               </w:rPr>
-              <w:t xml:space="preserve">  ./help zas 20|22 idx_drop        - удалить индексы задания 3 (zas_*), остальные и PRIMARY KEY не трогаются  [big_db_indexes/zashita/idx_drop.sql]</w:t>
+              <w:t xml:space="preserve">  ./help lr2 def 20|22 idx_drop    - удалить индексы задания 3 своего варианта (def20_* / def22_*), остальные и PRIMARY KEY не трогаются  [big_db_indexes/zashita/idx_drop.sql]</w:t>
             </w:r>
           </w:p>
           <w:p>
@@ -10779,7 +10779,7 @@
                 <w:rFonts w:ascii="Courier New" w:hAnsi="Courier New" w:eastAsia="Courier New"/>
                 <w:sz w:val="16"/>
               </w:rPr>
-              <w:t xml:space="preserve">                                         пример: ./help zas 20 idx_drop      ./help zas 22 idx_drop</w:t>
+              <w:t xml:space="preserve">                                         пример: ./help lr2 def 20 idx_drop      ./help lr2 def 22 idx_drop</w:t>
             </w:r>
           </w:p>
           <w:p>
@@ -10791,7 +10791,7 @@
                 <w:rFonts w:ascii="Courier New" w:hAnsi="Courier New" w:eastAsia="Courier New"/>
                 <w:sz w:val="16"/>
               </w:rPr>
-              <w:t xml:space="preserve">  ./help zas 20|22 idx_add         - создать индексы задания 3 (zas_*) без замеров  [big_db_indexes/zashita/idx_add.sql]</w:t>
+              <w:t xml:space="preserve">  ./help lr2 def 20|22 idx_add     - создать индексы задания 3 своего варианта (def20_* / def22_*) без замеров  [big_db_indexes/zashita/idx_add.sql]</w:t>
             </w:r>
           </w:p>
           <w:p>
@@ -10803,7 +10803,7 @@
                 <w:rFonts w:ascii="Courier New" w:hAnsi="Courier New" w:eastAsia="Courier New"/>
                 <w:sz w:val="16"/>
               </w:rPr>
-              <w:t xml:space="preserve">                                         пример: ./help zas 20 idx_add      ./help zas 22 idx_add</w:t>
+              <w:t xml:space="preserve">                                         пример: ./help lr2 def 20 idx_add      ./help lr2 def 22 idx_add</w:t>
             </w:r>
           </w:p>
           <w:p>
@@ -10815,7 +10815,7 @@
                 <w:rFonts w:ascii="Courier New" w:hAnsi="Courier New" w:eastAsia="Courier New"/>
                 <w:sz w:val="16"/>
               </w:rPr>
-              <w:t xml:space="preserve">  ./help zas restore               - удалить индексы защиты, вернуть PRIMARY KEY  [big_db_indexes/zashita/restore.sql]</w:t>
+              <w:t xml:space="preserve">  ./help lr2 def restore           - удалить индексы защиты, вернуть PRIMARY KEY  [big_db_indexes/zashita/restore.sql]</w:t>
             </w:r>
           </w:p>
           <w:p>
@@ -11117,7 +11117,427 @@
                 <w:rFonts w:ascii="Courier New" w:hAnsi="Courier New" w:eastAsia="Courier New"/>
                 <w:sz w:val="16"/>
               </w:rPr>
-              <w:t xml:space="preserve">            default   { Say 'ОШИБКА: ./help lr2 gen|restore|tbs|time|timing|idx|idx1|idx0|pk1|pk0|copy|explain|measure|results'; exit 1 }</w:t>
+              <w:t xml:space="preserve">            # защита ЛР2: ./help lr2 def 20|22 [шаг] [параметры] (big_db_indexes/zashita/*.sql)</w:t>
+            </w:r>
+          </w:p>
+          <w:p>
+            <w:pPr>
+              <w:spacing w:line="240" w:lineRule="auto"/>
+            </w:pPr>
+            <w:r>
+              <w:rPr>
+                <w:rFonts w:ascii="Courier New" w:hAnsi="Courier New" w:eastAsia="Courier New"/>
+                <w:sz w:val="16"/>
+              </w:rPr>
+              <w:t xml:space="preserve">            'def'     {</w:t>
+            </w:r>
+          </w:p>
+          <w:p>
+            <w:pPr>
+              <w:spacing w:line="240" w:lineRule="auto"/>
+            </w:pPr>
+            <w:r>
+              <w:rPr>
+                <w:rFonts w:ascii="Courier New" w:hAnsi="Courier New" w:eastAsia="Courier New"/>
+                <w:sz w:val="16"/>
+              </w:rPr>
+              <w:t xml:space="preserve">                if ($A[2] -eq 'restore') {</w:t>
+            </w:r>
+          </w:p>
+          <w:p>
+            <w:pPr>
+              <w:spacing w:line="240" w:lineRule="auto"/>
+            </w:pPr>
+            <w:r>
+              <w:rPr>
+                <w:rFonts w:ascii="Courier New" w:hAnsi="Courier New" w:eastAsia="Courier New"/>
+                <w:sz w:val="16"/>
+              </w:rPr>
+              <w:t xml:space="preserve">                    if ($Argv.Count -gt 3) { Say 'ОШИБКА: у ./help lr2 def restore нет параметров'; exit 1 }</w:t>
+            </w:r>
+          </w:p>
+          <w:p>
+            <w:pPr>
+              <w:spacing w:line="240" w:lineRule="auto"/>
+            </w:pPr>
+            <w:r>
+              <w:rPr>
+                <w:rFonts w:ascii="Courier New" w:hAnsi="Courier New" w:eastAsia="Courier New"/>
+                <w:sz w:val="16"/>
+              </w:rPr>
+              <w:t xml:space="preserve">                    Run 'big_db_indexes/zashita/restore.sql'</w:t>
+            </w:r>
+          </w:p>
+          <w:p>
+            <w:pPr>
+              <w:spacing w:line="240" w:lineRule="auto"/>
+            </w:pPr>
+            <w:r>
+              <w:rPr>
+                <w:rFonts w:ascii="Courier New" w:hAnsi="Courier New" w:eastAsia="Courier New"/>
+                <w:sz w:val="16"/>
+              </w:rPr>
+              <w:t xml:space="preserve">                }</w:t>
+            </w:r>
+          </w:p>
+          <w:p>
+            <w:pPr>
+              <w:spacing w:line="240" w:lineRule="auto"/>
+            </w:pPr>
+            <w:r>
+              <w:rPr>
+                <w:rFonts w:ascii="Courier New" w:hAnsi="Courier New" w:eastAsia="Courier New"/>
+                <w:sz w:val="16"/>
+              </w:rPr>
+              <w:t xml:space="preserve">                else {</w:t>
+            </w:r>
+          </w:p>
+          <w:p>
+            <w:pPr>
+              <w:spacing w:line="240" w:lineRule="auto"/>
+            </w:pPr>
+            <w:r>
+              <w:rPr>
+                <w:rFonts w:ascii="Courier New" w:hAnsi="Courier New" w:eastAsia="Courier New"/>
+                <w:sz w:val="16"/>
+              </w:rPr>
+              <w:t xml:space="preserve">                    Need-Variant $v</w:t>
+            </w:r>
+          </w:p>
+          <w:p>
+            <w:pPr>
+              <w:spacing w:line="240" w:lineRule="auto"/>
+            </w:pPr>
+            <w:r>
+              <w:rPr>
+                <w:rFonts w:ascii="Courier New" w:hAnsi="Courier New" w:eastAsia="Courier New"/>
+                <w:sz w:val="16"/>
+              </w:rPr>
+              <w:t xml:space="preserve">                    $step = if ($A[3]) { $A[3] } else { 'all' }</w:t>
+            </w:r>
+          </w:p>
+          <w:p>
+            <w:pPr>
+              <w:spacing w:line="240" w:lineRule="auto"/>
+            </w:pPr>
+            <w:r>
+              <w:rPr>
+                <w:rFonts w:ascii="Courier New" w:hAnsi="Courier New" w:eastAsia="Courier New"/>
+                <w:sz w:val="16"/>
+              </w:rPr>
+              <w:t xml:space="preserve">                    # индексы варианта (без параметров запроса)</w:t>
+            </w:r>
+          </w:p>
+          <w:p>
+            <w:pPr>
+              <w:spacing w:line="240" w:lineRule="auto"/>
+            </w:pPr>
+            <w:r>
+              <w:rPr>
+                <w:rFonts w:ascii="Courier New" w:hAnsi="Courier New" w:eastAsia="Courier New"/>
+                <w:sz w:val="16"/>
+              </w:rPr>
+              <w:t xml:space="preserve">                    $idxFile = @{ 'idx' = 'big_db_indexes/zashita/show_idx.sql'; 'idx_drop' = 'big_db_indexes/zashita/idx_drop.sql'</w:t>
+            </w:r>
+          </w:p>
+          <w:p>
+            <w:pPr>
+              <w:spacing w:line="240" w:lineRule="auto"/>
+            </w:pPr>
+            <w:r>
+              <w:rPr>
+                <w:rFonts w:ascii="Courier New" w:hAnsi="Courier New" w:eastAsia="Courier New"/>
+                <w:sz w:val="16"/>
+              </w:rPr>
+              <w:t xml:space="preserve">                                  'idx_add' = 'big_db_indexes/zashita/idx_add.sql' }[$step]</w:t>
+            </w:r>
+          </w:p>
+          <w:p>
+            <w:pPr>
+              <w:spacing w:line="240" w:lineRule="auto"/>
+            </w:pPr>
+            <w:r>
+              <w:rPr>
+                <w:rFonts w:ascii="Courier New" w:hAnsi="Courier New" w:eastAsia="Courier New"/>
+                <w:sz w:val="16"/>
+              </w:rPr>
+              <w:t xml:space="preserve">                    # параметров запроса: в.20 - не больше двух поставщиков, в.22 - одна категория</w:t>
+            </w:r>
+          </w:p>
+          <w:p>
+            <w:pPr>
+              <w:spacing w:line="240" w:lineRule="auto"/>
+            </w:pPr>
+            <w:r>
+              <w:rPr>
+                <w:rFonts w:ascii="Courier New" w:hAnsi="Courier New" w:eastAsia="Courier New"/>
+                <w:sz w:val="16"/>
+              </w:rPr>
+              <w:t xml:space="preserve">                    $max = if ($idxFile) { 4 } elseif ($v -eq '20') { 6 } else { 5 }</w:t>
+            </w:r>
+          </w:p>
+          <w:p>
+            <w:pPr>
+              <w:spacing w:line="240" w:lineRule="auto"/>
+            </w:pPr>
+            <w:r>
+              <w:rPr>
+                <w:rFonts w:ascii="Courier New" w:hAnsi="Courier New" w:eastAsia="Courier New"/>
+                <w:sz w:val="16"/>
+              </w:rPr>
+              <w:t xml:space="preserve">                    if ($Argv.Count -gt $max) {</w:t>
+            </w:r>
+          </w:p>
+          <w:p>
+            <w:pPr>
+              <w:spacing w:line="240" w:lineRule="auto"/>
+            </w:pPr>
+            <w:r>
+              <w:rPr>
+                <w:rFonts w:ascii="Courier New" w:hAnsi="Courier New" w:eastAsia="Courier New"/>
+                <w:sz w:val="16"/>
+              </w:rPr>
+              <w:t xml:space="preserve">                        Say ('ОШИБКА: лишние параметры: ' + ($Argv[$max..($Argv.Count - 1)] -join ' '))</w:t>
+            </w:r>
+          </w:p>
+          <w:p>
+            <w:pPr>
+              <w:spacing w:line="240" w:lineRule="auto"/>
+            </w:pPr>
+            <w:r>
+              <w:rPr>
+                <w:rFonts w:ascii="Courier New" w:hAnsi="Courier New" w:eastAsia="Courier New"/>
+                <w:sz w:val="16"/>
+              </w:rPr>
+              <w:t xml:space="preserve">                        Say '  ./help lr2 def 20 [all|1|2|3] ["поставщик1" "поставщик2"]   ./help lr2 def 22 [all|1|2|3] [категория]'</w:t>
+            </w:r>
+          </w:p>
+          <w:p>
+            <w:pPr>
+              <w:spacing w:line="240" w:lineRule="auto"/>
+            </w:pPr>
+            <w:r>
+              <w:rPr>
+                <w:rFonts w:ascii="Courier New" w:hAnsi="Courier New" w:eastAsia="Courier New"/>
+                <w:sz w:val="16"/>
+              </w:rPr>
+              <w:t xml:space="preserve">                        Say '  ./help lr2 def 20|22 idx|idx_drop|idx_add   ./help lr2 def restore'</w:t>
+            </w:r>
+          </w:p>
+          <w:p>
+            <w:pPr>
+              <w:spacing w:line="240" w:lineRule="auto"/>
+            </w:pPr>
+            <w:r>
+              <w:rPr>
+                <w:rFonts w:ascii="Courier New" w:hAnsi="Courier New" w:eastAsia="Courier New"/>
+                <w:sz w:val="16"/>
+              </w:rPr>
+              <w:t xml:space="preserve">                        exit 1</w:t>
+            </w:r>
+          </w:p>
+          <w:p>
+            <w:pPr>
+              <w:spacing w:line="240" w:lineRule="auto"/>
+            </w:pPr>
+            <w:r>
+              <w:rPr>
+                <w:rFonts w:ascii="Courier New" w:hAnsi="Courier New" w:eastAsia="Courier New"/>
+                <w:sz w:val="16"/>
+              </w:rPr>
+              <w:t xml:space="preserve">                    }</w:t>
+            </w:r>
+          </w:p>
+          <w:p>
+            <w:pPr>
+              <w:spacing w:line="240" w:lineRule="auto"/>
+            </w:pPr>
+            <w:r>
+              <w:rPr>
+                <w:rFonts w:ascii="Courier New" w:hAnsi="Courier New" w:eastAsia="Courier New"/>
+                <w:sz w:val="16"/>
+              </w:rPr>
+              <w:t xml:space="preserve">                    $file = @{ 'all' = 'big_db_indexes/zashita/z_all.sql'; '1' = 'big_db_indexes/zashita/z1_query.sql'</w:t>
+            </w:r>
+          </w:p>
+          <w:p>
+            <w:pPr>
+              <w:spacing w:line="240" w:lineRule="auto"/>
+            </w:pPr>
+            <w:r>
+              <w:rPr>
+                <w:rFonts w:ascii="Courier New" w:hAnsi="Courier New" w:eastAsia="Courier New"/>
+                <w:sz w:val="16"/>
+              </w:rPr>
+              <w:t xml:space="preserve">                               '2' = 'big_db_indexes/zashita/z2_noidx.sql'; '3' = 'big_db_indexes/zashita/z3_idx.sql' }[$step]</w:t>
+            </w:r>
+          </w:p>
+          <w:p>
+            <w:pPr>
+              <w:spacing w:line="240" w:lineRule="auto"/>
+            </w:pPr>
+            <w:r>
+              <w:rPr>
+                <w:rFonts w:ascii="Courier New" w:hAnsi="Courier New" w:eastAsia="Courier New"/>
+                <w:sz w:val="16"/>
+              </w:rPr>
+              <w:t xml:space="preserve">                    if ($idxFile) { Run $idxFile $v }</w:t>
+            </w:r>
+          </w:p>
+          <w:p>
+            <w:pPr>
+              <w:spacing w:line="240" w:lineRule="auto"/>
+            </w:pPr>
+            <w:r>
+              <w:rPr>
+                <w:rFonts w:ascii="Courier New" w:hAnsi="Courier New" w:eastAsia="Courier New"/>
+                <w:sz w:val="16"/>
+              </w:rPr>
+              <w:t xml:space="preserve">                    elseif (-not $file) {</w:t>
+            </w:r>
+          </w:p>
+          <w:p>
+            <w:pPr>
+              <w:spacing w:line="240" w:lineRule="auto"/>
+            </w:pPr>
+            <w:r>
+              <w:rPr>
+                <w:rFonts w:ascii="Courier New" w:hAnsi="Courier New" w:eastAsia="Courier New"/>
+                <w:sz w:val="16"/>
+              </w:rPr>
+              <w:t xml:space="preserve">                        Say 'ОШИБКА: ./help lr2 def 20|22 [all|1|2|3|idx|idx_drop|idx_add] [параметры]  или  ./help lr2 def restore'</w:t>
+            </w:r>
+          </w:p>
+          <w:p>
+            <w:pPr>
+              <w:spacing w:line="240" w:lineRule="auto"/>
+            </w:pPr>
+            <w:r>
+              <w:rPr>
+                <w:rFonts w:ascii="Courier New" w:hAnsi="Courier New" w:eastAsia="Courier New"/>
+                <w:sz w:val="16"/>
+              </w:rPr>
+              <w:t xml:space="preserve">                        exit 1</w:t>
+            </w:r>
+          </w:p>
+          <w:p>
+            <w:pPr>
+              <w:spacing w:line="240" w:lineRule="auto"/>
+            </w:pPr>
+            <w:r>
+              <w:rPr>
+                <w:rFonts w:ascii="Courier New" w:hAnsi="Courier New" w:eastAsia="Courier New"/>
+                <w:sz w:val="16"/>
+              </w:rPr>
+              <w:t xml:space="preserve">                    }</w:t>
+            </w:r>
+          </w:p>
+          <w:p>
+            <w:pPr>
+              <w:spacing w:line="240" w:lineRule="auto"/>
+            </w:pPr>
+            <w:r>
+              <w:rPr>
+                <w:rFonts w:ascii="Courier New" w:hAnsi="Courier New" w:eastAsia="Courier New"/>
+                <w:sz w:val="16"/>
+              </w:rPr>
+              <w:t xml:space="preserve">                    else {</w:t>
+            </w:r>
+          </w:p>
+          <w:p>
+            <w:pPr>
+              <w:spacing w:line="240" w:lineRule="auto"/>
+            </w:pPr>
+            <w:r>
+              <w:rPr>
+                <w:rFonts w:ascii="Courier New" w:hAnsi="Courier New" w:eastAsia="Courier New"/>
+                <w:sz w:val="16"/>
+              </w:rPr>
+              <w:t xml:space="preserve">                        # поставщики (в.20) или категория (в.22) должны быть в базе - иначе задание не запускается</w:t>
+            </w:r>
+          </w:p>
+          <w:p>
+            <w:pPr>
+              <w:spacing w:line="240" w:lineRule="auto"/>
+            </w:pPr>
+            <w:r>
+              <w:rPr>
+                <w:rFonts w:ascii="Courier New" w:hAnsi="Courier New" w:eastAsia="Courier New"/>
+                <w:sz w:val="16"/>
+              </w:rPr>
+              <w:t xml:space="preserve">                        Run 'big_db_indexes/zashita/check_args.sql' $v $A[4] $A[5] -Stop</w:t>
+            </w:r>
+          </w:p>
+          <w:p>
+            <w:pPr>
+              <w:spacing w:line="240" w:lineRule="auto"/>
+            </w:pPr>
+            <w:r>
+              <w:rPr>
+                <w:rFonts w:ascii="Courier New" w:hAnsi="Courier New" w:eastAsia="Courier New"/>
+                <w:sz w:val="16"/>
+              </w:rPr>
+              <w:t xml:space="preserve">                        if ($script:ExitCode -ne 0) { exit 1 }</w:t>
+            </w:r>
+          </w:p>
+          <w:p>
+            <w:pPr>
+              <w:spacing w:line="240" w:lineRule="auto"/>
+            </w:pPr>
+            <w:r>
+              <w:rPr>
+                <w:rFonts w:ascii="Courier New" w:hAnsi="Courier New" w:eastAsia="Courier New"/>
+                <w:sz w:val="16"/>
+              </w:rPr>
+              <w:t xml:space="preserve">                        Run $file $v $A[4] $A[5]</w:t>
+            </w:r>
+          </w:p>
+          <w:p>
+            <w:pPr>
+              <w:spacing w:line="240" w:lineRule="auto"/>
+            </w:pPr>
+            <w:r>
+              <w:rPr>
+                <w:rFonts w:ascii="Courier New" w:hAnsi="Courier New" w:eastAsia="Courier New"/>
+                <w:sz w:val="16"/>
+              </w:rPr>
+              <w:t xml:space="preserve">                    }</w:t>
+            </w:r>
+          </w:p>
+          <w:p>
+            <w:pPr>
+              <w:spacing w:line="240" w:lineRule="auto"/>
+            </w:pPr>
+            <w:r>
+              <w:rPr>
+                <w:rFonts w:ascii="Courier New" w:hAnsi="Courier New" w:eastAsia="Courier New"/>
+                <w:sz w:val="16"/>
+              </w:rPr>
+              <w:t xml:space="preserve">                }</w:t>
+            </w:r>
+          </w:p>
+          <w:p>
+            <w:pPr>
+              <w:spacing w:line="240" w:lineRule="auto"/>
+            </w:pPr>
+            <w:r>
+              <w:rPr>
+                <w:rFonts w:ascii="Courier New" w:hAnsi="Courier New" w:eastAsia="Courier New"/>
+                <w:sz w:val="16"/>
+              </w:rPr>
+              <w:t xml:space="preserve">            }</w:t>
+            </w:r>
+          </w:p>
+          <w:p>
+            <w:pPr>
+              <w:spacing w:line="240" w:lineRule="auto"/>
+            </w:pPr>
+            <w:r>
+              <w:rPr>
+                <w:rFonts w:ascii="Courier New" w:hAnsi="Courier New" w:eastAsia="Courier New"/>
+                <w:sz w:val="16"/>
+              </w:rPr>
+              <w:t xml:space="preserve">            default   { Say 'ОШИБКА: ./help lr2 gen|restore|tbs|time|timing|idx|idx1|idx0|pk1|pk0|copy|explain|measure|results|def'; exit 1 }</w:t>
             </w:r>
           </w:p>
           <w:p>
@@ -15558,199 +15978,199 @@
                 <w:rFonts w:ascii="Courier New" w:hAnsi="Courier New" w:eastAsia="Courier New"/>
                 <w:sz w:val="15"/>
               </w:rPr>
-              <w:t xml:space="preserve">  ./help zas 20 [all] ["поставщик1" "поставщик2"] - в.20: задания 1-3 подряд  [big_db_indexes/zashita/z_all.sql, запрос big_db_indexes/zashita/vNN_query.sql]</w:t>
-            </w:r>
-          </w:p>
-          <w:p>
-            <w:pPr>
-              <w:spacing w:line="240" w:lineRule="auto"/>
-            </w:pPr>
-            <w:r>
-              <w:rPr>
-                <w:rFonts w:ascii="Courier New" w:hAnsi="Courier New" w:eastAsia="Courier New"/>
-                <w:sz w:val="15"/>
-              </w:rPr>
-              <w:t xml:space="preserve">                                         пример: ./help zas 20 all "ООО Турман" "ЧП Загорье"</w:t>
-            </w:r>
-          </w:p>
-          <w:p>
-            <w:pPr>
-              <w:spacing w:line="240" w:lineRule="auto"/>
-            </w:pPr>
-            <w:r>
-              <w:rPr>
-                <w:rFonts w:ascii="Courier New" w:hAnsi="Courier New" w:eastAsia="Courier New"/>
-                <w:sz w:val="15"/>
-              </w:rPr>
-              <w:t xml:space="preserve">  ./help zas 22 [all] [категория]  - в.22: задания 1-3 подряд  [big_db_indexes/zashita/z_all.sql, запрос big_db_indexes/zashita/vNN_query.sql]</w:t>
-            </w:r>
-          </w:p>
-          <w:p>
-            <w:pPr>
-              <w:spacing w:line="240" w:lineRule="auto"/>
-            </w:pPr>
-            <w:r>
-              <w:rPr>
-                <w:rFonts w:ascii="Courier New" w:hAnsi="Courier New" w:eastAsia="Courier New"/>
-                <w:sz w:val="15"/>
-              </w:rPr>
-              <w:t xml:space="preserve">                                         пример: ./help zas 22 all мебель</w:t>
-            </w:r>
-          </w:p>
-          <w:p>
-            <w:pPr>
-              <w:spacing w:line="240" w:lineRule="auto"/>
-            </w:pPr>
-            <w:r>
-              <w:rPr>
-                <w:rFonts w:ascii="Courier New" w:hAnsi="Courier New" w:eastAsia="Courier New"/>
-                <w:sz w:val="15"/>
-              </w:rPr>
-              <w:t xml:space="preserve">  ./help zas 20|22 1 [параметры]   - 1) запрос варианта и результат  [big_db_indexes/zashita/z1_query.sql, запрос big_db_indexes/zashita/vNN_query.sql]</w:t>
-            </w:r>
-          </w:p>
-          <w:p>
-            <w:pPr>
-              <w:spacing w:line="240" w:lineRule="auto"/>
-            </w:pPr>
-            <w:r>
-              <w:rPr>
-                <w:rFonts w:ascii="Courier New" w:hAnsi="Courier New" w:eastAsia="Courier New"/>
-                <w:sz w:val="15"/>
-              </w:rPr>
-              <w:t xml:space="preserve">                                         пример: ./help zas 20 1 "ООО Турман" "ЧП Загорье"      ./help zas 22 1 мебель</w:t>
-            </w:r>
-          </w:p>
-          <w:p>
-            <w:pPr>
-              <w:spacing w:line="240" w:lineRule="auto"/>
-            </w:pPr>
-            <w:r>
-              <w:rPr>
-                <w:rFonts w:ascii="Courier New" w:hAnsi="Courier New" w:eastAsia="Courier New"/>
-                <w:sz w:val="15"/>
-              </w:rPr>
-              <w:t xml:space="preserve">  ./help zas 20|22 2 [параметры]   - 2) в.20 без индексов, в.22 с индексом ПРОДАЖА(товар) btree: 5 замеров в мс, минимум, EXPLAIN ANALYZE  [big_db_indexes/zashita/z2_noidx.sql, запрос big_db_indexes/zashita/vNN_query.sql]</w:t>
-            </w:r>
-          </w:p>
-          <w:p>
-            <w:pPr>
-              <w:spacing w:line="240" w:lineRule="auto"/>
-            </w:pPr>
-            <w:r>
-              <w:rPr>
-                <w:rFonts w:ascii="Courier New" w:hAnsi="Courier New" w:eastAsia="Courier New"/>
-                <w:sz w:val="15"/>
-              </w:rPr>
-              <w:t xml:space="preserve">                                         пример: ./help zas 20 2 "ООО Турман" "ЧП Загорье"      ./help zas 22 2 мебель</w:t>
-            </w:r>
-          </w:p>
-          <w:p>
-            <w:pPr>
-              <w:spacing w:line="240" w:lineRule="auto"/>
-            </w:pPr>
-            <w:r>
-              <w:rPr>
-                <w:rFonts w:ascii="Courier New" w:hAnsi="Courier New" w:eastAsia="Courier New"/>
-                <w:sz w:val="15"/>
-              </w:rPr>
-              <w:t xml:space="preserve">  ./help zas 20|22 3 [параметры]   - 3) индексы варианта, 5 замеров в мс, минимум, EXPLAIN ANALYZE  [big_db_indexes/zashita/z3_idx.sql, запрос big_db_indexes/zashita/vNN_query.sql]</w:t>
-            </w:r>
-          </w:p>
-          <w:p>
-            <w:pPr>
-              <w:spacing w:line="240" w:lineRule="auto"/>
-            </w:pPr>
-            <w:r>
-              <w:rPr>
-                <w:rFonts w:ascii="Courier New" w:hAnsi="Courier New" w:eastAsia="Courier New"/>
-                <w:sz w:val="15"/>
-              </w:rPr>
-              <w:t xml:space="preserve">                                         пример: ./help zas 20 3 "ООО Турман" "ЧП Загорье"      ./help zas 22 3 мебель</w:t>
-            </w:r>
-          </w:p>
-          <w:p>
-            <w:pPr>
-              <w:spacing w:line="240" w:lineRule="auto"/>
-            </w:pPr>
-            <w:r>
-              <w:rPr>
-                <w:rFonts w:ascii="Courier New" w:hAnsi="Courier New" w:eastAsia="Courier New"/>
-                <w:sz w:val="15"/>
-              </w:rPr>
-              <w:t xml:space="preserve">  ./help zas 20|22 idx             - индексы таблиц запроса варианта  [big_db_indexes/zashita/show_idx.sql]</w:t>
-            </w:r>
-          </w:p>
-          <w:p>
-            <w:pPr>
-              <w:spacing w:line="240" w:lineRule="auto"/>
-            </w:pPr>
-            <w:r>
-              <w:rPr>
-                <w:rFonts w:ascii="Courier New" w:hAnsi="Courier New" w:eastAsia="Courier New"/>
-                <w:sz w:val="15"/>
-              </w:rPr>
-              <w:t xml:space="preserve">                                         пример: ./help zas 20 idx      ./help zas 22 idx</w:t>
-            </w:r>
-          </w:p>
-          <w:p>
-            <w:pPr>
-              <w:spacing w:line="240" w:lineRule="auto"/>
-            </w:pPr>
-            <w:r>
-              <w:rPr>
-                <w:rFonts w:ascii="Courier New" w:hAnsi="Courier New" w:eastAsia="Courier New"/>
-                <w:sz w:val="15"/>
-              </w:rPr>
-              <w:t xml:space="preserve">  ./help zas 20|22 idx_drop        - удалить индексы задания 3 (zas_*), остальные и PRIMARY KEY не трогаются  [big_db_indexes/zashita/idx_drop.sql]</w:t>
-            </w:r>
-          </w:p>
-          <w:p>
-            <w:pPr>
-              <w:spacing w:line="240" w:lineRule="auto"/>
-            </w:pPr>
-            <w:r>
-              <w:rPr>
-                <w:rFonts w:ascii="Courier New" w:hAnsi="Courier New" w:eastAsia="Courier New"/>
-                <w:sz w:val="15"/>
-              </w:rPr>
-              <w:t xml:space="preserve">                                         пример: ./help zas 20 idx_drop      ./help zas 22 idx_drop</w:t>
-            </w:r>
-          </w:p>
-          <w:p>
-            <w:pPr>
-              <w:spacing w:line="240" w:lineRule="auto"/>
-            </w:pPr>
-            <w:r>
-              <w:rPr>
-                <w:rFonts w:ascii="Courier New" w:hAnsi="Courier New" w:eastAsia="Courier New"/>
-                <w:sz w:val="15"/>
-              </w:rPr>
-              <w:t xml:space="preserve">  ./help zas 20|22 idx_add         - создать индексы задания 3 (zas_*) без замеров  [big_db_indexes/zashita/idx_add.sql]</w:t>
-            </w:r>
-          </w:p>
-          <w:p>
-            <w:pPr>
-              <w:spacing w:line="240" w:lineRule="auto"/>
-            </w:pPr>
-            <w:r>
-              <w:rPr>
-                <w:rFonts w:ascii="Courier New" w:hAnsi="Courier New" w:eastAsia="Courier New"/>
-                <w:sz w:val="15"/>
-              </w:rPr>
-              <w:t xml:space="preserve">                                         пример: ./help zas 20 idx_add      ./help zas 22 idx_add</w:t>
-            </w:r>
-          </w:p>
-          <w:p>
-            <w:pPr>
-              <w:spacing w:line="240" w:lineRule="auto"/>
-            </w:pPr>
-            <w:r>
-              <w:rPr>
-                <w:rFonts w:ascii="Courier New" w:hAnsi="Courier New" w:eastAsia="Courier New"/>
-                <w:sz w:val="15"/>
-              </w:rPr>
-              <w:t xml:space="preserve">  ./help zas restore               - удалить индексы защиты, вернуть PRIMARY KEY  [big_db_indexes/zashita/restore.sql]</w:t>
+              <w:t xml:space="preserve">  ./help lr2 def 20 [all] ["поставщик1" "поставщик2"] - в.20: задания 1-3 подряд  [big_db_indexes/zashita/z_all.sql, запрос big_db_indexes/zashita/vNN_query.sql]</w:t>
+            </w:r>
+          </w:p>
+          <w:p>
+            <w:pPr>
+              <w:spacing w:line="240" w:lineRule="auto"/>
+            </w:pPr>
+            <w:r>
+              <w:rPr>
+                <w:rFonts w:ascii="Courier New" w:hAnsi="Courier New" w:eastAsia="Courier New"/>
+                <w:sz w:val="15"/>
+              </w:rPr>
+              <w:t xml:space="preserve">                                         пример: ./help lr2 def 20 all "ООО Турман" "ЧП Загорье"</w:t>
+            </w:r>
+          </w:p>
+          <w:p>
+            <w:pPr>
+              <w:spacing w:line="240" w:lineRule="auto"/>
+            </w:pPr>
+            <w:r>
+              <w:rPr>
+                <w:rFonts w:ascii="Courier New" w:hAnsi="Courier New" w:eastAsia="Courier New"/>
+                <w:sz w:val="15"/>
+              </w:rPr>
+              <w:t xml:space="preserve">  ./help lr2 def 22 [all] [категория]  - в.22: задания 1-3 подряд  [big_db_indexes/zashita/z_all.sql, запрос big_db_indexes/zashita/vNN_query.sql]</w:t>
+            </w:r>
+          </w:p>
+          <w:p>
+            <w:pPr>
+              <w:spacing w:line="240" w:lineRule="auto"/>
+            </w:pPr>
+            <w:r>
+              <w:rPr>
+                <w:rFonts w:ascii="Courier New" w:hAnsi="Courier New" w:eastAsia="Courier New"/>
+                <w:sz w:val="15"/>
+              </w:rPr>
+              <w:t xml:space="preserve">                                         пример: ./help lr2 def 22 all мебель</w:t>
+            </w:r>
+          </w:p>
+          <w:p>
+            <w:pPr>
+              <w:spacing w:line="240" w:lineRule="auto"/>
+            </w:pPr>
+            <w:r>
+              <w:rPr>
+                <w:rFonts w:ascii="Courier New" w:hAnsi="Courier New" w:eastAsia="Courier New"/>
+                <w:sz w:val="15"/>
+              </w:rPr>
+              <w:t xml:space="preserve">  ./help lr2 def 20|22 1 [параметры] - 1) запрос варианта и результат  [big_db_indexes/zashita/z1_query.sql, запрос big_db_indexes/zashita/vNN_query.sql]</w:t>
+            </w:r>
+          </w:p>
+          <w:p>
+            <w:pPr>
+              <w:spacing w:line="240" w:lineRule="auto"/>
+            </w:pPr>
+            <w:r>
+              <w:rPr>
+                <w:rFonts w:ascii="Courier New" w:hAnsi="Courier New" w:eastAsia="Courier New"/>
+                <w:sz w:val="15"/>
+              </w:rPr>
+              <w:t xml:space="preserve">                                         пример: ./help lr2 def 20 1 "ООО Турман" "ЧП Загорье"      ./help lr2 def 22 1 мебель</w:t>
+            </w:r>
+          </w:p>
+          <w:p>
+            <w:pPr>
+              <w:spacing w:line="240" w:lineRule="auto"/>
+            </w:pPr>
+            <w:r>
+              <w:rPr>
+                <w:rFonts w:ascii="Courier New" w:hAnsi="Courier New" w:eastAsia="Courier New"/>
+                <w:sz w:val="15"/>
+              </w:rPr>
+              <w:t xml:space="preserve">  ./help lr2 def 20|22 2 [параметры] - 2) в.20 без индексов (показ: индексов 0, в плане не используются), в.22 с индексом ПРОДАЖА(товар) btree: 5 замеров в мс, минимум, EXPLAIN ANALYZE  [big_db_indexes/zashita/z2_noidx.sql, запрос big_db_indexes/zashita/vNN_query.sql]</w:t>
+            </w:r>
+          </w:p>
+          <w:p>
+            <w:pPr>
+              <w:spacing w:line="240" w:lineRule="auto"/>
+            </w:pPr>
+            <w:r>
+              <w:rPr>
+                <w:rFonts w:ascii="Courier New" w:hAnsi="Courier New" w:eastAsia="Courier New"/>
+                <w:sz w:val="15"/>
+              </w:rPr>
+              <w:t xml:space="preserve">                                         пример: ./help lr2 def 20 2 "ООО Турман" "ЧП Загорье"      ./help lr2 def 22 2 мебель</w:t>
+            </w:r>
+          </w:p>
+          <w:p>
+            <w:pPr>
+              <w:spacing w:line="240" w:lineRule="auto"/>
+            </w:pPr>
+            <w:r>
+              <w:rPr>
+                <w:rFonts w:ascii="Courier New" w:hAnsi="Courier New" w:eastAsia="Courier New"/>
+                <w:sz w:val="15"/>
+              </w:rPr>
+              <w:t xml:space="preserve">  ./help lr2 def 20|22 3 [параметры] - 3) индексы варианта, 5 замеров в мс, минимум, EXPLAIN ANALYZE, использование индексов в плане  [big_db_indexes/zashita/z3_idx.sql, запрос big_db_indexes/zashita/vNN_query.sql]</w:t>
+            </w:r>
+          </w:p>
+          <w:p>
+            <w:pPr>
+              <w:spacing w:line="240" w:lineRule="auto"/>
+            </w:pPr>
+            <w:r>
+              <w:rPr>
+                <w:rFonts w:ascii="Courier New" w:hAnsi="Courier New" w:eastAsia="Courier New"/>
+                <w:sz w:val="15"/>
+              </w:rPr>
+              <w:t xml:space="preserve">                                         пример: ./help lr2 def 20 3 "ООО Турман" "ЧП Загорье"      ./help lr2 def 22 3 мебель</w:t>
+            </w:r>
+          </w:p>
+          <w:p>
+            <w:pPr>
+              <w:spacing w:line="240" w:lineRule="auto"/>
+            </w:pPr>
+            <w:r>
+              <w:rPr>
+                <w:rFonts w:ascii="Courier New" w:hAnsi="Courier New" w:eastAsia="Courier New"/>
+                <w:sz w:val="15"/>
+              </w:rPr>
+              <w:t xml:space="preserve">  ./help lr2 def 20|22 idx         - индексы таблиц запроса варианта  [big_db_indexes/zashita/show_idx.sql]</w:t>
+            </w:r>
+          </w:p>
+          <w:p>
+            <w:pPr>
+              <w:spacing w:line="240" w:lineRule="auto"/>
+            </w:pPr>
+            <w:r>
+              <w:rPr>
+                <w:rFonts w:ascii="Courier New" w:hAnsi="Courier New" w:eastAsia="Courier New"/>
+                <w:sz w:val="15"/>
+              </w:rPr>
+              <w:t xml:space="preserve">                                         пример: ./help lr2 def 20 idx      ./help lr2 def 22 idx</w:t>
+            </w:r>
+          </w:p>
+          <w:p>
+            <w:pPr>
+              <w:spacing w:line="240" w:lineRule="auto"/>
+            </w:pPr>
+            <w:r>
+              <w:rPr>
+                <w:rFonts w:ascii="Courier New" w:hAnsi="Courier New" w:eastAsia="Courier New"/>
+                <w:sz w:val="15"/>
+              </w:rPr>
+              <w:t xml:space="preserve">  ./help lr2 def 20|22 idx_drop    - удалить индексы задания 3 своего варианта (def20_* / def22_*), остальные и PRIMARY KEY не трогаются  [big_db_indexes/zashita/idx_drop.sql]</w:t>
+            </w:r>
+          </w:p>
+          <w:p>
+            <w:pPr>
+              <w:spacing w:line="240" w:lineRule="auto"/>
+            </w:pPr>
+            <w:r>
+              <w:rPr>
+                <w:rFonts w:ascii="Courier New" w:hAnsi="Courier New" w:eastAsia="Courier New"/>
+                <w:sz w:val="15"/>
+              </w:rPr>
+              <w:t xml:space="preserve">                                         пример: ./help lr2 def 20 idx_drop      ./help lr2 def 22 idx_drop</w:t>
+            </w:r>
+          </w:p>
+          <w:p>
+            <w:pPr>
+              <w:spacing w:line="240" w:lineRule="auto"/>
+            </w:pPr>
+            <w:r>
+              <w:rPr>
+                <w:rFonts w:ascii="Courier New" w:hAnsi="Courier New" w:eastAsia="Courier New"/>
+                <w:sz w:val="15"/>
+              </w:rPr>
+              <w:t xml:space="preserve">  ./help lr2 def 20|22 idx_add     - создать индексы задания 3 своего варианта (def20_* / def22_*) без замеров  [big_db_indexes/zashita/idx_add.sql]</w:t>
+            </w:r>
+          </w:p>
+          <w:p>
+            <w:pPr>
+              <w:spacing w:line="240" w:lineRule="auto"/>
+            </w:pPr>
+            <w:r>
+              <w:rPr>
+                <w:rFonts w:ascii="Courier New" w:hAnsi="Courier New" w:eastAsia="Courier New"/>
+                <w:sz w:val="15"/>
+              </w:rPr>
+              <w:t xml:space="preserve">                                         пример: ./help lr2 def 20 idx_add      ./help lr2 def 22 idx_add</w:t>
+            </w:r>
+          </w:p>
+          <w:p>
+            <w:pPr>
+              <w:spacing w:line="240" w:lineRule="auto"/>
+            </w:pPr>
+            <w:r>
+              <w:rPr>
+                <w:rFonts w:ascii="Courier New" w:hAnsi="Courier New" w:eastAsia="Courier New"/>
+                <w:sz w:val="15"/>
+              </w:rPr>
+              <w:t xml:space="preserve">  ./help lr2 def restore           - удалить индексы защиты, вернуть PRIMARY KEY  [big_db_indexes/zashita/restore.sql]</w:t>
             </w:r>
           </w:p>
           <w:p>
@@ -16650,7 +17070,7 @@
                 <w:rFonts w:ascii="Courier New" w:hAnsi="Courier New" w:eastAsia="Courier New"/>
                 <w:sz w:val="15"/>
               </w:rPr>
-              <w:t xml:space="preserve">  ./help short lr2       - ЛР2: объёмная БД, индексы, EXPLAIN и защита ЛР2 (lr2 ..., zas ...); то же: ./help short zas</w:t>
+              <w:t xml:space="preserve">  ./help short lr2       - ЛР2: объёмная БД, индексы, EXPLAIN и защита ЛР2 (lr2 ..., lr2 def ...)</w:t>
             </w:r>
           </w:p>
           <w:p>
@@ -16866,18 +17286,6 @@
                 <w:rFonts w:ascii="Courier New" w:hAnsi="Courier New" w:eastAsia="Courier New"/>
                 <w:sz w:val="15"/>
               </w:rPr>
-              <w:t xml:space="preserve">    if ($blk -eq 'zas') { $blk = 'lr2' }   # защита ЛР2 - в блоке ЛР2</w:t>
-            </w:r>
-          </w:p>
-          <w:p>
-            <w:pPr>
-              <w:spacing w:line="240" w:lineRule="auto"/>
-            </w:pPr>
-            <w:r>
-              <w:rPr>
-                <w:rFonts w:ascii="Courier New" w:hAnsi="Courier New" w:eastAsia="Courier New"/>
-                <w:sz w:val="15"/>
-              </w:rPr>
               <w:t xml:space="preserve">    if (-not $blk) { Show-Short }</w:t>
             </w:r>
           </w:p>
@@ -18726,7 +19134,427 @@
                 <w:rFonts w:ascii="Courier New" w:hAnsi="Courier New" w:eastAsia="Courier New"/>
                 <w:sz w:val="15"/>
               </w:rPr>
-              <w:t xml:space="preserve">            default   { Say 'ОШИБКА: ./help lr2 gen|restore|tbs|time|timing|idx|idx1|idx0|pk1|pk0|copy|explain|measure|results'; exit 1 }</w:t>
+              <w:t xml:space="preserve">            # защита ЛР2: ./help lr2 def 20|22 [шаг] [параметры] (big_db_indexes/zashita/*.sql)</w:t>
+            </w:r>
+          </w:p>
+          <w:p>
+            <w:pPr>
+              <w:spacing w:line="240" w:lineRule="auto"/>
+            </w:pPr>
+            <w:r>
+              <w:rPr>
+                <w:rFonts w:ascii="Courier New" w:hAnsi="Courier New" w:eastAsia="Courier New"/>
+                <w:sz w:val="15"/>
+              </w:rPr>
+              <w:t xml:space="preserve">            'def'     {</w:t>
+            </w:r>
+          </w:p>
+          <w:p>
+            <w:pPr>
+              <w:spacing w:line="240" w:lineRule="auto"/>
+            </w:pPr>
+            <w:r>
+              <w:rPr>
+                <w:rFonts w:ascii="Courier New" w:hAnsi="Courier New" w:eastAsia="Courier New"/>
+                <w:sz w:val="15"/>
+              </w:rPr>
+              <w:t xml:space="preserve">                if ($A[2] -eq 'restore') {</w:t>
+            </w:r>
+          </w:p>
+          <w:p>
+            <w:pPr>
+              <w:spacing w:line="240" w:lineRule="auto"/>
+            </w:pPr>
+            <w:r>
+              <w:rPr>
+                <w:rFonts w:ascii="Courier New" w:hAnsi="Courier New" w:eastAsia="Courier New"/>
+                <w:sz w:val="15"/>
+              </w:rPr>
+              <w:t xml:space="preserve">                    if ($Argv.Count -gt 3) { Say 'ОШИБКА: у ./help lr2 def restore нет параметров'; exit 1 }</w:t>
+            </w:r>
+          </w:p>
+          <w:p>
+            <w:pPr>
+              <w:spacing w:line="240" w:lineRule="auto"/>
+            </w:pPr>
+            <w:r>
+              <w:rPr>
+                <w:rFonts w:ascii="Courier New" w:hAnsi="Courier New" w:eastAsia="Courier New"/>
+                <w:sz w:val="15"/>
+              </w:rPr>
+              <w:t xml:space="preserve">                    Run 'big_db_indexes/zashita/restore.sql'</w:t>
+            </w:r>
+          </w:p>
+          <w:p>
+            <w:pPr>
+              <w:spacing w:line="240" w:lineRule="auto"/>
+            </w:pPr>
+            <w:r>
+              <w:rPr>
+                <w:rFonts w:ascii="Courier New" w:hAnsi="Courier New" w:eastAsia="Courier New"/>
+                <w:sz w:val="15"/>
+              </w:rPr>
+              <w:t xml:space="preserve">                }</w:t>
+            </w:r>
+          </w:p>
+          <w:p>
+            <w:pPr>
+              <w:spacing w:line="240" w:lineRule="auto"/>
+            </w:pPr>
+            <w:r>
+              <w:rPr>
+                <w:rFonts w:ascii="Courier New" w:hAnsi="Courier New" w:eastAsia="Courier New"/>
+                <w:sz w:val="15"/>
+              </w:rPr>
+              <w:t xml:space="preserve">                else {</w:t>
+            </w:r>
+          </w:p>
+          <w:p>
+            <w:pPr>
+              <w:spacing w:line="240" w:lineRule="auto"/>
+            </w:pPr>
+            <w:r>
+              <w:rPr>
+                <w:rFonts w:ascii="Courier New" w:hAnsi="Courier New" w:eastAsia="Courier New"/>
+                <w:sz w:val="15"/>
+              </w:rPr>
+              <w:t xml:space="preserve">                    Need-Variant $v</w:t>
+            </w:r>
+          </w:p>
+          <w:p>
+            <w:pPr>
+              <w:spacing w:line="240" w:lineRule="auto"/>
+            </w:pPr>
+            <w:r>
+              <w:rPr>
+                <w:rFonts w:ascii="Courier New" w:hAnsi="Courier New" w:eastAsia="Courier New"/>
+                <w:sz w:val="15"/>
+              </w:rPr>
+              <w:t xml:space="preserve">                    $step = if ($A[3]) { $A[3] } else { 'all' }</w:t>
+            </w:r>
+          </w:p>
+          <w:p>
+            <w:pPr>
+              <w:spacing w:line="240" w:lineRule="auto"/>
+            </w:pPr>
+            <w:r>
+              <w:rPr>
+                <w:rFonts w:ascii="Courier New" w:hAnsi="Courier New" w:eastAsia="Courier New"/>
+                <w:sz w:val="15"/>
+              </w:rPr>
+              <w:t xml:space="preserve">                    # индексы варианта (без параметров запроса)</w:t>
+            </w:r>
+          </w:p>
+          <w:p>
+            <w:pPr>
+              <w:spacing w:line="240" w:lineRule="auto"/>
+            </w:pPr>
+            <w:r>
+              <w:rPr>
+                <w:rFonts w:ascii="Courier New" w:hAnsi="Courier New" w:eastAsia="Courier New"/>
+                <w:sz w:val="15"/>
+              </w:rPr>
+              <w:t xml:space="preserve">                    $idxFile = @{ 'idx' = 'big_db_indexes/zashita/show_idx.sql'; 'idx_drop' = 'big_db_indexes/zashita/idx_drop.sql'</w:t>
+            </w:r>
+          </w:p>
+          <w:p>
+            <w:pPr>
+              <w:spacing w:line="240" w:lineRule="auto"/>
+            </w:pPr>
+            <w:r>
+              <w:rPr>
+                <w:rFonts w:ascii="Courier New" w:hAnsi="Courier New" w:eastAsia="Courier New"/>
+                <w:sz w:val="15"/>
+              </w:rPr>
+              <w:t xml:space="preserve">                                  'idx_add' = 'big_db_indexes/zashita/idx_add.sql' }[$step]</w:t>
+            </w:r>
+          </w:p>
+          <w:p>
+            <w:pPr>
+              <w:spacing w:line="240" w:lineRule="auto"/>
+            </w:pPr>
+            <w:r>
+              <w:rPr>
+                <w:rFonts w:ascii="Courier New" w:hAnsi="Courier New" w:eastAsia="Courier New"/>
+                <w:sz w:val="15"/>
+              </w:rPr>
+              <w:t xml:space="preserve">                    # параметров запроса: в.20 - не больше двух поставщиков, в.22 - одна категория</w:t>
+            </w:r>
+          </w:p>
+          <w:p>
+            <w:pPr>
+              <w:spacing w:line="240" w:lineRule="auto"/>
+            </w:pPr>
+            <w:r>
+              <w:rPr>
+                <w:rFonts w:ascii="Courier New" w:hAnsi="Courier New" w:eastAsia="Courier New"/>
+                <w:sz w:val="15"/>
+              </w:rPr>
+              <w:t xml:space="preserve">                    $max = if ($idxFile) { 4 } elseif ($v -eq '20') { 6 } else { 5 }</w:t>
+            </w:r>
+          </w:p>
+          <w:p>
+            <w:pPr>
+              <w:spacing w:line="240" w:lineRule="auto"/>
+            </w:pPr>
+            <w:r>
+              <w:rPr>
+                <w:rFonts w:ascii="Courier New" w:hAnsi="Courier New" w:eastAsia="Courier New"/>
+                <w:sz w:val="15"/>
+              </w:rPr>
+              <w:t xml:space="preserve">                    if ($Argv.Count -gt $max) {</w:t>
+            </w:r>
+          </w:p>
+          <w:p>
+            <w:pPr>
+              <w:spacing w:line="240" w:lineRule="auto"/>
+            </w:pPr>
+            <w:r>
+              <w:rPr>
+                <w:rFonts w:ascii="Courier New" w:hAnsi="Courier New" w:eastAsia="Courier New"/>
+                <w:sz w:val="15"/>
+              </w:rPr>
+              <w:t xml:space="preserve">                        Say ('ОШИБКА: лишние параметры: ' + ($Argv[$max..($Argv.Count - 1)] -join ' '))</w:t>
+            </w:r>
+          </w:p>
+          <w:p>
+            <w:pPr>
+              <w:spacing w:line="240" w:lineRule="auto"/>
+            </w:pPr>
+            <w:r>
+              <w:rPr>
+                <w:rFonts w:ascii="Courier New" w:hAnsi="Courier New" w:eastAsia="Courier New"/>
+                <w:sz w:val="15"/>
+              </w:rPr>
+              <w:t xml:space="preserve">                        Say '  ./help lr2 def 20 [all|1|2|3] ["поставщик1" "поставщик2"]   ./help lr2 def 22 [all|1|2|3] [категория]'</w:t>
+            </w:r>
+          </w:p>
+          <w:p>
+            <w:pPr>
+              <w:spacing w:line="240" w:lineRule="auto"/>
+            </w:pPr>
+            <w:r>
+              <w:rPr>
+                <w:rFonts w:ascii="Courier New" w:hAnsi="Courier New" w:eastAsia="Courier New"/>
+                <w:sz w:val="15"/>
+              </w:rPr>
+              <w:t xml:space="preserve">                        Say '  ./help lr2 def 20|22 idx|idx_drop|idx_add   ./help lr2 def restore'</w:t>
+            </w:r>
+          </w:p>
+          <w:p>
+            <w:pPr>
+              <w:spacing w:line="240" w:lineRule="auto"/>
+            </w:pPr>
+            <w:r>
+              <w:rPr>
+                <w:rFonts w:ascii="Courier New" w:hAnsi="Courier New" w:eastAsia="Courier New"/>
+                <w:sz w:val="15"/>
+              </w:rPr>
+              <w:t xml:space="preserve">                        exit 1</w:t>
+            </w:r>
+          </w:p>
+          <w:p>
+            <w:pPr>
+              <w:spacing w:line="240" w:lineRule="auto"/>
+            </w:pPr>
+            <w:r>
+              <w:rPr>
+                <w:rFonts w:ascii="Courier New" w:hAnsi="Courier New" w:eastAsia="Courier New"/>
+                <w:sz w:val="15"/>
+              </w:rPr>
+              <w:t xml:space="preserve">                    }</w:t>
+            </w:r>
+          </w:p>
+          <w:p>
+            <w:pPr>
+              <w:spacing w:line="240" w:lineRule="auto"/>
+            </w:pPr>
+            <w:r>
+              <w:rPr>
+                <w:rFonts w:ascii="Courier New" w:hAnsi="Courier New" w:eastAsia="Courier New"/>
+                <w:sz w:val="15"/>
+              </w:rPr>
+              <w:t xml:space="preserve">                    $file = @{ 'all' = 'big_db_indexes/zashita/z_all.sql'; '1' = 'big_db_indexes/zashita/z1_query.sql'</w:t>
+            </w:r>
+          </w:p>
+          <w:p>
+            <w:pPr>
+              <w:spacing w:line="240" w:lineRule="auto"/>
+            </w:pPr>
+            <w:r>
+              <w:rPr>
+                <w:rFonts w:ascii="Courier New" w:hAnsi="Courier New" w:eastAsia="Courier New"/>
+                <w:sz w:val="15"/>
+              </w:rPr>
+              <w:t xml:space="preserve">                               '2' = 'big_db_indexes/zashita/z2_noidx.sql'; '3' = 'big_db_indexes/zashita/z3_idx.sql' }[$step]</w:t>
+            </w:r>
+          </w:p>
+          <w:p>
+            <w:pPr>
+              <w:spacing w:line="240" w:lineRule="auto"/>
+            </w:pPr>
+            <w:r>
+              <w:rPr>
+                <w:rFonts w:ascii="Courier New" w:hAnsi="Courier New" w:eastAsia="Courier New"/>
+                <w:sz w:val="15"/>
+              </w:rPr>
+              <w:t xml:space="preserve">                    if ($idxFile) { Run $idxFile $v }</w:t>
+            </w:r>
+          </w:p>
+          <w:p>
+            <w:pPr>
+              <w:spacing w:line="240" w:lineRule="auto"/>
+            </w:pPr>
+            <w:r>
+              <w:rPr>
+                <w:rFonts w:ascii="Courier New" w:hAnsi="Courier New" w:eastAsia="Courier New"/>
+                <w:sz w:val="15"/>
+              </w:rPr>
+              <w:t xml:space="preserve">                    elseif (-not $file) {</w:t>
+            </w:r>
+          </w:p>
+          <w:p>
+            <w:pPr>
+              <w:spacing w:line="240" w:lineRule="auto"/>
+            </w:pPr>
+            <w:r>
+              <w:rPr>
+                <w:rFonts w:ascii="Courier New" w:hAnsi="Courier New" w:eastAsia="Courier New"/>
+                <w:sz w:val="15"/>
+              </w:rPr>
+              <w:t xml:space="preserve">                        Say 'ОШИБКА: ./help lr2 def 20|22 [all|1|2|3|idx|idx_drop|idx_add] [параметры]  или  ./help lr2 def restore'</w:t>
+            </w:r>
+          </w:p>
+          <w:p>
+            <w:pPr>
+              <w:spacing w:line="240" w:lineRule="auto"/>
+            </w:pPr>
+            <w:r>
+              <w:rPr>
+                <w:rFonts w:ascii="Courier New" w:hAnsi="Courier New" w:eastAsia="Courier New"/>
+                <w:sz w:val="15"/>
+              </w:rPr>
+              <w:t xml:space="preserve">                        exit 1</w:t>
+            </w:r>
+          </w:p>
+          <w:p>
+            <w:pPr>
+              <w:spacing w:line="240" w:lineRule="auto"/>
+            </w:pPr>
+            <w:r>
+              <w:rPr>
+                <w:rFonts w:ascii="Courier New" w:hAnsi="Courier New" w:eastAsia="Courier New"/>
+                <w:sz w:val="15"/>
+              </w:rPr>
+              <w:t xml:space="preserve">                    }</w:t>
+            </w:r>
+          </w:p>
+          <w:p>
+            <w:pPr>
+              <w:spacing w:line="240" w:lineRule="auto"/>
+            </w:pPr>
+            <w:r>
+              <w:rPr>
+                <w:rFonts w:ascii="Courier New" w:hAnsi="Courier New" w:eastAsia="Courier New"/>
+                <w:sz w:val="15"/>
+              </w:rPr>
+              <w:t xml:space="preserve">                    else {</w:t>
+            </w:r>
+          </w:p>
+          <w:p>
+            <w:pPr>
+              <w:spacing w:line="240" w:lineRule="auto"/>
+            </w:pPr>
+            <w:r>
+              <w:rPr>
+                <w:rFonts w:ascii="Courier New" w:hAnsi="Courier New" w:eastAsia="Courier New"/>
+                <w:sz w:val="15"/>
+              </w:rPr>
+              <w:t xml:space="preserve">                        # поставщики (в.20) или категория (в.22) должны быть в базе - иначе задание не запускается</w:t>
+            </w:r>
+          </w:p>
+          <w:p>
+            <w:pPr>
+              <w:spacing w:line="240" w:lineRule="auto"/>
+            </w:pPr>
+            <w:r>
+              <w:rPr>
+                <w:rFonts w:ascii="Courier New" w:hAnsi="Courier New" w:eastAsia="Courier New"/>
+                <w:sz w:val="15"/>
+              </w:rPr>
+              <w:t xml:space="preserve">                        Run 'big_db_indexes/zashita/check_args.sql' $v $A[4] $A[5] -Stop</w:t>
+            </w:r>
+          </w:p>
+          <w:p>
+            <w:pPr>
+              <w:spacing w:line="240" w:lineRule="auto"/>
+            </w:pPr>
+            <w:r>
+              <w:rPr>
+                <w:rFonts w:ascii="Courier New" w:hAnsi="Courier New" w:eastAsia="Courier New"/>
+                <w:sz w:val="15"/>
+              </w:rPr>
+              <w:t xml:space="preserve">                        if ($script:ExitCode -ne 0) { exit 1 }</w:t>
+            </w:r>
+          </w:p>
+          <w:p>
+            <w:pPr>
+              <w:spacing w:line="240" w:lineRule="auto"/>
+            </w:pPr>
+            <w:r>
+              <w:rPr>
+                <w:rFonts w:ascii="Courier New" w:hAnsi="Courier New" w:eastAsia="Courier New"/>
+                <w:sz w:val="15"/>
+              </w:rPr>
+              <w:t xml:space="preserve">                        Run $file $v $A[4] $A[5]</w:t>
+            </w:r>
+          </w:p>
+          <w:p>
+            <w:pPr>
+              <w:spacing w:line="240" w:lineRule="auto"/>
+            </w:pPr>
+            <w:r>
+              <w:rPr>
+                <w:rFonts w:ascii="Courier New" w:hAnsi="Courier New" w:eastAsia="Courier New"/>
+                <w:sz w:val="15"/>
+              </w:rPr>
+              <w:t xml:space="preserve">                    }</w:t>
+            </w:r>
+          </w:p>
+          <w:p>
+            <w:pPr>
+              <w:spacing w:line="240" w:lineRule="auto"/>
+            </w:pPr>
+            <w:r>
+              <w:rPr>
+                <w:rFonts w:ascii="Courier New" w:hAnsi="Courier New" w:eastAsia="Courier New"/>
+                <w:sz w:val="15"/>
+              </w:rPr>
+              <w:t xml:space="preserve">                }</w:t>
+            </w:r>
+          </w:p>
+          <w:p>
+            <w:pPr>
+              <w:spacing w:line="240" w:lineRule="auto"/>
+            </w:pPr>
+            <w:r>
+              <w:rPr>
+                <w:rFonts w:ascii="Courier New" w:hAnsi="Courier New" w:eastAsia="Courier New"/>
+                <w:sz w:val="15"/>
+              </w:rPr>
+              <w:t xml:space="preserve">            }</w:t>
+            </w:r>
+          </w:p>
+          <w:p>
+            <w:pPr>
+              <w:spacing w:line="240" w:lineRule="auto"/>
+            </w:pPr>
+            <w:r>
+              <w:rPr>
+                <w:rFonts w:ascii="Courier New" w:hAnsi="Courier New" w:eastAsia="Courier New"/>
+                <w:sz w:val="15"/>
+              </w:rPr>
+              <w:t xml:space="preserve">            default   { Say 'ОШИБКА: ./help lr2 gen|restore|tbs|time|timing|idx|idx1|idx0|pk1|pk0|copy|explain|measure|results|def'; exit 1 }</w:t>
             </w:r>
           </w:p>
           <w:p>
@@ -19999,426 +20827,6 @@
                 <w:sz w:val="15"/>
               </w:rPr>
               <w:t xml:space="preserve"> </w:t>
-            </w:r>
-          </w:p>
-          <w:p>
-            <w:pPr>
-              <w:spacing w:line="240" w:lineRule="auto"/>
-            </w:pPr>
-            <w:r>
-              <w:rPr>
-                <w:rFonts w:ascii="Courier New" w:hAnsi="Courier New" w:eastAsia="Courier New"/>
-                <w:sz w:val="15"/>
-              </w:rPr>
-              <w:t xml:space="preserve">    # защита ЛР2: запрос варианта без индексов и с индексами (big_db_indexes/zashita/*.sql)</w:t>
-            </w:r>
-          </w:p>
-          <w:p>
-            <w:pPr>
-              <w:spacing w:line="240" w:lineRule="auto"/>
-            </w:pPr>
-            <w:r>
-              <w:rPr>
-                <w:rFonts w:ascii="Courier New" w:hAnsi="Courier New" w:eastAsia="Courier New"/>
-                <w:sz w:val="15"/>
-              </w:rPr>
-              <w:t xml:space="preserve">    'zas' {</w:t>
-            </w:r>
-          </w:p>
-          <w:p>
-            <w:pPr>
-              <w:spacing w:line="240" w:lineRule="auto"/>
-            </w:pPr>
-            <w:r>
-              <w:rPr>
-                <w:rFonts w:ascii="Courier New" w:hAnsi="Courier New" w:eastAsia="Courier New"/>
-                <w:sz w:val="15"/>
-              </w:rPr>
-              <w:t xml:space="preserve">        if ($A[1] -eq 'restore') {</w:t>
-            </w:r>
-          </w:p>
-          <w:p>
-            <w:pPr>
-              <w:spacing w:line="240" w:lineRule="auto"/>
-            </w:pPr>
-            <w:r>
-              <w:rPr>
-                <w:rFonts w:ascii="Courier New" w:hAnsi="Courier New" w:eastAsia="Courier New"/>
-                <w:sz w:val="15"/>
-              </w:rPr>
-              <w:t xml:space="preserve">            if ($Argv.Count -gt 2) { Say 'ОШИБКА: у ./help zas restore нет параметров'; exit 1 }</w:t>
-            </w:r>
-          </w:p>
-          <w:p>
-            <w:pPr>
-              <w:spacing w:line="240" w:lineRule="auto"/>
-            </w:pPr>
-            <w:r>
-              <w:rPr>
-                <w:rFonts w:ascii="Courier New" w:hAnsi="Courier New" w:eastAsia="Courier New"/>
-                <w:sz w:val="15"/>
-              </w:rPr>
-              <w:t xml:space="preserve">            Run 'big_db_indexes/zashita/restore.sql'</w:t>
-            </w:r>
-          </w:p>
-          <w:p>
-            <w:pPr>
-              <w:spacing w:line="240" w:lineRule="auto"/>
-            </w:pPr>
-            <w:r>
-              <w:rPr>
-                <w:rFonts w:ascii="Courier New" w:hAnsi="Courier New" w:eastAsia="Courier New"/>
-                <w:sz w:val="15"/>
-              </w:rPr>
-              <w:t xml:space="preserve">        }</w:t>
-            </w:r>
-          </w:p>
-          <w:p>
-            <w:pPr>
-              <w:spacing w:line="240" w:lineRule="auto"/>
-            </w:pPr>
-            <w:r>
-              <w:rPr>
-                <w:rFonts w:ascii="Courier New" w:hAnsi="Courier New" w:eastAsia="Courier New"/>
-                <w:sz w:val="15"/>
-              </w:rPr>
-              <w:t xml:space="preserve">        else {</w:t>
-            </w:r>
-          </w:p>
-          <w:p>
-            <w:pPr>
-              <w:spacing w:line="240" w:lineRule="auto"/>
-            </w:pPr>
-            <w:r>
-              <w:rPr>
-                <w:rFonts w:ascii="Courier New" w:hAnsi="Courier New" w:eastAsia="Courier New"/>
-                <w:sz w:val="15"/>
-              </w:rPr>
-              <w:t xml:space="preserve">            Need-Variant $A[1]</w:t>
-            </w:r>
-          </w:p>
-          <w:p>
-            <w:pPr>
-              <w:spacing w:line="240" w:lineRule="auto"/>
-            </w:pPr>
-            <w:r>
-              <w:rPr>
-                <w:rFonts w:ascii="Courier New" w:hAnsi="Courier New" w:eastAsia="Courier New"/>
-                <w:sz w:val="15"/>
-              </w:rPr>
-              <w:t xml:space="preserve">            $step = if ($A[2]) { $A[2] } else { 'all' }</w:t>
-            </w:r>
-          </w:p>
-          <w:p>
-            <w:pPr>
-              <w:spacing w:line="240" w:lineRule="auto"/>
-            </w:pPr>
-            <w:r>
-              <w:rPr>
-                <w:rFonts w:ascii="Courier New" w:hAnsi="Courier New" w:eastAsia="Courier New"/>
-                <w:sz w:val="15"/>
-              </w:rPr>
-              <w:t xml:space="preserve">            # индексы варианта (без параметров запроса)</w:t>
-            </w:r>
-          </w:p>
-          <w:p>
-            <w:pPr>
-              <w:spacing w:line="240" w:lineRule="auto"/>
-            </w:pPr>
-            <w:r>
-              <w:rPr>
-                <w:rFonts w:ascii="Courier New" w:hAnsi="Courier New" w:eastAsia="Courier New"/>
-                <w:sz w:val="15"/>
-              </w:rPr>
-              <w:t xml:space="preserve">            $idxFile = @{ 'idx' = 'big_db_indexes/zashita/show_idx.sql'; 'idx_drop' = 'big_db_indexes/zashita/idx_drop.sql'</w:t>
-            </w:r>
-          </w:p>
-          <w:p>
-            <w:pPr>
-              <w:spacing w:line="240" w:lineRule="auto"/>
-            </w:pPr>
-            <w:r>
-              <w:rPr>
-                <w:rFonts w:ascii="Courier New" w:hAnsi="Courier New" w:eastAsia="Courier New"/>
-                <w:sz w:val="15"/>
-              </w:rPr>
-              <w:t xml:space="preserve">                          'idx_add' = 'big_db_indexes/zashita/idx_add.sql' }[$step]</w:t>
-            </w:r>
-          </w:p>
-          <w:p>
-            <w:pPr>
-              <w:spacing w:line="240" w:lineRule="auto"/>
-            </w:pPr>
-            <w:r>
-              <w:rPr>
-                <w:rFonts w:ascii="Courier New" w:hAnsi="Courier New" w:eastAsia="Courier New"/>
-                <w:sz w:val="15"/>
-              </w:rPr>
-              <w:t xml:space="preserve">            # параметров запроса: в.20 - не больше двух поставщиков, в.22 - одна категория</w:t>
-            </w:r>
-          </w:p>
-          <w:p>
-            <w:pPr>
-              <w:spacing w:line="240" w:lineRule="auto"/>
-            </w:pPr>
-            <w:r>
-              <w:rPr>
-                <w:rFonts w:ascii="Courier New" w:hAnsi="Courier New" w:eastAsia="Courier New"/>
-                <w:sz w:val="15"/>
-              </w:rPr>
-              <w:t xml:space="preserve">            $max = if ($idxFile) { 3 } elseif ($A[1] -eq '20') { 5 } else { 4 }</w:t>
-            </w:r>
-          </w:p>
-          <w:p>
-            <w:pPr>
-              <w:spacing w:line="240" w:lineRule="auto"/>
-            </w:pPr>
-            <w:r>
-              <w:rPr>
-                <w:rFonts w:ascii="Courier New" w:hAnsi="Courier New" w:eastAsia="Courier New"/>
-                <w:sz w:val="15"/>
-              </w:rPr>
-              <w:t xml:space="preserve">            if ($Argv.Count -gt $max) {</w:t>
-            </w:r>
-          </w:p>
-          <w:p>
-            <w:pPr>
-              <w:spacing w:line="240" w:lineRule="auto"/>
-            </w:pPr>
-            <w:r>
-              <w:rPr>
-                <w:rFonts w:ascii="Courier New" w:hAnsi="Courier New" w:eastAsia="Courier New"/>
-                <w:sz w:val="15"/>
-              </w:rPr>
-              <w:t xml:space="preserve">                Say ('ОШИБКА: лишние параметры: ' + ($Argv[$max..($Argv.Count - 1)] -join ' '))</w:t>
-            </w:r>
-          </w:p>
-          <w:p>
-            <w:pPr>
-              <w:spacing w:line="240" w:lineRule="auto"/>
-            </w:pPr>
-            <w:r>
-              <w:rPr>
-                <w:rFonts w:ascii="Courier New" w:hAnsi="Courier New" w:eastAsia="Courier New"/>
-                <w:sz w:val="15"/>
-              </w:rPr>
-              <w:t xml:space="preserve">                Say '  ./help zas 20 [all|1|2|3] ["поставщик1" "поставщик2"]   ./help zas 22 [all|1|2|3] [категория]'</w:t>
-            </w:r>
-          </w:p>
-          <w:p>
-            <w:pPr>
-              <w:spacing w:line="240" w:lineRule="auto"/>
-            </w:pPr>
-            <w:r>
-              <w:rPr>
-                <w:rFonts w:ascii="Courier New" w:hAnsi="Courier New" w:eastAsia="Courier New"/>
-                <w:sz w:val="15"/>
-              </w:rPr>
-              <w:t xml:space="preserve">                Say '  ./help zas 20|22 idx|idx_drop|idx_add   ./help zas restore'</w:t>
-            </w:r>
-          </w:p>
-          <w:p>
-            <w:pPr>
-              <w:spacing w:line="240" w:lineRule="auto"/>
-            </w:pPr>
-            <w:r>
-              <w:rPr>
-                <w:rFonts w:ascii="Courier New" w:hAnsi="Courier New" w:eastAsia="Courier New"/>
-                <w:sz w:val="15"/>
-              </w:rPr>
-              <w:t xml:space="preserve">                exit 1</w:t>
-            </w:r>
-          </w:p>
-          <w:p>
-            <w:pPr>
-              <w:spacing w:line="240" w:lineRule="auto"/>
-            </w:pPr>
-            <w:r>
-              <w:rPr>
-                <w:rFonts w:ascii="Courier New" w:hAnsi="Courier New" w:eastAsia="Courier New"/>
-                <w:sz w:val="15"/>
-              </w:rPr>
-              <w:t xml:space="preserve">            }</w:t>
-            </w:r>
-          </w:p>
-          <w:p>
-            <w:pPr>
-              <w:spacing w:line="240" w:lineRule="auto"/>
-            </w:pPr>
-            <w:r>
-              <w:rPr>
-                <w:rFonts w:ascii="Courier New" w:hAnsi="Courier New" w:eastAsia="Courier New"/>
-                <w:sz w:val="15"/>
-              </w:rPr>
-              <w:t xml:space="preserve">            $file = @{ 'all' = 'big_db_indexes/zashita/z_all.sql'; '1' = 'big_db_indexes/zashita/z1_query.sql'</w:t>
-            </w:r>
-          </w:p>
-          <w:p>
-            <w:pPr>
-              <w:spacing w:line="240" w:lineRule="auto"/>
-            </w:pPr>
-            <w:r>
-              <w:rPr>
-                <w:rFonts w:ascii="Courier New" w:hAnsi="Courier New" w:eastAsia="Courier New"/>
-                <w:sz w:val="15"/>
-              </w:rPr>
-              <w:t xml:space="preserve">                       '2' = 'big_db_indexes/zashita/z2_noidx.sql'; '3' = 'big_db_indexes/zashita/z3_idx.sql' }[$step]</w:t>
-            </w:r>
-          </w:p>
-          <w:p>
-            <w:pPr>
-              <w:spacing w:line="240" w:lineRule="auto"/>
-            </w:pPr>
-            <w:r>
-              <w:rPr>
-                <w:rFonts w:ascii="Courier New" w:hAnsi="Courier New" w:eastAsia="Courier New"/>
-                <w:sz w:val="15"/>
-              </w:rPr>
-              <w:t xml:space="preserve">            if ($idxFile) { Run $idxFile $A[1] }</w:t>
-            </w:r>
-          </w:p>
-          <w:p>
-            <w:pPr>
-              <w:spacing w:line="240" w:lineRule="auto"/>
-            </w:pPr>
-            <w:r>
-              <w:rPr>
-                <w:rFonts w:ascii="Courier New" w:hAnsi="Courier New" w:eastAsia="Courier New"/>
-                <w:sz w:val="15"/>
-              </w:rPr>
-              <w:t xml:space="preserve">            elseif (-not $file) {</w:t>
-            </w:r>
-          </w:p>
-          <w:p>
-            <w:pPr>
-              <w:spacing w:line="240" w:lineRule="auto"/>
-            </w:pPr>
-            <w:r>
-              <w:rPr>
-                <w:rFonts w:ascii="Courier New" w:hAnsi="Courier New" w:eastAsia="Courier New"/>
-                <w:sz w:val="15"/>
-              </w:rPr>
-              <w:t xml:space="preserve">                Say 'ОШИБКА: ./help zas 20|22 [all|1|2|3|idx|idx_drop|idx_add] [параметры]  или  ./help zas restore'</w:t>
-            </w:r>
-          </w:p>
-          <w:p>
-            <w:pPr>
-              <w:spacing w:line="240" w:lineRule="auto"/>
-            </w:pPr>
-            <w:r>
-              <w:rPr>
-                <w:rFonts w:ascii="Courier New" w:hAnsi="Courier New" w:eastAsia="Courier New"/>
-                <w:sz w:val="15"/>
-              </w:rPr>
-              <w:t xml:space="preserve">                exit 1</w:t>
-            </w:r>
-          </w:p>
-          <w:p>
-            <w:pPr>
-              <w:spacing w:line="240" w:lineRule="auto"/>
-            </w:pPr>
-            <w:r>
-              <w:rPr>
-                <w:rFonts w:ascii="Courier New" w:hAnsi="Courier New" w:eastAsia="Courier New"/>
-                <w:sz w:val="15"/>
-              </w:rPr>
-              <w:t xml:space="preserve">            }</w:t>
-            </w:r>
-          </w:p>
-          <w:p>
-            <w:pPr>
-              <w:spacing w:line="240" w:lineRule="auto"/>
-            </w:pPr>
-            <w:r>
-              <w:rPr>
-                <w:rFonts w:ascii="Courier New" w:hAnsi="Courier New" w:eastAsia="Courier New"/>
-                <w:sz w:val="15"/>
-              </w:rPr>
-              <w:t xml:space="preserve">            else {</w:t>
-            </w:r>
-          </w:p>
-          <w:p>
-            <w:pPr>
-              <w:spacing w:line="240" w:lineRule="auto"/>
-            </w:pPr>
-            <w:r>
-              <w:rPr>
-                <w:rFonts w:ascii="Courier New" w:hAnsi="Courier New" w:eastAsia="Courier New"/>
-                <w:sz w:val="15"/>
-              </w:rPr>
-              <w:t xml:space="preserve">                # поставщики (в.20) или категория (в.22) должны быть в базе - иначе задание не запускается</w:t>
-            </w:r>
-          </w:p>
-          <w:p>
-            <w:pPr>
-              <w:spacing w:line="240" w:lineRule="auto"/>
-            </w:pPr>
-            <w:r>
-              <w:rPr>
-                <w:rFonts w:ascii="Courier New" w:hAnsi="Courier New" w:eastAsia="Courier New"/>
-                <w:sz w:val="15"/>
-              </w:rPr>
-              <w:t xml:space="preserve">                Run 'big_db_indexes/zashita/check_args.sql' $A[1] $A[3] $A[4] -Stop</w:t>
-            </w:r>
-          </w:p>
-          <w:p>
-            <w:pPr>
-              <w:spacing w:line="240" w:lineRule="auto"/>
-            </w:pPr>
-            <w:r>
-              <w:rPr>
-                <w:rFonts w:ascii="Courier New" w:hAnsi="Courier New" w:eastAsia="Courier New"/>
-                <w:sz w:val="15"/>
-              </w:rPr>
-              <w:t xml:space="preserve">                if ($script:ExitCode -ne 0) { exit 1 }</w:t>
-            </w:r>
-          </w:p>
-          <w:p>
-            <w:pPr>
-              <w:spacing w:line="240" w:lineRule="auto"/>
-            </w:pPr>
-            <w:r>
-              <w:rPr>
-                <w:rFonts w:ascii="Courier New" w:hAnsi="Courier New" w:eastAsia="Courier New"/>
-                <w:sz w:val="15"/>
-              </w:rPr>
-              <w:t xml:space="preserve">                Run $file $A[1] $A[3] $A[4]</w:t>
-            </w:r>
-          </w:p>
-          <w:p>
-            <w:pPr>
-              <w:spacing w:line="240" w:lineRule="auto"/>
-            </w:pPr>
-            <w:r>
-              <w:rPr>
-                <w:rFonts w:ascii="Courier New" w:hAnsi="Courier New" w:eastAsia="Courier New"/>
-                <w:sz w:val="15"/>
-              </w:rPr>
-              <w:t xml:space="preserve">            }</w:t>
-            </w:r>
-          </w:p>
-          <w:p>
-            <w:pPr>
-              <w:spacing w:line="240" w:lineRule="auto"/>
-            </w:pPr>
-            <w:r>
-              <w:rPr>
-                <w:rFonts w:ascii="Courier New" w:hAnsi="Courier New" w:eastAsia="Courier New"/>
-                <w:sz w:val="15"/>
-              </w:rPr>
-              <w:t xml:space="preserve">        }</w:t>
-            </w:r>
-          </w:p>
-          <w:p>
-            <w:pPr>
-              <w:spacing w:line="240" w:lineRule="auto"/>
-            </w:pPr>
-            <w:r>
-              <w:rPr>
-                <w:rFonts w:ascii="Courier New" w:hAnsi="Courier New" w:eastAsia="Courier New"/>
-                <w:sz w:val="15"/>
-              </w:rPr>
-              <w:t xml:space="preserve">    }</w:t>
             </w:r>
           </w:p>
           <w:p>

--- a/reports/docx/ЛР2_вариант_22.docx
+++ b/reports/docx/ЛР2_вариант_22.docx
@@ -10095,7 +10095,7 @@
               <w:rPr>
                 <w:sz w:val="22"/>
               </w:rPr>
-              <w:t>big_db_indexes/zashita/z_all.sql - задание на защиту: запрос варианта, 5 замеров без индексов, индексы варианта и EXPLAIN ANALYZE</w:t>
+              <w:t>big_db_indexes/def_z_all.sql - задание на защиту: запрос варианта, 5 замеров без индексов, индексы варианта и EXPLAIN ANALYZE</w:t>
             </w:r>
           </w:p>
         </w:tc>
@@ -10136,7 +10136,7 @@
               <w:rPr>
                 <w:sz w:val="22"/>
               </w:rPr>
-              <w:t>big_db_indexes/zashita/restore.sql - вернуть PRIMARY KEY после защиты</w:t>
+              <w:t>big_db_indexes/def_restore.sql - вернуть PRIMARY KEY после защиты</w:t>
             </w:r>
           </w:p>
         </w:tc>
@@ -10611,7 +10611,7 @@
                 <w:rFonts w:ascii="Courier New" w:hAnsi="Courier New" w:eastAsia="Courier New"/>
                 <w:sz w:val="16"/>
               </w:rPr>
-              <w:t xml:space="preserve">  --- защита ЛР2: индексы и время запроса варианта (big_db_indexes/zashita) ---</w:t>
+              <w:t xml:space="preserve">  --- защита ЛР2: индексы и время запроса варианта (big_db_indexes/def_*.sql) ---</w:t>
             </w:r>
           </w:p>
           <w:p>
@@ -10623,7 +10623,7 @@
                 <w:rFonts w:ascii="Courier New" w:hAnsi="Courier New" w:eastAsia="Courier New"/>
                 <w:sz w:val="16"/>
               </w:rPr>
-              <w:t xml:space="preserve">  ./help lr2 def 20 [all] ["поставщик1" "поставщик2"] - в.20: задания 1-3 подряд  [big_db_indexes/zashita/z_all.sql, запрос big_db_indexes/zashita/vNN_query.sql]</w:t>
+              <w:t xml:space="preserve">  ./help lr2 def 20 [all] ["поставщик1" "поставщик2"] - в.20: задания 1-3 подряд  [big_db_indexes/def_z_all.sql, запрос big_db_indexes/def_vNN_query.sql]</w:t>
             </w:r>
           </w:p>
           <w:p>
@@ -10647,7 +10647,7 @@
                 <w:rFonts w:ascii="Courier New" w:hAnsi="Courier New" w:eastAsia="Courier New"/>
                 <w:sz w:val="16"/>
               </w:rPr>
-              <w:t xml:space="preserve">  ./help lr2 def 22 [all] [категория]  - в.22: задания 1-3 подряд  [big_db_indexes/zashita/z_all.sql, запрос big_db_indexes/zashita/vNN_query.sql]</w:t>
+              <w:t xml:space="preserve">  ./help lr2 def 22 [all] [категория]  - в.22: задания 1-3 подряд  [big_db_indexes/def_z_all.sql, запрос big_db_indexes/def_vNN_query.sql]</w:t>
             </w:r>
           </w:p>
           <w:p>
@@ -10671,7 +10671,7 @@
                 <w:rFonts w:ascii="Courier New" w:hAnsi="Courier New" w:eastAsia="Courier New"/>
                 <w:sz w:val="16"/>
               </w:rPr>
-              <w:t xml:space="preserve">  ./help lr2 def 20|22 1 [параметры] - 1) запрос варианта и результат  [big_db_indexes/zashita/z1_query.sql, запрос big_db_indexes/zashita/vNN_query.sql]</w:t>
+              <w:t xml:space="preserve">  ./help lr2 def 20|22 1 [параметры] - 1) запрос варианта и результат  [big_db_indexes/def_z1_query.sql, запрос big_db_indexes/def_vNN_query.sql]</w:t>
             </w:r>
           </w:p>
           <w:p>
@@ -10695,7 +10695,7 @@
                 <w:rFonts w:ascii="Courier New" w:hAnsi="Courier New" w:eastAsia="Courier New"/>
                 <w:sz w:val="16"/>
               </w:rPr>
-              <w:t xml:space="preserve">  ./help lr2 def 20|22 2 [параметры] - 2) в.20 без индексов (показ: индексов 0, в плане не используются), в.22 с индексом ПРОДАЖА(товар) btree: 5 замеров в мс, минимум, EXPLAIN ANALYZE  [big_db_indexes/zashita/z2_noidx.sql, запрос big_db_indexes/zashita/vNN_query.sql]</w:t>
+              <w:t xml:space="preserve">  ./help lr2 def 20|22 2 [параметры] - 2) в.20 без индексов (показ: индексов 0, в плане не используются), в.22 с индексом ПРОДАЖА(товар) btree: 5 замеров в мс, минимум, EXPLAIN ANALYZE  [big_db_indexes/def_z2_noidx.sql, запрос big_db_indexes/def_vNN_query.sql]</w:t>
             </w:r>
           </w:p>
           <w:p>
@@ -10719,7 +10719,7 @@
                 <w:rFonts w:ascii="Courier New" w:hAnsi="Courier New" w:eastAsia="Courier New"/>
                 <w:sz w:val="16"/>
               </w:rPr>
-              <w:t xml:space="preserve">  ./help lr2 def 20|22 3 [параметры] - 3) индексы варианта, 5 замеров в мс, минимум, EXPLAIN ANALYZE, использование индексов в плане  [big_db_indexes/zashita/z3_idx.sql, запрос big_db_indexes/zashita/vNN_query.sql]</w:t>
+              <w:t xml:space="preserve">  ./help lr2 def 20|22 3 [параметры] - 3) индексы варианта, 5 замеров в мс, минимум, EXPLAIN ANALYZE, использование индексов в плане  [big_db_indexes/def_z3_idx.sql, запрос big_db_indexes/def_vNN_query.sql]</w:t>
             </w:r>
           </w:p>
           <w:p>
@@ -10743,7 +10743,7 @@
                 <w:rFonts w:ascii="Courier New" w:hAnsi="Courier New" w:eastAsia="Courier New"/>
                 <w:sz w:val="16"/>
               </w:rPr>
-              <w:t xml:space="preserve">  ./help lr2 def 20|22 idx         - индексы таблиц запроса варианта  [big_db_indexes/zashita/show_idx.sql]</w:t>
+              <w:t xml:space="preserve">  ./help lr2 def 20|22 idx         - индексы таблиц запроса варианта  [big_db_indexes/def_show_idx.sql]</w:t>
             </w:r>
           </w:p>
           <w:p>
@@ -10767,7 +10767,7 @@
                 <w:rFonts w:ascii="Courier New" w:hAnsi="Courier New" w:eastAsia="Courier New"/>
                 <w:sz w:val="16"/>
               </w:rPr>
-              <w:t xml:space="preserve">  ./help lr2 def 20|22 idx_drop    - удалить индексы задания 3 своего варианта (def20_* / def22_*), остальные и PRIMARY KEY не трогаются  [big_db_indexes/zashita/idx_drop.sql]</w:t>
+              <w:t xml:space="preserve">  ./help lr2 def 20|22 idx_drop    - удалить индексы задания 3 своего варианта (def20_* / def22_*), остальные и PRIMARY KEY не трогаются  [big_db_indexes/def_idx_drop.sql]</w:t>
             </w:r>
           </w:p>
           <w:p>
@@ -10791,7 +10791,7 @@
                 <w:rFonts w:ascii="Courier New" w:hAnsi="Courier New" w:eastAsia="Courier New"/>
                 <w:sz w:val="16"/>
               </w:rPr>
-              <w:t xml:space="preserve">  ./help lr2 def 20|22 idx_add     - создать индексы задания 3 своего варианта (def20_* / def22_*) без замеров  [big_db_indexes/zashita/idx_add.sql]</w:t>
+              <w:t xml:space="preserve">  ./help lr2 def 20|22 idx_add     - создать индексы задания 3 своего варианта (def20_* / def22_*) без замеров  [big_db_indexes/def_idx_add.sql]</w:t>
             </w:r>
           </w:p>
           <w:p>
@@ -10815,7 +10815,7 @@
                 <w:rFonts w:ascii="Courier New" w:hAnsi="Courier New" w:eastAsia="Courier New"/>
                 <w:sz w:val="16"/>
               </w:rPr>
-              <w:t xml:space="preserve">  ./help lr2 def restore           - удалить индексы защиты, вернуть PRIMARY KEY  [big_db_indexes/zashita/restore.sql]</w:t>
+              <w:t xml:space="preserve">  ./help lr2 def restore           - удалить индексы защиты, вернуть PRIMARY KEY  [big_db_indexes/def_restore.sql]</w:t>
             </w:r>
           </w:p>
           <w:p>
@@ -11117,7 +11117,7 @@
                 <w:rFonts w:ascii="Courier New" w:hAnsi="Courier New" w:eastAsia="Courier New"/>
                 <w:sz w:val="16"/>
               </w:rPr>
-              <w:t xml:space="preserve">            # защита ЛР2: ./help lr2 def 20|22 [шаг] [параметры] (big_db_indexes/zashita/*.sql)</w:t>
+              <w:t xml:space="preserve">            # защита ЛР2: ./help lr2 def 20|22 [шаг] [параметры] (big_db_indexes/def_*.sql)</w:t>
             </w:r>
           </w:p>
           <w:p>
@@ -11165,7 +11165,7 @@
                 <w:rFonts w:ascii="Courier New" w:hAnsi="Courier New" w:eastAsia="Courier New"/>
                 <w:sz w:val="16"/>
               </w:rPr>
-              <w:t xml:space="preserve">                    Run 'big_db_indexes/zashita/restore.sql'</w:t>
+              <w:t xml:space="preserve">                    Run 'big_db_indexes/def_restore.sql'</w:t>
             </w:r>
           </w:p>
           <w:p>
@@ -11237,7 +11237,7 @@
                 <w:rFonts w:ascii="Courier New" w:hAnsi="Courier New" w:eastAsia="Courier New"/>
                 <w:sz w:val="16"/>
               </w:rPr>
-              <w:t xml:space="preserve">                    $idxFile = @{ 'idx' = 'big_db_indexes/zashita/show_idx.sql'; 'idx_drop' = 'big_db_indexes/zashita/idx_drop.sql'</w:t>
+              <w:t xml:space="preserve">                    $idxFile = @{ 'idx' = 'big_db_indexes/def_show_idx.sql'; 'idx_drop' = 'big_db_indexes/def_idx_drop.sql'</w:t>
             </w:r>
           </w:p>
           <w:p>
@@ -11249,7 +11249,7 @@
                 <w:rFonts w:ascii="Courier New" w:hAnsi="Courier New" w:eastAsia="Courier New"/>
                 <w:sz w:val="16"/>
               </w:rPr>
-              <w:t xml:space="preserve">                                  'idx_add' = 'big_db_indexes/zashita/idx_add.sql' }[$step]</w:t>
+              <w:t xml:space="preserve">                                  'idx_add' = 'big_db_indexes/def_idx_add.sql' }[$step]</w:t>
             </w:r>
           </w:p>
           <w:p>
@@ -11357,7 +11357,7 @@
                 <w:rFonts w:ascii="Courier New" w:hAnsi="Courier New" w:eastAsia="Courier New"/>
                 <w:sz w:val="16"/>
               </w:rPr>
-              <w:t xml:space="preserve">                    $file = @{ 'all' = 'big_db_indexes/zashita/z_all.sql'; '1' = 'big_db_indexes/zashita/z1_query.sql'</w:t>
+              <w:t xml:space="preserve">                    $file = @{ 'all' = 'big_db_indexes/def_z_all.sql'; '1' = 'big_db_indexes/def_z1_query.sql'</w:t>
             </w:r>
           </w:p>
           <w:p>
@@ -11369,7 +11369,7 @@
                 <w:rFonts w:ascii="Courier New" w:hAnsi="Courier New" w:eastAsia="Courier New"/>
                 <w:sz w:val="16"/>
               </w:rPr>
-              <w:t xml:space="preserve">                               '2' = 'big_db_indexes/zashita/z2_noidx.sql'; '3' = 'big_db_indexes/zashita/z3_idx.sql' }[$step]</w:t>
+              <w:t xml:space="preserve">                               '2' = 'big_db_indexes/def_z2_noidx.sql'; '3' = 'big_db_indexes/def_z3_idx.sql' }[$step]</w:t>
             </w:r>
           </w:p>
           <w:p>
@@ -11465,7 +11465,7 @@
                 <w:rFonts w:ascii="Courier New" w:hAnsi="Courier New" w:eastAsia="Courier New"/>
                 <w:sz w:val="16"/>
               </w:rPr>
-              <w:t xml:space="preserve">                        Run 'big_db_indexes/zashita/check_args.sql' $v $A[4] $A[5] -Stop</w:t>
+              <w:t xml:space="preserve">                        Run 'big_db_indexes/def_check_args.sql' $v $A[4] $A[5] -Stop</w:t>
             </w:r>
           </w:p>
           <w:p>
@@ -15966,19 +15966,19 @@
                 <w:rFonts w:ascii="Courier New" w:hAnsi="Courier New" w:eastAsia="Courier New"/>
                 <w:sz w:val="15"/>
               </w:rPr>
-              <w:t xml:space="preserve">  --- защита ЛР2: индексы и время запроса варианта (big_db_indexes/zashita) ---</w:t>
-            </w:r>
-          </w:p>
-          <w:p>
-            <w:pPr>
-              <w:spacing w:line="240" w:lineRule="auto"/>
-            </w:pPr>
-            <w:r>
-              <w:rPr>
-                <w:rFonts w:ascii="Courier New" w:hAnsi="Courier New" w:eastAsia="Courier New"/>
-                <w:sz w:val="15"/>
-              </w:rPr>
-              <w:t xml:space="preserve">  ./help lr2 def 20 [all] ["поставщик1" "поставщик2"] - в.20: задания 1-3 подряд  [big_db_indexes/zashita/z_all.sql, запрос big_db_indexes/zashita/vNN_query.sql]</w:t>
+              <w:t xml:space="preserve">  --- защита ЛР2: индексы и время запроса варианта (big_db_indexes/def_*.sql) ---</w:t>
+            </w:r>
+          </w:p>
+          <w:p>
+            <w:pPr>
+              <w:spacing w:line="240" w:lineRule="auto"/>
+            </w:pPr>
+            <w:r>
+              <w:rPr>
+                <w:rFonts w:ascii="Courier New" w:hAnsi="Courier New" w:eastAsia="Courier New"/>
+                <w:sz w:val="15"/>
+              </w:rPr>
+              <w:t xml:space="preserve">  ./help lr2 def 20 [all] ["поставщик1" "поставщик2"] - в.20: задания 1-3 подряд  [big_db_indexes/def_z_all.sql, запрос big_db_indexes/def_vNN_query.sql]</w:t>
             </w:r>
           </w:p>
           <w:p>
@@ -16002,7 +16002,7 @@
                 <w:rFonts w:ascii="Courier New" w:hAnsi="Courier New" w:eastAsia="Courier New"/>
                 <w:sz w:val="15"/>
               </w:rPr>
-              <w:t xml:space="preserve">  ./help lr2 def 22 [all] [категория]  - в.22: задания 1-3 подряд  [big_db_indexes/zashita/z_all.sql, запрос big_db_indexes/zashita/vNN_query.sql]</w:t>
+              <w:t xml:space="preserve">  ./help lr2 def 22 [all] [категория]  - в.22: задания 1-3 подряд  [big_db_indexes/def_z_all.sql, запрос big_db_indexes/def_vNN_query.sql]</w:t>
             </w:r>
           </w:p>
           <w:p>
@@ -16026,7 +16026,7 @@
                 <w:rFonts w:ascii="Courier New" w:hAnsi="Courier New" w:eastAsia="Courier New"/>
                 <w:sz w:val="15"/>
               </w:rPr>
-              <w:t xml:space="preserve">  ./help lr2 def 20|22 1 [параметры] - 1) запрос варианта и результат  [big_db_indexes/zashita/z1_query.sql, запрос big_db_indexes/zashita/vNN_query.sql]</w:t>
+              <w:t xml:space="preserve">  ./help lr2 def 20|22 1 [параметры] - 1) запрос варианта и результат  [big_db_indexes/def_z1_query.sql, запрос big_db_indexes/def_vNN_query.sql]</w:t>
             </w:r>
           </w:p>
           <w:p>
@@ -16050,7 +16050,7 @@
                 <w:rFonts w:ascii="Courier New" w:hAnsi="Courier New" w:eastAsia="Courier New"/>
                 <w:sz w:val="15"/>
               </w:rPr>
-              <w:t xml:space="preserve">  ./help lr2 def 20|22 2 [параметры] - 2) в.20 без индексов (показ: индексов 0, в плане не используются), в.22 с индексом ПРОДАЖА(товар) btree: 5 замеров в мс, минимум, EXPLAIN ANALYZE  [big_db_indexes/zashita/z2_noidx.sql, запрос big_db_indexes/zashita/vNN_query.sql]</w:t>
+              <w:t xml:space="preserve">  ./help lr2 def 20|22 2 [параметры] - 2) в.20 без индексов (показ: индексов 0, в плане не используются), в.22 с индексом ПРОДАЖА(товар) btree: 5 замеров в мс, минимум, EXPLAIN ANALYZE  [big_db_indexes/def_z2_noidx.sql, запрос big_db_indexes/def_vNN_query.sql]</w:t>
             </w:r>
           </w:p>
           <w:p>
@@ -16074,7 +16074,7 @@
                 <w:rFonts w:ascii="Courier New" w:hAnsi="Courier New" w:eastAsia="Courier New"/>
                 <w:sz w:val="15"/>
               </w:rPr>
-              <w:t xml:space="preserve">  ./help lr2 def 20|22 3 [параметры] - 3) индексы варианта, 5 замеров в мс, минимум, EXPLAIN ANALYZE, использование индексов в плане  [big_db_indexes/zashita/z3_idx.sql, запрос big_db_indexes/zashita/vNN_query.sql]</w:t>
+              <w:t xml:space="preserve">  ./help lr2 def 20|22 3 [параметры] - 3) индексы варианта, 5 замеров в мс, минимум, EXPLAIN ANALYZE, использование индексов в плане  [big_db_indexes/def_z3_idx.sql, запрос big_db_indexes/def_vNN_query.sql]</w:t>
             </w:r>
           </w:p>
           <w:p>
@@ -16098,7 +16098,7 @@
                 <w:rFonts w:ascii="Courier New" w:hAnsi="Courier New" w:eastAsia="Courier New"/>
                 <w:sz w:val="15"/>
               </w:rPr>
-              <w:t xml:space="preserve">  ./help lr2 def 20|22 idx         - индексы таблиц запроса варианта  [big_db_indexes/zashita/show_idx.sql]</w:t>
+              <w:t xml:space="preserve">  ./help lr2 def 20|22 idx         - индексы таблиц запроса варианта  [big_db_indexes/def_show_idx.sql]</w:t>
             </w:r>
           </w:p>
           <w:p>
@@ -16122,7 +16122,7 @@
                 <w:rFonts w:ascii="Courier New" w:hAnsi="Courier New" w:eastAsia="Courier New"/>
                 <w:sz w:val="15"/>
               </w:rPr>
-              <w:t xml:space="preserve">  ./help lr2 def 20|22 idx_drop    - удалить индексы задания 3 своего варианта (def20_* / def22_*), остальные и PRIMARY KEY не трогаются  [big_db_indexes/zashita/idx_drop.sql]</w:t>
+              <w:t xml:space="preserve">  ./help lr2 def 20|22 idx_drop    - удалить индексы задания 3 своего варианта (def20_* / def22_*), остальные и PRIMARY KEY не трогаются  [big_db_indexes/def_idx_drop.sql]</w:t>
             </w:r>
           </w:p>
           <w:p>
@@ -16146,7 +16146,7 @@
                 <w:rFonts w:ascii="Courier New" w:hAnsi="Courier New" w:eastAsia="Courier New"/>
                 <w:sz w:val="15"/>
               </w:rPr>
-              <w:t xml:space="preserve">  ./help lr2 def 20|22 idx_add     - создать индексы задания 3 своего варианта (def20_* / def22_*) без замеров  [big_db_indexes/zashita/idx_add.sql]</w:t>
+              <w:t xml:space="preserve">  ./help lr2 def 20|22 idx_add     - создать индексы задания 3 своего варианта (def20_* / def22_*) без замеров  [big_db_indexes/def_idx_add.sql]</w:t>
             </w:r>
           </w:p>
           <w:p>
@@ -16170,7 +16170,7 @@
                 <w:rFonts w:ascii="Courier New" w:hAnsi="Courier New" w:eastAsia="Courier New"/>
                 <w:sz w:val="15"/>
               </w:rPr>
-              <w:t xml:space="preserve">  ./help lr2 def restore           - удалить индексы защиты, вернуть PRIMARY KEY  [big_db_indexes/zashita/restore.sql]</w:t>
+              <w:t xml:space="preserve">  ./help lr2 def restore           - удалить индексы защиты, вернуть PRIMARY KEY  [big_db_indexes/def_restore.sql]</w:t>
             </w:r>
           </w:p>
           <w:p>
@@ -19134,7 +19134,7 @@
                 <w:rFonts w:ascii="Courier New" w:hAnsi="Courier New" w:eastAsia="Courier New"/>
                 <w:sz w:val="15"/>
               </w:rPr>
-              <w:t xml:space="preserve">            # защита ЛР2: ./help lr2 def 20|22 [шаг] [параметры] (big_db_indexes/zashita/*.sql)</w:t>
+              <w:t xml:space="preserve">            # защита ЛР2: ./help lr2 def 20|22 [шаг] [параметры] (big_db_indexes/def_*.sql)</w:t>
             </w:r>
           </w:p>
           <w:p>
@@ -19182,7 +19182,7 @@
                 <w:rFonts w:ascii="Courier New" w:hAnsi="Courier New" w:eastAsia="Courier New"/>
                 <w:sz w:val="15"/>
               </w:rPr>
-              <w:t xml:space="preserve">                    Run 'big_db_indexes/zashita/restore.sql'</w:t>
+              <w:t xml:space="preserve">                    Run 'big_db_indexes/def_restore.sql'</w:t>
             </w:r>
           </w:p>
           <w:p>
@@ -19254,19 +19254,19 @@
                 <w:rFonts w:ascii="Courier New" w:hAnsi="Courier New" w:eastAsia="Courier New"/>
                 <w:sz w:val="15"/>
               </w:rPr>
-              <w:t xml:space="preserve">                    $idxFile = @{ 'idx' = 'big_db_indexes/zashita/show_idx.sql'; 'idx_drop' = 'big_db_indexes/zashita/idx_drop.sql'</w:t>
-            </w:r>
-          </w:p>
-          <w:p>
-            <w:pPr>
-              <w:spacing w:line="240" w:lineRule="auto"/>
-            </w:pPr>
-            <w:r>
-              <w:rPr>
-                <w:rFonts w:ascii="Courier New" w:hAnsi="Courier New" w:eastAsia="Courier New"/>
-                <w:sz w:val="15"/>
-              </w:rPr>
-              <w:t xml:space="preserve">                                  'idx_add' = 'big_db_indexes/zashita/idx_add.sql' }[$step]</w:t>
+              <w:t xml:space="preserve">                    $idxFile = @{ 'idx' = 'big_db_indexes/def_show_idx.sql'; 'idx_drop' = 'big_db_indexes/def_idx_drop.sql'</w:t>
+            </w:r>
+          </w:p>
+          <w:p>
+            <w:pPr>
+              <w:spacing w:line="240" w:lineRule="auto"/>
+            </w:pPr>
+            <w:r>
+              <w:rPr>
+                <w:rFonts w:ascii="Courier New" w:hAnsi="Courier New" w:eastAsia="Courier New"/>
+                <w:sz w:val="15"/>
+              </w:rPr>
+              <w:t xml:space="preserve">                                  'idx_add' = 'big_db_indexes/def_idx_add.sql' }[$step]</w:t>
             </w:r>
           </w:p>
           <w:p>
@@ -19374,19 +19374,19 @@
                 <w:rFonts w:ascii="Courier New" w:hAnsi="Courier New" w:eastAsia="Courier New"/>
                 <w:sz w:val="15"/>
               </w:rPr>
-              <w:t xml:space="preserve">                    $file = @{ 'all' = 'big_db_indexes/zashita/z_all.sql'; '1' = 'big_db_indexes/zashita/z1_query.sql'</w:t>
-            </w:r>
-          </w:p>
-          <w:p>
-            <w:pPr>
-              <w:spacing w:line="240" w:lineRule="auto"/>
-            </w:pPr>
-            <w:r>
-              <w:rPr>
-                <w:rFonts w:ascii="Courier New" w:hAnsi="Courier New" w:eastAsia="Courier New"/>
-                <w:sz w:val="15"/>
-              </w:rPr>
-              <w:t xml:space="preserve">                               '2' = 'big_db_indexes/zashita/z2_noidx.sql'; '3' = 'big_db_indexes/zashita/z3_idx.sql' }[$step]</w:t>
+              <w:t xml:space="preserve">                    $file = @{ 'all' = 'big_db_indexes/def_z_all.sql'; '1' = 'big_db_indexes/def_z1_query.sql'</w:t>
+            </w:r>
+          </w:p>
+          <w:p>
+            <w:pPr>
+              <w:spacing w:line="240" w:lineRule="auto"/>
+            </w:pPr>
+            <w:r>
+              <w:rPr>
+                <w:rFonts w:ascii="Courier New" w:hAnsi="Courier New" w:eastAsia="Courier New"/>
+                <w:sz w:val="15"/>
+              </w:rPr>
+              <w:t xml:space="preserve">                               '2' = 'big_db_indexes/def_z2_noidx.sql'; '3' = 'big_db_indexes/def_z3_idx.sql' }[$step]</w:t>
             </w:r>
           </w:p>
           <w:p>
@@ -19482,7 +19482,7 @@
                 <w:rFonts w:ascii="Courier New" w:hAnsi="Courier New" w:eastAsia="Courier New"/>
                 <w:sz w:val="15"/>
               </w:rPr>
-              <w:t xml:space="preserve">                        Run 'big_db_indexes/zashita/check_args.sql' $v $A[4] $A[5] -Stop</w:t>
+              <w:t xml:space="preserve">                        Run 'big_db_indexes/def_check_args.sql' $v $A[4] $A[5] -Stop</w:t>
             </w:r>
           </w:p>
           <w:p>

--- a/reports/docx/ЛР2_вариант_22.docx
+++ b/reports/docx/ЛР2_вариант_22.docx
@@ -16278,6 +16278,78 @@
                 <w:rFonts w:ascii="Courier New" w:hAnsi="Courier New" w:eastAsia="Courier New"/>
                 <w:sz w:val="15"/>
               </w:rPr>
+              <w:t xml:space="preserve">  --- защита ЛР3 (перед запуском тип варианта пересоздаётся: lab3/v20_vector3.sql, lab3/v22_rational.sql) ---</w:t>
+            </w:r>
+          </w:p>
+          <w:p>
+            <w:pPr>
+              <w:spacing w:line="240" w:lineRule="auto"/>
+            </w:pPr>
+            <w:r>
+              <w:rPr>
+                <w:rFonts w:ascii="Courier New" w:hAnsi="Courier New" w:eastAsia="Courier New"/>
+                <w:sz w:val="15"/>
+              </w:rPr>
+              <w:t xml:space="preserve">  ./help lr3 def 20 ["(ax,ay,az)" "(bx,by,bz)"] - в.20: W = a × b (оператор #), W*a = 0 и W*b = 0  [lab3/def_v20_cross.sql]</w:t>
+            </w:r>
+          </w:p>
+          <w:p>
+            <w:pPr>
+              <w:spacing w:line="240" w:lineRule="auto"/>
+            </w:pPr>
+            <w:r>
+              <w:rPr>
+                <w:rFonts w:ascii="Courier New" w:hAnsi="Courier New" w:eastAsia="Courier New"/>
+                <w:sz w:val="15"/>
+              </w:rPr>
+              <w:t xml:space="preserve">                                         пример: ./help lr3 def 20      ./help lr3 def 20 "(1,0,0)" "(0,1,0)"</w:t>
+            </w:r>
+          </w:p>
+          <w:p>
+            <w:pPr>
+              <w:spacing w:line="240" w:lineRule="auto"/>
+            </w:pPr>
+            <w:r>
+              <w:rPr>
+                <w:rFonts w:ascii="Courier New" w:hAnsi="Courier New" w:eastAsia="Courier New"/>
+                <w:sz w:val="15"/>
+              </w:rPr>
+              <w:t xml:space="preserve">  ./help lr3 def 22 [a b]      - в.22: x = a/b, -x = b/a или 0/1 (оператор ~), (-x)*x = x*(-x) = 1 или 0  [lab3/def_v22_inverse.sql]</w:t>
+            </w:r>
+          </w:p>
+          <w:p>
+            <w:pPr>
+              <w:spacing w:line="240" w:lineRule="auto"/>
+            </w:pPr>
+            <w:r>
+              <w:rPr>
+                <w:rFonts w:ascii="Courier New" w:hAnsi="Courier New" w:eastAsia="Courier New"/>
+                <w:sz w:val="15"/>
+              </w:rPr>
+              <w:t xml:space="preserve">                                         пример: ./help lr3 def 22      ./help lr3 def 22 -3 4      ./help lr3 def 22 0 7</w:t>
+            </w:r>
+          </w:p>
+          <w:p>
+            <w:pPr>
+              <w:spacing w:line="240" w:lineRule="auto"/>
+            </w:pPr>
+            <w:r>
+              <w:rPr>
+                <w:rFonts w:ascii="Courier New" w:hAnsi="Courier New" w:eastAsia="Courier New"/>
+                <w:sz w:val="15"/>
+              </w:rPr>
+              <w:t xml:space="preserve">  (по умолч. в.20 - (1,2,3) и (4,5,6), в.22 - 3 и 4; параметры проверяются: векторы (x,y,z), целые |a|, |b| &lt;= 2^53, b &lt;&gt; 0)</w:t>
+            </w:r>
+          </w:p>
+          <w:p>
+            <w:pPr>
+              <w:spacing w:line="240" w:lineRule="auto"/>
+            </w:pPr>
+            <w:r>
+              <w:rPr>
+                <w:rFonts w:ascii="Courier New" w:hAnsi="Courier New" w:eastAsia="Courier New"/>
+                <w:sz w:val="15"/>
+              </w:rPr>
               <w:t>'@</w:t>
             </w:r>
           </w:p>
@@ -17082,7 +17154,7 @@
                 <w:rFonts w:ascii="Courier New" w:hAnsi="Courier New" w:eastAsia="Courier New"/>
                 <w:sz w:val="15"/>
               </w:rPr>
-              <w:t xml:space="preserve">  ./help short lr3       - ЛР3: пользовательские типы (lr3 ...)</w:t>
+              <w:t xml:space="preserve">  ./help short lr3       - ЛР3: пользовательские типы и защита ЛР3 (lr3 ..., lr3 def ...)</w:t>
             </w:r>
           </w:p>
           <w:p>
@@ -19674,7 +19746,139 @@
                 <w:rFonts w:ascii="Courier New" w:hAnsi="Courier New" w:eastAsia="Courier New"/>
                 <w:sz w:val="15"/>
               </w:rPr>
-              <w:t xml:space="preserve">            default { Say 'ОШИБКА: ./help lr3 cmplx|20|22'; exit 1 }</w:t>
+              <w:t xml:space="preserve">            # защита ЛР3: тип варианта пересоздаётся без вывода, затем сценарий защиты</w:t>
+            </w:r>
+          </w:p>
+          <w:p>
+            <w:pPr>
+              <w:spacing w:line="240" w:lineRule="auto"/>
+            </w:pPr>
+            <w:r>
+              <w:rPr>
+                <w:rFonts w:ascii="Courier New" w:hAnsi="Courier New" w:eastAsia="Courier New"/>
+                <w:sz w:val="15"/>
+              </w:rPr>
+              <w:t xml:space="preserve">            'def'   {</w:t>
+            </w:r>
+          </w:p>
+          <w:p>
+            <w:pPr>
+              <w:spacing w:line="240" w:lineRule="auto"/>
+            </w:pPr>
+            <w:r>
+              <w:rPr>
+                <w:rFonts w:ascii="Courier New" w:hAnsi="Courier New" w:eastAsia="Courier New"/>
+                <w:sz w:val="15"/>
+              </w:rPr>
+              <w:t xml:space="preserve">                $v = $A[2]</w:t>
+            </w:r>
+          </w:p>
+          <w:p>
+            <w:pPr>
+              <w:spacing w:line="240" w:lineRule="auto"/>
+            </w:pPr>
+            <w:r>
+              <w:rPr>
+                <w:rFonts w:ascii="Courier New" w:hAnsi="Courier New" w:eastAsia="Courier New"/>
+                <w:sz w:val="15"/>
+              </w:rPr>
+              <w:t xml:space="preserve">                Need-Variant $v</w:t>
+            </w:r>
+          </w:p>
+          <w:p>
+            <w:pPr>
+              <w:spacing w:line="240" w:lineRule="auto"/>
+            </w:pPr>
+            <w:r>
+              <w:rPr>
+                <w:rFonts w:ascii="Courier New" w:hAnsi="Courier New" w:eastAsia="Courier New"/>
+                <w:sz w:val="15"/>
+              </w:rPr>
+              <w:t xml:space="preserve">                $type = @{ '20' = 'lab3/v20_vector3.sql'; '22' = 'lab3/v22_rational.sql' }[$v]</w:t>
+            </w:r>
+          </w:p>
+          <w:p>
+            <w:pPr>
+              <w:spacing w:line="240" w:lineRule="auto"/>
+            </w:pPr>
+            <w:r>
+              <w:rPr>
+                <w:rFonts w:ascii="Courier New" w:hAnsi="Courier New" w:eastAsia="Courier New"/>
+                <w:sz w:val="15"/>
+              </w:rPr>
+              <w:t xml:space="preserve">                $file = @{ '20' = 'lab3/def_v20_cross.sql'; '22' = 'lab3/def_v22_inverse.sql' }[$v]</w:t>
+            </w:r>
+          </w:p>
+          <w:p>
+            <w:pPr>
+              <w:spacing w:line="240" w:lineRule="auto"/>
+            </w:pPr>
+            <w:r>
+              <w:rPr>
+                <w:rFonts w:ascii="Courier New" w:hAnsi="Courier New" w:eastAsia="Courier New"/>
+                <w:sz w:val="15"/>
+              </w:rPr>
+              <w:t xml:space="preserve">                Say "&gt;&gt;&gt; Файл: $type (тип и операции варианта, вывод скрыт)"</w:t>
+            </w:r>
+          </w:p>
+          <w:p>
+            <w:pPr>
+              <w:spacing w:line="240" w:lineRule="auto"/>
+            </w:pPr>
+            <w:r>
+              <w:rPr>
+                <w:rFonts w:ascii="Courier New" w:hAnsi="Courier New" w:eastAsia="Courier New"/>
+                <w:sz w:val="15"/>
+              </w:rPr>
+              <w:t xml:space="preserve">                Run $type -Quiet</w:t>
+            </w:r>
+          </w:p>
+          <w:p>
+            <w:pPr>
+              <w:spacing w:line="240" w:lineRule="auto"/>
+            </w:pPr>
+            <w:r>
+              <w:rPr>
+                <w:rFonts w:ascii="Courier New" w:hAnsi="Courier New" w:eastAsia="Courier New"/>
+                <w:sz w:val="15"/>
+              </w:rPr>
+              <w:t xml:space="preserve">                Run $file $A[3] $A[4] -Stop</w:t>
+            </w:r>
+          </w:p>
+          <w:p>
+            <w:pPr>
+              <w:spacing w:line="240" w:lineRule="auto"/>
+            </w:pPr>
+            <w:r>
+              <w:rPr>
+                <w:rFonts w:ascii="Courier New" w:hAnsi="Courier New" w:eastAsia="Courier New"/>
+                <w:sz w:val="15"/>
+              </w:rPr>
+              <w:t xml:space="preserve">                if ($script:ExitCode -ne 0) { exit 1 }</w:t>
+            </w:r>
+          </w:p>
+          <w:p>
+            <w:pPr>
+              <w:spacing w:line="240" w:lineRule="auto"/>
+            </w:pPr>
+            <w:r>
+              <w:rPr>
+                <w:rFonts w:ascii="Courier New" w:hAnsi="Courier New" w:eastAsia="Courier New"/>
+                <w:sz w:val="15"/>
+              </w:rPr>
+              <w:t xml:space="preserve">            }</w:t>
+            </w:r>
+          </w:p>
+          <w:p>
+            <w:pPr>
+              <w:spacing w:line="240" w:lineRule="auto"/>
+            </w:pPr>
+            <w:r>
+              <w:rPr>
+                <w:rFonts w:ascii="Courier New" w:hAnsi="Courier New" w:eastAsia="Courier New"/>
+                <w:sz w:val="15"/>
+              </w:rPr>
+              <w:t xml:space="preserve">            default { Say 'ОШИБКА: ./help lr3 cmplx|20|22|def'; exit 1 }</w:t>
             </w:r>
           </w:p>
           <w:p>

--- a/reports/docx/ЛР2_вариант_22.docx
+++ b/reports/docx/ЛР2_вариант_22.docx
@@ -15054,6 +15054,402 @@
                 <w:rFonts w:ascii="Courier New" w:hAnsi="Courier New" w:eastAsia="Courier New"/>
                 <w:sz w:val="15"/>
               </w:rPr>
+              <w:t># дерево файлов проекта (аналог tree /f, но в UTF-8 - кириллица в именах выводится верно):</w:t>
+            </w:r>
+          </w:p>
+          <w:p>
+            <w:pPr>
+              <w:spacing w:line="240" w:lineRule="auto"/>
+            </w:pPr>
+            <w:r>
+              <w:rPr>
+                <w:rFonts w:ascii="Courier New" w:hAnsi="Courier New" w:eastAsia="Courier New"/>
+                <w:sz w:val="15"/>
+              </w:rPr>
+              <w:t># внутри папки сначала файлы, затем подпапки, порядок - по кодам символов (как в ./h tree);</w:t>
+            </w:r>
+          </w:p>
+          <w:p>
+            <w:pPr>
+              <w:spacing w:line="240" w:lineRule="auto"/>
+            </w:pPr>
+            <w:r>
+              <w:rPr>
+                <w:rFonts w:ascii="Courier New" w:hAnsi="Courier New" w:eastAsia="Courier New"/>
+                <w:sz w:val="15"/>
+              </w:rPr>
+              <w:t># $Tracked - файлы git (режим git), пусто - все файлы, кроме папки .git</w:t>
+            </w:r>
+          </w:p>
+          <w:p>
+            <w:pPr>
+              <w:spacing w:line="240" w:lineRule="auto"/>
+            </w:pPr>
+            <w:r>
+              <w:rPr>
+                <w:rFonts w:ascii="Courier New" w:hAnsi="Courier New" w:eastAsia="Courier New"/>
+                <w:sz w:val="15"/>
+              </w:rPr>
+              <w:t>$TreeCount = @{ dirs = 0; files = 0 }</w:t>
+            </w:r>
+          </w:p>
+          <w:p>
+            <w:pPr>
+              <w:spacing w:line="240" w:lineRule="auto"/>
+            </w:pPr>
+            <w:r>
+              <w:rPr>
+                <w:rFonts w:ascii="Courier New" w:hAnsi="Courier New" w:eastAsia="Courier New"/>
+                <w:sz w:val="15"/>
+              </w:rPr>
+              <w:t>function Show-Tree([string]$rel, [string]$prefix, $Tracked) {</w:t>
+            </w:r>
+          </w:p>
+          <w:p>
+            <w:pPr>
+              <w:spacing w:line="240" w:lineRule="auto"/>
+            </w:pPr>
+            <w:r>
+              <w:rPr>
+                <w:rFonts w:ascii="Courier New" w:hAnsi="Courier New" w:eastAsia="Courier New"/>
+                <w:sz w:val="15"/>
+              </w:rPr>
+              <w:t xml:space="preserve">    $path = if ($rel) { Join-Path $Root $rel } else { $Root }</w:t>
+            </w:r>
+          </w:p>
+          <w:p>
+            <w:pPr>
+              <w:spacing w:line="240" w:lineRule="auto"/>
+            </w:pPr>
+            <w:r>
+              <w:rPr>
+                <w:rFonts w:ascii="Courier New" w:hAnsi="Courier New" w:eastAsia="Courier New"/>
+                <w:sz w:val="15"/>
+              </w:rPr>
+              <w:t xml:space="preserve">    $files = @(); $dirs = @()</w:t>
+            </w:r>
+          </w:p>
+          <w:p>
+            <w:pPr>
+              <w:spacing w:line="240" w:lineRule="auto"/>
+            </w:pPr>
+            <w:r>
+              <w:rPr>
+                <w:rFonts w:ascii="Courier New" w:hAnsi="Courier New" w:eastAsia="Courier New"/>
+                <w:sz w:val="15"/>
+              </w:rPr>
+              <w:t xml:space="preserve">    foreach ($e in Get-ChildItem -LiteralPath $path -Force) {</w:t>
+            </w:r>
+          </w:p>
+          <w:p>
+            <w:pPr>
+              <w:spacing w:line="240" w:lineRule="auto"/>
+            </w:pPr>
+            <w:r>
+              <w:rPr>
+                <w:rFonts w:ascii="Courier New" w:hAnsi="Courier New" w:eastAsia="Courier New"/>
+                <w:sz w:val="15"/>
+              </w:rPr>
+              <w:t xml:space="preserve">        if ($e.Name -eq '.git') { continue }</w:t>
+            </w:r>
+          </w:p>
+          <w:p>
+            <w:pPr>
+              <w:spacing w:line="240" w:lineRule="auto"/>
+            </w:pPr>
+            <w:r>
+              <w:rPr>
+                <w:rFonts w:ascii="Courier New" w:hAnsi="Courier New" w:eastAsia="Courier New"/>
+                <w:sz w:val="15"/>
+              </w:rPr>
+              <w:t xml:space="preserve">        $r = if ($rel) { "$rel/$($e.Name)" } else { $e.Name }</w:t>
+            </w:r>
+          </w:p>
+          <w:p>
+            <w:pPr>
+              <w:spacing w:line="240" w:lineRule="auto"/>
+            </w:pPr>
+            <w:r>
+              <w:rPr>
+                <w:rFonts w:ascii="Courier New" w:hAnsi="Courier New" w:eastAsia="Courier New"/>
+                <w:sz w:val="15"/>
+              </w:rPr>
+              <w:t xml:space="preserve">        if ($e.PSIsContainer) {</w:t>
+            </w:r>
+          </w:p>
+          <w:p>
+            <w:pPr>
+              <w:spacing w:line="240" w:lineRule="auto"/>
+            </w:pPr>
+            <w:r>
+              <w:rPr>
+                <w:rFonts w:ascii="Courier New" w:hAnsi="Courier New" w:eastAsia="Courier New"/>
+                <w:sz w:val="15"/>
+              </w:rPr>
+              <w:t xml:space="preserve">            if ($Tracked -and -not ($Tracked.Keys | Where-Object { $_.StartsWith("$r/") } | Select-Object -First 1)) { continue }</w:t>
+            </w:r>
+          </w:p>
+          <w:p>
+            <w:pPr>
+              <w:spacing w:line="240" w:lineRule="auto"/>
+            </w:pPr>
+            <w:r>
+              <w:rPr>
+                <w:rFonts w:ascii="Courier New" w:hAnsi="Courier New" w:eastAsia="Courier New"/>
+                <w:sz w:val="15"/>
+              </w:rPr>
+              <w:t xml:space="preserve">            $dirs += $e.Name</w:t>
+            </w:r>
+          </w:p>
+          <w:p>
+            <w:pPr>
+              <w:spacing w:line="240" w:lineRule="auto"/>
+            </w:pPr>
+            <w:r>
+              <w:rPr>
+                <w:rFonts w:ascii="Courier New" w:hAnsi="Courier New" w:eastAsia="Courier New"/>
+                <w:sz w:val="15"/>
+              </w:rPr>
+              <w:t xml:space="preserve">        }</w:t>
+            </w:r>
+          </w:p>
+          <w:p>
+            <w:pPr>
+              <w:spacing w:line="240" w:lineRule="auto"/>
+            </w:pPr>
+            <w:r>
+              <w:rPr>
+                <w:rFonts w:ascii="Courier New" w:hAnsi="Courier New" w:eastAsia="Courier New"/>
+                <w:sz w:val="15"/>
+              </w:rPr>
+              <w:t xml:space="preserve">        else {</w:t>
+            </w:r>
+          </w:p>
+          <w:p>
+            <w:pPr>
+              <w:spacing w:line="240" w:lineRule="auto"/>
+            </w:pPr>
+            <w:r>
+              <w:rPr>
+                <w:rFonts w:ascii="Courier New" w:hAnsi="Courier New" w:eastAsia="Courier New"/>
+                <w:sz w:val="15"/>
+              </w:rPr>
+              <w:t xml:space="preserve">            if ($Tracked -and -not $Tracked.ContainsKey($r)) { continue }</w:t>
+            </w:r>
+          </w:p>
+          <w:p>
+            <w:pPr>
+              <w:spacing w:line="240" w:lineRule="auto"/>
+            </w:pPr>
+            <w:r>
+              <w:rPr>
+                <w:rFonts w:ascii="Courier New" w:hAnsi="Courier New" w:eastAsia="Courier New"/>
+                <w:sz w:val="15"/>
+              </w:rPr>
+              <w:t xml:space="preserve">            $files += $e.Name</w:t>
+            </w:r>
+          </w:p>
+          <w:p>
+            <w:pPr>
+              <w:spacing w:line="240" w:lineRule="auto"/>
+            </w:pPr>
+            <w:r>
+              <w:rPr>
+                <w:rFonts w:ascii="Courier New" w:hAnsi="Courier New" w:eastAsia="Courier New"/>
+                <w:sz w:val="15"/>
+              </w:rPr>
+              <w:t xml:space="preserve">        }</w:t>
+            </w:r>
+          </w:p>
+          <w:p>
+            <w:pPr>
+              <w:spacing w:line="240" w:lineRule="auto"/>
+            </w:pPr>
+            <w:r>
+              <w:rPr>
+                <w:rFonts w:ascii="Courier New" w:hAnsi="Courier New" w:eastAsia="Courier New"/>
+                <w:sz w:val="15"/>
+              </w:rPr>
+              <w:t xml:space="preserve">    }</w:t>
+            </w:r>
+          </w:p>
+          <w:p>
+            <w:pPr>
+              <w:spacing w:line="240" w:lineRule="auto"/>
+            </w:pPr>
+            <w:r>
+              <w:rPr>
+                <w:rFonts w:ascii="Courier New" w:hAnsi="Courier New" w:eastAsia="Courier New"/>
+                <w:sz w:val="15"/>
+              </w:rPr>
+              <w:t xml:space="preserve">    $files = [string[]]$files; [Array]::Sort($files, [StringComparer]::Ordinal)</w:t>
+            </w:r>
+          </w:p>
+          <w:p>
+            <w:pPr>
+              <w:spacing w:line="240" w:lineRule="auto"/>
+            </w:pPr>
+            <w:r>
+              <w:rPr>
+                <w:rFonts w:ascii="Courier New" w:hAnsi="Courier New" w:eastAsia="Courier New"/>
+                <w:sz w:val="15"/>
+              </w:rPr>
+              <w:t xml:space="preserve">    $dirs = [string[]]$dirs; [Array]::Sort($dirs, [StringComparer]::Ordinal)</w:t>
+            </w:r>
+          </w:p>
+          <w:p>
+            <w:pPr>
+              <w:spacing w:line="240" w:lineRule="auto"/>
+            </w:pPr>
+            <w:r>
+              <w:rPr>
+                <w:rFonts w:ascii="Courier New" w:hAnsi="Courier New" w:eastAsia="Courier New"/>
+                <w:sz w:val="15"/>
+              </w:rPr>
+              <w:t xml:space="preserve">    $bar = if ($dirs.Count) { '│   ' } else { '    ' }</w:t>
+            </w:r>
+          </w:p>
+          <w:p>
+            <w:pPr>
+              <w:spacing w:line="240" w:lineRule="auto"/>
+            </w:pPr>
+            <w:r>
+              <w:rPr>
+                <w:rFonts w:ascii="Courier New" w:hAnsi="Courier New" w:eastAsia="Courier New"/>
+                <w:sz w:val="15"/>
+              </w:rPr>
+              <w:t xml:space="preserve">    foreach ($f in $files) { Say ($prefix + $bar + $f); $script:TreeCount.files++ }</w:t>
+            </w:r>
+          </w:p>
+          <w:p>
+            <w:pPr>
+              <w:spacing w:line="240" w:lineRule="auto"/>
+            </w:pPr>
+            <w:r>
+              <w:rPr>
+                <w:rFonts w:ascii="Courier New" w:hAnsi="Courier New" w:eastAsia="Courier New"/>
+                <w:sz w:val="15"/>
+              </w:rPr>
+              <w:t xml:space="preserve">    if ($files.Count) { Say ($prefix + $bar).TrimEnd() }</w:t>
+            </w:r>
+          </w:p>
+          <w:p>
+            <w:pPr>
+              <w:spacing w:line="240" w:lineRule="auto"/>
+            </w:pPr>
+            <w:r>
+              <w:rPr>
+                <w:rFonts w:ascii="Courier New" w:hAnsi="Courier New" w:eastAsia="Courier New"/>
+                <w:sz w:val="15"/>
+              </w:rPr>
+              <w:t xml:space="preserve">    for ($i = 0; $i -lt $dirs.Count; $i++) {</w:t>
+            </w:r>
+          </w:p>
+          <w:p>
+            <w:pPr>
+              <w:spacing w:line="240" w:lineRule="auto"/>
+            </w:pPr>
+            <w:r>
+              <w:rPr>
+                <w:rFonts w:ascii="Courier New" w:hAnsi="Courier New" w:eastAsia="Courier New"/>
+                <w:sz w:val="15"/>
+              </w:rPr>
+              <w:t xml:space="preserve">        $last = $i -eq $dirs.Count - 1</w:t>
+            </w:r>
+          </w:p>
+          <w:p>
+            <w:pPr>
+              <w:spacing w:line="240" w:lineRule="auto"/>
+            </w:pPr>
+            <w:r>
+              <w:rPr>
+                <w:rFonts w:ascii="Courier New" w:hAnsi="Courier New" w:eastAsia="Courier New"/>
+                <w:sz w:val="15"/>
+              </w:rPr>
+              <w:t xml:space="preserve">        Say ($prefix + $(if ($last) { '└───' } else { '├───' }) + $dirs[$i])</w:t>
+            </w:r>
+          </w:p>
+          <w:p>
+            <w:pPr>
+              <w:spacing w:line="240" w:lineRule="auto"/>
+            </w:pPr>
+            <w:r>
+              <w:rPr>
+                <w:rFonts w:ascii="Courier New" w:hAnsi="Courier New" w:eastAsia="Courier New"/>
+                <w:sz w:val="15"/>
+              </w:rPr>
+              <w:t xml:space="preserve">        $script:TreeCount.dirs++</w:t>
+            </w:r>
+          </w:p>
+          <w:p>
+            <w:pPr>
+              <w:spacing w:line="240" w:lineRule="auto"/>
+            </w:pPr>
+            <w:r>
+              <w:rPr>
+                <w:rFonts w:ascii="Courier New" w:hAnsi="Courier New" w:eastAsia="Courier New"/>
+                <w:sz w:val="15"/>
+              </w:rPr>
+              <w:t xml:space="preserve">        $sub = if ($rel) { "$rel/$($dirs[$i])" } else { $dirs[$i] }</w:t>
+            </w:r>
+          </w:p>
+          <w:p>
+            <w:pPr>
+              <w:spacing w:line="240" w:lineRule="auto"/>
+            </w:pPr>
+            <w:r>
+              <w:rPr>
+                <w:rFonts w:ascii="Courier New" w:hAnsi="Courier New" w:eastAsia="Courier New"/>
+                <w:sz w:val="15"/>
+              </w:rPr>
+              <w:t xml:space="preserve">        Show-Tree $sub ($prefix + $(if ($last) { '    ' } else { '│   ' })) $Tracked</w:t>
+            </w:r>
+          </w:p>
+          <w:p>
+            <w:pPr>
+              <w:spacing w:line="240" w:lineRule="auto"/>
+            </w:pPr>
+            <w:r>
+              <w:rPr>
+                <w:rFonts w:ascii="Courier New" w:hAnsi="Courier New" w:eastAsia="Courier New"/>
+                <w:sz w:val="15"/>
+              </w:rPr>
+              <w:t xml:space="preserve">    }</w:t>
+            </w:r>
+          </w:p>
+          <w:p>
+            <w:pPr>
+              <w:spacing w:line="240" w:lineRule="auto"/>
+            </w:pPr>
+            <w:r>
+              <w:rPr>
+                <w:rFonts w:ascii="Courier New" w:hAnsi="Courier New" w:eastAsia="Courier New"/>
+                <w:sz w:val="15"/>
+              </w:rPr>
+              <w:t>}</w:t>
+            </w:r>
+          </w:p>
+          <w:p>
+            <w:pPr>
+              <w:spacing w:line="240" w:lineRule="auto"/>
+            </w:pPr>
+            <w:r>
+              <w:rPr>
+                <w:rFonts w:ascii="Courier New" w:hAnsi="Courier New" w:eastAsia="Courier New"/>
+                <w:sz w:val="15"/>
+              </w:rPr>
+              <w:t xml:space="preserve"> </w:t>
+            </w:r>
+          </w:p>
+          <w:p>
+            <w:pPr>
+              <w:spacing w:line="240" w:lineRule="auto"/>
+            </w:pPr>
+            <w:r>
+              <w:rPr>
+                <w:rFonts w:ascii="Courier New" w:hAnsi="Courier New" w:eastAsia="Courier New"/>
+                <w:sz w:val="15"/>
+              </w:rPr>
               <w:t>function Show-Menu([switch]$NoExample) {</w:t>
             </w:r>
           </w:p>
@@ -17022,6 +17418,30 @@
                 <w:rFonts w:ascii="Courier New" w:hAnsi="Courier New" w:eastAsia="Courier New"/>
                 <w:sz w:val="15"/>
               </w:rPr>
+              <w:t xml:space="preserve">  ./help tree [all|git] [папка] - дерево файлов проекта (как tree /f, кириллица в UTF-8): all - все файлы, кроме .git (по умолч.), git - только файлы git</w:t>
+            </w:r>
+          </w:p>
+          <w:p>
+            <w:pPr>
+              <w:spacing w:line="240" w:lineRule="auto"/>
+            </w:pPr>
+            <w:r>
+              <w:rPr>
+                <w:rFonts w:ascii="Courier New" w:hAnsi="Courier New" w:eastAsia="Courier New"/>
+                <w:sz w:val="15"/>
+              </w:rPr>
+              <w:t xml:space="preserve">                                         пример: ./help tree      ./help tree git      ./help tree all lab3</w:t>
+            </w:r>
+          </w:p>
+          <w:p>
+            <w:pPr>
+              <w:spacing w:line="240" w:lineRule="auto"/>
+            </w:pPr>
+            <w:r>
+              <w:rPr>
+                <w:rFonts w:ascii="Courier New" w:hAnsi="Courier New" w:eastAsia="Courier New"/>
+                <w:sz w:val="15"/>
+              </w:rPr>
               <w:t>'@</w:t>
             </w:r>
           </w:p>
@@ -17238,7 +17658,7 @@
                 <w:rFonts w:ascii="Courier New" w:hAnsi="Courier New" w:eastAsia="Courier New"/>
                 <w:sz w:val="15"/>
               </w:rPr>
-              <w:t xml:space="preserve">  ./help short sql       - запуск SQL-файлов, консоль psql, отчёты (файл.sql, psql, reports)</w:t>
+              <w:t xml:space="preserve">  ./help short sql       - запуск SQL-файлов, консоль psql, отчёты, дерево проекта (файл.sql, psql, reports, tree)</w:t>
             </w:r>
           </w:p>
           <w:p>
@@ -17815,6 +18235,282 @@
                 <w:sz w:val="15"/>
               </w:rPr>
               <w:t xml:space="preserve">    if ($Ex) { exit 0 } else { exit 1 }</w:t>
+            </w:r>
+          </w:p>
+          <w:p>
+            <w:pPr>
+              <w:spacing w:line="240" w:lineRule="auto"/>
+            </w:pPr>
+            <w:r>
+              <w:rPr>
+                <w:rFonts w:ascii="Courier New" w:hAnsi="Courier New" w:eastAsia="Courier New"/>
+                <w:sz w:val="15"/>
+              </w:rPr>
+              <w:t>}</w:t>
+            </w:r>
+          </w:p>
+          <w:p>
+            <w:pPr>
+              <w:spacing w:line="240" w:lineRule="auto"/>
+            </w:pPr>
+            <w:r>
+              <w:rPr>
+                <w:rFonts w:ascii="Courier New" w:hAnsi="Courier New" w:eastAsia="Courier New"/>
+                <w:sz w:val="15"/>
+              </w:rPr>
+              <w:t xml:space="preserve"> </w:t>
+            </w:r>
+          </w:p>
+          <w:p>
+            <w:pPr>
+              <w:spacing w:line="240" w:lineRule="auto"/>
+            </w:pPr>
+            <w:r>
+              <w:rPr>
+                <w:rFonts w:ascii="Courier New" w:hAnsi="Courier New" w:eastAsia="Courier New"/>
+                <w:sz w:val="15"/>
+              </w:rPr>
+              <w:t># ./help tree [all|git] [папка] - дерево файлов проекта</w:t>
+            </w:r>
+          </w:p>
+          <w:p>
+            <w:pPr>
+              <w:spacing w:line="240" w:lineRule="auto"/>
+            </w:pPr>
+            <w:r>
+              <w:rPr>
+                <w:rFonts w:ascii="Courier New" w:hAnsi="Courier New" w:eastAsia="Courier New"/>
+                <w:sz w:val="15"/>
+              </w:rPr>
+              <w:t>if ($A[0] -eq 'tree') {</w:t>
+            </w:r>
+          </w:p>
+          <w:p>
+            <w:pPr>
+              <w:spacing w:line="240" w:lineRule="auto"/>
+            </w:pPr>
+            <w:r>
+              <w:rPr>
+                <w:rFonts w:ascii="Courier New" w:hAnsi="Courier New" w:eastAsia="Courier New"/>
+                <w:sz w:val="15"/>
+              </w:rPr>
+              <w:t xml:space="preserve">    $mode = if ($A[1]) { $A[1] } else { 'all' }</w:t>
+            </w:r>
+          </w:p>
+          <w:p>
+            <w:pPr>
+              <w:spacing w:line="240" w:lineRule="auto"/>
+            </w:pPr>
+            <w:r>
+              <w:rPr>
+                <w:rFonts w:ascii="Courier New" w:hAnsi="Courier New" w:eastAsia="Courier New"/>
+                <w:sz w:val="15"/>
+              </w:rPr>
+              <w:t xml:space="preserve">    if ($Argv.Count -gt 3 -or $mode -notin 'all', 'git') {</w:t>
+            </w:r>
+          </w:p>
+          <w:p>
+            <w:pPr>
+              <w:spacing w:line="240" w:lineRule="auto"/>
+            </w:pPr>
+            <w:r>
+              <w:rPr>
+                <w:rFonts w:ascii="Courier New" w:hAnsi="Courier New" w:eastAsia="Courier New"/>
+                <w:sz w:val="15"/>
+              </w:rPr>
+              <w:t xml:space="preserve">        Say 'ОШИБКА: ./help tree [all|git] [папка]   (all - все файлы, кроме .git; git - только файлы git)'</w:t>
+            </w:r>
+          </w:p>
+          <w:p>
+            <w:pPr>
+              <w:spacing w:line="240" w:lineRule="auto"/>
+            </w:pPr>
+            <w:r>
+              <w:rPr>
+                <w:rFonts w:ascii="Courier New" w:hAnsi="Courier New" w:eastAsia="Courier New"/>
+                <w:sz w:val="15"/>
+              </w:rPr>
+              <w:t xml:space="preserve">        exit 1</w:t>
+            </w:r>
+          </w:p>
+          <w:p>
+            <w:pPr>
+              <w:spacing w:line="240" w:lineRule="auto"/>
+            </w:pPr>
+            <w:r>
+              <w:rPr>
+                <w:rFonts w:ascii="Courier New" w:hAnsi="Courier New" w:eastAsia="Courier New"/>
+                <w:sz w:val="15"/>
+              </w:rPr>
+              <w:t xml:space="preserve">    }</w:t>
+            </w:r>
+          </w:p>
+          <w:p>
+            <w:pPr>
+              <w:spacing w:line="240" w:lineRule="auto"/>
+            </w:pPr>
+            <w:r>
+              <w:rPr>
+                <w:rFonts w:ascii="Courier New" w:hAnsi="Courier New" w:eastAsia="Courier New"/>
+                <w:sz w:val="15"/>
+              </w:rPr>
+              <w:t xml:space="preserve">    $rel = ($A[2] -replace '\\', '/').Trim('/')</w:t>
+            </w:r>
+          </w:p>
+          <w:p>
+            <w:pPr>
+              <w:spacing w:line="240" w:lineRule="auto"/>
+            </w:pPr>
+            <w:r>
+              <w:rPr>
+                <w:rFonts w:ascii="Courier New" w:hAnsi="Courier New" w:eastAsia="Courier New"/>
+                <w:sz w:val="15"/>
+              </w:rPr>
+              <w:t xml:space="preserve">    if ($rel -and -not (Test-Path -LiteralPath (Join-Path $Root $rel) -PathType Container)) {</w:t>
+            </w:r>
+          </w:p>
+          <w:p>
+            <w:pPr>
+              <w:spacing w:line="240" w:lineRule="auto"/>
+            </w:pPr>
+            <w:r>
+              <w:rPr>
+                <w:rFonts w:ascii="Courier New" w:hAnsi="Courier New" w:eastAsia="Courier New"/>
+                <w:sz w:val="15"/>
+              </w:rPr>
+              <w:t xml:space="preserve">        Say "ОШИБКА: нет папки $($A[2]) в проекте"</w:t>
+            </w:r>
+          </w:p>
+          <w:p>
+            <w:pPr>
+              <w:spacing w:line="240" w:lineRule="auto"/>
+            </w:pPr>
+            <w:r>
+              <w:rPr>
+                <w:rFonts w:ascii="Courier New" w:hAnsi="Courier New" w:eastAsia="Courier New"/>
+                <w:sz w:val="15"/>
+              </w:rPr>
+              <w:t xml:space="preserve">        exit 1</w:t>
+            </w:r>
+          </w:p>
+          <w:p>
+            <w:pPr>
+              <w:spacing w:line="240" w:lineRule="auto"/>
+            </w:pPr>
+            <w:r>
+              <w:rPr>
+                <w:rFonts w:ascii="Courier New" w:hAnsi="Courier New" w:eastAsia="Courier New"/>
+                <w:sz w:val="15"/>
+              </w:rPr>
+              <w:t xml:space="preserve">    }</w:t>
+            </w:r>
+          </w:p>
+          <w:p>
+            <w:pPr>
+              <w:spacing w:line="240" w:lineRule="auto"/>
+            </w:pPr>
+            <w:r>
+              <w:rPr>
+                <w:rFonts w:ascii="Courier New" w:hAnsi="Courier New" w:eastAsia="Courier New"/>
+                <w:sz w:val="15"/>
+              </w:rPr>
+              <w:t xml:space="preserve">    $tracked = $null</w:t>
+            </w:r>
+          </w:p>
+          <w:p>
+            <w:pPr>
+              <w:spacing w:line="240" w:lineRule="auto"/>
+            </w:pPr>
+            <w:r>
+              <w:rPr>
+                <w:rFonts w:ascii="Courier New" w:hAnsi="Courier New" w:eastAsia="Courier New"/>
+                <w:sz w:val="15"/>
+              </w:rPr>
+              <w:t xml:space="preserve">    if ($mode -eq 'git') {</w:t>
+            </w:r>
+          </w:p>
+          <w:p>
+            <w:pPr>
+              <w:spacing w:line="240" w:lineRule="auto"/>
+            </w:pPr>
+            <w:r>
+              <w:rPr>
+                <w:rFonts w:ascii="Courier New" w:hAnsi="Courier New" w:eastAsia="Courier New"/>
+                <w:sz w:val="15"/>
+              </w:rPr>
+              <w:t xml:space="preserve">        $tracked = @{}</w:t>
+            </w:r>
+          </w:p>
+          <w:p>
+            <w:pPr>
+              <w:spacing w:line="240" w:lineRule="auto"/>
+            </w:pPr>
+            <w:r>
+              <w:rPr>
+                <w:rFonts w:ascii="Courier New" w:hAnsi="Courier New" w:eastAsia="Courier New"/>
+                <w:sz w:val="15"/>
+              </w:rPr>
+              <w:t xml:space="preserve">        foreach ($f in (&amp; git -C $Root -c core.quotepath=false ls-files)) { $tracked[$f] = $true }</w:t>
+            </w:r>
+          </w:p>
+          <w:p>
+            <w:pPr>
+              <w:spacing w:line="240" w:lineRule="auto"/>
+            </w:pPr>
+            <w:r>
+              <w:rPr>
+                <w:rFonts w:ascii="Courier New" w:hAnsi="Courier New" w:eastAsia="Courier New"/>
+                <w:sz w:val="15"/>
+              </w:rPr>
+              <w:t xml:space="preserve">    }</w:t>
+            </w:r>
+          </w:p>
+          <w:p>
+            <w:pPr>
+              <w:spacing w:line="240" w:lineRule="auto"/>
+            </w:pPr>
+            <w:r>
+              <w:rPr>
+                <w:rFonts w:ascii="Courier New" w:hAnsi="Courier New" w:eastAsia="Courier New"/>
+                <w:sz w:val="15"/>
+              </w:rPr>
+              <w:t xml:space="preserve">    Say ('Дерево проекта: ' + $(if ($rel) { $rel } else { '.' }) + $(if ($mode -eq 'git') { ' (файлы git)' } else { ' (все файлы, кроме .git)' }))</w:t>
+            </w:r>
+          </w:p>
+          <w:p>
+            <w:pPr>
+              <w:spacing w:line="240" w:lineRule="auto"/>
+            </w:pPr>
+            <w:r>
+              <w:rPr>
+                <w:rFonts w:ascii="Courier New" w:hAnsi="Courier New" w:eastAsia="Courier New"/>
+                <w:sz w:val="15"/>
+              </w:rPr>
+              <w:t xml:space="preserve">    Show-Tree $rel '' $tracked</w:t>
+            </w:r>
+          </w:p>
+          <w:p>
+            <w:pPr>
+              <w:spacing w:line="240" w:lineRule="auto"/>
+            </w:pPr>
+            <w:r>
+              <w:rPr>
+                <w:rFonts w:ascii="Courier New" w:hAnsi="Courier New" w:eastAsia="Courier New"/>
+                <w:sz w:val="15"/>
+              </w:rPr>
+              <w:t xml:space="preserve">    Say ("Папок: $($TreeCount.dirs), файлов: $($TreeCount.files)")</w:t>
+            </w:r>
+          </w:p>
+          <w:p>
+            <w:pPr>
+              <w:spacing w:line="240" w:lineRule="auto"/>
+            </w:pPr>
+            <w:r>
+              <w:rPr>
+                <w:rFonts w:ascii="Courier New" w:hAnsi="Courier New" w:eastAsia="Courier New"/>
+                <w:sz w:val="15"/>
+              </w:rPr>
+              <w:t xml:space="preserve">    exit 0</w:t>
             </w:r>
           </w:p>
           <w:p>
